--- a/最新開獎紀錄.docx
+++ b/最新開獎紀錄.docx
@@ -171,7 +171,7 @@
               <w:rPr>
                 <w:sz w:val="16"/>
               </w:rPr>
-              <w:t>115000182</w:t>
+              <w:t>115000184</w:t>
             </w:r>
           </w:p>
         </w:tc>
@@ -193,7 +193,7 @@
               <w:rPr>
                 <w:sz w:val="16"/>
               </w:rPr>
-              <w:t>115.07.28</w:t>
+              <w:t>115.07.30</w:t>
             </w:r>
           </w:p>
         </w:tc>
@@ -215,7 +215,7 @@
               <w:rPr>
                 <w:sz w:val="16"/>
               </w:rPr>
-              <w:t>05  08  13  23  31</w:t>
+              <w:t>04  07  08  16  38</w:t>
             </w:r>
           </w:p>
         </w:tc>
@@ -242,7 +242,7 @@
               <w:rPr>
                 <w:sz w:val="16"/>
               </w:rPr>
-              <w:t>115000181</w:t>
+              <w:t>115000183</w:t>
             </w:r>
           </w:p>
         </w:tc>
@@ -264,7 +264,7 @@
               <w:rPr>
                 <w:sz w:val="16"/>
               </w:rPr>
-              <w:t>115.07.27</w:t>
+              <w:t>115.07.29</w:t>
             </w:r>
           </w:p>
         </w:tc>
@@ -286,7 +286,7 @@
               <w:rPr>
                 <w:sz w:val="16"/>
               </w:rPr>
-              <w:t>07  16  19  24  32</w:t>
+              <w:t>05  14  32  33  36</w:t>
             </w:r>
           </w:p>
         </w:tc>
@@ -313,7 +313,7 @@
               <w:rPr>
                 <w:sz w:val="16"/>
               </w:rPr>
-              <w:t>115000180</w:t>
+              <w:t>115000182</w:t>
             </w:r>
           </w:p>
         </w:tc>
@@ -335,7 +335,7 @@
               <w:rPr>
                 <w:sz w:val="16"/>
               </w:rPr>
-              <w:t>115.07.25</w:t>
+              <w:t>115.07.28</w:t>
             </w:r>
           </w:p>
         </w:tc>
@@ -357,7 +357,7 @@
               <w:rPr>
                 <w:sz w:val="16"/>
               </w:rPr>
-              <w:t>08  12  16  23  39</w:t>
+              <w:t>05  08  13  23  31</w:t>
             </w:r>
           </w:p>
         </w:tc>
@@ -384,7 +384,7 @@
               <w:rPr>
                 <w:sz w:val="16"/>
               </w:rPr>
-              <w:t>115000179</w:t>
+              <w:t>115000181</w:t>
             </w:r>
           </w:p>
         </w:tc>
@@ -406,7 +406,7 @@
               <w:rPr>
                 <w:sz w:val="16"/>
               </w:rPr>
-              <w:t>115.07.24</w:t>
+              <w:t>115.07.27</w:t>
             </w:r>
           </w:p>
         </w:tc>
@@ -428,7 +428,7 @@
               <w:rPr>
                 <w:sz w:val="16"/>
               </w:rPr>
-              <w:t>05  17  27  29  36</w:t>
+              <w:t>07  16  19  24  32</w:t>
             </w:r>
           </w:p>
         </w:tc>
@@ -455,7 +455,7 @@
               <w:rPr>
                 <w:sz w:val="16"/>
               </w:rPr>
-              <w:t>115000178</w:t>
+              <w:t>115000180</w:t>
             </w:r>
           </w:p>
         </w:tc>
@@ -477,7 +477,7 @@
               <w:rPr>
                 <w:sz w:val="16"/>
               </w:rPr>
-              <w:t>115.07.23</w:t>
+              <w:t>115.07.25</w:t>
             </w:r>
           </w:p>
         </w:tc>
@@ -499,7 +499,7 @@
               <w:rPr>
                 <w:sz w:val="16"/>
               </w:rPr>
-              <w:t>12  14  19  25  26</w:t>
+              <w:t>08  12  16  23  39</w:t>
             </w:r>
           </w:p>
         </w:tc>
@@ -526,7 +526,7 @@
               <w:rPr>
                 <w:sz w:val="16"/>
               </w:rPr>
-              <w:t>115000177</w:t>
+              <w:t>115000179</w:t>
             </w:r>
           </w:p>
         </w:tc>
@@ -548,7 +548,7 @@
               <w:rPr>
                 <w:sz w:val="16"/>
               </w:rPr>
-              <w:t>115.07.22</w:t>
+              <w:t>115.07.24</w:t>
             </w:r>
           </w:p>
         </w:tc>
@@ -570,7 +570,7 @@
               <w:rPr>
                 <w:sz w:val="16"/>
               </w:rPr>
-              <w:t>03  14  19  21  31</w:t>
+              <w:t>05  17  27  29  36</w:t>
             </w:r>
           </w:p>
         </w:tc>
@@ -597,7 +597,7 @@
               <w:rPr>
                 <w:sz w:val="16"/>
               </w:rPr>
-              <w:t>115000176</w:t>
+              <w:t>115000178</w:t>
             </w:r>
           </w:p>
         </w:tc>
@@ -619,7 +619,7 @@
               <w:rPr>
                 <w:sz w:val="16"/>
               </w:rPr>
-              <w:t>115.07.21</w:t>
+              <w:t>115.07.23</w:t>
             </w:r>
           </w:p>
         </w:tc>
@@ -641,7 +641,7 @@
               <w:rPr>
                 <w:sz w:val="16"/>
               </w:rPr>
-              <w:t>12  19  27  37  39</w:t>
+              <w:t>12  14  19  25  26</w:t>
             </w:r>
           </w:p>
         </w:tc>
@@ -668,7 +668,7 @@
               <w:rPr>
                 <w:sz w:val="16"/>
               </w:rPr>
-              <w:t>115000175</w:t>
+              <w:t>115000177</w:t>
             </w:r>
           </w:p>
         </w:tc>
@@ -690,7 +690,7 @@
               <w:rPr>
                 <w:sz w:val="16"/>
               </w:rPr>
-              <w:t>115.07.20</w:t>
+              <w:t>115.07.22</w:t>
             </w:r>
           </w:p>
         </w:tc>
@@ -712,7 +712,7 @@
               <w:rPr>
                 <w:sz w:val="16"/>
               </w:rPr>
-              <w:t>10  12  13  20  24</w:t>
+              <w:t>03  14  19  21  31</w:t>
             </w:r>
           </w:p>
         </w:tc>
@@ -739,7 +739,7 @@
               <w:rPr>
                 <w:sz w:val="16"/>
               </w:rPr>
-              <w:t>115000174</w:t>
+              <w:t>115000176</w:t>
             </w:r>
           </w:p>
         </w:tc>
@@ -761,7 +761,7 @@
               <w:rPr>
                 <w:sz w:val="16"/>
               </w:rPr>
-              <w:t>115.07.18</w:t>
+              <w:t>115.07.21</w:t>
             </w:r>
           </w:p>
         </w:tc>
@@ -783,7 +783,7 @@
               <w:rPr>
                 <w:sz w:val="16"/>
               </w:rPr>
-              <w:t>18  29  33  34  37</w:t>
+              <w:t>12  19  27  37  39</w:t>
             </w:r>
           </w:p>
         </w:tc>
@@ -810,7 +810,7 @@
               <w:rPr>
                 <w:sz w:val="16"/>
               </w:rPr>
-              <w:t>115000173</w:t>
+              <w:t>115000175</w:t>
             </w:r>
           </w:p>
         </w:tc>
@@ -832,7 +832,7 @@
               <w:rPr>
                 <w:sz w:val="16"/>
               </w:rPr>
-              <w:t>115.07.17</w:t>
+              <w:t>115.07.20</w:t>
             </w:r>
           </w:p>
         </w:tc>
@@ -854,7 +854,7 @@
               <w:rPr>
                 <w:sz w:val="16"/>
               </w:rPr>
-              <w:t>10  12  28  29  35</w:t>
+              <w:t>10  12  13  20  24</w:t>
             </w:r>
           </w:p>
         </w:tc>
@@ -983,7 +983,7 @@
               <w:rPr>
                 <w:sz w:val="16"/>
               </w:rPr>
-              <w:t>07/28(二)</w:t>
+              <w:t>07/29(三)</w:t>
             </w:r>
           </w:p>
         </w:tc>
@@ -1005,7 +1005,7 @@
               <w:rPr>
                 <w:sz w:val="16"/>
               </w:rPr>
-              <w:t>7  1  6</w:t>
+              <w:t>8  4  6</w:t>
             </w:r>
           </w:p>
         </w:tc>
@@ -1031,7 +1031,7 @@
               <w:rPr>
                 <w:sz w:val="16"/>
               </w:rPr>
-              <w:t>07/27(一)</w:t>
+              <w:t>07/28(二)</w:t>
             </w:r>
           </w:p>
         </w:tc>
@@ -1052,7 +1052,7 @@
               <w:rPr>
                 <w:sz w:val="16"/>
               </w:rPr>
-              <w:t>6  0  2</w:t>
+              <w:t>7  1  6</w:t>
             </w:r>
           </w:p>
         </w:tc>
@@ -1078,7 +1078,7 @@
               <w:rPr>
                 <w:sz w:val="16"/>
               </w:rPr>
-              <w:t>07/25(六)</w:t>
+              <w:t>07/27(一)</w:t>
             </w:r>
           </w:p>
         </w:tc>
@@ -1099,7 +1099,7 @@
               <w:rPr>
                 <w:sz w:val="16"/>
               </w:rPr>
-              <w:t>1  8  3</w:t>
+              <w:t>6  0  2</w:t>
             </w:r>
           </w:p>
         </w:tc>
@@ -1125,7 +1125,7 @@
               <w:rPr>
                 <w:sz w:val="16"/>
               </w:rPr>
-              <w:t>07/24(五)</w:t>
+              <w:t>07/25(六)</w:t>
             </w:r>
           </w:p>
         </w:tc>
@@ -1146,7 +1146,7 @@
               <w:rPr>
                 <w:sz w:val="16"/>
               </w:rPr>
-              <w:t>5  4  0</w:t>
+              <w:t>1  8  3</w:t>
             </w:r>
           </w:p>
         </w:tc>
@@ -1172,7 +1172,7 @@
               <w:rPr>
                 <w:sz w:val="16"/>
               </w:rPr>
-              <w:t>07/23(四)</w:t>
+              <w:t>07/24(五)</w:t>
             </w:r>
           </w:p>
         </w:tc>
@@ -1193,7 +1193,7 @@
               <w:rPr>
                 <w:sz w:val="16"/>
               </w:rPr>
-              <w:t>0  1  8</w:t>
+              <w:t>5  4  0</w:t>
             </w:r>
           </w:p>
         </w:tc>
@@ -1219,7 +1219,7 @@
               <w:rPr>
                 <w:sz w:val="16"/>
               </w:rPr>
-              <w:t>07/22(三)</w:t>
+              <w:t>07/23(四)</w:t>
             </w:r>
           </w:p>
         </w:tc>
@@ -1240,7 +1240,7 @@
               <w:rPr>
                 <w:sz w:val="16"/>
               </w:rPr>
-              <w:t>5  0  2</w:t>
+              <w:t>0  1  8</w:t>
             </w:r>
           </w:p>
         </w:tc>
@@ -1266,7 +1266,7 @@
               <w:rPr>
                 <w:sz w:val="16"/>
               </w:rPr>
-              <w:t>07/21(二)</w:t>
+              <w:t>07/22(三)</w:t>
             </w:r>
           </w:p>
         </w:tc>
@@ -1287,7 +1287,7 @@
               <w:rPr>
                 <w:sz w:val="16"/>
               </w:rPr>
-              <w:t>4  1  8</w:t>
+              <w:t>5  0  2</w:t>
             </w:r>
           </w:p>
         </w:tc>
@@ -1313,7 +1313,7 @@
               <w:rPr>
                 <w:sz w:val="16"/>
               </w:rPr>
-              <w:t>07/20(一)</w:t>
+              <w:t>07/21(二)</w:t>
             </w:r>
           </w:p>
         </w:tc>
@@ -1334,7 +1334,7 @@
               <w:rPr>
                 <w:sz w:val="16"/>
               </w:rPr>
-              <w:t>3  0  1</w:t>
+              <w:t>4  1  8</w:t>
             </w:r>
           </w:p>
         </w:tc>
@@ -1360,7 +1360,7 @@
               <w:rPr>
                 <w:sz w:val="16"/>
               </w:rPr>
-              <w:t>07/18(六)</w:t>
+              <w:t>07/20(一)</w:t>
             </w:r>
           </w:p>
         </w:tc>
@@ -1381,7 +1381,7 @@
               <w:rPr>
                 <w:sz w:val="16"/>
               </w:rPr>
-              <w:t>6  6  7</w:t>
+              <w:t>3  0  1</w:t>
             </w:r>
           </w:p>
         </w:tc>
@@ -1407,7 +1407,7 @@
               <w:rPr>
                 <w:sz w:val="16"/>
               </w:rPr>
-              <w:t>07/17(五)</w:t>
+              <w:t>07/18(六)</w:t>
             </w:r>
           </w:p>
         </w:tc>
@@ -1428,7 +1428,7 @@
               <w:rPr>
                 <w:sz w:val="16"/>
               </w:rPr>
-              <w:t>4  1  3</w:t>
+              <w:t>6  6  7</w:t>
             </w:r>
           </w:p>
         </w:tc>
@@ -1664,7 +1664,7 @@
               <w:rPr>
                 <w:sz w:val="16"/>
               </w:rPr>
-              <w:t>115000060</w:t>
+              <w:t>115000061</w:t>
             </w:r>
           </w:p>
         </w:tc>
@@ -1686,7 +1686,7 @@
               <w:rPr>
                 <w:sz w:val="16"/>
               </w:rPr>
-              <w:t>115.07.27</w:t>
+              <w:t>115.07.30</w:t>
             </w:r>
           </w:p>
         </w:tc>
@@ -1708,7 +1708,7 @@
               <w:rPr>
                 <w:sz w:val="16"/>
               </w:rPr>
-              <w:t>19  22  28  31  33  35</w:t>
+              <w:t>08  14  17  19  21  23</w:t>
             </w:r>
           </w:p>
         </w:tc>
@@ -1757,7 +1757,7 @@
               <w:rPr>
                 <w:sz w:val="16"/>
               </w:rPr>
-              <w:t>115000059</w:t>
+              <w:t>115000060</w:t>
             </w:r>
           </w:p>
         </w:tc>
@@ -1779,7 +1779,7 @@
               <w:rPr>
                 <w:sz w:val="16"/>
               </w:rPr>
-              <w:t>115.07.23</w:t>
+              <w:t>115.07.27</w:t>
             </w:r>
           </w:p>
         </w:tc>
@@ -1801,7 +1801,7 @@
               <w:rPr>
                 <w:sz w:val="16"/>
               </w:rPr>
-              <w:t>08  10  13  21  29  31</w:t>
+              <w:t>19  22  28  31  33  35</w:t>
             </w:r>
           </w:p>
         </w:tc>
@@ -1850,7 +1850,7 @@
               <w:rPr>
                 <w:sz w:val="16"/>
               </w:rPr>
-              <w:t>115000058</w:t>
+              <w:t>115000059</w:t>
             </w:r>
           </w:p>
         </w:tc>
@@ -1872,7 +1872,7 @@
               <w:rPr>
                 <w:sz w:val="16"/>
               </w:rPr>
-              <w:t>115.07.20</w:t>
+              <w:t>115.07.23</w:t>
             </w:r>
           </w:p>
         </w:tc>
@@ -1894,7 +1894,7 @@
               <w:rPr>
                 <w:sz w:val="16"/>
               </w:rPr>
-              <w:t>06  12  13  23  29  31</w:t>
+              <w:t>08  10  13  21  29  31</w:t>
             </w:r>
           </w:p>
         </w:tc>
@@ -1916,7 +1916,7 @@
               <w:rPr>
                 <w:sz w:val="16"/>
               </w:rPr>
-              <w:t>02</w:t>
+              <w:t>07</w:t>
             </w:r>
           </w:p>
         </w:tc>
@@ -1943,7 +1943,7 @@
               <w:rPr>
                 <w:sz w:val="16"/>
               </w:rPr>
-              <w:t>115000057</w:t>
+              <w:t>115000058</w:t>
             </w:r>
           </w:p>
         </w:tc>
@@ -1965,7 +1965,7 @@
               <w:rPr>
                 <w:sz w:val="16"/>
               </w:rPr>
-              <w:t>115.07.16</w:t>
+              <w:t>115.07.20</w:t>
             </w:r>
           </w:p>
         </w:tc>
@@ -1987,7 +1987,7 @@
               <w:rPr>
                 <w:sz w:val="16"/>
               </w:rPr>
-              <w:t>17  23  25  29  34  36</w:t>
+              <w:t>06  12  13  23  29  31</w:t>
             </w:r>
           </w:p>
         </w:tc>
@@ -2009,7 +2009,7 @@
               <w:rPr>
                 <w:sz w:val="16"/>
               </w:rPr>
-              <w:t>07</w:t>
+              <w:t>02</w:t>
             </w:r>
           </w:p>
         </w:tc>
@@ -2036,7 +2036,7 @@
               <w:rPr>
                 <w:sz w:val="16"/>
               </w:rPr>
-              <w:t>115000056</w:t>
+              <w:t>115000057</w:t>
             </w:r>
           </w:p>
         </w:tc>
@@ -2058,7 +2058,7 @@
               <w:rPr>
                 <w:sz w:val="16"/>
               </w:rPr>
-              <w:t>115.07.13</w:t>
+              <w:t>115.07.16</w:t>
             </w:r>
           </w:p>
         </w:tc>
@@ -2080,7 +2080,7 @@
               <w:rPr>
                 <w:sz w:val="16"/>
               </w:rPr>
-              <w:t>11  24  29  32  35  38</w:t>
+              <w:t>17  23  25  29  34  36</w:t>
             </w:r>
           </w:p>
         </w:tc>
@@ -2102,7 +2102,7 @@
               <w:rPr>
                 <w:sz w:val="16"/>
               </w:rPr>
-              <w:t>06</w:t>
+              <w:t>07</w:t>
             </w:r>
           </w:p>
         </w:tc>
@@ -2129,7 +2129,7 @@
               <w:rPr>
                 <w:sz w:val="16"/>
               </w:rPr>
-              <w:t>115000055</w:t>
+              <w:t>115000056</w:t>
             </w:r>
           </w:p>
         </w:tc>
@@ -2151,7 +2151,7 @@
               <w:rPr>
                 <w:sz w:val="16"/>
               </w:rPr>
-              <w:t>115.07.09</w:t>
+              <w:t>115.07.13</w:t>
             </w:r>
           </w:p>
         </w:tc>
@@ -2173,7 +2173,7 @@
               <w:rPr>
                 <w:sz w:val="16"/>
               </w:rPr>
-              <w:t>10  22  24  29  35  37</w:t>
+              <w:t>11  24  29  32  35  38</w:t>
             </w:r>
           </w:p>
         </w:tc>
@@ -2222,7 +2222,7 @@
               <w:rPr>
                 <w:sz w:val="16"/>
               </w:rPr>
-              <w:t>115000054</w:t>
+              <w:t>115000055</w:t>
             </w:r>
           </w:p>
         </w:tc>
@@ -2244,7 +2244,7 @@
               <w:rPr>
                 <w:sz w:val="16"/>
               </w:rPr>
-              <w:t>115.07.06</w:t>
+              <w:t>115.07.09</w:t>
             </w:r>
           </w:p>
         </w:tc>
@@ -2266,7 +2266,7 @@
               <w:rPr>
                 <w:sz w:val="16"/>
               </w:rPr>
-              <w:t>04  12  15  24  30  31</w:t>
+              <w:t>10  22  24  29  35  37</w:t>
             </w:r>
           </w:p>
         </w:tc>
@@ -2288,7 +2288,7 @@
               <w:rPr>
                 <w:sz w:val="16"/>
               </w:rPr>
-              <w:t>01</w:t>
+              <w:t>06</w:t>
             </w:r>
           </w:p>
         </w:tc>
@@ -2315,7 +2315,7 @@
               <w:rPr>
                 <w:sz w:val="16"/>
               </w:rPr>
-              <w:t>115000053</w:t>
+              <w:t>115000054</w:t>
             </w:r>
           </w:p>
         </w:tc>
@@ -2337,7 +2337,7 @@
               <w:rPr>
                 <w:sz w:val="16"/>
               </w:rPr>
-              <w:t>115.07.02</w:t>
+              <w:t>115.07.06</w:t>
             </w:r>
           </w:p>
         </w:tc>
@@ -2359,7 +2359,7 @@
               <w:rPr>
                 <w:sz w:val="16"/>
               </w:rPr>
-              <w:t>02  11  13  21  22  35</w:t>
+              <w:t>04  12  15  24  30  31</w:t>
             </w:r>
           </w:p>
         </w:tc>
@@ -2381,7 +2381,7 @@
               <w:rPr>
                 <w:sz w:val="16"/>
               </w:rPr>
-              <w:t>03</w:t>
+              <w:t>01</w:t>
             </w:r>
           </w:p>
         </w:tc>
@@ -2408,6 +2408,7 @@
               <w:rPr>
                 <w:sz w:val="16"/>
               </w:rPr>
+              <w:t>115000053</w:t>
             </w:r>
           </w:p>
         </w:tc>
@@ -2429,6 +2430,7 @@
               <w:rPr>
                 <w:sz w:val="16"/>
               </w:rPr>
+              <w:t>115.07.02</w:t>
             </w:r>
           </w:p>
         </w:tc>
@@ -2450,6 +2452,7 @@
               <w:rPr>
                 <w:sz w:val="16"/>
               </w:rPr>
+              <w:t>02  11  13  21  22  35</w:t>
             </w:r>
           </w:p>
         </w:tc>
@@ -2471,6 +2474,7 @@
               <w:rPr>
                 <w:sz w:val="16"/>
               </w:rPr>
+              <w:t>03</w:t>
             </w:r>
           </w:p>
         </w:tc>
@@ -2689,7 +2693,7 @@
               <w:rPr>
                 <w:sz w:val="16"/>
               </w:rPr>
-              <w:t>07/27(一)</w:t>
+              <w:t>07/29(三)</w:t>
             </w:r>
           </w:p>
         </w:tc>
@@ -2711,7 +2715,7 @@
               <w:rPr>
                 <w:sz w:val="16"/>
               </w:rPr>
-              <w:t>5  9  1  0</w:t>
+              <w:t>7  6  8  5</w:t>
             </w:r>
           </w:p>
         </w:tc>
@@ -2737,7 +2741,7 @@
               <w:rPr>
                 <w:sz w:val="16"/>
               </w:rPr>
-              <w:t>07/25(六)</w:t>
+              <w:t>07/28(二)</w:t>
             </w:r>
           </w:p>
         </w:tc>
@@ -2758,7 +2762,7 @@
               <w:rPr>
                 <w:sz w:val="16"/>
               </w:rPr>
-              <w:t>9  0  4  8</w:t>
+              <w:t>0  4  3  3</w:t>
             </w:r>
           </w:p>
         </w:tc>
@@ -2784,7 +2788,7 @@
               <w:rPr>
                 <w:sz w:val="16"/>
               </w:rPr>
-              <w:t>07/24(五)</w:t>
+              <w:t>07/27(一)</w:t>
             </w:r>
           </w:p>
         </w:tc>
@@ -2805,7 +2809,7 @@
               <w:rPr>
                 <w:sz w:val="16"/>
               </w:rPr>
-              <w:t>3  1  0  8</w:t>
+              <w:t>5  9  1  0</w:t>
             </w:r>
           </w:p>
         </w:tc>
@@ -2831,7 +2835,7 @@
               <w:rPr>
                 <w:sz w:val="16"/>
               </w:rPr>
-              <w:t>07/23(四)</w:t>
+              <w:t>07/25(六)</w:t>
             </w:r>
           </w:p>
         </w:tc>
@@ -2852,7 +2856,7 @@
               <w:rPr>
                 <w:sz w:val="16"/>
               </w:rPr>
-              <w:t>5  3  5  1</w:t>
+              <w:t>9  0  4  8</w:t>
             </w:r>
           </w:p>
         </w:tc>
@@ -2878,7 +2882,7 @@
               <w:rPr>
                 <w:sz w:val="16"/>
               </w:rPr>
-              <w:t>07/22(三)</w:t>
+              <w:t>07/24(五)</w:t>
             </w:r>
           </w:p>
         </w:tc>
@@ -2899,7 +2903,7 @@
               <w:rPr>
                 <w:sz w:val="16"/>
               </w:rPr>
-              <w:t>7  9  4  7</w:t>
+              <w:t>3  1  0  8</w:t>
             </w:r>
           </w:p>
         </w:tc>
@@ -2925,7 +2929,7 @@
               <w:rPr>
                 <w:sz w:val="16"/>
               </w:rPr>
-              <w:t>07/21(二)</w:t>
+              <w:t>07/23(四)</w:t>
             </w:r>
           </w:p>
         </w:tc>
@@ -2946,7 +2950,7 @@
               <w:rPr>
                 <w:sz w:val="16"/>
               </w:rPr>
-              <w:t>0  7  5  7</w:t>
+              <w:t>5  3  5  1</w:t>
             </w:r>
           </w:p>
         </w:tc>
@@ -2972,7 +2976,7 @@
               <w:rPr>
                 <w:sz w:val="16"/>
               </w:rPr>
-              <w:t>07/20(一)</w:t>
+              <w:t>07/22(三)</w:t>
             </w:r>
           </w:p>
         </w:tc>
@@ -2993,7 +2997,7 @@
               <w:rPr>
                 <w:sz w:val="16"/>
               </w:rPr>
-              <w:t>4  0  1  4</w:t>
+              <w:t>7  9  4  7</w:t>
             </w:r>
           </w:p>
         </w:tc>
@@ -3019,7 +3023,7 @@
               <w:rPr>
                 <w:sz w:val="16"/>
               </w:rPr>
-              <w:t>07/18(六)</w:t>
+              <w:t>07/21(二)</w:t>
             </w:r>
           </w:p>
         </w:tc>
@@ -3040,7 +3044,7 @@
               <w:rPr>
                 <w:sz w:val="16"/>
               </w:rPr>
-              <w:t>7  9  9  5</w:t>
+              <w:t>0  7  5  7</w:t>
             </w:r>
           </w:p>
         </w:tc>
@@ -3066,7 +3070,7 @@
               <w:rPr>
                 <w:sz w:val="16"/>
               </w:rPr>
-              <w:t>07/17(五)</w:t>
+              <w:t>07/20(一)</w:t>
             </w:r>
           </w:p>
         </w:tc>
@@ -3087,7 +3091,7 @@
               <w:rPr>
                 <w:sz w:val="16"/>
               </w:rPr>
-              <w:t>7  4  2  0</w:t>
+              <w:t>4  0  1  4</w:t>
             </w:r>
           </w:p>
         </w:tc>
@@ -3113,7 +3117,7 @@
               <w:rPr>
                 <w:sz w:val="16"/>
               </w:rPr>
-              <w:t>07/16(四)</w:t>
+              <w:t>07/18(六)</w:t>
             </w:r>
           </w:p>
         </w:tc>
@@ -3134,7 +3138,7 @@
               <w:rPr>
                 <w:sz w:val="16"/>
               </w:rPr>
-              <w:t>6  4  2  7</w:t>
+              <w:t>7  9  9  5</w:t>
             </w:r>
           </w:p>
         </w:tc>

--- a/最新開獎紀錄.docx
+++ b/最新開獎紀錄.docx
@@ -171,7 +171,7 @@
               <w:rPr>
                 <w:sz w:val="16"/>
               </w:rPr>
-              <w:t>115000182</w:t>
+              <w:t>115000177</w:t>
             </w:r>
           </w:p>
         </w:tc>
@@ -193,7 +193,7 @@
               <w:rPr>
                 <w:sz w:val="16"/>
               </w:rPr>
-              <w:t>115.07.28</w:t>
+              <w:t>115.07.22</w:t>
             </w:r>
           </w:p>
         </w:tc>
@@ -215,7 +215,7 @@
               <w:rPr>
                 <w:sz w:val="16"/>
               </w:rPr>
-              <w:t>05  08  13  23  31</w:t>
+              <w:t>03  14  19  21  31</w:t>
             </w:r>
           </w:p>
         </w:tc>
@@ -242,7 +242,7 @@
               <w:rPr>
                 <w:sz w:val="16"/>
               </w:rPr>
-              <w:t>115000181</w:t>
+              <w:t>115000178</w:t>
             </w:r>
           </w:p>
         </w:tc>
@@ -264,7 +264,7 @@
               <w:rPr>
                 <w:sz w:val="16"/>
               </w:rPr>
-              <w:t>115.07.27</w:t>
+              <w:t>115.07.23</w:t>
             </w:r>
           </w:p>
         </w:tc>
@@ -286,7 +286,7 @@
               <w:rPr>
                 <w:sz w:val="16"/>
               </w:rPr>
-              <w:t>07  16  19  24  32</w:t>
+              <w:t>12  14  19  25  26</w:t>
             </w:r>
           </w:p>
         </w:tc>
@@ -313,7 +313,7 @@
               <w:rPr>
                 <w:sz w:val="16"/>
               </w:rPr>
-              <w:t>115000180</w:t>
+              <w:t>115000179</w:t>
             </w:r>
           </w:p>
         </w:tc>
@@ -335,7 +335,7 @@
               <w:rPr>
                 <w:sz w:val="16"/>
               </w:rPr>
-              <w:t>115.07.25</w:t>
+              <w:t>115.07.24</w:t>
             </w:r>
           </w:p>
         </w:tc>
@@ -357,7 +357,7 @@
               <w:rPr>
                 <w:sz w:val="16"/>
               </w:rPr>
-              <w:t>08  12  16  23  39</w:t>
+              <w:t>05  17  27  29  36</w:t>
             </w:r>
           </w:p>
         </w:tc>
@@ -384,7 +384,7 @@
               <w:rPr>
                 <w:sz w:val="16"/>
               </w:rPr>
-              <w:t>115000179</w:t>
+              <w:t>115000180</w:t>
             </w:r>
           </w:p>
         </w:tc>
@@ -406,7 +406,7 @@
               <w:rPr>
                 <w:sz w:val="16"/>
               </w:rPr>
-              <w:t>115.07.24</w:t>
+              <w:t>115.07.25</w:t>
             </w:r>
           </w:p>
         </w:tc>
@@ -428,7 +428,7 @@
               <w:rPr>
                 <w:sz w:val="16"/>
               </w:rPr>
-              <w:t>05  17  27  29  36</w:t>
+              <w:t>08  12  16  23  39</w:t>
             </w:r>
           </w:p>
         </w:tc>
@@ -455,7 +455,7 @@
               <w:rPr>
                 <w:sz w:val="16"/>
               </w:rPr>
-              <w:t>115000178</w:t>
+              <w:t>115000181</w:t>
             </w:r>
           </w:p>
         </w:tc>
@@ -477,7 +477,7 @@
               <w:rPr>
                 <w:sz w:val="16"/>
               </w:rPr>
-              <w:t>115.07.23</w:t>
+              <w:t>115.07.27</w:t>
             </w:r>
           </w:p>
         </w:tc>
@@ -499,7 +499,7 @@
               <w:rPr>
                 <w:sz w:val="16"/>
               </w:rPr>
-              <w:t>12  14  19  25  26</w:t>
+              <w:t>07  16  19  24  32</w:t>
             </w:r>
           </w:p>
         </w:tc>
@@ -526,7 +526,7 @@
               <w:rPr>
                 <w:sz w:val="16"/>
               </w:rPr>
-              <w:t>115000177</w:t>
+              <w:t>115000182</w:t>
             </w:r>
           </w:p>
         </w:tc>
@@ -548,7 +548,7 @@
               <w:rPr>
                 <w:sz w:val="16"/>
               </w:rPr>
-              <w:t>115.07.22</w:t>
+              <w:t>115.07.28</w:t>
             </w:r>
           </w:p>
         </w:tc>
@@ -570,7 +570,7 @@
               <w:rPr>
                 <w:sz w:val="16"/>
               </w:rPr>
-              <w:t>03  14  19  21  31</w:t>
+              <w:t>05  08  13  23  31</w:t>
             </w:r>
           </w:p>
         </w:tc>
@@ -597,7 +597,7 @@
               <w:rPr>
                 <w:sz w:val="16"/>
               </w:rPr>
-              <w:t>115000176</w:t>
+              <w:t>115000183</w:t>
             </w:r>
           </w:p>
         </w:tc>
@@ -619,7 +619,7 @@
               <w:rPr>
                 <w:sz w:val="16"/>
               </w:rPr>
-              <w:t>115.07.21</w:t>
+              <w:t>115.07.29</w:t>
             </w:r>
           </w:p>
         </w:tc>
@@ -641,7 +641,7 @@
               <w:rPr>
                 <w:sz w:val="16"/>
               </w:rPr>
-              <w:t>12  19  27  37  39</w:t>
+              <w:t>05  14  32  33  36</w:t>
             </w:r>
           </w:p>
         </w:tc>
@@ -668,7 +668,7 @@
               <w:rPr>
                 <w:sz w:val="16"/>
               </w:rPr>
-              <w:t>115000175</w:t>
+              <w:t>115000184</w:t>
             </w:r>
           </w:p>
         </w:tc>
@@ -690,7 +690,7 @@
               <w:rPr>
                 <w:sz w:val="16"/>
               </w:rPr>
-              <w:t>115.07.20</w:t>
+              <w:t>115.07.30</w:t>
             </w:r>
           </w:p>
         </w:tc>
@@ -712,7 +712,7 @@
               <w:rPr>
                 <w:sz w:val="16"/>
               </w:rPr>
-              <w:t>10  12  13  20  24</w:t>
+              <w:t>04  07  08  16  38</w:t>
             </w:r>
           </w:p>
         </w:tc>
@@ -739,7 +739,7 @@
               <w:rPr>
                 <w:sz w:val="16"/>
               </w:rPr>
-              <w:t>115000174</w:t>
+              <w:t>115000185</w:t>
             </w:r>
           </w:p>
         </w:tc>
@@ -761,7 +761,7 @@
               <w:rPr>
                 <w:sz w:val="16"/>
               </w:rPr>
-              <w:t>115.07.18</w:t>
+              <w:t>115.07.31</w:t>
             </w:r>
           </w:p>
         </w:tc>
@@ -783,7 +783,7 @@
               <w:rPr>
                 <w:sz w:val="16"/>
               </w:rPr>
-              <w:t>18  29  33  34  37</w:t>
+              <w:t>01  09  12  25  26</w:t>
             </w:r>
           </w:p>
         </w:tc>
@@ -810,7 +810,7 @@
               <w:rPr>
                 <w:sz w:val="16"/>
               </w:rPr>
-              <w:t>115000173</w:t>
+              <w:t>115000186</w:t>
             </w:r>
           </w:p>
         </w:tc>
@@ -832,7 +832,7 @@
               <w:rPr>
                 <w:sz w:val="16"/>
               </w:rPr>
-              <w:t>115.07.17</w:t>
+              <w:t>115.08.01</w:t>
             </w:r>
           </w:p>
         </w:tc>
@@ -854,7 +854,7 @@
               <w:rPr>
                 <w:sz w:val="16"/>
               </w:rPr>
-              <w:t>10  12  28  29  35</w:t>
+              <w:t>06  11  18  22  29</w:t>
             </w:r>
           </w:p>
         </w:tc>
@@ -983,7 +983,7 @@
               <w:rPr>
                 <w:sz w:val="16"/>
               </w:rPr>
-              <w:t>07/28(二)</w:t>
+              <w:t>07/22(三)</w:t>
             </w:r>
           </w:p>
         </w:tc>
@@ -1005,7 +1005,7 @@
               <w:rPr>
                 <w:sz w:val="16"/>
               </w:rPr>
-              <w:t>7  1  6</w:t>
+              <w:t>5  0  2</w:t>
             </w:r>
           </w:p>
         </w:tc>
@@ -1031,7 +1031,7 @@
               <w:rPr>
                 <w:sz w:val="16"/>
               </w:rPr>
-              <w:t>07/27(一)</w:t>
+              <w:t>07/23(四)</w:t>
             </w:r>
           </w:p>
         </w:tc>
@@ -1052,7 +1052,7 @@
               <w:rPr>
                 <w:sz w:val="16"/>
               </w:rPr>
-              <w:t>6  0  2</w:t>
+              <w:t>0  1  8</w:t>
             </w:r>
           </w:p>
         </w:tc>
@@ -1078,7 +1078,7 @@
               <w:rPr>
                 <w:sz w:val="16"/>
               </w:rPr>
-              <w:t>07/25(六)</w:t>
+              <w:t>07/24(五)</w:t>
             </w:r>
           </w:p>
         </w:tc>
@@ -1099,7 +1099,7 @@
               <w:rPr>
                 <w:sz w:val="16"/>
               </w:rPr>
-              <w:t>1  8  3</w:t>
+              <w:t>5  4  0</w:t>
             </w:r>
           </w:p>
         </w:tc>
@@ -1125,7 +1125,7 @@
               <w:rPr>
                 <w:sz w:val="16"/>
               </w:rPr>
-              <w:t>07/24(五)</w:t>
+              <w:t>07/25(六)</w:t>
             </w:r>
           </w:p>
         </w:tc>
@@ -1146,7 +1146,7 @@
               <w:rPr>
                 <w:sz w:val="16"/>
               </w:rPr>
-              <w:t>5  4  0</w:t>
+              <w:t>1  8  3</w:t>
             </w:r>
           </w:p>
         </w:tc>
@@ -1172,7 +1172,7 @@
               <w:rPr>
                 <w:sz w:val="16"/>
               </w:rPr>
-              <w:t>07/23(四)</w:t>
+              <w:t>07/27(一)</w:t>
             </w:r>
           </w:p>
         </w:tc>
@@ -1193,7 +1193,7 @@
               <w:rPr>
                 <w:sz w:val="16"/>
               </w:rPr>
-              <w:t>0  1  8</w:t>
+              <w:t>6  0  2</w:t>
             </w:r>
           </w:p>
         </w:tc>
@@ -1219,7 +1219,7 @@
               <w:rPr>
                 <w:sz w:val="16"/>
               </w:rPr>
-              <w:t>07/22(三)</w:t>
+              <w:t>07/28(二)</w:t>
             </w:r>
           </w:p>
         </w:tc>
@@ -1240,7 +1240,7 @@
               <w:rPr>
                 <w:sz w:val="16"/>
               </w:rPr>
-              <w:t>5  0  2</w:t>
+              <w:t>7  1  6</w:t>
             </w:r>
           </w:p>
         </w:tc>
@@ -1266,7 +1266,7 @@
               <w:rPr>
                 <w:sz w:val="16"/>
               </w:rPr>
-              <w:t>07/21(二)</w:t>
+              <w:t>07/29(三)</w:t>
             </w:r>
           </w:p>
         </w:tc>
@@ -1287,7 +1287,7 @@
               <w:rPr>
                 <w:sz w:val="16"/>
               </w:rPr>
-              <w:t>4  1  8</w:t>
+              <w:t>8  4  6</w:t>
             </w:r>
           </w:p>
         </w:tc>
@@ -1313,7 +1313,7 @@
               <w:rPr>
                 <w:sz w:val="16"/>
               </w:rPr>
-              <w:t>07/20(一)</w:t>
+              <w:t>07/30(四)</w:t>
             </w:r>
           </w:p>
         </w:tc>
@@ -1334,7 +1334,7 @@
               <w:rPr>
                 <w:sz w:val="16"/>
               </w:rPr>
-              <w:t>3  0  1</w:t>
+              <w:t>2  8  5</w:t>
             </w:r>
           </w:p>
         </w:tc>
@@ -1360,7 +1360,7 @@
               <w:rPr>
                 <w:sz w:val="16"/>
               </w:rPr>
-              <w:t>07/18(六)</w:t>
+              <w:t>07/31(五)</w:t>
             </w:r>
           </w:p>
         </w:tc>
@@ -1381,7 +1381,7 @@
               <w:rPr>
                 <w:sz w:val="16"/>
               </w:rPr>
-              <w:t>6  6  7</w:t>
+              <w:t>1  3  9</w:t>
             </w:r>
           </w:p>
         </w:tc>
@@ -1407,7 +1407,7 @@
               <w:rPr>
                 <w:sz w:val="16"/>
               </w:rPr>
-              <w:t>07/17(五)</w:t>
+              <w:t>08/01(六)</w:t>
             </w:r>
           </w:p>
         </w:tc>
@@ -1428,7 +1428,7 @@
               <w:rPr>
                 <w:sz w:val="16"/>
               </w:rPr>
-              <w:t>4  1  3</w:t>
+              <w:t>5  6  6</w:t>
             </w:r>
           </w:p>
         </w:tc>
@@ -1664,7 +1664,7 @@
               <w:rPr>
                 <w:sz w:val="16"/>
               </w:rPr>
-              <w:t>115000060</w:t>
+              <w:t>115000053</w:t>
             </w:r>
           </w:p>
         </w:tc>
@@ -1686,7 +1686,7 @@
               <w:rPr>
                 <w:sz w:val="16"/>
               </w:rPr>
-              <w:t>115.07.27</w:t>
+              <w:t>115.07.02</w:t>
             </w:r>
           </w:p>
         </w:tc>
@@ -1708,7 +1708,7 @@
               <w:rPr>
                 <w:sz w:val="16"/>
               </w:rPr>
-              <w:t>19  22  28  31  33  35</w:t>
+              <w:t>02  11  13  21  22  35</w:t>
             </w:r>
           </w:p>
         </w:tc>
@@ -1730,7 +1730,7 @@
               <w:rPr>
                 <w:sz w:val="16"/>
               </w:rPr>
-              <w:t>07</w:t>
+              <w:t>03</w:t>
             </w:r>
           </w:p>
         </w:tc>
@@ -1757,7 +1757,7 @@
               <w:rPr>
                 <w:sz w:val="16"/>
               </w:rPr>
-              <w:t>115000059</w:t>
+              <w:t>115000054</w:t>
             </w:r>
           </w:p>
         </w:tc>
@@ -1779,7 +1779,7 @@
               <w:rPr>
                 <w:sz w:val="16"/>
               </w:rPr>
-              <w:t>115.07.23</w:t>
+              <w:t>115.07.06</w:t>
             </w:r>
           </w:p>
         </w:tc>
@@ -1801,7 +1801,7 @@
               <w:rPr>
                 <w:sz w:val="16"/>
               </w:rPr>
-              <w:t>08  10  13  21  29  31</w:t>
+              <w:t>04  12  15  24  30  31</w:t>
             </w:r>
           </w:p>
         </w:tc>
@@ -1823,7 +1823,7 @@
               <w:rPr>
                 <w:sz w:val="16"/>
               </w:rPr>
-              <w:t>07</w:t>
+              <w:t>01</w:t>
             </w:r>
           </w:p>
         </w:tc>
@@ -1850,7 +1850,7 @@
               <w:rPr>
                 <w:sz w:val="16"/>
               </w:rPr>
-              <w:t>115000058</w:t>
+              <w:t>115000055</w:t>
             </w:r>
           </w:p>
         </w:tc>
@@ -1872,7 +1872,7 @@
               <w:rPr>
                 <w:sz w:val="16"/>
               </w:rPr>
-              <w:t>115.07.20</w:t>
+              <w:t>115.07.09</w:t>
             </w:r>
           </w:p>
         </w:tc>
@@ -1894,7 +1894,7 @@
               <w:rPr>
                 <w:sz w:val="16"/>
               </w:rPr>
-              <w:t>06  12  13  23  29  31</w:t>
+              <w:t>10  22  24  29  35  37</w:t>
             </w:r>
           </w:p>
         </w:tc>
@@ -1916,7 +1916,7 @@
               <w:rPr>
                 <w:sz w:val="16"/>
               </w:rPr>
-              <w:t>02</w:t>
+              <w:t>06</w:t>
             </w:r>
           </w:p>
         </w:tc>
@@ -1943,7 +1943,7 @@
               <w:rPr>
                 <w:sz w:val="16"/>
               </w:rPr>
-              <w:t>115000057</w:t>
+              <w:t>115000056</w:t>
             </w:r>
           </w:p>
         </w:tc>
@@ -1965,7 +1965,7 @@
               <w:rPr>
                 <w:sz w:val="16"/>
               </w:rPr>
-              <w:t>115.07.16</w:t>
+              <w:t>115.07.13</w:t>
             </w:r>
           </w:p>
         </w:tc>
@@ -1987,7 +1987,7 @@
               <w:rPr>
                 <w:sz w:val="16"/>
               </w:rPr>
-              <w:t>17  23  25  29  34  36</w:t>
+              <w:t>11  24  29  32  35  38</w:t>
             </w:r>
           </w:p>
         </w:tc>
@@ -2009,7 +2009,7 @@
               <w:rPr>
                 <w:sz w:val="16"/>
               </w:rPr>
-              <w:t>07</w:t>
+              <w:t>06</w:t>
             </w:r>
           </w:p>
         </w:tc>
@@ -2036,7 +2036,7 @@
               <w:rPr>
                 <w:sz w:val="16"/>
               </w:rPr>
-              <w:t>115000056</w:t>
+              <w:t>115000057</w:t>
             </w:r>
           </w:p>
         </w:tc>
@@ -2058,7 +2058,7 @@
               <w:rPr>
                 <w:sz w:val="16"/>
               </w:rPr>
-              <w:t>115.07.13</w:t>
+              <w:t>115.07.16</w:t>
             </w:r>
           </w:p>
         </w:tc>
@@ -2080,7 +2080,7 @@
               <w:rPr>
                 <w:sz w:val="16"/>
               </w:rPr>
-              <w:t>11  24  29  32  35  38</w:t>
+              <w:t>17  23  25  29  34  36</w:t>
             </w:r>
           </w:p>
         </w:tc>
@@ -2102,7 +2102,7 @@
               <w:rPr>
                 <w:sz w:val="16"/>
               </w:rPr>
-              <w:t>06</w:t>
+              <w:t>07</w:t>
             </w:r>
           </w:p>
         </w:tc>
@@ -2129,7 +2129,7 @@
               <w:rPr>
                 <w:sz w:val="16"/>
               </w:rPr>
-              <w:t>115000055</w:t>
+              <w:t>115000058</w:t>
             </w:r>
           </w:p>
         </w:tc>
@@ -2151,7 +2151,7 @@
               <w:rPr>
                 <w:sz w:val="16"/>
               </w:rPr>
-              <w:t>115.07.09</w:t>
+              <w:t>115.07.20</w:t>
             </w:r>
           </w:p>
         </w:tc>
@@ -2173,7 +2173,7 @@
               <w:rPr>
                 <w:sz w:val="16"/>
               </w:rPr>
-              <w:t>10  22  24  29  35  37</w:t>
+              <w:t>06  12  13  23  29  31</w:t>
             </w:r>
           </w:p>
         </w:tc>
@@ -2195,7 +2195,7 @@
               <w:rPr>
                 <w:sz w:val="16"/>
               </w:rPr>
-              <w:t>06</w:t>
+              <w:t>02</w:t>
             </w:r>
           </w:p>
         </w:tc>
@@ -2222,7 +2222,7 @@
               <w:rPr>
                 <w:sz w:val="16"/>
               </w:rPr>
-              <w:t>115000054</w:t>
+              <w:t>115000059</w:t>
             </w:r>
           </w:p>
         </w:tc>
@@ -2244,7 +2244,7 @@
               <w:rPr>
                 <w:sz w:val="16"/>
               </w:rPr>
-              <w:t>115.07.06</w:t>
+              <w:t>115.07.23</w:t>
             </w:r>
           </w:p>
         </w:tc>
@@ -2266,7 +2266,7 @@
               <w:rPr>
                 <w:sz w:val="16"/>
               </w:rPr>
-              <w:t>04  12  15  24  30  31</w:t>
+              <w:t>08  10  13  21  29  31</w:t>
             </w:r>
           </w:p>
         </w:tc>
@@ -2288,7 +2288,7 @@
               <w:rPr>
                 <w:sz w:val="16"/>
               </w:rPr>
-              <w:t>01</w:t>
+              <w:t>07</w:t>
             </w:r>
           </w:p>
         </w:tc>
@@ -2315,7 +2315,7 @@
               <w:rPr>
                 <w:sz w:val="16"/>
               </w:rPr>
-              <w:t>115000053</w:t>
+              <w:t>115000060</w:t>
             </w:r>
           </w:p>
         </w:tc>
@@ -2337,7 +2337,7 @@
               <w:rPr>
                 <w:sz w:val="16"/>
               </w:rPr>
-              <w:t>115.07.02</w:t>
+              <w:t>115.07.27</w:t>
             </w:r>
           </w:p>
         </w:tc>
@@ -2359,7 +2359,7 @@
               <w:rPr>
                 <w:sz w:val="16"/>
               </w:rPr>
-              <w:t>02  11  13  21  22  35</w:t>
+              <w:t>19  22  28  31  33  35</w:t>
             </w:r>
           </w:p>
         </w:tc>
@@ -2381,7 +2381,7 @@
               <w:rPr>
                 <w:sz w:val="16"/>
               </w:rPr>
-              <w:t>03</w:t>
+              <w:t>07</w:t>
             </w:r>
           </w:p>
         </w:tc>
@@ -2408,6 +2408,7 @@
               <w:rPr>
                 <w:sz w:val="16"/>
               </w:rPr>
+              <w:t>115000061</w:t>
             </w:r>
           </w:p>
         </w:tc>
@@ -2429,6 +2430,7 @@
               <w:rPr>
                 <w:sz w:val="16"/>
               </w:rPr>
+              <w:t>115.07.30</w:t>
             </w:r>
           </w:p>
         </w:tc>
@@ -2450,6 +2452,7 @@
               <w:rPr>
                 <w:sz w:val="16"/>
               </w:rPr>
+              <w:t>08  14  17  19  21  23</w:t>
             </w:r>
           </w:p>
         </w:tc>
@@ -2471,6 +2474,7 @@
               <w:rPr>
                 <w:sz w:val="16"/>
               </w:rPr>
+              <w:t>07</w:t>
             </w:r>
           </w:p>
         </w:tc>
@@ -2689,7 +2693,7 @@
               <w:rPr>
                 <w:sz w:val="16"/>
               </w:rPr>
-              <w:t>07/27(一)</w:t>
+              <w:t>07/22(三)</w:t>
             </w:r>
           </w:p>
         </w:tc>
@@ -2711,7 +2715,7 @@
               <w:rPr>
                 <w:sz w:val="16"/>
               </w:rPr>
-              <w:t>5  9  1  0</w:t>
+              <w:t>7  9  4  7</w:t>
             </w:r>
           </w:p>
         </w:tc>
@@ -2737,7 +2741,7 @@
               <w:rPr>
                 <w:sz w:val="16"/>
               </w:rPr>
-              <w:t>07/25(六)</w:t>
+              <w:t>07/23(四)</w:t>
             </w:r>
           </w:p>
         </w:tc>
@@ -2758,7 +2762,7 @@
               <w:rPr>
                 <w:sz w:val="16"/>
               </w:rPr>
-              <w:t>9  0  4  8</w:t>
+              <w:t>5  3  5  1</w:t>
             </w:r>
           </w:p>
         </w:tc>
@@ -2831,7 +2835,7 @@
               <w:rPr>
                 <w:sz w:val="16"/>
               </w:rPr>
-              <w:t>07/23(四)</w:t>
+              <w:t>07/25(六)</w:t>
             </w:r>
           </w:p>
         </w:tc>
@@ -2852,7 +2856,7 @@
               <w:rPr>
                 <w:sz w:val="16"/>
               </w:rPr>
-              <w:t>5  3  5  1</w:t>
+              <w:t>9  0  4  8</w:t>
             </w:r>
           </w:p>
         </w:tc>
@@ -2878,7 +2882,7 @@
               <w:rPr>
                 <w:sz w:val="16"/>
               </w:rPr>
-              <w:t>07/22(三)</w:t>
+              <w:t>07/27(一)</w:t>
             </w:r>
           </w:p>
         </w:tc>
@@ -2899,7 +2903,7 @@
               <w:rPr>
                 <w:sz w:val="16"/>
               </w:rPr>
-              <w:t>7  9  4  7</w:t>
+              <w:t>5  9  1  0</w:t>
             </w:r>
           </w:p>
         </w:tc>
@@ -2925,7 +2929,7 @@
               <w:rPr>
                 <w:sz w:val="16"/>
               </w:rPr>
-              <w:t>07/21(二)</w:t>
+              <w:t>07/28(二)</w:t>
             </w:r>
           </w:p>
         </w:tc>
@@ -2946,7 +2950,7 @@
               <w:rPr>
                 <w:sz w:val="16"/>
               </w:rPr>
-              <w:t>0  7  5  7</w:t>
+              <w:t>0  4  3  3</w:t>
             </w:r>
           </w:p>
         </w:tc>
@@ -2972,7 +2976,7 @@
               <w:rPr>
                 <w:sz w:val="16"/>
               </w:rPr>
-              <w:t>07/20(一)</w:t>
+              <w:t>07/29(三)</w:t>
             </w:r>
           </w:p>
         </w:tc>
@@ -2993,7 +2997,7 @@
               <w:rPr>
                 <w:sz w:val="16"/>
               </w:rPr>
-              <w:t>4  0  1  4</w:t>
+              <w:t>7  6  8  5</w:t>
             </w:r>
           </w:p>
         </w:tc>
@@ -3019,7 +3023,7 @@
               <w:rPr>
                 <w:sz w:val="16"/>
               </w:rPr>
-              <w:t>07/18(六)</w:t>
+              <w:t>07/30(四)</w:t>
             </w:r>
           </w:p>
         </w:tc>
@@ -3040,7 +3044,7 @@
               <w:rPr>
                 <w:sz w:val="16"/>
               </w:rPr>
-              <w:t>7  9  9  5</w:t>
+              <w:t>2  9  3  1</w:t>
             </w:r>
           </w:p>
         </w:tc>
@@ -3066,7 +3070,7 @@
               <w:rPr>
                 <w:sz w:val="16"/>
               </w:rPr>
-              <w:t>07/17(五)</w:t>
+              <w:t>07/31(五)</w:t>
             </w:r>
           </w:p>
         </w:tc>
@@ -3087,7 +3091,7 @@
               <w:rPr>
                 <w:sz w:val="16"/>
               </w:rPr>
-              <w:t>7  4  2  0</w:t>
+              <w:t>7  1  9  8</w:t>
             </w:r>
           </w:p>
         </w:tc>
@@ -3113,7 +3117,7 @@
               <w:rPr>
                 <w:sz w:val="16"/>
               </w:rPr>
-              <w:t>07/16(四)</w:t>
+              <w:t>08/01(六)</w:t>
             </w:r>
           </w:p>
         </w:tc>
@@ -3134,7 +3138,7 @@
               <w:rPr>
                 <w:sz w:val="16"/>
               </w:rPr>
-              <w:t>6  4  2  7</w:t>
+              <w:t>7  1  9  5</w:t>
             </w:r>
           </w:p>
         </w:tc>
@@ -3356,7 +3360,7 @@
               <w:rPr>
                 <w:sz w:val="16"/>
               </w:rPr>
-              <w:t>115000074</w:t>
+              <w:t>115000067</w:t>
             </w:r>
           </w:p>
         </w:tc>
@@ -3378,7 +3382,7 @@
               <w:rPr>
                 <w:sz w:val="16"/>
               </w:rPr>
-              <w:t>115.07.28</w:t>
+              <w:t>115.07.03</w:t>
             </w:r>
           </w:p>
         </w:tc>
@@ -3400,7 +3404,7 @@
               <w:rPr>
                 <w:sz w:val="16"/>
               </w:rPr>
-              <w:t>08  19  24  26  32  43</w:t>
+              <w:t>11  16  19  23  39  47</w:t>
             </w:r>
           </w:p>
         </w:tc>
@@ -3422,7 +3426,7 @@
               <w:rPr>
                 <w:sz w:val="16"/>
               </w:rPr>
-              <w:t>47</w:t>
+              <w:t>15</w:t>
             </w:r>
           </w:p>
         </w:tc>
@@ -3449,7 +3453,7 @@
               <w:rPr>
                 <w:sz w:val="16"/>
               </w:rPr>
-              <w:t>115000073</w:t>
+              <w:t>115000068</w:t>
             </w:r>
           </w:p>
         </w:tc>
@@ -3471,7 +3475,7 @@
               <w:rPr>
                 <w:sz w:val="16"/>
               </w:rPr>
-              <w:t>115.07.24</w:t>
+              <w:t>115.07.07</w:t>
             </w:r>
           </w:p>
         </w:tc>
@@ -3493,7 +3497,7 @@
               <w:rPr>
                 <w:sz w:val="16"/>
               </w:rPr>
-              <w:t>03  15  27  34  35  44</w:t>
+              <w:t>08  13  15  18  19  42</w:t>
             </w:r>
           </w:p>
         </w:tc>
@@ -3515,7 +3519,7 @@
               <w:rPr>
                 <w:sz w:val="16"/>
               </w:rPr>
-              <w:t>40</w:t>
+              <w:t>37</w:t>
             </w:r>
           </w:p>
         </w:tc>
@@ -3542,7 +3546,7 @@
               <w:rPr>
                 <w:sz w:val="16"/>
               </w:rPr>
-              <w:t>115000072</w:t>
+              <w:t>115000069</w:t>
             </w:r>
           </w:p>
         </w:tc>
@@ -3564,7 +3568,7 @@
               <w:rPr>
                 <w:sz w:val="16"/>
               </w:rPr>
-              <w:t>115.07.21</w:t>
+              <w:t>115.07.10</w:t>
             </w:r>
           </w:p>
         </w:tc>
@@ -3586,7 +3590,7 @@
               <w:rPr>
                 <w:sz w:val="16"/>
               </w:rPr>
-              <w:t>02  08  15  26  35  46</w:t>
+              <w:t>03  04  15  18  29  49</w:t>
             </w:r>
           </w:p>
         </w:tc>
@@ -3608,7 +3612,7 @@
               <w:rPr>
                 <w:sz w:val="16"/>
               </w:rPr>
-              <w:t>11</w:t>
+              <w:t>13</w:t>
             </w:r>
           </w:p>
         </w:tc>
@@ -3635,7 +3639,7 @@
               <w:rPr>
                 <w:sz w:val="16"/>
               </w:rPr>
-              <w:t>115000071</w:t>
+              <w:t>115000070</w:t>
             </w:r>
           </w:p>
         </w:tc>
@@ -3657,7 +3661,7 @@
               <w:rPr>
                 <w:sz w:val="16"/>
               </w:rPr>
-              <w:t>115.07.17</w:t>
+              <w:t>115.07.14</w:t>
             </w:r>
           </w:p>
         </w:tc>
@@ -3679,7 +3683,7 @@
               <w:rPr>
                 <w:sz w:val="16"/>
               </w:rPr>
-              <w:t>01  06  12  14  17  26</w:t>
+              <w:t>10  25  34  36  45  46</w:t>
             </w:r>
           </w:p>
         </w:tc>
@@ -3701,7 +3705,7 @@
               <w:rPr>
                 <w:sz w:val="16"/>
               </w:rPr>
-              <w:t>24</w:t>
+              <w:t>07</w:t>
             </w:r>
           </w:p>
         </w:tc>
@@ -3728,7 +3732,7 @@
               <w:rPr>
                 <w:sz w:val="16"/>
               </w:rPr>
-              <w:t>115000070</w:t>
+              <w:t>115000071</w:t>
             </w:r>
           </w:p>
         </w:tc>
@@ -3750,7 +3754,7 @@
               <w:rPr>
                 <w:sz w:val="16"/>
               </w:rPr>
-              <w:t>115.07.14</w:t>
+              <w:t>115.07.17</w:t>
             </w:r>
           </w:p>
         </w:tc>
@@ -3772,7 +3776,7 @@
               <w:rPr>
                 <w:sz w:val="16"/>
               </w:rPr>
-              <w:t>10  25  34  36  45  46</w:t>
+              <w:t>01  06  12  14  17  26</w:t>
             </w:r>
           </w:p>
         </w:tc>
@@ -3794,7 +3798,7 @@
               <w:rPr>
                 <w:sz w:val="16"/>
               </w:rPr>
-              <w:t>07</w:t>
+              <w:t>24</w:t>
             </w:r>
           </w:p>
         </w:tc>
@@ -3821,7 +3825,7 @@
               <w:rPr>
                 <w:sz w:val="16"/>
               </w:rPr>
-              <w:t>115000069</w:t>
+              <w:t>115000072</w:t>
             </w:r>
           </w:p>
         </w:tc>
@@ -3843,7 +3847,7 @@
               <w:rPr>
                 <w:sz w:val="16"/>
               </w:rPr>
-              <w:t>115.07.10</w:t>
+              <w:t>115.07.21</w:t>
             </w:r>
           </w:p>
         </w:tc>
@@ -3865,7 +3869,7 @@
               <w:rPr>
                 <w:sz w:val="16"/>
               </w:rPr>
-              <w:t>03  04  15  18  29  49</w:t>
+              <w:t>02  08  15  26  35  46</w:t>
             </w:r>
           </w:p>
         </w:tc>
@@ -3887,7 +3891,7 @@
               <w:rPr>
                 <w:sz w:val="16"/>
               </w:rPr>
-              <w:t>13</w:t>
+              <w:t>11</w:t>
             </w:r>
           </w:p>
         </w:tc>
@@ -3914,7 +3918,7 @@
               <w:rPr>
                 <w:sz w:val="16"/>
               </w:rPr>
-              <w:t>115000068</w:t>
+              <w:t>115000073</w:t>
             </w:r>
           </w:p>
         </w:tc>
@@ -3936,7 +3940,7 @@
               <w:rPr>
                 <w:sz w:val="16"/>
               </w:rPr>
-              <w:t>115.07.07</w:t>
+              <w:t>115.07.24</w:t>
             </w:r>
           </w:p>
         </w:tc>
@@ -3958,7 +3962,7 @@
               <w:rPr>
                 <w:sz w:val="16"/>
               </w:rPr>
-              <w:t>08  13  15  18  19  42</w:t>
+              <w:t>03  15  27  34  35  44</w:t>
             </w:r>
           </w:p>
         </w:tc>
@@ -3980,7 +3984,7 @@
               <w:rPr>
                 <w:sz w:val="16"/>
               </w:rPr>
-              <w:t>37</w:t>
+              <w:t>40</w:t>
             </w:r>
           </w:p>
         </w:tc>
@@ -4007,7 +4011,7 @@
               <w:rPr>
                 <w:sz w:val="16"/>
               </w:rPr>
-              <w:t>115000067</w:t>
+              <w:t>115000074</w:t>
             </w:r>
           </w:p>
         </w:tc>
@@ -4029,7 +4033,7 @@
               <w:rPr>
                 <w:sz w:val="16"/>
               </w:rPr>
-              <w:t>115.07.03</w:t>
+              <w:t>115.07.28</w:t>
             </w:r>
           </w:p>
         </w:tc>
@@ -4051,7 +4055,7 @@
               <w:rPr>
                 <w:sz w:val="16"/>
               </w:rPr>
-              <w:t>11  16  19  23  39  47</w:t>
+              <w:t>08  19  24  26  32  43</w:t>
             </w:r>
           </w:p>
         </w:tc>
@@ -4073,7 +4077,7 @@
               <w:rPr>
                 <w:sz w:val="16"/>
               </w:rPr>
-              <w:t>15</w:t>
+              <w:t>47</w:t>
             </w:r>
           </w:p>
         </w:tc>
@@ -4100,6 +4104,7 @@
               <w:rPr>
                 <w:sz w:val="16"/>
               </w:rPr>
+              <w:t>115000075</w:t>
             </w:r>
           </w:p>
         </w:tc>
@@ -4121,6 +4126,7 @@
               <w:rPr>
                 <w:sz w:val="16"/>
               </w:rPr>
+              <w:t>115.07.31</w:t>
             </w:r>
           </w:p>
         </w:tc>
@@ -4142,6 +4148,7 @@
               <w:rPr>
                 <w:sz w:val="16"/>
               </w:rPr>
+              <w:t>11  20  23  33  34  44</w:t>
             </w:r>
           </w:p>
         </w:tc>
@@ -4163,6 +4170,7 @@
               <w:rPr>
                 <w:sz w:val="16"/>
               </w:rPr>
+              <w:t>10</w:t>
             </w:r>
           </w:p>
         </w:tc>

--- a/最新開獎紀錄.docx
+++ b/最新開獎紀錄.docx
@@ -56,7 +56,7 @@
                 <w:bCs/>
                 <w:color w:val="000000"/>
                 <w:kern w:val="0"/>
-                <w:sz w:val="16"/>
+                <w:sz w:val="24"/>
                 <w:szCs w:val="28"/>
                 <w14:ligatures w14:val="none"/>
               </w:rPr>
@@ -98,7 +98,7 @@
                 <w:bCs/>
                 <w:color w:val="000000"/>
                 <w:kern w:val="0"/>
-                <w:sz w:val="16"/>
+                <w:sz w:val="24"/>
                 <w:szCs w:val="28"/>
                 <w14:ligatures w14:val="none"/>
               </w:rPr>
@@ -140,7 +140,7 @@
                 <w:bCs/>
                 <w:color w:val="000000"/>
                 <w:kern w:val="0"/>
-                <w:sz w:val="16"/>
+                <w:sz w:val="24"/>
                 <w:szCs w:val="28"/>
                 <w14:ligatures w14:val="none"/>
               </w:rPr>
@@ -169,7 +169,7 @@
           <w:p>
             <w:r>
               <w:rPr>
-                <w:sz w:val="16"/>
+                <w:sz w:val="24"/>
               </w:rPr>
               <w:t>115000177</w:t>
             </w:r>
@@ -191,7 +191,7 @@
           <w:p>
             <w:r>
               <w:rPr>
-                <w:sz w:val="16"/>
+                <w:sz w:val="24"/>
               </w:rPr>
               <w:t>115.07.22</w:t>
             </w:r>
@@ -213,7 +213,7 @@
           <w:p>
             <w:r>
               <w:rPr>
-                <w:sz w:val="16"/>
+                <w:sz w:val="24"/>
               </w:rPr>
               <w:t>03  14  19  21  31</w:t>
             </w:r>
@@ -240,7 +240,7 @@
           <w:p>
             <w:r>
               <w:rPr>
-                <w:sz w:val="16"/>
+                <w:sz w:val="24"/>
               </w:rPr>
               <w:t>115000178</w:t>
             </w:r>
@@ -262,7 +262,7 @@
           <w:p>
             <w:r>
               <w:rPr>
-                <w:sz w:val="16"/>
+                <w:sz w:val="24"/>
               </w:rPr>
               <w:t>115.07.23</w:t>
             </w:r>
@@ -284,7 +284,7 @@
           <w:p>
             <w:r>
               <w:rPr>
-                <w:sz w:val="16"/>
+                <w:sz w:val="24"/>
               </w:rPr>
               <w:t>12  14  19  25  26</w:t>
             </w:r>
@@ -311,7 +311,7 @@
           <w:p>
             <w:r>
               <w:rPr>
-                <w:sz w:val="16"/>
+                <w:sz w:val="24"/>
               </w:rPr>
               <w:t>115000179</w:t>
             </w:r>
@@ -333,7 +333,7 @@
           <w:p>
             <w:r>
               <w:rPr>
-                <w:sz w:val="16"/>
+                <w:sz w:val="24"/>
               </w:rPr>
               <w:t>115.07.24</w:t>
             </w:r>
@@ -355,7 +355,7 @@
           <w:p>
             <w:r>
               <w:rPr>
-                <w:sz w:val="16"/>
+                <w:sz w:val="24"/>
               </w:rPr>
               <w:t>05  17  27  29  36</w:t>
             </w:r>
@@ -382,7 +382,7 @@
           <w:p>
             <w:r>
               <w:rPr>
-                <w:sz w:val="16"/>
+                <w:sz w:val="24"/>
               </w:rPr>
               <w:t>115000180</w:t>
             </w:r>
@@ -404,7 +404,7 @@
           <w:p>
             <w:r>
               <w:rPr>
-                <w:sz w:val="16"/>
+                <w:sz w:val="24"/>
               </w:rPr>
               <w:t>115.07.25</w:t>
             </w:r>
@@ -426,7 +426,7 @@
           <w:p>
             <w:r>
               <w:rPr>
-                <w:sz w:val="16"/>
+                <w:sz w:val="24"/>
               </w:rPr>
               <w:t>08  12  16  23  39</w:t>
             </w:r>
@@ -453,7 +453,7 @@
           <w:p>
             <w:r>
               <w:rPr>
-                <w:sz w:val="16"/>
+                <w:sz w:val="24"/>
               </w:rPr>
               <w:t>115000181</w:t>
             </w:r>
@@ -475,7 +475,7 @@
           <w:p>
             <w:r>
               <w:rPr>
-                <w:sz w:val="16"/>
+                <w:sz w:val="24"/>
               </w:rPr>
               <w:t>115.07.27</w:t>
             </w:r>
@@ -497,7 +497,7 @@
           <w:p>
             <w:r>
               <w:rPr>
-                <w:sz w:val="16"/>
+                <w:sz w:val="24"/>
               </w:rPr>
               <w:t>07  16  19  24  32</w:t>
             </w:r>
@@ -524,7 +524,7 @@
           <w:p>
             <w:r>
               <w:rPr>
-                <w:sz w:val="16"/>
+                <w:sz w:val="24"/>
               </w:rPr>
               <w:t>115000182</w:t>
             </w:r>
@@ -546,7 +546,7 @@
           <w:p>
             <w:r>
               <w:rPr>
-                <w:sz w:val="16"/>
+                <w:sz w:val="24"/>
               </w:rPr>
               <w:t>115.07.28</w:t>
             </w:r>
@@ -568,7 +568,7 @@
           <w:p>
             <w:r>
               <w:rPr>
-                <w:sz w:val="16"/>
+                <w:sz w:val="24"/>
               </w:rPr>
               <w:t>05  08  13  23  31</w:t>
             </w:r>
@@ -595,7 +595,7 @@
           <w:p>
             <w:r>
               <w:rPr>
-                <w:sz w:val="16"/>
+                <w:sz w:val="24"/>
               </w:rPr>
               <w:t>115000183</w:t>
             </w:r>
@@ -617,7 +617,7 @@
           <w:p>
             <w:r>
               <w:rPr>
-                <w:sz w:val="16"/>
+                <w:sz w:val="24"/>
               </w:rPr>
               <w:t>115.07.29</w:t>
             </w:r>
@@ -639,7 +639,7 @@
           <w:p>
             <w:r>
               <w:rPr>
-                <w:sz w:val="16"/>
+                <w:sz w:val="24"/>
               </w:rPr>
               <w:t>05  14  32  33  36</w:t>
             </w:r>
@@ -666,7 +666,7 @@
           <w:p>
             <w:r>
               <w:rPr>
-                <w:sz w:val="16"/>
+                <w:sz w:val="24"/>
               </w:rPr>
               <w:t>115000184</w:t>
             </w:r>
@@ -688,7 +688,7 @@
           <w:p>
             <w:r>
               <w:rPr>
-                <w:sz w:val="16"/>
+                <w:sz w:val="24"/>
               </w:rPr>
               <w:t>115.07.30</w:t>
             </w:r>
@@ -710,7 +710,7 @@
           <w:p>
             <w:r>
               <w:rPr>
-                <w:sz w:val="16"/>
+                <w:sz w:val="24"/>
               </w:rPr>
               <w:t>04  07  08  16  38</w:t>
             </w:r>
@@ -737,7 +737,7 @@
           <w:p>
             <w:r>
               <w:rPr>
-                <w:sz w:val="16"/>
+                <w:sz w:val="24"/>
               </w:rPr>
               <w:t>115000185</w:t>
             </w:r>
@@ -759,7 +759,7 @@
           <w:p>
             <w:r>
               <w:rPr>
-                <w:sz w:val="16"/>
+                <w:sz w:val="24"/>
               </w:rPr>
               <w:t>115.07.31</w:t>
             </w:r>
@@ -781,7 +781,7 @@
           <w:p>
             <w:r>
               <w:rPr>
-                <w:sz w:val="16"/>
+                <w:sz w:val="24"/>
               </w:rPr>
               <w:t>01  09  12  25  26</w:t>
             </w:r>
@@ -808,7 +808,7 @@
           <w:p>
             <w:r>
               <w:rPr>
-                <w:sz w:val="16"/>
+                <w:sz w:val="24"/>
               </w:rPr>
               <w:t>115000186</w:t>
             </w:r>
@@ -830,7 +830,7 @@
           <w:p>
             <w:r>
               <w:rPr>
-                <w:sz w:val="16"/>
+                <w:sz w:val="24"/>
               </w:rPr>
               <w:t>115.08.01</w:t>
             </w:r>
@@ -852,7 +852,7 @@
           <w:p>
             <w:r>
               <w:rPr>
-                <w:sz w:val="16"/>
+                <w:sz w:val="24"/>
               </w:rPr>
               <w:t>06  11  18  22  29</w:t>
             </w:r>
@@ -911,7 +911,7 @@
                 <w:bCs/>
                 <w:color w:val="000000"/>
                 <w:kern w:val="0"/>
-                <w:sz w:val="16"/>
+                <w:sz w:val="24"/>
                 <w:szCs w:val="24"/>
                 <w14:ligatures w14:val="none"/>
               </w:rPr>
@@ -952,7 +952,7 @@
                 <w:bCs/>
                 <w:color w:val="000000"/>
                 <w:kern w:val="0"/>
-                <w:sz w:val="16"/>
+                <w:sz w:val="24"/>
                 <w:szCs w:val="24"/>
                 <w14:ligatures w14:val="none"/>
               </w:rPr>
@@ -981,9 +981,9 @@
           <w:p>
             <w:r>
               <w:rPr>
-                <w:sz w:val="16"/>
-              </w:rPr>
-              <w:t>07/22(三)</w:t>
+                <w:sz w:val="24"/>
+              </w:rPr>
+              <w:t>07/21(二)</w:t>
             </w:r>
           </w:p>
         </w:tc>
@@ -1003,9 +1003,9 @@
           <w:p>
             <w:r>
               <w:rPr>
-                <w:sz w:val="16"/>
-              </w:rPr>
-              <w:t>5  0  2</w:t>
+                <w:sz w:val="24"/>
+              </w:rPr>
+              <w:t>4  1  8</w:t>
             </w:r>
           </w:p>
         </w:tc>
@@ -1029,9 +1029,9 @@
           <w:p>
             <w:r>
               <w:rPr>
-                <w:sz w:val="16"/>
-              </w:rPr>
-              <w:t>07/23(四)</w:t>
+                <w:sz w:val="24"/>
+              </w:rPr>
+              <w:t>07/22(三)</w:t>
             </w:r>
           </w:p>
         </w:tc>
@@ -1050,9 +1050,9 @@
           <w:p>
             <w:r>
               <w:rPr>
-                <w:sz w:val="16"/>
-              </w:rPr>
-              <w:t>0  1  8</w:t>
+                <w:sz w:val="24"/>
+              </w:rPr>
+              <w:t>5  0  2</w:t>
             </w:r>
           </w:p>
         </w:tc>
@@ -1076,9 +1076,9 @@
           <w:p>
             <w:r>
               <w:rPr>
-                <w:sz w:val="16"/>
-              </w:rPr>
-              <w:t>07/24(五)</w:t>
+                <w:sz w:val="24"/>
+              </w:rPr>
+              <w:t>07/23(四)</w:t>
             </w:r>
           </w:p>
         </w:tc>
@@ -1097,9 +1097,9 @@
           <w:p>
             <w:r>
               <w:rPr>
-                <w:sz w:val="16"/>
-              </w:rPr>
-              <w:t>5  4  0</w:t>
+                <w:sz w:val="24"/>
+              </w:rPr>
+              <w:t>0  1  8</w:t>
             </w:r>
           </w:p>
         </w:tc>
@@ -1123,9 +1123,9 @@
           <w:p>
             <w:r>
               <w:rPr>
-                <w:sz w:val="16"/>
-              </w:rPr>
-              <w:t>07/25(六)</w:t>
+                <w:sz w:val="24"/>
+              </w:rPr>
+              <w:t>07/24(五)</w:t>
             </w:r>
           </w:p>
         </w:tc>
@@ -1144,9 +1144,9 @@
           <w:p>
             <w:r>
               <w:rPr>
-                <w:sz w:val="16"/>
-              </w:rPr>
-              <w:t>1  8  3</w:t>
+                <w:sz w:val="24"/>
+              </w:rPr>
+              <w:t>5  4  0</w:t>
             </w:r>
           </w:p>
         </w:tc>
@@ -1170,9 +1170,9 @@
           <w:p>
             <w:r>
               <w:rPr>
-                <w:sz w:val="16"/>
-              </w:rPr>
-              <w:t>07/27(一)</w:t>
+                <w:sz w:val="24"/>
+              </w:rPr>
+              <w:t>07/25(六)</w:t>
             </w:r>
           </w:p>
         </w:tc>
@@ -1191,9 +1191,9 @@
           <w:p>
             <w:r>
               <w:rPr>
-                <w:sz w:val="16"/>
-              </w:rPr>
-              <w:t>6  0  2</w:t>
+                <w:sz w:val="24"/>
+              </w:rPr>
+              <w:t>1  8  3</w:t>
             </w:r>
           </w:p>
         </w:tc>
@@ -1217,9 +1217,9 @@
           <w:p>
             <w:r>
               <w:rPr>
-                <w:sz w:val="16"/>
-              </w:rPr>
-              <w:t>07/28(二)</w:t>
+                <w:sz w:val="24"/>
+              </w:rPr>
+              <w:t>07/27(一)</w:t>
             </w:r>
           </w:p>
         </w:tc>
@@ -1238,9 +1238,9 @@
           <w:p>
             <w:r>
               <w:rPr>
-                <w:sz w:val="16"/>
-              </w:rPr>
-              <w:t>7  1  6</w:t>
+                <w:sz w:val="24"/>
+              </w:rPr>
+              <w:t>6  0  2</w:t>
             </w:r>
           </w:p>
         </w:tc>
@@ -1264,9 +1264,9 @@
           <w:p>
             <w:r>
               <w:rPr>
-                <w:sz w:val="16"/>
-              </w:rPr>
-              <w:t>07/29(三)</w:t>
+                <w:sz w:val="24"/>
+              </w:rPr>
+              <w:t>07/28(二)</w:t>
             </w:r>
           </w:p>
         </w:tc>
@@ -1285,9 +1285,9 @@
           <w:p>
             <w:r>
               <w:rPr>
-                <w:sz w:val="16"/>
-              </w:rPr>
-              <w:t>8  4  6</w:t>
+                <w:sz w:val="24"/>
+              </w:rPr>
+              <w:t>7  1  6</w:t>
             </w:r>
           </w:p>
         </w:tc>
@@ -1311,9 +1311,9 @@
           <w:p>
             <w:r>
               <w:rPr>
-                <w:sz w:val="16"/>
-              </w:rPr>
-              <w:t>07/30(四)</w:t>
+                <w:sz w:val="24"/>
+              </w:rPr>
+              <w:t>07/29(三)</w:t>
             </w:r>
           </w:p>
         </w:tc>
@@ -1332,9 +1332,9 @@
           <w:p>
             <w:r>
               <w:rPr>
-                <w:sz w:val="16"/>
-              </w:rPr>
-              <w:t>2  8  5</w:t>
+                <w:sz w:val="24"/>
+              </w:rPr>
+              <w:t>8  4  6</w:t>
             </w:r>
           </w:p>
         </w:tc>
@@ -1358,9 +1358,9 @@
           <w:p>
             <w:r>
               <w:rPr>
-                <w:sz w:val="16"/>
-              </w:rPr>
-              <w:t>07/31(五)</w:t>
+                <w:sz w:val="24"/>
+              </w:rPr>
+              <w:t>07/30(四)</w:t>
             </w:r>
           </w:p>
         </w:tc>
@@ -1379,9 +1379,9 @@
           <w:p>
             <w:r>
               <w:rPr>
-                <w:sz w:val="16"/>
-              </w:rPr>
-              <w:t>1  3  9</w:t>
+                <w:sz w:val="24"/>
+              </w:rPr>
+              <w:t>2  8  5</w:t>
             </w:r>
           </w:p>
         </w:tc>
@@ -1405,9 +1405,9 @@
           <w:p>
             <w:r>
               <w:rPr>
-                <w:sz w:val="16"/>
-              </w:rPr>
-              <w:t>08/01(六)</w:t>
+                <w:sz w:val="24"/>
+              </w:rPr>
+              <w:t>07/31(五)</w:t>
             </w:r>
           </w:p>
         </w:tc>
@@ -1426,9 +1426,9 @@
           <w:p>
             <w:r>
               <w:rPr>
-                <w:sz w:val="16"/>
-              </w:rPr>
-              <w:t>5  6  6</w:t>
+                <w:sz w:val="24"/>
+              </w:rPr>
+              <w:t>1  3  9</w:t>
             </w:r>
           </w:p>
         </w:tc>
@@ -1507,7 +1507,7 @@
                 <w:bCs/>
                 <w:color w:val="000000"/>
                 <w:kern w:val="0"/>
-                <w:sz w:val="16"/>
+                <w:sz w:val="24"/>
                 <w:szCs w:val="28"/>
                 <w14:ligatures w14:val="none"/>
               </w:rPr>
@@ -1549,7 +1549,7 @@
                 <w:bCs/>
                 <w:color w:val="000000"/>
                 <w:kern w:val="0"/>
-                <w:sz w:val="16"/>
+                <w:sz w:val="24"/>
                 <w:szCs w:val="28"/>
                 <w14:ligatures w14:val="none"/>
               </w:rPr>
@@ -1591,7 +1591,7 @@
                 <w:bCs/>
                 <w:color w:val="000000"/>
                 <w:kern w:val="0"/>
-                <w:sz w:val="16"/>
+                <w:sz w:val="24"/>
                 <w:szCs w:val="28"/>
                 <w14:ligatures w14:val="none"/>
               </w:rPr>
@@ -1633,7 +1633,7 @@
                 <w:bCs/>
                 <w:color w:val="000000"/>
                 <w:kern w:val="0"/>
-                <w:sz w:val="16"/>
+                <w:sz w:val="24"/>
                 <w:szCs w:val="28"/>
                 <w14:ligatures w14:val="none"/>
               </w:rPr>
@@ -1662,7 +1662,7 @@
           <w:p>
             <w:r>
               <w:rPr>
-                <w:sz w:val="16"/>
+                <w:sz w:val="24"/>
               </w:rPr>
               <w:t>115000053</w:t>
             </w:r>
@@ -1684,7 +1684,7 @@
           <w:p>
             <w:r>
               <w:rPr>
-                <w:sz w:val="16"/>
+                <w:sz w:val="24"/>
               </w:rPr>
               <w:t>115.07.02</w:t>
             </w:r>
@@ -1706,7 +1706,7 @@
           <w:p>
             <w:r>
               <w:rPr>
-                <w:sz w:val="16"/>
+                <w:sz w:val="24"/>
               </w:rPr>
               <w:t>02  11  13  21  22  35</w:t>
             </w:r>
@@ -1728,7 +1728,7 @@
           <w:p>
             <w:r>
               <w:rPr>
-                <w:sz w:val="16"/>
+                <w:sz w:val="24"/>
               </w:rPr>
               <w:t>03</w:t>
             </w:r>
@@ -1755,7 +1755,7 @@
           <w:p>
             <w:r>
               <w:rPr>
-                <w:sz w:val="16"/>
+                <w:sz w:val="24"/>
               </w:rPr>
               <w:t>115000054</w:t>
             </w:r>
@@ -1777,7 +1777,7 @@
           <w:p>
             <w:r>
               <w:rPr>
-                <w:sz w:val="16"/>
+                <w:sz w:val="24"/>
               </w:rPr>
               <w:t>115.07.06</w:t>
             </w:r>
@@ -1799,7 +1799,7 @@
           <w:p>
             <w:r>
               <w:rPr>
-                <w:sz w:val="16"/>
+                <w:sz w:val="24"/>
               </w:rPr>
               <w:t>04  12  15  24  30  31</w:t>
             </w:r>
@@ -1821,7 +1821,7 @@
           <w:p>
             <w:r>
               <w:rPr>
-                <w:sz w:val="16"/>
+                <w:sz w:val="24"/>
               </w:rPr>
               <w:t>01</w:t>
             </w:r>
@@ -1848,7 +1848,7 @@
           <w:p>
             <w:r>
               <w:rPr>
-                <w:sz w:val="16"/>
+                <w:sz w:val="24"/>
               </w:rPr>
               <w:t>115000055</w:t>
             </w:r>
@@ -1870,7 +1870,7 @@
           <w:p>
             <w:r>
               <w:rPr>
-                <w:sz w:val="16"/>
+                <w:sz w:val="24"/>
               </w:rPr>
               <w:t>115.07.09</w:t>
             </w:r>
@@ -1892,7 +1892,7 @@
           <w:p>
             <w:r>
               <w:rPr>
-                <w:sz w:val="16"/>
+                <w:sz w:val="24"/>
               </w:rPr>
               <w:t>10  22  24  29  35  37</w:t>
             </w:r>
@@ -1914,7 +1914,7 @@
           <w:p>
             <w:r>
               <w:rPr>
-                <w:sz w:val="16"/>
+                <w:sz w:val="24"/>
               </w:rPr>
               <w:t>06</w:t>
             </w:r>
@@ -1941,7 +1941,7 @@
           <w:p>
             <w:r>
               <w:rPr>
-                <w:sz w:val="16"/>
+                <w:sz w:val="24"/>
               </w:rPr>
               <w:t>115000056</w:t>
             </w:r>
@@ -1963,7 +1963,7 @@
           <w:p>
             <w:r>
               <w:rPr>
-                <w:sz w:val="16"/>
+                <w:sz w:val="24"/>
               </w:rPr>
               <w:t>115.07.13</w:t>
             </w:r>
@@ -1985,7 +1985,7 @@
           <w:p>
             <w:r>
               <w:rPr>
-                <w:sz w:val="16"/>
+                <w:sz w:val="24"/>
               </w:rPr>
               <w:t>11  24  29  32  35  38</w:t>
             </w:r>
@@ -2007,7 +2007,7 @@
           <w:p>
             <w:r>
               <w:rPr>
-                <w:sz w:val="16"/>
+                <w:sz w:val="24"/>
               </w:rPr>
               <w:t>06</w:t>
             </w:r>
@@ -2034,7 +2034,7 @@
           <w:p>
             <w:r>
               <w:rPr>
-                <w:sz w:val="16"/>
+                <w:sz w:val="24"/>
               </w:rPr>
               <w:t>115000057</w:t>
             </w:r>
@@ -2056,7 +2056,7 @@
           <w:p>
             <w:r>
               <w:rPr>
-                <w:sz w:val="16"/>
+                <w:sz w:val="24"/>
               </w:rPr>
               <w:t>115.07.16</w:t>
             </w:r>
@@ -2078,7 +2078,7 @@
           <w:p>
             <w:r>
               <w:rPr>
-                <w:sz w:val="16"/>
+                <w:sz w:val="24"/>
               </w:rPr>
               <w:t>17  23  25  29  34  36</w:t>
             </w:r>
@@ -2100,7 +2100,7 @@
           <w:p>
             <w:r>
               <w:rPr>
-                <w:sz w:val="16"/>
+                <w:sz w:val="24"/>
               </w:rPr>
               <w:t>07</w:t>
             </w:r>
@@ -2127,7 +2127,7 @@
           <w:p>
             <w:r>
               <w:rPr>
-                <w:sz w:val="16"/>
+                <w:sz w:val="24"/>
               </w:rPr>
               <w:t>115000058</w:t>
             </w:r>
@@ -2149,7 +2149,7 @@
           <w:p>
             <w:r>
               <w:rPr>
-                <w:sz w:val="16"/>
+                <w:sz w:val="24"/>
               </w:rPr>
               <w:t>115.07.20</w:t>
             </w:r>
@@ -2171,7 +2171,7 @@
           <w:p>
             <w:r>
               <w:rPr>
-                <w:sz w:val="16"/>
+                <w:sz w:val="24"/>
               </w:rPr>
               <w:t>06  12  13  23  29  31</w:t>
             </w:r>
@@ -2193,7 +2193,7 @@
           <w:p>
             <w:r>
               <w:rPr>
-                <w:sz w:val="16"/>
+                <w:sz w:val="24"/>
               </w:rPr>
               <w:t>02</w:t>
             </w:r>
@@ -2220,7 +2220,7 @@
           <w:p>
             <w:r>
               <w:rPr>
-                <w:sz w:val="16"/>
+                <w:sz w:val="24"/>
               </w:rPr>
               <w:t>115000059</w:t>
             </w:r>
@@ -2242,7 +2242,7 @@
           <w:p>
             <w:r>
               <w:rPr>
-                <w:sz w:val="16"/>
+                <w:sz w:val="24"/>
               </w:rPr>
               <w:t>115.07.23</w:t>
             </w:r>
@@ -2264,7 +2264,7 @@
           <w:p>
             <w:r>
               <w:rPr>
-                <w:sz w:val="16"/>
+                <w:sz w:val="24"/>
               </w:rPr>
               <w:t>08  10  13  21  29  31</w:t>
             </w:r>
@@ -2286,7 +2286,7 @@
           <w:p>
             <w:r>
               <w:rPr>
-                <w:sz w:val="16"/>
+                <w:sz w:val="24"/>
               </w:rPr>
               <w:t>07</w:t>
             </w:r>
@@ -2313,7 +2313,7 @@
           <w:p>
             <w:r>
               <w:rPr>
-                <w:sz w:val="16"/>
+                <w:sz w:val="24"/>
               </w:rPr>
               <w:t>115000060</w:t>
             </w:r>
@@ -2335,7 +2335,7 @@
           <w:p>
             <w:r>
               <w:rPr>
-                <w:sz w:val="16"/>
+                <w:sz w:val="24"/>
               </w:rPr>
               <w:t>115.07.27</w:t>
             </w:r>
@@ -2357,7 +2357,7 @@
           <w:p>
             <w:r>
               <w:rPr>
-                <w:sz w:val="16"/>
+                <w:sz w:val="24"/>
               </w:rPr>
               <w:t>19  22  28  31  33  35</w:t>
             </w:r>
@@ -2379,7 +2379,7 @@
           <w:p>
             <w:r>
               <w:rPr>
-                <w:sz w:val="16"/>
+                <w:sz w:val="24"/>
               </w:rPr>
               <w:t>07</w:t>
             </w:r>
@@ -2406,7 +2406,7 @@
           <w:p>
             <w:r>
               <w:rPr>
-                <w:sz w:val="16"/>
+                <w:sz w:val="24"/>
               </w:rPr>
               <w:t>115000061</w:t>
             </w:r>
@@ -2428,7 +2428,7 @@
           <w:p>
             <w:r>
               <w:rPr>
-                <w:sz w:val="16"/>
+                <w:sz w:val="24"/>
               </w:rPr>
               <w:t>115.07.30</w:t>
             </w:r>
@@ -2450,7 +2450,7 @@
           <w:p>
             <w:r>
               <w:rPr>
-                <w:sz w:val="16"/>
+                <w:sz w:val="24"/>
               </w:rPr>
               <w:t>08  14  17  19  21  23</w:t>
             </w:r>
@@ -2472,7 +2472,7 @@
           <w:p>
             <w:r>
               <w:rPr>
-                <w:sz w:val="16"/>
+                <w:sz w:val="24"/>
               </w:rPr>
               <w:t>07</w:t>
             </w:r>
@@ -2499,7 +2499,7 @@
           <w:p>
             <w:r>
               <w:rPr>
-                <w:sz w:val="16"/>
+                <w:sz w:val="24"/>
               </w:rPr>
             </w:r>
           </w:p>
@@ -2520,7 +2520,7 @@
           <w:p>
             <w:r>
               <w:rPr>
-                <w:sz w:val="16"/>
+                <w:sz w:val="24"/>
               </w:rPr>
             </w:r>
           </w:p>
@@ -2541,7 +2541,7 @@
           <w:p>
             <w:r>
               <w:rPr>
-                <w:sz w:val="16"/>
+                <w:sz w:val="24"/>
               </w:rPr>
             </w:r>
           </w:p>
@@ -2562,7 +2562,7 @@
           <w:p>
             <w:r>
               <w:rPr>
-                <w:sz w:val="16"/>
+                <w:sz w:val="24"/>
               </w:rPr>
             </w:r>
           </w:p>
@@ -2621,7 +2621,7 @@
                 <w:bCs/>
                 <w:color w:val="000000"/>
                 <w:kern w:val="0"/>
-                <w:sz w:val="16"/>
+                <w:sz w:val="24"/>
                 <w:szCs w:val="24"/>
                 <w14:ligatures w14:val="none"/>
               </w:rPr>
@@ -2662,7 +2662,7 @@
                 <w:bCs/>
                 <w:color w:val="000000"/>
                 <w:kern w:val="0"/>
-                <w:sz w:val="16"/>
+                <w:sz w:val="24"/>
                 <w:szCs w:val="24"/>
                 <w14:ligatures w14:val="none"/>
               </w:rPr>
@@ -2691,9 +2691,9 @@
           <w:p>
             <w:r>
               <w:rPr>
-                <w:sz w:val="16"/>
-              </w:rPr>
-              <w:t>07/22(三)</w:t>
+                <w:sz w:val="24"/>
+              </w:rPr>
+              <w:t>07/21(二)</w:t>
             </w:r>
           </w:p>
         </w:tc>
@@ -2713,9 +2713,9 @@
           <w:p>
             <w:r>
               <w:rPr>
-                <w:sz w:val="16"/>
-              </w:rPr>
-              <w:t>7  9  4  7</w:t>
+                <w:sz w:val="24"/>
+              </w:rPr>
+              <w:t>0  7  5  7</w:t>
             </w:r>
           </w:p>
         </w:tc>
@@ -2739,9 +2739,9 @@
           <w:p>
             <w:r>
               <w:rPr>
-                <w:sz w:val="16"/>
-              </w:rPr>
-              <w:t>07/23(四)</w:t>
+                <w:sz w:val="24"/>
+              </w:rPr>
+              <w:t>07/22(三)</w:t>
             </w:r>
           </w:p>
         </w:tc>
@@ -2760,9 +2760,9 @@
           <w:p>
             <w:r>
               <w:rPr>
-                <w:sz w:val="16"/>
-              </w:rPr>
-              <w:t>5  3  5  1</w:t>
+                <w:sz w:val="24"/>
+              </w:rPr>
+              <w:t>7  9  4  7</w:t>
             </w:r>
           </w:p>
         </w:tc>
@@ -2786,9 +2786,9 @@
           <w:p>
             <w:r>
               <w:rPr>
-                <w:sz w:val="16"/>
-              </w:rPr>
-              <w:t>07/24(五)</w:t>
+                <w:sz w:val="24"/>
+              </w:rPr>
+              <w:t>07/23(四)</w:t>
             </w:r>
           </w:p>
         </w:tc>
@@ -2807,9 +2807,9 @@
           <w:p>
             <w:r>
               <w:rPr>
-                <w:sz w:val="16"/>
-              </w:rPr>
-              <w:t>3  1  0  8</w:t>
+                <w:sz w:val="24"/>
+              </w:rPr>
+              <w:t>5  3  5  1</w:t>
             </w:r>
           </w:p>
         </w:tc>
@@ -2833,9 +2833,9 @@
           <w:p>
             <w:r>
               <w:rPr>
-                <w:sz w:val="16"/>
-              </w:rPr>
-              <w:t>07/25(六)</w:t>
+                <w:sz w:val="24"/>
+              </w:rPr>
+              <w:t>07/24(五)</w:t>
             </w:r>
           </w:p>
         </w:tc>
@@ -2854,9 +2854,9 @@
           <w:p>
             <w:r>
               <w:rPr>
-                <w:sz w:val="16"/>
-              </w:rPr>
-              <w:t>9  0  4  8</w:t>
+                <w:sz w:val="24"/>
+              </w:rPr>
+              <w:t>3  1  0  8</w:t>
             </w:r>
           </w:p>
         </w:tc>
@@ -2880,9 +2880,9 @@
           <w:p>
             <w:r>
               <w:rPr>
-                <w:sz w:val="16"/>
-              </w:rPr>
-              <w:t>07/27(一)</w:t>
+                <w:sz w:val="24"/>
+              </w:rPr>
+              <w:t>07/25(六)</w:t>
             </w:r>
           </w:p>
         </w:tc>
@@ -2901,9 +2901,9 @@
           <w:p>
             <w:r>
               <w:rPr>
-                <w:sz w:val="16"/>
-              </w:rPr>
-              <w:t>5  9  1  0</w:t>
+                <w:sz w:val="24"/>
+              </w:rPr>
+              <w:t>9  0  4  8</w:t>
             </w:r>
           </w:p>
         </w:tc>
@@ -2927,9 +2927,9 @@
           <w:p>
             <w:r>
               <w:rPr>
-                <w:sz w:val="16"/>
-              </w:rPr>
-              <w:t>07/28(二)</w:t>
+                <w:sz w:val="24"/>
+              </w:rPr>
+              <w:t>07/27(一)</w:t>
             </w:r>
           </w:p>
         </w:tc>
@@ -2948,9 +2948,9 @@
           <w:p>
             <w:r>
               <w:rPr>
-                <w:sz w:val="16"/>
-              </w:rPr>
-              <w:t>0  4  3  3</w:t>
+                <w:sz w:val="24"/>
+              </w:rPr>
+              <w:t>5  9  1  0</w:t>
             </w:r>
           </w:p>
         </w:tc>
@@ -2974,9 +2974,9 @@
           <w:p>
             <w:r>
               <w:rPr>
-                <w:sz w:val="16"/>
-              </w:rPr>
-              <w:t>07/29(三)</w:t>
+                <w:sz w:val="24"/>
+              </w:rPr>
+              <w:t>07/28(二)</w:t>
             </w:r>
           </w:p>
         </w:tc>
@@ -2995,9 +2995,9 @@
           <w:p>
             <w:r>
               <w:rPr>
-                <w:sz w:val="16"/>
-              </w:rPr>
-              <w:t>7  6  8  5</w:t>
+                <w:sz w:val="24"/>
+              </w:rPr>
+              <w:t>0  4  3  3</w:t>
             </w:r>
           </w:p>
         </w:tc>
@@ -3021,9 +3021,9 @@
           <w:p>
             <w:r>
               <w:rPr>
-                <w:sz w:val="16"/>
-              </w:rPr>
-              <w:t>07/30(四)</w:t>
+                <w:sz w:val="24"/>
+              </w:rPr>
+              <w:t>07/29(三)</w:t>
             </w:r>
           </w:p>
         </w:tc>
@@ -3042,9 +3042,9 @@
           <w:p>
             <w:r>
               <w:rPr>
-                <w:sz w:val="16"/>
-              </w:rPr>
-              <w:t>2  9  3  1</w:t>
+                <w:sz w:val="24"/>
+              </w:rPr>
+              <w:t>7  6  8  5</w:t>
             </w:r>
           </w:p>
         </w:tc>
@@ -3068,9 +3068,9 @@
           <w:p>
             <w:r>
               <w:rPr>
-                <w:sz w:val="16"/>
-              </w:rPr>
-              <w:t>07/31(五)</w:t>
+                <w:sz w:val="24"/>
+              </w:rPr>
+              <w:t>07/30(四)</w:t>
             </w:r>
           </w:p>
         </w:tc>
@@ -3089,9 +3089,9 @@
           <w:p>
             <w:r>
               <w:rPr>
-                <w:sz w:val="16"/>
-              </w:rPr>
-              <w:t>7  1  9  8</w:t>
+                <w:sz w:val="24"/>
+              </w:rPr>
+              <w:t>2  9  3  1</w:t>
             </w:r>
           </w:p>
         </w:tc>
@@ -3115,9 +3115,9 @@
           <w:p>
             <w:r>
               <w:rPr>
-                <w:sz w:val="16"/>
-              </w:rPr>
-              <w:t>08/01(六)</w:t>
+                <w:sz w:val="24"/>
+              </w:rPr>
+              <w:t>07/31(五)</w:t>
             </w:r>
           </w:p>
         </w:tc>
@@ -3136,9 +3136,9 @@
           <w:p>
             <w:r>
               <w:rPr>
-                <w:sz w:val="16"/>
-              </w:rPr>
-              <w:t>7  1  9  5</w:t>
+                <w:sz w:val="24"/>
+              </w:rPr>
+              <w:t>7  1  9  8</w:t>
             </w:r>
           </w:p>
         </w:tc>
@@ -3203,7 +3203,7 @@
                 <w:bCs/>
                 <w:color w:val="000000"/>
                 <w:kern w:val="0"/>
-                <w:sz w:val="16"/>
+                <w:sz w:val="24"/>
                 <w:szCs w:val="28"/>
                 <w14:ligatures w14:val="none"/>
               </w:rPr>
@@ -3245,7 +3245,7 @@
                 <w:bCs/>
                 <w:color w:val="000000"/>
                 <w:kern w:val="0"/>
-                <w:sz w:val="16"/>
+                <w:sz w:val="24"/>
                 <w:szCs w:val="28"/>
                 <w14:ligatures w14:val="none"/>
               </w:rPr>
@@ -3287,7 +3287,7 @@
                 <w:bCs/>
                 <w:color w:val="000000"/>
                 <w:kern w:val="0"/>
-                <w:sz w:val="16"/>
+                <w:sz w:val="24"/>
                 <w:szCs w:val="28"/>
                 <w14:ligatures w14:val="none"/>
               </w:rPr>
@@ -3329,7 +3329,7 @@
                 <w:bCs/>
                 <w:color w:val="000000"/>
                 <w:kern w:val="0"/>
-                <w:sz w:val="16"/>
+                <w:sz w:val="24"/>
                 <w:szCs w:val="28"/>
                 <w14:ligatures w14:val="none"/>
               </w:rPr>
@@ -3358,7 +3358,7 @@
           <w:p>
             <w:r>
               <w:rPr>
-                <w:sz w:val="16"/>
+                <w:sz w:val="24"/>
               </w:rPr>
               <w:t>115000067</w:t>
             </w:r>
@@ -3380,7 +3380,7 @@
           <w:p>
             <w:r>
               <w:rPr>
-                <w:sz w:val="16"/>
+                <w:sz w:val="24"/>
               </w:rPr>
               <w:t>115.07.03</w:t>
             </w:r>
@@ -3402,7 +3402,7 @@
           <w:p>
             <w:r>
               <w:rPr>
-                <w:sz w:val="16"/>
+                <w:sz w:val="24"/>
               </w:rPr>
               <w:t>11  16  19  23  39  47</w:t>
             </w:r>
@@ -3424,7 +3424,7 @@
           <w:p>
             <w:r>
               <w:rPr>
-                <w:sz w:val="16"/>
+                <w:sz w:val="24"/>
               </w:rPr>
               <w:t>15</w:t>
             </w:r>
@@ -3451,7 +3451,7 @@
           <w:p>
             <w:r>
               <w:rPr>
-                <w:sz w:val="16"/>
+                <w:sz w:val="24"/>
               </w:rPr>
               <w:t>115000068</w:t>
             </w:r>
@@ -3473,7 +3473,7 @@
           <w:p>
             <w:r>
               <w:rPr>
-                <w:sz w:val="16"/>
+                <w:sz w:val="24"/>
               </w:rPr>
               <w:t>115.07.07</w:t>
             </w:r>
@@ -3495,7 +3495,7 @@
           <w:p>
             <w:r>
               <w:rPr>
-                <w:sz w:val="16"/>
+                <w:sz w:val="24"/>
               </w:rPr>
               <w:t>08  13  15  18  19  42</w:t>
             </w:r>
@@ -3517,7 +3517,7 @@
           <w:p>
             <w:r>
               <w:rPr>
-                <w:sz w:val="16"/>
+                <w:sz w:val="24"/>
               </w:rPr>
               <w:t>37</w:t>
             </w:r>
@@ -3544,7 +3544,7 @@
           <w:p>
             <w:r>
               <w:rPr>
-                <w:sz w:val="16"/>
+                <w:sz w:val="24"/>
               </w:rPr>
               <w:t>115000069</w:t>
             </w:r>
@@ -3566,7 +3566,7 @@
           <w:p>
             <w:r>
               <w:rPr>
-                <w:sz w:val="16"/>
+                <w:sz w:val="24"/>
               </w:rPr>
               <w:t>115.07.10</w:t>
             </w:r>
@@ -3588,7 +3588,7 @@
           <w:p>
             <w:r>
               <w:rPr>
-                <w:sz w:val="16"/>
+                <w:sz w:val="24"/>
               </w:rPr>
               <w:t>03  04  15  18  29  49</w:t>
             </w:r>
@@ -3610,7 +3610,7 @@
           <w:p>
             <w:r>
               <w:rPr>
-                <w:sz w:val="16"/>
+                <w:sz w:val="24"/>
               </w:rPr>
               <w:t>13</w:t>
             </w:r>
@@ -3637,7 +3637,7 @@
           <w:p>
             <w:r>
               <w:rPr>
-                <w:sz w:val="16"/>
+                <w:sz w:val="24"/>
               </w:rPr>
               <w:t>115000070</w:t>
             </w:r>
@@ -3659,7 +3659,7 @@
           <w:p>
             <w:r>
               <w:rPr>
-                <w:sz w:val="16"/>
+                <w:sz w:val="24"/>
               </w:rPr>
               <w:t>115.07.14</w:t>
             </w:r>
@@ -3681,7 +3681,7 @@
           <w:p>
             <w:r>
               <w:rPr>
-                <w:sz w:val="16"/>
+                <w:sz w:val="24"/>
               </w:rPr>
               <w:t>10  25  34  36  45  46</w:t>
             </w:r>
@@ -3703,7 +3703,7 @@
           <w:p>
             <w:r>
               <w:rPr>
-                <w:sz w:val="16"/>
+                <w:sz w:val="24"/>
               </w:rPr>
               <w:t>07</w:t>
             </w:r>
@@ -3730,7 +3730,7 @@
           <w:p>
             <w:r>
               <w:rPr>
-                <w:sz w:val="16"/>
+                <w:sz w:val="24"/>
               </w:rPr>
               <w:t>115000071</w:t>
             </w:r>
@@ -3752,7 +3752,7 @@
           <w:p>
             <w:r>
               <w:rPr>
-                <w:sz w:val="16"/>
+                <w:sz w:val="24"/>
               </w:rPr>
               <w:t>115.07.17</w:t>
             </w:r>
@@ -3774,7 +3774,7 @@
           <w:p>
             <w:r>
               <w:rPr>
-                <w:sz w:val="16"/>
+                <w:sz w:val="24"/>
               </w:rPr>
               <w:t>01  06  12  14  17  26</w:t>
             </w:r>
@@ -3796,7 +3796,7 @@
           <w:p>
             <w:r>
               <w:rPr>
-                <w:sz w:val="16"/>
+                <w:sz w:val="24"/>
               </w:rPr>
               <w:t>24</w:t>
             </w:r>
@@ -3823,7 +3823,7 @@
           <w:p>
             <w:r>
               <w:rPr>
-                <w:sz w:val="16"/>
+                <w:sz w:val="24"/>
               </w:rPr>
               <w:t>115000072</w:t>
             </w:r>
@@ -3845,7 +3845,7 @@
           <w:p>
             <w:r>
               <w:rPr>
-                <w:sz w:val="16"/>
+                <w:sz w:val="24"/>
               </w:rPr>
               <w:t>115.07.21</w:t>
             </w:r>
@@ -3867,7 +3867,7 @@
           <w:p>
             <w:r>
               <w:rPr>
-                <w:sz w:val="16"/>
+                <w:sz w:val="24"/>
               </w:rPr>
               <w:t>02  08  15  26  35  46</w:t>
             </w:r>
@@ -3889,7 +3889,7 @@
           <w:p>
             <w:r>
               <w:rPr>
-                <w:sz w:val="16"/>
+                <w:sz w:val="24"/>
               </w:rPr>
               <w:t>11</w:t>
             </w:r>
@@ -3916,7 +3916,7 @@
           <w:p>
             <w:r>
               <w:rPr>
-                <w:sz w:val="16"/>
+                <w:sz w:val="24"/>
               </w:rPr>
               <w:t>115000073</w:t>
             </w:r>
@@ -3938,7 +3938,7 @@
           <w:p>
             <w:r>
               <w:rPr>
-                <w:sz w:val="16"/>
+                <w:sz w:val="24"/>
               </w:rPr>
               <w:t>115.07.24</w:t>
             </w:r>
@@ -3960,7 +3960,7 @@
           <w:p>
             <w:r>
               <w:rPr>
-                <w:sz w:val="16"/>
+                <w:sz w:val="24"/>
               </w:rPr>
               <w:t>03  15  27  34  35  44</w:t>
             </w:r>
@@ -3982,7 +3982,7 @@
           <w:p>
             <w:r>
               <w:rPr>
-                <w:sz w:val="16"/>
+                <w:sz w:val="24"/>
               </w:rPr>
               <w:t>40</w:t>
             </w:r>
@@ -4009,7 +4009,7 @@
           <w:p>
             <w:r>
               <w:rPr>
-                <w:sz w:val="16"/>
+                <w:sz w:val="24"/>
               </w:rPr>
               <w:t>115000074</w:t>
             </w:r>
@@ -4031,7 +4031,7 @@
           <w:p>
             <w:r>
               <w:rPr>
-                <w:sz w:val="16"/>
+                <w:sz w:val="24"/>
               </w:rPr>
               <w:t>115.07.28</w:t>
             </w:r>
@@ -4053,7 +4053,7 @@
           <w:p>
             <w:r>
               <w:rPr>
-                <w:sz w:val="16"/>
+                <w:sz w:val="24"/>
               </w:rPr>
               <w:t>08  19  24  26  32  43</w:t>
             </w:r>
@@ -4075,7 +4075,7 @@
           <w:p>
             <w:r>
               <w:rPr>
-                <w:sz w:val="16"/>
+                <w:sz w:val="24"/>
               </w:rPr>
               <w:t>47</w:t>
             </w:r>
@@ -4102,7 +4102,7 @@
           <w:p>
             <w:r>
               <w:rPr>
-                <w:sz w:val="16"/>
+                <w:sz w:val="24"/>
               </w:rPr>
               <w:t>115000075</w:t>
             </w:r>
@@ -4124,7 +4124,7 @@
           <w:p>
             <w:r>
               <w:rPr>
-                <w:sz w:val="16"/>
+                <w:sz w:val="24"/>
               </w:rPr>
               <w:t>115.07.31</w:t>
             </w:r>
@@ -4146,7 +4146,7 @@
           <w:p>
             <w:r>
               <w:rPr>
-                <w:sz w:val="16"/>
+                <w:sz w:val="24"/>
               </w:rPr>
               <w:t>11  20  23  33  34  44</w:t>
             </w:r>
@@ -4168,7 +4168,7 @@
           <w:p>
             <w:r>
               <w:rPr>
-                <w:sz w:val="16"/>
+                <w:sz w:val="24"/>
               </w:rPr>
               <w:t>10</w:t>
             </w:r>
@@ -4195,7 +4195,7 @@
           <w:p>
             <w:r>
               <w:rPr>
-                <w:sz w:val="16"/>
+                <w:sz w:val="24"/>
               </w:rPr>
             </w:r>
           </w:p>
@@ -4216,7 +4216,7 @@
           <w:p>
             <w:r>
               <w:rPr>
-                <w:sz w:val="16"/>
+                <w:sz w:val="24"/>
               </w:rPr>
             </w:r>
           </w:p>
@@ -4237,7 +4237,7 @@
           <w:p>
             <w:r>
               <w:rPr>
-                <w:sz w:val="16"/>
+                <w:sz w:val="24"/>
               </w:rPr>
             </w:r>
           </w:p>
@@ -4258,7 +4258,7 @@
           <w:p>
             <w:r>
               <w:rPr>
-                <w:sz w:val="16"/>
+                <w:sz w:val="24"/>
               </w:rPr>
             </w:r>
           </w:p>

--- a/最新開獎紀錄.docx
+++ b/最新開獎紀錄.docx
@@ -983,7 +983,7 @@
               <w:rPr>
                 <w:sz w:val="24"/>
               </w:rPr>
-              <w:t>07/21(二)</w:t>
+              <w:t>07/22(三)</w:t>
             </w:r>
           </w:p>
         </w:tc>
@@ -1005,7 +1005,7 @@
               <w:rPr>
                 <w:sz w:val="24"/>
               </w:rPr>
-              <w:t>4  1  8</w:t>
+              <w:t>5  0  2</w:t>
             </w:r>
           </w:p>
         </w:tc>
@@ -1031,7 +1031,7 @@
               <w:rPr>
                 <w:sz w:val="24"/>
               </w:rPr>
-              <w:t>07/22(三)</w:t>
+              <w:t>07/23(四)</w:t>
             </w:r>
           </w:p>
         </w:tc>
@@ -1052,7 +1052,7 @@
               <w:rPr>
                 <w:sz w:val="24"/>
               </w:rPr>
-              <w:t>5  0  2</w:t>
+              <w:t>0  1  8</w:t>
             </w:r>
           </w:p>
         </w:tc>
@@ -1078,7 +1078,7 @@
               <w:rPr>
                 <w:sz w:val="24"/>
               </w:rPr>
-              <w:t>07/23(四)</w:t>
+              <w:t>07/24(五)</w:t>
             </w:r>
           </w:p>
         </w:tc>
@@ -1099,7 +1099,7 @@
               <w:rPr>
                 <w:sz w:val="24"/>
               </w:rPr>
-              <w:t>0  1  8</w:t>
+              <w:t>5  4  0</w:t>
             </w:r>
           </w:p>
         </w:tc>
@@ -1125,7 +1125,7 @@
               <w:rPr>
                 <w:sz w:val="24"/>
               </w:rPr>
-              <w:t>07/24(五)</w:t>
+              <w:t>07/25(六)</w:t>
             </w:r>
           </w:p>
         </w:tc>
@@ -1146,7 +1146,7 @@
               <w:rPr>
                 <w:sz w:val="24"/>
               </w:rPr>
-              <w:t>5  4  0</w:t>
+              <w:t>1  8  3</w:t>
             </w:r>
           </w:p>
         </w:tc>
@@ -1172,7 +1172,7 @@
               <w:rPr>
                 <w:sz w:val="24"/>
               </w:rPr>
-              <w:t>07/25(六)</w:t>
+              <w:t>07/27(一)</w:t>
             </w:r>
           </w:p>
         </w:tc>
@@ -1193,7 +1193,7 @@
               <w:rPr>
                 <w:sz w:val="24"/>
               </w:rPr>
-              <w:t>1  8  3</w:t>
+              <w:t>6  0  2</w:t>
             </w:r>
           </w:p>
         </w:tc>
@@ -1219,7 +1219,7 @@
               <w:rPr>
                 <w:sz w:val="24"/>
               </w:rPr>
-              <w:t>07/27(一)</w:t>
+              <w:t>07/28(二)</w:t>
             </w:r>
           </w:p>
         </w:tc>
@@ -1240,7 +1240,7 @@
               <w:rPr>
                 <w:sz w:val="24"/>
               </w:rPr>
-              <w:t>6  0  2</w:t>
+              <w:t>7  1  6</w:t>
             </w:r>
           </w:p>
         </w:tc>
@@ -1266,7 +1266,7 @@
               <w:rPr>
                 <w:sz w:val="24"/>
               </w:rPr>
-              <w:t>07/28(二)</w:t>
+              <w:t>07/29(三)</w:t>
             </w:r>
           </w:p>
         </w:tc>
@@ -1287,7 +1287,7 @@
               <w:rPr>
                 <w:sz w:val="24"/>
               </w:rPr>
-              <w:t>7  1  6</w:t>
+              <w:t>8  4  6</w:t>
             </w:r>
           </w:p>
         </w:tc>
@@ -1313,7 +1313,7 @@
               <w:rPr>
                 <w:sz w:val="24"/>
               </w:rPr>
-              <w:t>07/29(三)</w:t>
+              <w:t>07/30(四)</w:t>
             </w:r>
           </w:p>
         </w:tc>
@@ -1334,7 +1334,7 @@
               <w:rPr>
                 <w:sz w:val="24"/>
               </w:rPr>
-              <w:t>8  4  6</w:t>
+              <w:t>2  8  5</w:t>
             </w:r>
           </w:p>
         </w:tc>
@@ -1360,7 +1360,7 @@
               <w:rPr>
                 <w:sz w:val="24"/>
               </w:rPr>
-              <w:t>07/30(四)</w:t>
+              <w:t>07/31(五)</w:t>
             </w:r>
           </w:p>
         </w:tc>
@@ -1381,7 +1381,7 @@
               <w:rPr>
                 <w:sz w:val="24"/>
               </w:rPr>
-              <w:t>2  8  5</w:t>
+              <w:t>1  3  9</w:t>
             </w:r>
           </w:p>
         </w:tc>
@@ -1407,7 +1407,7 @@
               <w:rPr>
                 <w:sz w:val="24"/>
               </w:rPr>
-              <w:t>07/31(五)</w:t>
+              <w:t>08/01(六)</w:t>
             </w:r>
           </w:p>
         </w:tc>
@@ -1428,7 +1428,7 @@
               <w:rPr>
                 <w:sz w:val="24"/>
               </w:rPr>
-              <w:t>1  3  9</w:t>
+              <w:t>5  6  6</w:t>
             </w:r>
           </w:p>
         </w:tc>
@@ -2693,7 +2693,7 @@
               <w:rPr>
                 <w:sz w:val="24"/>
               </w:rPr>
-              <w:t>07/21(二)</w:t>
+              <w:t>07/22(三)</w:t>
             </w:r>
           </w:p>
         </w:tc>
@@ -2715,7 +2715,7 @@
               <w:rPr>
                 <w:sz w:val="24"/>
               </w:rPr>
-              <w:t>0  7  5  7</w:t>
+              <w:t>7  9  4  7</w:t>
             </w:r>
           </w:p>
         </w:tc>
@@ -2741,7 +2741,7 @@
               <w:rPr>
                 <w:sz w:val="24"/>
               </w:rPr>
-              <w:t>07/22(三)</w:t>
+              <w:t>07/23(四)</w:t>
             </w:r>
           </w:p>
         </w:tc>
@@ -2762,7 +2762,7 @@
               <w:rPr>
                 <w:sz w:val="24"/>
               </w:rPr>
-              <w:t>7  9  4  7</w:t>
+              <w:t>5  3  5  1</w:t>
             </w:r>
           </w:p>
         </w:tc>
@@ -2788,7 +2788,7 @@
               <w:rPr>
                 <w:sz w:val="24"/>
               </w:rPr>
-              <w:t>07/23(四)</w:t>
+              <w:t>07/24(五)</w:t>
             </w:r>
           </w:p>
         </w:tc>
@@ -2809,7 +2809,7 @@
               <w:rPr>
                 <w:sz w:val="24"/>
               </w:rPr>
-              <w:t>5  3  5  1</w:t>
+              <w:t>3  1  0  8</w:t>
             </w:r>
           </w:p>
         </w:tc>
@@ -2835,7 +2835,7 @@
               <w:rPr>
                 <w:sz w:val="24"/>
               </w:rPr>
-              <w:t>07/24(五)</w:t>
+              <w:t>07/25(六)</w:t>
             </w:r>
           </w:p>
         </w:tc>
@@ -2856,7 +2856,7 @@
               <w:rPr>
                 <w:sz w:val="24"/>
               </w:rPr>
-              <w:t>3  1  0  8</w:t>
+              <w:t>9  0  4  8</w:t>
             </w:r>
           </w:p>
         </w:tc>
@@ -2882,7 +2882,7 @@
               <w:rPr>
                 <w:sz w:val="24"/>
               </w:rPr>
-              <w:t>07/25(六)</w:t>
+              <w:t>07/27(一)</w:t>
             </w:r>
           </w:p>
         </w:tc>
@@ -2903,7 +2903,7 @@
               <w:rPr>
                 <w:sz w:val="24"/>
               </w:rPr>
-              <w:t>9  0  4  8</w:t>
+              <w:t>5  9  1  0</w:t>
             </w:r>
           </w:p>
         </w:tc>
@@ -2929,7 +2929,7 @@
               <w:rPr>
                 <w:sz w:val="24"/>
               </w:rPr>
-              <w:t>07/27(一)</w:t>
+              <w:t>07/28(二)</w:t>
             </w:r>
           </w:p>
         </w:tc>
@@ -2950,7 +2950,7 @@
               <w:rPr>
                 <w:sz w:val="24"/>
               </w:rPr>
-              <w:t>5  9  1  0</w:t>
+              <w:t>0  4  3  3</w:t>
             </w:r>
           </w:p>
         </w:tc>
@@ -2976,7 +2976,7 @@
               <w:rPr>
                 <w:sz w:val="24"/>
               </w:rPr>
-              <w:t>07/28(二)</w:t>
+              <w:t>07/29(三)</w:t>
             </w:r>
           </w:p>
         </w:tc>
@@ -2997,7 +2997,7 @@
               <w:rPr>
                 <w:sz w:val="24"/>
               </w:rPr>
-              <w:t>0  4  3  3</w:t>
+              <w:t>7  6  8  5</w:t>
             </w:r>
           </w:p>
         </w:tc>
@@ -3023,7 +3023,7 @@
               <w:rPr>
                 <w:sz w:val="24"/>
               </w:rPr>
-              <w:t>07/29(三)</w:t>
+              <w:t>07/30(四)</w:t>
             </w:r>
           </w:p>
         </w:tc>
@@ -3044,7 +3044,7 @@
               <w:rPr>
                 <w:sz w:val="24"/>
               </w:rPr>
-              <w:t>7  6  8  5</w:t>
+              <w:t>2  9  3  1</w:t>
             </w:r>
           </w:p>
         </w:tc>
@@ -3070,7 +3070,7 @@
               <w:rPr>
                 <w:sz w:val="24"/>
               </w:rPr>
-              <w:t>07/30(四)</w:t>
+              <w:t>07/31(五)</w:t>
             </w:r>
           </w:p>
         </w:tc>
@@ -3091,7 +3091,7 @@
               <w:rPr>
                 <w:sz w:val="24"/>
               </w:rPr>
-              <w:t>2  9  3  1</w:t>
+              <w:t>7  1  9  8</w:t>
             </w:r>
           </w:p>
         </w:tc>
@@ -3117,7 +3117,7 @@
               <w:rPr>
                 <w:sz w:val="24"/>
               </w:rPr>
-              <w:t>07/31(五)</w:t>
+              <w:t>08/01(六)</w:t>
             </w:r>
           </w:p>
         </w:tc>
@@ -3138,7 +3138,7 @@
               <w:rPr>
                 <w:sz w:val="24"/>
               </w:rPr>
-              <w:t>7  1  9  8</w:t>
+              <w:t>7  1  9  5</w:t>
             </w:r>
           </w:p>
         </w:tc>

--- a/最新開獎紀錄.docx
+++ b/最新開獎紀錄.docx
@@ -56,7 +56,7 @@
                 <w:bCs/>
                 <w:color w:val="000000"/>
                 <w:kern w:val="0"/>
-                <w:sz w:val="16"/>
+                <w:sz w:val="24"/>
                 <w:szCs w:val="28"/>
                 <w14:ligatures w14:val="none"/>
               </w:rPr>
@@ -98,7 +98,7 @@
                 <w:bCs/>
                 <w:color w:val="000000"/>
                 <w:kern w:val="0"/>
-                <w:sz w:val="16"/>
+                <w:sz w:val="24"/>
                 <w:szCs w:val="28"/>
                 <w14:ligatures w14:val="none"/>
               </w:rPr>
@@ -140,7 +140,7 @@
                 <w:bCs/>
                 <w:color w:val="000000"/>
                 <w:kern w:val="0"/>
-                <w:sz w:val="16"/>
+                <w:sz w:val="24"/>
                 <w:szCs w:val="28"/>
                 <w14:ligatures w14:val="none"/>
               </w:rPr>
@@ -169,9 +169,9 @@
           <w:p>
             <w:r>
               <w:rPr>
-                <w:sz w:val="16"/>
-              </w:rPr>
-              <w:t>115000184</w:t>
+                <w:sz w:val="24"/>
+              </w:rPr>
+              <w:t>115000177</w:t>
             </w:r>
           </w:p>
         </w:tc>
@@ -191,9 +191,9 @@
           <w:p>
             <w:r>
               <w:rPr>
-                <w:sz w:val="16"/>
-              </w:rPr>
-              <w:t>115.07.30</w:t>
+                <w:sz w:val="24"/>
+              </w:rPr>
+              <w:t>115.07.22</w:t>
             </w:r>
           </w:p>
         </w:tc>
@@ -213,9 +213,9 @@
           <w:p>
             <w:r>
               <w:rPr>
-                <w:sz w:val="16"/>
-              </w:rPr>
-              <w:t>04  07  08  16  38</w:t>
+                <w:sz w:val="24"/>
+              </w:rPr>
+              <w:t>03  14  19  21  31</w:t>
             </w:r>
           </w:p>
         </w:tc>
@@ -240,9 +240,9 @@
           <w:p>
             <w:r>
               <w:rPr>
-                <w:sz w:val="16"/>
-              </w:rPr>
-              <w:t>115000183</w:t>
+                <w:sz w:val="24"/>
+              </w:rPr>
+              <w:t>115000178</w:t>
             </w:r>
           </w:p>
         </w:tc>
@@ -262,9 +262,9 @@
           <w:p>
             <w:r>
               <w:rPr>
-                <w:sz w:val="16"/>
-              </w:rPr>
-              <w:t>115.07.29</w:t>
+                <w:sz w:val="24"/>
+              </w:rPr>
+              <w:t>115.07.23</w:t>
             </w:r>
           </w:p>
         </w:tc>
@@ -284,9 +284,9 @@
           <w:p>
             <w:r>
               <w:rPr>
-                <w:sz w:val="16"/>
-              </w:rPr>
-              <w:t>05  14  32  33  36</w:t>
+                <w:sz w:val="24"/>
+              </w:rPr>
+              <w:t>12  14  19  25  26</w:t>
             </w:r>
           </w:p>
         </w:tc>
@@ -311,9 +311,9 @@
           <w:p>
             <w:r>
               <w:rPr>
-                <w:sz w:val="16"/>
-              </w:rPr>
-              <w:t>115000182</w:t>
+                <w:sz w:val="24"/>
+              </w:rPr>
+              <w:t>115000179</w:t>
             </w:r>
           </w:p>
         </w:tc>
@@ -333,9 +333,9 @@
           <w:p>
             <w:r>
               <w:rPr>
-                <w:sz w:val="16"/>
-              </w:rPr>
-              <w:t>115.07.28</w:t>
+                <w:sz w:val="24"/>
+              </w:rPr>
+              <w:t>115.07.24</w:t>
             </w:r>
           </w:p>
         </w:tc>
@@ -355,9 +355,9 @@
           <w:p>
             <w:r>
               <w:rPr>
-                <w:sz w:val="16"/>
-              </w:rPr>
-              <w:t>05  08  13  23  31</w:t>
+                <w:sz w:val="24"/>
+              </w:rPr>
+              <w:t>05  17  27  29  36</w:t>
             </w:r>
           </w:p>
         </w:tc>
@@ -382,9 +382,9 @@
           <w:p>
             <w:r>
               <w:rPr>
-                <w:sz w:val="16"/>
-              </w:rPr>
-              <w:t>115000181</w:t>
+                <w:sz w:val="24"/>
+              </w:rPr>
+              <w:t>115000180</w:t>
             </w:r>
           </w:p>
         </w:tc>
@@ -404,9 +404,9 @@
           <w:p>
             <w:r>
               <w:rPr>
-                <w:sz w:val="16"/>
-              </w:rPr>
-              <w:t>115.07.27</w:t>
+                <w:sz w:val="24"/>
+              </w:rPr>
+              <w:t>115.07.25</w:t>
             </w:r>
           </w:p>
         </w:tc>
@@ -426,9 +426,9 @@
           <w:p>
             <w:r>
               <w:rPr>
-                <w:sz w:val="16"/>
-              </w:rPr>
-              <w:t>07  16  19  24  32</w:t>
+                <w:sz w:val="24"/>
+              </w:rPr>
+              <w:t>08  12  16  23  39</w:t>
             </w:r>
           </w:p>
         </w:tc>
@@ -453,9 +453,9 @@
           <w:p>
             <w:r>
               <w:rPr>
-                <w:sz w:val="16"/>
-              </w:rPr>
-              <w:t>115000180</w:t>
+                <w:sz w:val="24"/>
+              </w:rPr>
+              <w:t>115000181</w:t>
             </w:r>
           </w:p>
         </w:tc>
@@ -475,9 +475,9 @@
           <w:p>
             <w:r>
               <w:rPr>
-                <w:sz w:val="16"/>
-              </w:rPr>
-              <w:t>115.07.25</w:t>
+                <w:sz w:val="24"/>
+              </w:rPr>
+              <w:t>115.07.27</w:t>
             </w:r>
           </w:p>
         </w:tc>
@@ -497,9 +497,9 @@
           <w:p>
             <w:r>
               <w:rPr>
-                <w:sz w:val="16"/>
-              </w:rPr>
-              <w:t>08  12  16  23  39</w:t>
+                <w:sz w:val="24"/>
+              </w:rPr>
+              <w:t>07  16  19  24  32</w:t>
             </w:r>
           </w:p>
         </w:tc>
@@ -524,9 +524,9 @@
           <w:p>
             <w:r>
               <w:rPr>
-                <w:sz w:val="16"/>
-              </w:rPr>
-              <w:t>115000179</w:t>
+                <w:sz w:val="24"/>
+              </w:rPr>
+              <w:t>115000182</w:t>
             </w:r>
           </w:p>
         </w:tc>
@@ -546,9 +546,9 @@
           <w:p>
             <w:r>
               <w:rPr>
-                <w:sz w:val="16"/>
-              </w:rPr>
-              <w:t>115.07.24</w:t>
+                <w:sz w:val="24"/>
+              </w:rPr>
+              <w:t>115.07.28</w:t>
             </w:r>
           </w:p>
         </w:tc>
@@ -568,9 +568,9 @@
           <w:p>
             <w:r>
               <w:rPr>
-                <w:sz w:val="16"/>
-              </w:rPr>
-              <w:t>05  17  27  29  36</w:t>
+                <w:sz w:val="24"/>
+              </w:rPr>
+              <w:t>05  08  13  23  31</w:t>
             </w:r>
           </w:p>
         </w:tc>
@@ -595,9 +595,9 @@
           <w:p>
             <w:r>
               <w:rPr>
-                <w:sz w:val="16"/>
-              </w:rPr>
-              <w:t>115000178</w:t>
+                <w:sz w:val="24"/>
+              </w:rPr>
+              <w:t>115000183</w:t>
             </w:r>
           </w:p>
         </w:tc>
@@ -617,9 +617,9 @@
           <w:p>
             <w:r>
               <w:rPr>
-                <w:sz w:val="16"/>
-              </w:rPr>
-              <w:t>115.07.23</w:t>
+                <w:sz w:val="24"/>
+              </w:rPr>
+              <w:t>115.07.29</w:t>
             </w:r>
           </w:p>
         </w:tc>
@@ -639,9 +639,9 @@
           <w:p>
             <w:r>
               <w:rPr>
-                <w:sz w:val="16"/>
-              </w:rPr>
-              <w:t>12  14  19  25  26</w:t>
+                <w:sz w:val="24"/>
+              </w:rPr>
+              <w:t>05  14  32  33  36</w:t>
             </w:r>
           </w:p>
         </w:tc>
@@ -666,9 +666,9 @@
           <w:p>
             <w:r>
               <w:rPr>
-                <w:sz w:val="16"/>
-              </w:rPr>
-              <w:t>115000177</w:t>
+                <w:sz w:val="24"/>
+              </w:rPr>
+              <w:t>115000184</w:t>
             </w:r>
           </w:p>
         </w:tc>
@@ -688,9 +688,9 @@
           <w:p>
             <w:r>
               <w:rPr>
-                <w:sz w:val="16"/>
-              </w:rPr>
-              <w:t>115.07.22</w:t>
+                <w:sz w:val="24"/>
+              </w:rPr>
+              <w:t>115.07.30</w:t>
             </w:r>
           </w:p>
         </w:tc>
@@ -710,9 +710,9 @@
           <w:p>
             <w:r>
               <w:rPr>
-                <w:sz w:val="16"/>
-              </w:rPr>
-              <w:t>03  14  19  21  31</w:t>
+                <w:sz w:val="24"/>
+              </w:rPr>
+              <w:t>04  07  08  16  38</w:t>
             </w:r>
           </w:p>
         </w:tc>
@@ -737,9 +737,9 @@
           <w:p>
             <w:r>
               <w:rPr>
-                <w:sz w:val="16"/>
-              </w:rPr>
-              <w:t>115000176</w:t>
+                <w:sz w:val="24"/>
+              </w:rPr>
+              <w:t>115000185</w:t>
             </w:r>
           </w:p>
         </w:tc>
@@ -759,9 +759,9 @@
           <w:p>
             <w:r>
               <w:rPr>
-                <w:sz w:val="16"/>
-              </w:rPr>
-              <w:t>115.07.21</w:t>
+                <w:sz w:val="24"/>
+              </w:rPr>
+              <w:t>115.07.31</w:t>
             </w:r>
           </w:p>
         </w:tc>
@@ -781,9 +781,9 @@
           <w:p>
             <w:r>
               <w:rPr>
-                <w:sz w:val="16"/>
-              </w:rPr>
-              <w:t>12  19  27  37  39</w:t>
+                <w:sz w:val="24"/>
+              </w:rPr>
+              <w:t>01  09  12  25  26</w:t>
             </w:r>
           </w:p>
         </w:tc>
@@ -808,9 +808,9 @@
           <w:p>
             <w:r>
               <w:rPr>
-                <w:sz w:val="16"/>
-              </w:rPr>
-              <w:t>115000175</w:t>
+                <w:sz w:val="24"/>
+              </w:rPr>
+              <w:t>115000186</w:t>
             </w:r>
           </w:p>
         </w:tc>
@@ -830,9 +830,9 @@
           <w:p>
             <w:r>
               <w:rPr>
-                <w:sz w:val="16"/>
-              </w:rPr>
-              <w:t>115.07.20</w:t>
+                <w:sz w:val="24"/>
+              </w:rPr>
+              <w:t>115.08.01</w:t>
             </w:r>
           </w:p>
         </w:tc>
@@ -852,9 +852,9 @@
           <w:p>
             <w:r>
               <w:rPr>
-                <w:sz w:val="16"/>
-              </w:rPr>
-              <w:t>10  12  13  20  24</w:t>
+                <w:sz w:val="24"/>
+              </w:rPr>
+              <w:t>06  11  18  22  29</w:t>
             </w:r>
           </w:p>
         </w:tc>
@@ -911,7 +911,7 @@
                 <w:bCs/>
                 <w:color w:val="000000"/>
                 <w:kern w:val="0"/>
-                <w:sz w:val="16"/>
+                <w:sz w:val="24"/>
                 <w:szCs w:val="24"/>
                 <w14:ligatures w14:val="none"/>
               </w:rPr>
@@ -952,7 +952,7 @@
                 <w:bCs/>
                 <w:color w:val="000000"/>
                 <w:kern w:val="0"/>
-                <w:sz w:val="16"/>
+                <w:sz w:val="24"/>
                 <w:szCs w:val="24"/>
                 <w14:ligatures w14:val="none"/>
               </w:rPr>
@@ -981,9 +981,9 @@
           <w:p>
             <w:r>
               <w:rPr>
-                <w:sz w:val="16"/>
-              </w:rPr>
-              <w:t>07/29(三)</w:t>
+                <w:sz w:val="24"/>
+              </w:rPr>
+              <w:t>07/22(三)</w:t>
             </w:r>
           </w:p>
         </w:tc>
@@ -1003,9 +1003,9 @@
           <w:p>
             <w:r>
               <w:rPr>
-                <w:sz w:val="16"/>
-              </w:rPr>
-              <w:t>8  4  6</w:t>
+                <w:sz w:val="24"/>
+              </w:rPr>
+              <w:t>5  0  2</w:t>
             </w:r>
           </w:p>
         </w:tc>
@@ -1029,9 +1029,9 @@
           <w:p>
             <w:r>
               <w:rPr>
-                <w:sz w:val="16"/>
-              </w:rPr>
-              <w:t>07/28(二)</w:t>
+                <w:sz w:val="24"/>
+              </w:rPr>
+              <w:t>07/23(四)</w:t>
             </w:r>
           </w:p>
         </w:tc>
@@ -1050,9 +1050,9 @@
           <w:p>
             <w:r>
               <w:rPr>
-                <w:sz w:val="16"/>
-              </w:rPr>
-              <w:t>7  1  6</w:t>
+                <w:sz w:val="24"/>
+              </w:rPr>
+              <w:t>0  1  8</w:t>
             </w:r>
           </w:p>
         </w:tc>
@@ -1076,9 +1076,9 @@
           <w:p>
             <w:r>
               <w:rPr>
-                <w:sz w:val="16"/>
-              </w:rPr>
-              <w:t>07/27(一)</w:t>
+                <w:sz w:val="24"/>
+              </w:rPr>
+              <w:t>07/24(五)</w:t>
             </w:r>
           </w:p>
         </w:tc>
@@ -1097,9 +1097,9 @@
           <w:p>
             <w:r>
               <w:rPr>
-                <w:sz w:val="16"/>
-              </w:rPr>
-              <w:t>6  0  2</w:t>
+                <w:sz w:val="24"/>
+              </w:rPr>
+              <w:t>5  4  0</w:t>
             </w:r>
           </w:p>
         </w:tc>
@@ -1123,7 +1123,7 @@
           <w:p>
             <w:r>
               <w:rPr>
-                <w:sz w:val="16"/>
+                <w:sz w:val="24"/>
               </w:rPr>
               <w:t>07/25(六)</w:t>
             </w:r>
@@ -1144,7 +1144,7 @@
           <w:p>
             <w:r>
               <w:rPr>
-                <w:sz w:val="16"/>
+                <w:sz w:val="24"/>
               </w:rPr>
               <w:t>1  8  3</w:t>
             </w:r>
@@ -1170,9 +1170,9 @@
           <w:p>
             <w:r>
               <w:rPr>
-                <w:sz w:val="16"/>
-              </w:rPr>
-              <w:t>07/24(五)</w:t>
+                <w:sz w:val="24"/>
+              </w:rPr>
+              <w:t>07/27(一)</w:t>
             </w:r>
           </w:p>
         </w:tc>
@@ -1191,9 +1191,9 @@
           <w:p>
             <w:r>
               <w:rPr>
-                <w:sz w:val="16"/>
-              </w:rPr>
-              <w:t>5  4  0</w:t>
+                <w:sz w:val="24"/>
+              </w:rPr>
+              <w:t>6  0  2</w:t>
             </w:r>
           </w:p>
         </w:tc>
@@ -1217,9 +1217,9 @@
           <w:p>
             <w:r>
               <w:rPr>
-                <w:sz w:val="16"/>
-              </w:rPr>
-              <w:t>07/23(四)</w:t>
+                <w:sz w:val="24"/>
+              </w:rPr>
+              <w:t>07/28(二)</w:t>
             </w:r>
           </w:p>
         </w:tc>
@@ -1238,9 +1238,9 @@
           <w:p>
             <w:r>
               <w:rPr>
-                <w:sz w:val="16"/>
-              </w:rPr>
-              <w:t>0  1  8</w:t>
+                <w:sz w:val="24"/>
+              </w:rPr>
+              <w:t>7  1  6</w:t>
             </w:r>
           </w:p>
         </w:tc>
@@ -1264,9 +1264,9 @@
           <w:p>
             <w:r>
               <w:rPr>
-                <w:sz w:val="16"/>
-              </w:rPr>
-              <w:t>07/22(三)</w:t>
+                <w:sz w:val="24"/>
+              </w:rPr>
+              <w:t>07/29(三)</w:t>
             </w:r>
           </w:p>
         </w:tc>
@@ -1285,9 +1285,9 @@
           <w:p>
             <w:r>
               <w:rPr>
-                <w:sz w:val="16"/>
-              </w:rPr>
-              <w:t>5  0  2</w:t>
+                <w:sz w:val="24"/>
+              </w:rPr>
+              <w:t>8  4  6</w:t>
             </w:r>
           </w:p>
         </w:tc>
@@ -1311,9 +1311,9 @@
           <w:p>
             <w:r>
               <w:rPr>
-                <w:sz w:val="16"/>
-              </w:rPr>
-              <w:t>07/21(二)</w:t>
+                <w:sz w:val="24"/>
+              </w:rPr>
+              <w:t>07/30(四)</w:t>
             </w:r>
           </w:p>
         </w:tc>
@@ -1332,9 +1332,9 @@
           <w:p>
             <w:r>
               <w:rPr>
-                <w:sz w:val="16"/>
-              </w:rPr>
-              <w:t>4  1  8</w:t>
+                <w:sz w:val="24"/>
+              </w:rPr>
+              <w:t>2  8  5</w:t>
             </w:r>
           </w:p>
         </w:tc>
@@ -1358,9 +1358,9 @@
           <w:p>
             <w:r>
               <w:rPr>
-                <w:sz w:val="16"/>
-              </w:rPr>
-              <w:t>07/20(一)</w:t>
+                <w:sz w:val="24"/>
+              </w:rPr>
+              <w:t>07/31(五)</w:t>
             </w:r>
           </w:p>
         </w:tc>
@@ -1379,9 +1379,9 @@
           <w:p>
             <w:r>
               <w:rPr>
-                <w:sz w:val="16"/>
-              </w:rPr>
-              <w:t>3  0  1</w:t>
+                <w:sz w:val="24"/>
+              </w:rPr>
+              <w:t>1  3  9</w:t>
             </w:r>
           </w:p>
         </w:tc>
@@ -1405,9 +1405,9 @@
           <w:p>
             <w:r>
               <w:rPr>
-                <w:sz w:val="16"/>
-              </w:rPr>
-              <w:t>07/18(六)</w:t>
+                <w:sz w:val="24"/>
+              </w:rPr>
+              <w:t>08/01(六)</w:t>
             </w:r>
           </w:p>
         </w:tc>
@@ -1426,9 +1426,9 @@
           <w:p>
             <w:r>
               <w:rPr>
-                <w:sz w:val="16"/>
-              </w:rPr>
-              <w:t>6  6  7</w:t>
+                <w:sz w:val="24"/>
+              </w:rPr>
+              <w:t>5  6  6</w:t>
             </w:r>
           </w:p>
         </w:tc>
@@ -1507,7 +1507,7 @@
                 <w:bCs/>
                 <w:color w:val="000000"/>
                 <w:kern w:val="0"/>
-                <w:sz w:val="16"/>
+                <w:sz w:val="24"/>
                 <w:szCs w:val="28"/>
                 <w14:ligatures w14:val="none"/>
               </w:rPr>
@@ -1549,7 +1549,7 @@
                 <w:bCs/>
                 <w:color w:val="000000"/>
                 <w:kern w:val="0"/>
-                <w:sz w:val="16"/>
+                <w:sz w:val="24"/>
                 <w:szCs w:val="28"/>
                 <w14:ligatures w14:val="none"/>
               </w:rPr>
@@ -1591,7 +1591,7 @@
                 <w:bCs/>
                 <w:color w:val="000000"/>
                 <w:kern w:val="0"/>
-                <w:sz w:val="16"/>
+                <w:sz w:val="24"/>
                 <w:szCs w:val="28"/>
                 <w14:ligatures w14:val="none"/>
               </w:rPr>
@@ -1633,7 +1633,7 @@
                 <w:bCs/>
                 <w:color w:val="000000"/>
                 <w:kern w:val="0"/>
-                <w:sz w:val="16"/>
+                <w:sz w:val="24"/>
                 <w:szCs w:val="28"/>
                 <w14:ligatures w14:val="none"/>
               </w:rPr>
@@ -1662,9 +1662,9 @@
           <w:p>
             <w:r>
               <w:rPr>
-                <w:sz w:val="16"/>
-              </w:rPr>
-              <w:t>115000061</w:t>
+                <w:sz w:val="24"/>
+              </w:rPr>
+              <w:t>115000053</w:t>
             </w:r>
           </w:p>
         </w:tc>
@@ -1684,9 +1684,9 @@
           <w:p>
             <w:r>
               <w:rPr>
-                <w:sz w:val="16"/>
-              </w:rPr>
-              <w:t>115.07.30</w:t>
+                <w:sz w:val="24"/>
+              </w:rPr>
+              <w:t>115.07.02</w:t>
             </w:r>
           </w:p>
         </w:tc>
@@ -1706,9 +1706,9 @@
           <w:p>
             <w:r>
               <w:rPr>
-                <w:sz w:val="16"/>
-              </w:rPr>
-              <w:t>08  14  17  19  21  23</w:t>
+                <w:sz w:val="24"/>
+              </w:rPr>
+              <w:t>02  11  13  21  22  35</w:t>
             </w:r>
           </w:p>
         </w:tc>
@@ -1728,9 +1728,9 @@
           <w:p>
             <w:r>
               <w:rPr>
-                <w:sz w:val="16"/>
-              </w:rPr>
-              <w:t>07</w:t>
+                <w:sz w:val="24"/>
+              </w:rPr>
+              <w:t>03</w:t>
             </w:r>
           </w:p>
         </w:tc>
@@ -1755,9 +1755,9 @@
           <w:p>
             <w:r>
               <w:rPr>
-                <w:sz w:val="16"/>
-              </w:rPr>
-              <w:t>115000060</w:t>
+                <w:sz w:val="24"/>
+              </w:rPr>
+              <w:t>115000054</w:t>
             </w:r>
           </w:p>
         </w:tc>
@@ -1777,9 +1777,9 @@
           <w:p>
             <w:r>
               <w:rPr>
-                <w:sz w:val="16"/>
-              </w:rPr>
-              <w:t>115.07.27</w:t>
+                <w:sz w:val="24"/>
+              </w:rPr>
+              <w:t>115.07.06</w:t>
             </w:r>
           </w:p>
         </w:tc>
@@ -1799,9 +1799,9 @@
           <w:p>
             <w:r>
               <w:rPr>
-                <w:sz w:val="16"/>
-              </w:rPr>
-              <w:t>19  22  28  31  33  35</w:t>
+                <w:sz w:val="24"/>
+              </w:rPr>
+              <w:t>04  12  15  24  30  31</w:t>
             </w:r>
           </w:p>
         </w:tc>
@@ -1821,9 +1821,9 @@
           <w:p>
             <w:r>
               <w:rPr>
-                <w:sz w:val="16"/>
-              </w:rPr>
-              <w:t>07</w:t>
+                <w:sz w:val="24"/>
+              </w:rPr>
+              <w:t>01</w:t>
             </w:r>
           </w:p>
         </w:tc>
@@ -1848,9 +1848,9 @@
           <w:p>
             <w:r>
               <w:rPr>
-                <w:sz w:val="16"/>
-              </w:rPr>
-              <w:t>115000059</w:t>
+                <w:sz w:val="24"/>
+              </w:rPr>
+              <w:t>115000055</w:t>
             </w:r>
           </w:p>
         </w:tc>
@@ -1870,9 +1870,9 @@
           <w:p>
             <w:r>
               <w:rPr>
-                <w:sz w:val="16"/>
-              </w:rPr>
-              <w:t>115.07.23</w:t>
+                <w:sz w:val="24"/>
+              </w:rPr>
+              <w:t>115.07.09</w:t>
             </w:r>
           </w:p>
         </w:tc>
@@ -1892,9 +1892,9 @@
           <w:p>
             <w:r>
               <w:rPr>
-                <w:sz w:val="16"/>
-              </w:rPr>
-              <w:t>08  10  13  21  29  31</w:t>
+                <w:sz w:val="24"/>
+              </w:rPr>
+              <w:t>10  22  24  29  35  37</w:t>
             </w:r>
           </w:p>
         </w:tc>
@@ -1914,9 +1914,9 @@
           <w:p>
             <w:r>
               <w:rPr>
-                <w:sz w:val="16"/>
-              </w:rPr>
-              <w:t>07</w:t>
+                <w:sz w:val="24"/>
+              </w:rPr>
+              <w:t>06</w:t>
             </w:r>
           </w:p>
         </w:tc>
@@ -1941,9 +1941,9 @@
           <w:p>
             <w:r>
               <w:rPr>
-                <w:sz w:val="16"/>
-              </w:rPr>
-              <w:t>115000058</w:t>
+                <w:sz w:val="24"/>
+              </w:rPr>
+              <w:t>115000056</w:t>
             </w:r>
           </w:p>
         </w:tc>
@@ -1963,9 +1963,9 @@
           <w:p>
             <w:r>
               <w:rPr>
-                <w:sz w:val="16"/>
-              </w:rPr>
-              <w:t>115.07.20</w:t>
+                <w:sz w:val="24"/>
+              </w:rPr>
+              <w:t>115.07.13</w:t>
             </w:r>
           </w:p>
         </w:tc>
@@ -1985,9 +1985,9 @@
           <w:p>
             <w:r>
               <w:rPr>
-                <w:sz w:val="16"/>
-              </w:rPr>
-              <w:t>06  12  13  23  29  31</w:t>
+                <w:sz w:val="24"/>
+              </w:rPr>
+              <w:t>11  24  29  32  35  38</w:t>
             </w:r>
           </w:p>
         </w:tc>
@@ -2007,9 +2007,9 @@
           <w:p>
             <w:r>
               <w:rPr>
-                <w:sz w:val="16"/>
-              </w:rPr>
-              <w:t>02</w:t>
+                <w:sz w:val="24"/>
+              </w:rPr>
+              <w:t>06</w:t>
             </w:r>
           </w:p>
         </w:tc>
@@ -2034,7 +2034,7 @@
           <w:p>
             <w:r>
               <w:rPr>
-                <w:sz w:val="16"/>
+                <w:sz w:val="24"/>
               </w:rPr>
               <w:t>115000057</w:t>
             </w:r>
@@ -2056,7 +2056,7 @@
           <w:p>
             <w:r>
               <w:rPr>
-                <w:sz w:val="16"/>
+                <w:sz w:val="24"/>
               </w:rPr>
               <w:t>115.07.16</w:t>
             </w:r>
@@ -2078,7 +2078,7 @@
           <w:p>
             <w:r>
               <w:rPr>
-                <w:sz w:val="16"/>
+                <w:sz w:val="24"/>
               </w:rPr>
               <w:t>17  23  25  29  34  36</w:t>
             </w:r>
@@ -2100,7 +2100,7 @@
           <w:p>
             <w:r>
               <w:rPr>
-                <w:sz w:val="16"/>
+                <w:sz w:val="24"/>
               </w:rPr>
               <w:t>07</w:t>
             </w:r>
@@ -2127,9 +2127,9 @@
           <w:p>
             <w:r>
               <w:rPr>
-                <w:sz w:val="16"/>
-              </w:rPr>
-              <w:t>115000056</w:t>
+                <w:sz w:val="24"/>
+              </w:rPr>
+              <w:t>115000058</w:t>
             </w:r>
           </w:p>
         </w:tc>
@@ -2149,9 +2149,9 @@
           <w:p>
             <w:r>
               <w:rPr>
-                <w:sz w:val="16"/>
-              </w:rPr>
-              <w:t>115.07.13</w:t>
+                <w:sz w:val="24"/>
+              </w:rPr>
+              <w:t>115.07.20</w:t>
             </w:r>
           </w:p>
         </w:tc>
@@ -2171,9 +2171,9 @@
           <w:p>
             <w:r>
               <w:rPr>
-                <w:sz w:val="16"/>
-              </w:rPr>
-              <w:t>11  24  29  32  35  38</w:t>
+                <w:sz w:val="24"/>
+              </w:rPr>
+              <w:t>06  12  13  23  29  31</w:t>
             </w:r>
           </w:p>
         </w:tc>
@@ -2193,9 +2193,9 @@
           <w:p>
             <w:r>
               <w:rPr>
-                <w:sz w:val="16"/>
-              </w:rPr>
-              <w:t>06</w:t>
+                <w:sz w:val="24"/>
+              </w:rPr>
+              <w:t>02</w:t>
             </w:r>
           </w:p>
         </w:tc>
@@ -2220,9 +2220,9 @@
           <w:p>
             <w:r>
               <w:rPr>
-                <w:sz w:val="16"/>
-              </w:rPr>
-              <w:t>115000055</w:t>
+                <w:sz w:val="24"/>
+              </w:rPr>
+              <w:t>115000059</w:t>
             </w:r>
           </w:p>
         </w:tc>
@@ -2242,9 +2242,9 @@
           <w:p>
             <w:r>
               <w:rPr>
-                <w:sz w:val="16"/>
-              </w:rPr>
-              <w:t>115.07.09</w:t>
+                <w:sz w:val="24"/>
+              </w:rPr>
+              <w:t>115.07.23</w:t>
             </w:r>
           </w:p>
         </w:tc>
@@ -2264,9 +2264,9 @@
           <w:p>
             <w:r>
               <w:rPr>
-                <w:sz w:val="16"/>
-              </w:rPr>
-              <w:t>10  22  24  29  35  37</w:t>
+                <w:sz w:val="24"/>
+              </w:rPr>
+              <w:t>08  10  13  21  29  31</w:t>
             </w:r>
           </w:p>
         </w:tc>
@@ -2286,9 +2286,9 @@
           <w:p>
             <w:r>
               <w:rPr>
-                <w:sz w:val="16"/>
-              </w:rPr>
-              <w:t>06</w:t>
+                <w:sz w:val="24"/>
+              </w:rPr>
+              <w:t>07</w:t>
             </w:r>
           </w:p>
         </w:tc>
@@ -2313,9 +2313,9 @@
           <w:p>
             <w:r>
               <w:rPr>
-                <w:sz w:val="16"/>
-              </w:rPr>
-              <w:t>115000054</w:t>
+                <w:sz w:val="24"/>
+              </w:rPr>
+              <w:t>115000060</w:t>
             </w:r>
           </w:p>
         </w:tc>
@@ -2335,9 +2335,9 @@
           <w:p>
             <w:r>
               <w:rPr>
-                <w:sz w:val="16"/>
-              </w:rPr>
-              <w:t>115.07.06</w:t>
+                <w:sz w:val="24"/>
+              </w:rPr>
+              <w:t>115.07.27</w:t>
             </w:r>
           </w:p>
         </w:tc>
@@ -2357,9 +2357,9 @@
           <w:p>
             <w:r>
               <w:rPr>
-                <w:sz w:val="16"/>
-              </w:rPr>
-              <w:t>04  12  15  24  30  31</w:t>
+                <w:sz w:val="24"/>
+              </w:rPr>
+              <w:t>19  22  28  31  33  35</w:t>
             </w:r>
           </w:p>
         </w:tc>
@@ -2379,9 +2379,9 @@
           <w:p>
             <w:r>
               <w:rPr>
-                <w:sz w:val="16"/>
-              </w:rPr>
-              <w:t>01</w:t>
+                <w:sz w:val="24"/>
+              </w:rPr>
+              <w:t>07</w:t>
             </w:r>
           </w:p>
         </w:tc>
@@ -2406,9 +2406,9 @@
           <w:p>
             <w:r>
               <w:rPr>
-                <w:sz w:val="16"/>
-              </w:rPr>
-              <w:t>115000053</w:t>
+                <w:sz w:val="24"/>
+              </w:rPr>
+              <w:t>115000061</w:t>
             </w:r>
           </w:p>
         </w:tc>
@@ -2428,9 +2428,9 @@
           <w:p>
             <w:r>
               <w:rPr>
-                <w:sz w:val="16"/>
-              </w:rPr>
-              <w:t>115.07.02</w:t>
+                <w:sz w:val="24"/>
+              </w:rPr>
+              <w:t>115.07.30</w:t>
             </w:r>
           </w:p>
         </w:tc>
@@ -2450,9 +2450,9 @@
           <w:p>
             <w:r>
               <w:rPr>
-                <w:sz w:val="16"/>
-              </w:rPr>
-              <w:t>02  11  13  21  22  35</w:t>
+                <w:sz w:val="24"/>
+              </w:rPr>
+              <w:t>08  14  17  19  21  23</w:t>
             </w:r>
           </w:p>
         </w:tc>
@@ -2472,9 +2472,9 @@
           <w:p>
             <w:r>
               <w:rPr>
-                <w:sz w:val="16"/>
-              </w:rPr>
-              <w:t>03</w:t>
+                <w:sz w:val="24"/>
+              </w:rPr>
+              <w:t>07</w:t>
             </w:r>
           </w:p>
         </w:tc>
@@ -2499,7 +2499,7 @@
           <w:p>
             <w:r>
               <w:rPr>
-                <w:sz w:val="16"/>
+                <w:sz w:val="24"/>
               </w:rPr>
             </w:r>
           </w:p>
@@ -2520,7 +2520,7 @@
           <w:p>
             <w:r>
               <w:rPr>
-                <w:sz w:val="16"/>
+                <w:sz w:val="24"/>
               </w:rPr>
             </w:r>
           </w:p>
@@ -2541,7 +2541,7 @@
           <w:p>
             <w:r>
               <w:rPr>
-                <w:sz w:val="16"/>
+                <w:sz w:val="24"/>
               </w:rPr>
             </w:r>
           </w:p>
@@ -2562,7 +2562,7 @@
           <w:p>
             <w:r>
               <w:rPr>
-                <w:sz w:val="16"/>
+                <w:sz w:val="24"/>
               </w:rPr>
             </w:r>
           </w:p>
@@ -2621,7 +2621,7 @@
                 <w:bCs/>
                 <w:color w:val="000000"/>
                 <w:kern w:val="0"/>
-                <w:sz w:val="16"/>
+                <w:sz w:val="24"/>
                 <w:szCs w:val="24"/>
                 <w14:ligatures w14:val="none"/>
               </w:rPr>
@@ -2662,7 +2662,7 @@
                 <w:bCs/>
                 <w:color w:val="000000"/>
                 <w:kern w:val="0"/>
-                <w:sz w:val="16"/>
+                <w:sz w:val="24"/>
                 <w:szCs w:val="24"/>
                 <w14:ligatures w14:val="none"/>
               </w:rPr>
@@ -2691,9 +2691,9 @@
           <w:p>
             <w:r>
               <w:rPr>
-                <w:sz w:val="16"/>
-              </w:rPr>
-              <w:t>07/29(三)</w:t>
+                <w:sz w:val="24"/>
+              </w:rPr>
+              <w:t>07/22(三)</w:t>
             </w:r>
           </w:p>
         </w:tc>
@@ -2713,9 +2713,9 @@
           <w:p>
             <w:r>
               <w:rPr>
-                <w:sz w:val="16"/>
-              </w:rPr>
-              <w:t>7  6  8  5</w:t>
+                <w:sz w:val="24"/>
+              </w:rPr>
+              <w:t>7  9  4  7</w:t>
             </w:r>
           </w:p>
         </w:tc>
@@ -2739,9 +2739,9 @@
           <w:p>
             <w:r>
               <w:rPr>
-                <w:sz w:val="16"/>
-              </w:rPr>
-              <w:t>07/28(二)</w:t>
+                <w:sz w:val="24"/>
+              </w:rPr>
+              <w:t>07/23(四)</w:t>
             </w:r>
           </w:p>
         </w:tc>
@@ -2760,9 +2760,9 @@
           <w:p>
             <w:r>
               <w:rPr>
-                <w:sz w:val="16"/>
-              </w:rPr>
-              <w:t>0  4  3  3</w:t>
+                <w:sz w:val="24"/>
+              </w:rPr>
+              <w:t>5  3  5  1</w:t>
             </w:r>
           </w:p>
         </w:tc>
@@ -2786,9 +2786,9 @@
           <w:p>
             <w:r>
               <w:rPr>
-                <w:sz w:val="16"/>
-              </w:rPr>
-              <w:t>07/27(一)</w:t>
+                <w:sz w:val="24"/>
+              </w:rPr>
+              <w:t>07/24(五)</w:t>
             </w:r>
           </w:p>
         </w:tc>
@@ -2807,9 +2807,9 @@
           <w:p>
             <w:r>
               <w:rPr>
-                <w:sz w:val="16"/>
-              </w:rPr>
-              <w:t>5  9  1  0</w:t>
+                <w:sz w:val="24"/>
+              </w:rPr>
+              <w:t>3  1  0  8</w:t>
             </w:r>
           </w:p>
         </w:tc>
@@ -2833,7 +2833,7 @@
           <w:p>
             <w:r>
               <w:rPr>
-                <w:sz w:val="16"/>
+                <w:sz w:val="24"/>
               </w:rPr>
               <w:t>07/25(六)</w:t>
             </w:r>
@@ -2854,7 +2854,7 @@
           <w:p>
             <w:r>
               <w:rPr>
-                <w:sz w:val="16"/>
+                <w:sz w:val="24"/>
               </w:rPr>
               <w:t>9  0  4  8</w:t>
             </w:r>
@@ -2880,9 +2880,9 @@
           <w:p>
             <w:r>
               <w:rPr>
-                <w:sz w:val="16"/>
-              </w:rPr>
-              <w:t>07/24(五)</w:t>
+                <w:sz w:val="24"/>
+              </w:rPr>
+              <w:t>07/27(一)</w:t>
             </w:r>
           </w:p>
         </w:tc>
@@ -2901,9 +2901,9 @@
           <w:p>
             <w:r>
               <w:rPr>
-                <w:sz w:val="16"/>
-              </w:rPr>
-              <w:t>3  1  0  8</w:t>
+                <w:sz w:val="24"/>
+              </w:rPr>
+              <w:t>5  9  1  0</w:t>
             </w:r>
           </w:p>
         </w:tc>
@@ -2927,9 +2927,9 @@
           <w:p>
             <w:r>
               <w:rPr>
-                <w:sz w:val="16"/>
-              </w:rPr>
-              <w:t>07/23(四)</w:t>
+                <w:sz w:val="24"/>
+              </w:rPr>
+              <w:t>07/28(二)</w:t>
             </w:r>
           </w:p>
         </w:tc>
@@ -2948,9 +2948,9 @@
           <w:p>
             <w:r>
               <w:rPr>
-                <w:sz w:val="16"/>
-              </w:rPr>
-              <w:t>5  3  5  1</w:t>
+                <w:sz w:val="24"/>
+              </w:rPr>
+              <w:t>0  4  3  3</w:t>
             </w:r>
           </w:p>
         </w:tc>
@@ -2974,9 +2974,9 @@
           <w:p>
             <w:r>
               <w:rPr>
-                <w:sz w:val="16"/>
-              </w:rPr>
-              <w:t>07/22(三)</w:t>
+                <w:sz w:val="24"/>
+              </w:rPr>
+              <w:t>07/29(三)</w:t>
             </w:r>
           </w:p>
         </w:tc>
@@ -2995,9 +2995,9 @@
           <w:p>
             <w:r>
               <w:rPr>
-                <w:sz w:val="16"/>
-              </w:rPr>
-              <w:t>7  9  4  7</w:t>
+                <w:sz w:val="24"/>
+              </w:rPr>
+              <w:t>7  6  8  5</w:t>
             </w:r>
           </w:p>
         </w:tc>
@@ -3021,9 +3021,9 @@
           <w:p>
             <w:r>
               <w:rPr>
-                <w:sz w:val="16"/>
-              </w:rPr>
-              <w:t>07/21(二)</w:t>
+                <w:sz w:val="24"/>
+              </w:rPr>
+              <w:t>07/30(四)</w:t>
             </w:r>
           </w:p>
         </w:tc>
@@ -3042,9 +3042,9 @@
           <w:p>
             <w:r>
               <w:rPr>
-                <w:sz w:val="16"/>
-              </w:rPr>
-              <w:t>0  7  5  7</w:t>
+                <w:sz w:val="24"/>
+              </w:rPr>
+              <w:t>2  9  3  1</w:t>
             </w:r>
           </w:p>
         </w:tc>
@@ -3068,9 +3068,9 @@
           <w:p>
             <w:r>
               <w:rPr>
-                <w:sz w:val="16"/>
-              </w:rPr>
-              <w:t>07/20(一)</w:t>
+                <w:sz w:val="24"/>
+              </w:rPr>
+              <w:t>07/31(五)</w:t>
             </w:r>
           </w:p>
         </w:tc>
@@ -3089,9 +3089,9 @@
           <w:p>
             <w:r>
               <w:rPr>
-                <w:sz w:val="16"/>
-              </w:rPr>
-              <w:t>4  0  1  4</w:t>
+                <w:sz w:val="24"/>
+              </w:rPr>
+              <w:t>7  1  9  8</w:t>
             </w:r>
           </w:p>
         </w:tc>
@@ -3115,9 +3115,9 @@
           <w:p>
             <w:r>
               <w:rPr>
-                <w:sz w:val="16"/>
-              </w:rPr>
-              <w:t>07/18(六)</w:t>
+                <w:sz w:val="24"/>
+              </w:rPr>
+              <w:t>08/01(六)</w:t>
             </w:r>
           </w:p>
         </w:tc>
@@ -3136,9 +3136,9 @@
           <w:p>
             <w:r>
               <w:rPr>
-                <w:sz w:val="16"/>
-              </w:rPr>
-              <w:t>7  9  9  5</w:t>
+                <w:sz w:val="24"/>
+              </w:rPr>
+              <w:t>7  1  9  5</w:t>
             </w:r>
           </w:p>
         </w:tc>
@@ -3203,7 +3203,7 @@
                 <w:bCs/>
                 <w:color w:val="000000"/>
                 <w:kern w:val="0"/>
-                <w:sz w:val="16"/>
+                <w:sz w:val="24"/>
                 <w:szCs w:val="28"/>
                 <w14:ligatures w14:val="none"/>
               </w:rPr>
@@ -3245,7 +3245,7 @@
                 <w:bCs/>
                 <w:color w:val="000000"/>
                 <w:kern w:val="0"/>
-                <w:sz w:val="16"/>
+                <w:sz w:val="24"/>
                 <w:szCs w:val="28"/>
                 <w14:ligatures w14:val="none"/>
               </w:rPr>
@@ -3287,7 +3287,7 @@
                 <w:bCs/>
                 <w:color w:val="000000"/>
                 <w:kern w:val="0"/>
-                <w:sz w:val="16"/>
+                <w:sz w:val="24"/>
                 <w:szCs w:val="28"/>
                 <w14:ligatures w14:val="none"/>
               </w:rPr>
@@ -3329,7 +3329,7 @@
                 <w:bCs/>
                 <w:color w:val="000000"/>
                 <w:kern w:val="0"/>
-                <w:sz w:val="16"/>
+                <w:sz w:val="24"/>
                 <w:szCs w:val="28"/>
                 <w14:ligatures w14:val="none"/>
               </w:rPr>
@@ -3358,9 +3358,9 @@
           <w:p>
             <w:r>
               <w:rPr>
-                <w:sz w:val="16"/>
-              </w:rPr>
-              <w:t>115000074</w:t>
+                <w:sz w:val="24"/>
+              </w:rPr>
+              <w:t>115000067</w:t>
             </w:r>
           </w:p>
         </w:tc>
@@ -3380,9 +3380,9 @@
           <w:p>
             <w:r>
               <w:rPr>
-                <w:sz w:val="16"/>
-              </w:rPr>
-              <w:t>115.07.28</w:t>
+                <w:sz w:val="24"/>
+              </w:rPr>
+              <w:t>115.07.03</w:t>
             </w:r>
           </w:p>
         </w:tc>
@@ -3402,9 +3402,9 @@
           <w:p>
             <w:r>
               <w:rPr>
-                <w:sz w:val="16"/>
-              </w:rPr>
-              <w:t>08  19  24  26  32  43</w:t>
+                <w:sz w:val="24"/>
+              </w:rPr>
+              <w:t>11  16  19  23  39  47</w:t>
             </w:r>
           </w:p>
         </w:tc>
@@ -3424,9 +3424,9 @@
           <w:p>
             <w:r>
               <w:rPr>
-                <w:sz w:val="16"/>
-              </w:rPr>
-              <w:t>47</w:t>
+                <w:sz w:val="24"/>
+              </w:rPr>
+              <w:t>15</w:t>
             </w:r>
           </w:p>
         </w:tc>
@@ -3451,9 +3451,9 @@
           <w:p>
             <w:r>
               <w:rPr>
-                <w:sz w:val="16"/>
-              </w:rPr>
-              <w:t>115000073</w:t>
+                <w:sz w:val="24"/>
+              </w:rPr>
+              <w:t>115000068</w:t>
             </w:r>
           </w:p>
         </w:tc>
@@ -3473,9 +3473,9 @@
           <w:p>
             <w:r>
               <w:rPr>
-                <w:sz w:val="16"/>
-              </w:rPr>
-              <w:t>115.07.24</w:t>
+                <w:sz w:val="24"/>
+              </w:rPr>
+              <w:t>115.07.07</w:t>
             </w:r>
           </w:p>
         </w:tc>
@@ -3495,9 +3495,9 @@
           <w:p>
             <w:r>
               <w:rPr>
-                <w:sz w:val="16"/>
-              </w:rPr>
-              <w:t>03  15  27  34  35  44</w:t>
+                <w:sz w:val="24"/>
+              </w:rPr>
+              <w:t>08  13  15  18  19  42</w:t>
             </w:r>
           </w:p>
         </w:tc>
@@ -3517,9 +3517,9 @@
           <w:p>
             <w:r>
               <w:rPr>
-                <w:sz w:val="16"/>
-              </w:rPr>
-              <w:t>40</w:t>
+                <w:sz w:val="24"/>
+              </w:rPr>
+              <w:t>37</w:t>
             </w:r>
           </w:p>
         </w:tc>
@@ -3544,9 +3544,9 @@
           <w:p>
             <w:r>
               <w:rPr>
-                <w:sz w:val="16"/>
-              </w:rPr>
-              <w:t>115000072</w:t>
+                <w:sz w:val="24"/>
+              </w:rPr>
+              <w:t>115000069</w:t>
             </w:r>
           </w:p>
         </w:tc>
@@ -3566,9 +3566,9 @@
           <w:p>
             <w:r>
               <w:rPr>
-                <w:sz w:val="16"/>
-              </w:rPr>
-              <w:t>115.07.21</w:t>
+                <w:sz w:val="24"/>
+              </w:rPr>
+              <w:t>115.07.10</w:t>
             </w:r>
           </w:p>
         </w:tc>
@@ -3588,9 +3588,9 @@
           <w:p>
             <w:r>
               <w:rPr>
-                <w:sz w:val="16"/>
-              </w:rPr>
-              <w:t>02  08  15  26  35  46</w:t>
+                <w:sz w:val="24"/>
+              </w:rPr>
+              <w:t>03  04  15  18  29  49</w:t>
             </w:r>
           </w:p>
         </w:tc>
@@ -3610,9 +3610,9 @@
           <w:p>
             <w:r>
               <w:rPr>
-                <w:sz w:val="16"/>
-              </w:rPr>
-              <w:t>11</w:t>
+                <w:sz w:val="24"/>
+              </w:rPr>
+              <w:t>13</w:t>
             </w:r>
           </w:p>
         </w:tc>
@@ -3637,9 +3637,9 @@
           <w:p>
             <w:r>
               <w:rPr>
-                <w:sz w:val="16"/>
-              </w:rPr>
-              <w:t>115000071</w:t>
+                <w:sz w:val="24"/>
+              </w:rPr>
+              <w:t>115000070</w:t>
             </w:r>
           </w:p>
         </w:tc>
@@ -3659,9 +3659,9 @@
           <w:p>
             <w:r>
               <w:rPr>
-                <w:sz w:val="16"/>
-              </w:rPr>
-              <w:t>115.07.17</w:t>
+                <w:sz w:val="24"/>
+              </w:rPr>
+              <w:t>115.07.14</w:t>
             </w:r>
           </w:p>
         </w:tc>
@@ -3681,9 +3681,9 @@
           <w:p>
             <w:r>
               <w:rPr>
-                <w:sz w:val="16"/>
-              </w:rPr>
-              <w:t>01  06  12  14  17  26</w:t>
+                <w:sz w:val="24"/>
+              </w:rPr>
+              <w:t>10  25  34  36  45  46</w:t>
             </w:r>
           </w:p>
         </w:tc>
@@ -3703,9 +3703,9 @@
           <w:p>
             <w:r>
               <w:rPr>
-                <w:sz w:val="16"/>
-              </w:rPr>
-              <w:t>24</w:t>
+                <w:sz w:val="24"/>
+              </w:rPr>
+              <w:t>07</w:t>
             </w:r>
           </w:p>
         </w:tc>
@@ -3730,9 +3730,9 @@
           <w:p>
             <w:r>
               <w:rPr>
-                <w:sz w:val="16"/>
-              </w:rPr>
-              <w:t>115000070</w:t>
+                <w:sz w:val="24"/>
+              </w:rPr>
+              <w:t>115000071</w:t>
             </w:r>
           </w:p>
         </w:tc>
@@ -3752,9 +3752,9 @@
           <w:p>
             <w:r>
               <w:rPr>
-                <w:sz w:val="16"/>
-              </w:rPr>
-              <w:t>115.07.14</w:t>
+                <w:sz w:val="24"/>
+              </w:rPr>
+              <w:t>115.07.17</w:t>
             </w:r>
           </w:p>
         </w:tc>
@@ -3774,9 +3774,9 @@
           <w:p>
             <w:r>
               <w:rPr>
-                <w:sz w:val="16"/>
-              </w:rPr>
-              <w:t>10  25  34  36  45  46</w:t>
+                <w:sz w:val="24"/>
+              </w:rPr>
+              <w:t>01  06  12  14  17  26</w:t>
             </w:r>
           </w:p>
         </w:tc>
@@ -3796,9 +3796,9 @@
           <w:p>
             <w:r>
               <w:rPr>
-                <w:sz w:val="16"/>
-              </w:rPr>
-              <w:t>07</w:t>
+                <w:sz w:val="24"/>
+              </w:rPr>
+              <w:t>24</w:t>
             </w:r>
           </w:p>
         </w:tc>
@@ -3823,9 +3823,9 @@
           <w:p>
             <w:r>
               <w:rPr>
-                <w:sz w:val="16"/>
-              </w:rPr>
-              <w:t>115000069</w:t>
+                <w:sz w:val="24"/>
+              </w:rPr>
+              <w:t>115000072</w:t>
             </w:r>
           </w:p>
         </w:tc>
@@ -3845,9 +3845,9 @@
           <w:p>
             <w:r>
               <w:rPr>
-                <w:sz w:val="16"/>
-              </w:rPr>
-              <w:t>115.07.10</w:t>
+                <w:sz w:val="24"/>
+              </w:rPr>
+              <w:t>115.07.21</w:t>
             </w:r>
           </w:p>
         </w:tc>
@@ -3867,9 +3867,9 @@
           <w:p>
             <w:r>
               <w:rPr>
-                <w:sz w:val="16"/>
-              </w:rPr>
-              <w:t>03  04  15  18  29  49</w:t>
+                <w:sz w:val="24"/>
+              </w:rPr>
+              <w:t>02  08  15  26  35  46</w:t>
             </w:r>
           </w:p>
         </w:tc>
@@ -3889,9 +3889,9 @@
           <w:p>
             <w:r>
               <w:rPr>
-                <w:sz w:val="16"/>
-              </w:rPr>
-              <w:t>13</w:t>
+                <w:sz w:val="24"/>
+              </w:rPr>
+              <w:t>11</w:t>
             </w:r>
           </w:p>
         </w:tc>
@@ -3916,9 +3916,9 @@
           <w:p>
             <w:r>
               <w:rPr>
-                <w:sz w:val="16"/>
-              </w:rPr>
-              <w:t>115000068</w:t>
+                <w:sz w:val="24"/>
+              </w:rPr>
+              <w:t>115000073</w:t>
             </w:r>
           </w:p>
         </w:tc>
@@ -3938,9 +3938,9 @@
           <w:p>
             <w:r>
               <w:rPr>
-                <w:sz w:val="16"/>
-              </w:rPr>
-              <w:t>115.07.07</w:t>
+                <w:sz w:val="24"/>
+              </w:rPr>
+              <w:t>115.07.24</w:t>
             </w:r>
           </w:p>
         </w:tc>
@@ -3960,9 +3960,9 @@
           <w:p>
             <w:r>
               <w:rPr>
-                <w:sz w:val="16"/>
-              </w:rPr>
-              <w:t>08  13  15  18  19  42</w:t>
+                <w:sz w:val="24"/>
+              </w:rPr>
+              <w:t>03  15  27  34  35  44</w:t>
             </w:r>
           </w:p>
         </w:tc>
@@ -3982,9 +3982,9 @@
           <w:p>
             <w:r>
               <w:rPr>
-                <w:sz w:val="16"/>
-              </w:rPr>
-              <w:t>37</w:t>
+                <w:sz w:val="24"/>
+              </w:rPr>
+              <w:t>40</w:t>
             </w:r>
           </w:p>
         </w:tc>
@@ -4009,9 +4009,9 @@
           <w:p>
             <w:r>
               <w:rPr>
-                <w:sz w:val="16"/>
-              </w:rPr>
-              <w:t>115000067</w:t>
+                <w:sz w:val="24"/>
+              </w:rPr>
+              <w:t>115000074</w:t>
             </w:r>
           </w:p>
         </w:tc>
@@ -4031,9 +4031,9 @@
           <w:p>
             <w:r>
               <w:rPr>
-                <w:sz w:val="16"/>
-              </w:rPr>
-              <w:t>115.07.03</w:t>
+                <w:sz w:val="24"/>
+              </w:rPr>
+              <w:t>115.07.28</w:t>
             </w:r>
           </w:p>
         </w:tc>
@@ -4053,9 +4053,9 @@
           <w:p>
             <w:r>
               <w:rPr>
-                <w:sz w:val="16"/>
-              </w:rPr>
-              <w:t>11  16  19  23  39  47</w:t>
+                <w:sz w:val="24"/>
+              </w:rPr>
+              <w:t>08  19  24  26  32  43</w:t>
             </w:r>
           </w:p>
         </w:tc>
@@ -4075,9 +4075,9 @@
           <w:p>
             <w:r>
               <w:rPr>
-                <w:sz w:val="16"/>
-              </w:rPr>
-              <w:t>15</w:t>
+                <w:sz w:val="24"/>
+              </w:rPr>
+              <w:t>47</w:t>
             </w:r>
           </w:p>
         </w:tc>
@@ -4102,8 +4102,9 @@
           <w:p>
             <w:r>
               <w:rPr>
-                <w:sz w:val="16"/>
-              </w:rPr>
+                <w:sz w:val="24"/>
+              </w:rPr>
+              <w:t>115000075</w:t>
             </w:r>
           </w:p>
         </w:tc>
@@ -4123,8 +4124,9 @@
           <w:p>
             <w:r>
               <w:rPr>
-                <w:sz w:val="16"/>
-              </w:rPr>
+                <w:sz w:val="24"/>
+              </w:rPr>
+              <w:t>115.07.31</w:t>
             </w:r>
           </w:p>
         </w:tc>
@@ -4144,8 +4146,9 @@
           <w:p>
             <w:r>
               <w:rPr>
-                <w:sz w:val="16"/>
-              </w:rPr>
+                <w:sz w:val="24"/>
+              </w:rPr>
+              <w:t>11  20  23  33  34  44</w:t>
             </w:r>
           </w:p>
         </w:tc>
@@ -4165,8 +4168,9 @@
           <w:p>
             <w:r>
               <w:rPr>
-                <w:sz w:val="16"/>
-              </w:rPr>
+                <w:sz w:val="24"/>
+              </w:rPr>
+              <w:t>10</w:t>
             </w:r>
           </w:p>
         </w:tc>
@@ -4191,7 +4195,7 @@
           <w:p>
             <w:r>
               <w:rPr>
-                <w:sz w:val="16"/>
+                <w:sz w:val="24"/>
               </w:rPr>
             </w:r>
           </w:p>
@@ -4212,7 +4216,7 @@
           <w:p>
             <w:r>
               <w:rPr>
-                <w:sz w:val="16"/>
+                <w:sz w:val="24"/>
               </w:rPr>
             </w:r>
           </w:p>
@@ -4233,7 +4237,7 @@
           <w:p>
             <w:r>
               <w:rPr>
-                <w:sz w:val="16"/>
+                <w:sz w:val="24"/>
               </w:rPr>
             </w:r>
           </w:p>
@@ -4254,7 +4258,7 @@
           <w:p>
             <w:r>
               <w:rPr>
-                <w:sz w:val="16"/>
+                <w:sz w:val="24"/>
               </w:rPr>
             </w:r>
           </w:p>

--- a/最新開獎紀錄.docx
+++ b/最新開獎紀錄.docx
@@ -171,7 +171,7 @@
               <w:rPr>
                 <w:sz w:val="24"/>
               </w:rPr>
-              <w:t>115000177</w:t>
+              <w:t>115000178</w:t>
             </w:r>
           </w:p>
         </w:tc>
@@ -193,7 +193,7 @@
               <w:rPr>
                 <w:sz w:val="24"/>
               </w:rPr>
-              <w:t>115.07.22</w:t>
+              <w:t>115.07.23</w:t>
             </w:r>
           </w:p>
         </w:tc>
@@ -215,7 +215,7 @@
               <w:rPr>
                 <w:sz w:val="24"/>
               </w:rPr>
-              <w:t>03  14  19  21  31</w:t>
+              <w:t>12  14  19  25  26</w:t>
             </w:r>
           </w:p>
         </w:tc>
@@ -242,7 +242,7 @@
               <w:rPr>
                 <w:sz w:val="24"/>
               </w:rPr>
-              <w:t>115000178</w:t>
+              <w:t>115000179</w:t>
             </w:r>
           </w:p>
         </w:tc>
@@ -264,7 +264,7 @@
               <w:rPr>
                 <w:sz w:val="24"/>
               </w:rPr>
-              <w:t>115.07.23</w:t>
+              <w:t>115.07.24</w:t>
             </w:r>
           </w:p>
         </w:tc>
@@ -286,7 +286,7 @@
               <w:rPr>
                 <w:sz w:val="24"/>
               </w:rPr>
-              <w:t>12  14  19  25  26</w:t>
+              <w:t>05  17  27  29  36</w:t>
             </w:r>
           </w:p>
         </w:tc>
@@ -313,7 +313,7 @@
               <w:rPr>
                 <w:sz w:val="24"/>
               </w:rPr>
-              <w:t>115000179</w:t>
+              <w:t>115000180</w:t>
             </w:r>
           </w:p>
         </w:tc>
@@ -335,7 +335,7 @@
               <w:rPr>
                 <w:sz w:val="24"/>
               </w:rPr>
-              <w:t>115.07.24</w:t>
+              <w:t>115.07.25</w:t>
             </w:r>
           </w:p>
         </w:tc>
@@ -357,7 +357,7 @@
               <w:rPr>
                 <w:sz w:val="24"/>
               </w:rPr>
-              <w:t>05  17  27  29  36</w:t>
+              <w:t>08  12  16  23  39</w:t>
             </w:r>
           </w:p>
         </w:tc>
@@ -384,7 +384,7 @@
               <w:rPr>
                 <w:sz w:val="24"/>
               </w:rPr>
-              <w:t>115000180</w:t>
+              <w:t>115000181</w:t>
             </w:r>
           </w:p>
         </w:tc>
@@ -406,7 +406,7 @@
               <w:rPr>
                 <w:sz w:val="24"/>
               </w:rPr>
-              <w:t>115.07.25</w:t>
+              <w:t>115.07.27</w:t>
             </w:r>
           </w:p>
         </w:tc>
@@ -428,7 +428,7 @@
               <w:rPr>
                 <w:sz w:val="24"/>
               </w:rPr>
-              <w:t>08  12  16  23  39</w:t>
+              <w:t>07  16  19  24  32</w:t>
             </w:r>
           </w:p>
         </w:tc>
@@ -455,7 +455,7 @@
               <w:rPr>
                 <w:sz w:val="24"/>
               </w:rPr>
-              <w:t>115000181</w:t>
+              <w:t>115000182</w:t>
             </w:r>
           </w:p>
         </w:tc>
@@ -477,7 +477,7 @@
               <w:rPr>
                 <w:sz w:val="24"/>
               </w:rPr>
-              <w:t>115.07.27</w:t>
+              <w:t>115.07.28</w:t>
             </w:r>
           </w:p>
         </w:tc>
@@ -499,7 +499,7 @@
               <w:rPr>
                 <w:sz w:val="24"/>
               </w:rPr>
-              <w:t>07  16  19  24  32</w:t>
+              <w:t>05  08  13  23  31</w:t>
             </w:r>
           </w:p>
         </w:tc>
@@ -526,7 +526,7 @@
               <w:rPr>
                 <w:sz w:val="24"/>
               </w:rPr>
-              <w:t>115000182</w:t>
+              <w:t>115000183</w:t>
             </w:r>
           </w:p>
         </w:tc>
@@ -548,7 +548,7 @@
               <w:rPr>
                 <w:sz w:val="24"/>
               </w:rPr>
-              <w:t>115.07.28</w:t>
+              <w:t>115.07.29</w:t>
             </w:r>
           </w:p>
         </w:tc>
@@ -570,7 +570,7 @@
               <w:rPr>
                 <w:sz w:val="24"/>
               </w:rPr>
-              <w:t>05  08  13  23  31</w:t>
+              <w:t>05  14  32  33  36</w:t>
             </w:r>
           </w:p>
         </w:tc>
@@ -597,7 +597,7 @@
               <w:rPr>
                 <w:sz w:val="24"/>
               </w:rPr>
-              <w:t>115000183</w:t>
+              <w:t>115000184</w:t>
             </w:r>
           </w:p>
         </w:tc>
@@ -619,7 +619,7 @@
               <w:rPr>
                 <w:sz w:val="24"/>
               </w:rPr>
-              <w:t>115.07.29</w:t>
+              <w:t>115.07.30</w:t>
             </w:r>
           </w:p>
         </w:tc>
@@ -641,7 +641,7 @@
               <w:rPr>
                 <w:sz w:val="24"/>
               </w:rPr>
-              <w:t>05  14  32  33  36</w:t>
+              <w:t>04  07  08  16  38</w:t>
             </w:r>
           </w:p>
         </w:tc>
@@ -668,7 +668,7 @@
               <w:rPr>
                 <w:sz w:val="24"/>
               </w:rPr>
-              <w:t>115000184</w:t>
+              <w:t>115000185</w:t>
             </w:r>
           </w:p>
         </w:tc>
@@ -690,7 +690,7 @@
               <w:rPr>
                 <w:sz w:val="24"/>
               </w:rPr>
-              <w:t>115.07.30</w:t>
+              <w:t>115.07.31</w:t>
             </w:r>
           </w:p>
         </w:tc>
@@ -712,7 +712,7 @@
               <w:rPr>
                 <w:sz w:val="24"/>
               </w:rPr>
-              <w:t>04  07  08  16  38</w:t>
+              <w:t>01  09  12  25  26</w:t>
             </w:r>
           </w:p>
         </w:tc>
@@ -739,7 +739,7 @@
               <w:rPr>
                 <w:sz w:val="24"/>
               </w:rPr>
-              <w:t>115000185</w:t>
+              <w:t>115000186</w:t>
             </w:r>
           </w:p>
         </w:tc>
@@ -761,7 +761,7 @@
               <w:rPr>
                 <w:sz w:val="24"/>
               </w:rPr>
-              <w:t>115.07.31</w:t>
+              <w:t>115.08.01</w:t>
             </w:r>
           </w:p>
         </w:tc>
@@ -783,7 +783,7 @@
               <w:rPr>
                 <w:sz w:val="24"/>
               </w:rPr>
-              <w:t>01  09  12  25  26</w:t>
+              <w:t>06  11  18  22  29</w:t>
             </w:r>
           </w:p>
         </w:tc>
@@ -810,7 +810,7 @@
               <w:rPr>
                 <w:sz w:val="24"/>
               </w:rPr>
-              <w:t>115000186</w:t>
+              <w:t>115000187</w:t>
             </w:r>
           </w:p>
         </w:tc>
@@ -832,7 +832,7 @@
               <w:rPr>
                 <w:sz w:val="24"/>
               </w:rPr>
-              <w:t>115.08.01</w:t>
+              <w:t>115.08.03</w:t>
             </w:r>
           </w:p>
         </w:tc>
@@ -854,7 +854,7 @@
               <w:rPr>
                 <w:sz w:val="24"/>
               </w:rPr>
-              <w:t>06  11  18  22  29</w:t>
+              <w:t>07  21  23  28  35</w:t>
             </w:r>
           </w:p>
         </w:tc>
@@ -2501,6 +2501,7 @@
               <w:rPr>
                 <w:sz w:val="24"/>
               </w:rPr>
+              <w:t>115000062</w:t>
             </w:r>
           </w:p>
         </w:tc>
@@ -2522,6 +2523,7 @@
               <w:rPr>
                 <w:sz w:val="24"/>
               </w:rPr>
+              <w:t>115.08.03</w:t>
             </w:r>
           </w:p>
         </w:tc>
@@ -2543,6 +2545,7 @@
               <w:rPr>
                 <w:sz w:val="24"/>
               </w:rPr>
+              <w:t>04  15  22  26  34  36</w:t>
             </w:r>
           </w:p>
         </w:tc>
@@ -2564,6 +2567,7 @@
               <w:rPr>
                 <w:sz w:val="24"/>
               </w:rPr>
+              <w:t>07</w:t>
             </w:r>
           </w:p>
         </w:tc>

--- a/最新開獎紀錄.docx
+++ b/最新開獎紀錄.docx
@@ -983,7 +983,7 @@
               <w:rPr>
                 <w:sz w:val="24"/>
               </w:rPr>
-              <w:t>07/22(三)</w:t>
+              <w:t>07/23(四)</w:t>
             </w:r>
           </w:p>
         </w:tc>
@@ -1005,7 +1005,7 @@
               <w:rPr>
                 <w:sz w:val="24"/>
               </w:rPr>
-              <w:t>5  0  2</w:t>
+              <w:t>0  1  8</w:t>
             </w:r>
           </w:p>
         </w:tc>
@@ -1031,7 +1031,7 @@
               <w:rPr>
                 <w:sz w:val="24"/>
               </w:rPr>
-              <w:t>07/23(四)</w:t>
+              <w:t>07/24(五)</w:t>
             </w:r>
           </w:p>
         </w:tc>
@@ -1052,7 +1052,7 @@
               <w:rPr>
                 <w:sz w:val="24"/>
               </w:rPr>
-              <w:t>0  1  8</w:t>
+              <w:t>5  4  0</w:t>
             </w:r>
           </w:p>
         </w:tc>
@@ -1078,7 +1078,7 @@
               <w:rPr>
                 <w:sz w:val="24"/>
               </w:rPr>
-              <w:t>07/24(五)</w:t>
+              <w:t>07/25(六)</w:t>
             </w:r>
           </w:p>
         </w:tc>
@@ -1099,7 +1099,7 @@
               <w:rPr>
                 <w:sz w:val="24"/>
               </w:rPr>
-              <w:t>5  4  0</w:t>
+              <w:t>1  8  3</w:t>
             </w:r>
           </w:p>
         </w:tc>
@@ -1125,7 +1125,7 @@
               <w:rPr>
                 <w:sz w:val="24"/>
               </w:rPr>
-              <w:t>07/25(六)</w:t>
+              <w:t>07/27(一)</w:t>
             </w:r>
           </w:p>
         </w:tc>
@@ -1146,7 +1146,7 @@
               <w:rPr>
                 <w:sz w:val="24"/>
               </w:rPr>
-              <w:t>1  8  3</w:t>
+              <w:t>6  0  2</w:t>
             </w:r>
           </w:p>
         </w:tc>
@@ -1172,7 +1172,7 @@
               <w:rPr>
                 <w:sz w:val="24"/>
               </w:rPr>
-              <w:t>07/27(一)</w:t>
+              <w:t>07/28(二)</w:t>
             </w:r>
           </w:p>
         </w:tc>
@@ -1193,7 +1193,7 @@
               <w:rPr>
                 <w:sz w:val="24"/>
               </w:rPr>
-              <w:t>6  0  2</w:t>
+              <w:t>7  1  6</w:t>
             </w:r>
           </w:p>
         </w:tc>
@@ -1219,7 +1219,7 @@
               <w:rPr>
                 <w:sz w:val="24"/>
               </w:rPr>
-              <w:t>07/28(二)</w:t>
+              <w:t>07/29(三)</w:t>
             </w:r>
           </w:p>
         </w:tc>
@@ -1240,7 +1240,7 @@
               <w:rPr>
                 <w:sz w:val="24"/>
               </w:rPr>
-              <w:t>7  1  6</w:t>
+              <w:t>8  4  6</w:t>
             </w:r>
           </w:p>
         </w:tc>
@@ -1266,7 +1266,7 @@
               <w:rPr>
                 <w:sz w:val="24"/>
               </w:rPr>
-              <w:t>07/29(三)</w:t>
+              <w:t>07/30(四)</w:t>
             </w:r>
           </w:p>
         </w:tc>
@@ -1287,7 +1287,7 @@
               <w:rPr>
                 <w:sz w:val="24"/>
               </w:rPr>
-              <w:t>8  4  6</w:t>
+              <w:t>2  8  5</w:t>
             </w:r>
           </w:p>
         </w:tc>
@@ -1313,7 +1313,7 @@
               <w:rPr>
                 <w:sz w:val="24"/>
               </w:rPr>
-              <w:t>07/30(四)</w:t>
+              <w:t>07/31(五)</w:t>
             </w:r>
           </w:p>
         </w:tc>
@@ -1334,7 +1334,7 @@
               <w:rPr>
                 <w:sz w:val="24"/>
               </w:rPr>
-              <w:t>2  8  5</w:t>
+              <w:t>1  3  9</w:t>
             </w:r>
           </w:p>
         </w:tc>
@@ -1360,7 +1360,7 @@
               <w:rPr>
                 <w:sz w:val="24"/>
               </w:rPr>
-              <w:t>07/31(五)</w:t>
+              <w:t>08/01(六)</w:t>
             </w:r>
           </w:p>
         </w:tc>
@@ -1381,7 +1381,7 @@
               <w:rPr>
                 <w:sz w:val="24"/>
               </w:rPr>
-              <w:t>1  3  9</w:t>
+              <w:t>5  6  6</w:t>
             </w:r>
           </w:p>
         </w:tc>
@@ -1407,7 +1407,7 @@
               <w:rPr>
                 <w:sz w:val="24"/>
               </w:rPr>
-              <w:t>08/01(六)</w:t>
+              <w:t>08/03(一)</w:t>
             </w:r>
           </w:p>
         </w:tc>
@@ -1428,7 +1428,7 @@
               <w:rPr>
                 <w:sz w:val="24"/>
               </w:rPr>
-              <w:t>5  6  6</w:t>
+              <w:t>4  9  1</w:t>
             </w:r>
           </w:p>
         </w:tc>
@@ -2697,7 +2697,7 @@
               <w:rPr>
                 <w:sz w:val="24"/>
               </w:rPr>
-              <w:t>07/22(三)</w:t>
+              <w:t>07/23(四)</w:t>
             </w:r>
           </w:p>
         </w:tc>
@@ -2719,7 +2719,7 @@
               <w:rPr>
                 <w:sz w:val="24"/>
               </w:rPr>
-              <w:t>7  9  4  7</w:t>
+              <w:t>5  3  5  1</w:t>
             </w:r>
           </w:p>
         </w:tc>
@@ -2745,7 +2745,7 @@
               <w:rPr>
                 <w:sz w:val="24"/>
               </w:rPr>
-              <w:t>07/23(四)</w:t>
+              <w:t>07/24(五)</w:t>
             </w:r>
           </w:p>
         </w:tc>
@@ -2766,7 +2766,7 @@
               <w:rPr>
                 <w:sz w:val="24"/>
               </w:rPr>
-              <w:t>5  3  5  1</w:t>
+              <w:t>3  1  0  8</w:t>
             </w:r>
           </w:p>
         </w:tc>
@@ -2792,7 +2792,7 @@
               <w:rPr>
                 <w:sz w:val="24"/>
               </w:rPr>
-              <w:t>07/24(五)</w:t>
+              <w:t>07/25(六)</w:t>
             </w:r>
           </w:p>
         </w:tc>
@@ -2813,7 +2813,7 @@
               <w:rPr>
                 <w:sz w:val="24"/>
               </w:rPr>
-              <w:t>3  1  0  8</w:t>
+              <w:t>9  0  4  8</w:t>
             </w:r>
           </w:p>
         </w:tc>
@@ -2839,7 +2839,7 @@
               <w:rPr>
                 <w:sz w:val="24"/>
               </w:rPr>
-              <w:t>07/25(六)</w:t>
+              <w:t>07/27(一)</w:t>
             </w:r>
           </w:p>
         </w:tc>
@@ -2860,7 +2860,7 @@
               <w:rPr>
                 <w:sz w:val="24"/>
               </w:rPr>
-              <w:t>9  0  4  8</w:t>
+              <w:t>5  9  1  0</w:t>
             </w:r>
           </w:p>
         </w:tc>
@@ -2886,7 +2886,7 @@
               <w:rPr>
                 <w:sz w:val="24"/>
               </w:rPr>
-              <w:t>07/27(一)</w:t>
+              <w:t>07/28(二)</w:t>
             </w:r>
           </w:p>
         </w:tc>
@@ -2907,7 +2907,7 @@
               <w:rPr>
                 <w:sz w:val="24"/>
               </w:rPr>
-              <w:t>5  9  1  0</w:t>
+              <w:t>0  4  3  3</w:t>
             </w:r>
           </w:p>
         </w:tc>
@@ -2933,7 +2933,7 @@
               <w:rPr>
                 <w:sz w:val="24"/>
               </w:rPr>
-              <w:t>07/28(二)</w:t>
+              <w:t>07/29(三)</w:t>
             </w:r>
           </w:p>
         </w:tc>
@@ -2954,7 +2954,7 @@
               <w:rPr>
                 <w:sz w:val="24"/>
               </w:rPr>
-              <w:t>0  4  3  3</w:t>
+              <w:t>7  6  8  5</w:t>
             </w:r>
           </w:p>
         </w:tc>
@@ -2980,7 +2980,7 @@
               <w:rPr>
                 <w:sz w:val="24"/>
               </w:rPr>
-              <w:t>07/29(三)</w:t>
+              <w:t>07/30(四)</w:t>
             </w:r>
           </w:p>
         </w:tc>
@@ -3001,7 +3001,7 @@
               <w:rPr>
                 <w:sz w:val="24"/>
               </w:rPr>
-              <w:t>7  6  8  5</w:t>
+              <w:t>2  9  3  1</w:t>
             </w:r>
           </w:p>
         </w:tc>
@@ -3027,7 +3027,7 @@
               <w:rPr>
                 <w:sz w:val="24"/>
               </w:rPr>
-              <w:t>07/30(四)</w:t>
+              <w:t>07/31(五)</w:t>
             </w:r>
           </w:p>
         </w:tc>
@@ -3048,7 +3048,7 @@
               <w:rPr>
                 <w:sz w:val="24"/>
               </w:rPr>
-              <w:t>2  9  3  1</w:t>
+              <w:t>7  1  9  8</w:t>
             </w:r>
           </w:p>
         </w:tc>
@@ -3074,7 +3074,7 @@
               <w:rPr>
                 <w:sz w:val="24"/>
               </w:rPr>
-              <w:t>07/31(五)</w:t>
+              <w:t>08/01(六)</w:t>
             </w:r>
           </w:p>
         </w:tc>
@@ -3095,7 +3095,7 @@
               <w:rPr>
                 <w:sz w:val="24"/>
               </w:rPr>
-              <w:t>7  1  9  8</w:t>
+              <w:t>7  1  9  5</w:t>
             </w:r>
           </w:p>
         </w:tc>
@@ -3121,7 +3121,7 @@
               <w:rPr>
                 <w:sz w:val="24"/>
               </w:rPr>
-              <w:t>08/01(六)</w:t>
+              <w:t>08/03(一)</w:t>
             </w:r>
           </w:p>
         </w:tc>
@@ -3142,7 +3142,7 @@
               <w:rPr>
                 <w:sz w:val="24"/>
               </w:rPr>
-              <w:t>7  1  9  5</w:t>
+              <w:t>6  0  1  6</w:t>
             </w:r>
           </w:p>
         </w:tc>

--- a/最新開獎紀錄.docx
+++ b/最新開獎紀錄.docx
@@ -983,7 +983,7 @@
               <w:rPr>
                 <w:sz w:val="24"/>
               </w:rPr>
-              <w:t>07/23(四)</w:t>
+              <w:t>07/22(三)</w:t>
             </w:r>
           </w:p>
         </w:tc>
@@ -1005,7 +1005,7 @@
               <w:rPr>
                 <w:sz w:val="24"/>
               </w:rPr>
-              <w:t>0  1  8</w:t>
+              <w:t>5  0  2</w:t>
             </w:r>
           </w:p>
         </w:tc>
@@ -1031,7 +1031,7 @@
               <w:rPr>
                 <w:sz w:val="24"/>
               </w:rPr>
-              <w:t>07/24(五)</w:t>
+              <w:t>07/23(四)</w:t>
             </w:r>
           </w:p>
         </w:tc>
@@ -1052,7 +1052,7 @@
               <w:rPr>
                 <w:sz w:val="24"/>
               </w:rPr>
-              <w:t>5  4  0</w:t>
+              <w:t>0  1  8</w:t>
             </w:r>
           </w:p>
         </w:tc>
@@ -1078,7 +1078,7 @@
               <w:rPr>
                 <w:sz w:val="24"/>
               </w:rPr>
-              <w:t>07/25(六)</w:t>
+              <w:t>07/24(五)</w:t>
             </w:r>
           </w:p>
         </w:tc>
@@ -1099,7 +1099,7 @@
               <w:rPr>
                 <w:sz w:val="24"/>
               </w:rPr>
-              <w:t>1  8  3</w:t>
+              <w:t>5  4  0</w:t>
             </w:r>
           </w:p>
         </w:tc>
@@ -1125,7 +1125,7 @@
               <w:rPr>
                 <w:sz w:val="24"/>
               </w:rPr>
-              <w:t>07/27(一)</w:t>
+              <w:t>07/25(六)</w:t>
             </w:r>
           </w:p>
         </w:tc>
@@ -1146,7 +1146,7 @@
               <w:rPr>
                 <w:sz w:val="24"/>
               </w:rPr>
-              <w:t>6  0  2</w:t>
+              <w:t>1  8  3</w:t>
             </w:r>
           </w:p>
         </w:tc>
@@ -1172,7 +1172,7 @@
               <w:rPr>
                 <w:sz w:val="24"/>
               </w:rPr>
-              <w:t>07/28(二)</w:t>
+              <w:t>07/27(一)</w:t>
             </w:r>
           </w:p>
         </w:tc>
@@ -1193,7 +1193,7 @@
               <w:rPr>
                 <w:sz w:val="24"/>
               </w:rPr>
-              <w:t>7  1  6</w:t>
+              <w:t>6  0  2</w:t>
             </w:r>
           </w:p>
         </w:tc>
@@ -1219,7 +1219,7 @@
               <w:rPr>
                 <w:sz w:val="24"/>
               </w:rPr>
-              <w:t>07/29(三)</w:t>
+              <w:t>07/28(二)</w:t>
             </w:r>
           </w:p>
         </w:tc>
@@ -1240,7 +1240,7 @@
               <w:rPr>
                 <w:sz w:val="24"/>
               </w:rPr>
-              <w:t>8  4  6</w:t>
+              <w:t>7  1  6</w:t>
             </w:r>
           </w:p>
         </w:tc>
@@ -1266,7 +1266,7 @@
               <w:rPr>
                 <w:sz w:val="24"/>
               </w:rPr>
-              <w:t>07/30(四)</w:t>
+              <w:t>07/29(三)</w:t>
             </w:r>
           </w:p>
         </w:tc>
@@ -1287,7 +1287,7 @@
               <w:rPr>
                 <w:sz w:val="24"/>
               </w:rPr>
-              <w:t>2  8  5</w:t>
+              <w:t>8  4  6</w:t>
             </w:r>
           </w:p>
         </w:tc>
@@ -1313,7 +1313,7 @@
               <w:rPr>
                 <w:sz w:val="24"/>
               </w:rPr>
-              <w:t>07/31(五)</w:t>
+              <w:t>07/30(四)</w:t>
             </w:r>
           </w:p>
         </w:tc>
@@ -1334,7 +1334,7 @@
               <w:rPr>
                 <w:sz w:val="24"/>
               </w:rPr>
-              <w:t>1  3  9</w:t>
+              <w:t>2  8  5</w:t>
             </w:r>
           </w:p>
         </w:tc>
@@ -1360,7 +1360,7 @@
               <w:rPr>
                 <w:sz w:val="24"/>
               </w:rPr>
-              <w:t>08/01(六)</w:t>
+              <w:t>07/31(五)</w:t>
             </w:r>
           </w:p>
         </w:tc>
@@ -1381,7 +1381,7 @@
               <w:rPr>
                 <w:sz w:val="24"/>
               </w:rPr>
-              <w:t>5  6  6</w:t>
+              <w:t>1  3  9</w:t>
             </w:r>
           </w:p>
         </w:tc>
@@ -1407,7 +1407,7 @@
               <w:rPr>
                 <w:sz w:val="24"/>
               </w:rPr>
-              <w:t>08/03(一)</w:t>
+              <w:t>08/01(六)</w:t>
             </w:r>
           </w:p>
         </w:tc>
@@ -1428,7 +1428,7 @@
               <w:rPr>
                 <w:sz w:val="24"/>
               </w:rPr>
-              <w:t>4  9  1</w:t>
+              <w:t>5  6  6</w:t>
             </w:r>
           </w:p>
         </w:tc>
@@ -2697,7 +2697,7 @@
               <w:rPr>
                 <w:sz w:val="24"/>
               </w:rPr>
-              <w:t>07/23(四)</w:t>
+              <w:t>07/22(三)</w:t>
             </w:r>
           </w:p>
         </w:tc>
@@ -2719,7 +2719,7 @@
               <w:rPr>
                 <w:sz w:val="24"/>
               </w:rPr>
-              <w:t>5  3  5  1</w:t>
+              <w:t>7  9  4  7</w:t>
             </w:r>
           </w:p>
         </w:tc>
@@ -2745,7 +2745,7 @@
               <w:rPr>
                 <w:sz w:val="24"/>
               </w:rPr>
-              <w:t>07/24(五)</w:t>
+              <w:t>07/23(四)</w:t>
             </w:r>
           </w:p>
         </w:tc>
@@ -2766,7 +2766,7 @@
               <w:rPr>
                 <w:sz w:val="24"/>
               </w:rPr>
-              <w:t>3  1  0  8</w:t>
+              <w:t>5  3  5  1</w:t>
             </w:r>
           </w:p>
         </w:tc>
@@ -2792,7 +2792,7 @@
               <w:rPr>
                 <w:sz w:val="24"/>
               </w:rPr>
-              <w:t>07/25(六)</w:t>
+              <w:t>07/24(五)</w:t>
             </w:r>
           </w:p>
         </w:tc>
@@ -2813,7 +2813,7 @@
               <w:rPr>
                 <w:sz w:val="24"/>
               </w:rPr>
-              <w:t>9  0  4  8</w:t>
+              <w:t>3  1  0  8</w:t>
             </w:r>
           </w:p>
         </w:tc>
@@ -2839,7 +2839,7 @@
               <w:rPr>
                 <w:sz w:val="24"/>
               </w:rPr>
-              <w:t>07/27(一)</w:t>
+              <w:t>07/25(六)</w:t>
             </w:r>
           </w:p>
         </w:tc>
@@ -2860,7 +2860,7 @@
               <w:rPr>
                 <w:sz w:val="24"/>
               </w:rPr>
-              <w:t>5  9  1  0</w:t>
+              <w:t>9  0  4  8</w:t>
             </w:r>
           </w:p>
         </w:tc>
@@ -2886,7 +2886,7 @@
               <w:rPr>
                 <w:sz w:val="24"/>
               </w:rPr>
-              <w:t>07/28(二)</w:t>
+              <w:t>07/27(一)</w:t>
             </w:r>
           </w:p>
         </w:tc>
@@ -2907,7 +2907,7 @@
               <w:rPr>
                 <w:sz w:val="24"/>
               </w:rPr>
-              <w:t>0  4  3  3</w:t>
+              <w:t>5  9  1  0</w:t>
             </w:r>
           </w:p>
         </w:tc>
@@ -2933,7 +2933,7 @@
               <w:rPr>
                 <w:sz w:val="24"/>
               </w:rPr>
-              <w:t>07/29(三)</w:t>
+              <w:t>07/28(二)</w:t>
             </w:r>
           </w:p>
         </w:tc>
@@ -2954,7 +2954,7 @@
               <w:rPr>
                 <w:sz w:val="24"/>
               </w:rPr>
-              <w:t>7  6  8  5</w:t>
+              <w:t>0  4  3  3</w:t>
             </w:r>
           </w:p>
         </w:tc>
@@ -2980,7 +2980,7 @@
               <w:rPr>
                 <w:sz w:val="24"/>
               </w:rPr>
-              <w:t>07/30(四)</w:t>
+              <w:t>07/29(三)</w:t>
             </w:r>
           </w:p>
         </w:tc>
@@ -3001,7 +3001,7 @@
               <w:rPr>
                 <w:sz w:val="24"/>
               </w:rPr>
-              <w:t>2  9  3  1</w:t>
+              <w:t>7  6  8  5</w:t>
             </w:r>
           </w:p>
         </w:tc>
@@ -3027,7 +3027,7 @@
               <w:rPr>
                 <w:sz w:val="24"/>
               </w:rPr>
-              <w:t>07/31(五)</w:t>
+              <w:t>07/30(四)</w:t>
             </w:r>
           </w:p>
         </w:tc>
@@ -3048,7 +3048,7 @@
               <w:rPr>
                 <w:sz w:val="24"/>
               </w:rPr>
-              <w:t>7  1  9  8</w:t>
+              <w:t>2  9  3  1</w:t>
             </w:r>
           </w:p>
         </w:tc>
@@ -3074,7 +3074,7 @@
               <w:rPr>
                 <w:sz w:val="24"/>
               </w:rPr>
-              <w:t>08/01(六)</w:t>
+              <w:t>07/31(五)</w:t>
             </w:r>
           </w:p>
         </w:tc>
@@ -3095,7 +3095,7 @@
               <w:rPr>
                 <w:sz w:val="24"/>
               </w:rPr>
-              <w:t>7  1  9  5</w:t>
+              <w:t>7  1  9  8</w:t>
             </w:r>
           </w:p>
         </w:tc>
@@ -3121,7 +3121,7 @@
               <w:rPr>
                 <w:sz w:val="24"/>
               </w:rPr>
-              <w:t>08/03(一)</w:t>
+              <w:t>08/01(六)</w:t>
             </w:r>
           </w:p>
         </w:tc>
@@ -3142,7 +3142,7 @@
               <w:rPr>
                 <w:sz w:val="24"/>
               </w:rPr>
-              <w:t>6  0  1  6</w:t>
+              <w:t>7  1  9  5</w:t>
             </w:r>
           </w:p>
         </w:tc>

--- a/最新開獎紀錄.docx
+++ b/最新開獎紀錄.docx
@@ -171,7 +171,7 @@
               <w:rPr>
                 <w:sz w:val="24"/>
               </w:rPr>
-              <w:t>115000178</w:t>
+              <w:t>115000179</w:t>
             </w:r>
           </w:p>
         </w:tc>
@@ -193,7 +193,7 @@
               <w:rPr>
                 <w:sz w:val="24"/>
               </w:rPr>
-              <w:t>115.07.23</w:t>
+              <w:t>115.07.24</w:t>
             </w:r>
           </w:p>
         </w:tc>
@@ -215,7 +215,7 @@
               <w:rPr>
                 <w:sz w:val="24"/>
               </w:rPr>
-              <w:t>12  14  19  25  26</w:t>
+              <w:t>05  17  27  29  36</w:t>
             </w:r>
           </w:p>
         </w:tc>
@@ -242,7 +242,7 @@
               <w:rPr>
                 <w:sz w:val="24"/>
               </w:rPr>
-              <w:t>115000179</w:t>
+              <w:t>115000180</w:t>
             </w:r>
           </w:p>
         </w:tc>
@@ -264,7 +264,7 @@
               <w:rPr>
                 <w:sz w:val="24"/>
               </w:rPr>
-              <w:t>115.07.24</w:t>
+              <w:t>115.07.25</w:t>
             </w:r>
           </w:p>
         </w:tc>
@@ -286,7 +286,7 @@
               <w:rPr>
                 <w:sz w:val="24"/>
               </w:rPr>
-              <w:t>05  17  27  29  36</w:t>
+              <w:t>08  12  16  23  39</w:t>
             </w:r>
           </w:p>
         </w:tc>
@@ -313,7 +313,7 @@
               <w:rPr>
                 <w:sz w:val="24"/>
               </w:rPr>
-              <w:t>115000180</w:t>
+              <w:t>115000181</w:t>
             </w:r>
           </w:p>
         </w:tc>
@@ -335,7 +335,7 @@
               <w:rPr>
                 <w:sz w:val="24"/>
               </w:rPr>
-              <w:t>115.07.25</w:t>
+              <w:t>115.07.27</w:t>
             </w:r>
           </w:p>
         </w:tc>
@@ -357,7 +357,7 @@
               <w:rPr>
                 <w:sz w:val="24"/>
               </w:rPr>
-              <w:t>08  12  16  23  39</w:t>
+              <w:t>07  16  19  24  32</w:t>
             </w:r>
           </w:p>
         </w:tc>
@@ -384,7 +384,7 @@
               <w:rPr>
                 <w:sz w:val="24"/>
               </w:rPr>
-              <w:t>115000181</w:t>
+              <w:t>115000182</w:t>
             </w:r>
           </w:p>
         </w:tc>
@@ -406,7 +406,7 @@
               <w:rPr>
                 <w:sz w:val="24"/>
               </w:rPr>
-              <w:t>115.07.27</w:t>
+              <w:t>115.07.28</w:t>
             </w:r>
           </w:p>
         </w:tc>
@@ -428,7 +428,7 @@
               <w:rPr>
                 <w:sz w:val="24"/>
               </w:rPr>
-              <w:t>07  16  19  24  32</w:t>
+              <w:t>05  08  13  23  31</w:t>
             </w:r>
           </w:p>
         </w:tc>
@@ -455,7 +455,7 @@
               <w:rPr>
                 <w:sz w:val="24"/>
               </w:rPr>
-              <w:t>115000182</w:t>
+              <w:t>115000183</w:t>
             </w:r>
           </w:p>
         </w:tc>
@@ -477,7 +477,7 @@
               <w:rPr>
                 <w:sz w:val="24"/>
               </w:rPr>
-              <w:t>115.07.28</w:t>
+              <w:t>115.07.29</w:t>
             </w:r>
           </w:p>
         </w:tc>
@@ -499,7 +499,7 @@
               <w:rPr>
                 <w:sz w:val="24"/>
               </w:rPr>
-              <w:t>05  08  13  23  31</w:t>
+              <w:t>05  14  32  33  36</w:t>
             </w:r>
           </w:p>
         </w:tc>
@@ -526,7 +526,7 @@
               <w:rPr>
                 <w:sz w:val="24"/>
               </w:rPr>
-              <w:t>115000183</w:t>
+              <w:t>115000184</w:t>
             </w:r>
           </w:p>
         </w:tc>
@@ -548,7 +548,7 @@
               <w:rPr>
                 <w:sz w:val="24"/>
               </w:rPr>
-              <w:t>115.07.29</w:t>
+              <w:t>115.07.30</w:t>
             </w:r>
           </w:p>
         </w:tc>
@@ -570,7 +570,7 @@
               <w:rPr>
                 <w:sz w:val="24"/>
               </w:rPr>
-              <w:t>05  14  32  33  36</w:t>
+              <w:t>04  07  08  16  38</w:t>
             </w:r>
           </w:p>
         </w:tc>
@@ -597,7 +597,7 @@
               <w:rPr>
                 <w:sz w:val="24"/>
               </w:rPr>
-              <w:t>115000184</w:t>
+              <w:t>115000185</w:t>
             </w:r>
           </w:p>
         </w:tc>
@@ -619,7 +619,7 @@
               <w:rPr>
                 <w:sz w:val="24"/>
               </w:rPr>
-              <w:t>115.07.30</w:t>
+              <w:t>115.07.31</w:t>
             </w:r>
           </w:p>
         </w:tc>
@@ -641,7 +641,7 @@
               <w:rPr>
                 <w:sz w:val="24"/>
               </w:rPr>
-              <w:t>04  07  08  16  38</w:t>
+              <w:t>01  09  12  25  26</w:t>
             </w:r>
           </w:p>
         </w:tc>
@@ -668,7 +668,7 @@
               <w:rPr>
                 <w:sz w:val="24"/>
               </w:rPr>
-              <w:t>115000185</w:t>
+              <w:t>115000186</w:t>
             </w:r>
           </w:p>
         </w:tc>
@@ -690,7 +690,7 @@
               <w:rPr>
                 <w:sz w:val="24"/>
               </w:rPr>
-              <w:t>115.07.31</w:t>
+              <w:t>115.08.01</w:t>
             </w:r>
           </w:p>
         </w:tc>
@@ -712,7 +712,7 @@
               <w:rPr>
                 <w:sz w:val="24"/>
               </w:rPr>
-              <w:t>01  09  12  25  26</w:t>
+              <w:t>06  11  18  22  29</w:t>
             </w:r>
           </w:p>
         </w:tc>
@@ -739,7 +739,7 @@
               <w:rPr>
                 <w:sz w:val="24"/>
               </w:rPr>
-              <w:t>115000186</w:t>
+              <w:t>115000187</w:t>
             </w:r>
           </w:p>
         </w:tc>
@@ -761,7 +761,7 @@
               <w:rPr>
                 <w:sz w:val="24"/>
               </w:rPr>
-              <w:t>115.08.01</w:t>
+              <w:t>115.08.03</w:t>
             </w:r>
           </w:p>
         </w:tc>
@@ -783,7 +783,7 @@
               <w:rPr>
                 <w:sz w:val="24"/>
               </w:rPr>
-              <w:t>06  11  18  22  29</w:t>
+              <w:t>07  21  23  28  35</w:t>
             </w:r>
           </w:p>
         </w:tc>
@@ -810,7 +810,7 @@
               <w:rPr>
                 <w:sz w:val="24"/>
               </w:rPr>
-              <w:t>115000187</w:t>
+              <w:t>115000188</w:t>
             </w:r>
           </w:p>
         </w:tc>
@@ -832,7 +832,7 @@
               <w:rPr>
                 <w:sz w:val="24"/>
               </w:rPr>
-              <w:t>115.08.03</w:t>
+              <w:t>115.08.04</w:t>
             </w:r>
           </w:p>
         </w:tc>
@@ -854,7 +854,7 @@
               <w:rPr>
                 <w:sz w:val="24"/>
               </w:rPr>
-              <w:t>07  21  23  28  35</w:t>
+              <w:t>09  32  35  37  39</w:t>
             </w:r>
           </w:p>
         </w:tc>
@@ -4201,6 +4201,7 @@
               <w:rPr>
                 <w:sz w:val="24"/>
               </w:rPr>
+              <w:t>115000076</w:t>
             </w:r>
           </w:p>
         </w:tc>
@@ -4222,6 +4223,7 @@
               <w:rPr>
                 <w:sz w:val="24"/>
               </w:rPr>
+              <w:t>115.08.04</w:t>
             </w:r>
           </w:p>
         </w:tc>
@@ -4243,6 +4245,7 @@
               <w:rPr>
                 <w:sz w:val="24"/>
               </w:rPr>
+              <w:t>04  09  15  30  36  49</w:t>
             </w:r>
           </w:p>
         </w:tc>
@@ -4264,6 +4267,7 @@
               <w:rPr>
                 <w:sz w:val="24"/>
               </w:rPr>
+              <w:t>40</w:t>
             </w:r>
           </w:p>
         </w:tc>

--- a/最新開獎紀錄.docx
+++ b/最新開獎紀錄.docx
@@ -2697,7 +2697,7 @@
               <w:rPr>
                 <w:sz w:val="24"/>
               </w:rPr>
-              <w:t>07/23(四)</w:t>
+              <w:t>07/22(三)</w:t>
             </w:r>
           </w:p>
         </w:tc>
@@ -2719,7 +2719,7 @@
               <w:rPr>
                 <w:sz w:val="24"/>
               </w:rPr>
-              <w:t>5  3  5  1</w:t>
+              <w:t>7  9  4  7</w:t>
             </w:r>
           </w:p>
         </w:tc>
@@ -2745,7 +2745,7 @@
               <w:rPr>
                 <w:sz w:val="24"/>
               </w:rPr>
-              <w:t>07/24(五)</w:t>
+              <w:t>07/23(四)</w:t>
             </w:r>
           </w:p>
         </w:tc>
@@ -2766,7 +2766,7 @@
               <w:rPr>
                 <w:sz w:val="24"/>
               </w:rPr>
-              <w:t>3  1  0  8</w:t>
+              <w:t>5  3  5  1</w:t>
             </w:r>
           </w:p>
         </w:tc>
@@ -2792,7 +2792,7 @@
               <w:rPr>
                 <w:sz w:val="24"/>
               </w:rPr>
-              <w:t>07/25(六)</w:t>
+              <w:t>07/24(五)</w:t>
             </w:r>
           </w:p>
         </w:tc>
@@ -2813,7 +2813,7 @@
               <w:rPr>
                 <w:sz w:val="24"/>
               </w:rPr>
-              <w:t>9  0  4  8</w:t>
+              <w:t>3  1  0  8</w:t>
             </w:r>
           </w:p>
         </w:tc>
@@ -2839,7 +2839,7 @@
               <w:rPr>
                 <w:sz w:val="24"/>
               </w:rPr>
-              <w:t>07/27(一)</w:t>
+              <w:t>07/25(六)</w:t>
             </w:r>
           </w:p>
         </w:tc>
@@ -2860,7 +2860,7 @@
               <w:rPr>
                 <w:sz w:val="24"/>
               </w:rPr>
-              <w:t>5  9  1  0</w:t>
+              <w:t>9  0  4  8</w:t>
             </w:r>
           </w:p>
         </w:tc>
@@ -2886,7 +2886,7 @@
               <w:rPr>
                 <w:sz w:val="24"/>
               </w:rPr>
-              <w:t>07/28(二)</w:t>
+              <w:t>07/27(一)</w:t>
             </w:r>
           </w:p>
         </w:tc>
@@ -2907,7 +2907,7 @@
               <w:rPr>
                 <w:sz w:val="24"/>
               </w:rPr>
-              <w:t>0  4  3  3</w:t>
+              <w:t>5  9  1  0</w:t>
             </w:r>
           </w:p>
         </w:tc>
@@ -2933,7 +2933,7 @@
               <w:rPr>
                 <w:sz w:val="24"/>
               </w:rPr>
-              <w:t>07/29(三)</w:t>
+              <w:t>07/28(二)</w:t>
             </w:r>
           </w:p>
         </w:tc>
@@ -2954,7 +2954,7 @@
               <w:rPr>
                 <w:sz w:val="24"/>
               </w:rPr>
-              <w:t>7  6  8  5</w:t>
+              <w:t>0  4  3  3</w:t>
             </w:r>
           </w:p>
         </w:tc>
@@ -2980,7 +2980,7 @@
               <w:rPr>
                 <w:sz w:val="24"/>
               </w:rPr>
-              <w:t>07/30(四)</w:t>
+              <w:t>07/29(三)</w:t>
             </w:r>
           </w:p>
         </w:tc>
@@ -3001,7 +3001,7 @@
               <w:rPr>
                 <w:sz w:val="24"/>
               </w:rPr>
-              <w:t>2  9  3  1</w:t>
+              <w:t>7  6  8  5</w:t>
             </w:r>
           </w:p>
         </w:tc>
@@ -3027,7 +3027,7 @@
               <w:rPr>
                 <w:sz w:val="24"/>
               </w:rPr>
-              <w:t>07/31(五)</w:t>
+              <w:t>07/30(四)</w:t>
             </w:r>
           </w:p>
         </w:tc>
@@ -3048,7 +3048,7 @@
               <w:rPr>
                 <w:sz w:val="24"/>
               </w:rPr>
-              <w:t>7  1  9  8</w:t>
+              <w:t>2  9  3  1</w:t>
             </w:r>
           </w:p>
         </w:tc>
@@ -3074,7 +3074,7 @@
               <w:rPr>
                 <w:sz w:val="24"/>
               </w:rPr>
-              <w:t>08/01(六)</w:t>
+              <w:t>07/31(五)</w:t>
             </w:r>
           </w:p>
         </w:tc>
@@ -3095,7 +3095,7 @@
               <w:rPr>
                 <w:sz w:val="24"/>
               </w:rPr>
-              <w:t>7  1  9  5</w:t>
+              <w:t>7  1  9  8</w:t>
             </w:r>
           </w:p>
         </w:tc>
@@ -3121,7 +3121,7 @@
               <w:rPr>
                 <w:sz w:val="24"/>
               </w:rPr>
-              <w:t>08/03(一)</w:t>
+              <w:t>08/01(六)</w:t>
             </w:r>
           </w:p>
         </w:tc>
@@ -3142,7 +3142,7 @@
               <w:rPr>
                 <w:sz w:val="24"/>
               </w:rPr>
-              <w:t>6  0  1  6</w:t>
+              <w:t>7  1  9  5</w:t>
             </w:r>
           </w:p>
         </w:tc>

--- a/最新開獎紀錄.docx
+++ b/最新開獎紀錄.docx
@@ -2697,7 +2697,7 @@
               <w:rPr>
                 <w:sz w:val="24"/>
               </w:rPr>
-              <w:t>07/22(三)</w:t>
+              <w:t>07/23(四)</w:t>
             </w:r>
           </w:p>
         </w:tc>
@@ -2719,7 +2719,7 @@
               <w:rPr>
                 <w:sz w:val="24"/>
               </w:rPr>
-              <w:t>7  9  4  7</w:t>
+              <w:t>5  3  5  1</w:t>
             </w:r>
           </w:p>
         </w:tc>
@@ -2745,7 +2745,7 @@
               <w:rPr>
                 <w:sz w:val="24"/>
               </w:rPr>
-              <w:t>07/23(四)</w:t>
+              <w:t>07/24(五)</w:t>
             </w:r>
           </w:p>
         </w:tc>
@@ -2766,7 +2766,7 @@
               <w:rPr>
                 <w:sz w:val="24"/>
               </w:rPr>
-              <w:t>5  3  5  1</w:t>
+              <w:t>3  1  0  8</w:t>
             </w:r>
           </w:p>
         </w:tc>
@@ -2792,7 +2792,7 @@
               <w:rPr>
                 <w:sz w:val="24"/>
               </w:rPr>
-              <w:t>07/24(五)</w:t>
+              <w:t>07/25(六)</w:t>
             </w:r>
           </w:p>
         </w:tc>
@@ -2813,7 +2813,7 @@
               <w:rPr>
                 <w:sz w:val="24"/>
               </w:rPr>
-              <w:t>3  1  0  8</w:t>
+              <w:t>9  0  4  8</w:t>
             </w:r>
           </w:p>
         </w:tc>
@@ -2839,7 +2839,7 @@
               <w:rPr>
                 <w:sz w:val="24"/>
               </w:rPr>
-              <w:t>07/25(六)</w:t>
+              <w:t>07/27(一)</w:t>
             </w:r>
           </w:p>
         </w:tc>
@@ -2860,7 +2860,7 @@
               <w:rPr>
                 <w:sz w:val="24"/>
               </w:rPr>
-              <w:t>9  0  4  8</w:t>
+              <w:t>5  9  1  0</w:t>
             </w:r>
           </w:p>
         </w:tc>
@@ -2886,7 +2886,7 @@
               <w:rPr>
                 <w:sz w:val="24"/>
               </w:rPr>
-              <w:t>07/27(一)</w:t>
+              <w:t>07/28(二)</w:t>
             </w:r>
           </w:p>
         </w:tc>
@@ -2907,7 +2907,7 @@
               <w:rPr>
                 <w:sz w:val="24"/>
               </w:rPr>
-              <w:t>5  9  1  0</w:t>
+              <w:t>0  4  3  3</w:t>
             </w:r>
           </w:p>
         </w:tc>
@@ -2933,7 +2933,7 @@
               <w:rPr>
                 <w:sz w:val="24"/>
               </w:rPr>
-              <w:t>07/28(二)</w:t>
+              <w:t>07/29(三)</w:t>
             </w:r>
           </w:p>
         </w:tc>
@@ -2954,7 +2954,7 @@
               <w:rPr>
                 <w:sz w:val="24"/>
               </w:rPr>
-              <w:t>0  4  3  3</w:t>
+              <w:t>7  6  8  5</w:t>
             </w:r>
           </w:p>
         </w:tc>
@@ -2980,7 +2980,7 @@
               <w:rPr>
                 <w:sz w:val="24"/>
               </w:rPr>
-              <w:t>07/29(三)</w:t>
+              <w:t>07/30(四)</w:t>
             </w:r>
           </w:p>
         </w:tc>
@@ -3001,7 +3001,7 @@
               <w:rPr>
                 <w:sz w:val="24"/>
               </w:rPr>
-              <w:t>7  6  8  5</w:t>
+              <w:t>2  9  3  1</w:t>
             </w:r>
           </w:p>
         </w:tc>
@@ -3027,7 +3027,7 @@
               <w:rPr>
                 <w:sz w:val="24"/>
               </w:rPr>
-              <w:t>07/30(四)</w:t>
+              <w:t>07/31(五)</w:t>
             </w:r>
           </w:p>
         </w:tc>
@@ -3048,7 +3048,7 @@
               <w:rPr>
                 <w:sz w:val="24"/>
               </w:rPr>
-              <w:t>2  9  3  1</w:t>
+              <w:t>7  1  9  8</w:t>
             </w:r>
           </w:p>
         </w:tc>
@@ -3074,7 +3074,7 @@
               <w:rPr>
                 <w:sz w:val="24"/>
               </w:rPr>
-              <w:t>07/31(五)</w:t>
+              <w:t>08/01(六)</w:t>
             </w:r>
           </w:p>
         </w:tc>
@@ -3095,7 +3095,7 @@
               <w:rPr>
                 <w:sz w:val="24"/>
               </w:rPr>
-              <w:t>7  1  9  8</w:t>
+              <w:t>7  1  9  5</w:t>
             </w:r>
           </w:p>
         </w:tc>
@@ -3121,7 +3121,7 @@
               <w:rPr>
                 <w:sz w:val="24"/>
               </w:rPr>
-              <w:t>08/01(六)</w:t>
+              <w:t>08/03(一)</w:t>
             </w:r>
           </w:p>
         </w:tc>
@@ -3142,7 +3142,7 @@
               <w:rPr>
                 <w:sz w:val="24"/>
               </w:rPr>
-              <w:t>7  1  9  5</w:t>
+              <w:t>6  0  1  6</w:t>
             </w:r>
           </w:p>
         </w:tc>

--- a/最新開獎紀錄.docx
+++ b/最新開獎紀錄.docx
@@ -983,7 +983,7 @@
               <w:rPr>
                 <w:sz w:val="24"/>
               </w:rPr>
-              <w:t>07/23(四)</w:t>
+              <w:t>07/22(三)</w:t>
             </w:r>
           </w:p>
         </w:tc>
@@ -1005,7 +1005,7 @@
               <w:rPr>
                 <w:sz w:val="24"/>
               </w:rPr>
-              <w:t>0  1  8</w:t>
+              <w:t>5  0  2</w:t>
             </w:r>
           </w:p>
         </w:tc>
@@ -1031,7 +1031,7 @@
               <w:rPr>
                 <w:sz w:val="24"/>
               </w:rPr>
-              <w:t>07/24(五)</w:t>
+              <w:t>07/23(四)</w:t>
             </w:r>
           </w:p>
         </w:tc>
@@ -1052,7 +1052,7 @@
               <w:rPr>
                 <w:sz w:val="24"/>
               </w:rPr>
-              <w:t>5  4  0</w:t>
+              <w:t>0  1  8</w:t>
             </w:r>
           </w:p>
         </w:tc>
@@ -1078,7 +1078,7 @@
               <w:rPr>
                 <w:sz w:val="24"/>
               </w:rPr>
-              <w:t>07/25(六)</w:t>
+              <w:t>07/24(五)</w:t>
             </w:r>
           </w:p>
         </w:tc>
@@ -1099,7 +1099,7 @@
               <w:rPr>
                 <w:sz w:val="24"/>
               </w:rPr>
-              <w:t>1  8  3</w:t>
+              <w:t>5  4  0</w:t>
             </w:r>
           </w:p>
         </w:tc>
@@ -1125,7 +1125,7 @@
               <w:rPr>
                 <w:sz w:val="24"/>
               </w:rPr>
-              <w:t>07/27(一)</w:t>
+              <w:t>07/25(六)</w:t>
             </w:r>
           </w:p>
         </w:tc>
@@ -1146,7 +1146,7 @@
               <w:rPr>
                 <w:sz w:val="24"/>
               </w:rPr>
-              <w:t>6  0  2</w:t>
+              <w:t>1  8  3</w:t>
             </w:r>
           </w:p>
         </w:tc>
@@ -1172,7 +1172,7 @@
               <w:rPr>
                 <w:sz w:val="24"/>
               </w:rPr>
-              <w:t>07/28(二)</w:t>
+              <w:t>07/27(一)</w:t>
             </w:r>
           </w:p>
         </w:tc>
@@ -1193,7 +1193,7 @@
               <w:rPr>
                 <w:sz w:val="24"/>
               </w:rPr>
-              <w:t>7  1  6</w:t>
+              <w:t>6  0  2</w:t>
             </w:r>
           </w:p>
         </w:tc>
@@ -1219,7 +1219,7 @@
               <w:rPr>
                 <w:sz w:val="24"/>
               </w:rPr>
-              <w:t>07/29(三)</w:t>
+              <w:t>07/28(二)</w:t>
             </w:r>
           </w:p>
         </w:tc>
@@ -1240,7 +1240,7 @@
               <w:rPr>
                 <w:sz w:val="24"/>
               </w:rPr>
-              <w:t>8  4  6</w:t>
+              <w:t>7  1  6</w:t>
             </w:r>
           </w:p>
         </w:tc>
@@ -1266,7 +1266,7 @@
               <w:rPr>
                 <w:sz w:val="24"/>
               </w:rPr>
-              <w:t>07/30(四)</w:t>
+              <w:t>07/29(三)</w:t>
             </w:r>
           </w:p>
         </w:tc>
@@ -1287,7 +1287,7 @@
               <w:rPr>
                 <w:sz w:val="24"/>
               </w:rPr>
-              <w:t>2  8  5</w:t>
+              <w:t>8  4  6</w:t>
             </w:r>
           </w:p>
         </w:tc>
@@ -1313,7 +1313,7 @@
               <w:rPr>
                 <w:sz w:val="24"/>
               </w:rPr>
-              <w:t>07/31(五)</w:t>
+              <w:t>07/30(四)</w:t>
             </w:r>
           </w:p>
         </w:tc>
@@ -1334,7 +1334,7 @@
               <w:rPr>
                 <w:sz w:val="24"/>
               </w:rPr>
-              <w:t>1  3  9</w:t>
+              <w:t>2  8  5</w:t>
             </w:r>
           </w:p>
         </w:tc>
@@ -1360,7 +1360,7 @@
               <w:rPr>
                 <w:sz w:val="24"/>
               </w:rPr>
-              <w:t>08/01(六)</w:t>
+              <w:t>07/31(五)</w:t>
             </w:r>
           </w:p>
         </w:tc>
@@ -1381,7 +1381,7 @@
               <w:rPr>
                 <w:sz w:val="24"/>
               </w:rPr>
-              <w:t>5  6  6</w:t>
+              <w:t>1  3  9</w:t>
             </w:r>
           </w:p>
         </w:tc>
@@ -1407,7 +1407,7 @@
               <w:rPr>
                 <w:sz w:val="24"/>
               </w:rPr>
-              <w:t>08/03(一)</w:t>
+              <w:t>08/01(六)</w:t>
             </w:r>
           </w:p>
         </w:tc>
@@ -1428,7 +1428,7 @@
               <w:rPr>
                 <w:sz w:val="24"/>
               </w:rPr>
-              <w:t>4  9  1</w:t>
+              <w:t>5  6  6</w:t>
             </w:r>
           </w:p>
         </w:tc>

--- a/最新開獎紀錄.docx
+++ b/最新開獎紀錄.docx
@@ -171,7 +171,7 @@
               <w:rPr>
                 <w:sz w:val="24"/>
               </w:rPr>
-              <w:t>115000177</w:t>
+              <w:t>115000179</w:t>
             </w:r>
           </w:p>
         </w:tc>
@@ -193,7 +193,7 @@
               <w:rPr>
                 <w:sz w:val="24"/>
               </w:rPr>
-              <w:t>115.07.22</w:t>
+              <w:t>115.07.24</w:t>
             </w:r>
           </w:p>
         </w:tc>
@@ -215,7 +215,7 @@
               <w:rPr>
                 <w:sz w:val="24"/>
               </w:rPr>
-              <w:t>03  14  19  21  31</w:t>
+              <w:t>05  17  27  29  36</w:t>
             </w:r>
           </w:p>
         </w:tc>
@@ -242,7 +242,7 @@
               <w:rPr>
                 <w:sz w:val="24"/>
               </w:rPr>
-              <w:t>115000178</w:t>
+              <w:t>115000180</w:t>
             </w:r>
           </w:p>
         </w:tc>
@@ -264,7 +264,7 @@
               <w:rPr>
                 <w:sz w:val="24"/>
               </w:rPr>
-              <w:t>115.07.23</w:t>
+              <w:t>115.07.25</w:t>
             </w:r>
           </w:p>
         </w:tc>
@@ -286,7 +286,7 @@
               <w:rPr>
                 <w:sz w:val="24"/>
               </w:rPr>
-              <w:t>12  14  19  25  26</w:t>
+              <w:t>08  12  16  23  39</w:t>
             </w:r>
           </w:p>
         </w:tc>
@@ -313,7 +313,7 @@
               <w:rPr>
                 <w:sz w:val="24"/>
               </w:rPr>
-              <w:t>115000179</w:t>
+              <w:t>115000181</w:t>
             </w:r>
           </w:p>
         </w:tc>
@@ -335,7 +335,7 @@
               <w:rPr>
                 <w:sz w:val="24"/>
               </w:rPr>
-              <w:t>115.07.24</w:t>
+              <w:t>115.07.27</w:t>
             </w:r>
           </w:p>
         </w:tc>
@@ -357,7 +357,7 @@
               <w:rPr>
                 <w:sz w:val="24"/>
               </w:rPr>
-              <w:t>05  17  27  29  36</w:t>
+              <w:t>07  16  19  24  32</w:t>
             </w:r>
           </w:p>
         </w:tc>
@@ -384,7 +384,7 @@
               <w:rPr>
                 <w:sz w:val="24"/>
               </w:rPr>
-              <w:t>115000180</w:t>
+              <w:t>115000182</w:t>
             </w:r>
           </w:p>
         </w:tc>
@@ -406,7 +406,7 @@
               <w:rPr>
                 <w:sz w:val="24"/>
               </w:rPr>
-              <w:t>115.07.25</w:t>
+              <w:t>115.07.28</w:t>
             </w:r>
           </w:p>
         </w:tc>
@@ -428,7 +428,7 @@
               <w:rPr>
                 <w:sz w:val="24"/>
               </w:rPr>
-              <w:t>08  12  16  23  39</w:t>
+              <w:t>05  08  13  23  31</w:t>
             </w:r>
           </w:p>
         </w:tc>
@@ -455,7 +455,7 @@
               <w:rPr>
                 <w:sz w:val="24"/>
               </w:rPr>
-              <w:t>115000181</w:t>
+              <w:t>115000183</w:t>
             </w:r>
           </w:p>
         </w:tc>
@@ -477,7 +477,7 @@
               <w:rPr>
                 <w:sz w:val="24"/>
               </w:rPr>
-              <w:t>115.07.27</w:t>
+              <w:t>115.07.29</w:t>
             </w:r>
           </w:p>
         </w:tc>
@@ -499,7 +499,7 @@
               <w:rPr>
                 <w:sz w:val="24"/>
               </w:rPr>
-              <w:t>07  16  19  24  32</w:t>
+              <w:t>05  14  32  33  36</w:t>
             </w:r>
           </w:p>
         </w:tc>
@@ -526,7 +526,7 @@
               <w:rPr>
                 <w:sz w:val="24"/>
               </w:rPr>
-              <w:t>115000182</w:t>
+              <w:t>115000184</w:t>
             </w:r>
           </w:p>
         </w:tc>
@@ -548,7 +548,7 @@
               <w:rPr>
                 <w:sz w:val="24"/>
               </w:rPr>
-              <w:t>115.07.28</w:t>
+              <w:t>115.07.30</w:t>
             </w:r>
           </w:p>
         </w:tc>
@@ -570,7 +570,7 @@
               <w:rPr>
                 <w:sz w:val="24"/>
               </w:rPr>
-              <w:t>05  08  13  23  31</w:t>
+              <w:t>04  07  08  16  38</w:t>
             </w:r>
           </w:p>
         </w:tc>
@@ -597,7 +597,7 @@
               <w:rPr>
                 <w:sz w:val="24"/>
               </w:rPr>
-              <w:t>115000183</w:t>
+              <w:t>115000185</w:t>
             </w:r>
           </w:p>
         </w:tc>
@@ -619,7 +619,7 @@
               <w:rPr>
                 <w:sz w:val="24"/>
               </w:rPr>
-              <w:t>115.07.29</w:t>
+              <w:t>115.07.31</w:t>
             </w:r>
           </w:p>
         </w:tc>
@@ -641,7 +641,7 @@
               <w:rPr>
                 <w:sz w:val="24"/>
               </w:rPr>
-              <w:t>05  14  32  33  36</w:t>
+              <w:t>01  09  12  25  26</w:t>
             </w:r>
           </w:p>
         </w:tc>
@@ -668,7 +668,7 @@
               <w:rPr>
                 <w:sz w:val="24"/>
               </w:rPr>
-              <w:t>115000184</w:t>
+              <w:t>115000186</w:t>
             </w:r>
           </w:p>
         </w:tc>
@@ -690,7 +690,7 @@
               <w:rPr>
                 <w:sz w:val="24"/>
               </w:rPr>
-              <w:t>115.07.30</w:t>
+              <w:t>115.08.01</w:t>
             </w:r>
           </w:p>
         </w:tc>
@@ -712,7 +712,7 @@
               <w:rPr>
                 <w:sz w:val="24"/>
               </w:rPr>
-              <w:t>04  07  08  16  38</w:t>
+              <w:t>06  11  18  22  29</w:t>
             </w:r>
           </w:p>
         </w:tc>
@@ -739,7 +739,7 @@
               <w:rPr>
                 <w:sz w:val="24"/>
               </w:rPr>
-              <w:t>115000185</w:t>
+              <w:t>115000187</w:t>
             </w:r>
           </w:p>
         </w:tc>
@@ -761,7 +761,7 @@
               <w:rPr>
                 <w:sz w:val="24"/>
               </w:rPr>
-              <w:t>115.07.31</w:t>
+              <w:t>115.08.03</w:t>
             </w:r>
           </w:p>
         </w:tc>
@@ -783,7 +783,7 @@
               <w:rPr>
                 <w:sz w:val="24"/>
               </w:rPr>
-              <w:t>01  09  12  25  26</w:t>
+              <w:t>07  21  23  28  35</w:t>
             </w:r>
           </w:p>
         </w:tc>
@@ -810,7 +810,7 @@
               <w:rPr>
                 <w:sz w:val="24"/>
               </w:rPr>
-              <w:t>115000186</w:t>
+              <w:t>115000188</w:t>
             </w:r>
           </w:p>
         </w:tc>
@@ -832,7 +832,7 @@
               <w:rPr>
                 <w:sz w:val="24"/>
               </w:rPr>
-              <w:t>115.08.01</w:t>
+              <w:t>115.08.04</w:t>
             </w:r>
           </w:p>
         </w:tc>
@@ -854,7 +854,7 @@
               <w:rPr>
                 <w:sz w:val="24"/>
               </w:rPr>
-              <w:t>06  11  18  22  29</w:t>
+              <w:t>09  32  35  37  39</w:t>
             </w:r>
           </w:p>
         </w:tc>
@@ -983,7 +983,7 @@
               <w:rPr>
                 <w:sz w:val="24"/>
               </w:rPr>
-              <w:t>07/22(三)</w:t>
+              <w:t>07/23(四)</w:t>
             </w:r>
           </w:p>
         </w:tc>
@@ -1005,7 +1005,7 @@
               <w:rPr>
                 <w:sz w:val="24"/>
               </w:rPr>
-              <w:t>5  0  2</w:t>
+              <w:t>0  1  8</w:t>
             </w:r>
           </w:p>
         </w:tc>
@@ -1031,7 +1031,7 @@
               <w:rPr>
                 <w:sz w:val="24"/>
               </w:rPr>
-              <w:t>07/23(四)</w:t>
+              <w:t>07/24(五)</w:t>
             </w:r>
           </w:p>
         </w:tc>
@@ -1052,7 +1052,7 @@
               <w:rPr>
                 <w:sz w:val="24"/>
               </w:rPr>
-              <w:t>0  1  8</w:t>
+              <w:t>5  4  0</w:t>
             </w:r>
           </w:p>
         </w:tc>
@@ -1078,7 +1078,7 @@
               <w:rPr>
                 <w:sz w:val="24"/>
               </w:rPr>
-              <w:t>07/24(五)</w:t>
+              <w:t>07/25(六)</w:t>
             </w:r>
           </w:p>
         </w:tc>
@@ -1099,7 +1099,7 @@
               <w:rPr>
                 <w:sz w:val="24"/>
               </w:rPr>
-              <w:t>5  4  0</w:t>
+              <w:t>1  8  3</w:t>
             </w:r>
           </w:p>
         </w:tc>
@@ -1125,7 +1125,7 @@
               <w:rPr>
                 <w:sz w:val="24"/>
               </w:rPr>
-              <w:t>07/25(六)</w:t>
+              <w:t>07/27(一)</w:t>
             </w:r>
           </w:p>
         </w:tc>
@@ -1146,7 +1146,7 @@
               <w:rPr>
                 <w:sz w:val="24"/>
               </w:rPr>
-              <w:t>1  8  3</w:t>
+              <w:t>6  0  2</w:t>
             </w:r>
           </w:p>
         </w:tc>
@@ -1172,7 +1172,7 @@
               <w:rPr>
                 <w:sz w:val="24"/>
               </w:rPr>
-              <w:t>07/27(一)</w:t>
+              <w:t>07/28(二)</w:t>
             </w:r>
           </w:p>
         </w:tc>
@@ -1193,7 +1193,7 @@
               <w:rPr>
                 <w:sz w:val="24"/>
               </w:rPr>
-              <w:t>6  0  2</w:t>
+              <w:t>7  1  6</w:t>
             </w:r>
           </w:p>
         </w:tc>
@@ -1219,7 +1219,7 @@
               <w:rPr>
                 <w:sz w:val="24"/>
               </w:rPr>
-              <w:t>07/28(二)</w:t>
+              <w:t>07/29(三)</w:t>
             </w:r>
           </w:p>
         </w:tc>
@@ -1240,7 +1240,7 @@
               <w:rPr>
                 <w:sz w:val="24"/>
               </w:rPr>
-              <w:t>7  1  6</w:t>
+              <w:t>8  4  6</w:t>
             </w:r>
           </w:p>
         </w:tc>
@@ -1266,7 +1266,7 @@
               <w:rPr>
                 <w:sz w:val="24"/>
               </w:rPr>
-              <w:t>07/29(三)</w:t>
+              <w:t>07/30(四)</w:t>
             </w:r>
           </w:p>
         </w:tc>
@@ -1287,7 +1287,7 @@
               <w:rPr>
                 <w:sz w:val="24"/>
               </w:rPr>
-              <w:t>8  4  6</w:t>
+              <w:t>2  8  5</w:t>
             </w:r>
           </w:p>
         </w:tc>
@@ -1313,7 +1313,7 @@
               <w:rPr>
                 <w:sz w:val="24"/>
               </w:rPr>
-              <w:t>07/30(四)</w:t>
+              <w:t>07/31(五)</w:t>
             </w:r>
           </w:p>
         </w:tc>
@@ -1334,7 +1334,7 @@
               <w:rPr>
                 <w:sz w:val="24"/>
               </w:rPr>
-              <w:t>2  8  5</w:t>
+              <w:t>1  3  9</w:t>
             </w:r>
           </w:p>
         </w:tc>
@@ -1360,7 +1360,7 @@
               <w:rPr>
                 <w:sz w:val="24"/>
               </w:rPr>
-              <w:t>07/31(五)</w:t>
+              <w:t>08/01(六)</w:t>
             </w:r>
           </w:p>
         </w:tc>
@@ -1381,7 +1381,7 @@
               <w:rPr>
                 <w:sz w:val="24"/>
               </w:rPr>
-              <w:t>1  3  9</w:t>
+              <w:t>5  6  6</w:t>
             </w:r>
           </w:p>
         </w:tc>
@@ -1407,7 +1407,7 @@
               <w:rPr>
                 <w:sz w:val="24"/>
               </w:rPr>
-              <w:t>08/01(六)</w:t>
+              <w:t>08/03(一)</w:t>
             </w:r>
           </w:p>
         </w:tc>
@@ -1428,7 +1428,7 @@
               <w:rPr>
                 <w:sz w:val="24"/>
               </w:rPr>
-              <w:t>5  6  6</w:t>
+              <w:t>4  9  1</w:t>
             </w:r>
           </w:p>
         </w:tc>
@@ -2501,6 +2501,7 @@
               <w:rPr>
                 <w:sz w:val="24"/>
               </w:rPr>
+              <w:t>115000062</w:t>
             </w:r>
           </w:p>
         </w:tc>
@@ -2522,6 +2523,7 @@
               <w:rPr>
                 <w:sz w:val="24"/>
               </w:rPr>
+              <w:t>115.08.03</w:t>
             </w:r>
           </w:p>
         </w:tc>
@@ -2543,6 +2545,7 @@
               <w:rPr>
                 <w:sz w:val="24"/>
               </w:rPr>
+              <w:t>04  15  22  26  34  36</w:t>
             </w:r>
           </w:p>
         </w:tc>
@@ -2564,6 +2567,7 @@
               <w:rPr>
                 <w:sz w:val="24"/>
               </w:rPr>
+              <w:t>07</w:t>
             </w:r>
           </w:p>
         </w:tc>
@@ -2693,7 +2697,7 @@
               <w:rPr>
                 <w:sz w:val="24"/>
               </w:rPr>
-              <w:t>07/22(三)</w:t>
+              <w:t>07/23(四)</w:t>
             </w:r>
           </w:p>
         </w:tc>
@@ -2715,7 +2719,7 @@
               <w:rPr>
                 <w:sz w:val="24"/>
               </w:rPr>
-              <w:t>7  9  4  7</w:t>
+              <w:t>5  3  5  1</w:t>
             </w:r>
           </w:p>
         </w:tc>
@@ -2741,7 +2745,7 @@
               <w:rPr>
                 <w:sz w:val="24"/>
               </w:rPr>
-              <w:t>07/23(四)</w:t>
+              <w:t>07/24(五)</w:t>
             </w:r>
           </w:p>
         </w:tc>
@@ -2762,7 +2766,7 @@
               <w:rPr>
                 <w:sz w:val="24"/>
               </w:rPr>
-              <w:t>5  3  5  1</w:t>
+              <w:t>3  1  0  8</w:t>
             </w:r>
           </w:p>
         </w:tc>
@@ -2788,7 +2792,7 @@
               <w:rPr>
                 <w:sz w:val="24"/>
               </w:rPr>
-              <w:t>07/24(五)</w:t>
+              <w:t>07/25(六)</w:t>
             </w:r>
           </w:p>
         </w:tc>
@@ -2809,7 +2813,7 @@
               <w:rPr>
                 <w:sz w:val="24"/>
               </w:rPr>
-              <w:t>3  1  0  8</w:t>
+              <w:t>9  0  4  8</w:t>
             </w:r>
           </w:p>
         </w:tc>
@@ -2835,7 +2839,7 @@
               <w:rPr>
                 <w:sz w:val="24"/>
               </w:rPr>
-              <w:t>07/25(六)</w:t>
+              <w:t>07/27(一)</w:t>
             </w:r>
           </w:p>
         </w:tc>
@@ -2856,7 +2860,7 @@
               <w:rPr>
                 <w:sz w:val="24"/>
               </w:rPr>
-              <w:t>9  0  4  8</w:t>
+              <w:t>5  9  1  0</w:t>
             </w:r>
           </w:p>
         </w:tc>
@@ -2882,7 +2886,7 @@
               <w:rPr>
                 <w:sz w:val="24"/>
               </w:rPr>
-              <w:t>07/27(一)</w:t>
+              <w:t>07/28(二)</w:t>
             </w:r>
           </w:p>
         </w:tc>
@@ -2903,7 +2907,7 @@
               <w:rPr>
                 <w:sz w:val="24"/>
               </w:rPr>
-              <w:t>5  9  1  0</w:t>
+              <w:t>0  4  3  3</w:t>
             </w:r>
           </w:p>
         </w:tc>
@@ -2929,7 +2933,7 @@
               <w:rPr>
                 <w:sz w:val="24"/>
               </w:rPr>
-              <w:t>07/28(二)</w:t>
+              <w:t>07/29(三)</w:t>
             </w:r>
           </w:p>
         </w:tc>
@@ -2950,7 +2954,7 @@
               <w:rPr>
                 <w:sz w:val="24"/>
               </w:rPr>
-              <w:t>0  4  3  3</w:t>
+              <w:t>7  6  8  5</w:t>
             </w:r>
           </w:p>
         </w:tc>
@@ -2976,7 +2980,7 @@
               <w:rPr>
                 <w:sz w:val="24"/>
               </w:rPr>
-              <w:t>07/29(三)</w:t>
+              <w:t>07/30(四)</w:t>
             </w:r>
           </w:p>
         </w:tc>
@@ -2997,7 +3001,7 @@
               <w:rPr>
                 <w:sz w:val="24"/>
               </w:rPr>
-              <w:t>7  6  8  5</w:t>
+              <w:t>2  9  3  1</w:t>
             </w:r>
           </w:p>
         </w:tc>
@@ -3023,7 +3027,7 @@
               <w:rPr>
                 <w:sz w:val="24"/>
               </w:rPr>
-              <w:t>07/30(四)</w:t>
+              <w:t>07/31(五)</w:t>
             </w:r>
           </w:p>
         </w:tc>
@@ -3044,7 +3048,7 @@
               <w:rPr>
                 <w:sz w:val="24"/>
               </w:rPr>
-              <w:t>2  9  3  1</w:t>
+              <w:t>7  1  9  8</w:t>
             </w:r>
           </w:p>
         </w:tc>
@@ -3070,7 +3074,7 @@
               <w:rPr>
                 <w:sz w:val="24"/>
               </w:rPr>
-              <w:t>07/31(五)</w:t>
+              <w:t>08/01(六)</w:t>
             </w:r>
           </w:p>
         </w:tc>
@@ -3091,7 +3095,7 @@
               <w:rPr>
                 <w:sz w:val="24"/>
               </w:rPr>
-              <w:t>7  1  9  8</w:t>
+              <w:t>7  1  9  5</w:t>
             </w:r>
           </w:p>
         </w:tc>
@@ -3117,7 +3121,7 @@
               <w:rPr>
                 <w:sz w:val="24"/>
               </w:rPr>
-              <w:t>08/01(六)</w:t>
+              <w:t>08/03(一)</w:t>
             </w:r>
           </w:p>
         </w:tc>
@@ -3138,7 +3142,7 @@
               <w:rPr>
                 <w:sz w:val="24"/>
               </w:rPr>
-              <w:t>7  1  9  5</w:t>
+              <w:t>6  0  1  6</w:t>
             </w:r>
           </w:p>
         </w:tc>
@@ -4197,6 +4201,7 @@
               <w:rPr>
                 <w:sz w:val="24"/>
               </w:rPr>
+              <w:t>115000076</w:t>
             </w:r>
           </w:p>
         </w:tc>
@@ -4218,6 +4223,7 @@
               <w:rPr>
                 <w:sz w:val="24"/>
               </w:rPr>
+              <w:t>115.08.04</w:t>
             </w:r>
           </w:p>
         </w:tc>
@@ -4239,6 +4245,7 @@
               <w:rPr>
                 <w:sz w:val="24"/>
               </w:rPr>
+              <w:t>04  09  15  30  36  49</w:t>
             </w:r>
           </w:p>
         </w:tc>
@@ -4260,6 +4267,7 @@
               <w:rPr>
                 <w:sz w:val="24"/>
               </w:rPr>
+              <w:t>40</w:t>
             </w:r>
           </w:p>
         </w:tc>

--- a/最新開獎紀錄.docx
+++ b/最新開獎紀錄.docx
@@ -983,7 +983,7 @@
               <w:rPr>
                 <w:sz w:val="24"/>
               </w:rPr>
-              <w:t>07/22(三)</w:t>
+              <w:t>07/24(五)</w:t>
             </w:r>
           </w:p>
         </w:tc>
@@ -1005,7 +1005,7 @@
               <w:rPr>
                 <w:sz w:val="24"/>
               </w:rPr>
-              <w:t>5  0  2</w:t>
+              <w:t>5  4  0</w:t>
             </w:r>
           </w:p>
         </w:tc>
@@ -1031,7 +1031,7 @@
               <w:rPr>
                 <w:sz w:val="24"/>
               </w:rPr>
-              <w:t>07/23(四)</w:t>
+              <w:t>07/25(六)</w:t>
             </w:r>
           </w:p>
         </w:tc>
@@ -1052,7 +1052,7 @@
               <w:rPr>
                 <w:sz w:val="24"/>
               </w:rPr>
-              <w:t>0  1  8</w:t>
+              <w:t>1  8  3</w:t>
             </w:r>
           </w:p>
         </w:tc>
@@ -1078,7 +1078,7 @@
               <w:rPr>
                 <w:sz w:val="24"/>
               </w:rPr>
-              <w:t>07/24(五)</w:t>
+              <w:t>07/27(一)</w:t>
             </w:r>
           </w:p>
         </w:tc>
@@ -1099,7 +1099,7 @@
               <w:rPr>
                 <w:sz w:val="24"/>
               </w:rPr>
-              <w:t>5  4  0</w:t>
+              <w:t>6  0  2</w:t>
             </w:r>
           </w:p>
         </w:tc>
@@ -1125,7 +1125,7 @@
               <w:rPr>
                 <w:sz w:val="24"/>
               </w:rPr>
-              <w:t>07/25(六)</w:t>
+              <w:t>07/28(二)</w:t>
             </w:r>
           </w:p>
         </w:tc>
@@ -1146,7 +1146,7 @@
               <w:rPr>
                 <w:sz w:val="24"/>
               </w:rPr>
-              <w:t>1  8  3</w:t>
+              <w:t>7  1  6</w:t>
             </w:r>
           </w:p>
         </w:tc>
@@ -1172,7 +1172,7 @@
               <w:rPr>
                 <w:sz w:val="24"/>
               </w:rPr>
-              <w:t>07/27(一)</w:t>
+              <w:t>07/29(三)</w:t>
             </w:r>
           </w:p>
         </w:tc>
@@ -1193,7 +1193,7 @@
               <w:rPr>
                 <w:sz w:val="24"/>
               </w:rPr>
-              <w:t>6  0  2</w:t>
+              <w:t>8  4  6</w:t>
             </w:r>
           </w:p>
         </w:tc>
@@ -1219,7 +1219,7 @@
               <w:rPr>
                 <w:sz w:val="24"/>
               </w:rPr>
-              <w:t>07/28(二)</w:t>
+              <w:t>07/30(四)</w:t>
             </w:r>
           </w:p>
         </w:tc>
@@ -1240,7 +1240,7 @@
               <w:rPr>
                 <w:sz w:val="24"/>
               </w:rPr>
-              <w:t>7  1  6</w:t>
+              <w:t>2  8  5</w:t>
             </w:r>
           </w:p>
         </w:tc>
@@ -1266,7 +1266,7 @@
               <w:rPr>
                 <w:sz w:val="24"/>
               </w:rPr>
-              <w:t>07/29(三)</w:t>
+              <w:t>07/31(五)</w:t>
             </w:r>
           </w:p>
         </w:tc>
@@ -1287,7 +1287,7 @@
               <w:rPr>
                 <w:sz w:val="24"/>
               </w:rPr>
-              <w:t>8  4  6</w:t>
+              <w:t>1  3  9</w:t>
             </w:r>
           </w:p>
         </w:tc>
@@ -1313,7 +1313,7 @@
               <w:rPr>
                 <w:sz w:val="24"/>
               </w:rPr>
-              <w:t>07/30(四)</w:t>
+              <w:t>08/01(六)</w:t>
             </w:r>
           </w:p>
         </w:tc>
@@ -1334,7 +1334,7 @@
               <w:rPr>
                 <w:sz w:val="24"/>
               </w:rPr>
-              <w:t>2  8  5</w:t>
+              <w:t>5  6  6</w:t>
             </w:r>
           </w:p>
         </w:tc>
@@ -1360,7 +1360,7 @@
               <w:rPr>
                 <w:sz w:val="24"/>
               </w:rPr>
-              <w:t>07/31(五)</w:t>
+              <w:t>08/03(一)</w:t>
             </w:r>
           </w:p>
         </w:tc>
@@ -1381,7 +1381,7 @@
               <w:rPr>
                 <w:sz w:val="24"/>
               </w:rPr>
-              <w:t>1  3  9</w:t>
+              <w:t>4  9  1</w:t>
             </w:r>
           </w:p>
         </w:tc>
@@ -1407,7 +1407,7 @@
               <w:rPr>
                 <w:sz w:val="24"/>
               </w:rPr>
-              <w:t>08/01(六)</w:t>
+              <w:t>08/04(二)</w:t>
             </w:r>
           </w:p>
         </w:tc>
@@ -1428,7 +1428,7 @@
               <w:rPr>
                 <w:sz w:val="24"/>
               </w:rPr>
-              <w:t>5  6  6</w:t>
+              <w:t>9  9  1</w:t>
             </w:r>
           </w:p>
         </w:tc>
@@ -2697,7 +2697,7 @@
               <w:rPr>
                 <w:sz w:val="24"/>
               </w:rPr>
-              <w:t>07/23(四)</w:t>
+              <w:t>07/24(五)</w:t>
             </w:r>
           </w:p>
         </w:tc>
@@ -2719,7 +2719,7 @@
               <w:rPr>
                 <w:sz w:val="24"/>
               </w:rPr>
-              <w:t>5  3  5  1</w:t>
+              <w:t>3  1  0  8</w:t>
             </w:r>
           </w:p>
         </w:tc>
@@ -2745,7 +2745,7 @@
               <w:rPr>
                 <w:sz w:val="24"/>
               </w:rPr>
-              <w:t>07/24(五)</w:t>
+              <w:t>07/25(六)</w:t>
             </w:r>
           </w:p>
         </w:tc>
@@ -2766,7 +2766,7 @@
               <w:rPr>
                 <w:sz w:val="24"/>
               </w:rPr>
-              <w:t>3  1  0  8</w:t>
+              <w:t>9  0  4  8</w:t>
             </w:r>
           </w:p>
         </w:tc>
@@ -2792,7 +2792,7 @@
               <w:rPr>
                 <w:sz w:val="24"/>
               </w:rPr>
-              <w:t>07/25(六)</w:t>
+              <w:t>07/27(一)</w:t>
             </w:r>
           </w:p>
         </w:tc>
@@ -2813,7 +2813,7 @@
               <w:rPr>
                 <w:sz w:val="24"/>
               </w:rPr>
-              <w:t>9  0  4  8</w:t>
+              <w:t>5  9  1  0</w:t>
             </w:r>
           </w:p>
         </w:tc>
@@ -2839,7 +2839,7 @@
               <w:rPr>
                 <w:sz w:val="24"/>
               </w:rPr>
-              <w:t>07/27(一)</w:t>
+              <w:t>07/28(二)</w:t>
             </w:r>
           </w:p>
         </w:tc>
@@ -2860,7 +2860,7 @@
               <w:rPr>
                 <w:sz w:val="24"/>
               </w:rPr>
-              <w:t>5  9  1  0</w:t>
+              <w:t>0  4  3  3</w:t>
             </w:r>
           </w:p>
         </w:tc>
@@ -2886,7 +2886,7 @@
               <w:rPr>
                 <w:sz w:val="24"/>
               </w:rPr>
-              <w:t>07/28(二)</w:t>
+              <w:t>07/29(三)</w:t>
             </w:r>
           </w:p>
         </w:tc>
@@ -2907,7 +2907,7 @@
               <w:rPr>
                 <w:sz w:val="24"/>
               </w:rPr>
-              <w:t>0  4  3  3</w:t>
+              <w:t>7  6  8  5</w:t>
             </w:r>
           </w:p>
         </w:tc>
@@ -2933,7 +2933,7 @@
               <w:rPr>
                 <w:sz w:val="24"/>
               </w:rPr>
-              <w:t>07/29(三)</w:t>
+              <w:t>07/30(四)</w:t>
             </w:r>
           </w:p>
         </w:tc>
@@ -2954,7 +2954,7 @@
               <w:rPr>
                 <w:sz w:val="24"/>
               </w:rPr>
-              <w:t>7  6  8  5</w:t>
+              <w:t>2  9  3  1</w:t>
             </w:r>
           </w:p>
         </w:tc>
@@ -2980,7 +2980,7 @@
               <w:rPr>
                 <w:sz w:val="24"/>
               </w:rPr>
-              <w:t>07/30(四)</w:t>
+              <w:t>07/31(五)</w:t>
             </w:r>
           </w:p>
         </w:tc>
@@ -3001,7 +3001,7 @@
               <w:rPr>
                 <w:sz w:val="24"/>
               </w:rPr>
-              <w:t>2  9  3  1</w:t>
+              <w:t>7  1  9  8</w:t>
             </w:r>
           </w:p>
         </w:tc>
@@ -3027,7 +3027,7 @@
               <w:rPr>
                 <w:sz w:val="24"/>
               </w:rPr>
-              <w:t>07/31(五)</w:t>
+              <w:t>08/01(六)</w:t>
             </w:r>
           </w:p>
         </w:tc>
@@ -3048,7 +3048,7 @@
               <w:rPr>
                 <w:sz w:val="24"/>
               </w:rPr>
-              <w:t>7  1  9  8</w:t>
+              <w:t>7  1  9  5</w:t>
             </w:r>
           </w:p>
         </w:tc>
@@ -3074,7 +3074,7 @@
               <w:rPr>
                 <w:sz w:val="24"/>
               </w:rPr>
-              <w:t>08/01(六)</w:t>
+              <w:t>08/03(一)</w:t>
             </w:r>
           </w:p>
         </w:tc>
@@ -3095,7 +3095,7 @@
               <w:rPr>
                 <w:sz w:val="24"/>
               </w:rPr>
-              <w:t>7  1  9  5</w:t>
+              <w:t>6  0  1  6</w:t>
             </w:r>
           </w:p>
         </w:tc>
@@ -3121,7 +3121,7 @@
               <w:rPr>
                 <w:sz w:val="24"/>
               </w:rPr>
-              <w:t>08/03(一)</w:t>
+              <w:t>08/04(二)</w:t>
             </w:r>
           </w:p>
         </w:tc>
@@ -3142,7 +3142,7 @@
               <w:rPr>
                 <w:sz w:val="24"/>
               </w:rPr>
-              <w:t>6  0  1  6</w:t>
+              <w:t>1  8  4  3</w:t>
             </w:r>
           </w:p>
         </w:tc>

--- a/最新開獎紀錄.docx
+++ b/最新開獎紀錄.docx
@@ -171,7 +171,7 @@
               <w:rPr>
                 <w:sz w:val="24"/>
               </w:rPr>
-              <w:t>115000179</w:t>
+              <w:t>115000180</w:t>
             </w:r>
           </w:p>
         </w:tc>
@@ -193,7 +193,7 @@
               <w:rPr>
                 <w:sz w:val="24"/>
               </w:rPr>
-              <w:t>115.07.24</w:t>
+              <w:t>115.07.25</w:t>
             </w:r>
           </w:p>
         </w:tc>
@@ -215,7 +215,7 @@
               <w:rPr>
                 <w:sz w:val="24"/>
               </w:rPr>
-              <w:t>05  17  27  29  36</w:t>
+              <w:t>08  12  16  23  39</w:t>
             </w:r>
           </w:p>
         </w:tc>
@@ -242,7 +242,7 @@
               <w:rPr>
                 <w:sz w:val="24"/>
               </w:rPr>
-              <w:t>115000180</w:t>
+              <w:t>115000181</w:t>
             </w:r>
           </w:p>
         </w:tc>
@@ -264,7 +264,7 @@
               <w:rPr>
                 <w:sz w:val="24"/>
               </w:rPr>
-              <w:t>115.07.25</w:t>
+              <w:t>115.07.27</w:t>
             </w:r>
           </w:p>
         </w:tc>
@@ -286,7 +286,7 @@
               <w:rPr>
                 <w:sz w:val="24"/>
               </w:rPr>
-              <w:t>08  12  16  23  39</w:t>
+              <w:t>07  16  19  24  32</w:t>
             </w:r>
           </w:p>
         </w:tc>
@@ -313,7 +313,7 @@
               <w:rPr>
                 <w:sz w:val="24"/>
               </w:rPr>
-              <w:t>115000181</w:t>
+              <w:t>115000182</w:t>
             </w:r>
           </w:p>
         </w:tc>
@@ -335,7 +335,7 @@
               <w:rPr>
                 <w:sz w:val="24"/>
               </w:rPr>
-              <w:t>115.07.27</w:t>
+              <w:t>115.07.28</w:t>
             </w:r>
           </w:p>
         </w:tc>
@@ -357,7 +357,7 @@
               <w:rPr>
                 <w:sz w:val="24"/>
               </w:rPr>
-              <w:t>07  16  19  24  32</w:t>
+              <w:t>05  08  13  23  31</w:t>
             </w:r>
           </w:p>
         </w:tc>
@@ -384,7 +384,7 @@
               <w:rPr>
                 <w:sz w:val="24"/>
               </w:rPr>
-              <w:t>115000182</w:t>
+              <w:t>115000183</w:t>
             </w:r>
           </w:p>
         </w:tc>
@@ -406,7 +406,7 @@
               <w:rPr>
                 <w:sz w:val="24"/>
               </w:rPr>
-              <w:t>115.07.28</w:t>
+              <w:t>115.07.29</w:t>
             </w:r>
           </w:p>
         </w:tc>
@@ -428,7 +428,7 @@
               <w:rPr>
                 <w:sz w:val="24"/>
               </w:rPr>
-              <w:t>05  08  13  23  31</w:t>
+              <w:t>05  14  32  33  36</w:t>
             </w:r>
           </w:p>
         </w:tc>
@@ -455,7 +455,7 @@
               <w:rPr>
                 <w:sz w:val="24"/>
               </w:rPr>
-              <w:t>115000183</w:t>
+              <w:t>115000184</w:t>
             </w:r>
           </w:p>
         </w:tc>
@@ -477,7 +477,7 @@
               <w:rPr>
                 <w:sz w:val="24"/>
               </w:rPr>
-              <w:t>115.07.29</w:t>
+              <w:t>115.07.30</w:t>
             </w:r>
           </w:p>
         </w:tc>
@@ -499,7 +499,7 @@
               <w:rPr>
                 <w:sz w:val="24"/>
               </w:rPr>
-              <w:t>05  14  32  33  36</w:t>
+              <w:t>04  07  08  16  38</w:t>
             </w:r>
           </w:p>
         </w:tc>
@@ -526,7 +526,7 @@
               <w:rPr>
                 <w:sz w:val="24"/>
               </w:rPr>
-              <w:t>115000184</w:t>
+              <w:t>115000185</w:t>
             </w:r>
           </w:p>
         </w:tc>
@@ -548,7 +548,7 @@
               <w:rPr>
                 <w:sz w:val="24"/>
               </w:rPr>
-              <w:t>115.07.30</w:t>
+              <w:t>115.07.31</w:t>
             </w:r>
           </w:p>
         </w:tc>
@@ -570,7 +570,7 @@
               <w:rPr>
                 <w:sz w:val="24"/>
               </w:rPr>
-              <w:t>04  07  08  16  38</w:t>
+              <w:t>01  09  12  25  26</w:t>
             </w:r>
           </w:p>
         </w:tc>
@@ -597,7 +597,7 @@
               <w:rPr>
                 <w:sz w:val="24"/>
               </w:rPr>
-              <w:t>115000185</w:t>
+              <w:t>115000186</w:t>
             </w:r>
           </w:p>
         </w:tc>
@@ -619,7 +619,7 @@
               <w:rPr>
                 <w:sz w:val="24"/>
               </w:rPr>
-              <w:t>115.07.31</w:t>
+              <w:t>115.08.01</w:t>
             </w:r>
           </w:p>
         </w:tc>
@@ -641,7 +641,7 @@
               <w:rPr>
                 <w:sz w:val="24"/>
               </w:rPr>
-              <w:t>01  09  12  25  26</w:t>
+              <w:t>06  11  18  22  29</w:t>
             </w:r>
           </w:p>
         </w:tc>
@@ -668,7 +668,7 @@
               <w:rPr>
                 <w:sz w:val="24"/>
               </w:rPr>
-              <w:t>115000186</w:t>
+              <w:t>115000187</w:t>
             </w:r>
           </w:p>
         </w:tc>
@@ -690,7 +690,7 @@
               <w:rPr>
                 <w:sz w:val="24"/>
               </w:rPr>
-              <w:t>115.08.01</w:t>
+              <w:t>115.08.03</w:t>
             </w:r>
           </w:p>
         </w:tc>
@@ -712,7 +712,7 @@
               <w:rPr>
                 <w:sz w:val="24"/>
               </w:rPr>
-              <w:t>06  11  18  22  29</w:t>
+              <w:t>07  21  23  28  35</w:t>
             </w:r>
           </w:p>
         </w:tc>
@@ -739,7 +739,7 @@
               <w:rPr>
                 <w:sz w:val="24"/>
               </w:rPr>
-              <w:t>115000187</w:t>
+              <w:t>115000188</w:t>
             </w:r>
           </w:p>
         </w:tc>
@@ -761,7 +761,7 @@
               <w:rPr>
                 <w:sz w:val="24"/>
               </w:rPr>
-              <w:t>115.08.03</w:t>
+              <w:t>115.08.04</w:t>
             </w:r>
           </w:p>
         </w:tc>
@@ -783,7 +783,7 @@
               <w:rPr>
                 <w:sz w:val="24"/>
               </w:rPr>
-              <w:t>07  21  23  28  35</w:t>
+              <w:t>09  32  35  37  39</w:t>
             </w:r>
           </w:p>
         </w:tc>
@@ -810,7 +810,7 @@
               <w:rPr>
                 <w:sz w:val="24"/>
               </w:rPr>
-              <w:t>115000188</w:t>
+              <w:t>115000189</w:t>
             </w:r>
           </w:p>
         </w:tc>
@@ -832,7 +832,7 @@
               <w:rPr>
                 <w:sz w:val="24"/>
               </w:rPr>
-              <w:t>115.08.04</w:t>
+              <w:t>115.08.05</w:t>
             </w:r>
           </w:p>
         </w:tc>
@@ -854,7 +854,7 @@
               <w:rPr>
                 <w:sz w:val="24"/>
               </w:rPr>
-              <w:t>09  32  35  37  39</w:t>
+              <w:t>02  04  22  25  29</w:t>
             </w:r>
           </w:p>
         </w:tc>

--- a/最新開獎紀錄.docx
+++ b/最新開獎紀錄.docx
@@ -2697,7 +2697,7 @@
               <w:rPr>
                 <w:sz w:val="24"/>
               </w:rPr>
-              <w:t>07/24(五)</w:t>
+              <w:t>07/25(六)</w:t>
             </w:r>
           </w:p>
         </w:tc>
@@ -2719,7 +2719,7 @@
               <w:rPr>
                 <w:sz w:val="24"/>
               </w:rPr>
-              <w:t>3  1  0  8</w:t>
+              <w:t>9  0  4  8</w:t>
             </w:r>
           </w:p>
         </w:tc>
@@ -2745,7 +2745,7 @@
               <w:rPr>
                 <w:sz w:val="24"/>
               </w:rPr>
-              <w:t>07/25(六)</w:t>
+              <w:t>07/27(一)</w:t>
             </w:r>
           </w:p>
         </w:tc>
@@ -2766,7 +2766,7 @@
               <w:rPr>
                 <w:sz w:val="24"/>
               </w:rPr>
-              <w:t>9  0  4  8</w:t>
+              <w:t>5  9  1  0</w:t>
             </w:r>
           </w:p>
         </w:tc>
@@ -2792,7 +2792,7 @@
               <w:rPr>
                 <w:sz w:val="24"/>
               </w:rPr>
-              <w:t>07/27(一)</w:t>
+              <w:t>07/28(二)</w:t>
             </w:r>
           </w:p>
         </w:tc>
@@ -2813,7 +2813,7 @@
               <w:rPr>
                 <w:sz w:val="24"/>
               </w:rPr>
-              <w:t>5  9  1  0</w:t>
+              <w:t>0  4  3  3</w:t>
             </w:r>
           </w:p>
         </w:tc>
@@ -2839,7 +2839,7 @@
               <w:rPr>
                 <w:sz w:val="24"/>
               </w:rPr>
-              <w:t>07/28(二)</w:t>
+              <w:t>07/29(三)</w:t>
             </w:r>
           </w:p>
         </w:tc>
@@ -2860,7 +2860,7 @@
               <w:rPr>
                 <w:sz w:val="24"/>
               </w:rPr>
-              <w:t>0  4  3  3</w:t>
+              <w:t>7  6  8  5</w:t>
             </w:r>
           </w:p>
         </w:tc>
@@ -2886,7 +2886,7 @@
               <w:rPr>
                 <w:sz w:val="24"/>
               </w:rPr>
-              <w:t>07/29(三)</w:t>
+              <w:t>07/30(四)</w:t>
             </w:r>
           </w:p>
         </w:tc>
@@ -2907,7 +2907,7 @@
               <w:rPr>
                 <w:sz w:val="24"/>
               </w:rPr>
-              <w:t>7  6  8  5</w:t>
+              <w:t>2  9  3  1</w:t>
             </w:r>
           </w:p>
         </w:tc>
@@ -2933,7 +2933,7 @@
               <w:rPr>
                 <w:sz w:val="24"/>
               </w:rPr>
-              <w:t>07/30(四)</w:t>
+              <w:t>07/31(五)</w:t>
             </w:r>
           </w:p>
         </w:tc>
@@ -2954,7 +2954,7 @@
               <w:rPr>
                 <w:sz w:val="24"/>
               </w:rPr>
-              <w:t>2  9  3  1</w:t>
+              <w:t>7  1  9  8</w:t>
             </w:r>
           </w:p>
         </w:tc>
@@ -2980,7 +2980,7 @@
               <w:rPr>
                 <w:sz w:val="24"/>
               </w:rPr>
-              <w:t>07/31(五)</w:t>
+              <w:t>08/01(六)</w:t>
             </w:r>
           </w:p>
         </w:tc>
@@ -3001,7 +3001,7 @@
               <w:rPr>
                 <w:sz w:val="24"/>
               </w:rPr>
-              <w:t>7  1  9  8</w:t>
+              <w:t>7  1  9  5</w:t>
             </w:r>
           </w:p>
         </w:tc>
@@ -3027,7 +3027,7 @@
               <w:rPr>
                 <w:sz w:val="24"/>
               </w:rPr>
-              <w:t>08/01(六)</w:t>
+              <w:t>08/03(一)</w:t>
             </w:r>
           </w:p>
         </w:tc>
@@ -3048,7 +3048,7 @@
               <w:rPr>
                 <w:sz w:val="24"/>
               </w:rPr>
-              <w:t>7  1  9  5</w:t>
+              <w:t>6  0  1  6</w:t>
             </w:r>
           </w:p>
         </w:tc>
@@ -3074,7 +3074,7 @@
               <w:rPr>
                 <w:sz w:val="24"/>
               </w:rPr>
-              <w:t>08/03(一)</w:t>
+              <w:t>08/04(二)</w:t>
             </w:r>
           </w:p>
         </w:tc>
@@ -3095,7 +3095,7 @@
               <w:rPr>
                 <w:sz w:val="24"/>
               </w:rPr>
-              <w:t>6  0  1  6</w:t>
+              <w:t>1  8  4  3</w:t>
             </w:r>
           </w:p>
         </w:tc>
@@ -3121,7 +3121,7 @@
               <w:rPr>
                 <w:sz w:val="24"/>
               </w:rPr>
-              <w:t>08/04(二)</w:t>
+              <w:t>08/05(三)</w:t>
             </w:r>
           </w:p>
         </w:tc>
@@ -3142,7 +3142,7 @@
               <w:rPr>
                 <w:sz w:val="24"/>
               </w:rPr>
-              <w:t>1  8  4  3</w:t>
+              <w:t>0  8  2  3</w:t>
             </w:r>
           </w:p>
         </w:tc>

--- a/最新開獎紀錄.docx
+++ b/最新開獎紀錄.docx
@@ -2697,7 +2697,7 @@
               <w:rPr>
                 <w:sz w:val="24"/>
               </w:rPr>
-              <w:t>07/25(六)</w:t>
+              <w:t>07/24(五)</w:t>
             </w:r>
           </w:p>
         </w:tc>
@@ -2719,7 +2719,7 @@
               <w:rPr>
                 <w:sz w:val="24"/>
               </w:rPr>
-              <w:t>9  0  4  8</w:t>
+              <w:t>3  1  0  8</w:t>
             </w:r>
           </w:p>
         </w:tc>
@@ -2745,7 +2745,7 @@
               <w:rPr>
                 <w:sz w:val="24"/>
               </w:rPr>
-              <w:t>07/27(一)</w:t>
+              <w:t>07/25(六)</w:t>
             </w:r>
           </w:p>
         </w:tc>
@@ -2766,7 +2766,7 @@
               <w:rPr>
                 <w:sz w:val="24"/>
               </w:rPr>
-              <w:t>5  9  1  0</w:t>
+              <w:t>9  0  4  8</w:t>
             </w:r>
           </w:p>
         </w:tc>
@@ -2792,7 +2792,7 @@
               <w:rPr>
                 <w:sz w:val="24"/>
               </w:rPr>
-              <w:t>07/28(二)</w:t>
+              <w:t>07/27(一)</w:t>
             </w:r>
           </w:p>
         </w:tc>
@@ -2813,7 +2813,7 @@
               <w:rPr>
                 <w:sz w:val="24"/>
               </w:rPr>
-              <w:t>0  4  3  3</w:t>
+              <w:t>5  9  1  0</w:t>
             </w:r>
           </w:p>
         </w:tc>
@@ -2839,7 +2839,7 @@
               <w:rPr>
                 <w:sz w:val="24"/>
               </w:rPr>
-              <w:t>07/29(三)</w:t>
+              <w:t>07/28(二)</w:t>
             </w:r>
           </w:p>
         </w:tc>
@@ -2860,7 +2860,7 @@
               <w:rPr>
                 <w:sz w:val="24"/>
               </w:rPr>
-              <w:t>7  6  8  5</w:t>
+              <w:t>0  4  3  3</w:t>
             </w:r>
           </w:p>
         </w:tc>
@@ -2886,7 +2886,7 @@
               <w:rPr>
                 <w:sz w:val="24"/>
               </w:rPr>
-              <w:t>07/30(四)</w:t>
+              <w:t>07/29(三)</w:t>
             </w:r>
           </w:p>
         </w:tc>
@@ -2907,7 +2907,7 @@
               <w:rPr>
                 <w:sz w:val="24"/>
               </w:rPr>
-              <w:t>2  9  3  1</w:t>
+              <w:t>7  6  8  5</w:t>
             </w:r>
           </w:p>
         </w:tc>
@@ -2933,7 +2933,7 @@
               <w:rPr>
                 <w:sz w:val="24"/>
               </w:rPr>
-              <w:t>07/31(五)</w:t>
+              <w:t>07/30(四)</w:t>
             </w:r>
           </w:p>
         </w:tc>
@@ -2954,7 +2954,7 @@
               <w:rPr>
                 <w:sz w:val="24"/>
               </w:rPr>
-              <w:t>7  1  9  8</w:t>
+              <w:t>2  9  3  1</w:t>
             </w:r>
           </w:p>
         </w:tc>
@@ -2980,7 +2980,7 @@
               <w:rPr>
                 <w:sz w:val="24"/>
               </w:rPr>
-              <w:t>08/01(六)</w:t>
+              <w:t>07/31(五)</w:t>
             </w:r>
           </w:p>
         </w:tc>
@@ -3001,7 +3001,7 @@
               <w:rPr>
                 <w:sz w:val="24"/>
               </w:rPr>
-              <w:t>7  1  9  5</w:t>
+              <w:t>7  1  9  8</w:t>
             </w:r>
           </w:p>
         </w:tc>
@@ -3027,7 +3027,7 @@
               <w:rPr>
                 <w:sz w:val="24"/>
               </w:rPr>
-              <w:t>08/03(一)</w:t>
+              <w:t>08/01(六)</w:t>
             </w:r>
           </w:p>
         </w:tc>
@@ -3048,7 +3048,7 @@
               <w:rPr>
                 <w:sz w:val="24"/>
               </w:rPr>
-              <w:t>6  0  1  6</w:t>
+              <w:t>7  1  9  5</w:t>
             </w:r>
           </w:p>
         </w:tc>
@@ -3074,7 +3074,7 @@
               <w:rPr>
                 <w:sz w:val="24"/>
               </w:rPr>
-              <w:t>08/04(二)</w:t>
+              <w:t>08/03(一)</w:t>
             </w:r>
           </w:p>
         </w:tc>
@@ -3095,7 +3095,7 @@
               <w:rPr>
                 <w:sz w:val="24"/>
               </w:rPr>
-              <w:t>1  8  4  3</w:t>
+              <w:t>6  0  1  6</w:t>
             </w:r>
           </w:p>
         </w:tc>
@@ -3121,7 +3121,7 @@
               <w:rPr>
                 <w:sz w:val="24"/>
               </w:rPr>
-              <w:t>08/05(三)</w:t>
+              <w:t>08/04(二)</w:t>
             </w:r>
           </w:p>
         </w:tc>
@@ -3142,7 +3142,7 @@
               <w:rPr>
                 <w:sz w:val="24"/>
               </w:rPr>
-              <w:t>0  8  2  3</w:t>
+              <w:t>1  8  4  3</w:t>
             </w:r>
           </w:p>
         </w:tc>

--- a/最新開獎紀錄.docx
+++ b/最新開獎紀錄.docx
@@ -983,7 +983,7 @@
               <w:rPr>
                 <w:sz w:val="24"/>
               </w:rPr>
-              <w:t>07/24(五)</w:t>
+              <w:t>07/25(六)</w:t>
             </w:r>
           </w:p>
         </w:tc>
@@ -1005,7 +1005,7 @@
               <w:rPr>
                 <w:sz w:val="24"/>
               </w:rPr>
-              <w:t>5  4  0</w:t>
+              <w:t>1  8  3</w:t>
             </w:r>
           </w:p>
         </w:tc>
@@ -1031,7 +1031,7 @@
               <w:rPr>
                 <w:sz w:val="24"/>
               </w:rPr>
-              <w:t>07/25(六)</w:t>
+              <w:t>07/27(一)</w:t>
             </w:r>
           </w:p>
         </w:tc>
@@ -1052,7 +1052,7 @@
               <w:rPr>
                 <w:sz w:val="24"/>
               </w:rPr>
-              <w:t>1  8  3</w:t>
+              <w:t>6  0  2</w:t>
             </w:r>
           </w:p>
         </w:tc>
@@ -1078,7 +1078,7 @@
               <w:rPr>
                 <w:sz w:val="24"/>
               </w:rPr>
-              <w:t>07/27(一)</w:t>
+              <w:t>07/28(二)</w:t>
             </w:r>
           </w:p>
         </w:tc>
@@ -1099,7 +1099,7 @@
               <w:rPr>
                 <w:sz w:val="24"/>
               </w:rPr>
-              <w:t>6  0  2</w:t>
+              <w:t>7  1  6</w:t>
             </w:r>
           </w:p>
         </w:tc>
@@ -1125,7 +1125,7 @@
               <w:rPr>
                 <w:sz w:val="24"/>
               </w:rPr>
-              <w:t>07/28(二)</w:t>
+              <w:t>07/29(三)</w:t>
             </w:r>
           </w:p>
         </w:tc>
@@ -1146,7 +1146,7 @@
               <w:rPr>
                 <w:sz w:val="24"/>
               </w:rPr>
-              <w:t>7  1  6</w:t>
+              <w:t>8  4  6</w:t>
             </w:r>
           </w:p>
         </w:tc>
@@ -1172,7 +1172,7 @@
               <w:rPr>
                 <w:sz w:val="24"/>
               </w:rPr>
-              <w:t>07/29(三)</w:t>
+              <w:t>07/30(四)</w:t>
             </w:r>
           </w:p>
         </w:tc>
@@ -1193,7 +1193,7 @@
               <w:rPr>
                 <w:sz w:val="24"/>
               </w:rPr>
-              <w:t>8  4  6</w:t>
+              <w:t>2  8  5</w:t>
             </w:r>
           </w:p>
         </w:tc>
@@ -1219,7 +1219,7 @@
               <w:rPr>
                 <w:sz w:val="24"/>
               </w:rPr>
-              <w:t>07/30(四)</w:t>
+              <w:t>07/31(五)</w:t>
             </w:r>
           </w:p>
         </w:tc>
@@ -1240,7 +1240,7 @@
               <w:rPr>
                 <w:sz w:val="24"/>
               </w:rPr>
-              <w:t>2  8  5</w:t>
+              <w:t>1  3  9</w:t>
             </w:r>
           </w:p>
         </w:tc>
@@ -1266,7 +1266,7 @@
               <w:rPr>
                 <w:sz w:val="24"/>
               </w:rPr>
-              <w:t>07/31(五)</w:t>
+              <w:t>08/01(六)</w:t>
             </w:r>
           </w:p>
         </w:tc>
@@ -1287,7 +1287,7 @@
               <w:rPr>
                 <w:sz w:val="24"/>
               </w:rPr>
-              <w:t>1  3  9</w:t>
+              <w:t>5  6  6</w:t>
             </w:r>
           </w:p>
         </w:tc>
@@ -1313,7 +1313,7 @@
               <w:rPr>
                 <w:sz w:val="24"/>
               </w:rPr>
-              <w:t>08/01(六)</w:t>
+              <w:t>08/03(一)</w:t>
             </w:r>
           </w:p>
         </w:tc>
@@ -1334,7 +1334,7 @@
               <w:rPr>
                 <w:sz w:val="24"/>
               </w:rPr>
-              <w:t>5  6  6</w:t>
+              <w:t>4  9  1</w:t>
             </w:r>
           </w:p>
         </w:tc>
@@ -1360,7 +1360,7 @@
               <w:rPr>
                 <w:sz w:val="24"/>
               </w:rPr>
-              <w:t>08/03(一)</w:t>
+              <w:t>08/04(二)</w:t>
             </w:r>
           </w:p>
         </w:tc>
@@ -1381,7 +1381,7 @@
               <w:rPr>
                 <w:sz w:val="24"/>
               </w:rPr>
-              <w:t>4  9  1</w:t>
+              <w:t>9  9  1</w:t>
             </w:r>
           </w:p>
         </w:tc>
@@ -1407,7 +1407,7 @@
               <w:rPr>
                 <w:sz w:val="24"/>
               </w:rPr>
-              <w:t>08/04(二)</w:t>
+              <w:t>08/05(三)</w:t>
             </w:r>
           </w:p>
         </w:tc>
@@ -1428,7 +1428,7 @@
               <w:rPr>
                 <w:sz w:val="24"/>
               </w:rPr>
-              <w:t>9  9  1</w:t>
+              <w:t>3  1  5</w:t>
             </w:r>
           </w:p>
         </w:tc>
@@ -2697,7 +2697,7 @@
               <w:rPr>
                 <w:sz w:val="24"/>
               </w:rPr>
-              <w:t>07/24(五)</w:t>
+              <w:t>07/25(六)</w:t>
             </w:r>
           </w:p>
         </w:tc>
@@ -2719,7 +2719,7 @@
               <w:rPr>
                 <w:sz w:val="24"/>
               </w:rPr>
-              <w:t>3  1  0  8</w:t>
+              <w:t>9  0  4  8</w:t>
             </w:r>
           </w:p>
         </w:tc>
@@ -2745,7 +2745,7 @@
               <w:rPr>
                 <w:sz w:val="24"/>
               </w:rPr>
-              <w:t>07/25(六)</w:t>
+              <w:t>07/27(一)</w:t>
             </w:r>
           </w:p>
         </w:tc>
@@ -2766,7 +2766,7 @@
               <w:rPr>
                 <w:sz w:val="24"/>
               </w:rPr>
-              <w:t>9  0  4  8</w:t>
+              <w:t>5  9  1  0</w:t>
             </w:r>
           </w:p>
         </w:tc>
@@ -2792,7 +2792,7 @@
               <w:rPr>
                 <w:sz w:val="24"/>
               </w:rPr>
-              <w:t>07/27(一)</w:t>
+              <w:t>07/28(二)</w:t>
             </w:r>
           </w:p>
         </w:tc>
@@ -2813,7 +2813,7 @@
               <w:rPr>
                 <w:sz w:val="24"/>
               </w:rPr>
-              <w:t>5  9  1  0</w:t>
+              <w:t>0  4  3  3</w:t>
             </w:r>
           </w:p>
         </w:tc>
@@ -2839,7 +2839,7 @@
               <w:rPr>
                 <w:sz w:val="24"/>
               </w:rPr>
-              <w:t>07/28(二)</w:t>
+              <w:t>07/29(三)</w:t>
             </w:r>
           </w:p>
         </w:tc>
@@ -2860,7 +2860,7 @@
               <w:rPr>
                 <w:sz w:val="24"/>
               </w:rPr>
-              <w:t>0  4  3  3</w:t>
+              <w:t>7  6  8  5</w:t>
             </w:r>
           </w:p>
         </w:tc>
@@ -2886,7 +2886,7 @@
               <w:rPr>
                 <w:sz w:val="24"/>
               </w:rPr>
-              <w:t>07/29(三)</w:t>
+              <w:t>07/30(四)</w:t>
             </w:r>
           </w:p>
         </w:tc>
@@ -2907,7 +2907,7 @@
               <w:rPr>
                 <w:sz w:val="24"/>
               </w:rPr>
-              <w:t>7  6  8  5</w:t>
+              <w:t>2  9  3  1</w:t>
             </w:r>
           </w:p>
         </w:tc>
@@ -2933,7 +2933,7 @@
               <w:rPr>
                 <w:sz w:val="24"/>
               </w:rPr>
-              <w:t>07/30(四)</w:t>
+              <w:t>07/31(五)</w:t>
             </w:r>
           </w:p>
         </w:tc>
@@ -2954,7 +2954,7 @@
               <w:rPr>
                 <w:sz w:val="24"/>
               </w:rPr>
-              <w:t>2  9  3  1</w:t>
+              <w:t>7  1  9  8</w:t>
             </w:r>
           </w:p>
         </w:tc>
@@ -2980,7 +2980,7 @@
               <w:rPr>
                 <w:sz w:val="24"/>
               </w:rPr>
-              <w:t>07/31(五)</w:t>
+              <w:t>08/01(六)</w:t>
             </w:r>
           </w:p>
         </w:tc>
@@ -3001,7 +3001,7 @@
               <w:rPr>
                 <w:sz w:val="24"/>
               </w:rPr>
-              <w:t>7  1  9  8</w:t>
+              <w:t>7  1  9  5</w:t>
             </w:r>
           </w:p>
         </w:tc>
@@ -3027,7 +3027,7 @@
               <w:rPr>
                 <w:sz w:val="24"/>
               </w:rPr>
-              <w:t>08/01(六)</w:t>
+              <w:t>08/03(一)</w:t>
             </w:r>
           </w:p>
         </w:tc>
@@ -3048,7 +3048,7 @@
               <w:rPr>
                 <w:sz w:val="24"/>
               </w:rPr>
-              <w:t>7  1  9  5</w:t>
+              <w:t>6  0  1  6</w:t>
             </w:r>
           </w:p>
         </w:tc>
@@ -3074,7 +3074,7 @@
               <w:rPr>
                 <w:sz w:val="24"/>
               </w:rPr>
-              <w:t>08/03(一)</w:t>
+              <w:t>08/04(二)</w:t>
             </w:r>
           </w:p>
         </w:tc>
@@ -3095,7 +3095,7 @@
               <w:rPr>
                 <w:sz w:val="24"/>
               </w:rPr>
-              <w:t>6  0  1  6</w:t>
+              <w:t>1  8  4  3</w:t>
             </w:r>
           </w:p>
         </w:tc>
@@ -3121,7 +3121,7 @@
               <w:rPr>
                 <w:sz w:val="24"/>
               </w:rPr>
-              <w:t>08/04(二)</w:t>
+              <w:t>08/05(三)</w:t>
             </w:r>
           </w:p>
         </w:tc>
@@ -3142,7 +3142,7 @@
               <w:rPr>
                 <w:sz w:val="24"/>
               </w:rPr>
-              <w:t>1  8  4  3</w:t>
+              <w:t>0  8  2  3</w:t>
             </w:r>
           </w:p>
         </w:tc>

--- a/最新開獎紀錄.docx
+++ b/最新開獎紀錄.docx
@@ -171,7 +171,7 @@
               <w:rPr>
                 <w:sz w:val="24"/>
               </w:rPr>
-              <w:t>115000180</w:t>
+              <w:t>115000181</w:t>
             </w:r>
           </w:p>
         </w:tc>
@@ -193,7 +193,7 @@
               <w:rPr>
                 <w:sz w:val="24"/>
               </w:rPr>
-              <w:t>115.07.25</w:t>
+              <w:t>115.07.27</w:t>
             </w:r>
           </w:p>
         </w:tc>
@@ -215,7 +215,7 @@
               <w:rPr>
                 <w:sz w:val="24"/>
               </w:rPr>
-              <w:t>08  12  16  23  39</w:t>
+              <w:t>07  16  19  24  32</w:t>
             </w:r>
           </w:p>
         </w:tc>
@@ -242,7 +242,7 @@
               <w:rPr>
                 <w:sz w:val="24"/>
               </w:rPr>
-              <w:t>115000181</w:t>
+              <w:t>115000182</w:t>
             </w:r>
           </w:p>
         </w:tc>
@@ -264,7 +264,7 @@
               <w:rPr>
                 <w:sz w:val="24"/>
               </w:rPr>
-              <w:t>115.07.27</w:t>
+              <w:t>115.07.28</w:t>
             </w:r>
           </w:p>
         </w:tc>
@@ -286,7 +286,7 @@
               <w:rPr>
                 <w:sz w:val="24"/>
               </w:rPr>
-              <w:t>07  16  19  24  32</w:t>
+              <w:t>05  08  13  23  31</w:t>
             </w:r>
           </w:p>
         </w:tc>
@@ -313,7 +313,7 @@
               <w:rPr>
                 <w:sz w:val="24"/>
               </w:rPr>
-              <w:t>115000182</w:t>
+              <w:t>115000183</w:t>
             </w:r>
           </w:p>
         </w:tc>
@@ -335,7 +335,7 @@
               <w:rPr>
                 <w:sz w:val="24"/>
               </w:rPr>
-              <w:t>115.07.28</w:t>
+              <w:t>115.07.29</w:t>
             </w:r>
           </w:p>
         </w:tc>
@@ -357,7 +357,7 @@
               <w:rPr>
                 <w:sz w:val="24"/>
               </w:rPr>
-              <w:t>05  08  13  23  31</w:t>
+              <w:t>05  14  32  33  36</w:t>
             </w:r>
           </w:p>
         </w:tc>
@@ -384,7 +384,7 @@
               <w:rPr>
                 <w:sz w:val="24"/>
               </w:rPr>
-              <w:t>115000183</w:t>
+              <w:t>115000184</w:t>
             </w:r>
           </w:p>
         </w:tc>
@@ -406,7 +406,7 @@
               <w:rPr>
                 <w:sz w:val="24"/>
               </w:rPr>
-              <w:t>115.07.29</w:t>
+              <w:t>115.07.30</w:t>
             </w:r>
           </w:p>
         </w:tc>
@@ -428,7 +428,7 @@
               <w:rPr>
                 <w:sz w:val="24"/>
               </w:rPr>
-              <w:t>05  14  32  33  36</w:t>
+              <w:t>04  07  08  16  38</w:t>
             </w:r>
           </w:p>
         </w:tc>
@@ -455,7 +455,7 @@
               <w:rPr>
                 <w:sz w:val="24"/>
               </w:rPr>
-              <w:t>115000184</w:t>
+              <w:t>115000185</w:t>
             </w:r>
           </w:p>
         </w:tc>
@@ -477,7 +477,7 @@
               <w:rPr>
                 <w:sz w:val="24"/>
               </w:rPr>
-              <w:t>115.07.30</w:t>
+              <w:t>115.07.31</w:t>
             </w:r>
           </w:p>
         </w:tc>
@@ -499,7 +499,7 @@
               <w:rPr>
                 <w:sz w:val="24"/>
               </w:rPr>
-              <w:t>04  07  08  16  38</w:t>
+              <w:t>01  09  12  25  26</w:t>
             </w:r>
           </w:p>
         </w:tc>
@@ -526,7 +526,7 @@
               <w:rPr>
                 <w:sz w:val="24"/>
               </w:rPr>
-              <w:t>115000185</w:t>
+              <w:t>115000186</w:t>
             </w:r>
           </w:p>
         </w:tc>
@@ -548,7 +548,7 @@
               <w:rPr>
                 <w:sz w:val="24"/>
               </w:rPr>
-              <w:t>115.07.31</w:t>
+              <w:t>115.08.01</w:t>
             </w:r>
           </w:p>
         </w:tc>
@@ -570,7 +570,7 @@
               <w:rPr>
                 <w:sz w:val="24"/>
               </w:rPr>
-              <w:t>01  09  12  25  26</w:t>
+              <w:t>06  11  18  22  29</w:t>
             </w:r>
           </w:p>
         </w:tc>
@@ -597,7 +597,7 @@
               <w:rPr>
                 <w:sz w:val="24"/>
               </w:rPr>
-              <w:t>115000186</w:t>
+              <w:t>115000187</w:t>
             </w:r>
           </w:p>
         </w:tc>
@@ -619,7 +619,7 @@
               <w:rPr>
                 <w:sz w:val="24"/>
               </w:rPr>
-              <w:t>115.08.01</w:t>
+              <w:t>115.08.03</w:t>
             </w:r>
           </w:p>
         </w:tc>
@@ -641,7 +641,7 @@
               <w:rPr>
                 <w:sz w:val="24"/>
               </w:rPr>
-              <w:t>06  11  18  22  29</w:t>
+              <w:t>07  21  23  28  35</w:t>
             </w:r>
           </w:p>
         </w:tc>
@@ -668,7 +668,7 @@
               <w:rPr>
                 <w:sz w:val="24"/>
               </w:rPr>
-              <w:t>115000187</w:t>
+              <w:t>115000188</w:t>
             </w:r>
           </w:p>
         </w:tc>
@@ -690,7 +690,7 @@
               <w:rPr>
                 <w:sz w:val="24"/>
               </w:rPr>
-              <w:t>115.08.03</w:t>
+              <w:t>115.08.04</w:t>
             </w:r>
           </w:p>
         </w:tc>
@@ -712,7 +712,7 @@
               <w:rPr>
                 <w:sz w:val="24"/>
               </w:rPr>
-              <w:t>07  21  23  28  35</w:t>
+              <w:t>09  32  35  37  39</w:t>
             </w:r>
           </w:p>
         </w:tc>
@@ -739,7 +739,7 @@
               <w:rPr>
                 <w:sz w:val="24"/>
               </w:rPr>
-              <w:t>115000188</w:t>
+              <w:t>115000189</w:t>
             </w:r>
           </w:p>
         </w:tc>
@@ -761,7 +761,7 @@
               <w:rPr>
                 <w:sz w:val="24"/>
               </w:rPr>
-              <w:t>115.08.04</w:t>
+              <w:t>115.08.05</w:t>
             </w:r>
           </w:p>
         </w:tc>
@@ -783,7 +783,7 @@
               <w:rPr>
                 <w:sz w:val="24"/>
               </w:rPr>
-              <w:t>09  32  35  37  39</w:t>
+              <w:t>02  04  22  25  29</w:t>
             </w:r>
           </w:p>
         </w:tc>
@@ -810,7 +810,7 @@
               <w:rPr>
                 <w:sz w:val="24"/>
               </w:rPr>
-              <w:t>115000189</w:t>
+              <w:t>115000190</w:t>
             </w:r>
           </w:p>
         </w:tc>
@@ -832,7 +832,7 @@
               <w:rPr>
                 <w:sz w:val="24"/>
               </w:rPr>
-              <w:t>115.08.05</w:t>
+              <w:t>115.08.06</w:t>
             </w:r>
           </w:p>
         </w:tc>
@@ -854,7 +854,7 @@
               <w:rPr>
                 <w:sz w:val="24"/>
               </w:rPr>
-              <w:t>02  04  22  25  29</w:t>
+              <w:t>03  09  16  24  35</w:t>
             </w:r>
           </w:p>
         </w:tc>
@@ -1664,7 +1664,7 @@
               <w:rPr>
                 <w:sz w:val="24"/>
               </w:rPr>
-              <w:t>115000053</w:t>
+              <w:t>115000054</w:t>
             </w:r>
           </w:p>
         </w:tc>
@@ -1686,7 +1686,7 @@
               <w:rPr>
                 <w:sz w:val="24"/>
               </w:rPr>
-              <w:t>115.07.02</w:t>
+              <w:t>115.07.06</w:t>
             </w:r>
           </w:p>
         </w:tc>
@@ -1708,7 +1708,7 @@
               <w:rPr>
                 <w:sz w:val="24"/>
               </w:rPr>
-              <w:t>02  11  13  21  22  35</w:t>
+              <w:t>04  12  15  24  30  31</w:t>
             </w:r>
           </w:p>
         </w:tc>
@@ -1730,7 +1730,7 @@
               <w:rPr>
                 <w:sz w:val="24"/>
               </w:rPr>
-              <w:t>03</w:t>
+              <w:t>01</w:t>
             </w:r>
           </w:p>
         </w:tc>
@@ -1757,7 +1757,7 @@
               <w:rPr>
                 <w:sz w:val="24"/>
               </w:rPr>
-              <w:t>115000054</w:t>
+              <w:t>115000055</w:t>
             </w:r>
           </w:p>
         </w:tc>
@@ -1779,7 +1779,7 @@
               <w:rPr>
                 <w:sz w:val="24"/>
               </w:rPr>
-              <w:t>115.07.06</w:t>
+              <w:t>115.07.09</w:t>
             </w:r>
           </w:p>
         </w:tc>
@@ -1801,7 +1801,7 @@
               <w:rPr>
                 <w:sz w:val="24"/>
               </w:rPr>
-              <w:t>04  12  15  24  30  31</w:t>
+              <w:t>10  22  24  29  35  37</w:t>
             </w:r>
           </w:p>
         </w:tc>
@@ -1823,7 +1823,7 @@
               <w:rPr>
                 <w:sz w:val="24"/>
               </w:rPr>
-              <w:t>01</w:t>
+              <w:t>06</w:t>
             </w:r>
           </w:p>
         </w:tc>
@@ -1850,7 +1850,7 @@
               <w:rPr>
                 <w:sz w:val="24"/>
               </w:rPr>
-              <w:t>115000055</w:t>
+              <w:t>115000056</w:t>
             </w:r>
           </w:p>
         </w:tc>
@@ -1872,7 +1872,7 @@
               <w:rPr>
                 <w:sz w:val="24"/>
               </w:rPr>
-              <w:t>115.07.09</w:t>
+              <w:t>115.07.13</w:t>
             </w:r>
           </w:p>
         </w:tc>
@@ -1894,7 +1894,7 @@
               <w:rPr>
                 <w:sz w:val="24"/>
               </w:rPr>
-              <w:t>10  22  24  29  35  37</w:t>
+              <w:t>11  24  29  32  35  38</w:t>
             </w:r>
           </w:p>
         </w:tc>
@@ -1943,7 +1943,7 @@
               <w:rPr>
                 <w:sz w:val="24"/>
               </w:rPr>
-              <w:t>115000056</w:t>
+              <w:t>115000057</w:t>
             </w:r>
           </w:p>
         </w:tc>
@@ -1965,7 +1965,7 @@
               <w:rPr>
                 <w:sz w:val="24"/>
               </w:rPr>
-              <w:t>115.07.13</w:t>
+              <w:t>115.07.16</w:t>
             </w:r>
           </w:p>
         </w:tc>
@@ -1987,7 +1987,7 @@
               <w:rPr>
                 <w:sz w:val="24"/>
               </w:rPr>
-              <w:t>11  24  29  32  35  38</w:t>
+              <w:t>17  23  25  29  34  36</w:t>
             </w:r>
           </w:p>
         </w:tc>
@@ -2009,7 +2009,7 @@
               <w:rPr>
                 <w:sz w:val="24"/>
               </w:rPr>
-              <w:t>06</w:t>
+              <w:t>07</w:t>
             </w:r>
           </w:p>
         </w:tc>
@@ -2036,7 +2036,7 @@
               <w:rPr>
                 <w:sz w:val="24"/>
               </w:rPr>
-              <w:t>115000057</w:t>
+              <w:t>115000058</w:t>
             </w:r>
           </w:p>
         </w:tc>
@@ -2058,7 +2058,7 @@
               <w:rPr>
                 <w:sz w:val="24"/>
               </w:rPr>
-              <w:t>115.07.16</w:t>
+              <w:t>115.07.20</w:t>
             </w:r>
           </w:p>
         </w:tc>
@@ -2080,7 +2080,7 @@
               <w:rPr>
                 <w:sz w:val="24"/>
               </w:rPr>
-              <w:t>17  23  25  29  34  36</w:t>
+              <w:t>06  12  13  23  29  31</w:t>
             </w:r>
           </w:p>
         </w:tc>
@@ -2102,7 +2102,7 @@
               <w:rPr>
                 <w:sz w:val="24"/>
               </w:rPr>
-              <w:t>07</w:t>
+              <w:t>02</w:t>
             </w:r>
           </w:p>
         </w:tc>
@@ -2129,7 +2129,7 @@
               <w:rPr>
                 <w:sz w:val="24"/>
               </w:rPr>
-              <w:t>115000058</w:t>
+              <w:t>115000059</w:t>
             </w:r>
           </w:p>
         </w:tc>
@@ -2151,7 +2151,7 @@
               <w:rPr>
                 <w:sz w:val="24"/>
               </w:rPr>
-              <w:t>115.07.20</w:t>
+              <w:t>115.07.23</w:t>
             </w:r>
           </w:p>
         </w:tc>
@@ -2173,7 +2173,7 @@
               <w:rPr>
                 <w:sz w:val="24"/>
               </w:rPr>
-              <w:t>06  12  13  23  29  31</w:t>
+              <w:t>08  10  13  21  29  31</w:t>
             </w:r>
           </w:p>
         </w:tc>
@@ -2195,7 +2195,7 @@
               <w:rPr>
                 <w:sz w:val="24"/>
               </w:rPr>
-              <w:t>02</w:t>
+              <w:t>07</w:t>
             </w:r>
           </w:p>
         </w:tc>
@@ -2222,7 +2222,7 @@
               <w:rPr>
                 <w:sz w:val="24"/>
               </w:rPr>
-              <w:t>115000059</w:t>
+              <w:t>115000060</w:t>
             </w:r>
           </w:p>
         </w:tc>
@@ -2244,7 +2244,7 @@
               <w:rPr>
                 <w:sz w:val="24"/>
               </w:rPr>
-              <w:t>115.07.23</w:t>
+              <w:t>115.07.27</w:t>
             </w:r>
           </w:p>
         </w:tc>
@@ -2266,7 +2266,7 @@
               <w:rPr>
                 <w:sz w:val="24"/>
               </w:rPr>
-              <w:t>08  10  13  21  29  31</w:t>
+              <w:t>19  22  28  31  33  35</w:t>
             </w:r>
           </w:p>
         </w:tc>
@@ -2315,7 +2315,7 @@
               <w:rPr>
                 <w:sz w:val="24"/>
               </w:rPr>
-              <w:t>115000060</w:t>
+              <w:t>115000061</w:t>
             </w:r>
           </w:p>
         </w:tc>
@@ -2337,7 +2337,7 @@
               <w:rPr>
                 <w:sz w:val="24"/>
               </w:rPr>
-              <w:t>115.07.27</w:t>
+              <w:t>115.07.30</w:t>
             </w:r>
           </w:p>
         </w:tc>
@@ -2359,7 +2359,7 @@
               <w:rPr>
                 <w:sz w:val="24"/>
               </w:rPr>
-              <w:t>19  22  28  31  33  35</w:t>
+              <w:t>08  14  17  19  21  23</w:t>
             </w:r>
           </w:p>
         </w:tc>
@@ -2408,7 +2408,7 @@
               <w:rPr>
                 <w:sz w:val="24"/>
               </w:rPr>
-              <w:t>115000061</w:t>
+              <w:t>115000062</w:t>
             </w:r>
           </w:p>
         </w:tc>
@@ -2430,7 +2430,7 @@
               <w:rPr>
                 <w:sz w:val="24"/>
               </w:rPr>
-              <w:t>115.07.30</w:t>
+              <w:t>115.08.03</w:t>
             </w:r>
           </w:p>
         </w:tc>
@@ -2452,7 +2452,7 @@
               <w:rPr>
                 <w:sz w:val="24"/>
               </w:rPr>
-              <w:t>08  14  17  19  21  23</w:t>
+              <w:t>04  15  22  26  34  36</w:t>
             </w:r>
           </w:p>
         </w:tc>
@@ -2501,7 +2501,7 @@
               <w:rPr>
                 <w:sz w:val="24"/>
               </w:rPr>
-              <w:t>115000062</w:t>
+              <w:t>115000063</w:t>
             </w:r>
           </w:p>
         </w:tc>
@@ -2523,7 +2523,7 @@
               <w:rPr>
                 <w:sz w:val="24"/>
               </w:rPr>
-              <w:t>115.08.03</w:t>
+              <w:t>115.08.06</w:t>
             </w:r>
           </w:p>
         </w:tc>
@@ -2545,7 +2545,7 @@
               <w:rPr>
                 <w:sz w:val="24"/>
               </w:rPr>
-              <w:t>04  15  22  26  34  36</w:t>
+              <w:t>02  07  08  20  26  33</w:t>
             </w:r>
           </w:p>
         </w:tc>
@@ -2567,7 +2567,7 @@
               <w:rPr>
                 <w:sz w:val="24"/>
               </w:rPr>
-              <w:t>07</w:t>
+              <w:t>04</w:t>
             </w:r>
           </w:p>
         </w:tc>

--- a/最新開獎紀錄.docx
+++ b/最新開獎紀錄.docx
@@ -2697,7 +2697,7 @@
               <w:rPr>
                 <w:sz w:val="24"/>
               </w:rPr>
-              <w:t>07/25(六)</w:t>
+              <w:t>07/27(一)</w:t>
             </w:r>
           </w:p>
         </w:tc>
@@ -2719,7 +2719,7 @@
               <w:rPr>
                 <w:sz w:val="24"/>
               </w:rPr>
-              <w:t>9  0  4  8</w:t>
+              <w:t>5  9  1  0</w:t>
             </w:r>
           </w:p>
         </w:tc>
@@ -2745,7 +2745,7 @@
               <w:rPr>
                 <w:sz w:val="24"/>
               </w:rPr>
-              <w:t>07/27(一)</w:t>
+              <w:t>07/28(二)</w:t>
             </w:r>
           </w:p>
         </w:tc>
@@ -2766,7 +2766,7 @@
               <w:rPr>
                 <w:sz w:val="24"/>
               </w:rPr>
-              <w:t>5  9  1  0</w:t>
+              <w:t>0  4  3  3</w:t>
             </w:r>
           </w:p>
         </w:tc>
@@ -2792,7 +2792,7 @@
               <w:rPr>
                 <w:sz w:val="24"/>
               </w:rPr>
-              <w:t>07/28(二)</w:t>
+              <w:t>07/29(三)</w:t>
             </w:r>
           </w:p>
         </w:tc>
@@ -2813,7 +2813,7 @@
               <w:rPr>
                 <w:sz w:val="24"/>
               </w:rPr>
-              <w:t>0  4  3  3</w:t>
+              <w:t>7  6  8  5</w:t>
             </w:r>
           </w:p>
         </w:tc>
@@ -2839,7 +2839,7 @@
               <w:rPr>
                 <w:sz w:val="24"/>
               </w:rPr>
-              <w:t>07/29(三)</w:t>
+              <w:t>07/30(四)</w:t>
             </w:r>
           </w:p>
         </w:tc>
@@ -2860,7 +2860,7 @@
               <w:rPr>
                 <w:sz w:val="24"/>
               </w:rPr>
-              <w:t>7  6  8  5</w:t>
+              <w:t>2  9  3  1</w:t>
             </w:r>
           </w:p>
         </w:tc>
@@ -2886,7 +2886,7 @@
               <w:rPr>
                 <w:sz w:val="24"/>
               </w:rPr>
-              <w:t>07/30(四)</w:t>
+              <w:t>07/31(五)</w:t>
             </w:r>
           </w:p>
         </w:tc>
@@ -2907,7 +2907,7 @@
               <w:rPr>
                 <w:sz w:val="24"/>
               </w:rPr>
-              <w:t>2  9  3  1</w:t>
+              <w:t>7  1  9  8</w:t>
             </w:r>
           </w:p>
         </w:tc>
@@ -2933,7 +2933,7 @@
               <w:rPr>
                 <w:sz w:val="24"/>
               </w:rPr>
-              <w:t>07/31(五)</w:t>
+              <w:t>08/01(六)</w:t>
             </w:r>
           </w:p>
         </w:tc>
@@ -2954,7 +2954,7 @@
               <w:rPr>
                 <w:sz w:val="24"/>
               </w:rPr>
-              <w:t>7  1  9  8</w:t>
+              <w:t>7  1  9  5</w:t>
             </w:r>
           </w:p>
         </w:tc>
@@ -2980,7 +2980,7 @@
               <w:rPr>
                 <w:sz w:val="24"/>
               </w:rPr>
-              <w:t>08/01(六)</w:t>
+              <w:t>08/03(一)</w:t>
             </w:r>
           </w:p>
         </w:tc>
@@ -3001,7 +3001,7 @@
               <w:rPr>
                 <w:sz w:val="24"/>
               </w:rPr>
-              <w:t>7  1  9  5</w:t>
+              <w:t>6  0  1  6</w:t>
             </w:r>
           </w:p>
         </w:tc>
@@ -3027,7 +3027,7 @@
               <w:rPr>
                 <w:sz w:val="24"/>
               </w:rPr>
-              <w:t>08/03(一)</w:t>
+              <w:t>08/04(二)</w:t>
             </w:r>
           </w:p>
         </w:tc>
@@ -3048,7 +3048,7 @@
               <w:rPr>
                 <w:sz w:val="24"/>
               </w:rPr>
-              <w:t>6  0  1  6</w:t>
+              <w:t>1  8  4  3</w:t>
             </w:r>
           </w:p>
         </w:tc>
@@ -3074,7 +3074,7 @@
               <w:rPr>
                 <w:sz w:val="24"/>
               </w:rPr>
-              <w:t>08/04(二)</w:t>
+              <w:t>08/05(三)</w:t>
             </w:r>
           </w:p>
         </w:tc>
@@ -3095,7 +3095,7 @@
               <w:rPr>
                 <w:sz w:val="24"/>
               </w:rPr>
-              <w:t>1  8  4  3</w:t>
+              <w:t>0  8  2  3</w:t>
             </w:r>
           </w:p>
         </w:tc>
@@ -3121,7 +3121,7 @@
               <w:rPr>
                 <w:sz w:val="24"/>
               </w:rPr>
-              <w:t>08/05(三)</w:t>
+              <w:t>08/06(四)</w:t>
             </w:r>
           </w:p>
         </w:tc>
@@ -3142,7 +3142,7 @@
               <w:rPr>
                 <w:sz w:val="24"/>
               </w:rPr>
-              <w:t>0  8  2  3</w:t>
+              <w:t>6  3  4  5</w:t>
             </w:r>
           </w:p>
         </w:tc>

--- a/最新開獎紀錄.docx
+++ b/最新開獎紀錄.docx
@@ -171,7 +171,7 @@
               <w:rPr>
                 <w:sz w:val="24"/>
               </w:rPr>
-              <w:t>115000179</w:t>
+              <w:t>115000181</w:t>
             </w:r>
           </w:p>
         </w:tc>
@@ -193,7 +193,7 @@
               <w:rPr>
                 <w:sz w:val="24"/>
               </w:rPr>
-              <w:t>115.07.24</w:t>
+              <w:t>115.07.27</w:t>
             </w:r>
           </w:p>
         </w:tc>
@@ -215,7 +215,7 @@
               <w:rPr>
                 <w:sz w:val="24"/>
               </w:rPr>
-              <w:t>05  17  27  29  36</w:t>
+              <w:t>07  16  19  24  32</w:t>
             </w:r>
           </w:p>
         </w:tc>
@@ -242,7 +242,7 @@
               <w:rPr>
                 <w:sz w:val="24"/>
               </w:rPr>
-              <w:t>115000180</w:t>
+              <w:t>115000182</w:t>
             </w:r>
           </w:p>
         </w:tc>
@@ -264,7 +264,7 @@
               <w:rPr>
                 <w:sz w:val="24"/>
               </w:rPr>
-              <w:t>115.07.25</w:t>
+              <w:t>115.07.28</w:t>
             </w:r>
           </w:p>
         </w:tc>
@@ -286,7 +286,7 @@
               <w:rPr>
                 <w:sz w:val="24"/>
               </w:rPr>
-              <w:t>08  12  16  23  39</w:t>
+              <w:t>05  08  13  23  31</w:t>
             </w:r>
           </w:p>
         </w:tc>
@@ -313,7 +313,7 @@
               <w:rPr>
                 <w:sz w:val="24"/>
               </w:rPr>
-              <w:t>115000181</w:t>
+              <w:t>115000183</w:t>
             </w:r>
           </w:p>
         </w:tc>
@@ -335,7 +335,7 @@
               <w:rPr>
                 <w:sz w:val="24"/>
               </w:rPr>
-              <w:t>115.07.27</w:t>
+              <w:t>115.07.29</w:t>
             </w:r>
           </w:p>
         </w:tc>
@@ -357,7 +357,7 @@
               <w:rPr>
                 <w:sz w:val="24"/>
               </w:rPr>
-              <w:t>07  16  19  24  32</w:t>
+              <w:t>05  14  32  33  36</w:t>
             </w:r>
           </w:p>
         </w:tc>
@@ -384,7 +384,7 @@
               <w:rPr>
                 <w:sz w:val="24"/>
               </w:rPr>
-              <w:t>115000182</w:t>
+              <w:t>115000184</w:t>
             </w:r>
           </w:p>
         </w:tc>
@@ -406,7 +406,7 @@
               <w:rPr>
                 <w:sz w:val="24"/>
               </w:rPr>
-              <w:t>115.07.28</w:t>
+              <w:t>115.07.30</w:t>
             </w:r>
           </w:p>
         </w:tc>
@@ -428,7 +428,7 @@
               <w:rPr>
                 <w:sz w:val="24"/>
               </w:rPr>
-              <w:t>05  08  13  23  31</w:t>
+              <w:t>04  07  08  16  38</w:t>
             </w:r>
           </w:p>
         </w:tc>
@@ -455,7 +455,7 @@
               <w:rPr>
                 <w:sz w:val="24"/>
               </w:rPr>
-              <w:t>115000183</w:t>
+              <w:t>115000185</w:t>
             </w:r>
           </w:p>
         </w:tc>
@@ -477,7 +477,7 @@
               <w:rPr>
                 <w:sz w:val="24"/>
               </w:rPr>
-              <w:t>115.07.29</w:t>
+              <w:t>115.07.31</w:t>
             </w:r>
           </w:p>
         </w:tc>
@@ -499,7 +499,7 @@
               <w:rPr>
                 <w:sz w:val="24"/>
               </w:rPr>
-              <w:t>05  14  32  33  36</w:t>
+              <w:t>01  09  12  25  26</w:t>
             </w:r>
           </w:p>
         </w:tc>
@@ -526,7 +526,7 @@
               <w:rPr>
                 <w:sz w:val="24"/>
               </w:rPr>
-              <w:t>115000184</w:t>
+              <w:t>115000186</w:t>
             </w:r>
           </w:p>
         </w:tc>
@@ -548,7 +548,7 @@
               <w:rPr>
                 <w:sz w:val="24"/>
               </w:rPr>
-              <w:t>115.07.30</w:t>
+              <w:t>115.08.01</w:t>
             </w:r>
           </w:p>
         </w:tc>
@@ -570,7 +570,7 @@
               <w:rPr>
                 <w:sz w:val="24"/>
               </w:rPr>
-              <w:t>04  07  08  16  38</w:t>
+              <w:t>06  11  18  22  29</w:t>
             </w:r>
           </w:p>
         </w:tc>
@@ -597,7 +597,7 @@
               <w:rPr>
                 <w:sz w:val="24"/>
               </w:rPr>
-              <w:t>115000185</w:t>
+              <w:t>115000187</w:t>
             </w:r>
           </w:p>
         </w:tc>
@@ -619,7 +619,7 @@
               <w:rPr>
                 <w:sz w:val="24"/>
               </w:rPr>
-              <w:t>115.07.31</w:t>
+              <w:t>115.08.03</w:t>
             </w:r>
           </w:p>
         </w:tc>
@@ -641,7 +641,7 @@
               <w:rPr>
                 <w:sz w:val="24"/>
               </w:rPr>
-              <w:t>01  09  12  25  26</w:t>
+              <w:t>07  21  23  28  35</w:t>
             </w:r>
           </w:p>
         </w:tc>
@@ -668,7 +668,7 @@
               <w:rPr>
                 <w:sz w:val="24"/>
               </w:rPr>
-              <w:t>115000186</w:t>
+              <w:t>115000188</w:t>
             </w:r>
           </w:p>
         </w:tc>
@@ -690,7 +690,7 @@
               <w:rPr>
                 <w:sz w:val="24"/>
               </w:rPr>
-              <w:t>115.08.01</w:t>
+              <w:t>115.08.04</w:t>
             </w:r>
           </w:p>
         </w:tc>
@@ -712,7 +712,7 @@
               <w:rPr>
                 <w:sz w:val="24"/>
               </w:rPr>
-              <w:t>06  11  18  22  29</w:t>
+              <w:t>09  32  35  37  39</w:t>
             </w:r>
           </w:p>
         </w:tc>
@@ -739,7 +739,7 @@
               <w:rPr>
                 <w:sz w:val="24"/>
               </w:rPr>
-              <w:t>115000187</w:t>
+              <w:t>115000189</w:t>
             </w:r>
           </w:p>
         </w:tc>
@@ -761,7 +761,7 @@
               <w:rPr>
                 <w:sz w:val="24"/>
               </w:rPr>
-              <w:t>115.08.03</w:t>
+              <w:t>115.08.05</w:t>
             </w:r>
           </w:p>
         </w:tc>
@@ -783,7 +783,7 @@
               <w:rPr>
                 <w:sz w:val="24"/>
               </w:rPr>
-              <w:t>07  21  23  28  35</w:t>
+              <w:t>02  04  22  25  29</w:t>
             </w:r>
           </w:p>
         </w:tc>
@@ -810,7 +810,7 @@
               <w:rPr>
                 <w:sz w:val="24"/>
               </w:rPr>
-              <w:t>115000188</w:t>
+              <w:t>115000190</w:t>
             </w:r>
           </w:p>
         </w:tc>
@@ -832,7 +832,7 @@
               <w:rPr>
                 <w:sz w:val="24"/>
               </w:rPr>
-              <w:t>115.08.04</w:t>
+              <w:t>115.08.06</w:t>
             </w:r>
           </w:p>
         </w:tc>
@@ -854,7 +854,7 @@
               <w:rPr>
                 <w:sz w:val="24"/>
               </w:rPr>
-              <w:t>09  32  35  37  39</w:t>
+              <w:t>03  09  16  24  35</w:t>
             </w:r>
           </w:p>
         </w:tc>
@@ -983,7 +983,7 @@
               <w:rPr>
                 <w:sz w:val="24"/>
               </w:rPr>
-              <w:t>07/23(四)</w:t>
+              <w:t>07/25(六)</w:t>
             </w:r>
           </w:p>
         </w:tc>
@@ -1005,7 +1005,7 @@
               <w:rPr>
                 <w:sz w:val="24"/>
               </w:rPr>
-              <w:t>0  1  8</w:t>
+              <w:t>1  8  3</w:t>
             </w:r>
           </w:p>
         </w:tc>
@@ -1031,7 +1031,7 @@
               <w:rPr>
                 <w:sz w:val="24"/>
               </w:rPr>
-              <w:t>07/24(五)</w:t>
+              <w:t>07/27(一)</w:t>
             </w:r>
           </w:p>
         </w:tc>
@@ -1052,7 +1052,7 @@
               <w:rPr>
                 <w:sz w:val="24"/>
               </w:rPr>
-              <w:t>5  4  0</w:t>
+              <w:t>6  0  2</w:t>
             </w:r>
           </w:p>
         </w:tc>
@@ -1078,7 +1078,7 @@
               <w:rPr>
                 <w:sz w:val="24"/>
               </w:rPr>
-              <w:t>07/25(六)</w:t>
+              <w:t>07/28(二)</w:t>
             </w:r>
           </w:p>
         </w:tc>
@@ -1099,7 +1099,7 @@
               <w:rPr>
                 <w:sz w:val="24"/>
               </w:rPr>
-              <w:t>1  8  3</w:t>
+              <w:t>7  1  6</w:t>
             </w:r>
           </w:p>
         </w:tc>
@@ -1125,7 +1125,7 @@
               <w:rPr>
                 <w:sz w:val="24"/>
               </w:rPr>
-              <w:t>07/27(一)</w:t>
+              <w:t>07/29(三)</w:t>
             </w:r>
           </w:p>
         </w:tc>
@@ -1146,7 +1146,7 @@
               <w:rPr>
                 <w:sz w:val="24"/>
               </w:rPr>
-              <w:t>6  0  2</w:t>
+              <w:t>8  4  6</w:t>
             </w:r>
           </w:p>
         </w:tc>
@@ -1172,7 +1172,7 @@
               <w:rPr>
                 <w:sz w:val="24"/>
               </w:rPr>
-              <w:t>07/28(二)</w:t>
+              <w:t>07/30(四)</w:t>
             </w:r>
           </w:p>
         </w:tc>
@@ -1193,7 +1193,7 @@
               <w:rPr>
                 <w:sz w:val="24"/>
               </w:rPr>
-              <w:t>7  1  6</w:t>
+              <w:t>2  8  5</w:t>
             </w:r>
           </w:p>
         </w:tc>
@@ -1219,7 +1219,7 @@
               <w:rPr>
                 <w:sz w:val="24"/>
               </w:rPr>
-              <w:t>07/29(三)</w:t>
+              <w:t>07/31(五)</w:t>
             </w:r>
           </w:p>
         </w:tc>
@@ -1240,7 +1240,7 @@
               <w:rPr>
                 <w:sz w:val="24"/>
               </w:rPr>
-              <w:t>8  4  6</w:t>
+              <w:t>1  3  9</w:t>
             </w:r>
           </w:p>
         </w:tc>
@@ -1266,7 +1266,7 @@
               <w:rPr>
                 <w:sz w:val="24"/>
               </w:rPr>
-              <w:t>07/30(四)</w:t>
+              <w:t>08/01(六)</w:t>
             </w:r>
           </w:p>
         </w:tc>
@@ -1287,7 +1287,7 @@
               <w:rPr>
                 <w:sz w:val="24"/>
               </w:rPr>
-              <w:t>2  8  5</w:t>
+              <w:t>5  6  6</w:t>
             </w:r>
           </w:p>
         </w:tc>
@@ -1313,7 +1313,7 @@
               <w:rPr>
                 <w:sz w:val="24"/>
               </w:rPr>
-              <w:t>07/31(五)</w:t>
+              <w:t>08/03(一)</w:t>
             </w:r>
           </w:p>
         </w:tc>
@@ -1334,7 +1334,7 @@
               <w:rPr>
                 <w:sz w:val="24"/>
               </w:rPr>
-              <w:t>1  3  9</w:t>
+              <w:t>4  9  1</w:t>
             </w:r>
           </w:p>
         </w:tc>
@@ -1360,7 +1360,7 @@
               <w:rPr>
                 <w:sz w:val="24"/>
               </w:rPr>
-              <w:t>08/01(六)</w:t>
+              <w:t>08/04(二)</w:t>
             </w:r>
           </w:p>
         </w:tc>
@@ -1381,7 +1381,7 @@
               <w:rPr>
                 <w:sz w:val="24"/>
               </w:rPr>
-              <w:t>5  6  6</w:t>
+              <w:t>9  9  1</w:t>
             </w:r>
           </w:p>
         </w:tc>
@@ -1407,7 +1407,7 @@
               <w:rPr>
                 <w:sz w:val="24"/>
               </w:rPr>
-              <w:t>08/03(一)</w:t>
+              <w:t>08/05(三)</w:t>
             </w:r>
           </w:p>
         </w:tc>
@@ -1428,7 +1428,7 @@
               <w:rPr>
                 <w:sz w:val="24"/>
               </w:rPr>
-              <w:t>4  9  1</w:t>
+              <w:t>3  1  5</w:t>
             </w:r>
           </w:p>
         </w:tc>
@@ -1664,7 +1664,7 @@
               <w:rPr>
                 <w:sz w:val="24"/>
               </w:rPr>
-              <w:t>115000053</w:t>
+              <w:t>115000054</w:t>
             </w:r>
           </w:p>
         </w:tc>
@@ -1686,7 +1686,7 @@
               <w:rPr>
                 <w:sz w:val="24"/>
               </w:rPr>
-              <w:t>115.07.02</w:t>
+              <w:t>115.07.06</w:t>
             </w:r>
           </w:p>
         </w:tc>
@@ -1708,7 +1708,7 @@
               <w:rPr>
                 <w:sz w:val="24"/>
               </w:rPr>
-              <w:t>02  11  13  21  22  35</w:t>
+              <w:t>04  12  15  24  30  31</w:t>
             </w:r>
           </w:p>
         </w:tc>
@@ -1730,7 +1730,7 @@
               <w:rPr>
                 <w:sz w:val="24"/>
               </w:rPr>
-              <w:t>03</w:t>
+              <w:t>01</w:t>
             </w:r>
           </w:p>
         </w:tc>
@@ -1757,7 +1757,7 @@
               <w:rPr>
                 <w:sz w:val="24"/>
               </w:rPr>
-              <w:t>115000054</w:t>
+              <w:t>115000055</w:t>
             </w:r>
           </w:p>
         </w:tc>
@@ -1779,7 +1779,7 @@
               <w:rPr>
                 <w:sz w:val="24"/>
               </w:rPr>
-              <w:t>115.07.06</w:t>
+              <w:t>115.07.09</w:t>
             </w:r>
           </w:p>
         </w:tc>
@@ -1801,7 +1801,7 @@
               <w:rPr>
                 <w:sz w:val="24"/>
               </w:rPr>
-              <w:t>04  12  15  24  30  31</w:t>
+              <w:t>10  22  24  29  35  37</w:t>
             </w:r>
           </w:p>
         </w:tc>
@@ -1823,7 +1823,7 @@
               <w:rPr>
                 <w:sz w:val="24"/>
               </w:rPr>
-              <w:t>01</w:t>
+              <w:t>06</w:t>
             </w:r>
           </w:p>
         </w:tc>
@@ -1850,7 +1850,7 @@
               <w:rPr>
                 <w:sz w:val="24"/>
               </w:rPr>
-              <w:t>115000055</w:t>
+              <w:t>115000056</w:t>
             </w:r>
           </w:p>
         </w:tc>
@@ -1872,7 +1872,7 @@
               <w:rPr>
                 <w:sz w:val="24"/>
               </w:rPr>
-              <w:t>115.07.09</w:t>
+              <w:t>115.07.13</w:t>
             </w:r>
           </w:p>
         </w:tc>
@@ -1894,7 +1894,7 @@
               <w:rPr>
                 <w:sz w:val="24"/>
               </w:rPr>
-              <w:t>10  22  24  29  35  37</w:t>
+              <w:t>11  24  29  32  35  38</w:t>
             </w:r>
           </w:p>
         </w:tc>
@@ -1943,7 +1943,7 @@
               <w:rPr>
                 <w:sz w:val="24"/>
               </w:rPr>
-              <w:t>115000056</w:t>
+              <w:t>115000057</w:t>
             </w:r>
           </w:p>
         </w:tc>
@@ -1965,7 +1965,7 @@
               <w:rPr>
                 <w:sz w:val="24"/>
               </w:rPr>
-              <w:t>115.07.13</w:t>
+              <w:t>115.07.16</w:t>
             </w:r>
           </w:p>
         </w:tc>
@@ -1987,7 +1987,7 @@
               <w:rPr>
                 <w:sz w:val="24"/>
               </w:rPr>
-              <w:t>11  24  29  32  35  38</w:t>
+              <w:t>17  23  25  29  34  36</w:t>
             </w:r>
           </w:p>
         </w:tc>
@@ -2009,7 +2009,7 @@
               <w:rPr>
                 <w:sz w:val="24"/>
               </w:rPr>
-              <w:t>06</w:t>
+              <w:t>07</w:t>
             </w:r>
           </w:p>
         </w:tc>
@@ -2036,7 +2036,7 @@
               <w:rPr>
                 <w:sz w:val="24"/>
               </w:rPr>
-              <w:t>115000057</w:t>
+              <w:t>115000058</w:t>
             </w:r>
           </w:p>
         </w:tc>
@@ -2058,7 +2058,7 @@
               <w:rPr>
                 <w:sz w:val="24"/>
               </w:rPr>
-              <w:t>115.07.16</w:t>
+              <w:t>115.07.20</w:t>
             </w:r>
           </w:p>
         </w:tc>
@@ -2080,7 +2080,7 @@
               <w:rPr>
                 <w:sz w:val="24"/>
               </w:rPr>
-              <w:t>17  23  25  29  34  36</w:t>
+              <w:t>06  12  13  23  29  31</w:t>
             </w:r>
           </w:p>
         </w:tc>
@@ -2102,7 +2102,7 @@
               <w:rPr>
                 <w:sz w:val="24"/>
               </w:rPr>
-              <w:t>07</w:t>
+              <w:t>02</w:t>
             </w:r>
           </w:p>
         </w:tc>
@@ -2129,7 +2129,7 @@
               <w:rPr>
                 <w:sz w:val="24"/>
               </w:rPr>
-              <w:t>115000058</w:t>
+              <w:t>115000059</w:t>
             </w:r>
           </w:p>
         </w:tc>
@@ -2151,7 +2151,7 @@
               <w:rPr>
                 <w:sz w:val="24"/>
               </w:rPr>
-              <w:t>115.07.20</w:t>
+              <w:t>115.07.23</w:t>
             </w:r>
           </w:p>
         </w:tc>
@@ -2173,7 +2173,7 @@
               <w:rPr>
                 <w:sz w:val="24"/>
               </w:rPr>
-              <w:t>06  12  13  23  29  31</w:t>
+              <w:t>08  10  13  21  29  31</w:t>
             </w:r>
           </w:p>
         </w:tc>
@@ -2195,7 +2195,7 @@
               <w:rPr>
                 <w:sz w:val="24"/>
               </w:rPr>
-              <w:t>02</w:t>
+              <w:t>07</w:t>
             </w:r>
           </w:p>
         </w:tc>
@@ -2222,7 +2222,7 @@
               <w:rPr>
                 <w:sz w:val="24"/>
               </w:rPr>
-              <w:t>115000059</w:t>
+              <w:t>115000060</w:t>
             </w:r>
           </w:p>
         </w:tc>
@@ -2244,7 +2244,7 @@
               <w:rPr>
                 <w:sz w:val="24"/>
               </w:rPr>
-              <w:t>115.07.23</w:t>
+              <w:t>115.07.27</w:t>
             </w:r>
           </w:p>
         </w:tc>
@@ -2266,7 +2266,7 @@
               <w:rPr>
                 <w:sz w:val="24"/>
               </w:rPr>
-              <w:t>08  10  13  21  29  31</w:t>
+              <w:t>19  22  28  31  33  35</w:t>
             </w:r>
           </w:p>
         </w:tc>
@@ -2315,7 +2315,7 @@
               <w:rPr>
                 <w:sz w:val="24"/>
               </w:rPr>
-              <w:t>115000060</w:t>
+              <w:t>115000061</w:t>
             </w:r>
           </w:p>
         </w:tc>
@@ -2337,7 +2337,7 @@
               <w:rPr>
                 <w:sz w:val="24"/>
               </w:rPr>
-              <w:t>115.07.27</w:t>
+              <w:t>115.07.30</w:t>
             </w:r>
           </w:p>
         </w:tc>
@@ -2359,7 +2359,7 @@
               <w:rPr>
                 <w:sz w:val="24"/>
               </w:rPr>
-              <w:t>19  22  28  31  33  35</w:t>
+              <w:t>08  14  17  19  21  23</w:t>
             </w:r>
           </w:p>
         </w:tc>
@@ -2408,7 +2408,7 @@
               <w:rPr>
                 <w:sz w:val="24"/>
               </w:rPr>
-              <w:t>115000061</w:t>
+              <w:t>115000062</w:t>
             </w:r>
           </w:p>
         </w:tc>
@@ -2430,7 +2430,7 @@
               <w:rPr>
                 <w:sz w:val="24"/>
               </w:rPr>
-              <w:t>115.07.30</w:t>
+              <w:t>115.08.03</w:t>
             </w:r>
           </w:p>
         </w:tc>
@@ -2452,7 +2452,7 @@
               <w:rPr>
                 <w:sz w:val="24"/>
               </w:rPr>
-              <w:t>08  14  17  19  21  23</w:t>
+              <w:t>04  15  22  26  34  36</w:t>
             </w:r>
           </w:p>
         </w:tc>
@@ -2501,7 +2501,7 @@
               <w:rPr>
                 <w:sz w:val="24"/>
               </w:rPr>
-              <w:t>115000062</w:t>
+              <w:t>115000063</w:t>
             </w:r>
           </w:p>
         </w:tc>
@@ -2523,7 +2523,7 @@
               <w:rPr>
                 <w:sz w:val="24"/>
               </w:rPr>
-              <w:t>115.08.03</w:t>
+              <w:t>115.08.06</w:t>
             </w:r>
           </w:p>
         </w:tc>
@@ -2545,7 +2545,7 @@
               <w:rPr>
                 <w:sz w:val="24"/>
               </w:rPr>
-              <w:t>04  15  22  26  34  36</w:t>
+              <w:t>02  07  08  20  26  33</w:t>
             </w:r>
           </w:p>
         </w:tc>
@@ -2567,7 +2567,7 @@
               <w:rPr>
                 <w:sz w:val="24"/>
               </w:rPr>
-              <w:t>07</w:t>
+              <w:t>04</w:t>
             </w:r>
           </w:p>
         </w:tc>
@@ -2697,7 +2697,7 @@
               <w:rPr>
                 <w:sz w:val="24"/>
               </w:rPr>
-              <w:t>07/22(三)</w:t>
+              <w:t>07/25(六)</w:t>
             </w:r>
           </w:p>
         </w:tc>
@@ -2719,7 +2719,7 @@
               <w:rPr>
                 <w:sz w:val="24"/>
               </w:rPr>
-              <w:t>7  9  4  7</w:t>
+              <w:t>9  0  4  8</w:t>
             </w:r>
           </w:p>
         </w:tc>
@@ -2745,7 +2745,7 @@
               <w:rPr>
                 <w:sz w:val="24"/>
               </w:rPr>
-              <w:t>07/23(四)</w:t>
+              <w:t>07/27(一)</w:t>
             </w:r>
           </w:p>
         </w:tc>
@@ -2766,7 +2766,7 @@
               <w:rPr>
                 <w:sz w:val="24"/>
               </w:rPr>
-              <w:t>5  3  5  1</w:t>
+              <w:t>5  9  1  0</w:t>
             </w:r>
           </w:p>
         </w:tc>
@@ -2792,7 +2792,7 @@
               <w:rPr>
                 <w:sz w:val="24"/>
               </w:rPr>
-              <w:t>07/24(五)</w:t>
+              <w:t>07/28(二)</w:t>
             </w:r>
           </w:p>
         </w:tc>
@@ -2813,7 +2813,7 @@
               <w:rPr>
                 <w:sz w:val="24"/>
               </w:rPr>
-              <w:t>3  1  0  8</w:t>
+              <w:t>0  4  3  3</w:t>
             </w:r>
           </w:p>
         </w:tc>
@@ -2839,7 +2839,7 @@
               <w:rPr>
                 <w:sz w:val="24"/>
               </w:rPr>
-              <w:t>07/25(六)</w:t>
+              <w:t>07/29(三)</w:t>
             </w:r>
           </w:p>
         </w:tc>
@@ -2860,7 +2860,7 @@
               <w:rPr>
                 <w:sz w:val="24"/>
               </w:rPr>
-              <w:t>9  0  4  8</w:t>
+              <w:t>7  6  8  5</w:t>
             </w:r>
           </w:p>
         </w:tc>
@@ -2886,7 +2886,7 @@
               <w:rPr>
                 <w:sz w:val="24"/>
               </w:rPr>
-              <w:t>07/27(一)</w:t>
+              <w:t>07/30(四)</w:t>
             </w:r>
           </w:p>
         </w:tc>
@@ -2907,7 +2907,7 @@
               <w:rPr>
                 <w:sz w:val="24"/>
               </w:rPr>
-              <w:t>5  9  1  0</w:t>
+              <w:t>2  9  3  1</w:t>
             </w:r>
           </w:p>
         </w:tc>
@@ -2933,7 +2933,7 @@
               <w:rPr>
                 <w:sz w:val="24"/>
               </w:rPr>
-              <w:t>07/28(二)</w:t>
+              <w:t>07/31(五)</w:t>
             </w:r>
           </w:p>
         </w:tc>
@@ -2954,7 +2954,7 @@
               <w:rPr>
                 <w:sz w:val="24"/>
               </w:rPr>
-              <w:t>0  4  3  3</w:t>
+              <w:t>7  1  9  8</w:t>
             </w:r>
           </w:p>
         </w:tc>
@@ -2980,7 +2980,7 @@
               <w:rPr>
                 <w:sz w:val="24"/>
               </w:rPr>
-              <w:t>07/29(三)</w:t>
+              <w:t>08/01(六)</w:t>
             </w:r>
           </w:p>
         </w:tc>
@@ -3001,7 +3001,7 @@
               <w:rPr>
                 <w:sz w:val="24"/>
               </w:rPr>
-              <w:t>7  6  8  5</w:t>
+              <w:t>7  1  9  5</w:t>
             </w:r>
           </w:p>
         </w:tc>
@@ -3027,7 +3027,7 @@
               <w:rPr>
                 <w:sz w:val="24"/>
               </w:rPr>
-              <w:t>07/30(四)</w:t>
+              <w:t>08/03(一)</w:t>
             </w:r>
           </w:p>
         </w:tc>
@@ -3048,7 +3048,7 @@
               <w:rPr>
                 <w:sz w:val="24"/>
               </w:rPr>
-              <w:t>2  9  3  1</w:t>
+              <w:t>6  0  1  6</w:t>
             </w:r>
           </w:p>
         </w:tc>
@@ -3074,7 +3074,7 @@
               <w:rPr>
                 <w:sz w:val="24"/>
               </w:rPr>
-              <w:t>07/31(五)</w:t>
+              <w:t>08/04(二)</w:t>
             </w:r>
           </w:p>
         </w:tc>
@@ -3095,7 +3095,7 @@
               <w:rPr>
                 <w:sz w:val="24"/>
               </w:rPr>
-              <w:t>7  1  9  8</w:t>
+              <w:t>1  8  4  3</w:t>
             </w:r>
           </w:p>
         </w:tc>
@@ -3121,7 +3121,7 @@
               <w:rPr>
                 <w:sz w:val="24"/>
               </w:rPr>
-              <w:t>08/01(六)</w:t>
+              <w:t>08/05(三)</w:t>
             </w:r>
           </w:p>
         </w:tc>
@@ -3142,7 +3142,7 @@
               <w:rPr>
                 <w:sz w:val="24"/>
               </w:rPr>
-              <w:t>7  1  9  5</w:t>
+              <w:t>0  8  2  3</w:t>
             </w:r>
           </w:p>
         </w:tc>

--- a/最新開獎紀錄.docx
+++ b/最新開獎紀錄.docx
@@ -2697,7 +2697,7 @@
               <w:rPr>
                 <w:sz w:val="24"/>
               </w:rPr>
-              <w:t>07/27(一)</w:t>
+              <w:t>07/25(六)</w:t>
             </w:r>
           </w:p>
         </w:tc>
@@ -2719,7 +2719,7 @@
               <w:rPr>
                 <w:sz w:val="24"/>
               </w:rPr>
-              <w:t>5  9  1  0</w:t>
+              <w:t>9  0  4  8</w:t>
             </w:r>
           </w:p>
         </w:tc>
@@ -2745,7 +2745,7 @@
               <w:rPr>
                 <w:sz w:val="24"/>
               </w:rPr>
-              <w:t>07/28(二)</w:t>
+              <w:t>07/27(一)</w:t>
             </w:r>
           </w:p>
         </w:tc>
@@ -2766,7 +2766,7 @@
               <w:rPr>
                 <w:sz w:val="24"/>
               </w:rPr>
-              <w:t>0  4  3  3</w:t>
+              <w:t>5  9  1  0</w:t>
             </w:r>
           </w:p>
         </w:tc>
@@ -2792,7 +2792,7 @@
               <w:rPr>
                 <w:sz w:val="24"/>
               </w:rPr>
-              <w:t>07/29(三)</w:t>
+              <w:t>07/28(二)</w:t>
             </w:r>
           </w:p>
         </w:tc>
@@ -2813,7 +2813,7 @@
               <w:rPr>
                 <w:sz w:val="24"/>
               </w:rPr>
-              <w:t>7  6  8  5</w:t>
+              <w:t>0  4  3  3</w:t>
             </w:r>
           </w:p>
         </w:tc>
@@ -2839,7 +2839,7 @@
               <w:rPr>
                 <w:sz w:val="24"/>
               </w:rPr>
-              <w:t>07/30(四)</w:t>
+              <w:t>07/29(三)</w:t>
             </w:r>
           </w:p>
         </w:tc>
@@ -2860,7 +2860,7 @@
               <w:rPr>
                 <w:sz w:val="24"/>
               </w:rPr>
-              <w:t>2  9  3  1</w:t>
+              <w:t>7  6  8  5</w:t>
             </w:r>
           </w:p>
         </w:tc>
@@ -2886,7 +2886,7 @@
               <w:rPr>
                 <w:sz w:val="24"/>
               </w:rPr>
-              <w:t>07/31(五)</w:t>
+              <w:t>07/30(四)</w:t>
             </w:r>
           </w:p>
         </w:tc>
@@ -2907,7 +2907,7 @@
               <w:rPr>
                 <w:sz w:val="24"/>
               </w:rPr>
-              <w:t>7  1  9  8</w:t>
+              <w:t>2  9  3  1</w:t>
             </w:r>
           </w:p>
         </w:tc>
@@ -2933,7 +2933,7 @@
               <w:rPr>
                 <w:sz w:val="24"/>
               </w:rPr>
-              <w:t>08/01(六)</w:t>
+              <w:t>07/31(五)</w:t>
             </w:r>
           </w:p>
         </w:tc>
@@ -2954,7 +2954,7 @@
               <w:rPr>
                 <w:sz w:val="24"/>
               </w:rPr>
-              <w:t>7  1  9  5</w:t>
+              <w:t>7  1  9  8</w:t>
             </w:r>
           </w:p>
         </w:tc>
@@ -2980,7 +2980,7 @@
               <w:rPr>
                 <w:sz w:val="24"/>
               </w:rPr>
-              <w:t>08/03(一)</w:t>
+              <w:t>08/01(六)</w:t>
             </w:r>
           </w:p>
         </w:tc>
@@ -3001,7 +3001,7 @@
               <w:rPr>
                 <w:sz w:val="24"/>
               </w:rPr>
-              <w:t>6  0  1  6</w:t>
+              <w:t>7  1  9  5</w:t>
             </w:r>
           </w:p>
         </w:tc>
@@ -3027,7 +3027,7 @@
               <w:rPr>
                 <w:sz w:val="24"/>
               </w:rPr>
-              <w:t>08/04(二)</w:t>
+              <w:t>08/03(一)</w:t>
             </w:r>
           </w:p>
         </w:tc>
@@ -3048,7 +3048,7 @@
               <w:rPr>
                 <w:sz w:val="24"/>
               </w:rPr>
-              <w:t>1  8  4  3</w:t>
+              <w:t>6  0  1  6</w:t>
             </w:r>
           </w:p>
         </w:tc>
@@ -3074,7 +3074,7 @@
               <w:rPr>
                 <w:sz w:val="24"/>
               </w:rPr>
-              <w:t>08/05(三)</w:t>
+              <w:t>08/04(二)</w:t>
             </w:r>
           </w:p>
         </w:tc>
@@ -3095,7 +3095,7 @@
               <w:rPr>
                 <w:sz w:val="24"/>
               </w:rPr>
-              <w:t>0  8  2  3</w:t>
+              <w:t>1  8  4  3</w:t>
             </w:r>
           </w:p>
         </w:tc>
@@ -3121,7 +3121,7 @@
               <w:rPr>
                 <w:sz w:val="24"/>
               </w:rPr>
-              <w:t>08/06(四)</w:t>
+              <w:t>08/05(三)</w:t>
             </w:r>
           </w:p>
         </w:tc>
@@ -3142,7 +3142,7 @@
               <w:rPr>
                 <w:sz w:val="24"/>
               </w:rPr>
-              <w:t>6  3  4  5</w:t>
+              <w:t>0  8  2  3</w:t>
             </w:r>
           </w:p>
         </w:tc>

--- a/最新開獎紀錄.docx
+++ b/最新開獎紀錄.docx
@@ -1,6 +1,6 @@
 
 <file path=word/document.xml><?xml version="1.0" encoding="utf-8"?>
-<w:document xmlns:wpc="http://schemas.microsoft.com/office/word/2010/wordprocessingCanvas" xmlns:cx="http://schemas.microsoft.com/office/drawing/2014/chartex" xmlns:cx1="http://schemas.microsoft.com/office/drawing/2015/9/8/chartex" xmlns:cx2="http://schemas.microsoft.com/office/drawing/2015/10/21/chartex" xmlns:cx3="http://schemas.microsoft.com/office/drawing/2016/5/9/chartex" xmlns:cx4="http://schemas.microsoft.com/office/drawing/2016/5/10/chartex" xmlns:cx5="http://schemas.microsoft.com/office/drawing/2016/5/11/chartex" xmlns:cx6="http://schemas.microsoft.com/office/drawing/2016/5/12/chartex" xmlns:cx7="http://schemas.microsoft.com/office/drawing/2016/5/13/chartex" xmlns:cx8="http://schemas.microsoft.com/office/drawing/2016/5/14/chartex" xmlns:mc="http://schemas.openxmlformats.org/markup-compatibility/2006" xmlns:aink="http://schemas.microsoft.com/office/drawing/2016/ink" xmlns:am3d="http://schemas.microsoft.com/office/drawing/2017/model3d" xmlns:o="urn:schemas-microsoft-com:office:office" xmlns:oel="http://schemas.microsoft.com/office/2019/extlst" xmlns:r="http://schemas.openxmlformats.org/officeDocument/2006/relationships" xmlns:m="http://schemas.openxmlformats.org/officeDocument/2006/math" xmlns:v="urn:schemas-microsoft-com:vml" xmlns:wp14="http://schemas.microsoft.com/office/word/2010/wordprocessingDrawing" xmlns:wp="http://schemas.openxmlformats.org/drawingml/2006/wordprocessingDrawing" xmlns:w10="urn:schemas-microsoft-com:office:word" xmlns:w="http://schemas.openxmlformats.org/wordprocessingml/2006/main" xmlns:w14="http://schemas.microsoft.com/office/word/2010/wordml" xmlns:w15="http://schemas.microsoft.com/office/word/2012/wordml" xmlns:w16cex="http://schemas.microsoft.com/office/word/2018/wordml/cex" xmlns:w16cid="http://schemas.microsoft.com/office/word/2016/wordml/cid" xmlns:w16="http://schemas.microsoft.com/office/word/2018/wordml" xmlns:w16du="http://schemas.microsoft.com/office/word/2023/wordml/word16du" xmlns:w16sdtdh="http://schemas.microsoft.com/office/word/2020/wordml/sdtdatahash" xmlns:w16sdtfl="http://schemas.microsoft.com/office/word/2024/wordml/sdtformatlock" xmlns:w16se="http://schemas.microsoft.com/office/word/2015/wordml/symex" xmlns:wpg="http://schemas.microsoft.com/office/word/2010/wordprocessingGroup" xmlns:wpi="http://schemas.microsoft.com/office/word/2010/wordprocessingInk" xmlns:wne="http://schemas.microsoft.com/office/word/2006/wordml" xmlns:wps="http://schemas.microsoft.com/office/word/2010/wordprocessingShape" mc:Ignorable="w14 w15 w16se w16cid w16 w16cex w16sdtdh w16sdtfl w16du wp14">
+<w:document xmlns:wpc="http://schemas.microsoft.com/office/word/2010/wordprocessingCanvas" xmlns:cx="http://schemas.microsoft.com/office/drawing/2014/chartex" xmlns:cx1="http://schemas.microsoft.com/office/drawing/2015/9/8/chartex" xmlns:cx2="http://schemas.microsoft.com/office/drawing/2015/10/21/chartex" xmlns:cx3="http://schemas.microsoft.com/office/drawing/2016/5/9/chartex" xmlns:cx4="http://schemas.microsoft.com/office/drawing/2016/5/10/chartex" xmlns:cx5="http://schemas.microsoft.com/office/drawing/2016/5/11/chartex" xmlns:cx6="http://schemas.microsoft.com/office/drawing/2016/5/12/chartex" xmlns:cx7="http://schemas.microsoft.com/office/drawing/2016/5/13/chartex" xmlns:cx8="http://schemas.microsoft.com/office/drawing/2016/5/14/chartex" xmlns:mc="http://schemas.openxmlformats.org/markup-compatibility/2006" xmlns:aink="http://schemas.microsoft.com/office/drawing/2016/ink" xmlns:am3d="http://schemas.microsoft.com/office/drawing/2017/model3d" xmlns:o="urn:schemas-microsoft-com:office:office" xmlns:oel="http://schemas.microsoft.com/office/2019/extlst" xmlns:r="http://schemas.openxmlformats.org/officeDocument/2006/relationships" xmlns:m="http://schemas.openxmlformats.org/officeDocument/2006/math" xmlns:v="urn:schemas-microsoft-com:vml" xmlns:wp14="http://schemas.microsoft.com/office/word/2010/wordprocessingDrawing" xmlns:wp="http://schemas.openxmlformats.org/drawingml/2006/wordprocessingDrawing" xmlns:w10="urn:schemas-microsoft-com:office:word" xmlns:w="http://schemas.openxmlformats.org/wordprocessingml/2006/main" xmlns:w14="http://schemas.microsoft.com/office/word/2010/wordml" xmlns:w15="http://schemas.microsoft.com/office/word/2012/wordml" xmlns:w16cei="http://schemas.microsoft.com/office/word/2026/wordml/cei" xmlns:w16cex="http://schemas.microsoft.com/office/word/2018/wordml/cex" xmlns:w16cid="http://schemas.microsoft.com/office/word/2016/wordml/cid" xmlns:w16="http://schemas.microsoft.com/office/word/2018/wordml" xmlns:w16du="http://schemas.microsoft.com/office/word/2023/wordml/word16du" xmlns:w16sdtdh="http://schemas.microsoft.com/office/word/2020/wordml/sdtdatahash" xmlns:w16sdtfl="http://schemas.microsoft.com/office/word/2024/wordml/sdtformatlock" xmlns:w16se="http://schemas.microsoft.com/office/word/2015/wordml/symex" xmlns:wpg="http://schemas.microsoft.com/office/word/2010/wordprocessingGroup" xmlns:wpi="http://schemas.microsoft.com/office/word/2010/wordprocessingInk" xmlns:wne="http://schemas.microsoft.com/office/word/2006/wordml" xmlns:wps="http://schemas.microsoft.com/office/word/2010/wordprocessingShape" mc:Ignorable="w14 w15 w16se w16cid w16 w16cex w16sdtdh w16sdtfl w16du wp14">
   <w:body>
     <w:tbl>
       <w:tblPr>
@@ -56,7 +56,6 @@
                 <w:bCs/>
                 <w:color w:val="000000"/>
                 <w:kern w:val="0"/>
-                <w:sz w:val="24"/>
                 <w:szCs w:val="28"/>
                 <w14:ligatures w14:val="none"/>
               </w:rPr>
@@ -98,7 +97,6 @@
                 <w:bCs/>
                 <w:color w:val="000000"/>
                 <w:kern w:val="0"/>
-                <w:sz w:val="24"/>
                 <w:szCs w:val="28"/>
                 <w14:ligatures w14:val="none"/>
               </w:rPr>
@@ -140,7 +138,6 @@
                 <w:bCs/>
                 <w:color w:val="000000"/>
                 <w:kern w:val="0"/>
-                <w:sz w:val="24"/>
                 <w:szCs w:val="28"/>
                 <w14:ligatures w14:val="none"/>
               </w:rPr>
@@ -168,9 +165,6 @@
           </w:tcPr>
           <w:p>
             <w:r>
-              <w:rPr>
-                <w:sz w:val="24"/>
-              </w:rPr>
               <w:t>115000181</w:t>
             </w:r>
           </w:p>
@@ -190,9 +184,6 @@
           </w:tcPr>
           <w:p>
             <w:r>
-              <w:rPr>
-                <w:sz w:val="24"/>
-              </w:rPr>
               <w:t>115.07.27</w:t>
             </w:r>
           </w:p>
@@ -212,9 +203,6 @@
           </w:tcPr>
           <w:p>
             <w:r>
-              <w:rPr>
-                <w:sz w:val="24"/>
-              </w:rPr>
               <w:t>07  16  19  24  32</w:t>
             </w:r>
           </w:p>
@@ -239,9 +227,6 @@
           </w:tcPr>
           <w:p>
             <w:r>
-              <w:rPr>
-                <w:sz w:val="24"/>
-              </w:rPr>
               <w:t>115000182</w:t>
             </w:r>
           </w:p>
@@ -261,9 +246,6 @@
           </w:tcPr>
           <w:p>
             <w:r>
-              <w:rPr>
-                <w:sz w:val="24"/>
-              </w:rPr>
               <w:t>115.07.28</w:t>
             </w:r>
           </w:p>
@@ -283,9 +265,6 @@
           </w:tcPr>
           <w:p>
             <w:r>
-              <w:rPr>
-                <w:sz w:val="24"/>
-              </w:rPr>
               <w:t>05  08  13  23  31</w:t>
             </w:r>
           </w:p>
@@ -310,9 +289,6 @@
           </w:tcPr>
           <w:p>
             <w:r>
-              <w:rPr>
-                <w:sz w:val="24"/>
-              </w:rPr>
               <w:t>115000183</w:t>
             </w:r>
           </w:p>
@@ -332,9 +308,6 @@
           </w:tcPr>
           <w:p>
             <w:r>
-              <w:rPr>
-                <w:sz w:val="24"/>
-              </w:rPr>
               <w:t>115.07.29</w:t>
             </w:r>
           </w:p>
@@ -354,9 +327,6 @@
           </w:tcPr>
           <w:p>
             <w:r>
-              <w:rPr>
-                <w:sz w:val="24"/>
-              </w:rPr>
               <w:t>05  14  32  33  36</w:t>
             </w:r>
           </w:p>
@@ -381,9 +351,6 @@
           </w:tcPr>
           <w:p>
             <w:r>
-              <w:rPr>
-                <w:sz w:val="24"/>
-              </w:rPr>
               <w:t>115000184</w:t>
             </w:r>
           </w:p>
@@ -403,9 +370,6 @@
           </w:tcPr>
           <w:p>
             <w:r>
-              <w:rPr>
-                <w:sz w:val="24"/>
-              </w:rPr>
               <w:t>115.07.30</w:t>
             </w:r>
           </w:p>
@@ -425,9 +389,6 @@
           </w:tcPr>
           <w:p>
             <w:r>
-              <w:rPr>
-                <w:sz w:val="24"/>
-              </w:rPr>
               <w:t>04  07  08  16  38</w:t>
             </w:r>
           </w:p>
@@ -452,9 +413,6 @@
           </w:tcPr>
           <w:p>
             <w:r>
-              <w:rPr>
-                <w:sz w:val="24"/>
-              </w:rPr>
               <w:t>115000185</w:t>
             </w:r>
           </w:p>
@@ -474,9 +432,6 @@
           </w:tcPr>
           <w:p>
             <w:r>
-              <w:rPr>
-                <w:sz w:val="24"/>
-              </w:rPr>
               <w:t>115.07.31</w:t>
             </w:r>
           </w:p>
@@ -496,9 +451,6 @@
           </w:tcPr>
           <w:p>
             <w:r>
-              <w:rPr>
-                <w:sz w:val="24"/>
-              </w:rPr>
               <w:t>01  09  12  25  26</w:t>
             </w:r>
           </w:p>
@@ -523,9 +475,6 @@
           </w:tcPr>
           <w:p>
             <w:r>
-              <w:rPr>
-                <w:sz w:val="24"/>
-              </w:rPr>
               <w:t>115000186</w:t>
             </w:r>
           </w:p>
@@ -545,9 +494,6 @@
           </w:tcPr>
           <w:p>
             <w:r>
-              <w:rPr>
-                <w:sz w:val="24"/>
-              </w:rPr>
               <w:t>115.08.01</w:t>
             </w:r>
           </w:p>
@@ -567,9 +513,6 @@
           </w:tcPr>
           <w:p>
             <w:r>
-              <w:rPr>
-                <w:sz w:val="24"/>
-              </w:rPr>
               <w:t>06  11  18  22  29</w:t>
             </w:r>
           </w:p>
@@ -594,9 +537,6 @@
           </w:tcPr>
           <w:p>
             <w:r>
-              <w:rPr>
-                <w:sz w:val="24"/>
-              </w:rPr>
               <w:t>115000187</w:t>
             </w:r>
           </w:p>
@@ -616,9 +556,6 @@
           </w:tcPr>
           <w:p>
             <w:r>
-              <w:rPr>
-                <w:sz w:val="24"/>
-              </w:rPr>
               <w:t>115.08.03</w:t>
             </w:r>
           </w:p>
@@ -638,9 +575,6 @@
           </w:tcPr>
           <w:p>
             <w:r>
-              <w:rPr>
-                <w:sz w:val="24"/>
-              </w:rPr>
               <w:t>07  21  23  28  35</w:t>
             </w:r>
           </w:p>
@@ -665,9 +599,6 @@
           </w:tcPr>
           <w:p>
             <w:r>
-              <w:rPr>
-                <w:sz w:val="24"/>
-              </w:rPr>
               <w:t>115000188</w:t>
             </w:r>
           </w:p>
@@ -687,9 +618,6 @@
           </w:tcPr>
           <w:p>
             <w:r>
-              <w:rPr>
-                <w:sz w:val="24"/>
-              </w:rPr>
               <w:t>115.08.04</w:t>
             </w:r>
           </w:p>
@@ -709,9 +637,6 @@
           </w:tcPr>
           <w:p>
             <w:r>
-              <w:rPr>
-                <w:sz w:val="24"/>
-              </w:rPr>
               <w:t>09  32  35  37  39</w:t>
             </w:r>
           </w:p>
@@ -736,9 +661,6 @@
           </w:tcPr>
           <w:p>
             <w:r>
-              <w:rPr>
-                <w:sz w:val="24"/>
-              </w:rPr>
               <w:t>115000189</w:t>
             </w:r>
           </w:p>
@@ -758,9 +680,6 @@
           </w:tcPr>
           <w:p>
             <w:r>
-              <w:rPr>
-                <w:sz w:val="24"/>
-              </w:rPr>
               <w:t>115.08.05</w:t>
             </w:r>
           </w:p>
@@ -780,9 +699,6 @@
           </w:tcPr>
           <w:p>
             <w:r>
-              <w:rPr>
-                <w:sz w:val="24"/>
-              </w:rPr>
               <w:t>02  04  22  25  29</w:t>
             </w:r>
           </w:p>
@@ -807,9 +723,6 @@
           </w:tcPr>
           <w:p>
             <w:r>
-              <w:rPr>
-                <w:sz w:val="24"/>
-              </w:rPr>
               <w:t>115000190</w:t>
             </w:r>
           </w:p>
@@ -829,9 +742,6 @@
           </w:tcPr>
           <w:p>
             <w:r>
-              <w:rPr>
-                <w:sz w:val="24"/>
-              </w:rPr>
               <w:t>115.08.06</w:t>
             </w:r>
           </w:p>
@@ -851,9 +761,6 @@
           </w:tcPr>
           <w:p>
             <w:r>
-              <w:rPr>
-                <w:sz w:val="24"/>
-              </w:rPr>
               <w:t>03  09  16  24  35</w:t>
             </w:r>
           </w:p>
@@ -911,7 +818,6 @@
                 <w:bCs/>
                 <w:color w:val="000000"/>
                 <w:kern w:val="0"/>
-                <w:sz w:val="24"/>
                 <w:szCs w:val="24"/>
                 <w14:ligatures w14:val="none"/>
               </w:rPr>
@@ -952,7 +858,6 @@
                 <w:bCs/>
                 <w:color w:val="000000"/>
                 <w:kern w:val="0"/>
-                <w:sz w:val="24"/>
                 <w:szCs w:val="24"/>
                 <w14:ligatures w14:val="none"/>
               </w:rPr>
@@ -980,10 +885,13 @@
           </w:tcPr>
           <w:p>
             <w:r>
-              <w:rPr>
-                <w:sz w:val="24"/>
-              </w:rPr>
-              <w:t>07/25(六)</w:t>
+              <w:t>07/27(</w:t>
+            </w:r>
+            <w:r>
+              <w:t>一</w:t>
+            </w:r>
+            <w:r>
+              <w:t>)</w:t>
             </w:r>
           </w:p>
         </w:tc>
@@ -1001,11 +909,13 @@
             <w:hideMark/>
           </w:tcPr>
           <w:p>
-            <w:r>
-              <w:rPr>
-                <w:sz w:val="24"/>
-              </w:rPr>
-              <w:t>1  8  3</w:t>
+            <w:proofErr w:type="gramStart"/>
+            <w:r>
+              <w:t>6  0</w:t>
+            </w:r>
+            <w:proofErr w:type="gramEnd"/>
+            <w:r>
+              <w:t xml:space="preserve">  2</w:t>
             </w:r>
           </w:p>
         </w:tc>
@@ -1028,10 +938,13 @@
           </w:tcPr>
           <w:p>
             <w:r>
-              <w:rPr>
-                <w:sz w:val="24"/>
-              </w:rPr>
-              <w:t>07/27(一)</w:t>
+              <w:t>07/28(</w:t>
+            </w:r>
+            <w:r>
+              <w:t>二</w:t>
+            </w:r>
+            <w:r>
+              <w:t>)</w:t>
             </w:r>
           </w:p>
         </w:tc>
@@ -1048,11 +961,13 @@
             <w:vAlign w:val="center"/>
           </w:tcPr>
           <w:p>
-            <w:r>
-              <w:rPr>
-                <w:sz w:val="24"/>
-              </w:rPr>
-              <w:t>6  0  2</w:t>
+            <w:proofErr w:type="gramStart"/>
+            <w:r>
+              <w:t>7  1</w:t>
+            </w:r>
+            <w:proofErr w:type="gramEnd"/>
+            <w:r>
+              <w:t xml:space="preserve">  6</w:t>
             </w:r>
           </w:p>
         </w:tc>
@@ -1075,10 +990,13 @@
           </w:tcPr>
           <w:p>
             <w:r>
-              <w:rPr>
-                <w:sz w:val="24"/>
-              </w:rPr>
-              <w:t>07/28(二)</w:t>
+              <w:t>07/29(</w:t>
+            </w:r>
+            <w:r>
+              <w:t>三</w:t>
+            </w:r>
+            <w:r>
+              <w:t>)</w:t>
             </w:r>
           </w:p>
         </w:tc>
@@ -1095,11 +1013,13 @@
             <w:vAlign w:val="center"/>
           </w:tcPr>
           <w:p>
-            <w:r>
-              <w:rPr>
-                <w:sz w:val="24"/>
-              </w:rPr>
-              <w:t>7  1  6</w:t>
+            <w:proofErr w:type="gramStart"/>
+            <w:r>
+              <w:t>8  4</w:t>
+            </w:r>
+            <w:proofErr w:type="gramEnd"/>
+            <w:r>
+              <w:t xml:space="preserve">  6</w:t>
             </w:r>
           </w:p>
         </w:tc>
@@ -1122,10 +1042,13 @@
           </w:tcPr>
           <w:p>
             <w:r>
-              <w:rPr>
-                <w:sz w:val="24"/>
-              </w:rPr>
-              <w:t>07/29(三)</w:t>
+              <w:t>07/30(</w:t>
+            </w:r>
+            <w:r>
+              <w:t>四</w:t>
+            </w:r>
+            <w:r>
+              <w:t>)</w:t>
             </w:r>
           </w:p>
         </w:tc>
@@ -1142,11 +1065,13 @@
             <w:vAlign w:val="center"/>
           </w:tcPr>
           <w:p>
-            <w:r>
-              <w:rPr>
-                <w:sz w:val="24"/>
-              </w:rPr>
-              <w:t>8  4  6</w:t>
+            <w:proofErr w:type="gramStart"/>
+            <w:r>
+              <w:t>2  8</w:t>
+            </w:r>
+            <w:proofErr w:type="gramEnd"/>
+            <w:r>
+              <w:t xml:space="preserve">  5</w:t>
             </w:r>
           </w:p>
         </w:tc>
@@ -1169,10 +1094,13 @@
           </w:tcPr>
           <w:p>
             <w:r>
-              <w:rPr>
-                <w:sz w:val="24"/>
-              </w:rPr>
-              <w:t>07/30(四)</w:t>
+              <w:t>07/31(</w:t>
+            </w:r>
+            <w:r>
+              <w:t>五</w:t>
+            </w:r>
+            <w:r>
+              <w:t>)</w:t>
             </w:r>
           </w:p>
         </w:tc>
@@ -1189,11 +1117,13 @@
             <w:vAlign w:val="center"/>
           </w:tcPr>
           <w:p>
-            <w:r>
-              <w:rPr>
-                <w:sz w:val="24"/>
-              </w:rPr>
-              <w:t>2  8  5</w:t>
+            <w:proofErr w:type="gramStart"/>
+            <w:r>
+              <w:t>1  3</w:t>
+            </w:r>
+            <w:proofErr w:type="gramEnd"/>
+            <w:r>
+              <w:t xml:space="preserve">  9</w:t>
             </w:r>
           </w:p>
         </w:tc>
@@ -1216,10 +1146,13 @@
           </w:tcPr>
           <w:p>
             <w:r>
-              <w:rPr>
-                <w:sz w:val="24"/>
-              </w:rPr>
-              <w:t>07/31(五)</w:t>
+              <w:t>08/01(</w:t>
+            </w:r>
+            <w:r>
+              <w:t>六</w:t>
+            </w:r>
+            <w:r>
+              <w:t>)</w:t>
             </w:r>
           </w:p>
         </w:tc>
@@ -1236,11 +1169,13 @@
             <w:vAlign w:val="center"/>
           </w:tcPr>
           <w:p>
-            <w:r>
-              <w:rPr>
-                <w:sz w:val="24"/>
-              </w:rPr>
-              <w:t>1  3  9</w:t>
+            <w:proofErr w:type="gramStart"/>
+            <w:r>
+              <w:t>5  6</w:t>
+            </w:r>
+            <w:proofErr w:type="gramEnd"/>
+            <w:r>
+              <w:t xml:space="preserve">  6</w:t>
             </w:r>
           </w:p>
         </w:tc>
@@ -1263,10 +1198,13 @@
           </w:tcPr>
           <w:p>
             <w:r>
-              <w:rPr>
-                <w:sz w:val="24"/>
-              </w:rPr>
-              <w:t>08/01(六)</w:t>
+              <w:t>08/03(</w:t>
+            </w:r>
+            <w:r>
+              <w:t>一</w:t>
+            </w:r>
+            <w:r>
+              <w:t>)</w:t>
             </w:r>
           </w:p>
         </w:tc>
@@ -1283,11 +1221,13 @@
             <w:vAlign w:val="center"/>
           </w:tcPr>
           <w:p>
-            <w:r>
-              <w:rPr>
-                <w:sz w:val="24"/>
-              </w:rPr>
-              <w:t>5  6  6</w:t>
+            <w:proofErr w:type="gramStart"/>
+            <w:r>
+              <w:t>4  9</w:t>
+            </w:r>
+            <w:proofErr w:type="gramEnd"/>
+            <w:r>
+              <w:t xml:space="preserve">  1</w:t>
             </w:r>
           </w:p>
         </w:tc>
@@ -1310,10 +1250,13 @@
           </w:tcPr>
           <w:p>
             <w:r>
-              <w:rPr>
-                <w:sz w:val="24"/>
-              </w:rPr>
-              <w:t>08/03(一)</w:t>
+              <w:t>08/04(</w:t>
+            </w:r>
+            <w:r>
+              <w:t>二</w:t>
+            </w:r>
+            <w:r>
+              <w:t>)</w:t>
             </w:r>
           </w:p>
         </w:tc>
@@ -1330,11 +1273,13 @@
             <w:vAlign w:val="center"/>
           </w:tcPr>
           <w:p>
-            <w:r>
-              <w:rPr>
-                <w:sz w:val="24"/>
-              </w:rPr>
-              <w:t>4  9  1</w:t>
+            <w:proofErr w:type="gramStart"/>
+            <w:r>
+              <w:t>9  9</w:t>
+            </w:r>
+            <w:proofErr w:type="gramEnd"/>
+            <w:r>
+              <w:t xml:space="preserve">  1</w:t>
             </w:r>
           </w:p>
         </w:tc>
@@ -1357,10 +1302,13 @@
           </w:tcPr>
           <w:p>
             <w:r>
-              <w:rPr>
-                <w:sz w:val="24"/>
-              </w:rPr>
-              <w:t>08/04(二)</w:t>
+              <w:t>08/05(</w:t>
+            </w:r>
+            <w:r>
+              <w:t>三</w:t>
+            </w:r>
+            <w:r>
+              <w:t>)</w:t>
             </w:r>
           </w:p>
         </w:tc>
@@ -1377,11 +1325,13 @@
             <w:vAlign w:val="center"/>
           </w:tcPr>
           <w:p>
-            <w:r>
-              <w:rPr>
-                <w:sz w:val="24"/>
-              </w:rPr>
-              <w:t>9  9  1</w:t>
+            <w:proofErr w:type="gramStart"/>
+            <w:r>
+              <w:t>3  1</w:t>
+            </w:r>
+            <w:proofErr w:type="gramEnd"/>
+            <w:r>
+              <w:t xml:space="preserve">  5</w:t>
             </w:r>
           </w:p>
         </w:tc>
@@ -1405,9 +1355,27 @@
           <w:p>
             <w:r>
               <w:rPr>
-                <w:sz w:val="24"/>
+                <w:rFonts w:hint="eastAsia"/>
               </w:rPr>
-              <w:t>08/05(三)</w:t>
+              <w:t>08/</w:t>
+            </w:r>
+            <w:r>
+              <w:rPr>
+                <w:rFonts w:hint="eastAsia"/>
+              </w:rPr>
+              <w:t>06(</w:t>
+            </w:r>
+            <w:r>
+              <w:rPr>
+                <w:rFonts w:hint="eastAsia"/>
+              </w:rPr>
+              <w:t>四</w:t>
+            </w:r>
+            <w:r>
+              <w:rPr>
+                <w:rFonts w:hint="eastAsia"/>
+              </w:rPr>
+              <w:t>)</w:t>
             </w:r>
           </w:p>
         </w:tc>
@@ -1424,11 +1392,24 @@
             <w:vAlign w:val="center"/>
           </w:tcPr>
           <w:p>
-            <w:r>
+            <w:pPr>
               <w:rPr>
-                <w:sz w:val="24"/>
+                <w:rFonts w:hint="eastAsia"/>
               </w:rPr>
-              <w:t>3  1  5</w:t>
+            </w:pPr>
+            <w:proofErr w:type="gramStart"/>
+            <w:r>
+              <w:rPr>
+                <w:rFonts w:hint="eastAsia"/>
+              </w:rPr>
+              <w:t>1  0</w:t>
+            </w:r>
+            <w:proofErr w:type="gramEnd"/>
+            <w:r>
+              <w:rPr>
+                <w:rFonts w:hint="eastAsia"/>
+              </w:rPr>
+              <w:t xml:space="preserve">  7</w:t>
             </w:r>
           </w:p>
         </w:tc>
@@ -1507,7 +1488,6 @@
                 <w:bCs/>
                 <w:color w:val="000000"/>
                 <w:kern w:val="0"/>
-                <w:sz w:val="24"/>
                 <w:szCs w:val="28"/>
                 <w14:ligatures w14:val="none"/>
               </w:rPr>
@@ -1549,7 +1529,6 @@
                 <w:bCs/>
                 <w:color w:val="000000"/>
                 <w:kern w:val="0"/>
-                <w:sz w:val="24"/>
                 <w:szCs w:val="28"/>
                 <w14:ligatures w14:val="none"/>
               </w:rPr>
@@ -1591,7 +1570,6 @@
                 <w:bCs/>
                 <w:color w:val="000000"/>
                 <w:kern w:val="0"/>
-                <w:sz w:val="24"/>
                 <w:szCs w:val="28"/>
                 <w14:ligatures w14:val="none"/>
               </w:rPr>
@@ -1633,7 +1611,6 @@
                 <w:bCs/>
                 <w:color w:val="000000"/>
                 <w:kern w:val="0"/>
-                <w:sz w:val="24"/>
                 <w:szCs w:val="28"/>
                 <w14:ligatures w14:val="none"/>
               </w:rPr>
@@ -1661,9 +1638,6 @@
           </w:tcPr>
           <w:p>
             <w:r>
-              <w:rPr>
-                <w:sz w:val="24"/>
-              </w:rPr>
               <w:t>115000054</w:t>
             </w:r>
           </w:p>
@@ -1683,9 +1657,6 @@
           </w:tcPr>
           <w:p>
             <w:r>
-              <w:rPr>
-                <w:sz w:val="24"/>
-              </w:rPr>
               <w:t>115.07.06</w:t>
             </w:r>
           </w:p>
@@ -1705,9 +1676,6 @@
           </w:tcPr>
           <w:p>
             <w:r>
-              <w:rPr>
-                <w:sz w:val="24"/>
-              </w:rPr>
               <w:t>04  12  15  24  30  31</w:t>
             </w:r>
           </w:p>
@@ -1727,9 +1695,6 @@
           </w:tcPr>
           <w:p>
             <w:r>
-              <w:rPr>
-                <w:sz w:val="24"/>
-              </w:rPr>
               <w:t>01</w:t>
             </w:r>
           </w:p>
@@ -1754,9 +1719,6 @@
           </w:tcPr>
           <w:p>
             <w:r>
-              <w:rPr>
-                <w:sz w:val="24"/>
-              </w:rPr>
               <w:t>115000055</w:t>
             </w:r>
           </w:p>
@@ -1776,9 +1738,6 @@
           </w:tcPr>
           <w:p>
             <w:r>
-              <w:rPr>
-                <w:sz w:val="24"/>
-              </w:rPr>
               <w:t>115.07.09</w:t>
             </w:r>
           </w:p>
@@ -1798,9 +1757,6 @@
           </w:tcPr>
           <w:p>
             <w:r>
-              <w:rPr>
-                <w:sz w:val="24"/>
-              </w:rPr>
               <w:t>10  22  24  29  35  37</w:t>
             </w:r>
           </w:p>
@@ -1820,9 +1776,6 @@
           </w:tcPr>
           <w:p>
             <w:r>
-              <w:rPr>
-                <w:sz w:val="24"/>
-              </w:rPr>
               <w:t>06</w:t>
             </w:r>
           </w:p>
@@ -1847,9 +1800,6 @@
           </w:tcPr>
           <w:p>
             <w:r>
-              <w:rPr>
-                <w:sz w:val="24"/>
-              </w:rPr>
               <w:t>115000056</w:t>
             </w:r>
           </w:p>
@@ -1869,9 +1819,6 @@
           </w:tcPr>
           <w:p>
             <w:r>
-              <w:rPr>
-                <w:sz w:val="24"/>
-              </w:rPr>
               <w:t>115.07.13</w:t>
             </w:r>
           </w:p>
@@ -1891,9 +1838,6 @@
           </w:tcPr>
           <w:p>
             <w:r>
-              <w:rPr>
-                <w:sz w:val="24"/>
-              </w:rPr>
               <w:t>11  24  29  32  35  38</w:t>
             </w:r>
           </w:p>
@@ -1913,9 +1857,6 @@
           </w:tcPr>
           <w:p>
             <w:r>
-              <w:rPr>
-                <w:sz w:val="24"/>
-              </w:rPr>
               <w:t>06</w:t>
             </w:r>
           </w:p>
@@ -1940,9 +1881,6 @@
           </w:tcPr>
           <w:p>
             <w:r>
-              <w:rPr>
-                <w:sz w:val="24"/>
-              </w:rPr>
               <w:t>115000057</w:t>
             </w:r>
           </w:p>
@@ -1962,9 +1900,6 @@
           </w:tcPr>
           <w:p>
             <w:r>
-              <w:rPr>
-                <w:sz w:val="24"/>
-              </w:rPr>
               <w:t>115.07.16</w:t>
             </w:r>
           </w:p>
@@ -1984,9 +1919,6 @@
           </w:tcPr>
           <w:p>
             <w:r>
-              <w:rPr>
-                <w:sz w:val="24"/>
-              </w:rPr>
               <w:t>17  23  25  29  34  36</w:t>
             </w:r>
           </w:p>
@@ -2006,9 +1938,6 @@
           </w:tcPr>
           <w:p>
             <w:r>
-              <w:rPr>
-                <w:sz w:val="24"/>
-              </w:rPr>
               <w:t>07</w:t>
             </w:r>
           </w:p>
@@ -2033,9 +1962,6 @@
           </w:tcPr>
           <w:p>
             <w:r>
-              <w:rPr>
-                <w:sz w:val="24"/>
-              </w:rPr>
               <w:t>115000058</w:t>
             </w:r>
           </w:p>
@@ -2055,9 +1981,6 @@
           </w:tcPr>
           <w:p>
             <w:r>
-              <w:rPr>
-                <w:sz w:val="24"/>
-              </w:rPr>
               <w:t>115.07.20</w:t>
             </w:r>
           </w:p>
@@ -2077,9 +2000,6 @@
           </w:tcPr>
           <w:p>
             <w:r>
-              <w:rPr>
-                <w:sz w:val="24"/>
-              </w:rPr>
               <w:t>06  12  13  23  29  31</w:t>
             </w:r>
           </w:p>
@@ -2099,9 +2019,6 @@
           </w:tcPr>
           <w:p>
             <w:r>
-              <w:rPr>
-                <w:sz w:val="24"/>
-              </w:rPr>
               <w:t>02</w:t>
             </w:r>
           </w:p>
@@ -2126,9 +2043,6 @@
           </w:tcPr>
           <w:p>
             <w:r>
-              <w:rPr>
-                <w:sz w:val="24"/>
-              </w:rPr>
               <w:t>115000059</w:t>
             </w:r>
           </w:p>
@@ -2148,9 +2062,6 @@
           </w:tcPr>
           <w:p>
             <w:r>
-              <w:rPr>
-                <w:sz w:val="24"/>
-              </w:rPr>
               <w:t>115.07.23</w:t>
             </w:r>
           </w:p>
@@ -2170,9 +2081,6 @@
           </w:tcPr>
           <w:p>
             <w:r>
-              <w:rPr>
-                <w:sz w:val="24"/>
-              </w:rPr>
               <w:t>08  10  13  21  29  31</w:t>
             </w:r>
           </w:p>
@@ -2192,9 +2100,6 @@
           </w:tcPr>
           <w:p>
             <w:r>
-              <w:rPr>
-                <w:sz w:val="24"/>
-              </w:rPr>
               <w:t>07</w:t>
             </w:r>
           </w:p>
@@ -2219,9 +2124,6 @@
           </w:tcPr>
           <w:p>
             <w:r>
-              <w:rPr>
-                <w:sz w:val="24"/>
-              </w:rPr>
               <w:t>115000060</w:t>
             </w:r>
           </w:p>
@@ -2241,9 +2143,6 @@
           </w:tcPr>
           <w:p>
             <w:r>
-              <w:rPr>
-                <w:sz w:val="24"/>
-              </w:rPr>
               <w:t>115.07.27</w:t>
             </w:r>
           </w:p>
@@ -2263,9 +2162,6 @@
           </w:tcPr>
           <w:p>
             <w:r>
-              <w:rPr>
-                <w:sz w:val="24"/>
-              </w:rPr>
               <w:t>19  22  28  31  33  35</w:t>
             </w:r>
           </w:p>
@@ -2285,9 +2181,6 @@
           </w:tcPr>
           <w:p>
             <w:r>
-              <w:rPr>
-                <w:sz w:val="24"/>
-              </w:rPr>
               <w:t>07</w:t>
             </w:r>
           </w:p>
@@ -2312,9 +2205,6 @@
           </w:tcPr>
           <w:p>
             <w:r>
-              <w:rPr>
-                <w:sz w:val="24"/>
-              </w:rPr>
               <w:t>115000061</w:t>
             </w:r>
           </w:p>
@@ -2334,9 +2224,6 @@
           </w:tcPr>
           <w:p>
             <w:r>
-              <w:rPr>
-                <w:sz w:val="24"/>
-              </w:rPr>
               <w:t>115.07.30</w:t>
             </w:r>
           </w:p>
@@ -2356,9 +2243,6 @@
           </w:tcPr>
           <w:p>
             <w:r>
-              <w:rPr>
-                <w:sz w:val="24"/>
-              </w:rPr>
               <w:t>08  14  17  19  21  23</w:t>
             </w:r>
           </w:p>
@@ -2378,9 +2262,6 @@
           </w:tcPr>
           <w:p>
             <w:r>
-              <w:rPr>
-                <w:sz w:val="24"/>
-              </w:rPr>
               <w:t>07</w:t>
             </w:r>
           </w:p>
@@ -2405,9 +2286,6 @@
           </w:tcPr>
           <w:p>
             <w:r>
-              <w:rPr>
-                <w:sz w:val="24"/>
-              </w:rPr>
               <w:t>115000062</w:t>
             </w:r>
           </w:p>
@@ -2427,9 +2305,6 @@
           </w:tcPr>
           <w:p>
             <w:r>
-              <w:rPr>
-                <w:sz w:val="24"/>
-              </w:rPr>
               <w:t>115.08.03</w:t>
             </w:r>
           </w:p>
@@ -2449,9 +2324,6 @@
           </w:tcPr>
           <w:p>
             <w:r>
-              <w:rPr>
-                <w:sz w:val="24"/>
-              </w:rPr>
               <w:t>04  15  22  26  34  36</w:t>
             </w:r>
           </w:p>
@@ -2471,9 +2343,6 @@
           </w:tcPr>
           <w:p>
             <w:r>
-              <w:rPr>
-                <w:sz w:val="24"/>
-              </w:rPr>
               <w:t>07</w:t>
             </w:r>
           </w:p>
@@ -2498,9 +2367,6 @@
           </w:tcPr>
           <w:p>
             <w:r>
-              <w:rPr>
-                <w:sz w:val="24"/>
-              </w:rPr>
               <w:t>115000063</w:t>
             </w:r>
           </w:p>
@@ -2520,9 +2386,6 @@
           </w:tcPr>
           <w:p>
             <w:r>
-              <w:rPr>
-                <w:sz w:val="24"/>
-              </w:rPr>
               <w:t>115.08.06</w:t>
             </w:r>
           </w:p>
@@ -2542,9 +2405,6 @@
           </w:tcPr>
           <w:p>
             <w:r>
-              <w:rPr>
-                <w:sz w:val="24"/>
-              </w:rPr>
               <w:t>02  07  08  20  26  33</w:t>
             </w:r>
           </w:p>
@@ -2564,9 +2424,6 @@
           </w:tcPr>
           <w:p>
             <w:r>
-              <w:rPr>
-                <w:sz w:val="24"/>
-              </w:rPr>
               <w:t>04</w:t>
             </w:r>
           </w:p>
@@ -2625,7 +2482,6 @@
                 <w:bCs/>
                 <w:color w:val="000000"/>
                 <w:kern w:val="0"/>
-                <w:sz w:val="24"/>
                 <w:szCs w:val="24"/>
                 <w14:ligatures w14:val="none"/>
               </w:rPr>
@@ -2666,7 +2522,6 @@
                 <w:bCs/>
                 <w:color w:val="000000"/>
                 <w:kern w:val="0"/>
-                <w:sz w:val="24"/>
                 <w:szCs w:val="24"/>
                 <w14:ligatures w14:val="none"/>
               </w:rPr>
@@ -2694,10 +2549,13 @@
           </w:tcPr>
           <w:p>
             <w:r>
-              <w:rPr>
-                <w:sz w:val="24"/>
-              </w:rPr>
-              <w:t>07/25(六)</w:t>
+              <w:t>07/27(</w:t>
+            </w:r>
+            <w:r>
+              <w:t>一</w:t>
+            </w:r>
+            <w:r>
+              <w:t>)</w:t>
             </w:r>
           </w:p>
         </w:tc>
@@ -2716,9 +2574,6 @@
           </w:tcPr>
           <w:p>
             <w:r>
-              <w:rPr>
-                <w:sz w:val="24"/>
-              </w:rPr>
               <w:t>9  0  4  8</w:t>
             </w:r>
           </w:p>
@@ -2742,10 +2597,13 @@
           </w:tcPr>
           <w:p>
             <w:r>
-              <w:rPr>
-                <w:sz w:val="24"/>
-              </w:rPr>
-              <w:t>07/27(一)</w:t>
+              <w:t>07/28(</w:t>
+            </w:r>
+            <w:r>
+              <w:t>二</w:t>
+            </w:r>
+            <w:r>
+              <w:t>)</w:t>
             </w:r>
           </w:p>
         </w:tc>
@@ -2763,9 +2621,6 @@
           </w:tcPr>
           <w:p>
             <w:r>
-              <w:rPr>
-                <w:sz w:val="24"/>
-              </w:rPr>
               <w:t>5  9  1  0</w:t>
             </w:r>
           </w:p>
@@ -2789,10 +2644,13 @@
           </w:tcPr>
           <w:p>
             <w:r>
-              <w:rPr>
-                <w:sz w:val="24"/>
-              </w:rPr>
-              <w:t>07/28(二)</w:t>
+              <w:t>07/29(</w:t>
+            </w:r>
+            <w:r>
+              <w:t>三</w:t>
+            </w:r>
+            <w:r>
+              <w:t>)</w:t>
             </w:r>
           </w:p>
         </w:tc>
@@ -2810,9 +2668,6 @@
           </w:tcPr>
           <w:p>
             <w:r>
-              <w:rPr>
-                <w:sz w:val="24"/>
-              </w:rPr>
               <w:t>0  4  3  3</w:t>
             </w:r>
           </w:p>
@@ -2836,10 +2691,13 @@
           </w:tcPr>
           <w:p>
             <w:r>
-              <w:rPr>
-                <w:sz w:val="24"/>
-              </w:rPr>
-              <w:t>07/29(三)</w:t>
+              <w:t>07/30(</w:t>
+            </w:r>
+            <w:r>
+              <w:t>四</w:t>
+            </w:r>
+            <w:r>
+              <w:t>)</w:t>
             </w:r>
           </w:p>
         </w:tc>
@@ -2857,9 +2715,6 @@
           </w:tcPr>
           <w:p>
             <w:r>
-              <w:rPr>
-                <w:sz w:val="24"/>
-              </w:rPr>
               <w:t>7  6  8  5</w:t>
             </w:r>
           </w:p>
@@ -2883,10 +2738,13 @@
           </w:tcPr>
           <w:p>
             <w:r>
-              <w:rPr>
-                <w:sz w:val="24"/>
-              </w:rPr>
-              <w:t>07/30(四)</w:t>
+              <w:t>07/31(</w:t>
+            </w:r>
+            <w:r>
+              <w:t>五</w:t>
+            </w:r>
+            <w:r>
+              <w:t>)</w:t>
             </w:r>
           </w:p>
         </w:tc>
@@ -2904,9 +2762,6 @@
           </w:tcPr>
           <w:p>
             <w:r>
-              <w:rPr>
-                <w:sz w:val="24"/>
-              </w:rPr>
               <w:t>2  9  3  1</w:t>
             </w:r>
           </w:p>
@@ -2930,10 +2785,13 @@
           </w:tcPr>
           <w:p>
             <w:r>
-              <w:rPr>
-                <w:sz w:val="24"/>
-              </w:rPr>
-              <w:t>07/31(五)</w:t>
+              <w:t>08/01(</w:t>
+            </w:r>
+            <w:r>
+              <w:t>六</w:t>
+            </w:r>
+            <w:r>
+              <w:t>)</w:t>
             </w:r>
           </w:p>
         </w:tc>
@@ -2951,9 +2809,6 @@
           </w:tcPr>
           <w:p>
             <w:r>
-              <w:rPr>
-                <w:sz w:val="24"/>
-              </w:rPr>
               <w:t>7  1  9  8</w:t>
             </w:r>
           </w:p>
@@ -2977,10 +2832,13 @@
           </w:tcPr>
           <w:p>
             <w:r>
-              <w:rPr>
-                <w:sz w:val="24"/>
-              </w:rPr>
-              <w:t>08/01(六)</w:t>
+              <w:t>08/03(</w:t>
+            </w:r>
+            <w:r>
+              <w:t>一</w:t>
+            </w:r>
+            <w:r>
+              <w:t>)</w:t>
             </w:r>
           </w:p>
         </w:tc>
@@ -2998,9 +2856,6 @@
           </w:tcPr>
           <w:p>
             <w:r>
-              <w:rPr>
-                <w:sz w:val="24"/>
-              </w:rPr>
               <w:t>7  1  9  5</w:t>
             </w:r>
           </w:p>
@@ -3024,10 +2879,13 @@
           </w:tcPr>
           <w:p>
             <w:r>
-              <w:rPr>
-                <w:sz w:val="24"/>
-              </w:rPr>
-              <w:t>08/03(一)</w:t>
+              <w:t>08/04(</w:t>
+            </w:r>
+            <w:r>
+              <w:t>二</w:t>
+            </w:r>
+            <w:r>
+              <w:t>)</w:t>
             </w:r>
           </w:p>
         </w:tc>
@@ -3045,9 +2903,6 @@
           </w:tcPr>
           <w:p>
             <w:r>
-              <w:rPr>
-                <w:sz w:val="24"/>
-              </w:rPr>
               <w:t>6  0  1  6</w:t>
             </w:r>
           </w:p>
@@ -3071,10 +2926,13 @@
           </w:tcPr>
           <w:p>
             <w:r>
-              <w:rPr>
-                <w:sz w:val="24"/>
-              </w:rPr>
-              <w:t>08/04(二)</w:t>
+              <w:t>08/05(</w:t>
+            </w:r>
+            <w:r>
+              <w:t>三</w:t>
+            </w:r>
+            <w:r>
+              <w:t>)</w:t>
             </w:r>
           </w:p>
         </w:tc>
@@ -3092,9 +2950,6 @@
           </w:tcPr>
           <w:p>
             <w:r>
-              <w:rPr>
-                <w:sz w:val="24"/>
-              </w:rPr>
               <w:t>1  8  4  3</w:t>
             </w:r>
           </w:p>
@@ -3119,9 +2974,21 @@
           <w:p>
             <w:r>
               <w:rPr>
-                <w:sz w:val="24"/>
+                <w:rFonts w:hint="eastAsia"/>
               </w:rPr>
-              <w:t>08/05(三)</w:t>
+              <w:t>08/06(</w:t>
+            </w:r>
+            <w:r>
+              <w:rPr>
+                <w:rFonts w:hint="eastAsia"/>
+              </w:rPr>
+              <w:t>四</w:t>
+            </w:r>
+            <w:r>
+              <w:rPr>
+                <w:rFonts w:hint="eastAsia"/>
+              </w:rPr>
+              <w:t>)</w:t>
             </w:r>
           </w:p>
         </w:tc>
@@ -3138,12 +3005,48 @@
             <w:vAlign w:val="center"/>
           </w:tcPr>
           <w:p>
-            <w:r>
+            <w:pPr>
               <w:rPr>
-                <w:sz w:val="24"/>
+                <w:rFonts w:hint="eastAsia"/>
               </w:rPr>
-              <w:t>0  8  2  3</w:t>
-            </w:r>
+            </w:pPr>
+            <w:proofErr w:type="gramStart"/>
+            <w:r>
+              <w:rPr>
+                <w:rFonts w:hint="eastAsia"/>
+              </w:rPr>
+              <w:t>6</w:t>
+            </w:r>
+            <w:r>
+              <w:t xml:space="preserve">  </w:t>
+            </w:r>
+            <w:r>
+              <w:rPr>
+                <w:rFonts w:hint="eastAsia"/>
+              </w:rPr>
+              <w:t>3</w:t>
+            </w:r>
+            <w:proofErr w:type="gramEnd"/>
+            <w:r>
+              <w:t xml:space="preserve">  </w:t>
+            </w:r>
+            <w:proofErr w:type="gramStart"/>
+            <w:r>
+              <w:rPr>
+                <w:rFonts w:hint="eastAsia"/>
+              </w:rPr>
+              <w:t>4</w:t>
+            </w:r>
+            <w:r>
+              <w:t xml:space="preserve">  </w:t>
+            </w:r>
+            <w:r>
+              <w:rPr>
+                <w:rFonts w:hint="eastAsia"/>
+              </w:rPr>
+              <w:t>5</w:t>
+            </w:r>
+            <w:proofErr w:type="gramEnd"/>
           </w:p>
         </w:tc>
       </w:tr>
@@ -3207,7 +3110,6 @@
                 <w:bCs/>
                 <w:color w:val="000000"/>
                 <w:kern w:val="0"/>
-                <w:sz w:val="24"/>
                 <w:szCs w:val="28"/>
                 <w14:ligatures w14:val="none"/>
               </w:rPr>
@@ -3249,7 +3151,6 @@
                 <w:bCs/>
                 <w:color w:val="000000"/>
                 <w:kern w:val="0"/>
-                <w:sz w:val="24"/>
                 <w:szCs w:val="28"/>
                 <w14:ligatures w14:val="none"/>
               </w:rPr>
@@ -3291,7 +3192,6 @@
                 <w:bCs/>
                 <w:color w:val="000000"/>
                 <w:kern w:val="0"/>
-                <w:sz w:val="24"/>
                 <w:szCs w:val="28"/>
                 <w14:ligatures w14:val="none"/>
               </w:rPr>
@@ -3333,7 +3233,6 @@
                 <w:bCs/>
                 <w:color w:val="000000"/>
                 <w:kern w:val="0"/>
-                <w:sz w:val="24"/>
                 <w:szCs w:val="28"/>
                 <w14:ligatures w14:val="none"/>
               </w:rPr>
@@ -3361,9 +3260,6 @@
           </w:tcPr>
           <w:p>
             <w:r>
-              <w:rPr>
-                <w:sz w:val="24"/>
-              </w:rPr>
               <w:t>115000067</w:t>
             </w:r>
           </w:p>
@@ -3383,9 +3279,6 @@
           </w:tcPr>
           <w:p>
             <w:r>
-              <w:rPr>
-                <w:sz w:val="24"/>
-              </w:rPr>
               <w:t>115.07.03</w:t>
             </w:r>
           </w:p>
@@ -3405,9 +3298,6 @@
           </w:tcPr>
           <w:p>
             <w:r>
-              <w:rPr>
-                <w:sz w:val="24"/>
-              </w:rPr>
               <w:t>11  16  19  23  39  47</w:t>
             </w:r>
           </w:p>
@@ -3427,9 +3317,6 @@
           </w:tcPr>
           <w:p>
             <w:r>
-              <w:rPr>
-                <w:sz w:val="24"/>
-              </w:rPr>
               <w:t>15</w:t>
             </w:r>
           </w:p>
@@ -3454,9 +3341,6 @@
           </w:tcPr>
           <w:p>
             <w:r>
-              <w:rPr>
-                <w:sz w:val="24"/>
-              </w:rPr>
               <w:t>115000068</w:t>
             </w:r>
           </w:p>
@@ -3476,9 +3360,6 @@
           </w:tcPr>
           <w:p>
             <w:r>
-              <w:rPr>
-                <w:sz w:val="24"/>
-              </w:rPr>
               <w:t>115.07.07</w:t>
             </w:r>
           </w:p>
@@ -3498,9 +3379,6 @@
           </w:tcPr>
           <w:p>
             <w:r>
-              <w:rPr>
-                <w:sz w:val="24"/>
-              </w:rPr>
               <w:t>08  13  15  18  19  42</w:t>
             </w:r>
           </w:p>
@@ -3520,9 +3398,6 @@
           </w:tcPr>
           <w:p>
             <w:r>
-              <w:rPr>
-                <w:sz w:val="24"/>
-              </w:rPr>
               <w:t>37</w:t>
             </w:r>
           </w:p>
@@ -3547,9 +3422,6 @@
           </w:tcPr>
           <w:p>
             <w:r>
-              <w:rPr>
-                <w:sz w:val="24"/>
-              </w:rPr>
               <w:t>115000069</w:t>
             </w:r>
           </w:p>
@@ -3569,9 +3441,6 @@
           </w:tcPr>
           <w:p>
             <w:r>
-              <w:rPr>
-                <w:sz w:val="24"/>
-              </w:rPr>
               <w:t>115.07.10</w:t>
             </w:r>
           </w:p>
@@ -3591,9 +3460,6 @@
           </w:tcPr>
           <w:p>
             <w:r>
-              <w:rPr>
-                <w:sz w:val="24"/>
-              </w:rPr>
               <w:t>03  04  15  18  29  49</w:t>
             </w:r>
           </w:p>
@@ -3613,9 +3479,6 @@
           </w:tcPr>
           <w:p>
             <w:r>
-              <w:rPr>
-                <w:sz w:val="24"/>
-              </w:rPr>
               <w:t>13</w:t>
             </w:r>
           </w:p>
@@ -3640,9 +3503,6 @@
           </w:tcPr>
           <w:p>
             <w:r>
-              <w:rPr>
-                <w:sz w:val="24"/>
-              </w:rPr>
               <w:t>115000070</w:t>
             </w:r>
           </w:p>
@@ -3662,9 +3522,6 @@
           </w:tcPr>
           <w:p>
             <w:r>
-              <w:rPr>
-                <w:sz w:val="24"/>
-              </w:rPr>
               <w:t>115.07.14</w:t>
             </w:r>
           </w:p>
@@ -3684,9 +3541,6 @@
           </w:tcPr>
           <w:p>
             <w:r>
-              <w:rPr>
-                <w:sz w:val="24"/>
-              </w:rPr>
               <w:t>10  25  34  36  45  46</w:t>
             </w:r>
           </w:p>
@@ -3706,9 +3560,6 @@
           </w:tcPr>
           <w:p>
             <w:r>
-              <w:rPr>
-                <w:sz w:val="24"/>
-              </w:rPr>
               <w:t>07</w:t>
             </w:r>
           </w:p>
@@ -3733,9 +3584,6 @@
           </w:tcPr>
           <w:p>
             <w:r>
-              <w:rPr>
-                <w:sz w:val="24"/>
-              </w:rPr>
               <w:t>115000071</w:t>
             </w:r>
           </w:p>
@@ -3755,9 +3603,6 @@
           </w:tcPr>
           <w:p>
             <w:r>
-              <w:rPr>
-                <w:sz w:val="24"/>
-              </w:rPr>
               <w:t>115.07.17</w:t>
             </w:r>
           </w:p>
@@ -3777,9 +3622,6 @@
           </w:tcPr>
           <w:p>
             <w:r>
-              <w:rPr>
-                <w:sz w:val="24"/>
-              </w:rPr>
               <w:t>01  06  12  14  17  26</w:t>
             </w:r>
           </w:p>
@@ -3799,9 +3641,6 @@
           </w:tcPr>
           <w:p>
             <w:r>
-              <w:rPr>
-                <w:sz w:val="24"/>
-              </w:rPr>
               <w:t>24</w:t>
             </w:r>
           </w:p>
@@ -3826,9 +3665,6 @@
           </w:tcPr>
           <w:p>
             <w:r>
-              <w:rPr>
-                <w:sz w:val="24"/>
-              </w:rPr>
               <w:t>115000072</w:t>
             </w:r>
           </w:p>
@@ -3848,9 +3684,6 @@
           </w:tcPr>
           <w:p>
             <w:r>
-              <w:rPr>
-                <w:sz w:val="24"/>
-              </w:rPr>
               <w:t>115.07.21</w:t>
             </w:r>
           </w:p>
@@ -3870,9 +3703,6 @@
           </w:tcPr>
           <w:p>
             <w:r>
-              <w:rPr>
-                <w:sz w:val="24"/>
-              </w:rPr>
               <w:t>02  08  15  26  35  46</w:t>
             </w:r>
           </w:p>
@@ -3892,9 +3722,6 @@
           </w:tcPr>
           <w:p>
             <w:r>
-              <w:rPr>
-                <w:sz w:val="24"/>
-              </w:rPr>
               <w:t>11</w:t>
             </w:r>
           </w:p>
@@ -3919,9 +3746,6 @@
           </w:tcPr>
           <w:p>
             <w:r>
-              <w:rPr>
-                <w:sz w:val="24"/>
-              </w:rPr>
               <w:t>115000073</w:t>
             </w:r>
           </w:p>
@@ -3941,9 +3765,6 @@
           </w:tcPr>
           <w:p>
             <w:r>
-              <w:rPr>
-                <w:sz w:val="24"/>
-              </w:rPr>
               <w:t>115.07.24</w:t>
             </w:r>
           </w:p>
@@ -3963,9 +3784,6 @@
           </w:tcPr>
           <w:p>
             <w:r>
-              <w:rPr>
-                <w:sz w:val="24"/>
-              </w:rPr>
               <w:t>03  15  27  34  35  44</w:t>
             </w:r>
           </w:p>
@@ -3985,9 +3803,6 @@
           </w:tcPr>
           <w:p>
             <w:r>
-              <w:rPr>
-                <w:sz w:val="24"/>
-              </w:rPr>
               <w:t>40</w:t>
             </w:r>
           </w:p>
@@ -4012,9 +3827,6 @@
           </w:tcPr>
           <w:p>
             <w:r>
-              <w:rPr>
-                <w:sz w:val="24"/>
-              </w:rPr>
               <w:t>115000074</w:t>
             </w:r>
           </w:p>
@@ -4034,9 +3846,6 @@
           </w:tcPr>
           <w:p>
             <w:r>
-              <w:rPr>
-                <w:sz w:val="24"/>
-              </w:rPr>
               <w:t>115.07.28</w:t>
             </w:r>
           </w:p>
@@ -4056,9 +3865,6 @@
           </w:tcPr>
           <w:p>
             <w:r>
-              <w:rPr>
-                <w:sz w:val="24"/>
-              </w:rPr>
               <w:t>08  19  24  26  32  43</w:t>
             </w:r>
           </w:p>
@@ -4078,9 +3884,6 @@
           </w:tcPr>
           <w:p>
             <w:r>
-              <w:rPr>
-                <w:sz w:val="24"/>
-              </w:rPr>
               <w:t>47</w:t>
             </w:r>
           </w:p>
@@ -4105,9 +3908,6 @@
           </w:tcPr>
           <w:p>
             <w:r>
-              <w:rPr>
-                <w:sz w:val="24"/>
-              </w:rPr>
               <w:t>115000075</w:t>
             </w:r>
           </w:p>
@@ -4127,9 +3927,6 @@
           </w:tcPr>
           <w:p>
             <w:r>
-              <w:rPr>
-                <w:sz w:val="24"/>
-              </w:rPr>
               <w:t>115.07.31</w:t>
             </w:r>
           </w:p>
@@ -4149,9 +3946,6 @@
           </w:tcPr>
           <w:p>
             <w:r>
-              <w:rPr>
-                <w:sz w:val="24"/>
-              </w:rPr>
               <w:t>11  20  23  33  34  44</w:t>
             </w:r>
           </w:p>
@@ -4171,9 +3965,6 @@
           </w:tcPr>
           <w:p>
             <w:r>
-              <w:rPr>
-                <w:sz w:val="24"/>
-              </w:rPr>
               <w:t>10</w:t>
             </w:r>
           </w:p>
@@ -4198,9 +3989,6 @@
           </w:tcPr>
           <w:p>
             <w:r>
-              <w:rPr>
-                <w:sz w:val="24"/>
-              </w:rPr>
               <w:t>115000076</w:t>
             </w:r>
           </w:p>
@@ -4220,9 +4008,6 @@
           </w:tcPr>
           <w:p>
             <w:r>
-              <w:rPr>
-                <w:sz w:val="24"/>
-              </w:rPr>
               <w:t>115.08.04</w:t>
             </w:r>
           </w:p>
@@ -4242,9 +4027,6 @@
           </w:tcPr>
           <w:p>
             <w:r>
-              <w:rPr>
-                <w:sz w:val="24"/>
-              </w:rPr>
               <w:t>04  09  15  30  36  49</w:t>
             </w:r>
           </w:p>
@@ -4264,9 +4046,6 @@
           </w:tcPr>
           <w:p>
             <w:r>
-              <w:rPr>
-                <w:sz w:val="24"/>
-              </w:rPr>
               <w:t>40</w:t>
             </w:r>
           </w:p>
@@ -4297,7 +4076,7 @@
 </file>
 
 <file path=word/endnotes.xml><?xml version="1.0" encoding="utf-8"?>
-<w:endnotes xmlns:wpc="http://schemas.microsoft.com/office/word/2010/wordprocessingCanvas" xmlns:cx="http://schemas.microsoft.com/office/drawing/2014/chartex" xmlns:cx1="http://schemas.microsoft.com/office/drawing/2015/9/8/chartex" xmlns:cx2="http://schemas.microsoft.com/office/drawing/2015/10/21/chartex" xmlns:cx3="http://schemas.microsoft.com/office/drawing/2016/5/9/chartex" xmlns:cx4="http://schemas.microsoft.com/office/drawing/2016/5/10/chartex" xmlns:cx5="http://schemas.microsoft.com/office/drawing/2016/5/11/chartex" xmlns:cx6="http://schemas.microsoft.com/office/drawing/2016/5/12/chartex" xmlns:cx7="http://schemas.microsoft.com/office/drawing/2016/5/13/chartex" xmlns:cx8="http://schemas.microsoft.com/office/drawing/2016/5/14/chartex" xmlns:mc="http://schemas.openxmlformats.org/markup-compatibility/2006" xmlns:aink="http://schemas.microsoft.com/office/drawing/2016/ink" xmlns:am3d="http://schemas.microsoft.com/office/drawing/2017/model3d" xmlns:o="urn:schemas-microsoft-com:office:office" xmlns:oel="http://schemas.microsoft.com/office/2019/extlst" xmlns:r="http://schemas.openxmlformats.org/officeDocument/2006/relationships" xmlns:m="http://schemas.openxmlformats.org/officeDocument/2006/math" xmlns:v="urn:schemas-microsoft-com:vml" xmlns:wp14="http://schemas.microsoft.com/office/word/2010/wordprocessingDrawing" xmlns:wp="http://schemas.openxmlformats.org/drawingml/2006/wordprocessingDrawing" xmlns:w10="urn:schemas-microsoft-com:office:word" xmlns:w="http://schemas.openxmlformats.org/wordprocessingml/2006/main" xmlns:w14="http://schemas.microsoft.com/office/word/2010/wordml" xmlns:w15="http://schemas.microsoft.com/office/word/2012/wordml" xmlns:w16cex="http://schemas.microsoft.com/office/word/2018/wordml/cex" xmlns:w16cid="http://schemas.microsoft.com/office/word/2016/wordml/cid" xmlns:w16="http://schemas.microsoft.com/office/word/2018/wordml" xmlns:w16du="http://schemas.microsoft.com/office/word/2023/wordml/word16du" xmlns:w16sdtdh="http://schemas.microsoft.com/office/word/2020/wordml/sdtdatahash" xmlns:w16sdtfl="http://schemas.microsoft.com/office/word/2024/wordml/sdtformatlock" xmlns:w16se="http://schemas.microsoft.com/office/word/2015/wordml/symex" xmlns:wpg="http://schemas.microsoft.com/office/word/2010/wordprocessingGroup" xmlns:wpi="http://schemas.microsoft.com/office/word/2010/wordprocessingInk" xmlns:wne="http://schemas.microsoft.com/office/word/2006/wordml" xmlns:wps="http://schemas.microsoft.com/office/word/2010/wordprocessingShape" mc:Ignorable="w14 w15 w16se w16cid w16 w16cex w16sdtdh w16sdtfl w16du wp14">
+<w:endnotes xmlns:wpc="http://schemas.microsoft.com/office/word/2010/wordprocessingCanvas" xmlns:cx="http://schemas.microsoft.com/office/drawing/2014/chartex" xmlns:cx1="http://schemas.microsoft.com/office/drawing/2015/9/8/chartex" xmlns:cx2="http://schemas.microsoft.com/office/drawing/2015/10/21/chartex" xmlns:cx3="http://schemas.microsoft.com/office/drawing/2016/5/9/chartex" xmlns:cx4="http://schemas.microsoft.com/office/drawing/2016/5/10/chartex" xmlns:cx5="http://schemas.microsoft.com/office/drawing/2016/5/11/chartex" xmlns:cx6="http://schemas.microsoft.com/office/drawing/2016/5/12/chartex" xmlns:cx7="http://schemas.microsoft.com/office/drawing/2016/5/13/chartex" xmlns:cx8="http://schemas.microsoft.com/office/drawing/2016/5/14/chartex" xmlns:mc="http://schemas.openxmlformats.org/markup-compatibility/2006" xmlns:aink="http://schemas.microsoft.com/office/drawing/2016/ink" xmlns:am3d="http://schemas.microsoft.com/office/drawing/2017/model3d" xmlns:o="urn:schemas-microsoft-com:office:office" xmlns:oel="http://schemas.microsoft.com/office/2019/extlst" xmlns:r="http://schemas.openxmlformats.org/officeDocument/2006/relationships" xmlns:m="http://schemas.openxmlformats.org/officeDocument/2006/math" xmlns:v="urn:schemas-microsoft-com:vml" xmlns:wp14="http://schemas.microsoft.com/office/word/2010/wordprocessingDrawing" xmlns:wp="http://schemas.openxmlformats.org/drawingml/2006/wordprocessingDrawing" xmlns:w10="urn:schemas-microsoft-com:office:word" xmlns:w="http://schemas.openxmlformats.org/wordprocessingml/2006/main" xmlns:w14="http://schemas.microsoft.com/office/word/2010/wordml" xmlns:w15="http://schemas.microsoft.com/office/word/2012/wordml" xmlns:w16cei="http://schemas.microsoft.com/office/word/2026/wordml/cei" xmlns:w16cex="http://schemas.microsoft.com/office/word/2018/wordml/cex" xmlns:w16cid="http://schemas.microsoft.com/office/word/2016/wordml/cid" xmlns:w16="http://schemas.microsoft.com/office/word/2018/wordml" xmlns:w16du="http://schemas.microsoft.com/office/word/2023/wordml/word16du" xmlns:w16sdtdh="http://schemas.microsoft.com/office/word/2020/wordml/sdtdatahash" xmlns:w16sdtfl="http://schemas.microsoft.com/office/word/2024/wordml/sdtformatlock" xmlns:w16se="http://schemas.microsoft.com/office/word/2015/wordml/symex" xmlns:wpg="http://schemas.microsoft.com/office/word/2010/wordprocessingGroup" xmlns:wpi="http://schemas.microsoft.com/office/word/2010/wordprocessingInk" xmlns:wne="http://schemas.microsoft.com/office/word/2006/wordml" xmlns:wps="http://schemas.microsoft.com/office/word/2010/wordprocessingShape" mc:Ignorable="w14 w15 w16se w16cid w16 w16cex w16sdtdh w16sdtfl w16du wp14">
   <w:endnote w:type="separator" w:id="-1">
     <w:p>
       <w:r>
@@ -4316,7 +4095,7 @@
 </file>
 
 <file path=word/footnotes.xml><?xml version="1.0" encoding="utf-8"?>
-<w:footnotes xmlns:wpc="http://schemas.microsoft.com/office/word/2010/wordprocessingCanvas" xmlns:cx="http://schemas.microsoft.com/office/drawing/2014/chartex" xmlns:cx1="http://schemas.microsoft.com/office/drawing/2015/9/8/chartex" xmlns:cx2="http://schemas.microsoft.com/office/drawing/2015/10/21/chartex" xmlns:cx3="http://schemas.microsoft.com/office/drawing/2016/5/9/chartex" xmlns:cx4="http://schemas.microsoft.com/office/drawing/2016/5/10/chartex" xmlns:cx5="http://schemas.microsoft.com/office/drawing/2016/5/11/chartex" xmlns:cx6="http://schemas.microsoft.com/office/drawing/2016/5/12/chartex" xmlns:cx7="http://schemas.microsoft.com/office/drawing/2016/5/13/chartex" xmlns:cx8="http://schemas.microsoft.com/office/drawing/2016/5/14/chartex" xmlns:mc="http://schemas.openxmlformats.org/markup-compatibility/2006" xmlns:aink="http://schemas.microsoft.com/office/drawing/2016/ink" xmlns:am3d="http://schemas.microsoft.com/office/drawing/2017/model3d" xmlns:o="urn:schemas-microsoft-com:office:office" xmlns:oel="http://schemas.microsoft.com/office/2019/extlst" xmlns:r="http://schemas.openxmlformats.org/officeDocument/2006/relationships" xmlns:m="http://schemas.openxmlformats.org/officeDocument/2006/math" xmlns:v="urn:schemas-microsoft-com:vml" xmlns:wp14="http://schemas.microsoft.com/office/word/2010/wordprocessingDrawing" xmlns:wp="http://schemas.openxmlformats.org/drawingml/2006/wordprocessingDrawing" xmlns:w10="urn:schemas-microsoft-com:office:word" xmlns:w="http://schemas.openxmlformats.org/wordprocessingml/2006/main" xmlns:w14="http://schemas.microsoft.com/office/word/2010/wordml" xmlns:w15="http://schemas.microsoft.com/office/word/2012/wordml" xmlns:w16cex="http://schemas.microsoft.com/office/word/2018/wordml/cex" xmlns:w16cid="http://schemas.microsoft.com/office/word/2016/wordml/cid" xmlns:w16="http://schemas.microsoft.com/office/word/2018/wordml" xmlns:w16du="http://schemas.microsoft.com/office/word/2023/wordml/word16du" xmlns:w16sdtdh="http://schemas.microsoft.com/office/word/2020/wordml/sdtdatahash" xmlns:w16sdtfl="http://schemas.microsoft.com/office/word/2024/wordml/sdtformatlock" xmlns:w16se="http://schemas.microsoft.com/office/word/2015/wordml/symex" xmlns:wpg="http://schemas.microsoft.com/office/word/2010/wordprocessingGroup" xmlns:wpi="http://schemas.microsoft.com/office/word/2010/wordprocessingInk" xmlns:wne="http://schemas.microsoft.com/office/word/2006/wordml" xmlns:wps="http://schemas.microsoft.com/office/word/2010/wordprocessingShape" mc:Ignorable="w14 w15 w16se w16cid w16 w16cex w16sdtdh w16sdtfl w16du wp14">
+<w:footnotes xmlns:wpc="http://schemas.microsoft.com/office/word/2010/wordprocessingCanvas" xmlns:cx="http://schemas.microsoft.com/office/drawing/2014/chartex" xmlns:cx1="http://schemas.microsoft.com/office/drawing/2015/9/8/chartex" xmlns:cx2="http://schemas.microsoft.com/office/drawing/2015/10/21/chartex" xmlns:cx3="http://schemas.microsoft.com/office/drawing/2016/5/9/chartex" xmlns:cx4="http://schemas.microsoft.com/office/drawing/2016/5/10/chartex" xmlns:cx5="http://schemas.microsoft.com/office/drawing/2016/5/11/chartex" xmlns:cx6="http://schemas.microsoft.com/office/drawing/2016/5/12/chartex" xmlns:cx7="http://schemas.microsoft.com/office/drawing/2016/5/13/chartex" xmlns:cx8="http://schemas.microsoft.com/office/drawing/2016/5/14/chartex" xmlns:mc="http://schemas.openxmlformats.org/markup-compatibility/2006" xmlns:aink="http://schemas.microsoft.com/office/drawing/2016/ink" xmlns:am3d="http://schemas.microsoft.com/office/drawing/2017/model3d" xmlns:o="urn:schemas-microsoft-com:office:office" xmlns:oel="http://schemas.microsoft.com/office/2019/extlst" xmlns:r="http://schemas.openxmlformats.org/officeDocument/2006/relationships" xmlns:m="http://schemas.openxmlformats.org/officeDocument/2006/math" xmlns:v="urn:schemas-microsoft-com:vml" xmlns:wp14="http://schemas.microsoft.com/office/word/2010/wordprocessingDrawing" xmlns:wp="http://schemas.openxmlformats.org/drawingml/2006/wordprocessingDrawing" xmlns:w10="urn:schemas-microsoft-com:office:word" xmlns:w="http://schemas.openxmlformats.org/wordprocessingml/2006/main" xmlns:w14="http://schemas.microsoft.com/office/word/2010/wordml" xmlns:w15="http://schemas.microsoft.com/office/word/2012/wordml" xmlns:w16cei="http://schemas.microsoft.com/office/word/2026/wordml/cei" xmlns:w16cex="http://schemas.microsoft.com/office/word/2018/wordml/cex" xmlns:w16cid="http://schemas.microsoft.com/office/word/2016/wordml/cid" xmlns:w16="http://schemas.microsoft.com/office/word/2018/wordml" xmlns:w16du="http://schemas.microsoft.com/office/word/2023/wordml/word16du" xmlns:w16sdtdh="http://schemas.microsoft.com/office/word/2020/wordml/sdtdatahash" xmlns:w16sdtfl="http://schemas.microsoft.com/office/word/2024/wordml/sdtformatlock" xmlns:w16se="http://schemas.microsoft.com/office/word/2015/wordml/symex" xmlns:wpg="http://schemas.microsoft.com/office/word/2010/wordprocessingGroup" xmlns:wpi="http://schemas.microsoft.com/office/word/2010/wordprocessingInk" xmlns:wne="http://schemas.microsoft.com/office/word/2006/wordml" xmlns:wps="http://schemas.microsoft.com/office/word/2010/wordprocessingShape" mc:Ignorable="w14 w15 w16se w16cid w16 w16cex w16sdtdh w16sdtfl w16du wp14">
   <w:footnote w:type="separator" w:id="-1">
     <w:p>
       <w:r>

--- a/最新開獎紀錄.docx
+++ b/最新開獎紀錄.docx
@@ -1,6 +1,6 @@
 
 <file path=word/document.xml><?xml version="1.0" encoding="utf-8"?>
-<w:document xmlns:wpc="http://schemas.microsoft.com/office/word/2010/wordprocessingCanvas" xmlns:cx="http://schemas.microsoft.com/office/drawing/2014/chartex" xmlns:cx1="http://schemas.microsoft.com/office/drawing/2015/9/8/chartex" xmlns:cx2="http://schemas.microsoft.com/office/drawing/2015/10/21/chartex" xmlns:cx3="http://schemas.microsoft.com/office/drawing/2016/5/9/chartex" xmlns:cx4="http://schemas.microsoft.com/office/drawing/2016/5/10/chartex" xmlns:cx5="http://schemas.microsoft.com/office/drawing/2016/5/11/chartex" xmlns:cx6="http://schemas.microsoft.com/office/drawing/2016/5/12/chartex" xmlns:cx7="http://schemas.microsoft.com/office/drawing/2016/5/13/chartex" xmlns:cx8="http://schemas.microsoft.com/office/drawing/2016/5/14/chartex" xmlns:mc="http://schemas.openxmlformats.org/markup-compatibility/2006" xmlns:aink="http://schemas.microsoft.com/office/drawing/2016/ink" xmlns:am3d="http://schemas.microsoft.com/office/drawing/2017/model3d" xmlns:o="urn:schemas-microsoft-com:office:office" xmlns:oel="http://schemas.microsoft.com/office/2019/extlst" xmlns:r="http://schemas.openxmlformats.org/officeDocument/2006/relationships" xmlns:m="http://schemas.openxmlformats.org/officeDocument/2006/math" xmlns:v="urn:schemas-microsoft-com:vml" xmlns:wp14="http://schemas.microsoft.com/office/word/2010/wordprocessingDrawing" xmlns:wp="http://schemas.openxmlformats.org/drawingml/2006/wordprocessingDrawing" xmlns:w10="urn:schemas-microsoft-com:office:word" xmlns:w="http://schemas.openxmlformats.org/wordprocessingml/2006/main" xmlns:w14="http://schemas.microsoft.com/office/word/2010/wordml" xmlns:w15="http://schemas.microsoft.com/office/word/2012/wordml" xmlns:w16cei="http://schemas.microsoft.com/office/word/2026/wordml/cei" xmlns:w16cex="http://schemas.microsoft.com/office/word/2018/wordml/cex" xmlns:w16cid="http://schemas.microsoft.com/office/word/2016/wordml/cid" xmlns:w16="http://schemas.microsoft.com/office/word/2018/wordml" xmlns:w16du="http://schemas.microsoft.com/office/word/2023/wordml/word16du" xmlns:w16sdtdh="http://schemas.microsoft.com/office/word/2020/wordml/sdtdatahash" xmlns:w16sdtfl="http://schemas.microsoft.com/office/word/2024/wordml/sdtformatlock" xmlns:w16se="http://schemas.microsoft.com/office/word/2015/wordml/symex" xmlns:wpg="http://schemas.microsoft.com/office/word/2010/wordprocessingGroup" xmlns:wpi="http://schemas.microsoft.com/office/word/2010/wordprocessingInk" xmlns:wne="http://schemas.microsoft.com/office/word/2006/wordml" xmlns:wps="http://schemas.microsoft.com/office/word/2010/wordprocessingShape" mc:Ignorable="w14 w15 w16se w16cid w16 w16cex w16sdtdh w16sdtfl w16du wp14">
+<w:document xmlns:wpc="http://schemas.microsoft.com/office/word/2010/wordprocessingCanvas" xmlns:cx="http://schemas.microsoft.com/office/drawing/2014/chartex" xmlns:cx1="http://schemas.microsoft.com/office/drawing/2015/9/8/chartex" xmlns:cx2="http://schemas.microsoft.com/office/drawing/2015/10/21/chartex" xmlns:cx3="http://schemas.microsoft.com/office/drawing/2016/5/9/chartex" xmlns:cx4="http://schemas.microsoft.com/office/drawing/2016/5/10/chartex" xmlns:cx5="http://schemas.microsoft.com/office/drawing/2016/5/11/chartex" xmlns:cx6="http://schemas.microsoft.com/office/drawing/2016/5/12/chartex" xmlns:cx7="http://schemas.microsoft.com/office/drawing/2016/5/13/chartex" xmlns:cx8="http://schemas.microsoft.com/office/drawing/2016/5/14/chartex" xmlns:mc="http://schemas.openxmlformats.org/markup-compatibility/2006" xmlns:aink="http://schemas.microsoft.com/office/drawing/2016/ink" xmlns:am3d="http://schemas.microsoft.com/office/drawing/2017/model3d" xmlns:o="urn:schemas-microsoft-com:office:office" xmlns:oel="http://schemas.microsoft.com/office/2019/extlst" xmlns:r="http://schemas.openxmlformats.org/officeDocument/2006/relationships" xmlns:m="http://schemas.openxmlformats.org/officeDocument/2006/math" xmlns:v="urn:schemas-microsoft-com:vml" xmlns:wp14="http://schemas.microsoft.com/office/word/2010/wordprocessingDrawing" xmlns:wp="http://schemas.openxmlformats.org/drawingml/2006/wordprocessingDrawing" xmlns:w10="urn:schemas-microsoft-com:office:word" xmlns:w="http://schemas.openxmlformats.org/wordprocessingml/2006/main" xmlns:w14="http://schemas.microsoft.com/office/word/2010/wordml" xmlns:w15="http://schemas.microsoft.com/office/word/2012/wordml" xmlns:w16cex="http://schemas.microsoft.com/office/word/2018/wordml/cex" xmlns:w16cid="http://schemas.microsoft.com/office/word/2016/wordml/cid" xmlns:w16="http://schemas.microsoft.com/office/word/2018/wordml" xmlns:w16du="http://schemas.microsoft.com/office/word/2023/wordml/word16du" xmlns:w16sdtdh="http://schemas.microsoft.com/office/word/2020/wordml/sdtdatahash" xmlns:w16sdtfl="http://schemas.microsoft.com/office/word/2024/wordml/sdtformatlock" xmlns:w16se="http://schemas.microsoft.com/office/word/2015/wordml/symex" xmlns:wpg="http://schemas.microsoft.com/office/word/2010/wordprocessingGroup" xmlns:wpi="http://schemas.microsoft.com/office/word/2010/wordprocessingInk" xmlns:wne="http://schemas.microsoft.com/office/word/2006/wordml" xmlns:wps="http://schemas.microsoft.com/office/word/2010/wordprocessingShape" mc:Ignorable="w14 w15 w16se w16cid w16 w16cex w16sdtdh w16sdtfl w16du wp14">
   <w:body>
     <w:tbl>
       <w:tblPr>
@@ -56,6 +56,7 @@
                 <w:bCs/>
                 <w:color w:val="000000"/>
                 <w:kern w:val="0"/>
+                <w:sz w:val="24"/>
                 <w:szCs w:val="28"/>
                 <w14:ligatures w14:val="none"/>
               </w:rPr>
@@ -97,6 +98,7 @@
                 <w:bCs/>
                 <w:color w:val="000000"/>
                 <w:kern w:val="0"/>
+                <w:sz w:val="24"/>
                 <w:szCs w:val="28"/>
                 <w14:ligatures w14:val="none"/>
               </w:rPr>
@@ -138,6 +140,7 @@
                 <w:bCs/>
                 <w:color w:val="000000"/>
                 <w:kern w:val="0"/>
+                <w:sz w:val="24"/>
                 <w:szCs w:val="28"/>
                 <w14:ligatures w14:val="none"/>
               </w:rPr>
@@ -165,7 +168,10 @@
           </w:tcPr>
           <w:p>
             <w:r>
-              <w:t>115000181</w:t>
+              <w:rPr>
+                <w:sz w:val="24"/>
+              </w:rPr>
+              <w:t>115000182</w:t>
             </w:r>
           </w:p>
         </w:tc>
@@ -184,7 +190,10 @@
           </w:tcPr>
           <w:p>
             <w:r>
-              <w:t>115.07.27</w:t>
+              <w:rPr>
+                <w:sz w:val="24"/>
+              </w:rPr>
+              <w:t>115.07.28</w:t>
             </w:r>
           </w:p>
         </w:tc>
@@ -203,7 +212,10 @@
           </w:tcPr>
           <w:p>
             <w:r>
-              <w:t>07  16  19  24  32</w:t>
+              <w:rPr>
+                <w:sz w:val="24"/>
+              </w:rPr>
+              <w:t>05  08  13  23  31</w:t>
             </w:r>
           </w:p>
         </w:tc>
@@ -227,7 +239,10 @@
           </w:tcPr>
           <w:p>
             <w:r>
-              <w:t>115000182</w:t>
+              <w:rPr>
+                <w:sz w:val="24"/>
+              </w:rPr>
+              <w:t>115000183</w:t>
             </w:r>
           </w:p>
         </w:tc>
@@ -246,7 +261,10 @@
           </w:tcPr>
           <w:p>
             <w:r>
-              <w:t>115.07.28</w:t>
+              <w:rPr>
+                <w:sz w:val="24"/>
+              </w:rPr>
+              <w:t>115.07.29</w:t>
             </w:r>
           </w:p>
         </w:tc>
@@ -265,7 +283,10 @@
           </w:tcPr>
           <w:p>
             <w:r>
-              <w:t>05  08  13  23  31</w:t>
+              <w:rPr>
+                <w:sz w:val="24"/>
+              </w:rPr>
+              <w:t>05  14  32  33  36</w:t>
             </w:r>
           </w:p>
         </w:tc>
@@ -289,7 +310,10 @@
           </w:tcPr>
           <w:p>
             <w:r>
-              <w:t>115000183</w:t>
+              <w:rPr>
+                <w:sz w:val="24"/>
+              </w:rPr>
+              <w:t>115000184</w:t>
             </w:r>
           </w:p>
         </w:tc>
@@ -308,7 +332,10 @@
           </w:tcPr>
           <w:p>
             <w:r>
-              <w:t>115.07.29</w:t>
+              <w:rPr>
+                <w:sz w:val="24"/>
+              </w:rPr>
+              <w:t>115.07.30</w:t>
             </w:r>
           </w:p>
         </w:tc>
@@ -327,7 +354,10 @@
           </w:tcPr>
           <w:p>
             <w:r>
-              <w:t>05  14  32  33  36</w:t>
+              <w:rPr>
+                <w:sz w:val="24"/>
+              </w:rPr>
+              <w:t>04  07  08  16  38</w:t>
             </w:r>
           </w:p>
         </w:tc>
@@ -351,7 +381,10 @@
           </w:tcPr>
           <w:p>
             <w:r>
-              <w:t>115000184</w:t>
+              <w:rPr>
+                <w:sz w:val="24"/>
+              </w:rPr>
+              <w:t>115000185</w:t>
             </w:r>
           </w:p>
         </w:tc>
@@ -370,7 +403,10 @@
           </w:tcPr>
           <w:p>
             <w:r>
-              <w:t>115.07.30</w:t>
+              <w:rPr>
+                <w:sz w:val="24"/>
+              </w:rPr>
+              <w:t>115.07.31</w:t>
             </w:r>
           </w:p>
         </w:tc>
@@ -389,7 +425,10 @@
           </w:tcPr>
           <w:p>
             <w:r>
-              <w:t>04  07  08  16  38</w:t>
+              <w:rPr>
+                <w:sz w:val="24"/>
+              </w:rPr>
+              <w:t>01  09  12  25  26</w:t>
             </w:r>
           </w:p>
         </w:tc>
@@ -413,7 +452,10 @@
           </w:tcPr>
           <w:p>
             <w:r>
-              <w:t>115000185</w:t>
+              <w:rPr>
+                <w:sz w:val="24"/>
+              </w:rPr>
+              <w:t>115000186</w:t>
             </w:r>
           </w:p>
         </w:tc>
@@ -432,7 +474,10 @@
           </w:tcPr>
           <w:p>
             <w:r>
-              <w:t>115.07.31</w:t>
+              <w:rPr>
+                <w:sz w:val="24"/>
+              </w:rPr>
+              <w:t>115.08.01</w:t>
             </w:r>
           </w:p>
         </w:tc>
@@ -451,7 +496,10 @@
           </w:tcPr>
           <w:p>
             <w:r>
-              <w:t>01  09  12  25  26</w:t>
+              <w:rPr>
+                <w:sz w:val="24"/>
+              </w:rPr>
+              <w:t>06  11  18  22  29</w:t>
             </w:r>
           </w:p>
         </w:tc>
@@ -475,7 +523,10 @@
           </w:tcPr>
           <w:p>
             <w:r>
-              <w:t>115000186</w:t>
+              <w:rPr>
+                <w:sz w:val="24"/>
+              </w:rPr>
+              <w:t>115000187</w:t>
             </w:r>
           </w:p>
         </w:tc>
@@ -494,7 +545,10 @@
           </w:tcPr>
           <w:p>
             <w:r>
-              <w:t>115.08.01</w:t>
+              <w:rPr>
+                <w:sz w:val="24"/>
+              </w:rPr>
+              <w:t>115.08.03</w:t>
             </w:r>
           </w:p>
         </w:tc>
@@ -513,7 +567,10 @@
           </w:tcPr>
           <w:p>
             <w:r>
-              <w:t>06  11  18  22  29</w:t>
+              <w:rPr>
+                <w:sz w:val="24"/>
+              </w:rPr>
+              <w:t>07  21  23  28  35</w:t>
             </w:r>
           </w:p>
         </w:tc>
@@ -537,7 +594,10 @@
           </w:tcPr>
           <w:p>
             <w:r>
-              <w:t>115000187</w:t>
+              <w:rPr>
+                <w:sz w:val="24"/>
+              </w:rPr>
+              <w:t>115000188</w:t>
             </w:r>
           </w:p>
         </w:tc>
@@ -556,7 +616,10 @@
           </w:tcPr>
           <w:p>
             <w:r>
-              <w:t>115.08.03</w:t>
+              <w:rPr>
+                <w:sz w:val="24"/>
+              </w:rPr>
+              <w:t>115.08.04</w:t>
             </w:r>
           </w:p>
         </w:tc>
@@ -575,7 +638,10 @@
           </w:tcPr>
           <w:p>
             <w:r>
-              <w:t>07  21  23  28  35</w:t>
+              <w:rPr>
+                <w:sz w:val="24"/>
+              </w:rPr>
+              <w:t>09  32  35  37  39</w:t>
             </w:r>
           </w:p>
         </w:tc>
@@ -599,7 +665,10 @@
           </w:tcPr>
           <w:p>
             <w:r>
-              <w:t>115000188</w:t>
+              <w:rPr>
+                <w:sz w:val="24"/>
+              </w:rPr>
+              <w:t>115000189</w:t>
             </w:r>
           </w:p>
         </w:tc>
@@ -618,7 +687,10 @@
           </w:tcPr>
           <w:p>
             <w:r>
-              <w:t>115.08.04</w:t>
+              <w:rPr>
+                <w:sz w:val="24"/>
+              </w:rPr>
+              <w:t>115.08.05</w:t>
             </w:r>
           </w:p>
         </w:tc>
@@ -637,7 +709,10 @@
           </w:tcPr>
           <w:p>
             <w:r>
-              <w:t>09  32  35  37  39</w:t>
+              <w:rPr>
+                <w:sz w:val="24"/>
+              </w:rPr>
+              <w:t>02  04  22  25  29</w:t>
             </w:r>
           </w:p>
         </w:tc>
@@ -661,7 +736,10 @@
           </w:tcPr>
           <w:p>
             <w:r>
-              <w:t>115000189</w:t>
+              <w:rPr>
+                <w:sz w:val="24"/>
+              </w:rPr>
+              <w:t>115000190</w:t>
             </w:r>
           </w:p>
         </w:tc>
@@ -680,7 +758,10 @@
           </w:tcPr>
           <w:p>
             <w:r>
-              <w:t>115.08.05</w:t>
+              <w:rPr>
+                <w:sz w:val="24"/>
+              </w:rPr>
+              <w:t>115.08.06</w:t>
             </w:r>
           </w:p>
         </w:tc>
@@ -699,7 +780,10 @@
           </w:tcPr>
           <w:p>
             <w:r>
-              <w:t>02  04  22  25  29</w:t>
+              <w:rPr>
+                <w:sz w:val="24"/>
+              </w:rPr>
+              <w:t>03  09  16  24  35</w:t>
             </w:r>
           </w:p>
         </w:tc>
@@ -723,7 +807,10 @@
           </w:tcPr>
           <w:p>
             <w:r>
-              <w:t>115000190</w:t>
+              <w:rPr>
+                <w:sz w:val="24"/>
+              </w:rPr>
+              <w:t>115000191</w:t>
             </w:r>
           </w:p>
         </w:tc>
@@ -742,7 +829,10 @@
           </w:tcPr>
           <w:p>
             <w:r>
-              <w:t>115.08.06</w:t>
+              <w:rPr>
+                <w:sz w:val="24"/>
+              </w:rPr>
+              <w:t>115.08.07</w:t>
             </w:r>
           </w:p>
         </w:tc>
@@ -761,7 +851,10 @@
           </w:tcPr>
           <w:p>
             <w:r>
-              <w:t>03  09  16  24  35</w:t>
+              <w:rPr>
+                <w:sz w:val="24"/>
+              </w:rPr>
+              <w:t>06  11  12  13  19</w:t>
             </w:r>
           </w:p>
         </w:tc>
@@ -818,6 +911,7 @@
                 <w:bCs/>
                 <w:color w:val="000000"/>
                 <w:kern w:val="0"/>
+                <w:sz w:val="24"/>
                 <w:szCs w:val="24"/>
                 <w14:ligatures w14:val="none"/>
               </w:rPr>
@@ -858,6 +952,7 @@
                 <w:bCs/>
                 <w:color w:val="000000"/>
                 <w:kern w:val="0"/>
+                <w:sz w:val="24"/>
                 <w:szCs w:val="24"/>
                 <w14:ligatures w14:val="none"/>
               </w:rPr>
@@ -885,13 +980,10 @@
           </w:tcPr>
           <w:p>
             <w:r>
-              <w:t>07/27(</w:t>
-            </w:r>
-            <w:r>
-              <w:t>一</w:t>
-            </w:r>
-            <w:r>
-              <w:t>)</w:t>
+              <w:rPr>
+                <w:sz w:val="24"/>
+              </w:rPr>
+              <w:t>07/27(一)</w:t>
             </w:r>
           </w:p>
         </w:tc>
@@ -909,13 +1001,11 @@
             <w:hideMark/>
           </w:tcPr>
           <w:p>
-            <w:proofErr w:type="gramStart"/>
-            <w:r>
-              <w:t>6  0</w:t>
-            </w:r>
-            <w:proofErr w:type="gramEnd"/>
-            <w:r>
-              <w:t xml:space="preserve">  2</w:t>
+            <w:r>
+              <w:rPr>
+                <w:sz w:val="24"/>
+              </w:rPr>
+              <w:t>6  0  2</w:t>
             </w:r>
           </w:p>
         </w:tc>
@@ -938,13 +1028,10 @@
           </w:tcPr>
           <w:p>
             <w:r>
-              <w:t>07/28(</w:t>
-            </w:r>
-            <w:r>
-              <w:t>二</w:t>
-            </w:r>
-            <w:r>
-              <w:t>)</w:t>
+              <w:rPr>
+                <w:sz w:val="24"/>
+              </w:rPr>
+              <w:t>07/28(二)</w:t>
             </w:r>
           </w:p>
         </w:tc>
@@ -961,13 +1048,11 @@
             <w:vAlign w:val="center"/>
           </w:tcPr>
           <w:p>
-            <w:proofErr w:type="gramStart"/>
-            <w:r>
-              <w:t>7  1</w:t>
-            </w:r>
-            <w:proofErr w:type="gramEnd"/>
-            <w:r>
-              <w:t xml:space="preserve">  6</w:t>
+            <w:r>
+              <w:rPr>
+                <w:sz w:val="24"/>
+              </w:rPr>
+              <w:t>7  1  6</w:t>
             </w:r>
           </w:p>
         </w:tc>
@@ -990,13 +1075,10 @@
           </w:tcPr>
           <w:p>
             <w:r>
-              <w:t>07/29(</w:t>
-            </w:r>
-            <w:r>
-              <w:t>三</w:t>
-            </w:r>
-            <w:r>
-              <w:t>)</w:t>
+              <w:rPr>
+                <w:sz w:val="24"/>
+              </w:rPr>
+              <w:t>07/29(三)</w:t>
             </w:r>
           </w:p>
         </w:tc>
@@ -1013,13 +1095,11 @@
             <w:vAlign w:val="center"/>
           </w:tcPr>
           <w:p>
-            <w:proofErr w:type="gramStart"/>
-            <w:r>
-              <w:t>8  4</w:t>
-            </w:r>
-            <w:proofErr w:type="gramEnd"/>
-            <w:r>
-              <w:t xml:space="preserve">  6</w:t>
+            <w:r>
+              <w:rPr>
+                <w:sz w:val="24"/>
+              </w:rPr>
+              <w:t>8  4  6</w:t>
             </w:r>
           </w:p>
         </w:tc>
@@ -1042,13 +1122,10 @@
           </w:tcPr>
           <w:p>
             <w:r>
-              <w:t>07/30(</w:t>
-            </w:r>
-            <w:r>
-              <w:t>四</w:t>
-            </w:r>
-            <w:r>
-              <w:t>)</w:t>
+              <w:rPr>
+                <w:sz w:val="24"/>
+              </w:rPr>
+              <w:t>07/30(四)</w:t>
             </w:r>
           </w:p>
         </w:tc>
@@ -1065,13 +1142,11 @@
             <w:vAlign w:val="center"/>
           </w:tcPr>
           <w:p>
-            <w:proofErr w:type="gramStart"/>
-            <w:r>
-              <w:t>2  8</w:t>
-            </w:r>
-            <w:proofErr w:type="gramEnd"/>
-            <w:r>
-              <w:t xml:space="preserve">  5</w:t>
+            <w:r>
+              <w:rPr>
+                <w:sz w:val="24"/>
+              </w:rPr>
+              <w:t>2  8  5</w:t>
             </w:r>
           </w:p>
         </w:tc>
@@ -1094,13 +1169,10 @@
           </w:tcPr>
           <w:p>
             <w:r>
-              <w:t>07/31(</w:t>
-            </w:r>
-            <w:r>
-              <w:t>五</w:t>
-            </w:r>
-            <w:r>
-              <w:t>)</w:t>
+              <w:rPr>
+                <w:sz w:val="24"/>
+              </w:rPr>
+              <w:t>07/31(五)</w:t>
             </w:r>
           </w:p>
         </w:tc>
@@ -1117,13 +1189,11 @@
             <w:vAlign w:val="center"/>
           </w:tcPr>
           <w:p>
-            <w:proofErr w:type="gramStart"/>
-            <w:r>
-              <w:t>1  3</w:t>
-            </w:r>
-            <w:proofErr w:type="gramEnd"/>
-            <w:r>
-              <w:t xml:space="preserve">  9</w:t>
+            <w:r>
+              <w:rPr>
+                <w:sz w:val="24"/>
+              </w:rPr>
+              <w:t>1  3  9</w:t>
             </w:r>
           </w:p>
         </w:tc>
@@ -1146,13 +1216,10 @@
           </w:tcPr>
           <w:p>
             <w:r>
-              <w:t>08/01(</w:t>
-            </w:r>
-            <w:r>
-              <w:t>六</w:t>
-            </w:r>
-            <w:r>
-              <w:t>)</w:t>
+              <w:rPr>
+                <w:sz w:val="24"/>
+              </w:rPr>
+              <w:t>08/01(六)</w:t>
             </w:r>
           </w:p>
         </w:tc>
@@ -1169,13 +1236,11 @@
             <w:vAlign w:val="center"/>
           </w:tcPr>
           <w:p>
-            <w:proofErr w:type="gramStart"/>
-            <w:r>
-              <w:t>5  6</w:t>
-            </w:r>
-            <w:proofErr w:type="gramEnd"/>
-            <w:r>
-              <w:t xml:space="preserve">  6</w:t>
+            <w:r>
+              <w:rPr>
+                <w:sz w:val="24"/>
+              </w:rPr>
+              <w:t>5  6  6</w:t>
             </w:r>
           </w:p>
         </w:tc>
@@ -1198,13 +1263,10 @@
           </w:tcPr>
           <w:p>
             <w:r>
-              <w:t>08/03(</w:t>
-            </w:r>
-            <w:r>
-              <w:t>一</w:t>
-            </w:r>
-            <w:r>
-              <w:t>)</w:t>
+              <w:rPr>
+                <w:sz w:val="24"/>
+              </w:rPr>
+              <w:t>08/03(一)</w:t>
             </w:r>
           </w:p>
         </w:tc>
@@ -1221,13 +1283,11 @@
             <w:vAlign w:val="center"/>
           </w:tcPr>
           <w:p>
-            <w:proofErr w:type="gramStart"/>
-            <w:r>
-              <w:t>4  9</w:t>
-            </w:r>
-            <w:proofErr w:type="gramEnd"/>
-            <w:r>
-              <w:t xml:space="preserve">  1</w:t>
+            <w:r>
+              <w:rPr>
+                <w:sz w:val="24"/>
+              </w:rPr>
+              <w:t>4  9  1</w:t>
             </w:r>
           </w:p>
         </w:tc>
@@ -1250,13 +1310,10 @@
           </w:tcPr>
           <w:p>
             <w:r>
-              <w:t>08/04(</w:t>
-            </w:r>
-            <w:r>
-              <w:t>二</w:t>
-            </w:r>
-            <w:r>
-              <w:t>)</w:t>
+              <w:rPr>
+                <w:sz w:val="24"/>
+              </w:rPr>
+              <w:t>08/04(二)</w:t>
             </w:r>
           </w:p>
         </w:tc>
@@ -1273,13 +1330,11 @@
             <w:vAlign w:val="center"/>
           </w:tcPr>
           <w:p>
-            <w:proofErr w:type="gramStart"/>
-            <w:r>
-              <w:t>9  9</w:t>
-            </w:r>
-            <w:proofErr w:type="gramEnd"/>
-            <w:r>
-              <w:t xml:space="preserve">  1</w:t>
+            <w:r>
+              <w:rPr>
+                <w:sz w:val="24"/>
+              </w:rPr>
+              <w:t>9  9  1</w:t>
             </w:r>
           </w:p>
         </w:tc>
@@ -1302,13 +1357,10 @@
           </w:tcPr>
           <w:p>
             <w:r>
-              <w:t>08/05(</w:t>
-            </w:r>
-            <w:r>
-              <w:t>三</w:t>
-            </w:r>
-            <w:r>
-              <w:t>)</w:t>
+              <w:rPr>
+                <w:sz w:val="24"/>
+              </w:rPr>
+              <w:t>08/05(三)</w:t>
             </w:r>
           </w:p>
         </w:tc>
@@ -1325,13 +1377,11 @@
             <w:vAlign w:val="center"/>
           </w:tcPr>
           <w:p>
-            <w:proofErr w:type="gramStart"/>
-            <w:r>
-              <w:t>3  1</w:t>
-            </w:r>
-            <w:proofErr w:type="gramEnd"/>
-            <w:r>
-              <w:t xml:space="preserve">  5</w:t>
+            <w:r>
+              <w:rPr>
+                <w:sz w:val="24"/>
+              </w:rPr>
+              <w:t>3  1  5</w:t>
             </w:r>
           </w:p>
         </w:tc>
@@ -1355,27 +1405,9 @@
           <w:p>
             <w:r>
               <w:rPr>
-                <w:rFonts w:hint="eastAsia"/>
-              </w:rPr>
-              <w:t>08/</w:t>
-            </w:r>
-            <w:r>
-              <w:rPr>
-                <w:rFonts w:hint="eastAsia"/>
-              </w:rPr>
-              <w:t>06(</w:t>
-            </w:r>
-            <w:r>
-              <w:rPr>
-                <w:rFonts w:hint="eastAsia"/>
-              </w:rPr>
-              <w:t>四</w:t>
-            </w:r>
-            <w:r>
-              <w:rPr>
-                <w:rFonts w:hint="eastAsia"/>
-              </w:rPr>
-              <w:t>)</w:t>
+                <w:sz w:val="24"/>
+              </w:rPr>
+              <w:t>08/06(四)</w:t>
             </w:r>
           </w:p>
         </w:tc>
@@ -1392,24 +1424,11 @@
             <w:vAlign w:val="center"/>
           </w:tcPr>
           <w:p>
-            <w:pPr>
-              <w:rPr>
-                <w:rFonts w:hint="eastAsia"/>
-              </w:rPr>
-            </w:pPr>
-            <w:proofErr w:type="gramStart"/>
-            <w:r>
-              <w:rPr>
-                <w:rFonts w:hint="eastAsia"/>
-              </w:rPr>
-              <w:t>1  0</w:t>
-            </w:r>
-            <w:proofErr w:type="gramEnd"/>
-            <w:r>
-              <w:rPr>
-                <w:rFonts w:hint="eastAsia"/>
-              </w:rPr>
-              <w:t xml:space="preserve">  7</w:t>
+            <w:r>
+              <w:rPr>
+                <w:sz w:val="24"/>
+              </w:rPr>
+              <w:t>1  0  7</w:t>
             </w:r>
           </w:p>
         </w:tc>
@@ -1488,6 +1507,7 @@
                 <w:bCs/>
                 <w:color w:val="000000"/>
                 <w:kern w:val="0"/>
+                <w:sz w:val="24"/>
                 <w:szCs w:val="28"/>
                 <w14:ligatures w14:val="none"/>
               </w:rPr>
@@ -1529,6 +1549,7 @@
                 <w:bCs/>
                 <w:color w:val="000000"/>
                 <w:kern w:val="0"/>
+                <w:sz w:val="24"/>
                 <w:szCs w:val="28"/>
                 <w14:ligatures w14:val="none"/>
               </w:rPr>
@@ -1570,6 +1591,7 @@
                 <w:bCs/>
                 <w:color w:val="000000"/>
                 <w:kern w:val="0"/>
+                <w:sz w:val="24"/>
                 <w:szCs w:val="28"/>
                 <w14:ligatures w14:val="none"/>
               </w:rPr>
@@ -1611,6 +1633,7 @@
                 <w:bCs/>
                 <w:color w:val="000000"/>
                 <w:kern w:val="0"/>
+                <w:sz w:val="24"/>
                 <w:szCs w:val="28"/>
                 <w14:ligatures w14:val="none"/>
               </w:rPr>
@@ -1638,6 +1661,9 @@
           </w:tcPr>
           <w:p>
             <w:r>
+              <w:rPr>
+                <w:sz w:val="24"/>
+              </w:rPr>
               <w:t>115000054</w:t>
             </w:r>
           </w:p>
@@ -1657,6 +1683,9 @@
           </w:tcPr>
           <w:p>
             <w:r>
+              <w:rPr>
+                <w:sz w:val="24"/>
+              </w:rPr>
               <w:t>115.07.06</w:t>
             </w:r>
           </w:p>
@@ -1676,6 +1705,9 @@
           </w:tcPr>
           <w:p>
             <w:r>
+              <w:rPr>
+                <w:sz w:val="24"/>
+              </w:rPr>
               <w:t>04  12  15  24  30  31</w:t>
             </w:r>
           </w:p>
@@ -1695,6 +1727,9 @@
           </w:tcPr>
           <w:p>
             <w:r>
+              <w:rPr>
+                <w:sz w:val="24"/>
+              </w:rPr>
               <w:t>01</w:t>
             </w:r>
           </w:p>
@@ -1719,6 +1754,9 @@
           </w:tcPr>
           <w:p>
             <w:r>
+              <w:rPr>
+                <w:sz w:val="24"/>
+              </w:rPr>
               <w:t>115000055</w:t>
             </w:r>
           </w:p>
@@ -1738,6 +1776,9 @@
           </w:tcPr>
           <w:p>
             <w:r>
+              <w:rPr>
+                <w:sz w:val="24"/>
+              </w:rPr>
               <w:t>115.07.09</w:t>
             </w:r>
           </w:p>
@@ -1757,6 +1798,9 @@
           </w:tcPr>
           <w:p>
             <w:r>
+              <w:rPr>
+                <w:sz w:val="24"/>
+              </w:rPr>
               <w:t>10  22  24  29  35  37</w:t>
             </w:r>
           </w:p>
@@ -1776,6 +1820,9 @@
           </w:tcPr>
           <w:p>
             <w:r>
+              <w:rPr>
+                <w:sz w:val="24"/>
+              </w:rPr>
               <w:t>06</w:t>
             </w:r>
           </w:p>
@@ -1800,6 +1847,9 @@
           </w:tcPr>
           <w:p>
             <w:r>
+              <w:rPr>
+                <w:sz w:val="24"/>
+              </w:rPr>
               <w:t>115000056</w:t>
             </w:r>
           </w:p>
@@ -1819,6 +1869,9 @@
           </w:tcPr>
           <w:p>
             <w:r>
+              <w:rPr>
+                <w:sz w:val="24"/>
+              </w:rPr>
               <w:t>115.07.13</w:t>
             </w:r>
           </w:p>
@@ -1838,6 +1891,9 @@
           </w:tcPr>
           <w:p>
             <w:r>
+              <w:rPr>
+                <w:sz w:val="24"/>
+              </w:rPr>
               <w:t>11  24  29  32  35  38</w:t>
             </w:r>
           </w:p>
@@ -1857,6 +1913,9 @@
           </w:tcPr>
           <w:p>
             <w:r>
+              <w:rPr>
+                <w:sz w:val="24"/>
+              </w:rPr>
               <w:t>06</w:t>
             </w:r>
           </w:p>
@@ -1881,6 +1940,9 @@
           </w:tcPr>
           <w:p>
             <w:r>
+              <w:rPr>
+                <w:sz w:val="24"/>
+              </w:rPr>
               <w:t>115000057</w:t>
             </w:r>
           </w:p>
@@ -1900,6 +1962,9 @@
           </w:tcPr>
           <w:p>
             <w:r>
+              <w:rPr>
+                <w:sz w:val="24"/>
+              </w:rPr>
               <w:t>115.07.16</w:t>
             </w:r>
           </w:p>
@@ -1919,6 +1984,9 @@
           </w:tcPr>
           <w:p>
             <w:r>
+              <w:rPr>
+                <w:sz w:val="24"/>
+              </w:rPr>
               <w:t>17  23  25  29  34  36</w:t>
             </w:r>
           </w:p>
@@ -1938,6 +2006,9 @@
           </w:tcPr>
           <w:p>
             <w:r>
+              <w:rPr>
+                <w:sz w:val="24"/>
+              </w:rPr>
               <w:t>07</w:t>
             </w:r>
           </w:p>
@@ -1962,6 +2033,9 @@
           </w:tcPr>
           <w:p>
             <w:r>
+              <w:rPr>
+                <w:sz w:val="24"/>
+              </w:rPr>
               <w:t>115000058</w:t>
             </w:r>
           </w:p>
@@ -1981,6 +2055,9 @@
           </w:tcPr>
           <w:p>
             <w:r>
+              <w:rPr>
+                <w:sz w:val="24"/>
+              </w:rPr>
               <w:t>115.07.20</w:t>
             </w:r>
           </w:p>
@@ -2000,6 +2077,9 @@
           </w:tcPr>
           <w:p>
             <w:r>
+              <w:rPr>
+                <w:sz w:val="24"/>
+              </w:rPr>
               <w:t>06  12  13  23  29  31</w:t>
             </w:r>
           </w:p>
@@ -2019,6 +2099,9 @@
           </w:tcPr>
           <w:p>
             <w:r>
+              <w:rPr>
+                <w:sz w:val="24"/>
+              </w:rPr>
               <w:t>02</w:t>
             </w:r>
           </w:p>
@@ -2043,6 +2126,9 @@
           </w:tcPr>
           <w:p>
             <w:r>
+              <w:rPr>
+                <w:sz w:val="24"/>
+              </w:rPr>
               <w:t>115000059</w:t>
             </w:r>
           </w:p>
@@ -2062,6 +2148,9 @@
           </w:tcPr>
           <w:p>
             <w:r>
+              <w:rPr>
+                <w:sz w:val="24"/>
+              </w:rPr>
               <w:t>115.07.23</w:t>
             </w:r>
           </w:p>
@@ -2081,6 +2170,9 @@
           </w:tcPr>
           <w:p>
             <w:r>
+              <w:rPr>
+                <w:sz w:val="24"/>
+              </w:rPr>
               <w:t>08  10  13  21  29  31</w:t>
             </w:r>
           </w:p>
@@ -2100,6 +2192,9 @@
           </w:tcPr>
           <w:p>
             <w:r>
+              <w:rPr>
+                <w:sz w:val="24"/>
+              </w:rPr>
               <w:t>07</w:t>
             </w:r>
           </w:p>
@@ -2124,6 +2219,9 @@
           </w:tcPr>
           <w:p>
             <w:r>
+              <w:rPr>
+                <w:sz w:val="24"/>
+              </w:rPr>
               <w:t>115000060</w:t>
             </w:r>
           </w:p>
@@ -2143,6 +2241,9 @@
           </w:tcPr>
           <w:p>
             <w:r>
+              <w:rPr>
+                <w:sz w:val="24"/>
+              </w:rPr>
               <w:t>115.07.27</w:t>
             </w:r>
           </w:p>
@@ -2162,6 +2263,9 @@
           </w:tcPr>
           <w:p>
             <w:r>
+              <w:rPr>
+                <w:sz w:val="24"/>
+              </w:rPr>
               <w:t>19  22  28  31  33  35</w:t>
             </w:r>
           </w:p>
@@ -2181,6 +2285,9 @@
           </w:tcPr>
           <w:p>
             <w:r>
+              <w:rPr>
+                <w:sz w:val="24"/>
+              </w:rPr>
               <w:t>07</w:t>
             </w:r>
           </w:p>
@@ -2205,6 +2312,9 @@
           </w:tcPr>
           <w:p>
             <w:r>
+              <w:rPr>
+                <w:sz w:val="24"/>
+              </w:rPr>
               <w:t>115000061</w:t>
             </w:r>
           </w:p>
@@ -2224,6 +2334,9 @@
           </w:tcPr>
           <w:p>
             <w:r>
+              <w:rPr>
+                <w:sz w:val="24"/>
+              </w:rPr>
               <w:t>115.07.30</w:t>
             </w:r>
           </w:p>
@@ -2243,6 +2356,9 @@
           </w:tcPr>
           <w:p>
             <w:r>
+              <w:rPr>
+                <w:sz w:val="24"/>
+              </w:rPr>
               <w:t>08  14  17  19  21  23</w:t>
             </w:r>
           </w:p>
@@ -2262,6 +2378,9 @@
           </w:tcPr>
           <w:p>
             <w:r>
+              <w:rPr>
+                <w:sz w:val="24"/>
+              </w:rPr>
               <w:t>07</w:t>
             </w:r>
           </w:p>
@@ -2286,6 +2405,9 @@
           </w:tcPr>
           <w:p>
             <w:r>
+              <w:rPr>
+                <w:sz w:val="24"/>
+              </w:rPr>
               <w:t>115000062</w:t>
             </w:r>
           </w:p>
@@ -2305,6 +2427,9 @@
           </w:tcPr>
           <w:p>
             <w:r>
+              <w:rPr>
+                <w:sz w:val="24"/>
+              </w:rPr>
               <w:t>115.08.03</w:t>
             </w:r>
           </w:p>
@@ -2324,6 +2449,9 @@
           </w:tcPr>
           <w:p>
             <w:r>
+              <w:rPr>
+                <w:sz w:val="24"/>
+              </w:rPr>
               <w:t>04  15  22  26  34  36</w:t>
             </w:r>
           </w:p>
@@ -2343,6 +2471,9 @@
           </w:tcPr>
           <w:p>
             <w:r>
+              <w:rPr>
+                <w:sz w:val="24"/>
+              </w:rPr>
               <w:t>07</w:t>
             </w:r>
           </w:p>
@@ -2367,6 +2498,9 @@
           </w:tcPr>
           <w:p>
             <w:r>
+              <w:rPr>
+                <w:sz w:val="24"/>
+              </w:rPr>
               <w:t>115000063</w:t>
             </w:r>
           </w:p>
@@ -2386,6 +2520,9 @@
           </w:tcPr>
           <w:p>
             <w:r>
+              <w:rPr>
+                <w:sz w:val="24"/>
+              </w:rPr>
               <w:t>115.08.06</w:t>
             </w:r>
           </w:p>
@@ -2405,6 +2542,9 @@
           </w:tcPr>
           <w:p>
             <w:r>
+              <w:rPr>
+                <w:sz w:val="24"/>
+              </w:rPr>
               <w:t>02  07  08  20  26  33</w:t>
             </w:r>
           </w:p>
@@ -2424,6 +2564,9 @@
           </w:tcPr>
           <w:p>
             <w:r>
+              <w:rPr>
+                <w:sz w:val="24"/>
+              </w:rPr>
               <w:t>04</w:t>
             </w:r>
           </w:p>
@@ -2482,6 +2625,7 @@
                 <w:bCs/>
                 <w:color w:val="000000"/>
                 <w:kern w:val="0"/>
+                <w:sz w:val="24"/>
                 <w:szCs w:val="24"/>
                 <w14:ligatures w14:val="none"/>
               </w:rPr>
@@ -2522,6 +2666,7 @@
                 <w:bCs/>
                 <w:color w:val="000000"/>
                 <w:kern w:val="0"/>
+                <w:sz w:val="24"/>
                 <w:szCs w:val="24"/>
                 <w14:ligatures w14:val="none"/>
               </w:rPr>
@@ -2549,13 +2694,10 @@
           </w:tcPr>
           <w:p>
             <w:r>
-              <w:t>07/27(</w:t>
-            </w:r>
-            <w:r>
-              <w:t>一</w:t>
-            </w:r>
-            <w:r>
-              <w:t>)</w:t>
+              <w:rPr>
+                <w:sz w:val="24"/>
+              </w:rPr>
+              <w:t>07/27(一)</w:t>
             </w:r>
           </w:p>
         </w:tc>
@@ -2574,7 +2716,10 @@
           </w:tcPr>
           <w:p>
             <w:r>
-              <w:t>9  0  4  8</w:t>
+              <w:rPr>
+                <w:sz w:val="24"/>
+              </w:rPr>
+              <w:t>5  9  1  0</w:t>
             </w:r>
           </w:p>
         </w:tc>
@@ -2597,13 +2742,10 @@
           </w:tcPr>
           <w:p>
             <w:r>
-              <w:t>07/28(</w:t>
-            </w:r>
-            <w:r>
-              <w:t>二</w:t>
-            </w:r>
-            <w:r>
-              <w:t>)</w:t>
+              <w:rPr>
+                <w:sz w:val="24"/>
+              </w:rPr>
+              <w:t>07/28(二)</w:t>
             </w:r>
           </w:p>
         </w:tc>
@@ -2621,7 +2763,10 @@
           </w:tcPr>
           <w:p>
             <w:r>
-              <w:t>5  9  1  0</w:t>
+              <w:rPr>
+                <w:sz w:val="24"/>
+              </w:rPr>
+              <w:t>0  4  3  3</w:t>
             </w:r>
           </w:p>
         </w:tc>
@@ -2644,13 +2789,10 @@
           </w:tcPr>
           <w:p>
             <w:r>
-              <w:t>07/29(</w:t>
-            </w:r>
-            <w:r>
-              <w:t>三</w:t>
-            </w:r>
-            <w:r>
-              <w:t>)</w:t>
+              <w:rPr>
+                <w:sz w:val="24"/>
+              </w:rPr>
+              <w:t>07/29(三)</w:t>
             </w:r>
           </w:p>
         </w:tc>
@@ -2668,7 +2810,10 @@
           </w:tcPr>
           <w:p>
             <w:r>
-              <w:t>0  4  3  3</w:t>
+              <w:rPr>
+                <w:sz w:val="24"/>
+              </w:rPr>
+              <w:t>7  6  8  5</w:t>
             </w:r>
           </w:p>
         </w:tc>
@@ -2691,13 +2836,10 @@
           </w:tcPr>
           <w:p>
             <w:r>
-              <w:t>07/30(</w:t>
-            </w:r>
-            <w:r>
-              <w:t>四</w:t>
-            </w:r>
-            <w:r>
-              <w:t>)</w:t>
+              <w:rPr>
+                <w:sz w:val="24"/>
+              </w:rPr>
+              <w:t>07/30(四)</w:t>
             </w:r>
           </w:p>
         </w:tc>
@@ -2715,7 +2857,10 @@
           </w:tcPr>
           <w:p>
             <w:r>
-              <w:t>7  6  8  5</w:t>
+              <w:rPr>
+                <w:sz w:val="24"/>
+              </w:rPr>
+              <w:t>2  9  3  1</w:t>
             </w:r>
           </w:p>
         </w:tc>
@@ -2738,13 +2883,10 @@
           </w:tcPr>
           <w:p>
             <w:r>
-              <w:t>07/31(</w:t>
-            </w:r>
-            <w:r>
-              <w:t>五</w:t>
-            </w:r>
-            <w:r>
-              <w:t>)</w:t>
+              <w:rPr>
+                <w:sz w:val="24"/>
+              </w:rPr>
+              <w:t>07/31(五)</w:t>
             </w:r>
           </w:p>
         </w:tc>
@@ -2762,7 +2904,10 @@
           </w:tcPr>
           <w:p>
             <w:r>
-              <w:t>2  9  3  1</w:t>
+              <w:rPr>
+                <w:sz w:val="24"/>
+              </w:rPr>
+              <w:t>7  1  9  8</w:t>
             </w:r>
           </w:p>
         </w:tc>
@@ -2785,13 +2930,10 @@
           </w:tcPr>
           <w:p>
             <w:r>
-              <w:t>08/01(</w:t>
-            </w:r>
-            <w:r>
-              <w:t>六</w:t>
-            </w:r>
-            <w:r>
-              <w:t>)</w:t>
+              <w:rPr>
+                <w:sz w:val="24"/>
+              </w:rPr>
+              <w:t>08/01(六)</w:t>
             </w:r>
           </w:p>
         </w:tc>
@@ -2809,7 +2951,10 @@
           </w:tcPr>
           <w:p>
             <w:r>
-              <w:t>7  1  9  8</w:t>
+              <w:rPr>
+                <w:sz w:val="24"/>
+              </w:rPr>
+              <w:t>7  1  9  5</w:t>
             </w:r>
           </w:p>
         </w:tc>
@@ -2832,13 +2977,10 @@
           </w:tcPr>
           <w:p>
             <w:r>
-              <w:t>08/03(</w:t>
-            </w:r>
-            <w:r>
-              <w:t>一</w:t>
-            </w:r>
-            <w:r>
-              <w:t>)</w:t>
+              <w:rPr>
+                <w:sz w:val="24"/>
+              </w:rPr>
+              <w:t>08/03(一)</w:t>
             </w:r>
           </w:p>
         </w:tc>
@@ -2856,7 +2998,10 @@
           </w:tcPr>
           <w:p>
             <w:r>
-              <w:t>7  1  9  5</w:t>
+              <w:rPr>
+                <w:sz w:val="24"/>
+              </w:rPr>
+              <w:t>6  0  1  6</w:t>
             </w:r>
           </w:p>
         </w:tc>
@@ -2879,13 +3024,10 @@
           </w:tcPr>
           <w:p>
             <w:r>
-              <w:t>08/04(</w:t>
-            </w:r>
-            <w:r>
-              <w:t>二</w:t>
-            </w:r>
-            <w:r>
-              <w:t>)</w:t>
+              <w:rPr>
+                <w:sz w:val="24"/>
+              </w:rPr>
+              <w:t>08/04(二)</w:t>
             </w:r>
           </w:p>
         </w:tc>
@@ -2903,7 +3045,10 @@
           </w:tcPr>
           <w:p>
             <w:r>
-              <w:t>6  0  1  6</w:t>
+              <w:rPr>
+                <w:sz w:val="24"/>
+              </w:rPr>
+              <w:t>1  8  4  3</w:t>
             </w:r>
           </w:p>
         </w:tc>
@@ -2926,13 +3071,10 @@
           </w:tcPr>
           <w:p>
             <w:r>
-              <w:t>08/05(</w:t>
-            </w:r>
-            <w:r>
-              <w:t>三</w:t>
-            </w:r>
-            <w:r>
-              <w:t>)</w:t>
+              <w:rPr>
+                <w:sz w:val="24"/>
+              </w:rPr>
+              <w:t>08/05(三)</w:t>
             </w:r>
           </w:p>
         </w:tc>
@@ -2950,7 +3092,10 @@
           </w:tcPr>
           <w:p>
             <w:r>
-              <w:t>1  8  4  3</w:t>
+              <w:rPr>
+                <w:sz w:val="24"/>
+              </w:rPr>
+              <w:t>0  8  2  3</w:t>
             </w:r>
           </w:p>
         </w:tc>
@@ -2974,21 +3119,9 @@
           <w:p>
             <w:r>
               <w:rPr>
-                <w:rFonts w:hint="eastAsia"/>
-              </w:rPr>
-              <w:t>08/06(</w:t>
-            </w:r>
-            <w:r>
-              <w:rPr>
-                <w:rFonts w:hint="eastAsia"/>
-              </w:rPr>
-              <w:t>四</w:t>
-            </w:r>
-            <w:r>
-              <w:rPr>
-                <w:rFonts w:hint="eastAsia"/>
-              </w:rPr>
-              <w:t>)</w:t>
+                <w:sz w:val="24"/>
+              </w:rPr>
+              <w:t>08/06(四)</w:t>
             </w:r>
           </w:p>
         </w:tc>
@@ -3005,48 +3138,12 @@
             <w:vAlign w:val="center"/>
           </w:tcPr>
           <w:p>
-            <w:pPr>
-              <w:rPr>
-                <w:rFonts w:hint="eastAsia"/>
-              </w:rPr>
-            </w:pPr>
-            <w:proofErr w:type="gramStart"/>
-            <w:r>
-              <w:rPr>
-                <w:rFonts w:hint="eastAsia"/>
-              </w:rPr>
-              <w:t>6</w:t>
-            </w:r>
-            <w:r>
-              <w:t xml:space="preserve">  </w:t>
-            </w:r>
-            <w:r>
-              <w:rPr>
-                <w:rFonts w:hint="eastAsia"/>
-              </w:rPr>
-              <w:t>3</w:t>
-            </w:r>
-            <w:proofErr w:type="gramEnd"/>
-            <w:r>
-              <w:t xml:space="preserve">  </w:t>
-            </w:r>
-            <w:proofErr w:type="gramStart"/>
-            <w:r>
-              <w:rPr>
-                <w:rFonts w:hint="eastAsia"/>
-              </w:rPr>
-              <w:t>4</w:t>
-            </w:r>
-            <w:r>
-              <w:t xml:space="preserve">  </w:t>
-            </w:r>
-            <w:r>
-              <w:rPr>
-                <w:rFonts w:hint="eastAsia"/>
-              </w:rPr>
-              <w:t>5</w:t>
-            </w:r>
-            <w:proofErr w:type="gramEnd"/>
+            <w:r>
+              <w:rPr>
+                <w:sz w:val="24"/>
+              </w:rPr>
+              <w:t>6  3  4  5</w:t>
+            </w:r>
           </w:p>
         </w:tc>
       </w:tr>
@@ -3110,6 +3207,7 @@
                 <w:bCs/>
                 <w:color w:val="000000"/>
                 <w:kern w:val="0"/>
+                <w:sz w:val="24"/>
                 <w:szCs w:val="28"/>
                 <w14:ligatures w14:val="none"/>
               </w:rPr>
@@ -3151,6 +3249,7 @@
                 <w:bCs/>
                 <w:color w:val="000000"/>
                 <w:kern w:val="0"/>
+                <w:sz w:val="24"/>
                 <w:szCs w:val="28"/>
                 <w14:ligatures w14:val="none"/>
               </w:rPr>
@@ -3192,6 +3291,7 @@
                 <w:bCs/>
                 <w:color w:val="000000"/>
                 <w:kern w:val="0"/>
+                <w:sz w:val="24"/>
                 <w:szCs w:val="28"/>
                 <w14:ligatures w14:val="none"/>
               </w:rPr>
@@ -3233,6 +3333,7 @@
                 <w:bCs/>
                 <w:color w:val="000000"/>
                 <w:kern w:val="0"/>
+                <w:sz w:val="24"/>
                 <w:szCs w:val="28"/>
                 <w14:ligatures w14:val="none"/>
               </w:rPr>
@@ -3260,7 +3361,10 @@
           </w:tcPr>
           <w:p>
             <w:r>
-              <w:t>115000067</w:t>
+              <w:rPr>
+                <w:sz w:val="24"/>
+              </w:rPr>
+              <w:t>115000068</w:t>
             </w:r>
           </w:p>
         </w:tc>
@@ -3279,7 +3383,10 @@
           </w:tcPr>
           <w:p>
             <w:r>
-              <w:t>115.07.03</w:t>
+              <w:rPr>
+                <w:sz w:val="24"/>
+              </w:rPr>
+              <w:t>115.07.07</w:t>
             </w:r>
           </w:p>
         </w:tc>
@@ -3298,7 +3405,10 @@
           </w:tcPr>
           <w:p>
             <w:r>
-              <w:t>11  16  19  23  39  47</w:t>
+              <w:rPr>
+                <w:sz w:val="24"/>
+              </w:rPr>
+              <w:t>08  13  15  18  19  42</w:t>
             </w:r>
           </w:p>
         </w:tc>
@@ -3317,7 +3427,10 @@
           </w:tcPr>
           <w:p>
             <w:r>
-              <w:t>15</w:t>
+              <w:rPr>
+                <w:sz w:val="24"/>
+              </w:rPr>
+              <w:t>37</w:t>
             </w:r>
           </w:p>
         </w:tc>
@@ -3341,7 +3454,10 @@
           </w:tcPr>
           <w:p>
             <w:r>
-              <w:t>115000068</w:t>
+              <w:rPr>
+                <w:sz w:val="24"/>
+              </w:rPr>
+              <w:t>115000069</w:t>
             </w:r>
           </w:p>
         </w:tc>
@@ -3360,7 +3476,10 @@
           </w:tcPr>
           <w:p>
             <w:r>
-              <w:t>115.07.07</w:t>
+              <w:rPr>
+                <w:sz w:val="24"/>
+              </w:rPr>
+              <w:t>115.07.10</w:t>
             </w:r>
           </w:p>
         </w:tc>
@@ -3379,7 +3498,10 @@
           </w:tcPr>
           <w:p>
             <w:r>
-              <w:t>08  13  15  18  19  42</w:t>
+              <w:rPr>
+                <w:sz w:val="24"/>
+              </w:rPr>
+              <w:t>03  04  15  18  29  49</w:t>
             </w:r>
           </w:p>
         </w:tc>
@@ -3398,7 +3520,10 @@
           </w:tcPr>
           <w:p>
             <w:r>
-              <w:t>37</w:t>
+              <w:rPr>
+                <w:sz w:val="24"/>
+              </w:rPr>
+              <w:t>13</w:t>
             </w:r>
           </w:p>
         </w:tc>
@@ -3422,7 +3547,10 @@
           </w:tcPr>
           <w:p>
             <w:r>
-              <w:t>115000069</w:t>
+              <w:rPr>
+                <w:sz w:val="24"/>
+              </w:rPr>
+              <w:t>115000070</w:t>
             </w:r>
           </w:p>
         </w:tc>
@@ -3441,7 +3569,10 @@
           </w:tcPr>
           <w:p>
             <w:r>
-              <w:t>115.07.10</w:t>
+              <w:rPr>
+                <w:sz w:val="24"/>
+              </w:rPr>
+              <w:t>115.07.14</w:t>
             </w:r>
           </w:p>
         </w:tc>
@@ -3460,7 +3591,10 @@
           </w:tcPr>
           <w:p>
             <w:r>
-              <w:t>03  04  15  18  29  49</w:t>
+              <w:rPr>
+                <w:sz w:val="24"/>
+              </w:rPr>
+              <w:t>10  25  34  36  45  46</w:t>
             </w:r>
           </w:p>
         </w:tc>
@@ -3479,7 +3613,10 @@
           </w:tcPr>
           <w:p>
             <w:r>
-              <w:t>13</w:t>
+              <w:rPr>
+                <w:sz w:val="24"/>
+              </w:rPr>
+              <w:t>07</w:t>
             </w:r>
           </w:p>
         </w:tc>
@@ -3503,7 +3640,10 @@
           </w:tcPr>
           <w:p>
             <w:r>
-              <w:t>115000070</w:t>
+              <w:rPr>
+                <w:sz w:val="24"/>
+              </w:rPr>
+              <w:t>115000071</w:t>
             </w:r>
           </w:p>
         </w:tc>
@@ -3522,7 +3662,10 @@
           </w:tcPr>
           <w:p>
             <w:r>
-              <w:t>115.07.14</w:t>
+              <w:rPr>
+                <w:sz w:val="24"/>
+              </w:rPr>
+              <w:t>115.07.17</w:t>
             </w:r>
           </w:p>
         </w:tc>
@@ -3541,7 +3684,10 @@
           </w:tcPr>
           <w:p>
             <w:r>
-              <w:t>10  25  34  36  45  46</w:t>
+              <w:rPr>
+                <w:sz w:val="24"/>
+              </w:rPr>
+              <w:t>01  06  12  14  17  26</w:t>
             </w:r>
           </w:p>
         </w:tc>
@@ -3560,7 +3706,10 @@
           </w:tcPr>
           <w:p>
             <w:r>
-              <w:t>07</w:t>
+              <w:rPr>
+                <w:sz w:val="24"/>
+              </w:rPr>
+              <w:t>24</w:t>
             </w:r>
           </w:p>
         </w:tc>
@@ -3584,7 +3733,10 @@
           </w:tcPr>
           <w:p>
             <w:r>
-              <w:t>115000071</w:t>
+              <w:rPr>
+                <w:sz w:val="24"/>
+              </w:rPr>
+              <w:t>115000072</w:t>
             </w:r>
           </w:p>
         </w:tc>
@@ -3603,7 +3755,10 @@
           </w:tcPr>
           <w:p>
             <w:r>
-              <w:t>115.07.17</w:t>
+              <w:rPr>
+                <w:sz w:val="24"/>
+              </w:rPr>
+              <w:t>115.07.21</w:t>
             </w:r>
           </w:p>
         </w:tc>
@@ -3622,7 +3777,10 @@
           </w:tcPr>
           <w:p>
             <w:r>
-              <w:t>01  06  12  14  17  26</w:t>
+              <w:rPr>
+                <w:sz w:val="24"/>
+              </w:rPr>
+              <w:t>02  08  15  26  35  46</w:t>
             </w:r>
           </w:p>
         </w:tc>
@@ -3641,7 +3799,10 @@
           </w:tcPr>
           <w:p>
             <w:r>
-              <w:t>24</w:t>
+              <w:rPr>
+                <w:sz w:val="24"/>
+              </w:rPr>
+              <w:t>11</w:t>
             </w:r>
           </w:p>
         </w:tc>
@@ -3665,7 +3826,10 @@
           </w:tcPr>
           <w:p>
             <w:r>
-              <w:t>115000072</w:t>
+              <w:rPr>
+                <w:sz w:val="24"/>
+              </w:rPr>
+              <w:t>115000073</w:t>
             </w:r>
           </w:p>
         </w:tc>
@@ -3684,7 +3848,10 @@
           </w:tcPr>
           <w:p>
             <w:r>
-              <w:t>115.07.21</w:t>
+              <w:rPr>
+                <w:sz w:val="24"/>
+              </w:rPr>
+              <w:t>115.07.24</w:t>
             </w:r>
           </w:p>
         </w:tc>
@@ -3703,7 +3870,10 @@
           </w:tcPr>
           <w:p>
             <w:r>
-              <w:t>02  08  15  26  35  46</w:t>
+              <w:rPr>
+                <w:sz w:val="24"/>
+              </w:rPr>
+              <w:t>03  15  27  34  35  44</w:t>
             </w:r>
           </w:p>
         </w:tc>
@@ -3722,7 +3892,10 @@
           </w:tcPr>
           <w:p>
             <w:r>
-              <w:t>11</w:t>
+              <w:rPr>
+                <w:sz w:val="24"/>
+              </w:rPr>
+              <w:t>40</w:t>
             </w:r>
           </w:p>
         </w:tc>
@@ -3746,7 +3919,10 @@
           </w:tcPr>
           <w:p>
             <w:r>
-              <w:t>115000073</w:t>
+              <w:rPr>
+                <w:sz w:val="24"/>
+              </w:rPr>
+              <w:t>115000074</w:t>
             </w:r>
           </w:p>
         </w:tc>
@@ -3765,7 +3941,10 @@
           </w:tcPr>
           <w:p>
             <w:r>
-              <w:t>115.07.24</w:t>
+              <w:rPr>
+                <w:sz w:val="24"/>
+              </w:rPr>
+              <w:t>115.07.28</w:t>
             </w:r>
           </w:p>
         </w:tc>
@@ -3784,7 +3963,10 @@
           </w:tcPr>
           <w:p>
             <w:r>
-              <w:t>03  15  27  34  35  44</w:t>
+              <w:rPr>
+                <w:sz w:val="24"/>
+              </w:rPr>
+              <w:t>08  19  24  26  32  43</w:t>
             </w:r>
           </w:p>
         </w:tc>
@@ -3803,7 +3985,10 @@
           </w:tcPr>
           <w:p>
             <w:r>
-              <w:t>40</w:t>
+              <w:rPr>
+                <w:sz w:val="24"/>
+              </w:rPr>
+              <w:t>47</w:t>
             </w:r>
           </w:p>
         </w:tc>
@@ -3827,7 +4012,10 @@
           </w:tcPr>
           <w:p>
             <w:r>
-              <w:t>115000074</w:t>
+              <w:rPr>
+                <w:sz w:val="24"/>
+              </w:rPr>
+              <w:t>115000075</w:t>
             </w:r>
           </w:p>
         </w:tc>
@@ -3846,7 +4034,10 @@
           </w:tcPr>
           <w:p>
             <w:r>
-              <w:t>115.07.28</w:t>
+              <w:rPr>
+                <w:sz w:val="24"/>
+              </w:rPr>
+              <w:t>115.07.31</w:t>
             </w:r>
           </w:p>
         </w:tc>
@@ -3865,7 +4056,10 @@
           </w:tcPr>
           <w:p>
             <w:r>
-              <w:t>08  19  24  26  32  43</w:t>
+              <w:rPr>
+                <w:sz w:val="24"/>
+              </w:rPr>
+              <w:t>11  20  23  33  34  44</w:t>
             </w:r>
           </w:p>
         </w:tc>
@@ -3884,7 +4078,10 @@
           </w:tcPr>
           <w:p>
             <w:r>
-              <w:t>47</w:t>
+              <w:rPr>
+                <w:sz w:val="24"/>
+              </w:rPr>
+              <w:t>10</w:t>
             </w:r>
           </w:p>
         </w:tc>
@@ -3908,7 +4105,10 @@
           </w:tcPr>
           <w:p>
             <w:r>
-              <w:t>115000075</w:t>
+              <w:rPr>
+                <w:sz w:val="24"/>
+              </w:rPr>
+              <w:t>115000076</w:t>
             </w:r>
           </w:p>
         </w:tc>
@@ -3927,7 +4127,10 @@
           </w:tcPr>
           <w:p>
             <w:r>
-              <w:t>115.07.31</w:t>
+              <w:rPr>
+                <w:sz w:val="24"/>
+              </w:rPr>
+              <w:t>115.08.04</w:t>
             </w:r>
           </w:p>
         </w:tc>
@@ -3946,7 +4149,10 @@
           </w:tcPr>
           <w:p>
             <w:r>
-              <w:t>11  20  23  33  34  44</w:t>
+              <w:rPr>
+                <w:sz w:val="24"/>
+              </w:rPr>
+              <w:t>04  09  15  30  36  49</w:t>
             </w:r>
           </w:p>
         </w:tc>
@@ -3965,7 +4171,10 @@
           </w:tcPr>
           <w:p>
             <w:r>
-              <w:t>10</w:t>
+              <w:rPr>
+                <w:sz w:val="24"/>
+              </w:rPr>
+              <w:t>40</w:t>
             </w:r>
           </w:p>
         </w:tc>
@@ -3989,7 +4198,10 @@
           </w:tcPr>
           <w:p>
             <w:r>
-              <w:t>115000076</w:t>
+              <w:rPr>
+                <w:sz w:val="24"/>
+              </w:rPr>
+              <w:t>115000077</w:t>
             </w:r>
           </w:p>
         </w:tc>
@@ -4008,7 +4220,10 @@
           </w:tcPr>
           <w:p>
             <w:r>
-              <w:t>115.08.04</w:t>
+              <w:rPr>
+                <w:sz w:val="24"/>
+              </w:rPr>
+              <w:t>115.08.07</w:t>
             </w:r>
           </w:p>
         </w:tc>
@@ -4027,7 +4242,10 @@
           </w:tcPr>
           <w:p>
             <w:r>
-              <w:t>04  09  15  30  36  49</w:t>
+              <w:rPr>
+                <w:sz w:val="24"/>
+              </w:rPr>
+              <w:t>02  12  19  21  25  41</w:t>
             </w:r>
           </w:p>
         </w:tc>
@@ -4046,7 +4264,10 @@
           </w:tcPr>
           <w:p>
             <w:r>
-              <w:t>40</w:t>
+              <w:rPr>
+                <w:sz w:val="24"/>
+              </w:rPr>
+              <w:t>31</w:t>
             </w:r>
           </w:p>
         </w:tc>
@@ -4076,7 +4297,7 @@
 </file>
 
 <file path=word/endnotes.xml><?xml version="1.0" encoding="utf-8"?>
-<w:endnotes xmlns:wpc="http://schemas.microsoft.com/office/word/2010/wordprocessingCanvas" xmlns:cx="http://schemas.microsoft.com/office/drawing/2014/chartex" xmlns:cx1="http://schemas.microsoft.com/office/drawing/2015/9/8/chartex" xmlns:cx2="http://schemas.microsoft.com/office/drawing/2015/10/21/chartex" xmlns:cx3="http://schemas.microsoft.com/office/drawing/2016/5/9/chartex" xmlns:cx4="http://schemas.microsoft.com/office/drawing/2016/5/10/chartex" xmlns:cx5="http://schemas.microsoft.com/office/drawing/2016/5/11/chartex" xmlns:cx6="http://schemas.microsoft.com/office/drawing/2016/5/12/chartex" xmlns:cx7="http://schemas.microsoft.com/office/drawing/2016/5/13/chartex" xmlns:cx8="http://schemas.microsoft.com/office/drawing/2016/5/14/chartex" xmlns:mc="http://schemas.openxmlformats.org/markup-compatibility/2006" xmlns:aink="http://schemas.microsoft.com/office/drawing/2016/ink" xmlns:am3d="http://schemas.microsoft.com/office/drawing/2017/model3d" xmlns:o="urn:schemas-microsoft-com:office:office" xmlns:oel="http://schemas.microsoft.com/office/2019/extlst" xmlns:r="http://schemas.openxmlformats.org/officeDocument/2006/relationships" xmlns:m="http://schemas.openxmlformats.org/officeDocument/2006/math" xmlns:v="urn:schemas-microsoft-com:vml" xmlns:wp14="http://schemas.microsoft.com/office/word/2010/wordprocessingDrawing" xmlns:wp="http://schemas.openxmlformats.org/drawingml/2006/wordprocessingDrawing" xmlns:w10="urn:schemas-microsoft-com:office:word" xmlns:w="http://schemas.openxmlformats.org/wordprocessingml/2006/main" xmlns:w14="http://schemas.microsoft.com/office/word/2010/wordml" xmlns:w15="http://schemas.microsoft.com/office/word/2012/wordml" xmlns:w16cei="http://schemas.microsoft.com/office/word/2026/wordml/cei" xmlns:w16cex="http://schemas.microsoft.com/office/word/2018/wordml/cex" xmlns:w16cid="http://schemas.microsoft.com/office/word/2016/wordml/cid" xmlns:w16="http://schemas.microsoft.com/office/word/2018/wordml" xmlns:w16du="http://schemas.microsoft.com/office/word/2023/wordml/word16du" xmlns:w16sdtdh="http://schemas.microsoft.com/office/word/2020/wordml/sdtdatahash" xmlns:w16sdtfl="http://schemas.microsoft.com/office/word/2024/wordml/sdtformatlock" xmlns:w16se="http://schemas.microsoft.com/office/word/2015/wordml/symex" xmlns:wpg="http://schemas.microsoft.com/office/word/2010/wordprocessingGroup" xmlns:wpi="http://schemas.microsoft.com/office/word/2010/wordprocessingInk" xmlns:wne="http://schemas.microsoft.com/office/word/2006/wordml" xmlns:wps="http://schemas.microsoft.com/office/word/2010/wordprocessingShape" mc:Ignorable="w14 w15 w16se w16cid w16 w16cex w16sdtdh w16sdtfl w16du wp14">
+<w:endnotes xmlns:wpc="http://schemas.microsoft.com/office/word/2010/wordprocessingCanvas" xmlns:cx="http://schemas.microsoft.com/office/drawing/2014/chartex" xmlns:cx1="http://schemas.microsoft.com/office/drawing/2015/9/8/chartex" xmlns:cx2="http://schemas.microsoft.com/office/drawing/2015/10/21/chartex" xmlns:cx3="http://schemas.microsoft.com/office/drawing/2016/5/9/chartex" xmlns:cx4="http://schemas.microsoft.com/office/drawing/2016/5/10/chartex" xmlns:cx5="http://schemas.microsoft.com/office/drawing/2016/5/11/chartex" xmlns:cx6="http://schemas.microsoft.com/office/drawing/2016/5/12/chartex" xmlns:cx7="http://schemas.microsoft.com/office/drawing/2016/5/13/chartex" xmlns:cx8="http://schemas.microsoft.com/office/drawing/2016/5/14/chartex" xmlns:mc="http://schemas.openxmlformats.org/markup-compatibility/2006" xmlns:aink="http://schemas.microsoft.com/office/drawing/2016/ink" xmlns:am3d="http://schemas.microsoft.com/office/drawing/2017/model3d" xmlns:o="urn:schemas-microsoft-com:office:office" xmlns:oel="http://schemas.microsoft.com/office/2019/extlst" xmlns:r="http://schemas.openxmlformats.org/officeDocument/2006/relationships" xmlns:m="http://schemas.openxmlformats.org/officeDocument/2006/math" xmlns:v="urn:schemas-microsoft-com:vml" xmlns:wp14="http://schemas.microsoft.com/office/word/2010/wordprocessingDrawing" xmlns:wp="http://schemas.openxmlformats.org/drawingml/2006/wordprocessingDrawing" xmlns:w10="urn:schemas-microsoft-com:office:word" xmlns:w="http://schemas.openxmlformats.org/wordprocessingml/2006/main" xmlns:w14="http://schemas.microsoft.com/office/word/2010/wordml" xmlns:w15="http://schemas.microsoft.com/office/word/2012/wordml" xmlns:w16cex="http://schemas.microsoft.com/office/word/2018/wordml/cex" xmlns:w16cid="http://schemas.microsoft.com/office/word/2016/wordml/cid" xmlns:w16="http://schemas.microsoft.com/office/word/2018/wordml" xmlns:w16du="http://schemas.microsoft.com/office/word/2023/wordml/word16du" xmlns:w16sdtdh="http://schemas.microsoft.com/office/word/2020/wordml/sdtdatahash" xmlns:w16sdtfl="http://schemas.microsoft.com/office/word/2024/wordml/sdtformatlock" xmlns:w16se="http://schemas.microsoft.com/office/word/2015/wordml/symex" xmlns:wpg="http://schemas.microsoft.com/office/word/2010/wordprocessingGroup" xmlns:wpi="http://schemas.microsoft.com/office/word/2010/wordprocessingInk" xmlns:wne="http://schemas.microsoft.com/office/word/2006/wordml" xmlns:wps="http://schemas.microsoft.com/office/word/2010/wordprocessingShape" mc:Ignorable="w14 w15 w16se w16cid w16 w16cex w16sdtdh w16sdtfl w16du wp14">
   <w:endnote w:type="separator" w:id="-1">
     <w:p>
       <w:r>
@@ -4095,7 +4316,7 @@
 </file>
 
 <file path=word/footnotes.xml><?xml version="1.0" encoding="utf-8"?>
-<w:footnotes xmlns:wpc="http://schemas.microsoft.com/office/word/2010/wordprocessingCanvas" xmlns:cx="http://schemas.microsoft.com/office/drawing/2014/chartex" xmlns:cx1="http://schemas.microsoft.com/office/drawing/2015/9/8/chartex" xmlns:cx2="http://schemas.microsoft.com/office/drawing/2015/10/21/chartex" xmlns:cx3="http://schemas.microsoft.com/office/drawing/2016/5/9/chartex" xmlns:cx4="http://schemas.microsoft.com/office/drawing/2016/5/10/chartex" xmlns:cx5="http://schemas.microsoft.com/office/drawing/2016/5/11/chartex" xmlns:cx6="http://schemas.microsoft.com/office/drawing/2016/5/12/chartex" xmlns:cx7="http://schemas.microsoft.com/office/drawing/2016/5/13/chartex" xmlns:cx8="http://schemas.microsoft.com/office/drawing/2016/5/14/chartex" xmlns:mc="http://schemas.openxmlformats.org/markup-compatibility/2006" xmlns:aink="http://schemas.microsoft.com/office/drawing/2016/ink" xmlns:am3d="http://schemas.microsoft.com/office/drawing/2017/model3d" xmlns:o="urn:schemas-microsoft-com:office:office" xmlns:oel="http://schemas.microsoft.com/office/2019/extlst" xmlns:r="http://schemas.openxmlformats.org/officeDocument/2006/relationships" xmlns:m="http://schemas.openxmlformats.org/officeDocument/2006/math" xmlns:v="urn:schemas-microsoft-com:vml" xmlns:wp14="http://schemas.microsoft.com/office/word/2010/wordprocessingDrawing" xmlns:wp="http://schemas.openxmlformats.org/drawingml/2006/wordprocessingDrawing" xmlns:w10="urn:schemas-microsoft-com:office:word" xmlns:w="http://schemas.openxmlformats.org/wordprocessingml/2006/main" xmlns:w14="http://schemas.microsoft.com/office/word/2010/wordml" xmlns:w15="http://schemas.microsoft.com/office/word/2012/wordml" xmlns:w16cei="http://schemas.microsoft.com/office/word/2026/wordml/cei" xmlns:w16cex="http://schemas.microsoft.com/office/word/2018/wordml/cex" xmlns:w16cid="http://schemas.microsoft.com/office/word/2016/wordml/cid" xmlns:w16="http://schemas.microsoft.com/office/word/2018/wordml" xmlns:w16du="http://schemas.microsoft.com/office/word/2023/wordml/word16du" xmlns:w16sdtdh="http://schemas.microsoft.com/office/word/2020/wordml/sdtdatahash" xmlns:w16sdtfl="http://schemas.microsoft.com/office/word/2024/wordml/sdtformatlock" xmlns:w16se="http://schemas.microsoft.com/office/word/2015/wordml/symex" xmlns:wpg="http://schemas.microsoft.com/office/word/2010/wordprocessingGroup" xmlns:wpi="http://schemas.microsoft.com/office/word/2010/wordprocessingInk" xmlns:wne="http://schemas.microsoft.com/office/word/2006/wordml" xmlns:wps="http://schemas.microsoft.com/office/word/2010/wordprocessingShape" mc:Ignorable="w14 w15 w16se w16cid w16 w16cex w16sdtdh w16sdtfl w16du wp14">
+<w:footnotes xmlns:wpc="http://schemas.microsoft.com/office/word/2010/wordprocessingCanvas" xmlns:cx="http://schemas.microsoft.com/office/drawing/2014/chartex" xmlns:cx1="http://schemas.microsoft.com/office/drawing/2015/9/8/chartex" xmlns:cx2="http://schemas.microsoft.com/office/drawing/2015/10/21/chartex" xmlns:cx3="http://schemas.microsoft.com/office/drawing/2016/5/9/chartex" xmlns:cx4="http://schemas.microsoft.com/office/drawing/2016/5/10/chartex" xmlns:cx5="http://schemas.microsoft.com/office/drawing/2016/5/11/chartex" xmlns:cx6="http://schemas.microsoft.com/office/drawing/2016/5/12/chartex" xmlns:cx7="http://schemas.microsoft.com/office/drawing/2016/5/13/chartex" xmlns:cx8="http://schemas.microsoft.com/office/drawing/2016/5/14/chartex" xmlns:mc="http://schemas.openxmlformats.org/markup-compatibility/2006" xmlns:aink="http://schemas.microsoft.com/office/drawing/2016/ink" xmlns:am3d="http://schemas.microsoft.com/office/drawing/2017/model3d" xmlns:o="urn:schemas-microsoft-com:office:office" xmlns:oel="http://schemas.microsoft.com/office/2019/extlst" xmlns:r="http://schemas.openxmlformats.org/officeDocument/2006/relationships" xmlns:m="http://schemas.openxmlformats.org/officeDocument/2006/math" xmlns:v="urn:schemas-microsoft-com:vml" xmlns:wp14="http://schemas.microsoft.com/office/word/2010/wordprocessingDrawing" xmlns:wp="http://schemas.openxmlformats.org/drawingml/2006/wordprocessingDrawing" xmlns:w10="urn:schemas-microsoft-com:office:word" xmlns:w="http://schemas.openxmlformats.org/wordprocessingml/2006/main" xmlns:w14="http://schemas.microsoft.com/office/word/2010/wordml" xmlns:w15="http://schemas.microsoft.com/office/word/2012/wordml" xmlns:w16cex="http://schemas.microsoft.com/office/word/2018/wordml/cex" xmlns:w16cid="http://schemas.microsoft.com/office/word/2016/wordml/cid" xmlns:w16="http://schemas.microsoft.com/office/word/2018/wordml" xmlns:w16du="http://schemas.microsoft.com/office/word/2023/wordml/word16du" xmlns:w16sdtdh="http://schemas.microsoft.com/office/word/2020/wordml/sdtdatahash" xmlns:w16sdtfl="http://schemas.microsoft.com/office/word/2024/wordml/sdtformatlock" xmlns:w16se="http://schemas.microsoft.com/office/word/2015/wordml/symex" xmlns:wpg="http://schemas.microsoft.com/office/word/2010/wordprocessingGroup" xmlns:wpi="http://schemas.microsoft.com/office/word/2010/wordprocessingInk" xmlns:wne="http://schemas.microsoft.com/office/word/2006/wordml" xmlns:wps="http://schemas.microsoft.com/office/word/2010/wordprocessingShape" mc:Ignorable="w14 w15 w16se w16cid w16 w16cex w16sdtdh w16sdtfl w16du wp14">
   <w:footnote w:type="separator" w:id="-1">
     <w:p>
       <w:r>

--- a/最新開獎紀錄.docx
+++ b/最新開獎紀錄.docx
@@ -1,6 +1,6 @@
 
 <file path=word/document.xml><?xml version="1.0" encoding="utf-8"?>
-<w:document xmlns:wpc="http://schemas.microsoft.com/office/word/2010/wordprocessingCanvas" xmlns:cx="http://schemas.microsoft.com/office/drawing/2014/chartex" xmlns:cx1="http://schemas.microsoft.com/office/drawing/2015/9/8/chartex" xmlns:cx2="http://schemas.microsoft.com/office/drawing/2015/10/21/chartex" xmlns:cx3="http://schemas.microsoft.com/office/drawing/2016/5/9/chartex" xmlns:cx4="http://schemas.microsoft.com/office/drawing/2016/5/10/chartex" xmlns:cx5="http://schemas.microsoft.com/office/drawing/2016/5/11/chartex" xmlns:cx6="http://schemas.microsoft.com/office/drawing/2016/5/12/chartex" xmlns:cx7="http://schemas.microsoft.com/office/drawing/2016/5/13/chartex" xmlns:cx8="http://schemas.microsoft.com/office/drawing/2016/5/14/chartex" xmlns:mc="http://schemas.openxmlformats.org/markup-compatibility/2006" xmlns:aink="http://schemas.microsoft.com/office/drawing/2016/ink" xmlns:am3d="http://schemas.microsoft.com/office/drawing/2017/model3d" xmlns:o="urn:schemas-microsoft-com:office:office" xmlns:oel="http://schemas.microsoft.com/office/2019/extlst" xmlns:r="http://schemas.openxmlformats.org/officeDocument/2006/relationships" xmlns:m="http://schemas.openxmlformats.org/officeDocument/2006/math" xmlns:v="urn:schemas-microsoft-com:vml" xmlns:wp14="http://schemas.microsoft.com/office/word/2010/wordprocessingDrawing" xmlns:wp="http://schemas.openxmlformats.org/drawingml/2006/wordprocessingDrawing" xmlns:w10="urn:schemas-microsoft-com:office:word" xmlns:w="http://schemas.openxmlformats.org/wordprocessingml/2006/main" xmlns:w14="http://schemas.microsoft.com/office/word/2010/wordml" xmlns:w15="http://schemas.microsoft.com/office/word/2012/wordml" xmlns:w16cex="http://schemas.microsoft.com/office/word/2018/wordml/cex" xmlns:w16cid="http://schemas.microsoft.com/office/word/2016/wordml/cid" xmlns:w16="http://schemas.microsoft.com/office/word/2018/wordml" xmlns:w16du="http://schemas.microsoft.com/office/word/2023/wordml/word16du" xmlns:w16sdtdh="http://schemas.microsoft.com/office/word/2020/wordml/sdtdatahash" xmlns:w16sdtfl="http://schemas.microsoft.com/office/word/2024/wordml/sdtformatlock" xmlns:w16se="http://schemas.microsoft.com/office/word/2015/wordml/symex" xmlns:wpg="http://schemas.microsoft.com/office/word/2010/wordprocessingGroup" xmlns:wpi="http://schemas.microsoft.com/office/word/2010/wordprocessingInk" xmlns:wne="http://schemas.microsoft.com/office/word/2006/wordml" xmlns:wps="http://schemas.microsoft.com/office/word/2010/wordprocessingShape" mc:Ignorable="w14 w15 w16se w16cid w16 w16cex w16sdtdh w16sdtfl w16du wp14">
+<w:document xmlns:wpc="http://schemas.microsoft.com/office/word/2010/wordprocessingCanvas" xmlns:cx="http://schemas.microsoft.com/office/drawing/2014/chartex" xmlns:cx1="http://schemas.microsoft.com/office/drawing/2015/9/8/chartex" xmlns:cx2="http://schemas.microsoft.com/office/drawing/2015/10/21/chartex" xmlns:cx3="http://schemas.microsoft.com/office/drawing/2016/5/9/chartex" xmlns:cx4="http://schemas.microsoft.com/office/drawing/2016/5/10/chartex" xmlns:cx5="http://schemas.microsoft.com/office/drawing/2016/5/11/chartex" xmlns:cx6="http://schemas.microsoft.com/office/drawing/2016/5/12/chartex" xmlns:cx7="http://schemas.microsoft.com/office/drawing/2016/5/13/chartex" xmlns:cx8="http://schemas.microsoft.com/office/drawing/2016/5/14/chartex" xmlns:mc="http://schemas.openxmlformats.org/markup-compatibility/2006" xmlns:aink="http://schemas.microsoft.com/office/drawing/2016/ink" xmlns:am3d="http://schemas.microsoft.com/office/drawing/2017/model3d" xmlns:o="urn:schemas-microsoft-com:office:office" xmlns:oel="http://schemas.microsoft.com/office/2019/extlst" xmlns:r="http://schemas.openxmlformats.org/officeDocument/2006/relationships" xmlns:m="http://schemas.openxmlformats.org/officeDocument/2006/math" xmlns:v="urn:schemas-microsoft-com:vml" xmlns:wp14="http://schemas.microsoft.com/office/word/2010/wordprocessingDrawing" xmlns:wp="http://schemas.openxmlformats.org/drawingml/2006/wordprocessingDrawing" xmlns:w10="urn:schemas-microsoft-com:office:word" xmlns:w="http://schemas.openxmlformats.org/wordprocessingml/2006/main" xmlns:w14="http://schemas.microsoft.com/office/word/2010/wordml" xmlns:w15="http://schemas.microsoft.com/office/word/2012/wordml" xmlns:w16cei="http://schemas.microsoft.com/office/word/2026/wordml/cei" xmlns:w16cex="http://schemas.microsoft.com/office/word/2018/wordml/cex" xmlns:w16cid="http://schemas.microsoft.com/office/word/2016/wordml/cid" xmlns:w16="http://schemas.microsoft.com/office/word/2018/wordml" xmlns:w16du="http://schemas.microsoft.com/office/word/2023/wordml/word16du" xmlns:w16sdtdh="http://schemas.microsoft.com/office/word/2020/wordml/sdtdatahash" xmlns:w16sdtfl="http://schemas.microsoft.com/office/word/2024/wordml/sdtformatlock" xmlns:w16se="http://schemas.microsoft.com/office/word/2015/wordml/symex" xmlns:wpg="http://schemas.microsoft.com/office/word/2010/wordprocessingGroup" xmlns:wpi="http://schemas.microsoft.com/office/word/2010/wordprocessingInk" xmlns:wne="http://schemas.microsoft.com/office/word/2006/wordml" xmlns:wps="http://schemas.microsoft.com/office/word/2010/wordprocessingShape" mc:Ignorable="w14 w15 w16se w16cid w16 w16cex w16sdtdh w16sdtfl w16du wp14">
   <w:body>
     <w:tbl>
       <w:tblPr>
@@ -51,12 +51,12 @@
             </w:pPr>
             <w:r>
               <w:rPr>
-                <w:rFonts w:ascii="標楷體" w:eastAsia="標楷體" w:hAnsi="標楷體" w:cs="新細明體"/>
+                <w:rFonts w:ascii="Franklin Gothic Heavy" w:eastAsia="DFKai-SB" w:hAnsi="Franklin Gothic Heavy" w:cs="新細明體"/>
                 <w:b/>
                 <w:bCs/>
                 <w:color w:val="000000"/>
                 <w:kern w:val="0"/>
-                <w:sz w:val="24"/>
+                <w:sz w:val="25"/>
                 <w:szCs w:val="28"/>
                 <w14:ligatures w14:val="none"/>
               </w:rPr>
@@ -93,12 +93,12 @@
             </w:pPr>
             <w:r>
               <w:rPr>
-                <w:rFonts w:ascii="標楷體" w:eastAsia="標楷體" w:hAnsi="標楷體" w:cs="新細明體"/>
+                <w:rFonts w:ascii="Franklin Gothic Heavy" w:eastAsia="DFKai-SB" w:hAnsi="Franklin Gothic Heavy" w:cs="新細明體"/>
                 <w:b/>
                 <w:bCs/>
                 <w:color w:val="000000"/>
                 <w:kern w:val="0"/>
-                <w:sz w:val="24"/>
+                <w:sz w:val="25"/>
                 <w:szCs w:val="28"/>
                 <w14:ligatures w14:val="none"/>
               </w:rPr>
@@ -135,12 +135,12 @@
             </w:pPr>
             <w:r>
               <w:rPr>
-                <w:rFonts w:ascii="標楷體" w:eastAsia="標楷體" w:hAnsi="標楷體" w:cs="新細明體"/>
+                <w:rFonts w:ascii="Franklin Gothic Heavy" w:eastAsia="DFKai-SB" w:hAnsi="Franklin Gothic Heavy" w:cs="新細明體"/>
                 <w:b/>
                 <w:bCs/>
                 <w:color w:val="000000"/>
                 <w:kern w:val="0"/>
-                <w:sz w:val="24"/>
+                <w:sz w:val="25"/>
                 <w:szCs w:val="28"/>
                 <w14:ligatures w14:val="none"/>
               </w:rPr>
@@ -169,7 +169,9 @@
           <w:p>
             <w:r>
               <w:rPr>
-                <w:sz w:val="24"/>
+                <w:rFonts w:ascii="Franklin Gothic Heavy" w:hAnsi="Franklin Gothic Heavy" w:eastAsia="DFKai-SB"/>
+                <w:b/>
+                <w:sz w:val="25"/>
               </w:rPr>
               <w:t>115000182</w:t>
             </w:r>
@@ -191,7 +193,9 @@
           <w:p>
             <w:r>
               <w:rPr>
-                <w:sz w:val="24"/>
+                <w:rFonts w:ascii="Franklin Gothic Heavy" w:hAnsi="Franklin Gothic Heavy" w:eastAsia="DFKai-SB"/>
+                <w:b/>
+                <w:sz w:val="25"/>
               </w:rPr>
               <w:t>115.07.28</w:t>
             </w:r>
@@ -213,7 +217,9 @@
           <w:p>
             <w:r>
               <w:rPr>
-                <w:sz w:val="24"/>
+                <w:rFonts w:ascii="Franklin Gothic Heavy" w:hAnsi="Franklin Gothic Heavy" w:eastAsia="DFKai-SB"/>
+                <w:b/>
+                <w:sz w:val="25"/>
               </w:rPr>
               <w:t>05  08  13  23  31</w:t>
             </w:r>
@@ -240,7 +246,9 @@
           <w:p>
             <w:r>
               <w:rPr>
-                <w:sz w:val="24"/>
+                <w:rFonts w:ascii="Franklin Gothic Heavy" w:hAnsi="Franklin Gothic Heavy" w:eastAsia="DFKai-SB"/>
+                <w:b/>
+                <w:sz w:val="25"/>
               </w:rPr>
               <w:t>115000183</w:t>
             </w:r>
@@ -262,7 +270,9 @@
           <w:p>
             <w:r>
               <w:rPr>
-                <w:sz w:val="24"/>
+                <w:rFonts w:ascii="Franklin Gothic Heavy" w:hAnsi="Franklin Gothic Heavy" w:eastAsia="DFKai-SB"/>
+                <w:b/>
+                <w:sz w:val="25"/>
               </w:rPr>
               <w:t>115.07.29</w:t>
             </w:r>
@@ -284,7 +294,9 @@
           <w:p>
             <w:r>
               <w:rPr>
-                <w:sz w:val="24"/>
+                <w:rFonts w:ascii="Franklin Gothic Heavy" w:hAnsi="Franklin Gothic Heavy" w:eastAsia="DFKai-SB"/>
+                <w:b/>
+                <w:sz w:val="25"/>
               </w:rPr>
               <w:t>05  14  32  33  36</w:t>
             </w:r>
@@ -311,7 +323,9 @@
           <w:p>
             <w:r>
               <w:rPr>
-                <w:sz w:val="24"/>
+                <w:rFonts w:ascii="Franklin Gothic Heavy" w:hAnsi="Franklin Gothic Heavy" w:eastAsia="DFKai-SB"/>
+                <w:b/>
+                <w:sz w:val="25"/>
               </w:rPr>
               <w:t>115000184</w:t>
             </w:r>
@@ -333,7 +347,9 @@
           <w:p>
             <w:r>
               <w:rPr>
-                <w:sz w:val="24"/>
+                <w:rFonts w:ascii="Franklin Gothic Heavy" w:hAnsi="Franklin Gothic Heavy" w:eastAsia="DFKai-SB"/>
+                <w:b/>
+                <w:sz w:val="25"/>
               </w:rPr>
               <w:t>115.07.30</w:t>
             </w:r>
@@ -355,7 +371,9 @@
           <w:p>
             <w:r>
               <w:rPr>
-                <w:sz w:val="24"/>
+                <w:rFonts w:ascii="Franklin Gothic Heavy" w:hAnsi="Franklin Gothic Heavy" w:eastAsia="DFKai-SB"/>
+                <w:b/>
+                <w:sz w:val="25"/>
               </w:rPr>
               <w:t>04  07  08  16  38</w:t>
             </w:r>
@@ -382,7 +400,9 @@
           <w:p>
             <w:r>
               <w:rPr>
-                <w:sz w:val="24"/>
+                <w:rFonts w:ascii="Franklin Gothic Heavy" w:hAnsi="Franklin Gothic Heavy" w:eastAsia="DFKai-SB"/>
+                <w:b/>
+                <w:sz w:val="25"/>
               </w:rPr>
               <w:t>115000185</w:t>
             </w:r>
@@ -404,7 +424,9 @@
           <w:p>
             <w:r>
               <w:rPr>
-                <w:sz w:val="24"/>
+                <w:rFonts w:ascii="Franklin Gothic Heavy" w:hAnsi="Franklin Gothic Heavy" w:eastAsia="DFKai-SB"/>
+                <w:b/>
+                <w:sz w:val="25"/>
               </w:rPr>
               <w:t>115.07.31</w:t>
             </w:r>
@@ -426,7 +448,9 @@
           <w:p>
             <w:r>
               <w:rPr>
-                <w:sz w:val="24"/>
+                <w:rFonts w:ascii="Franklin Gothic Heavy" w:hAnsi="Franklin Gothic Heavy" w:eastAsia="DFKai-SB"/>
+                <w:b/>
+                <w:sz w:val="25"/>
               </w:rPr>
               <w:t>01  09  12  25  26</w:t>
             </w:r>
@@ -453,7 +477,9 @@
           <w:p>
             <w:r>
               <w:rPr>
-                <w:sz w:val="24"/>
+                <w:rFonts w:ascii="Franklin Gothic Heavy" w:hAnsi="Franklin Gothic Heavy" w:eastAsia="DFKai-SB"/>
+                <w:b/>
+                <w:sz w:val="25"/>
               </w:rPr>
               <w:t>115000186</w:t>
             </w:r>
@@ -475,7 +501,9 @@
           <w:p>
             <w:r>
               <w:rPr>
-                <w:sz w:val="24"/>
+                <w:rFonts w:ascii="Franklin Gothic Heavy" w:hAnsi="Franklin Gothic Heavy" w:eastAsia="DFKai-SB"/>
+                <w:b/>
+                <w:sz w:val="25"/>
               </w:rPr>
               <w:t>115.08.01</w:t>
             </w:r>
@@ -497,7 +525,9 @@
           <w:p>
             <w:r>
               <w:rPr>
-                <w:sz w:val="24"/>
+                <w:rFonts w:ascii="Franklin Gothic Heavy" w:hAnsi="Franklin Gothic Heavy" w:eastAsia="DFKai-SB"/>
+                <w:b/>
+                <w:sz w:val="25"/>
               </w:rPr>
               <w:t>06  11  18  22  29</w:t>
             </w:r>
@@ -524,7 +554,9 @@
           <w:p>
             <w:r>
               <w:rPr>
-                <w:sz w:val="24"/>
+                <w:rFonts w:ascii="Franklin Gothic Heavy" w:hAnsi="Franklin Gothic Heavy" w:eastAsia="DFKai-SB"/>
+                <w:b/>
+                <w:sz w:val="25"/>
               </w:rPr>
               <w:t>115000187</w:t>
             </w:r>
@@ -546,7 +578,9 @@
           <w:p>
             <w:r>
               <w:rPr>
-                <w:sz w:val="24"/>
+                <w:rFonts w:ascii="Franklin Gothic Heavy" w:hAnsi="Franklin Gothic Heavy" w:eastAsia="DFKai-SB"/>
+                <w:b/>
+                <w:sz w:val="25"/>
               </w:rPr>
               <w:t>115.08.03</w:t>
             </w:r>
@@ -568,7 +602,9 @@
           <w:p>
             <w:r>
               <w:rPr>
-                <w:sz w:val="24"/>
+                <w:rFonts w:ascii="Franklin Gothic Heavy" w:hAnsi="Franklin Gothic Heavy" w:eastAsia="DFKai-SB"/>
+                <w:b/>
+                <w:sz w:val="25"/>
               </w:rPr>
               <w:t>07  21  23  28  35</w:t>
             </w:r>
@@ -595,7 +631,9 @@
           <w:p>
             <w:r>
               <w:rPr>
-                <w:sz w:val="24"/>
+                <w:rFonts w:ascii="Franklin Gothic Heavy" w:hAnsi="Franklin Gothic Heavy" w:eastAsia="DFKai-SB"/>
+                <w:b/>
+                <w:sz w:val="25"/>
               </w:rPr>
               <w:t>115000188</w:t>
             </w:r>
@@ -617,7 +655,9 @@
           <w:p>
             <w:r>
               <w:rPr>
-                <w:sz w:val="24"/>
+                <w:rFonts w:ascii="Franklin Gothic Heavy" w:hAnsi="Franklin Gothic Heavy" w:eastAsia="DFKai-SB"/>
+                <w:b/>
+                <w:sz w:val="25"/>
               </w:rPr>
               <w:t>115.08.04</w:t>
             </w:r>
@@ -639,7 +679,9 @@
           <w:p>
             <w:r>
               <w:rPr>
-                <w:sz w:val="24"/>
+                <w:rFonts w:ascii="Franklin Gothic Heavy" w:hAnsi="Franklin Gothic Heavy" w:eastAsia="DFKai-SB"/>
+                <w:b/>
+                <w:sz w:val="25"/>
               </w:rPr>
               <w:t>09  32  35  37  39</w:t>
             </w:r>
@@ -666,7 +708,9 @@
           <w:p>
             <w:r>
               <w:rPr>
-                <w:sz w:val="24"/>
+                <w:rFonts w:ascii="Franklin Gothic Heavy" w:hAnsi="Franklin Gothic Heavy" w:eastAsia="DFKai-SB"/>
+                <w:b/>
+                <w:sz w:val="25"/>
               </w:rPr>
               <w:t>115000189</w:t>
             </w:r>
@@ -688,7 +732,9 @@
           <w:p>
             <w:r>
               <w:rPr>
-                <w:sz w:val="24"/>
+                <w:rFonts w:ascii="Franklin Gothic Heavy" w:hAnsi="Franklin Gothic Heavy" w:eastAsia="DFKai-SB"/>
+                <w:b/>
+                <w:sz w:val="25"/>
               </w:rPr>
               <w:t>115.08.05</w:t>
             </w:r>
@@ -710,7 +756,9 @@
           <w:p>
             <w:r>
               <w:rPr>
-                <w:sz w:val="24"/>
+                <w:rFonts w:ascii="Franklin Gothic Heavy" w:hAnsi="Franklin Gothic Heavy" w:eastAsia="DFKai-SB"/>
+                <w:b/>
+                <w:sz w:val="25"/>
               </w:rPr>
               <w:t>02  04  22  25  29</w:t>
             </w:r>
@@ -737,7 +785,9 @@
           <w:p>
             <w:r>
               <w:rPr>
-                <w:sz w:val="24"/>
+                <w:rFonts w:ascii="Franklin Gothic Heavy" w:hAnsi="Franklin Gothic Heavy" w:eastAsia="DFKai-SB"/>
+                <w:b/>
+                <w:sz w:val="25"/>
               </w:rPr>
               <w:t>115000190</w:t>
             </w:r>
@@ -759,7 +809,9 @@
           <w:p>
             <w:r>
               <w:rPr>
-                <w:sz w:val="24"/>
+                <w:rFonts w:ascii="Franklin Gothic Heavy" w:hAnsi="Franklin Gothic Heavy" w:eastAsia="DFKai-SB"/>
+                <w:b/>
+                <w:sz w:val="25"/>
               </w:rPr>
               <w:t>115.08.06</w:t>
             </w:r>
@@ -781,7 +833,9 @@
           <w:p>
             <w:r>
               <w:rPr>
-                <w:sz w:val="24"/>
+                <w:rFonts w:ascii="Franklin Gothic Heavy" w:hAnsi="Franklin Gothic Heavy" w:eastAsia="DFKai-SB"/>
+                <w:b/>
+                <w:sz w:val="25"/>
               </w:rPr>
               <w:t>03  09  16  24  35</w:t>
             </w:r>
@@ -808,7 +862,9 @@
           <w:p>
             <w:r>
               <w:rPr>
-                <w:sz w:val="24"/>
+                <w:rFonts w:ascii="Franklin Gothic Heavy" w:hAnsi="Franklin Gothic Heavy" w:eastAsia="DFKai-SB"/>
+                <w:b/>
+                <w:sz w:val="25"/>
               </w:rPr>
               <w:t>115000191</w:t>
             </w:r>
@@ -830,7 +886,9 @@
           <w:p>
             <w:r>
               <w:rPr>
-                <w:sz w:val="24"/>
+                <w:rFonts w:ascii="Franklin Gothic Heavy" w:hAnsi="Franklin Gothic Heavy" w:eastAsia="DFKai-SB"/>
+                <w:b/>
+                <w:sz w:val="25"/>
               </w:rPr>
               <w:t>115.08.07</w:t>
             </w:r>
@@ -852,7 +910,9 @@
           <w:p>
             <w:r>
               <w:rPr>
-                <w:sz w:val="24"/>
+                <w:rFonts w:ascii="Franklin Gothic Heavy" w:hAnsi="Franklin Gothic Heavy" w:eastAsia="DFKai-SB"/>
+                <w:b/>
+                <w:sz w:val="25"/>
               </w:rPr>
               <w:t>06  11  12  13  19</w:t>
             </w:r>
@@ -862,7 +922,7 @@
     </w:tbl>
     <w:tbl>
       <w:tblPr>
-        <w:tblpPr w:leftFromText="180" w:rightFromText="180" w:vertAnchor="text" w:horzAnchor="margin" w:tblpXSpec="right" w:tblpY="254"/>
+        <w:tblpPr w:leftFromText="180" w:rightFromText="180" w:vertAnchor="text" w:horzAnchor="margin" w:tblpXSpec="right" w:tblpY="-14"/>
         <w:tblW w:w="3179" w:type="dxa"/>
         <w:tblCellMar>
           <w:left w:w="28" w:type="dxa"/>
@@ -906,12 +966,12 @@
             </w:pPr>
             <w:r>
               <w:rPr>
-                <w:rFonts w:ascii="標楷體" w:eastAsia="標楷體" w:hAnsi="標楷體" w:cs="新細明體"/>
+                <w:rFonts w:ascii="Franklin Gothic Heavy" w:eastAsia="DFKai-SB" w:hAnsi="Franklin Gothic Heavy" w:cs="新細明體"/>
                 <w:b/>
                 <w:bCs/>
                 <w:color w:val="000000"/>
                 <w:kern w:val="0"/>
-                <w:sz w:val="24"/>
+                <w:sz w:val="25"/>
                 <w:szCs w:val="24"/>
                 <w14:ligatures w14:val="none"/>
               </w:rPr>
@@ -947,12 +1007,12 @@
             </w:pPr>
             <w:r>
               <w:rPr>
-                <w:rFonts w:ascii="標楷體" w:eastAsia="標楷體" w:hAnsi="標楷體" w:cs="新細明體"/>
+                <w:rFonts w:ascii="Franklin Gothic Heavy" w:eastAsia="DFKai-SB" w:hAnsi="Franklin Gothic Heavy" w:cs="新細明體"/>
                 <w:b/>
                 <w:bCs/>
                 <w:color w:val="000000"/>
                 <w:kern w:val="0"/>
-                <w:sz w:val="24"/>
+                <w:sz w:val="25"/>
                 <w:szCs w:val="24"/>
                 <w14:ligatures w14:val="none"/>
               </w:rPr>
@@ -981,9 +1041,11 @@
           <w:p>
             <w:r>
               <w:rPr>
-                <w:sz w:val="24"/>
-              </w:rPr>
-              <w:t>07/27(一)</w:t>
+                <w:rFonts w:ascii="Franklin Gothic Heavy" w:hAnsi="Franklin Gothic Heavy" w:eastAsia="DFKai-SB"/>
+                <w:b/>
+                <w:sz w:val="25"/>
+              </w:rPr>
+              <w:t>07/28(二)</w:t>
             </w:r>
           </w:p>
         </w:tc>
@@ -1003,9 +1065,11 @@
           <w:p>
             <w:r>
               <w:rPr>
-                <w:sz w:val="24"/>
-              </w:rPr>
-              <w:t>6  0  2</w:t>
+                <w:rFonts w:ascii="Franklin Gothic Heavy" w:hAnsi="Franklin Gothic Heavy" w:eastAsia="DFKai-SB"/>
+                <w:b/>
+                <w:sz w:val="25"/>
+              </w:rPr>
+              <w:t>7  1  6</w:t>
             </w:r>
           </w:p>
         </w:tc>
@@ -1029,9 +1093,11 @@
           <w:p>
             <w:r>
               <w:rPr>
-                <w:sz w:val="24"/>
-              </w:rPr>
-              <w:t>07/28(二)</w:t>
+                <w:rFonts w:ascii="Franklin Gothic Heavy" w:hAnsi="Franklin Gothic Heavy" w:eastAsia="DFKai-SB"/>
+                <w:b/>
+                <w:sz w:val="25"/>
+              </w:rPr>
+              <w:t>07/29(三)</w:t>
             </w:r>
           </w:p>
         </w:tc>
@@ -1050,9 +1116,11 @@
           <w:p>
             <w:r>
               <w:rPr>
-                <w:sz w:val="24"/>
-              </w:rPr>
-              <w:t>7  1  6</w:t>
+                <w:rFonts w:ascii="Franklin Gothic Heavy" w:hAnsi="Franklin Gothic Heavy" w:eastAsia="DFKai-SB"/>
+                <w:b/>
+                <w:sz w:val="25"/>
+              </w:rPr>
+              <w:t>8  4  6</w:t>
             </w:r>
           </w:p>
         </w:tc>
@@ -1076,9 +1144,11 @@
           <w:p>
             <w:r>
               <w:rPr>
-                <w:sz w:val="24"/>
-              </w:rPr>
-              <w:t>07/29(三)</w:t>
+                <w:rFonts w:ascii="Franklin Gothic Heavy" w:hAnsi="Franklin Gothic Heavy" w:eastAsia="DFKai-SB"/>
+                <w:b/>
+                <w:sz w:val="25"/>
+              </w:rPr>
+              <w:t>07/30(四)</w:t>
             </w:r>
           </w:p>
         </w:tc>
@@ -1097,9 +1167,11 @@
           <w:p>
             <w:r>
               <w:rPr>
-                <w:sz w:val="24"/>
-              </w:rPr>
-              <w:t>8  4  6</w:t>
+                <w:rFonts w:ascii="Franklin Gothic Heavy" w:hAnsi="Franklin Gothic Heavy" w:eastAsia="DFKai-SB"/>
+                <w:b/>
+                <w:sz w:val="25"/>
+              </w:rPr>
+              <w:t>2  8  5</w:t>
             </w:r>
           </w:p>
         </w:tc>
@@ -1123,9 +1195,11 @@
           <w:p>
             <w:r>
               <w:rPr>
-                <w:sz w:val="24"/>
-              </w:rPr>
-              <w:t>07/30(四)</w:t>
+                <w:rFonts w:ascii="Franklin Gothic Heavy" w:hAnsi="Franklin Gothic Heavy" w:eastAsia="DFKai-SB"/>
+                <w:b/>
+                <w:sz w:val="25"/>
+              </w:rPr>
+              <w:t>07/31(五)</w:t>
             </w:r>
           </w:p>
         </w:tc>
@@ -1144,9 +1218,11 @@
           <w:p>
             <w:r>
               <w:rPr>
-                <w:sz w:val="24"/>
-              </w:rPr>
-              <w:t>2  8  5</w:t>
+                <w:rFonts w:ascii="Franklin Gothic Heavy" w:hAnsi="Franklin Gothic Heavy" w:eastAsia="DFKai-SB"/>
+                <w:b/>
+                <w:sz w:val="25"/>
+              </w:rPr>
+              <w:t>1  3  9</w:t>
             </w:r>
           </w:p>
         </w:tc>
@@ -1170,9 +1246,11 @@
           <w:p>
             <w:r>
               <w:rPr>
-                <w:sz w:val="24"/>
-              </w:rPr>
-              <w:t>07/31(五)</w:t>
+                <w:rFonts w:ascii="Franklin Gothic Heavy" w:hAnsi="Franklin Gothic Heavy" w:eastAsia="DFKai-SB"/>
+                <w:b/>
+                <w:sz w:val="25"/>
+              </w:rPr>
+              <w:t>08/01(六)</w:t>
             </w:r>
           </w:p>
         </w:tc>
@@ -1191,9 +1269,11 @@
           <w:p>
             <w:r>
               <w:rPr>
-                <w:sz w:val="24"/>
-              </w:rPr>
-              <w:t>1  3  9</w:t>
+                <w:rFonts w:ascii="Franklin Gothic Heavy" w:hAnsi="Franklin Gothic Heavy" w:eastAsia="DFKai-SB"/>
+                <w:b/>
+                <w:sz w:val="25"/>
+              </w:rPr>
+              <w:t>5  6  6</w:t>
             </w:r>
           </w:p>
         </w:tc>
@@ -1217,9 +1297,11 @@
           <w:p>
             <w:r>
               <w:rPr>
-                <w:sz w:val="24"/>
-              </w:rPr>
-              <w:t>08/01(六)</w:t>
+                <w:rFonts w:ascii="Franklin Gothic Heavy" w:hAnsi="Franklin Gothic Heavy" w:eastAsia="DFKai-SB"/>
+                <w:b/>
+                <w:sz w:val="25"/>
+              </w:rPr>
+              <w:t>08/03(一)</w:t>
             </w:r>
           </w:p>
         </w:tc>
@@ -1238,9 +1320,11 @@
           <w:p>
             <w:r>
               <w:rPr>
-                <w:sz w:val="24"/>
-              </w:rPr>
-              <w:t>5  6  6</w:t>
+                <w:rFonts w:ascii="Franklin Gothic Heavy" w:hAnsi="Franklin Gothic Heavy" w:eastAsia="DFKai-SB"/>
+                <w:b/>
+                <w:sz w:val="25"/>
+              </w:rPr>
+              <w:t>4  9  1</w:t>
             </w:r>
           </w:p>
         </w:tc>
@@ -1264,9 +1348,11 @@
           <w:p>
             <w:r>
               <w:rPr>
-                <w:sz w:val="24"/>
-              </w:rPr>
-              <w:t>08/03(一)</w:t>
+                <w:rFonts w:ascii="Franklin Gothic Heavy" w:hAnsi="Franklin Gothic Heavy" w:eastAsia="DFKai-SB"/>
+                <w:b/>
+                <w:sz w:val="25"/>
+              </w:rPr>
+              <w:t>08/04(二)</w:t>
             </w:r>
           </w:p>
         </w:tc>
@@ -1285,9 +1371,11 @@
           <w:p>
             <w:r>
               <w:rPr>
-                <w:sz w:val="24"/>
-              </w:rPr>
-              <w:t>4  9  1</w:t>
+                <w:rFonts w:ascii="Franklin Gothic Heavy" w:hAnsi="Franklin Gothic Heavy" w:eastAsia="DFKai-SB"/>
+                <w:b/>
+                <w:sz w:val="25"/>
+              </w:rPr>
+              <w:t>9  9  1</w:t>
             </w:r>
           </w:p>
         </w:tc>
@@ -1311,9 +1399,11 @@
           <w:p>
             <w:r>
               <w:rPr>
-                <w:sz w:val="24"/>
-              </w:rPr>
-              <w:t>08/04(二)</w:t>
+                <w:rFonts w:ascii="Franklin Gothic Heavy" w:hAnsi="Franklin Gothic Heavy" w:eastAsia="DFKai-SB"/>
+                <w:b/>
+                <w:sz w:val="25"/>
+              </w:rPr>
+              <w:t>08/05(三)</w:t>
             </w:r>
           </w:p>
         </w:tc>
@@ -1332,9 +1422,11 @@
           <w:p>
             <w:r>
               <w:rPr>
-                <w:sz w:val="24"/>
-              </w:rPr>
-              <w:t>9  9  1</w:t>
+                <w:rFonts w:ascii="Franklin Gothic Heavy" w:hAnsi="Franklin Gothic Heavy" w:eastAsia="DFKai-SB"/>
+                <w:b/>
+                <w:sz w:val="25"/>
+              </w:rPr>
+              <w:t>3  1  5</w:t>
             </w:r>
           </w:p>
         </w:tc>
@@ -1358,9 +1450,11 @@
           <w:p>
             <w:r>
               <w:rPr>
-                <w:sz w:val="24"/>
-              </w:rPr>
-              <w:t>08/05(三)</w:t>
+                <w:rFonts w:ascii="Franklin Gothic Heavy" w:hAnsi="Franklin Gothic Heavy" w:eastAsia="DFKai-SB"/>
+                <w:b/>
+                <w:sz w:val="25"/>
+              </w:rPr>
+              <w:t>08/06(四)</w:t>
             </w:r>
           </w:p>
         </w:tc>
@@ -1379,9 +1473,11 @@
           <w:p>
             <w:r>
               <w:rPr>
-                <w:sz w:val="24"/>
-              </w:rPr>
-              <w:t>3  1  5</w:t>
+                <w:rFonts w:ascii="Franklin Gothic Heavy" w:hAnsi="Franklin Gothic Heavy" w:eastAsia="DFKai-SB"/>
+                <w:b/>
+                <w:sz w:val="25"/>
+              </w:rPr>
+              <w:t>1  0  7</w:t>
             </w:r>
           </w:p>
         </w:tc>
@@ -1405,9 +1501,11 @@
           <w:p>
             <w:r>
               <w:rPr>
-                <w:sz w:val="24"/>
-              </w:rPr>
-              <w:t>08/06(四)</w:t>
+                <w:rFonts w:ascii="Franklin Gothic Heavy" w:hAnsi="Franklin Gothic Heavy" w:eastAsia="DFKai-SB"/>
+                <w:b/>
+                <w:sz w:val="25"/>
+              </w:rPr>
+              <w:t>08/07(五)</w:t>
             </w:r>
           </w:p>
         </w:tc>
@@ -1426,9 +1524,11 @@
           <w:p>
             <w:r>
               <w:rPr>
-                <w:sz w:val="24"/>
-              </w:rPr>
-              <w:t>1  0  7</w:t>
+                <w:rFonts w:ascii="Franklin Gothic Heavy" w:hAnsi="Franklin Gothic Heavy" w:eastAsia="DFKai-SB"/>
+                <w:b/>
+                <w:sz w:val="25"/>
+              </w:rPr>
+              <w:t>9  6  9</w:t>
             </w:r>
           </w:p>
         </w:tc>
@@ -1502,12 +1602,12 @@
             </w:pPr>
             <w:r>
               <w:rPr>
-                <w:rFonts w:ascii="標楷體" w:eastAsia="標楷體" w:hAnsi="標楷體" w:cs="新細明體"/>
+                <w:rFonts w:ascii="Franklin Gothic Heavy" w:eastAsia="DFKai-SB" w:hAnsi="Franklin Gothic Heavy" w:cs="新細明體"/>
                 <w:b/>
                 <w:bCs/>
                 <w:color w:val="000000"/>
                 <w:kern w:val="0"/>
-                <w:sz w:val="24"/>
+                <w:sz w:val="25"/>
                 <w:szCs w:val="28"/>
                 <w14:ligatures w14:val="none"/>
               </w:rPr>
@@ -1544,12 +1644,12 @@
             </w:pPr>
             <w:r>
               <w:rPr>
-                <w:rFonts w:ascii="標楷體" w:eastAsia="標楷體" w:hAnsi="標楷體" w:cs="新細明體"/>
+                <w:rFonts w:ascii="Franklin Gothic Heavy" w:eastAsia="DFKai-SB" w:hAnsi="Franklin Gothic Heavy" w:cs="新細明體"/>
                 <w:b/>
                 <w:bCs/>
                 <w:color w:val="000000"/>
                 <w:kern w:val="0"/>
-                <w:sz w:val="24"/>
+                <w:sz w:val="25"/>
                 <w:szCs w:val="28"/>
                 <w14:ligatures w14:val="none"/>
               </w:rPr>
@@ -1586,12 +1686,12 @@
             </w:pPr>
             <w:r>
               <w:rPr>
-                <w:rFonts w:ascii="標楷體" w:eastAsia="標楷體" w:hAnsi="標楷體" w:cs="新細明體"/>
+                <w:rFonts w:ascii="Franklin Gothic Heavy" w:eastAsia="DFKai-SB" w:hAnsi="Franklin Gothic Heavy" w:cs="新細明體"/>
                 <w:b/>
                 <w:bCs/>
                 <w:color w:val="000000"/>
                 <w:kern w:val="0"/>
-                <w:sz w:val="24"/>
+                <w:sz w:val="25"/>
                 <w:szCs w:val="28"/>
                 <w14:ligatures w14:val="none"/>
               </w:rPr>
@@ -1628,12 +1728,12 @@
             </w:pPr>
             <w:r>
               <w:rPr>
-                <w:rFonts w:ascii="標楷體" w:eastAsia="標楷體" w:hAnsi="標楷體" w:cs="新細明體"/>
+                <w:rFonts w:ascii="Franklin Gothic Heavy" w:eastAsia="DFKai-SB" w:hAnsi="Franklin Gothic Heavy" w:cs="新細明體"/>
                 <w:b/>
                 <w:bCs/>
                 <w:color w:val="000000"/>
                 <w:kern w:val="0"/>
-                <w:sz w:val="24"/>
+                <w:sz w:val="25"/>
                 <w:szCs w:val="28"/>
                 <w14:ligatures w14:val="none"/>
               </w:rPr>
@@ -1662,7 +1762,9 @@
           <w:p>
             <w:r>
               <w:rPr>
-                <w:sz w:val="24"/>
+                <w:rFonts w:ascii="Franklin Gothic Heavy" w:hAnsi="Franklin Gothic Heavy" w:eastAsia="DFKai-SB"/>
+                <w:b/>
+                <w:sz w:val="25"/>
               </w:rPr>
               <w:t>115000054</w:t>
             </w:r>
@@ -1684,7 +1786,9 @@
           <w:p>
             <w:r>
               <w:rPr>
-                <w:sz w:val="24"/>
+                <w:rFonts w:ascii="Franklin Gothic Heavy" w:hAnsi="Franklin Gothic Heavy" w:eastAsia="DFKai-SB"/>
+                <w:b/>
+                <w:sz w:val="25"/>
               </w:rPr>
               <w:t>115.07.06</w:t>
             </w:r>
@@ -1706,7 +1810,9 @@
           <w:p>
             <w:r>
               <w:rPr>
-                <w:sz w:val="24"/>
+                <w:rFonts w:ascii="Franklin Gothic Heavy" w:hAnsi="Franklin Gothic Heavy" w:eastAsia="DFKai-SB"/>
+                <w:b/>
+                <w:sz w:val="25"/>
               </w:rPr>
               <w:t>04  12  15  24  30  31</w:t>
             </w:r>
@@ -1728,7 +1834,9 @@
           <w:p>
             <w:r>
               <w:rPr>
-                <w:sz w:val="24"/>
+                <w:rFonts w:ascii="Franklin Gothic Heavy" w:hAnsi="Franklin Gothic Heavy" w:eastAsia="DFKai-SB"/>
+                <w:b/>
+                <w:sz w:val="25"/>
               </w:rPr>
               <w:t>01</w:t>
             </w:r>
@@ -1755,7 +1863,9 @@
           <w:p>
             <w:r>
               <w:rPr>
-                <w:sz w:val="24"/>
+                <w:rFonts w:ascii="Franklin Gothic Heavy" w:hAnsi="Franklin Gothic Heavy" w:eastAsia="DFKai-SB"/>
+                <w:b/>
+                <w:sz w:val="25"/>
               </w:rPr>
               <w:t>115000055</w:t>
             </w:r>
@@ -1777,7 +1887,9 @@
           <w:p>
             <w:r>
               <w:rPr>
-                <w:sz w:val="24"/>
+                <w:rFonts w:ascii="Franklin Gothic Heavy" w:hAnsi="Franklin Gothic Heavy" w:eastAsia="DFKai-SB"/>
+                <w:b/>
+                <w:sz w:val="25"/>
               </w:rPr>
               <w:t>115.07.09</w:t>
             </w:r>
@@ -1799,7 +1911,9 @@
           <w:p>
             <w:r>
               <w:rPr>
-                <w:sz w:val="24"/>
+                <w:rFonts w:ascii="Franklin Gothic Heavy" w:hAnsi="Franklin Gothic Heavy" w:eastAsia="DFKai-SB"/>
+                <w:b/>
+                <w:sz w:val="25"/>
               </w:rPr>
               <w:t>10  22  24  29  35  37</w:t>
             </w:r>
@@ -1821,7 +1935,9 @@
           <w:p>
             <w:r>
               <w:rPr>
-                <w:sz w:val="24"/>
+                <w:rFonts w:ascii="Franklin Gothic Heavy" w:hAnsi="Franklin Gothic Heavy" w:eastAsia="DFKai-SB"/>
+                <w:b/>
+                <w:sz w:val="25"/>
               </w:rPr>
               <w:t>06</w:t>
             </w:r>
@@ -1848,7 +1964,9 @@
           <w:p>
             <w:r>
               <w:rPr>
-                <w:sz w:val="24"/>
+                <w:rFonts w:ascii="Franklin Gothic Heavy" w:hAnsi="Franklin Gothic Heavy" w:eastAsia="DFKai-SB"/>
+                <w:b/>
+                <w:sz w:val="25"/>
               </w:rPr>
               <w:t>115000056</w:t>
             </w:r>
@@ -1870,7 +1988,9 @@
           <w:p>
             <w:r>
               <w:rPr>
-                <w:sz w:val="24"/>
+                <w:rFonts w:ascii="Franklin Gothic Heavy" w:hAnsi="Franklin Gothic Heavy" w:eastAsia="DFKai-SB"/>
+                <w:b/>
+                <w:sz w:val="25"/>
               </w:rPr>
               <w:t>115.07.13</w:t>
             </w:r>
@@ -1892,7 +2012,9 @@
           <w:p>
             <w:r>
               <w:rPr>
-                <w:sz w:val="24"/>
+                <w:rFonts w:ascii="Franklin Gothic Heavy" w:hAnsi="Franklin Gothic Heavy" w:eastAsia="DFKai-SB"/>
+                <w:b/>
+                <w:sz w:val="25"/>
               </w:rPr>
               <w:t>11  24  29  32  35  38</w:t>
             </w:r>
@@ -1914,7 +2036,9 @@
           <w:p>
             <w:r>
               <w:rPr>
-                <w:sz w:val="24"/>
+                <w:rFonts w:ascii="Franklin Gothic Heavy" w:hAnsi="Franklin Gothic Heavy" w:eastAsia="DFKai-SB"/>
+                <w:b/>
+                <w:sz w:val="25"/>
               </w:rPr>
               <w:t>06</w:t>
             </w:r>
@@ -1941,7 +2065,9 @@
           <w:p>
             <w:r>
               <w:rPr>
-                <w:sz w:val="24"/>
+                <w:rFonts w:ascii="Franklin Gothic Heavy" w:hAnsi="Franklin Gothic Heavy" w:eastAsia="DFKai-SB"/>
+                <w:b/>
+                <w:sz w:val="25"/>
               </w:rPr>
               <w:t>115000057</w:t>
             </w:r>
@@ -1963,7 +2089,9 @@
           <w:p>
             <w:r>
               <w:rPr>
-                <w:sz w:val="24"/>
+                <w:rFonts w:ascii="Franklin Gothic Heavy" w:hAnsi="Franklin Gothic Heavy" w:eastAsia="DFKai-SB"/>
+                <w:b/>
+                <w:sz w:val="25"/>
               </w:rPr>
               <w:t>115.07.16</w:t>
             </w:r>
@@ -1985,7 +2113,9 @@
           <w:p>
             <w:r>
               <w:rPr>
-                <w:sz w:val="24"/>
+                <w:rFonts w:ascii="Franklin Gothic Heavy" w:hAnsi="Franklin Gothic Heavy" w:eastAsia="DFKai-SB"/>
+                <w:b/>
+                <w:sz w:val="25"/>
               </w:rPr>
               <w:t>17  23  25  29  34  36</w:t>
             </w:r>
@@ -2007,7 +2137,9 @@
           <w:p>
             <w:r>
               <w:rPr>
-                <w:sz w:val="24"/>
+                <w:rFonts w:ascii="Franklin Gothic Heavy" w:hAnsi="Franklin Gothic Heavy" w:eastAsia="DFKai-SB"/>
+                <w:b/>
+                <w:sz w:val="25"/>
               </w:rPr>
               <w:t>07</w:t>
             </w:r>
@@ -2034,7 +2166,9 @@
           <w:p>
             <w:r>
               <w:rPr>
-                <w:sz w:val="24"/>
+                <w:rFonts w:ascii="Franklin Gothic Heavy" w:hAnsi="Franklin Gothic Heavy" w:eastAsia="DFKai-SB"/>
+                <w:b/>
+                <w:sz w:val="25"/>
               </w:rPr>
               <w:t>115000058</w:t>
             </w:r>
@@ -2056,7 +2190,9 @@
           <w:p>
             <w:r>
               <w:rPr>
-                <w:sz w:val="24"/>
+                <w:rFonts w:ascii="Franklin Gothic Heavy" w:hAnsi="Franklin Gothic Heavy" w:eastAsia="DFKai-SB"/>
+                <w:b/>
+                <w:sz w:val="25"/>
               </w:rPr>
               <w:t>115.07.20</w:t>
             </w:r>
@@ -2078,7 +2214,9 @@
           <w:p>
             <w:r>
               <w:rPr>
-                <w:sz w:val="24"/>
+                <w:rFonts w:ascii="Franklin Gothic Heavy" w:hAnsi="Franklin Gothic Heavy" w:eastAsia="DFKai-SB"/>
+                <w:b/>
+                <w:sz w:val="25"/>
               </w:rPr>
               <w:t>06  12  13  23  29  31</w:t>
             </w:r>
@@ -2100,7 +2238,9 @@
           <w:p>
             <w:r>
               <w:rPr>
-                <w:sz w:val="24"/>
+                <w:rFonts w:ascii="Franklin Gothic Heavy" w:hAnsi="Franklin Gothic Heavy" w:eastAsia="DFKai-SB"/>
+                <w:b/>
+                <w:sz w:val="25"/>
               </w:rPr>
               <w:t>02</w:t>
             </w:r>
@@ -2127,7 +2267,9 @@
           <w:p>
             <w:r>
               <w:rPr>
-                <w:sz w:val="24"/>
+                <w:rFonts w:ascii="Franklin Gothic Heavy" w:hAnsi="Franklin Gothic Heavy" w:eastAsia="DFKai-SB"/>
+                <w:b/>
+                <w:sz w:val="25"/>
               </w:rPr>
               <w:t>115000059</w:t>
             </w:r>
@@ -2149,7 +2291,9 @@
           <w:p>
             <w:r>
               <w:rPr>
-                <w:sz w:val="24"/>
+                <w:rFonts w:ascii="Franklin Gothic Heavy" w:hAnsi="Franklin Gothic Heavy" w:eastAsia="DFKai-SB"/>
+                <w:b/>
+                <w:sz w:val="25"/>
               </w:rPr>
               <w:t>115.07.23</w:t>
             </w:r>
@@ -2171,7 +2315,9 @@
           <w:p>
             <w:r>
               <w:rPr>
-                <w:sz w:val="24"/>
+                <w:rFonts w:ascii="Franklin Gothic Heavy" w:hAnsi="Franklin Gothic Heavy" w:eastAsia="DFKai-SB"/>
+                <w:b/>
+                <w:sz w:val="25"/>
               </w:rPr>
               <w:t>08  10  13  21  29  31</w:t>
             </w:r>
@@ -2193,7 +2339,9 @@
           <w:p>
             <w:r>
               <w:rPr>
-                <w:sz w:val="24"/>
+                <w:rFonts w:ascii="Franklin Gothic Heavy" w:hAnsi="Franklin Gothic Heavy" w:eastAsia="DFKai-SB"/>
+                <w:b/>
+                <w:sz w:val="25"/>
               </w:rPr>
               <w:t>07</w:t>
             </w:r>
@@ -2220,7 +2368,9 @@
           <w:p>
             <w:r>
               <w:rPr>
-                <w:sz w:val="24"/>
+                <w:rFonts w:ascii="Franklin Gothic Heavy" w:hAnsi="Franklin Gothic Heavy" w:eastAsia="DFKai-SB"/>
+                <w:b/>
+                <w:sz w:val="25"/>
               </w:rPr>
               <w:t>115000060</w:t>
             </w:r>
@@ -2242,7 +2392,9 @@
           <w:p>
             <w:r>
               <w:rPr>
-                <w:sz w:val="24"/>
+                <w:rFonts w:ascii="Franklin Gothic Heavy" w:hAnsi="Franklin Gothic Heavy" w:eastAsia="DFKai-SB"/>
+                <w:b/>
+                <w:sz w:val="25"/>
               </w:rPr>
               <w:t>115.07.27</w:t>
             </w:r>
@@ -2264,7 +2416,9 @@
           <w:p>
             <w:r>
               <w:rPr>
-                <w:sz w:val="24"/>
+                <w:rFonts w:ascii="Franklin Gothic Heavy" w:hAnsi="Franklin Gothic Heavy" w:eastAsia="DFKai-SB"/>
+                <w:b/>
+                <w:sz w:val="25"/>
               </w:rPr>
               <w:t>19  22  28  31  33  35</w:t>
             </w:r>
@@ -2286,7 +2440,9 @@
           <w:p>
             <w:r>
               <w:rPr>
-                <w:sz w:val="24"/>
+                <w:rFonts w:ascii="Franklin Gothic Heavy" w:hAnsi="Franklin Gothic Heavy" w:eastAsia="DFKai-SB"/>
+                <w:b/>
+                <w:sz w:val="25"/>
               </w:rPr>
               <w:t>07</w:t>
             </w:r>
@@ -2313,7 +2469,9 @@
           <w:p>
             <w:r>
               <w:rPr>
-                <w:sz w:val="24"/>
+                <w:rFonts w:ascii="Franklin Gothic Heavy" w:hAnsi="Franklin Gothic Heavy" w:eastAsia="DFKai-SB"/>
+                <w:b/>
+                <w:sz w:val="25"/>
               </w:rPr>
               <w:t>115000061</w:t>
             </w:r>
@@ -2335,7 +2493,9 @@
           <w:p>
             <w:r>
               <w:rPr>
-                <w:sz w:val="24"/>
+                <w:rFonts w:ascii="Franklin Gothic Heavy" w:hAnsi="Franklin Gothic Heavy" w:eastAsia="DFKai-SB"/>
+                <w:b/>
+                <w:sz w:val="25"/>
               </w:rPr>
               <w:t>115.07.30</w:t>
             </w:r>
@@ -2357,7 +2517,9 @@
           <w:p>
             <w:r>
               <w:rPr>
-                <w:sz w:val="24"/>
+                <w:rFonts w:ascii="Franklin Gothic Heavy" w:hAnsi="Franklin Gothic Heavy" w:eastAsia="DFKai-SB"/>
+                <w:b/>
+                <w:sz w:val="25"/>
               </w:rPr>
               <w:t>08  14  17  19  21  23</w:t>
             </w:r>
@@ -2379,7 +2541,9 @@
           <w:p>
             <w:r>
               <w:rPr>
-                <w:sz w:val="24"/>
+                <w:rFonts w:ascii="Franklin Gothic Heavy" w:hAnsi="Franklin Gothic Heavy" w:eastAsia="DFKai-SB"/>
+                <w:b/>
+                <w:sz w:val="25"/>
               </w:rPr>
               <w:t>07</w:t>
             </w:r>
@@ -2406,7 +2570,9 @@
           <w:p>
             <w:r>
               <w:rPr>
-                <w:sz w:val="24"/>
+                <w:rFonts w:ascii="Franklin Gothic Heavy" w:hAnsi="Franklin Gothic Heavy" w:eastAsia="DFKai-SB"/>
+                <w:b/>
+                <w:sz w:val="25"/>
               </w:rPr>
               <w:t>115000062</w:t>
             </w:r>
@@ -2428,7 +2594,9 @@
           <w:p>
             <w:r>
               <w:rPr>
-                <w:sz w:val="24"/>
+                <w:rFonts w:ascii="Franklin Gothic Heavy" w:hAnsi="Franklin Gothic Heavy" w:eastAsia="DFKai-SB"/>
+                <w:b/>
+                <w:sz w:val="25"/>
               </w:rPr>
               <w:t>115.08.03</w:t>
             </w:r>
@@ -2450,7 +2618,9 @@
           <w:p>
             <w:r>
               <w:rPr>
-                <w:sz w:val="24"/>
+                <w:rFonts w:ascii="Franklin Gothic Heavy" w:hAnsi="Franklin Gothic Heavy" w:eastAsia="DFKai-SB"/>
+                <w:b/>
+                <w:sz w:val="25"/>
               </w:rPr>
               <w:t>04  15  22  26  34  36</w:t>
             </w:r>
@@ -2472,7 +2642,9 @@
           <w:p>
             <w:r>
               <w:rPr>
-                <w:sz w:val="24"/>
+                <w:rFonts w:ascii="Franklin Gothic Heavy" w:hAnsi="Franklin Gothic Heavy" w:eastAsia="DFKai-SB"/>
+                <w:b/>
+                <w:sz w:val="25"/>
               </w:rPr>
               <w:t>07</w:t>
             </w:r>
@@ -2499,7 +2671,9 @@
           <w:p>
             <w:r>
               <w:rPr>
-                <w:sz w:val="24"/>
+                <w:rFonts w:ascii="Franklin Gothic Heavy" w:hAnsi="Franklin Gothic Heavy" w:eastAsia="DFKai-SB"/>
+                <w:b/>
+                <w:sz w:val="25"/>
               </w:rPr>
               <w:t>115000063</w:t>
             </w:r>
@@ -2521,7 +2695,9 @@
           <w:p>
             <w:r>
               <w:rPr>
-                <w:sz w:val="24"/>
+                <w:rFonts w:ascii="Franklin Gothic Heavy" w:hAnsi="Franklin Gothic Heavy" w:eastAsia="DFKai-SB"/>
+                <w:b/>
+                <w:sz w:val="25"/>
               </w:rPr>
               <w:t>115.08.06</w:t>
             </w:r>
@@ -2543,7 +2719,9 @@
           <w:p>
             <w:r>
               <w:rPr>
-                <w:sz w:val="24"/>
+                <w:rFonts w:ascii="Franklin Gothic Heavy" w:hAnsi="Franklin Gothic Heavy" w:eastAsia="DFKai-SB"/>
+                <w:b/>
+                <w:sz w:val="25"/>
               </w:rPr>
               <w:t>02  07  08  20  26  33</w:t>
             </w:r>
@@ -2565,7 +2743,9 @@
           <w:p>
             <w:r>
               <w:rPr>
-                <w:sz w:val="24"/>
+                <w:rFonts w:ascii="Franklin Gothic Heavy" w:hAnsi="Franklin Gothic Heavy" w:eastAsia="DFKai-SB"/>
+                <w:b/>
+                <w:sz w:val="25"/>
               </w:rPr>
               <w:t>04</w:t>
             </w:r>
@@ -2573,10 +2753,9 @@
         </w:tc>
       </w:tr>
     </w:tbl>
-    <w:p/>
     <w:tbl>
       <w:tblPr>
-        <w:tblpPr w:leftFromText="180" w:rightFromText="180" w:vertAnchor="text" w:horzAnchor="margin" w:tblpXSpec="right" w:tblpY="74"/>
+        <w:tblpPr w:leftFromText="180" w:rightFromText="180" w:vertAnchor="text" w:horzAnchor="margin" w:tblpXSpec="right" w:tblpY="46"/>
         <w:tblW w:w="3114" w:type="dxa"/>
         <w:tblCellMar>
           <w:left w:w="28" w:type="dxa"/>
@@ -2620,12 +2799,12 @@
             </w:pPr>
             <w:r>
               <w:rPr>
-                <w:rFonts w:ascii="標楷體" w:eastAsia="標楷體" w:hAnsi="標楷體" w:cs="新細明體"/>
+                <w:rFonts w:ascii="Franklin Gothic Heavy" w:eastAsia="DFKai-SB" w:hAnsi="Franklin Gothic Heavy" w:cs="新細明體"/>
                 <w:b/>
                 <w:bCs/>
                 <w:color w:val="000000"/>
                 <w:kern w:val="0"/>
-                <w:sz w:val="24"/>
+                <w:sz w:val="25"/>
                 <w:szCs w:val="24"/>
                 <w14:ligatures w14:val="none"/>
               </w:rPr>
@@ -2661,12 +2840,12 @@
             </w:pPr>
             <w:r>
               <w:rPr>
-                <w:rFonts w:ascii="標楷體" w:eastAsia="標楷體" w:hAnsi="標楷體" w:cs="新細明體"/>
+                <w:rFonts w:ascii="Franklin Gothic Heavy" w:eastAsia="DFKai-SB" w:hAnsi="Franklin Gothic Heavy" w:cs="新細明體"/>
                 <w:b/>
                 <w:bCs/>
                 <w:color w:val="000000"/>
                 <w:kern w:val="0"/>
-                <w:sz w:val="24"/>
+                <w:sz w:val="25"/>
                 <w:szCs w:val="24"/>
                 <w14:ligatures w14:val="none"/>
               </w:rPr>
@@ -2695,9 +2874,11 @@
           <w:p>
             <w:r>
               <w:rPr>
-                <w:sz w:val="24"/>
-              </w:rPr>
-              <w:t>07/27(一)</w:t>
+                <w:rFonts w:ascii="Franklin Gothic Heavy" w:hAnsi="Franklin Gothic Heavy" w:eastAsia="DFKai-SB"/>
+                <w:b/>
+                <w:sz w:val="25"/>
+              </w:rPr>
+              <w:t>07/28(二)</w:t>
             </w:r>
           </w:p>
         </w:tc>
@@ -2717,9 +2898,11 @@
           <w:p>
             <w:r>
               <w:rPr>
-                <w:sz w:val="24"/>
-              </w:rPr>
-              <w:t>5  9  1  0</w:t>
+                <w:rFonts w:ascii="Franklin Gothic Heavy" w:hAnsi="Franklin Gothic Heavy" w:eastAsia="DFKai-SB"/>
+                <w:b/>
+                <w:sz w:val="25"/>
+              </w:rPr>
+              <w:t>0  4  3  3</w:t>
             </w:r>
           </w:p>
         </w:tc>
@@ -2743,9 +2926,11 @@
           <w:p>
             <w:r>
               <w:rPr>
-                <w:sz w:val="24"/>
-              </w:rPr>
-              <w:t>07/28(二)</w:t>
+                <w:rFonts w:ascii="Franklin Gothic Heavy" w:hAnsi="Franklin Gothic Heavy" w:eastAsia="DFKai-SB"/>
+                <w:b/>
+                <w:sz w:val="25"/>
+              </w:rPr>
+              <w:t>07/29(三)</w:t>
             </w:r>
           </w:p>
         </w:tc>
@@ -2764,9 +2949,11 @@
           <w:p>
             <w:r>
               <w:rPr>
-                <w:sz w:val="24"/>
-              </w:rPr>
-              <w:t>0  4  3  3</w:t>
+                <w:rFonts w:ascii="Franklin Gothic Heavy" w:hAnsi="Franklin Gothic Heavy" w:eastAsia="DFKai-SB"/>
+                <w:b/>
+                <w:sz w:val="25"/>
+              </w:rPr>
+              <w:t>7  6  8  5</w:t>
             </w:r>
           </w:p>
         </w:tc>
@@ -2790,9 +2977,11 @@
           <w:p>
             <w:r>
               <w:rPr>
-                <w:sz w:val="24"/>
-              </w:rPr>
-              <w:t>07/29(三)</w:t>
+                <w:rFonts w:ascii="Franklin Gothic Heavy" w:hAnsi="Franklin Gothic Heavy" w:eastAsia="DFKai-SB"/>
+                <w:b/>
+                <w:sz w:val="25"/>
+              </w:rPr>
+              <w:t>07/30(四)</w:t>
             </w:r>
           </w:p>
         </w:tc>
@@ -2811,9 +3000,11 @@
           <w:p>
             <w:r>
               <w:rPr>
-                <w:sz w:val="24"/>
-              </w:rPr>
-              <w:t>7  6  8  5</w:t>
+                <w:rFonts w:ascii="Franklin Gothic Heavy" w:hAnsi="Franklin Gothic Heavy" w:eastAsia="DFKai-SB"/>
+                <w:b/>
+                <w:sz w:val="25"/>
+              </w:rPr>
+              <w:t>2  9  3  1</w:t>
             </w:r>
           </w:p>
         </w:tc>
@@ -2837,9 +3028,11 @@
           <w:p>
             <w:r>
               <w:rPr>
-                <w:sz w:val="24"/>
-              </w:rPr>
-              <w:t>07/30(四)</w:t>
+                <w:rFonts w:ascii="Franklin Gothic Heavy" w:hAnsi="Franklin Gothic Heavy" w:eastAsia="DFKai-SB"/>
+                <w:b/>
+                <w:sz w:val="25"/>
+              </w:rPr>
+              <w:t>07/31(五)</w:t>
             </w:r>
           </w:p>
         </w:tc>
@@ -2858,9 +3051,11 @@
           <w:p>
             <w:r>
               <w:rPr>
-                <w:sz w:val="24"/>
-              </w:rPr>
-              <w:t>2  9  3  1</w:t>
+                <w:rFonts w:ascii="Franklin Gothic Heavy" w:hAnsi="Franklin Gothic Heavy" w:eastAsia="DFKai-SB"/>
+                <w:b/>
+                <w:sz w:val="25"/>
+              </w:rPr>
+              <w:t>7  1  9  8</w:t>
             </w:r>
           </w:p>
         </w:tc>
@@ -2884,9 +3079,11 @@
           <w:p>
             <w:r>
               <w:rPr>
-                <w:sz w:val="24"/>
-              </w:rPr>
-              <w:t>07/31(五)</w:t>
+                <w:rFonts w:ascii="Franklin Gothic Heavy" w:hAnsi="Franklin Gothic Heavy" w:eastAsia="DFKai-SB"/>
+                <w:b/>
+                <w:sz w:val="25"/>
+              </w:rPr>
+              <w:t>08/01(六)</w:t>
             </w:r>
           </w:p>
         </w:tc>
@@ -2905,9 +3102,11 @@
           <w:p>
             <w:r>
               <w:rPr>
-                <w:sz w:val="24"/>
-              </w:rPr>
-              <w:t>7  1  9  8</w:t>
+                <w:rFonts w:ascii="Franklin Gothic Heavy" w:hAnsi="Franklin Gothic Heavy" w:eastAsia="DFKai-SB"/>
+                <w:b/>
+                <w:sz w:val="25"/>
+              </w:rPr>
+              <w:t>7  1  9  5</w:t>
             </w:r>
           </w:p>
         </w:tc>
@@ -2931,9 +3130,11 @@
           <w:p>
             <w:r>
               <w:rPr>
-                <w:sz w:val="24"/>
-              </w:rPr>
-              <w:t>08/01(六)</w:t>
+                <w:rFonts w:ascii="Franklin Gothic Heavy" w:hAnsi="Franklin Gothic Heavy" w:eastAsia="DFKai-SB"/>
+                <w:b/>
+                <w:sz w:val="25"/>
+              </w:rPr>
+              <w:t>08/03(一)</w:t>
             </w:r>
           </w:p>
         </w:tc>
@@ -2952,9 +3153,11 @@
           <w:p>
             <w:r>
               <w:rPr>
-                <w:sz w:val="24"/>
-              </w:rPr>
-              <w:t>7  1  9  5</w:t>
+                <w:rFonts w:ascii="Franklin Gothic Heavy" w:hAnsi="Franklin Gothic Heavy" w:eastAsia="DFKai-SB"/>
+                <w:b/>
+                <w:sz w:val="25"/>
+              </w:rPr>
+              <w:t>6  0  1  6</w:t>
             </w:r>
           </w:p>
         </w:tc>
@@ -2978,9 +3181,11 @@
           <w:p>
             <w:r>
               <w:rPr>
-                <w:sz w:val="24"/>
-              </w:rPr>
-              <w:t>08/03(一)</w:t>
+                <w:rFonts w:ascii="Franklin Gothic Heavy" w:hAnsi="Franklin Gothic Heavy" w:eastAsia="DFKai-SB"/>
+                <w:b/>
+                <w:sz w:val="25"/>
+              </w:rPr>
+              <w:t>08/04(二)</w:t>
             </w:r>
           </w:p>
         </w:tc>
@@ -2999,9 +3204,11 @@
           <w:p>
             <w:r>
               <w:rPr>
-                <w:sz w:val="24"/>
-              </w:rPr>
-              <w:t>6  0  1  6</w:t>
+                <w:rFonts w:ascii="Franklin Gothic Heavy" w:hAnsi="Franklin Gothic Heavy" w:eastAsia="DFKai-SB"/>
+                <w:b/>
+                <w:sz w:val="25"/>
+              </w:rPr>
+              <w:t>1  8  4  3</w:t>
             </w:r>
           </w:p>
         </w:tc>
@@ -3025,9 +3232,11 @@
           <w:p>
             <w:r>
               <w:rPr>
-                <w:sz w:val="24"/>
-              </w:rPr>
-              <w:t>08/04(二)</w:t>
+                <w:rFonts w:ascii="Franklin Gothic Heavy" w:hAnsi="Franklin Gothic Heavy" w:eastAsia="DFKai-SB"/>
+                <w:b/>
+                <w:sz w:val="25"/>
+              </w:rPr>
+              <w:t>08/05(三)</w:t>
             </w:r>
           </w:p>
         </w:tc>
@@ -3046,9 +3255,11 @@
           <w:p>
             <w:r>
               <w:rPr>
-                <w:sz w:val="24"/>
-              </w:rPr>
-              <w:t>1  8  4  3</w:t>
+                <w:rFonts w:ascii="Franklin Gothic Heavy" w:hAnsi="Franklin Gothic Heavy" w:eastAsia="DFKai-SB"/>
+                <w:b/>
+                <w:sz w:val="25"/>
+              </w:rPr>
+              <w:t>0  8  2  3</w:t>
             </w:r>
           </w:p>
         </w:tc>
@@ -3072,9 +3283,11 @@
           <w:p>
             <w:r>
               <w:rPr>
-                <w:sz w:val="24"/>
-              </w:rPr>
-              <w:t>08/05(三)</w:t>
+                <w:rFonts w:ascii="Franklin Gothic Heavy" w:hAnsi="Franklin Gothic Heavy" w:eastAsia="DFKai-SB"/>
+                <w:b/>
+                <w:sz w:val="25"/>
+              </w:rPr>
+              <w:t>08/06(四)</w:t>
             </w:r>
           </w:p>
         </w:tc>
@@ -3093,9 +3306,11 @@
           <w:p>
             <w:r>
               <w:rPr>
-                <w:sz w:val="24"/>
-              </w:rPr>
-              <w:t>0  8  2  3</w:t>
+                <w:rFonts w:ascii="Franklin Gothic Heavy" w:hAnsi="Franklin Gothic Heavy" w:eastAsia="DFKai-SB"/>
+                <w:b/>
+                <w:sz w:val="25"/>
+              </w:rPr>
+              <w:t>6  3  4  5</w:t>
             </w:r>
           </w:p>
         </w:tc>
@@ -3119,9 +3334,11 @@
           <w:p>
             <w:r>
               <w:rPr>
-                <w:sz w:val="24"/>
-              </w:rPr>
-              <w:t>08/06(四)</w:t>
+                <w:rFonts w:ascii="Franklin Gothic Heavy" w:hAnsi="Franklin Gothic Heavy" w:eastAsia="DFKai-SB"/>
+                <w:b/>
+                <w:sz w:val="25"/>
+              </w:rPr>
+              <w:t>08/07(五)</w:t>
             </w:r>
           </w:p>
         </w:tc>
@@ -3140,14 +3357,17 @@
           <w:p>
             <w:r>
               <w:rPr>
-                <w:sz w:val="24"/>
-              </w:rPr>
-              <w:t>6  3  4  5</w:t>
+                <w:rFonts w:ascii="Franklin Gothic Heavy" w:hAnsi="Franklin Gothic Heavy" w:eastAsia="DFKai-SB"/>
+                <w:b/>
+                <w:sz w:val="25"/>
+              </w:rPr>
+              <w:t>1  1  9  3</w:t>
             </w:r>
           </w:p>
         </w:tc>
       </w:tr>
     </w:tbl>
+    <w:p/>
     <w:p>
       <w:pPr>
         <w:ind w:firstLineChars="200" w:firstLine="480"/>
@@ -3202,12 +3422,12 @@
             </w:pPr>
             <w:r>
               <w:rPr>
-                <w:rFonts w:ascii="標楷體" w:eastAsia="標楷體" w:hAnsi="標楷體" w:cs="新細明體"/>
+                <w:rFonts w:ascii="Franklin Gothic Heavy" w:eastAsia="DFKai-SB" w:hAnsi="Franklin Gothic Heavy" w:cs="新細明體"/>
                 <w:b/>
                 <w:bCs/>
                 <w:color w:val="000000"/>
                 <w:kern w:val="0"/>
-                <w:sz w:val="24"/>
+                <w:sz w:val="25"/>
                 <w:szCs w:val="28"/>
                 <w14:ligatures w14:val="none"/>
               </w:rPr>
@@ -3244,12 +3464,12 @@
             </w:pPr>
             <w:r>
               <w:rPr>
-                <w:rFonts w:ascii="標楷體" w:eastAsia="標楷體" w:hAnsi="標楷體" w:cs="新細明體"/>
+                <w:rFonts w:ascii="Franklin Gothic Heavy" w:eastAsia="DFKai-SB" w:hAnsi="Franklin Gothic Heavy" w:cs="新細明體"/>
                 <w:b/>
                 <w:bCs/>
                 <w:color w:val="000000"/>
                 <w:kern w:val="0"/>
-                <w:sz w:val="24"/>
+                <w:sz w:val="25"/>
                 <w:szCs w:val="28"/>
                 <w14:ligatures w14:val="none"/>
               </w:rPr>
@@ -3286,12 +3506,12 @@
             </w:pPr>
             <w:r>
               <w:rPr>
-                <w:rFonts w:ascii="標楷體" w:eastAsia="標楷體" w:hAnsi="標楷體" w:cs="新細明體"/>
+                <w:rFonts w:ascii="Franklin Gothic Heavy" w:eastAsia="DFKai-SB" w:hAnsi="Franklin Gothic Heavy" w:cs="新細明體"/>
                 <w:b/>
                 <w:bCs/>
                 <w:color w:val="000000"/>
                 <w:kern w:val="0"/>
-                <w:sz w:val="24"/>
+                <w:sz w:val="25"/>
                 <w:szCs w:val="28"/>
                 <w14:ligatures w14:val="none"/>
               </w:rPr>
@@ -3328,12 +3548,12 @@
             </w:pPr>
             <w:r>
               <w:rPr>
-                <w:rFonts w:ascii="標楷體" w:eastAsia="標楷體" w:hAnsi="標楷體" w:cs="新細明體"/>
+                <w:rFonts w:ascii="Franklin Gothic Heavy" w:eastAsia="DFKai-SB" w:hAnsi="Franklin Gothic Heavy" w:cs="新細明體"/>
                 <w:b/>
                 <w:bCs/>
                 <w:color w:val="000000"/>
                 <w:kern w:val="0"/>
-                <w:sz w:val="24"/>
+                <w:sz w:val="25"/>
                 <w:szCs w:val="28"/>
                 <w14:ligatures w14:val="none"/>
               </w:rPr>
@@ -3362,7 +3582,9 @@
           <w:p>
             <w:r>
               <w:rPr>
-                <w:sz w:val="24"/>
+                <w:rFonts w:ascii="Franklin Gothic Heavy" w:hAnsi="Franklin Gothic Heavy" w:eastAsia="DFKai-SB"/>
+                <w:b/>
+                <w:sz w:val="25"/>
               </w:rPr>
               <w:t>115000068</w:t>
             </w:r>
@@ -3384,7 +3606,9 @@
           <w:p>
             <w:r>
               <w:rPr>
-                <w:sz w:val="24"/>
+                <w:rFonts w:ascii="Franklin Gothic Heavy" w:hAnsi="Franklin Gothic Heavy" w:eastAsia="DFKai-SB"/>
+                <w:b/>
+                <w:sz w:val="25"/>
               </w:rPr>
               <w:t>115.07.07</w:t>
             </w:r>
@@ -3406,7 +3630,9 @@
           <w:p>
             <w:r>
               <w:rPr>
-                <w:sz w:val="24"/>
+                <w:rFonts w:ascii="Franklin Gothic Heavy" w:hAnsi="Franklin Gothic Heavy" w:eastAsia="DFKai-SB"/>
+                <w:b/>
+                <w:sz w:val="25"/>
               </w:rPr>
               <w:t>08  13  15  18  19  42</w:t>
             </w:r>
@@ -3428,7 +3654,9 @@
           <w:p>
             <w:r>
               <w:rPr>
-                <w:sz w:val="24"/>
+                <w:rFonts w:ascii="Franklin Gothic Heavy" w:hAnsi="Franklin Gothic Heavy" w:eastAsia="DFKai-SB"/>
+                <w:b/>
+                <w:sz w:val="25"/>
               </w:rPr>
               <w:t>37</w:t>
             </w:r>
@@ -3455,7 +3683,9 @@
           <w:p>
             <w:r>
               <w:rPr>
-                <w:sz w:val="24"/>
+                <w:rFonts w:ascii="Franklin Gothic Heavy" w:hAnsi="Franklin Gothic Heavy" w:eastAsia="DFKai-SB"/>
+                <w:b/>
+                <w:sz w:val="25"/>
               </w:rPr>
               <w:t>115000069</w:t>
             </w:r>
@@ -3477,7 +3707,9 @@
           <w:p>
             <w:r>
               <w:rPr>
-                <w:sz w:val="24"/>
+                <w:rFonts w:ascii="Franklin Gothic Heavy" w:hAnsi="Franklin Gothic Heavy" w:eastAsia="DFKai-SB"/>
+                <w:b/>
+                <w:sz w:val="25"/>
               </w:rPr>
               <w:t>115.07.10</w:t>
             </w:r>
@@ -3499,7 +3731,9 @@
           <w:p>
             <w:r>
               <w:rPr>
-                <w:sz w:val="24"/>
+                <w:rFonts w:ascii="Franklin Gothic Heavy" w:hAnsi="Franklin Gothic Heavy" w:eastAsia="DFKai-SB"/>
+                <w:b/>
+                <w:sz w:val="25"/>
               </w:rPr>
               <w:t>03  04  15  18  29  49</w:t>
             </w:r>
@@ -3521,7 +3755,9 @@
           <w:p>
             <w:r>
               <w:rPr>
-                <w:sz w:val="24"/>
+                <w:rFonts w:ascii="Franklin Gothic Heavy" w:hAnsi="Franklin Gothic Heavy" w:eastAsia="DFKai-SB"/>
+                <w:b/>
+                <w:sz w:val="25"/>
               </w:rPr>
               <w:t>13</w:t>
             </w:r>
@@ -3548,7 +3784,9 @@
           <w:p>
             <w:r>
               <w:rPr>
-                <w:sz w:val="24"/>
+                <w:rFonts w:ascii="Franklin Gothic Heavy" w:hAnsi="Franklin Gothic Heavy" w:eastAsia="DFKai-SB"/>
+                <w:b/>
+                <w:sz w:val="25"/>
               </w:rPr>
               <w:t>115000070</w:t>
             </w:r>
@@ -3570,7 +3808,9 @@
           <w:p>
             <w:r>
               <w:rPr>
-                <w:sz w:val="24"/>
+                <w:rFonts w:ascii="Franklin Gothic Heavy" w:hAnsi="Franklin Gothic Heavy" w:eastAsia="DFKai-SB"/>
+                <w:b/>
+                <w:sz w:val="25"/>
               </w:rPr>
               <w:t>115.07.14</w:t>
             </w:r>
@@ -3592,7 +3832,9 @@
           <w:p>
             <w:r>
               <w:rPr>
-                <w:sz w:val="24"/>
+                <w:rFonts w:ascii="Franklin Gothic Heavy" w:hAnsi="Franklin Gothic Heavy" w:eastAsia="DFKai-SB"/>
+                <w:b/>
+                <w:sz w:val="25"/>
               </w:rPr>
               <w:t>10  25  34  36  45  46</w:t>
             </w:r>
@@ -3614,7 +3856,9 @@
           <w:p>
             <w:r>
               <w:rPr>
-                <w:sz w:val="24"/>
+                <w:rFonts w:ascii="Franklin Gothic Heavy" w:hAnsi="Franklin Gothic Heavy" w:eastAsia="DFKai-SB"/>
+                <w:b/>
+                <w:sz w:val="25"/>
               </w:rPr>
               <w:t>07</w:t>
             </w:r>
@@ -3641,7 +3885,9 @@
           <w:p>
             <w:r>
               <w:rPr>
-                <w:sz w:val="24"/>
+                <w:rFonts w:ascii="Franklin Gothic Heavy" w:hAnsi="Franklin Gothic Heavy" w:eastAsia="DFKai-SB"/>
+                <w:b/>
+                <w:sz w:val="25"/>
               </w:rPr>
               <w:t>115000071</w:t>
             </w:r>
@@ -3663,7 +3909,9 @@
           <w:p>
             <w:r>
               <w:rPr>
-                <w:sz w:val="24"/>
+                <w:rFonts w:ascii="Franklin Gothic Heavy" w:hAnsi="Franklin Gothic Heavy" w:eastAsia="DFKai-SB"/>
+                <w:b/>
+                <w:sz w:val="25"/>
               </w:rPr>
               <w:t>115.07.17</w:t>
             </w:r>
@@ -3685,7 +3933,9 @@
           <w:p>
             <w:r>
               <w:rPr>
-                <w:sz w:val="24"/>
+                <w:rFonts w:ascii="Franklin Gothic Heavy" w:hAnsi="Franklin Gothic Heavy" w:eastAsia="DFKai-SB"/>
+                <w:b/>
+                <w:sz w:val="25"/>
               </w:rPr>
               <w:t>01  06  12  14  17  26</w:t>
             </w:r>
@@ -3707,7 +3957,9 @@
           <w:p>
             <w:r>
               <w:rPr>
-                <w:sz w:val="24"/>
+                <w:rFonts w:ascii="Franklin Gothic Heavy" w:hAnsi="Franklin Gothic Heavy" w:eastAsia="DFKai-SB"/>
+                <w:b/>
+                <w:sz w:val="25"/>
               </w:rPr>
               <w:t>24</w:t>
             </w:r>
@@ -3734,7 +3986,9 @@
           <w:p>
             <w:r>
               <w:rPr>
-                <w:sz w:val="24"/>
+                <w:rFonts w:ascii="Franklin Gothic Heavy" w:hAnsi="Franklin Gothic Heavy" w:eastAsia="DFKai-SB"/>
+                <w:b/>
+                <w:sz w:val="25"/>
               </w:rPr>
               <w:t>115000072</w:t>
             </w:r>
@@ -3756,7 +4010,9 @@
           <w:p>
             <w:r>
               <w:rPr>
-                <w:sz w:val="24"/>
+                <w:rFonts w:ascii="Franklin Gothic Heavy" w:hAnsi="Franklin Gothic Heavy" w:eastAsia="DFKai-SB"/>
+                <w:b/>
+                <w:sz w:val="25"/>
               </w:rPr>
               <w:t>115.07.21</w:t>
             </w:r>
@@ -3778,7 +4034,9 @@
           <w:p>
             <w:r>
               <w:rPr>
-                <w:sz w:val="24"/>
+                <w:rFonts w:ascii="Franklin Gothic Heavy" w:hAnsi="Franklin Gothic Heavy" w:eastAsia="DFKai-SB"/>
+                <w:b/>
+                <w:sz w:val="25"/>
               </w:rPr>
               <w:t>02  08  15  26  35  46</w:t>
             </w:r>
@@ -3800,7 +4058,9 @@
           <w:p>
             <w:r>
               <w:rPr>
-                <w:sz w:val="24"/>
+                <w:rFonts w:ascii="Franklin Gothic Heavy" w:hAnsi="Franklin Gothic Heavy" w:eastAsia="DFKai-SB"/>
+                <w:b/>
+                <w:sz w:val="25"/>
               </w:rPr>
               <w:t>11</w:t>
             </w:r>
@@ -3827,7 +4087,9 @@
           <w:p>
             <w:r>
               <w:rPr>
-                <w:sz w:val="24"/>
+                <w:rFonts w:ascii="Franklin Gothic Heavy" w:hAnsi="Franklin Gothic Heavy" w:eastAsia="DFKai-SB"/>
+                <w:b/>
+                <w:sz w:val="25"/>
               </w:rPr>
               <w:t>115000073</w:t>
             </w:r>
@@ -3849,7 +4111,9 @@
           <w:p>
             <w:r>
               <w:rPr>
-                <w:sz w:val="24"/>
+                <w:rFonts w:ascii="Franklin Gothic Heavy" w:hAnsi="Franklin Gothic Heavy" w:eastAsia="DFKai-SB"/>
+                <w:b/>
+                <w:sz w:val="25"/>
               </w:rPr>
               <w:t>115.07.24</w:t>
             </w:r>
@@ -3871,7 +4135,9 @@
           <w:p>
             <w:r>
               <w:rPr>
-                <w:sz w:val="24"/>
+                <w:rFonts w:ascii="Franklin Gothic Heavy" w:hAnsi="Franklin Gothic Heavy" w:eastAsia="DFKai-SB"/>
+                <w:b/>
+                <w:sz w:val="25"/>
               </w:rPr>
               <w:t>03  15  27  34  35  44</w:t>
             </w:r>
@@ -3893,7 +4159,9 @@
           <w:p>
             <w:r>
               <w:rPr>
-                <w:sz w:val="24"/>
+                <w:rFonts w:ascii="Franklin Gothic Heavy" w:hAnsi="Franklin Gothic Heavy" w:eastAsia="DFKai-SB"/>
+                <w:b/>
+                <w:sz w:val="25"/>
               </w:rPr>
               <w:t>40</w:t>
             </w:r>
@@ -3920,7 +4188,9 @@
           <w:p>
             <w:r>
               <w:rPr>
-                <w:sz w:val="24"/>
+                <w:rFonts w:ascii="Franklin Gothic Heavy" w:hAnsi="Franklin Gothic Heavy" w:eastAsia="DFKai-SB"/>
+                <w:b/>
+                <w:sz w:val="25"/>
               </w:rPr>
               <w:t>115000074</w:t>
             </w:r>
@@ -3942,7 +4212,9 @@
           <w:p>
             <w:r>
               <w:rPr>
-                <w:sz w:val="24"/>
+                <w:rFonts w:ascii="Franklin Gothic Heavy" w:hAnsi="Franklin Gothic Heavy" w:eastAsia="DFKai-SB"/>
+                <w:b/>
+                <w:sz w:val="25"/>
               </w:rPr>
               <w:t>115.07.28</w:t>
             </w:r>
@@ -3964,7 +4236,9 @@
           <w:p>
             <w:r>
               <w:rPr>
-                <w:sz w:val="24"/>
+                <w:rFonts w:ascii="Franklin Gothic Heavy" w:hAnsi="Franklin Gothic Heavy" w:eastAsia="DFKai-SB"/>
+                <w:b/>
+                <w:sz w:val="25"/>
               </w:rPr>
               <w:t>08  19  24  26  32  43</w:t>
             </w:r>
@@ -3986,7 +4260,9 @@
           <w:p>
             <w:r>
               <w:rPr>
-                <w:sz w:val="24"/>
+                <w:rFonts w:ascii="Franklin Gothic Heavy" w:hAnsi="Franklin Gothic Heavy" w:eastAsia="DFKai-SB"/>
+                <w:b/>
+                <w:sz w:val="25"/>
               </w:rPr>
               <w:t>47</w:t>
             </w:r>
@@ -4013,7 +4289,9 @@
           <w:p>
             <w:r>
               <w:rPr>
-                <w:sz w:val="24"/>
+                <w:rFonts w:ascii="Franklin Gothic Heavy" w:hAnsi="Franklin Gothic Heavy" w:eastAsia="DFKai-SB"/>
+                <w:b/>
+                <w:sz w:val="25"/>
               </w:rPr>
               <w:t>115000075</w:t>
             </w:r>
@@ -4035,7 +4313,9 @@
           <w:p>
             <w:r>
               <w:rPr>
-                <w:sz w:val="24"/>
+                <w:rFonts w:ascii="Franklin Gothic Heavy" w:hAnsi="Franklin Gothic Heavy" w:eastAsia="DFKai-SB"/>
+                <w:b/>
+                <w:sz w:val="25"/>
               </w:rPr>
               <w:t>115.07.31</w:t>
             </w:r>
@@ -4057,7 +4337,9 @@
           <w:p>
             <w:r>
               <w:rPr>
-                <w:sz w:val="24"/>
+                <w:rFonts w:ascii="Franklin Gothic Heavy" w:hAnsi="Franklin Gothic Heavy" w:eastAsia="DFKai-SB"/>
+                <w:b/>
+                <w:sz w:val="25"/>
               </w:rPr>
               <w:t>11  20  23  33  34  44</w:t>
             </w:r>
@@ -4079,7 +4361,9 @@
           <w:p>
             <w:r>
               <w:rPr>
-                <w:sz w:val="24"/>
+                <w:rFonts w:ascii="Franklin Gothic Heavy" w:hAnsi="Franklin Gothic Heavy" w:eastAsia="DFKai-SB"/>
+                <w:b/>
+                <w:sz w:val="25"/>
               </w:rPr>
               <w:t>10</w:t>
             </w:r>
@@ -4106,7 +4390,9 @@
           <w:p>
             <w:r>
               <w:rPr>
-                <w:sz w:val="24"/>
+                <w:rFonts w:ascii="Franklin Gothic Heavy" w:hAnsi="Franklin Gothic Heavy" w:eastAsia="DFKai-SB"/>
+                <w:b/>
+                <w:sz w:val="25"/>
               </w:rPr>
               <w:t>115000076</w:t>
             </w:r>
@@ -4128,7 +4414,9 @@
           <w:p>
             <w:r>
               <w:rPr>
-                <w:sz w:val="24"/>
+                <w:rFonts w:ascii="Franklin Gothic Heavy" w:hAnsi="Franklin Gothic Heavy" w:eastAsia="DFKai-SB"/>
+                <w:b/>
+                <w:sz w:val="25"/>
               </w:rPr>
               <w:t>115.08.04</w:t>
             </w:r>
@@ -4150,7 +4438,9 @@
           <w:p>
             <w:r>
               <w:rPr>
-                <w:sz w:val="24"/>
+                <w:rFonts w:ascii="Franklin Gothic Heavy" w:hAnsi="Franklin Gothic Heavy" w:eastAsia="DFKai-SB"/>
+                <w:b/>
+                <w:sz w:val="25"/>
               </w:rPr>
               <w:t>04  09  15  30  36  49</w:t>
             </w:r>
@@ -4172,7 +4462,9 @@
           <w:p>
             <w:r>
               <w:rPr>
-                <w:sz w:val="24"/>
+                <w:rFonts w:ascii="Franklin Gothic Heavy" w:hAnsi="Franklin Gothic Heavy" w:eastAsia="DFKai-SB"/>
+                <w:b/>
+                <w:sz w:val="25"/>
               </w:rPr>
               <w:t>40</w:t>
             </w:r>
@@ -4199,7 +4491,9 @@
           <w:p>
             <w:r>
               <w:rPr>
-                <w:sz w:val="24"/>
+                <w:rFonts w:ascii="Franklin Gothic Heavy" w:hAnsi="Franklin Gothic Heavy" w:eastAsia="DFKai-SB"/>
+                <w:b/>
+                <w:sz w:val="25"/>
               </w:rPr>
               <w:t>115000077</w:t>
             </w:r>
@@ -4221,7 +4515,9 @@
           <w:p>
             <w:r>
               <w:rPr>
-                <w:sz w:val="24"/>
+                <w:rFonts w:ascii="Franklin Gothic Heavy" w:hAnsi="Franklin Gothic Heavy" w:eastAsia="DFKai-SB"/>
+                <w:b/>
+                <w:sz w:val="25"/>
               </w:rPr>
               <w:t>115.08.07</w:t>
             </w:r>
@@ -4243,7 +4539,9 @@
           <w:p>
             <w:r>
               <w:rPr>
-                <w:sz w:val="24"/>
+                <w:rFonts w:ascii="Franklin Gothic Heavy" w:hAnsi="Franklin Gothic Heavy" w:eastAsia="DFKai-SB"/>
+                <w:b/>
+                <w:sz w:val="25"/>
               </w:rPr>
               <w:t>02  12  19  21  25  41</w:t>
             </w:r>
@@ -4265,7 +4563,9 @@
           <w:p>
             <w:r>
               <w:rPr>
-                <w:sz w:val="24"/>
+                <w:rFonts w:ascii="Franklin Gothic Heavy" w:hAnsi="Franklin Gothic Heavy" w:eastAsia="DFKai-SB"/>
+                <w:b/>
+                <w:sz w:val="25"/>
               </w:rPr>
               <w:t>31</w:t>
             </w:r>
@@ -4287,8 +4587,9 @@
     <w:p/>
     <w:p/>
     <w:sectPr>
+      <w:headerReference w:type="default" r:id="rId6"/>
       <w:pgSz w:w="11906" w:h="16838"/>
-      <w:pgMar w:top="238" w:right="340" w:bottom="249" w:left="340" w:header="851" w:footer="992" w:gutter="0"/>
+      <w:pgMar w:top="238" w:right="340" w:bottom="249" w:left="340" w:header="0" w:footer="0" w:gutter="0"/>
       <w:cols w:space="425"/>
       <w:docGrid w:type="lines" w:linePitch="360"/>
     </w:sectPr>
@@ -4297,7 +4598,7 @@
 </file>
 
 <file path=word/endnotes.xml><?xml version="1.0" encoding="utf-8"?>
-<w:endnotes xmlns:wpc="http://schemas.microsoft.com/office/word/2010/wordprocessingCanvas" xmlns:cx="http://schemas.microsoft.com/office/drawing/2014/chartex" xmlns:cx1="http://schemas.microsoft.com/office/drawing/2015/9/8/chartex" xmlns:cx2="http://schemas.microsoft.com/office/drawing/2015/10/21/chartex" xmlns:cx3="http://schemas.microsoft.com/office/drawing/2016/5/9/chartex" xmlns:cx4="http://schemas.microsoft.com/office/drawing/2016/5/10/chartex" xmlns:cx5="http://schemas.microsoft.com/office/drawing/2016/5/11/chartex" xmlns:cx6="http://schemas.microsoft.com/office/drawing/2016/5/12/chartex" xmlns:cx7="http://schemas.microsoft.com/office/drawing/2016/5/13/chartex" xmlns:cx8="http://schemas.microsoft.com/office/drawing/2016/5/14/chartex" xmlns:mc="http://schemas.openxmlformats.org/markup-compatibility/2006" xmlns:aink="http://schemas.microsoft.com/office/drawing/2016/ink" xmlns:am3d="http://schemas.microsoft.com/office/drawing/2017/model3d" xmlns:o="urn:schemas-microsoft-com:office:office" xmlns:oel="http://schemas.microsoft.com/office/2019/extlst" xmlns:r="http://schemas.openxmlformats.org/officeDocument/2006/relationships" xmlns:m="http://schemas.openxmlformats.org/officeDocument/2006/math" xmlns:v="urn:schemas-microsoft-com:vml" xmlns:wp14="http://schemas.microsoft.com/office/word/2010/wordprocessingDrawing" xmlns:wp="http://schemas.openxmlformats.org/drawingml/2006/wordprocessingDrawing" xmlns:w10="urn:schemas-microsoft-com:office:word" xmlns:w="http://schemas.openxmlformats.org/wordprocessingml/2006/main" xmlns:w14="http://schemas.microsoft.com/office/word/2010/wordml" xmlns:w15="http://schemas.microsoft.com/office/word/2012/wordml" xmlns:w16cex="http://schemas.microsoft.com/office/word/2018/wordml/cex" xmlns:w16cid="http://schemas.microsoft.com/office/word/2016/wordml/cid" xmlns:w16="http://schemas.microsoft.com/office/word/2018/wordml" xmlns:w16du="http://schemas.microsoft.com/office/word/2023/wordml/word16du" xmlns:w16sdtdh="http://schemas.microsoft.com/office/word/2020/wordml/sdtdatahash" xmlns:w16sdtfl="http://schemas.microsoft.com/office/word/2024/wordml/sdtformatlock" xmlns:w16se="http://schemas.microsoft.com/office/word/2015/wordml/symex" xmlns:wpg="http://schemas.microsoft.com/office/word/2010/wordprocessingGroup" xmlns:wpi="http://schemas.microsoft.com/office/word/2010/wordprocessingInk" xmlns:wne="http://schemas.microsoft.com/office/word/2006/wordml" xmlns:wps="http://schemas.microsoft.com/office/word/2010/wordprocessingShape" mc:Ignorable="w14 w15 w16se w16cid w16 w16cex w16sdtdh w16sdtfl w16du wp14">
+<w:endnotes xmlns:wpc="http://schemas.microsoft.com/office/word/2010/wordprocessingCanvas" xmlns:cx="http://schemas.microsoft.com/office/drawing/2014/chartex" xmlns:cx1="http://schemas.microsoft.com/office/drawing/2015/9/8/chartex" xmlns:cx2="http://schemas.microsoft.com/office/drawing/2015/10/21/chartex" xmlns:cx3="http://schemas.microsoft.com/office/drawing/2016/5/9/chartex" xmlns:cx4="http://schemas.microsoft.com/office/drawing/2016/5/10/chartex" xmlns:cx5="http://schemas.microsoft.com/office/drawing/2016/5/11/chartex" xmlns:cx6="http://schemas.microsoft.com/office/drawing/2016/5/12/chartex" xmlns:cx7="http://schemas.microsoft.com/office/drawing/2016/5/13/chartex" xmlns:cx8="http://schemas.microsoft.com/office/drawing/2016/5/14/chartex" xmlns:mc="http://schemas.openxmlformats.org/markup-compatibility/2006" xmlns:aink="http://schemas.microsoft.com/office/drawing/2016/ink" xmlns:am3d="http://schemas.microsoft.com/office/drawing/2017/model3d" xmlns:o="urn:schemas-microsoft-com:office:office" xmlns:oel="http://schemas.microsoft.com/office/2019/extlst" xmlns:r="http://schemas.openxmlformats.org/officeDocument/2006/relationships" xmlns:m="http://schemas.openxmlformats.org/officeDocument/2006/math" xmlns:v="urn:schemas-microsoft-com:vml" xmlns:wp14="http://schemas.microsoft.com/office/word/2010/wordprocessingDrawing" xmlns:wp="http://schemas.openxmlformats.org/drawingml/2006/wordprocessingDrawing" xmlns:w10="urn:schemas-microsoft-com:office:word" xmlns:w="http://schemas.openxmlformats.org/wordprocessingml/2006/main" xmlns:w14="http://schemas.microsoft.com/office/word/2010/wordml" xmlns:w15="http://schemas.microsoft.com/office/word/2012/wordml" xmlns:w16cei="http://schemas.microsoft.com/office/word/2026/wordml/cei" xmlns:w16cex="http://schemas.microsoft.com/office/word/2018/wordml/cex" xmlns:w16cid="http://schemas.microsoft.com/office/word/2016/wordml/cid" xmlns:w16="http://schemas.microsoft.com/office/word/2018/wordml" xmlns:w16du="http://schemas.microsoft.com/office/word/2023/wordml/word16du" xmlns:w16sdtdh="http://schemas.microsoft.com/office/word/2020/wordml/sdtdatahash" xmlns:w16sdtfl="http://schemas.microsoft.com/office/word/2024/wordml/sdtformatlock" xmlns:w16se="http://schemas.microsoft.com/office/word/2015/wordml/symex" xmlns:wpg="http://schemas.microsoft.com/office/word/2010/wordprocessingGroup" xmlns:wpi="http://schemas.microsoft.com/office/word/2010/wordprocessingInk" xmlns:wne="http://schemas.microsoft.com/office/word/2006/wordml" xmlns:wps="http://schemas.microsoft.com/office/word/2010/wordprocessingShape" mc:Ignorable="w14 w15 w16se w16cid w16 w16cex w16sdtdh w16sdtfl w16du wp14">
   <w:endnote w:type="separator" w:id="-1">
     <w:p>
       <w:r>
@@ -4316,7 +4617,7 @@
 </file>
 
 <file path=word/footnotes.xml><?xml version="1.0" encoding="utf-8"?>
-<w:footnotes xmlns:wpc="http://schemas.microsoft.com/office/word/2010/wordprocessingCanvas" xmlns:cx="http://schemas.microsoft.com/office/drawing/2014/chartex" xmlns:cx1="http://schemas.microsoft.com/office/drawing/2015/9/8/chartex" xmlns:cx2="http://schemas.microsoft.com/office/drawing/2015/10/21/chartex" xmlns:cx3="http://schemas.microsoft.com/office/drawing/2016/5/9/chartex" xmlns:cx4="http://schemas.microsoft.com/office/drawing/2016/5/10/chartex" xmlns:cx5="http://schemas.microsoft.com/office/drawing/2016/5/11/chartex" xmlns:cx6="http://schemas.microsoft.com/office/drawing/2016/5/12/chartex" xmlns:cx7="http://schemas.microsoft.com/office/drawing/2016/5/13/chartex" xmlns:cx8="http://schemas.microsoft.com/office/drawing/2016/5/14/chartex" xmlns:mc="http://schemas.openxmlformats.org/markup-compatibility/2006" xmlns:aink="http://schemas.microsoft.com/office/drawing/2016/ink" xmlns:am3d="http://schemas.microsoft.com/office/drawing/2017/model3d" xmlns:o="urn:schemas-microsoft-com:office:office" xmlns:oel="http://schemas.microsoft.com/office/2019/extlst" xmlns:r="http://schemas.openxmlformats.org/officeDocument/2006/relationships" xmlns:m="http://schemas.openxmlformats.org/officeDocument/2006/math" xmlns:v="urn:schemas-microsoft-com:vml" xmlns:wp14="http://schemas.microsoft.com/office/word/2010/wordprocessingDrawing" xmlns:wp="http://schemas.openxmlformats.org/drawingml/2006/wordprocessingDrawing" xmlns:w10="urn:schemas-microsoft-com:office:word" xmlns:w="http://schemas.openxmlformats.org/wordprocessingml/2006/main" xmlns:w14="http://schemas.microsoft.com/office/word/2010/wordml" xmlns:w15="http://schemas.microsoft.com/office/word/2012/wordml" xmlns:w16cex="http://schemas.microsoft.com/office/word/2018/wordml/cex" xmlns:w16cid="http://schemas.microsoft.com/office/word/2016/wordml/cid" xmlns:w16="http://schemas.microsoft.com/office/word/2018/wordml" xmlns:w16du="http://schemas.microsoft.com/office/word/2023/wordml/word16du" xmlns:w16sdtdh="http://schemas.microsoft.com/office/word/2020/wordml/sdtdatahash" xmlns:w16sdtfl="http://schemas.microsoft.com/office/word/2024/wordml/sdtformatlock" xmlns:w16se="http://schemas.microsoft.com/office/word/2015/wordml/symex" xmlns:wpg="http://schemas.microsoft.com/office/word/2010/wordprocessingGroup" xmlns:wpi="http://schemas.microsoft.com/office/word/2010/wordprocessingInk" xmlns:wne="http://schemas.microsoft.com/office/word/2006/wordml" xmlns:wps="http://schemas.microsoft.com/office/word/2010/wordprocessingShape" mc:Ignorable="w14 w15 w16se w16cid w16 w16cex w16sdtdh w16sdtfl w16du wp14">
+<w:footnotes xmlns:wpc="http://schemas.microsoft.com/office/word/2010/wordprocessingCanvas" xmlns:cx="http://schemas.microsoft.com/office/drawing/2014/chartex" xmlns:cx1="http://schemas.microsoft.com/office/drawing/2015/9/8/chartex" xmlns:cx2="http://schemas.microsoft.com/office/drawing/2015/10/21/chartex" xmlns:cx3="http://schemas.microsoft.com/office/drawing/2016/5/9/chartex" xmlns:cx4="http://schemas.microsoft.com/office/drawing/2016/5/10/chartex" xmlns:cx5="http://schemas.microsoft.com/office/drawing/2016/5/11/chartex" xmlns:cx6="http://schemas.microsoft.com/office/drawing/2016/5/12/chartex" xmlns:cx7="http://schemas.microsoft.com/office/drawing/2016/5/13/chartex" xmlns:cx8="http://schemas.microsoft.com/office/drawing/2016/5/14/chartex" xmlns:mc="http://schemas.openxmlformats.org/markup-compatibility/2006" xmlns:aink="http://schemas.microsoft.com/office/drawing/2016/ink" xmlns:am3d="http://schemas.microsoft.com/office/drawing/2017/model3d" xmlns:o="urn:schemas-microsoft-com:office:office" xmlns:oel="http://schemas.microsoft.com/office/2019/extlst" xmlns:r="http://schemas.openxmlformats.org/officeDocument/2006/relationships" xmlns:m="http://schemas.openxmlformats.org/officeDocument/2006/math" xmlns:v="urn:schemas-microsoft-com:vml" xmlns:wp14="http://schemas.microsoft.com/office/word/2010/wordprocessingDrawing" xmlns:wp="http://schemas.openxmlformats.org/drawingml/2006/wordprocessingDrawing" xmlns:w10="urn:schemas-microsoft-com:office:word" xmlns:w="http://schemas.openxmlformats.org/wordprocessingml/2006/main" xmlns:w14="http://schemas.microsoft.com/office/word/2010/wordml" xmlns:w15="http://schemas.microsoft.com/office/word/2012/wordml" xmlns:w16cei="http://schemas.microsoft.com/office/word/2026/wordml/cei" xmlns:w16cex="http://schemas.microsoft.com/office/word/2018/wordml/cex" xmlns:w16cid="http://schemas.microsoft.com/office/word/2016/wordml/cid" xmlns:w16="http://schemas.microsoft.com/office/word/2018/wordml" xmlns:w16du="http://schemas.microsoft.com/office/word/2023/wordml/word16du" xmlns:w16sdtdh="http://schemas.microsoft.com/office/word/2020/wordml/sdtdatahash" xmlns:w16sdtfl="http://schemas.microsoft.com/office/word/2024/wordml/sdtformatlock" xmlns:w16se="http://schemas.microsoft.com/office/word/2015/wordml/symex" xmlns:wpg="http://schemas.microsoft.com/office/word/2010/wordprocessingGroup" xmlns:wpi="http://schemas.microsoft.com/office/word/2010/wordprocessingInk" xmlns:wne="http://schemas.microsoft.com/office/word/2006/wordml" xmlns:wps="http://schemas.microsoft.com/office/word/2010/wordprocessingShape" mc:Ignorable="w14 w15 w16se w16cid w16 w16cex w16sdtdh w16sdtfl w16du wp14">
   <w:footnote w:type="separator" w:id="-1">
     <w:p>
       <w:r>
@@ -4332,6 +4633,103 @@
     </w:p>
   </w:footnote>
 </w:footnotes>
+</file>
+
+<file path=word/header1.xml><?xml version="1.0" encoding="utf-8"?>
+<w:hdr xmlns:wpc="http://schemas.microsoft.com/office/word/2010/wordprocessingCanvas" xmlns:cx="http://schemas.microsoft.com/office/drawing/2014/chartex" xmlns:cx1="http://schemas.microsoft.com/office/drawing/2015/9/8/chartex" xmlns:cx2="http://schemas.microsoft.com/office/drawing/2015/10/21/chartex" xmlns:cx3="http://schemas.microsoft.com/office/drawing/2016/5/9/chartex" xmlns:cx4="http://schemas.microsoft.com/office/drawing/2016/5/10/chartex" xmlns:cx5="http://schemas.microsoft.com/office/drawing/2016/5/11/chartex" xmlns:cx6="http://schemas.microsoft.com/office/drawing/2016/5/12/chartex" xmlns:cx7="http://schemas.microsoft.com/office/drawing/2016/5/13/chartex" xmlns:cx8="http://schemas.microsoft.com/office/drawing/2016/5/14/chartex" xmlns:mc="http://schemas.openxmlformats.org/markup-compatibility/2006" xmlns:aink="http://schemas.microsoft.com/office/drawing/2016/ink" xmlns:am3d="http://schemas.microsoft.com/office/drawing/2017/model3d" xmlns:o="urn:schemas-microsoft-com:office:office" xmlns:oel="http://schemas.microsoft.com/office/2019/extlst" xmlns:r="http://schemas.openxmlformats.org/officeDocument/2006/relationships" xmlns:m="http://schemas.openxmlformats.org/officeDocument/2006/math" xmlns:v="urn:schemas-microsoft-com:vml" xmlns:wp14="http://schemas.microsoft.com/office/word/2010/wordprocessingDrawing" xmlns:wp="http://schemas.openxmlformats.org/drawingml/2006/wordprocessingDrawing" xmlns:w10="urn:schemas-microsoft-com:office:word" xmlns:w="http://schemas.openxmlformats.org/wordprocessingml/2006/main" xmlns:w14="http://schemas.microsoft.com/office/word/2010/wordml" xmlns:w15="http://schemas.microsoft.com/office/word/2012/wordml" xmlns:w16cei="http://schemas.microsoft.com/office/word/2026/wordml/cei" xmlns:w16cex="http://schemas.microsoft.com/office/word/2018/wordml/cex" xmlns:w16cid="http://schemas.microsoft.com/office/word/2016/wordml/cid" xmlns:w16="http://schemas.microsoft.com/office/word/2018/wordml" xmlns:w16du="http://schemas.microsoft.com/office/word/2023/wordml/word16du" xmlns:w16sdtdh="http://schemas.microsoft.com/office/word/2020/wordml/sdtdatahash" xmlns:w16sdtfl="http://schemas.microsoft.com/office/word/2024/wordml/sdtformatlock" xmlns:w16se="http://schemas.microsoft.com/office/word/2015/wordml/symex" xmlns:wpg="http://schemas.microsoft.com/office/word/2010/wordprocessingGroup" xmlns:wpi="http://schemas.microsoft.com/office/word/2010/wordprocessingInk" xmlns:wne="http://schemas.microsoft.com/office/word/2006/wordml" xmlns:wps="http://schemas.microsoft.com/office/word/2010/wordprocessingShape" mc:Ignorable="w14 w15 w16se w16cid w16 w16cex w16sdtdh w16sdtfl w16du wp14">
+  <w:p>
+    <w:pPr>
+      <w:pStyle w:val="ae"/>
+    </w:pPr>
+    <w:r>
+      <w:rPr>
+        <w:noProof/>
+      </w:rPr>
+      <w:drawing>
+        <wp:anchor distT="0" distB="0" distL="114300" distR="114300" simplePos="0" relativeHeight="251658240" behindDoc="0" locked="0" layoutInCell="1" allowOverlap="1" wp14:anchorId="4B95A683" wp14:editId="09569EE2">
+          <wp:simplePos x="0" y="0"/>
+          <wp:positionH relativeFrom="column">
+            <wp:posOffset>-38100</wp:posOffset>
+          </wp:positionH>
+          <wp:positionV relativeFrom="paragraph">
+            <wp:posOffset>-356235</wp:posOffset>
+          </wp:positionV>
+          <wp:extent cx="7128510" cy="8705215"/>
+          <wp:effectExtent l="0" t="0" r="0" b="635"/>
+          <wp:wrapNone/>
+          <wp:docPr id="1930071031" name="圖片 1"/>
+          <wp:cNvGraphicFramePr>
+            <a:graphicFrameLocks xmlns:a="http://schemas.openxmlformats.org/drawingml/2006/main" noChangeAspect="1"/>
+          </wp:cNvGraphicFramePr>
+          <a:graphic xmlns:a="http://schemas.openxmlformats.org/drawingml/2006/main">
+            <a:graphicData uri="http://schemas.openxmlformats.org/drawingml/2006/picture">
+              <pic:pic xmlns:pic="http://schemas.openxmlformats.org/drawingml/2006/picture">
+                <pic:nvPicPr>
+                  <pic:cNvPr id="1930071031" name="圖片 1930071031"/>
+                  <pic:cNvPicPr/>
+                </pic:nvPicPr>
+                <pic:blipFill>
+                  <a:blip r:embed="rId1">
+                    <a:lum bright="70000" contrast="-70000"/>
+                    <a:extLst>
+                      <a:ext uri="{BEBA8EAE-BF5A-486C-A8C5-ECC9F3942E4B}">
+                        <a14:imgProps xmlns:a14="http://schemas.microsoft.com/office/drawing/2010/main">
+                          <a14:imgLayer r:embed="rId2">
+                            <a14:imgEffect>
+                              <a14:colorTemperature colorTemp="5200"/>
+                            </a14:imgEffect>
+                            <a14:imgEffect>
+                              <a14:saturation sat="292000"/>
+                            </a14:imgEffect>
+                            <a14:imgEffect>
+                              <a14:brightnessContrast bright="20000"/>
+                            </a14:imgEffect>
+                          </a14:imgLayer>
+                        </a14:imgProps>
+                      </a:ext>
+                      <a:ext uri="{28A0092B-C50C-407E-A947-70E740481C1C}">
+                        <a14:useLocalDpi xmlns:a14="http://schemas.microsoft.com/office/drawing/2010/main" val="0"/>
+                      </a:ext>
+                    </a:extLst>
+                  </a:blip>
+                  <a:stretch>
+                    <a:fillRect/>
+                  </a:stretch>
+                </pic:blipFill>
+                <pic:spPr>
+                  <a:xfrm>
+                    <a:off x="0" y="0"/>
+                    <a:ext cx="7128510" cy="8705215"/>
+                  </a:xfrm>
+                  <a:prstGeom prst="rect">
+                    <a:avLst/>
+                  </a:prstGeom>
+                  <a:ln>
+                    <a:noFill/>
+                  </a:ln>
+                  <a:effectLst>
+                    <a:softEdge rad="112500"/>
+                  </a:effectLst>
+                </pic:spPr>
+              </pic:pic>
+            </a:graphicData>
+          </a:graphic>
+          <wp14:sizeRelH relativeFrom="page">
+            <wp14:pctWidth>0</wp14:pctWidth>
+          </wp14:sizeRelH>
+          <wp14:sizeRelV relativeFrom="page">
+            <wp14:pctHeight>0</wp14:pctHeight>
+          </wp14:sizeRelV>
+        </wp:anchor>
+      </w:drawing>
+    </w:r>
+  </w:p>
+  <w:p>
+    <w:pPr>
+      <w:pStyle w:val="ae"/>
+    </w:pPr>
+  </w:p>
+</w:hdr>
 </file>
 
 <file path=word/styles.xml><?xml version="1.0" encoding="utf-8"?>

--- a/最新開獎紀錄.docx
+++ b/最新開獎紀錄.docx
@@ -173,7 +173,7 @@
                 <w:b/>
                 <w:sz w:val="25"/>
               </w:rPr>
-              <w:t>115000182</w:t>
+              <w:t>115000183</w:t>
             </w:r>
           </w:p>
         </w:tc>
@@ -197,7 +197,7 @@
                 <w:b/>
                 <w:sz w:val="25"/>
               </w:rPr>
-              <w:t>115.07.28</w:t>
+              <w:t>115.07.29</w:t>
             </w:r>
           </w:p>
         </w:tc>
@@ -221,7 +221,7 @@
                 <w:b/>
                 <w:sz w:val="25"/>
               </w:rPr>
-              <w:t>05  08  13  23  31</w:t>
+              <w:t>05  14  32  33  36</w:t>
             </w:r>
           </w:p>
         </w:tc>
@@ -250,7 +250,7 @@
                 <w:b/>
                 <w:sz w:val="25"/>
               </w:rPr>
-              <w:t>115000183</w:t>
+              <w:t>115000184</w:t>
             </w:r>
           </w:p>
         </w:tc>
@@ -274,7 +274,7 @@
                 <w:b/>
                 <w:sz w:val="25"/>
               </w:rPr>
-              <w:t>115.07.29</w:t>
+              <w:t>115.07.30</w:t>
             </w:r>
           </w:p>
         </w:tc>
@@ -298,7 +298,7 @@
                 <w:b/>
                 <w:sz w:val="25"/>
               </w:rPr>
-              <w:t>05  14  32  33  36</w:t>
+              <w:t>04  07  08  16  38</w:t>
             </w:r>
           </w:p>
         </w:tc>
@@ -327,7 +327,7 @@
                 <w:b/>
                 <w:sz w:val="25"/>
               </w:rPr>
-              <w:t>115000184</w:t>
+              <w:t>115000185</w:t>
             </w:r>
           </w:p>
         </w:tc>
@@ -351,7 +351,7 @@
                 <w:b/>
                 <w:sz w:val="25"/>
               </w:rPr>
-              <w:t>115.07.30</w:t>
+              <w:t>115.07.31</w:t>
             </w:r>
           </w:p>
         </w:tc>
@@ -375,7 +375,7 @@
                 <w:b/>
                 <w:sz w:val="25"/>
               </w:rPr>
-              <w:t>04  07  08  16  38</w:t>
+              <w:t>01  09  12  25  26</w:t>
             </w:r>
           </w:p>
         </w:tc>
@@ -404,7 +404,7 @@
                 <w:b/>
                 <w:sz w:val="25"/>
               </w:rPr>
-              <w:t>115000185</w:t>
+              <w:t>115000186</w:t>
             </w:r>
           </w:p>
         </w:tc>
@@ -428,7 +428,7 @@
                 <w:b/>
                 <w:sz w:val="25"/>
               </w:rPr>
-              <w:t>115.07.31</w:t>
+              <w:t>115.08.01</w:t>
             </w:r>
           </w:p>
         </w:tc>
@@ -452,7 +452,7 @@
                 <w:b/>
                 <w:sz w:val="25"/>
               </w:rPr>
-              <w:t>01  09  12  25  26</w:t>
+              <w:t>06  11  18  22  29</w:t>
             </w:r>
           </w:p>
         </w:tc>
@@ -481,7 +481,7 @@
                 <w:b/>
                 <w:sz w:val="25"/>
               </w:rPr>
-              <w:t>115000186</w:t>
+              <w:t>115000187</w:t>
             </w:r>
           </w:p>
         </w:tc>
@@ -505,7 +505,7 @@
                 <w:b/>
                 <w:sz w:val="25"/>
               </w:rPr>
-              <w:t>115.08.01</w:t>
+              <w:t>115.08.03</w:t>
             </w:r>
           </w:p>
         </w:tc>
@@ -529,7 +529,7 @@
                 <w:b/>
                 <w:sz w:val="25"/>
               </w:rPr>
-              <w:t>06  11  18  22  29</w:t>
+              <w:t>07  21  23  28  35</w:t>
             </w:r>
           </w:p>
         </w:tc>
@@ -558,7 +558,7 @@
                 <w:b/>
                 <w:sz w:val="25"/>
               </w:rPr>
-              <w:t>115000187</w:t>
+              <w:t>115000188</w:t>
             </w:r>
           </w:p>
         </w:tc>
@@ -582,7 +582,7 @@
                 <w:b/>
                 <w:sz w:val="25"/>
               </w:rPr>
-              <w:t>115.08.03</w:t>
+              <w:t>115.08.04</w:t>
             </w:r>
           </w:p>
         </w:tc>
@@ -606,7 +606,7 @@
                 <w:b/>
                 <w:sz w:val="25"/>
               </w:rPr>
-              <w:t>07  21  23  28  35</w:t>
+              <w:t>09  32  35  37  39</w:t>
             </w:r>
           </w:p>
         </w:tc>
@@ -635,7 +635,7 @@
                 <w:b/>
                 <w:sz w:val="25"/>
               </w:rPr>
-              <w:t>115000188</w:t>
+              <w:t>115000189</w:t>
             </w:r>
           </w:p>
         </w:tc>
@@ -659,7 +659,7 @@
                 <w:b/>
                 <w:sz w:val="25"/>
               </w:rPr>
-              <w:t>115.08.04</w:t>
+              <w:t>115.08.05</w:t>
             </w:r>
           </w:p>
         </w:tc>
@@ -683,7 +683,7 @@
                 <w:b/>
                 <w:sz w:val="25"/>
               </w:rPr>
-              <w:t>09  32  35  37  39</w:t>
+              <w:t>02  04  22  25  29</w:t>
             </w:r>
           </w:p>
         </w:tc>
@@ -712,7 +712,7 @@
                 <w:b/>
                 <w:sz w:val="25"/>
               </w:rPr>
-              <w:t>115000189</w:t>
+              <w:t>115000190</w:t>
             </w:r>
           </w:p>
         </w:tc>
@@ -736,7 +736,7 @@
                 <w:b/>
                 <w:sz w:val="25"/>
               </w:rPr>
-              <w:t>115.08.05</w:t>
+              <w:t>115.08.06</w:t>
             </w:r>
           </w:p>
         </w:tc>
@@ -760,7 +760,7 @@
                 <w:b/>
                 <w:sz w:val="25"/>
               </w:rPr>
-              <w:t>02  04  22  25  29</w:t>
+              <w:t>03  09  16  24  35</w:t>
             </w:r>
           </w:p>
         </w:tc>
@@ -789,7 +789,7 @@
                 <w:b/>
                 <w:sz w:val="25"/>
               </w:rPr>
-              <w:t>115000190</w:t>
+              <w:t>115000191</w:t>
             </w:r>
           </w:p>
         </w:tc>
@@ -813,7 +813,7 @@
                 <w:b/>
                 <w:sz w:val="25"/>
               </w:rPr>
-              <w:t>115.08.06</w:t>
+              <w:t>115.08.07</w:t>
             </w:r>
           </w:p>
         </w:tc>
@@ -837,7 +837,7 @@
                 <w:b/>
                 <w:sz w:val="25"/>
               </w:rPr>
-              <w:t>03  09  16  24  35</w:t>
+              <w:t>06  11  12  13  19</w:t>
             </w:r>
           </w:p>
         </w:tc>
@@ -866,7 +866,7 @@
                 <w:b/>
                 <w:sz w:val="25"/>
               </w:rPr>
-              <w:t>115000191</w:t>
+              <w:t>115000192</w:t>
             </w:r>
           </w:p>
         </w:tc>
@@ -890,7 +890,7 @@
                 <w:b/>
                 <w:sz w:val="25"/>
               </w:rPr>
-              <w:t>115.08.07</w:t>
+              <w:t>115.08.08</w:t>
             </w:r>
           </w:p>
         </w:tc>
@@ -914,7 +914,7 @@
                 <w:b/>
                 <w:sz w:val="25"/>
               </w:rPr>
-              <w:t>06  11  12  13  19</w:t>
+              <w:t>05  11  24  31  32</w:t>
             </w:r>
           </w:p>
         </w:tc>
@@ -1045,7 +1045,7 @@
                 <w:b/>
                 <w:sz w:val="25"/>
               </w:rPr>
-              <w:t>07/28(二)</w:t>
+              <w:t>07/29(三)</w:t>
             </w:r>
           </w:p>
         </w:tc>
@@ -1069,7 +1069,7 @@
                 <w:b/>
                 <w:sz w:val="25"/>
               </w:rPr>
-              <w:t>7  1  6</w:t>
+              <w:t>8  4  6</w:t>
             </w:r>
           </w:p>
         </w:tc>
@@ -1097,7 +1097,7 @@
                 <w:b/>
                 <w:sz w:val="25"/>
               </w:rPr>
-              <w:t>07/29(三)</w:t>
+              <w:t>07/30(四)</w:t>
             </w:r>
           </w:p>
         </w:tc>
@@ -1120,7 +1120,7 @@
                 <w:b/>
                 <w:sz w:val="25"/>
               </w:rPr>
-              <w:t>8  4  6</w:t>
+              <w:t>2  8  5</w:t>
             </w:r>
           </w:p>
         </w:tc>
@@ -1148,7 +1148,7 @@
                 <w:b/>
                 <w:sz w:val="25"/>
               </w:rPr>
-              <w:t>07/30(四)</w:t>
+              <w:t>07/31(五)</w:t>
             </w:r>
           </w:p>
         </w:tc>
@@ -1171,7 +1171,7 @@
                 <w:b/>
                 <w:sz w:val="25"/>
               </w:rPr>
-              <w:t>2  8  5</w:t>
+              <w:t>1  3  9</w:t>
             </w:r>
           </w:p>
         </w:tc>
@@ -1199,7 +1199,7 @@
                 <w:b/>
                 <w:sz w:val="25"/>
               </w:rPr>
-              <w:t>07/31(五)</w:t>
+              <w:t>08/01(六)</w:t>
             </w:r>
           </w:p>
         </w:tc>
@@ -1222,7 +1222,7 @@
                 <w:b/>
                 <w:sz w:val="25"/>
               </w:rPr>
-              <w:t>1  3  9</w:t>
+              <w:t>5  6  6</w:t>
             </w:r>
           </w:p>
         </w:tc>
@@ -1250,7 +1250,7 @@
                 <w:b/>
                 <w:sz w:val="25"/>
               </w:rPr>
-              <w:t>08/01(六)</w:t>
+              <w:t>08/03(一)</w:t>
             </w:r>
           </w:p>
         </w:tc>
@@ -1273,7 +1273,7 @@
                 <w:b/>
                 <w:sz w:val="25"/>
               </w:rPr>
-              <w:t>5  6  6</w:t>
+              <w:t>4  9  1</w:t>
             </w:r>
           </w:p>
         </w:tc>
@@ -1301,7 +1301,7 @@
                 <w:b/>
                 <w:sz w:val="25"/>
               </w:rPr>
-              <w:t>08/03(一)</w:t>
+              <w:t>08/04(二)</w:t>
             </w:r>
           </w:p>
         </w:tc>
@@ -1324,7 +1324,7 @@
                 <w:b/>
                 <w:sz w:val="25"/>
               </w:rPr>
-              <w:t>4  9  1</w:t>
+              <w:t>9  9  1</w:t>
             </w:r>
           </w:p>
         </w:tc>
@@ -1352,7 +1352,7 @@
                 <w:b/>
                 <w:sz w:val="25"/>
               </w:rPr>
-              <w:t>08/04(二)</w:t>
+              <w:t>08/05(三)</w:t>
             </w:r>
           </w:p>
         </w:tc>
@@ -1375,7 +1375,7 @@
                 <w:b/>
                 <w:sz w:val="25"/>
               </w:rPr>
-              <w:t>9  9  1</w:t>
+              <w:t>3  1  5</w:t>
             </w:r>
           </w:p>
         </w:tc>
@@ -1403,7 +1403,7 @@
                 <w:b/>
                 <w:sz w:val="25"/>
               </w:rPr>
-              <w:t>08/05(三)</w:t>
+              <w:t>08/06(四)</w:t>
             </w:r>
           </w:p>
         </w:tc>
@@ -1426,7 +1426,7 @@
                 <w:b/>
                 <w:sz w:val="25"/>
               </w:rPr>
-              <w:t>3  1  5</w:t>
+              <w:t>1  0  7</w:t>
             </w:r>
           </w:p>
         </w:tc>
@@ -1454,7 +1454,7 @@
                 <w:b/>
                 <w:sz w:val="25"/>
               </w:rPr>
-              <w:t>08/06(四)</w:t>
+              <w:t>08/07(五)</w:t>
             </w:r>
           </w:p>
         </w:tc>
@@ -1477,7 +1477,7 @@
                 <w:b/>
                 <w:sz w:val="25"/>
               </w:rPr>
-              <w:t>1  0  7</w:t>
+              <w:t>9  6  9</w:t>
             </w:r>
           </w:p>
         </w:tc>
@@ -1505,7 +1505,7 @@
                 <w:b/>
                 <w:sz w:val="25"/>
               </w:rPr>
-              <w:t>08/07(五)</w:t>
+              <w:t>08/08(六)</w:t>
             </w:r>
           </w:p>
         </w:tc>
@@ -1528,7 +1528,7 @@
                 <w:b/>
                 <w:sz w:val="25"/>
               </w:rPr>
-              <w:t>9  6  9</w:t>
+              <w:t>2  1  9</w:t>
             </w:r>
           </w:p>
         </w:tc>
@@ -2878,7 +2878,7 @@
                 <w:b/>
                 <w:sz w:val="25"/>
               </w:rPr>
-              <w:t>07/28(二)</w:t>
+              <w:t>07/29(三)</w:t>
             </w:r>
           </w:p>
         </w:tc>
@@ -2902,7 +2902,7 @@
                 <w:b/>
                 <w:sz w:val="25"/>
               </w:rPr>
-              <w:t>0  4  3  3</w:t>
+              <w:t>7  6  8  5</w:t>
             </w:r>
           </w:p>
         </w:tc>
@@ -2930,7 +2930,7 @@
                 <w:b/>
                 <w:sz w:val="25"/>
               </w:rPr>
-              <w:t>07/29(三)</w:t>
+              <w:t>07/30(四)</w:t>
             </w:r>
           </w:p>
         </w:tc>
@@ -2953,7 +2953,7 @@
                 <w:b/>
                 <w:sz w:val="25"/>
               </w:rPr>
-              <w:t>7  6  8  5</w:t>
+              <w:t>2  9  3  1</w:t>
             </w:r>
           </w:p>
         </w:tc>
@@ -2981,7 +2981,7 @@
                 <w:b/>
                 <w:sz w:val="25"/>
               </w:rPr>
-              <w:t>07/30(四)</w:t>
+              <w:t>07/31(五)</w:t>
             </w:r>
           </w:p>
         </w:tc>
@@ -3004,7 +3004,7 @@
                 <w:b/>
                 <w:sz w:val="25"/>
               </w:rPr>
-              <w:t>2  9  3  1</w:t>
+              <w:t>7  1  9  8</w:t>
             </w:r>
           </w:p>
         </w:tc>
@@ -3032,7 +3032,7 @@
                 <w:b/>
                 <w:sz w:val="25"/>
               </w:rPr>
-              <w:t>07/31(五)</w:t>
+              <w:t>08/01(六)</w:t>
             </w:r>
           </w:p>
         </w:tc>
@@ -3055,7 +3055,7 @@
                 <w:b/>
                 <w:sz w:val="25"/>
               </w:rPr>
-              <w:t>7  1  9  8</w:t>
+              <w:t>7  1  9  5</w:t>
             </w:r>
           </w:p>
         </w:tc>
@@ -3083,7 +3083,7 @@
                 <w:b/>
                 <w:sz w:val="25"/>
               </w:rPr>
-              <w:t>08/01(六)</w:t>
+              <w:t>08/03(一)</w:t>
             </w:r>
           </w:p>
         </w:tc>
@@ -3106,7 +3106,7 @@
                 <w:b/>
                 <w:sz w:val="25"/>
               </w:rPr>
-              <w:t>7  1  9  5</w:t>
+              <w:t>6  0  1  6</w:t>
             </w:r>
           </w:p>
         </w:tc>
@@ -3134,7 +3134,7 @@
                 <w:b/>
                 <w:sz w:val="25"/>
               </w:rPr>
-              <w:t>08/03(一)</w:t>
+              <w:t>08/04(二)</w:t>
             </w:r>
           </w:p>
         </w:tc>
@@ -3157,7 +3157,7 @@
                 <w:b/>
                 <w:sz w:val="25"/>
               </w:rPr>
-              <w:t>6  0  1  6</w:t>
+              <w:t>1  8  4  3</w:t>
             </w:r>
           </w:p>
         </w:tc>
@@ -3185,7 +3185,7 @@
                 <w:b/>
                 <w:sz w:val="25"/>
               </w:rPr>
-              <w:t>08/04(二)</w:t>
+              <w:t>08/05(三)</w:t>
             </w:r>
           </w:p>
         </w:tc>
@@ -3208,7 +3208,7 @@
                 <w:b/>
                 <w:sz w:val="25"/>
               </w:rPr>
-              <w:t>1  8  4  3</w:t>
+              <w:t>0  8  2  3</w:t>
             </w:r>
           </w:p>
         </w:tc>
@@ -3236,7 +3236,7 @@
                 <w:b/>
                 <w:sz w:val="25"/>
               </w:rPr>
-              <w:t>08/05(三)</w:t>
+              <w:t>08/06(四)</w:t>
             </w:r>
           </w:p>
         </w:tc>
@@ -3259,7 +3259,7 @@
                 <w:b/>
                 <w:sz w:val="25"/>
               </w:rPr>
-              <w:t>0  8  2  3</w:t>
+              <w:t>6  3  4  5</w:t>
             </w:r>
           </w:p>
         </w:tc>
@@ -3287,7 +3287,7 @@
                 <w:b/>
                 <w:sz w:val="25"/>
               </w:rPr>
-              <w:t>08/06(四)</w:t>
+              <w:t>08/07(五)</w:t>
             </w:r>
           </w:p>
         </w:tc>
@@ -3310,7 +3310,7 @@
                 <w:b/>
                 <w:sz w:val="25"/>
               </w:rPr>
-              <w:t>6  3  4  5</w:t>
+              <w:t>1  1  9  3</w:t>
             </w:r>
           </w:p>
         </w:tc>
@@ -3338,7 +3338,7 @@
                 <w:b/>
                 <w:sz w:val="25"/>
               </w:rPr>
-              <w:t>08/07(五)</w:t>
+              <w:t>08/08(六)</w:t>
             </w:r>
           </w:p>
         </w:tc>
@@ -3361,7 +3361,7 @@
                 <w:b/>
                 <w:sz w:val="25"/>
               </w:rPr>
-              <w:t>1  1  9  3</w:t>
+              <w:t>9  6  2  4</w:t>
             </w:r>
           </w:p>
         </w:tc>

--- a/最新開獎紀錄.docx
+++ b/最新開獎紀錄.docx
@@ -4587,7 +4587,12 @@
     <w:p/>
     <w:p/>
     <w:sectPr>
-      <w:headerReference w:type="default" r:id="rId6"/>
+      <w:headerReference w:type="even" r:id="rId6"/>
+      <w:headerReference w:type="default" r:id="rId7"/>
+      <w:footerReference w:type="even" r:id="rId8"/>
+      <w:footerReference w:type="default" r:id="rId9"/>
+      <w:headerReference w:type="first" r:id="rId10"/>
+      <w:footerReference w:type="first" r:id="rId11"/>
       <w:pgSz w:w="11906" w:h="16838"/>
       <w:pgMar w:top="238" w:right="340" w:bottom="249" w:left="340" w:header="0" w:footer="0" w:gutter="0"/>
       <w:cols w:space="425"/>
@@ -4616,6 +4621,36 @@
 </w:endnotes>
 </file>
 
+<file path=word/footer1.xml><?xml version="1.0" encoding="utf-8"?>
+<w:ftr xmlns:wpc="http://schemas.microsoft.com/office/word/2010/wordprocessingCanvas" xmlns:cx="http://schemas.microsoft.com/office/drawing/2014/chartex" xmlns:cx1="http://schemas.microsoft.com/office/drawing/2015/9/8/chartex" xmlns:cx2="http://schemas.microsoft.com/office/drawing/2015/10/21/chartex" xmlns:cx3="http://schemas.microsoft.com/office/drawing/2016/5/9/chartex" xmlns:cx4="http://schemas.microsoft.com/office/drawing/2016/5/10/chartex" xmlns:cx5="http://schemas.microsoft.com/office/drawing/2016/5/11/chartex" xmlns:cx6="http://schemas.microsoft.com/office/drawing/2016/5/12/chartex" xmlns:cx7="http://schemas.microsoft.com/office/drawing/2016/5/13/chartex" xmlns:cx8="http://schemas.microsoft.com/office/drawing/2016/5/14/chartex" xmlns:mc="http://schemas.openxmlformats.org/markup-compatibility/2006" xmlns:aink="http://schemas.microsoft.com/office/drawing/2016/ink" xmlns:am3d="http://schemas.microsoft.com/office/drawing/2017/model3d" xmlns:o="urn:schemas-microsoft-com:office:office" xmlns:oel="http://schemas.microsoft.com/office/2019/extlst" xmlns:r="http://schemas.openxmlformats.org/officeDocument/2006/relationships" xmlns:m="http://schemas.openxmlformats.org/officeDocument/2006/math" xmlns:v="urn:schemas-microsoft-com:vml" xmlns:wp14="http://schemas.microsoft.com/office/word/2010/wordprocessingDrawing" xmlns:wp="http://schemas.openxmlformats.org/drawingml/2006/wordprocessingDrawing" xmlns:w10="urn:schemas-microsoft-com:office:word" xmlns:w="http://schemas.openxmlformats.org/wordprocessingml/2006/main" xmlns:w14="http://schemas.microsoft.com/office/word/2010/wordml" xmlns:w15="http://schemas.microsoft.com/office/word/2012/wordml" xmlns:w16cei="http://schemas.microsoft.com/office/word/2026/wordml/cei" xmlns:w16cex="http://schemas.microsoft.com/office/word/2018/wordml/cex" xmlns:w16cid="http://schemas.microsoft.com/office/word/2016/wordml/cid" xmlns:w16="http://schemas.microsoft.com/office/word/2018/wordml" xmlns:w16du="http://schemas.microsoft.com/office/word/2023/wordml/word16du" xmlns:w16sdtdh="http://schemas.microsoft.com/office/word/2020/wordml/sdtdatahash" xmlns:w16sdtfl="http://schemas.microsoft.com/office/word/2024/wordml/sdtformatlock" xmlns:w16se="http://schemas.microsoft.com/office/word/2015/wordml/symex" xmlns:wpg="http://schemas.microsoft.com/office/word/2010/wordprocessingGroup" xmlns:wpi="http://schemas.microsoft.com/office/word/2010/wordprocessingInk" xmlns:wne="http://schemas.microsoft.com/office/word/2006/wordml" xmlns:wps="http://schemas.microsoft.com/office/word/2010/wordprocessingShape" mc:Ignorable="w14 w15 w16se w16cid w16 w16cex w16sdtdh w16sdtfl w16du wp14">
+  <w:p>
+    <w:pPr>
+      <w:pStyle w:val="af0"/>
+    </w:pPr>
+  </w:p>
+</w:ftr>
+</file>
+
+<file path=word/footer2.xml><?xml version="1.0" encoding="utf-8"?>
+<w:ftr xmlns:wpc="http://schemas.microsoft.com/office/word/2010/wordprocessingCanvas" xmlns:cx="http://schemas.microsoft.com/office/drawing/2014/chartex" xmlns:cx1="http://schemas.microsoft.com/office/drawing/2015/9/8/chartex" xmlns:cx2="http://schemas.microsoft.com/office/drawing/2015/10/21/chartex" xmlns:cx3="http://schemas.microsoft.com/office/drawing/2016/5/9/chartex" xmlns:cx4="http://schemas.microsoft.com/office/drawing/2016/5/10/chartex" xmlns:cx5="http://schemas.microsoft.com/office/drawing/2016/5/11/chartex" xmlns:cx6="http://schemas.microsoft.com/office/drawing/2016/5/12/chartex" xmlns:cx7="http://schemas.microsoft.com/office/drawing/2016/5/13/chartex" xmlns:cx8="http://schemas.microsoft.com/office/drawing/2016/5/14/chartex" xmlns:mc="http://schemas.openxmlformats.org/markup-compatibility/2006" xmlns:aink="http://schemas.microsoft.com/office/drawing/2016/ink" xmlns:am3d="http://schemas.microsoft.com/office/drawing/2017/model3d" xmlns:o="urn:schemas-microsoft-com:office:office" xmlns:oel="http://schemas.microsoft.com/office/2019/extlst" xmlns:r="http://schemas.openxmlformats.org/officeDocument/2006/relationships" xmlns:m="http://schemas.openxmlformats.org/officeDocument/2006/math" xmlns:v="urn:schemas-microsoft-com:vml" xmlns:wp14="http://schemas.microsoft.com/office/word/2010/wordprocessingDrawing" xmlns:wp="http://schemas.openxmlformats.org/drawingml/2006/wordprocessingDrawing" xmlns:w10="urn:schemas-microsoft-com:office:word" xmlns:w="http://schemas.openxmlformats.org/wordprocessingml/2006/main" xmlns:w14="http://schemas.microsoft.com/office/word/2010/wordml" xmlns:w15="http://schemas.microsoft.com/office/word/2012/wordml" xmlns:w16cei="http://schemas.microsoft.com/office/word/2026/wordml/cei" xmlns:w16cex="http://schemas.microsoft.com/office/word/2018/wordml/cex" xmlns:w16cid="http://schemas.microsoft.com/office/word/2016/wordml/cid" xmlns:w16="http://schemas.microsoft.com/office/word/2018/wordml" xmlns:w16du="http://schemas.microsoft.com/office/word/2023/wordml/word16du" xmlns:w16sdtdh="http://schemas.microsoft.com/office/word/2020/wordml/sdtdatahash" xmlns:w16sdtfl="http://schemas.microsoft.com/office/word/2024/wordml/sdtformatlock" xmlns:w16se="http://schemas.microsoft.com/office/word/2015/wordml/symex" xmlns:wpg="http://schemas.microsoft.com/office/word/2010/wordprocessingGroup" xmlns:wpi="http://schemas.microsoft.com/office/word/2010/wordprocessingInk" xmlns:wne="http://schemas.microsoft.com/office/word/2006/wordml" xmlns:wps="http://schemas.microsoft.com/office/word/2010/wordprocessingShape" mc:Ignorable="w14 w15 w16se w16cid w16 w16cex w16sdtdh w16sdtfl w16du wp14">
+  <w:p>
+    <w:pPr>
+      <w:pStyle w:val="af0"/>
+    </w:pPr>
+  </w:p>
+</w:ftr>
+</file>
+
+<file path=word/footer3.xml><?xml version="1.0" encoding="utf-8"?>
+<w:ftr xmlns:wpc="http://schemas.microsoft.com/office/word/2010/wordprocessingCanvas" xmlns:cx="http://schemas.microsoft.com/office/drawing/2014/chartex" xmlns:cx1="http://schemas.microsoft.com/office/drawing/2015/9/8/chartex" xmlns:cx2="http://schemas.microsoft.com/office/drawing/2015/10/21/chartex" xmlns:cx3="http://schemas.microsoft.com/office/drawing/2016/5/9/chartex" xmlns:cx4="http://schemas.microsoft.com/office/drawing/2016/5/10/chartex" xmlns:cx5="http://schemas.microsoft.com/office/drawing/2016/5/11/chartex" xmlns:cx6="http://schemas.microsoft.com/office/drawing/2016/5/12/chartex" xmlns:cx7="http://schemas.microsoft.com/office/drawing/2016/5/13/chartex" xmlns:cx8="http://schemas.microsoft.com/office/drawing/2016/5/14/chartex" xmlns:mc="http://schemas.openxmlformats.org/markup-compatibility/2006" xmlns:aink="http://schemas.microsoft.com/office/drawing/2016/ink" xmlns:am3d="http://schemas.microsoft.com/office/drawing/2017/model3d" xmlns:o="urn:schemas-microsoft-com:office:office" xmlns:oel="http://schemas.microsoft.com/office/2019/extlst" xmlns:r="http://schemas.openxmlformats.org/officeDocument/2006/relationships" xmlns:m="http://schemas.openxmlformats.org/officeDocument/2006/math" xmlns:v="urn:schemas-microsoft-com:vml" xmlns:wp14="http://schemas.microsoft.com/office/word/2010/wordprocessingDrawing" xmlns:wp="http://schemas.openxmlformats.org/drawingml/2006/wordprocessingDrawing" xmlns:w10="urn:schemas-microsoft-com:office:word" xmlns:w="http://schemas.openxmlformats.org/wordprocessingml/2006/main" xmlns:w14="http://schemas.microsoft.com/office/word/2010/wordml" xmlns:w15="http://schemas.microsoft.com/office/word/2012/wordml" xmlns:w16cei="http://schemas.microsoft.com/office/word/2026/wordml/cei" xmlns:w16cex="http://schemas.microsoft.com/office/word/2018/wordml/cex" xmlns:w16cid="http://schemas.microsoft.com/office/word/2016/wordml/cid" xmlns:w16="http://schemas.microsoft.com/office/word/2018/wordml" xmlns:w16du="http://schemas.microsoft.com/office/word/2023/wordml/word16du" xmlns:w16sdtdh="http://schemas.microsoft.com/office/word/2020/wordml/sdtdatahash" xmlns:w16sdtfl="http://schemas.microsoft.com/office/word/2024/wordml/sdtformatlock" xmlns:w16se="http://schemas.microsoft.com/office/word/2015/wordml/symex" xmlns:wpg="http://schemas.microsoft.com/office/word/2010/wordprocessingGroup" xmlns:wpi="http://schemas.microsoft.com/office/word/2010/wordprocessingInk" xmlns:wne="http://schemas.microsoft.com/office/word/2006/wordml" xmlns:wps="http://schemas.microsoft.com/office/word/2010/wordprocessingShape" mc:Ignorable="w14 w15 w16se w16cid w16 w16cex w16sdtdh w16sdtfl w16du wp14">
+  <w:p>
+    <w:pPr>
+      <w:pStyle w:val="af0"/>
+    </w:pPr>
+  </w:p>
+</w:ftr>
+</file>
+
 <file path=word/footnotes.xml><?xml version="1.0" encoding="utf-8"?>
 <w:footnotes xmlns:wpc="http://schemas.microsoft.com/office/word/2010/wordprocessingCanvas" xmlns:cx="http://schemas.microsoft.com/office/drawing/2014/chartex" xmlns:cx1="http://schemas.microsoft.com/office/drawing/2015/9/8/chartex" xmlns:cx2="http://schemas.microsoft.com/office/drawing/2015/10/21/chartex" xmlns:cx3="http://schemas.microsoft.com/office/drawing/2016/5/9/chartex" xmlns:cx4="http://schemas.microsoft.com/office/drawing/2016/5/10/chartex" xmlns:cx5="http://schemas.microsoft.com/office/drawing/2016/5/11/chartex" xmlns:cx6="http://schemas.microsoft.com/office/drawing/2016/5/12/chartex" xmlns:cx7="http://schemas.microsoft.com/office/drawing/2016/5/13/chartex" xmlns:cx8="http://schemas.microsoft.com/office/drawing/2016/5/14/chartex" xmlns:mc="http://schemas.openxmlformats.org/markup-compatibility/2006" xmlns:aink="http://schemas.microsoft.com/office/drawing/2016/ink" xmlns:am3d="http://schemas.microsoft.com/office/drawing/2017/model3d" xmlns:o="urn:schemas-microsoft-com:office:office" xmlns:oel="http://schemas.microsoft.com/office/2019/extlst" xmlns:r="http://schemas.openxmlformats.org/officeDocument/2006/relationships" xmlns:m="http://schemas.openxmlformats.org/officeDocument/2006/math" xmlns:v="urn:schemas-microsoft-com:vml" xmlns:wp14="http://schemas.microsoft.com/office/word/2010/wordprocessingDrawing" xmlns:wp="http://schemas.openxmlformats.org/drawingml/2006/wordprocessingDrawing" xmlns:w10="urn:schemas-microsoft-com:office:word" xmlns:w="http://schemas.openxmlformats.org/wordprocessingml/2006/main" xmlns:w14="http://schemas.microsoft.com/office/word/2010/wordml" xmlns:w15="http://schemas.microsoft.com/office/word/2012/wordml" xmlns:w16cei="http://schemas.microsoft.com/office/word/2026/wordml/cei" xmlns:w16cex="http://schemas.microsoft.com/office/word/2018/wordml/cex" xmlns:w16cid="http://schemas.microsoft.com/office/word/2016/wordml/cid" xmlns:w16="http://schemas.microsoft.com/office/word/2018/wordml" xmlns:w16du="http://schemas.microsoft.com/office/word/2023/wordml/word16du" xmlns:w16sdtdh="http://schemas.microsoft.com/office/word/2020/wordml/sdtdatahash" xmlns:w16sdtfl="http://schemas.microsoft.com/office/word/2024/wordml/sdtformatlock" xmlns:w16se="http://schemas.microsoft.com/office/word/2015/wordml/symex" xmlns:wpg="http://schemas.microsoft.com/office/word/2010/wordprocessingGroup" xmlns:wpi="http://schemas.microsoft.com/office/word/2010/wordprocessingInk" xmlns:wne="http://schemas.microsoft.com/office/word/2006/wordml" xmlns:wps="http://schemas.microsoft.com/office/word/2010/wordprocessingShape" mc:Ignorable="w14 w15 w16se w16cid w16 w16cex w16sdtdh w16sdtfl w16du wp14">
   <w:footnote w:type="separator" w:id="-1">
@@ -4641,21 +4676,31 @@
     <w:pPr>
       <w:pStyle w:val="ae"/>
     </w:pPr>
+  </w:p>
+</w:hdr>
+</file>
+
+<file path=word/header2.xml><?xml version="1.0" encoding="utf-8"?>
+<w:hdr xmlns:wpc="http://schemas.microsoft.com/office/word/2010/wordprocessingCanvas" xmlns:cx="http://schemas.microsoft.com/office/drawing/2014/chartex" xmlns:cx1="http://schemas.microsoft.com/office/drawing/2015/9/8/chartex" xmlns:cx2="http://schemas.microsoft.com/office/drawing/2015/10/21/chartex" xmlns:cx3="http://schemas.microsoft.com/office/drawing/2016/5/9/chartex" xmlns:cx4="http://schemas.microsoft.com/office/drawing/2016/5/10/chartex" xmlns:cx5="http://schemas.microsoft.com/office/drawing/2016/5/11/chartex" xmlns:cx6="http://schemas.microsoft.com/office/drawing/2016/5/12/chartex" xmlns:cx7="http://schemas.microsoft.com/office/drawing/2016/5/13/chartex" xmlns:cx8="http://schemas.microsoft.com/office/drawing/2016/5/14/chartex" xmlns:mc="http://schemas.openxmlformats.org/markup-compatibility/2006" xmlns:aink="http://schemas.microsoft.com/office/drawing/2016/ink" xmlns:am3d="http://schemas.microsoft.com/office/drawing/2017/model3d" xmlns:o="urn:schemas-microsoft-com:office:office" xmlns:oel="http://schemas.microsoft.com/office/2019/extlst" xmlns:r="http://schemas.openxmlformats.org/officeDocument/2006/relationships" xmlns:m="http://schemas.openxmlformats.org/officeDocument/2006/math" xmlns:v="urn:schemas-microsoft-com:vml" xmlns:wp14="http://schemas.microsoft.com/office/word/2010/wordprocessingDrawing" xmlns:wp="http://schemas.openxmlformats.org/drawingml/2006/wordprocessingDrawing" xmlns:w10="urn:schemas-microsoft-com:office:word" xmlns:w="http://schemas.openxmlformats.org/wordprocessingml/2006/main" xmlns:w14="http://schemas.microsoft.com/office/word/2010/wordml" xmlns:w15="http://schemas.microsoft.com/office/word/2012/wordml" xmlns:w16cei="http://schemas.microsoft.com/office/word/2026/wordml/cei" xmlns:w16cex="http://schemas.microsoft.com/office/word/2018/wordml/cex" xmlns:w16cid="http://schemas.microsoft.com/office/word/2016/wordml/cid" xmlns:w16="http://schemas.microsoft.com/office/word/2018/wordml" xmlns:w16du="http://schemas.microsoft.com/office/word/2023/wordml/word16du" xmlns:w16sdtdh="http://schemas.microsoft.com/office/word/2020/wordml/sdtdatahash" xmlns:w16sdtfl="http://schemas.microsoft.com/office/word/2024/wordml/sdtformatlock" xmlns:w16se="http://schemas.microsoft.com/office/word/2015/wordml/symex" xmlns:wpg="http://schemas.microsoft.com/office/word/2010/wordprocessingGroup" xmlns:wpi="http://schemas.microsoft.com/office/word/2010/wordprocessingInk" xmlns:wne="http://schemas.microsoft.com/office/word/2006/wordml" xmlns:wps="http://schemas.microsoft.com/office/word/2010/wordprocessingShape" mc:Ignorable="w14 w15 w16se w16cid w16 w16cex w16sdtdh w16sdtfl w16du wp14">
+  <w:p>
+    <w:pPr>
+      <w:pStyle w:val="ae"/>
+    </w:pPr>
     <w:r>
       <w:rPr>
         <w:noProof/>
       </w:rPr>
       <w:drawing>
-        <wp:anchor distT="0" distB="0" distL="114300" distR="114300" simplePos="0" relativeHeight="251658240" behindDoc="0" locked="0" layoutInCell="1" allowOverlap="1" wp14:anchorId="4B95A683" wp14:editId="09569EE2">
+        <wp:anchor distT="0" distB="0" distL="114300" distR="114300" simplePos="0" relativeHeight="251658240" behindDoc="0" locked="0" layoutInCell="1" allowOverlap="1" wp14:anchorId="4B95A683" wp14:editId="2CD381E0">
           <wp:simplePos x="0" y="0"/>
-          <wp:positionH relativeFrom="column">
-            <wp:posOffset>-38100</wp:posOffset>
+          <wp:positionH relativeFrom="margin">
+            <wp:posOffset>-615950</wp:posOffset>
           </wp:positionH>
-          <wp:positionV relativeFrom="paragraph">
-            <wp:posOffset>-356235</wp:posOffset>
+          <wp:positionV relativeFrom="margin">
+            <wp:posOffset>-387350</wp:posOffset>
           </wp:positionV>
-          <wp:extent cx="7128510" cy="8705215"/>
-          <wp:effectExtent l="0" t="0" r="0" b="635"/>
+          <wp:extent cx="8457565" cy="11160313"/>
+          <wp:effectExtent l="0" t="0" r="0" b="0"/>
           <wp:wrapNone/>
           <wp:docPr id="1930071031" name="圖片 1"/>
           <wp:cNvGraphicFramePr>
@@ -4670,16 +4715,13 @@
                 </pic:nvPicPr>
                 <pic:blipFill>
                   <a:blip r:embed="rId1">
-                    <a:lum bright="70000" contrast="-70000"/>
+                    <a:alphaModFix amt="4000"/>
                     <a:extLst>
                       <a:ext uri="{BEBA8EAE-BF5A-486C-A8C5-ECC9F3942E4B}">
                         <a14:imgProps xmlns:a14="http://schemas.microsoft.com/office/drawing/2010/main">
                           <a14:imgLayer r:embed="rId2">
                             <a14:imgEffect>
-                              <a14:colorTemperature colorTemp="5200"/>
-                            </a14:imgEffect>
-                            <a14:imgEffect>
-                              <a14:saturation sat="292000"/>
+                              <a14:saturation sat="400000"/>
                             </a14:imgEffect>
                             <a14:imgEffect>
                               <a14:brightnessContrast bright="20000"/>
@@ -4699,7 +4741,7 @@
                 <pic:spPr>
                   <a:xfrm>
                     <a:off x="0" y="0"/>
-                    <a:ext cx="7128510" cy="8705215"/>
+                    <a:ext cx="8457565" cy="11160313"/>
                   </a:xfrm>
                   <a:prstGeom prst="rect">
                     <a:avLst/>
@@ -4724,6 +4766,11 @@
       </w:drawing>
     </w:r>
   </w:p>
+</w:hdr>
+</file>
+
+<file path=word/header3.xml><?xml version="1.0" encoding="utf-8"?>
+<w:hdr xmlns:wpc="http://schemas.microsoft.com/office/word/2010/wordprocessingCanvas" xmlns:cx="http://schemas.microsoft.com/office/drawing/2014/chartex" xmlns:cx1="http://schemas.microsoft.com/office/drawing/2015/9/8/chartex" xmlns:cx2="http://schemas.microsoft.com/office/drawing/2015/10/21/chartex" xmlns:cx3="http://schemas.microsoft.com/office/drawing/2016/5/9/chartex" xmlns:cx4="http://schemas.microsoft.com/office/drawing/2016/5/10/chartex" xmlns:cx5="http://schemas.microsoft.com/office/drawing/2016/5/11/chartex" xmlns:cx6="http://schemas.microsoft.com/office/drawing/2016/5/12/chartex" xmlns:cx7="http://schemas.microsoft.com/office/drawing/2016/5/13/chartex" xmlns:cx8="http://schemas.microsoft.com/office/drawing/2016/5/14/chartex" xmlns:mc="http://schemas.openxmlformats.org/markup-compatibility/2006" xmlns:aink="http://schemas.microsoft.com/office/drawing/2016/ink" xmlns:am3d="http://schemas.microsoft.com/office/drawing/2017/model3d" xmlns:o="urn:schemas-microsoft-com:office:office" xmlns:oel="http://schemas.microsoft.com/office/2019/extlst" xmlns:r="http://schemas.openxmlformats.org/officeDocument/2006/relationships" xmlns:m="http://schemas.openxmlformats.org/officeDocument/2006/math" xmlns:v="urn:schemas-microsoft-com:vml" xmlns:wp14="http://schemas.microsoft.com/office/word/2010/wordprocessingDrawing" xmlns:wp="http://schemas.openxmlformats.org/drawingml/2006/wordprocessingDrawing" xmlns:w10="urn:schemas-microsoft-com:office:word" xmlns:w="http://schemas.openxmlformats.org/wordprocessingml/2006/main" xmlns:w14="http://schemas.microsoft.com/office/word/2010/wordml" xmlns:w15="http://schemas.microsoft.com/office/word/2012/wordml" xmlns:w16cei="http://schemas.microsoft.com/office/word/2026/wordml/cei" xmlns:w16cex="http://schemas.microsoft.com/office/word/2018/wordml/cex" xmlns:w16cid="http://schemas.microsoft.com/office/word/2016/wordml/cid" xmlns:w16="http://schemas.microsoft.com/office/word/2018/wordml" xmlns:w16du="http://schemas.microsoft.com/office/word/2023/wordml/word16du" xmlns:w16sdtdh="http://schemas.microsoft.com/office/word/2020/wordml/sdtdatahash" xmlns:w16sdtfl="http://schemas.microsoft.com/office/word/2024/wordml/sdtformatlock" xmlns:w16se="http://schemas.microsoft.com/office/word/2015/wordml/symex" xmlns:wpg="http://schemas.microsoft.com/office/word/2010/wordprocessingGroup" xmlns:wpi="http://schemas.microsoft.com/office/word/2010/wordprocessingInk" xmlns:wne="http://schemas.microsoft.com/office/word/2006/wordml" xmlns:wps="http://schemas.microsoft.com/office/word/2010/wordprocessingShape" mc:Ignorable="w14 w15 w16se w16cid w16 w16cex w16sdtdh w16sdtfl w16du wp14">
   <w:p>
     <w:pPr>
       <w:pStyle w:val="ae"/>

--- a/最新開獎紀錄.docx
+++ b/最新開獎紀錄.docx
@@ -173,7 +173,7 @@
                 <w:b/>
                 <w:sz w:val="25"/>
               </w:rPr>
-              <w:t>115000183</w:t>
+              <w:t>115000184</w:t>
             </w:r>
           </w:p>
         </w:tc>
@@ -197,7 +197,7 @@
                 <w:b/>
                 <w:sz w:val="25"/>
               </w:rPr>
-              <w:t>115.07.29</w:t>
+              <w:t>115.07.30</w:t>
             </w:r>
           </w:p>
         </w:tc>
@@ -221,7 +221,7 @@
                 <w:b/>
                 <w:sz w:val="25"/>
               </w:rPr>
-              <w:t>05  14  32  33  36</w:t>
+              <w:t>04  07  08  16  38</w:t>
             </w:r>
           </w:p>
         </w:tc>
@@ -250,7 +250,7 @@
                 <w:b/>
                 <w:sz w:val="25"/>
               </w:rPr>
-              <w:t>115000184</w:t>
+              <w:t>115000185</w:t>
             </w:r>
           </w:p>
         </w:tc>
@@ -274,7 +274,7 @@
                 <w:b/>
                 <w:sz w:val="25"/>
               </w:rPr>
-              <w:t>115.07.30</w:t>
+              <w:t>115.07.31</w:t>
             </w:r>
           </w:p>
         </w:tc>
@@ -298,7 +298,7 @@
                 <w:b/>
                 <w:sz w:val="25"/>
               </w:rPr>
-              <w:t>04  07  08  16  38</w:t>
+              <w:t>01  09  12  25  26</w:t>
             </w:r>
           </w:p>
         </w:tc>
@@ -327,7 +327,7 @@
                 <w:b/>
                 <w:sz w:val="25"/>
               </w:rPr>
-              <w:t>115000185</w:t>
+              <w:t>115000186</w:t>
             </w:r>
           </w:p>
         </w:tc>
@@ -351,7 +351,7 @@
                 <w:b/>
                 <w:sz w:val="25"/>
               </w:rPr>
-              <w:t>115.07.31</w:t>
+              <w:t>115.08.01</w:t>
             </w:r>
           </w:p>
         </w:tc>
@@ -375,7 +375,7 @@
                 <w:b/>
                 <w:sz w:val="25"/>
               </w:rPr>
-              <w:t>01  09  12  25  26</w:t>
+              <w:t>06  11  18  22  29</w:t>
             </w:r>
           </w:p>
         </w:tc>
@@ -404,7 +404,7 @@
                 <w:b/>
                 <w:sz w:val="25"/>
               </w:rPr>
-              <w:t>115000186</w:t>
+              <w:t>115000187</w:t>
             </w:r>
           </w:p>
         </w:tc>
@@ -428,7 +428,7 @@
                 <w:b/>
                 <w:sz w:val="25"/>
               </w:rPr>
-              <w:t>115.08.01</w:t>
+              <w:t>115.08.03</w:t>
             </w:r>
           </w:p>
         </w:tc>
@@ -452,7 +452,7 @@
                 <w:b/>
                 <w:sz w:val="25"/>
               </w:rPr>
-              <w:t>06  11  18  22  29</w:t>
+              <w:t>07  21  23  28  35</w:t>
             </w:r>
           </w:p>
         </w:tc>
@@ -481,7 +481,7 @@
                 <w:b/>
                 <w:sz w:val="25"/>
               </w:rPr>
-              <w:t>115000187</w:t>
+              <w:t>115000188</w:t>
             </w:r>
           </w:p>
         </w:tc>
@@ -505,7 +505,7 @@
                 <w:b/>
                 <w:sz w:val="25"/>
               </w:rPr>
-              <w:t>115.08.03</w:t>
+              <w:t>115.08.04</w:t>
             </w:r>
           </w:p>
         </w:tc>
@@ -529,7 +529,7 @@
                 <w:b/>
                 <w:sz w:val="25"/>
               </w:rPr>
-              <w:t>07  21  23  28  35</w:t>
+              <w:t>09  32  35  37  39</w:t>
             </w:r>
           </w:p>
         </w:tc>
@@ -558,7 +558,7 @@
                 <w:b/>
                 <w:sz w:val="25"/>
               </w:rPr>
-              <w:t>115000188</w:t>
+              <w:t>115000189</w:t>
             </w:r>
           </w:p>
         </w:tc>
@@ -582,7 +582,7 @@
                 <w:b/>
                 <w:sz w:val="25"/>
               </w:rPr>
-              <w:t>115.08.04</w:t>
+              <w:t>115.08.05</w:t>
             </w:r>
           </w:p>
         </w:tc>
@@ -606,7 +606,7 @@
                 <w:b/>
                 <w:sz w:val="25"/>
               </w:rPr>
-              <w:t>09  32  35  37  39</w:t>
+              <w:t>02  04  22  25  29</w:t>
             </w:r>
           </w:p>
         </w:tc>
@@ -635,7 +635,7 @@
                 <w:b/>
                 <w:sz w:val="25"/>
               </w:rPr>
-              <w:t>115000189</w:t>
+              <w:t>115000190</w:t>
             </w:r>
           </w:p>
         </w:tc>
@@ -659,7 +659,7 @@
                 <w:b/>
                 <w:sz w:val="25"/>
               </w:rPr>
-              <w:t>115.08.05</w:t>
+              <w:t>115.08.06</w:t>
             </w:r>
           </w:p>
         </w:tc>
@@ -683,7 +683,7 @@
                 <w:b/>
                 <w:sz w:val="25"/>
               </w:rPr>
-              <w:t>02  04  22  25  29</w:t>
+              <w:t>03  09  16  24  35</w:t>
             </w:r>
           </w:p>
         </w:tc>
@@ -712,7 +712,7 @@
                 <w:b/>
                 <w:sz w:val="25"/>
               </w:rPr>
-              <w:t>115000190</w:t>
+              <w:t>115000191</w:t>
             </w:r>
           </w:p>
         </w:tc>
@@ -736,7 +736,7 @@
                 <w:b/>
                 <w:sz w:val="25"/>
               </w:rPr>
-              <w:t>115.08.06</w:t>
+              <w:t>115.08.07</w:t>
             </w:r>
           </w:p>
         </w:tc>
@@ -760,7 +760,7 @@
                 <w:b/>
                 <w:sz w:val="25"/>
               </w:rPr>
-              <w:t>03  09  16  24  35</w:t>
+              <w:t>06  11  12  13  19</w:t>
             </w:r>
           </w:p>
         </w:tc>
@@ -789,7 +789,7 @@
                 <w:b/>
                 <w:sz w:val="25"/>
               </w:rPr>
-              <w:t>115000191</w:t>
+              <w:t>115000192</w:t>
             </w:r>
           </w:p>
         </w:tc>
@@ -813,7 +813,7 @@
                 <w:b/>
                 <w:sz w:val="25"/>
               </w:rPr>
-              <w:t>115.08.07</w:t>
+              <w:t>115.08.08</w:t>
             </w:r>
           </w:p>
         </w:tc>
@@ -837,7 +837,7 @@
                 <w:b/>
                 <w:sz w:val="25"/>
               </w:rPr>
-              <w:t>06  11  12  13  19</w:t>
+              <w:t>05  11  24  31  32</w:t>
             </w:r>
           </w:p>
         </w:tc>
@@ -866,7 +866,7 @@
                 <w:b/>
                 <w:sz w:val="25"/>
               </w:rPr>
-              <w:t>115000192</w:t>
+              <w:t>115000193</w:t>
             </w:r>
           </w:p>
         </w:tc>
@@ -890,7 +890,7 @@
                 <w:b/>
                 <w:sz w:val="25"/>
               </w:rPr>
-              <w:t>115.08.08</w:t>
+              <w:t>115.08.10</w:t>
             </w:r>
           </w:p>
         </w:tc>
@@ -914,7 +914,7 @@
                 <w:b/>
                 <w:sz w:val="25"/>
               </w:rPr>
-              <w:t>05  11  24  31  32</w:t>
+              <w:t>01  07  16  23  35</w:t>
             </w:r>
           </w:p>
         </w:tc>
@@ -1045,7 +1045,7 @@
                 <w:b/>
                 <w:sz w:val="25"/>
               </w:rPr>
-              <w:t>07/29(三)</w:t>
+              <w:t>07/30(四)</w:t>
             </w:r>
           </w:p>
         </w:tc>
@@ -1069,7 +1069,7 @@
                 <w:b/>
                 <w:sz w:val="25"/>
               </w:rPr>
-              <w:t>8  4  6</w:t>
+              <w:t>2  8  5</w:t>
             </w:r>
           </w:p>
         </w:tc>
@@ -1097,7 +1097,7 @@
                 <w:b/>
                 <w:sz w:val="25"/>
               </w:rPr>
-              <w:t>07/30(四)</w:t>
+              <w:t>07/31(五)</w:t>
             </w:r>
           </w:p>
         </w:tc>
@@ -1120,7 +1120,7 @@
                 <w:b/>
                 <w:sz w:val="25"/>
               </w:rPr>
-              <w:t>2  8  5</w:t>
+              <w:t>1  3  9</w:t>
             </w:r>
           </w:p>
         </w:tc>
@@ -1148,7 +1148,7 @@
                 <w:b/>
                 <w:sz w:val="25"/>
               </w:rPr>
-              <w:t>07/31(五)</w:t>
+              <w:t>08/01(六)</w:t>
             </w:r>
           </w:p>
         </w:tc>
@@ -1171,7 +1171,7 @@
                 <w:b/>
                 <w:sz w:val="25"/>
               </w:rPr>
-              <w:t>1  3  9</w:t>
+              <w:t>5  6  6</w:t>
             </w:r>
           </w:p>
         </w:tc>
@@ -1199,7 +1199,7 @@
                 <w:b/>
                 <w:sz w:val="25"/>
               </w:rPr>
-              <w:t>08/01(六)</w:t>
+              <w:t>08/03(一)</w:t>
             </w:r>
           </w:p>
         </w:tc>
@@ -1222,7 +1222,7 @@
                 <w:b/>
                 <w:sz w:val="25"/>
               </w:rPr>
-              <w:t>5  6  6</w:t>
+              <w:t>4  9  1</w:t>
             </w:r>
           </w:p>
         </w:tc>
@@ -1250,7 +1250,7 @@
                 <w:b/>
                 <w:sz w:val="25"/>
               </w:rPr>
-              <w:t>08/03(一)</w:t>
+              <w:t>08/04(二)</w:t>
             </w:r>
           </w:p>
         </w:tc>
@@ -1273,7 +1273,7 @@
                 <w:b/>
                 <w:sz w:val="25"/>
               </w:rPr>
-              <w:t>4  9  1</w:t>
+              <w:t>9  9  1</w:t>
             </w:r>
           </w:p>
         </w:tc>
@@ -1301,7 +1301,7 @@
                 <w:b/>
                 <w:sz w:val="25"/>
               </w:rPr>
-              <w:t>08/04(二)</w:t>
+              <w:t>08/05(三)</w:t>
             </w:r>
           </w:p>
         </w:tc>
@@ -1324,7 +1324,7 @@
                 <w:b/>
                 <w:sz w:val="25"/>
               </w:rPr>
-              <w:t>9  9  1</w:t>
+              <w:t>3  1  5</w:t>
             </w:r>
           </w:p>
         </w:tc>
@@ -1352,7 +1352,7 @@
                 <w:b/>
                 <w:sz w:val="25"/>
               </w:rPr>
-              <w:t>08/05(三)</w:t>
+              <w:t>08/06(四)</w:t>
             </w:r>
           </w:p>
         </w:tc>
@@ -1375,7 +1375,7 @@
                 <w:b/>
                 <w:sz w:val="25"/>
               </w:rPr>
-              <w:t>3  1  5</w:t>
+              <w:t>1  0  7</w:t>
             </w:r>
           </w:p>
         </w:tc>
@@ -1403,7 +1403,7 @@
                 <w:b/>
                 <w:sz w:val="25"/>
               </w:rPr>
-              <w:t>08/06(四)</w:t>
+              <w:t>08/07(五)</w:t>
             </w:r>
           </w:p>
         </w:tc>
@@ -1426,7 +1426,7 @@
                 <w:b/>
                 <w:sz w:val="25"/>
               </w:rPr>
-              <w:t>1  0  7</w:t>
+              <w:t>9  6  9</w:t>
             </w:r>
           </w:p>
         </w:tc>
@@ -1454,7 +1454,7 @@
                 <w:b/>
                 <w:sz w:val="25"/>
               </w:rPr>
-              <w:t>08/07(五)</w:t>
+              <w:t>08/08(六)</w:t>
             </w:r>
           </w:p>
         </w:tc>
@@ -1477,7 +1477,7 @@
                 <w:b/>
                 <w:sz w:val="25"/>
               </w:rPr>
-              <w:t>9  6  9</w:t>
+              <w:t>2  1  9</w:t>
             </w:r>
           </w:p>
         </w:tc>
@@ -1505,7 +1505,7 @@
                 <w:b/>
                 <w:sz w:val="25"/>
               </w:rPr>
-              <w:t>08/08(六)</w:t>
+              <w:t>08/10(一)</w:t>
             </w:r>
           </w:p>
         </w:tc>
@@ -1528,7 +1528,7 @@
                 <w:b/>
                 <w:sz w:val="25"/>
               </w:rPr>
-              <w:t>2  1  9</w:t>
+              <w:t>1  2  4</w:t>
             </w:r>
           </w:p>
         </w:tc>
@@ -1766,7 +1766,7 @@
                 <w:b/>
                 <w:sz w:val="25"/>
               </w:rPr>
-              <w:t>115000054</w:t>
+              <w:t>115000055</w:t>
             </w:r>
           </w:p>
         </w:tc>
@@ -1790,7 +1790,7 @@
                 <w:b/>
                 <w:sz w:val="25"/>
               </w:rPr>
-              <w:t>115.07.06</w:t>
+              <w:t>115.07.09</w:t>
             </w:r>
           </w:p>
         </w:tc>
@@ -1814,7 +1814,7 @@
                 <w:b/>
                 <w:sz w:val="25"/>
               </w:rPr>
-              <w:t>04  12  15  24  30  31</w:t>
+              <w:t>10  22  24  29  35  37</w:t>
             </w:r>
           </w:p>
         </w:tc>
@@ -1838,7 +1838,7 @@
                 <w:b/>
                 <w:sz w:val="25"/>
               </w:rPr>
-              <w:t>01</w:t>
+              <w:t>06</w:t>
             </w:r>
           </w:p>
         </w:tc>
@@ -1867,7 +1867,7 @@
                 <w:b/>
                 <w:sz w:val="25"/>
               </w:rPr>
-              <w:t>115000055</w:t>
+              <w:t>115000056</w:t>
             </w:r>
           </w:p>
         </w:tc>
@@ -1891,7 +1891,7 @@
                 <w:b/>
                 <w:sz w:val="25"/>
               </w:rPr>
-              <w:t>115.07.09</w:t>
+              <w:t>115.07.13</w:t>
             </w:r>
           </w:p>
         </w:tc>
@@ -1915,7 +1915,7 @@
                 <w:b/>
                 <w:sz w:val="25"/>
               </w:rPr>
-              <w:t>10  22  24  29  35  37</w:t>
+              <w:t>11  24  29  32  35  38</w:t>
             </w:r>
           </w:p>
         </w:tc>
@@ -1968,7 +1968,7 @@
                 <w:b/>
                 <w:sz w:val="25"/>
               </w:rPr>
-              <w:t>115000056</w:t>
+              <w:t>115000057</w:t>
             </w:r>
           </w:p>
         </w:tc>
@@ -1992,7 +1992,7 @@
                 <w:b/>
                 <w:sz w:val="25"/>
               </w:rPr>
-              <w:t>115.07.13</w:t>
+              <w:t>115.07.16</w:t>
             </w:r>
           </w:p>
         </w:tc>
@@ -2016,7 +2016,7 @@
                 <w:b/>
                 <w:sz w:val="25"/>
               </w:rPr>
-              <w:t>11  24  29  32  35  38</w:t>
+              <w:t>17  23  25  29  34  36</w:t>
             </w:r>
           </w:p>
         </w:tc>
@@ -2040,7 +2040,7 @@
                 <w:b/>
                 <w:sz w:val="25"/>
               </w:rPr>
-              <w:t>06</w:t>
+              <w:t>07</w:t>
             </w:r>
           </w:p>
         </w:tc>
@@ -2069,7 +2069,7 @@
                 <w:b/>
                 <w:sz w:val="25"/>
               </w:rPr>
-              <w:t>115000057</w:t>
+              <w:t>115000058</w:t>
             </w:r>
           </w:p>
         </w:tc>
@@ -2093,7 +2093,7 @@
                 <w:b/>
                 <w:sz w:val="25"/>
               </w:rPr>
-              <w:t>115.07.16</w:t>
+              <w:t>115.07.20</w:t>
             </w:r>
           </w:p>
         </w:tc>
@@ -2117,7 +2117,7 @@
                 <w:b/>
                 <w:sz w:val="25"/>
               </w:rPr>
-              <w:t>17  23  25  29  34  36</w:t>
+              <w:t>06  12  13  23  29  31</w:t>
             </w:r>
           </w:p>
         </w:tc>
@@ -2141,7 +2141,7 @@
                 <w:b/>
                 <w:sz w:val="25"/>
               </w:rPr>
-              <w:t>07</w:t>
+              <w:t>02</w:t>
             </w:r>
           </w:p>
         </w:tc>
@@ -2170,7 +2170,7 @@
                 <w:b/>
                 <w:sz w:val="25"/>
               </w:rPr>
-              <w:t>115000058</w:t>
+              <w:t>115000059</w:t>
             </w:r>
           </w:p>
         </w:tc>
@@ -2194,7 +2194,7 @@
                 <w:b/>
                 <w:sz w:val="25"/>
               </w:rPr>
-              <w:t>115.07.20</w:t>
+              <w:t>115.07.23</w:t>
             </w:r>
           </w:p>
         </w:tc>
@@ -2218,7 +2218,7 @@
                 <w:b/>
                 <w:sz w:val="25"/>
               </w:rPr>
-              <w:t>06  12  13  23  29  31</w:t>
+              <w:t>08  10  13  21  29  31</w:t>
             </w:r>
           </w:p>
         </w:tc>
@@ -2242,7 +2242,7 @@
                 <w:b/>
                 <w:sz w:val="25"/>
               </w:rPr>
-              <w:t>02</w:t>
+              <w:t>07</w:t>
             </w:r>
           </w:p>
         </w:tc>
@@ -2271,7 +2271,7 @@
                 <w:b/>
                 <w:sz w:val="25"/>
               </w:rPr>
-              <w:t>115000059</w:t>
+              <w:t>115000060</w:t>
             </w:r>
           </w:p>
         </w:tc>
@@ -2295,7 +2295,7 @@
                 <w:b/>
                 <w:sz w:val="25"/>
               </w:rPr>
-              <w:t>115.07.23</w:t>
+              <w:t>115.07.27</w:t>
             </w:r>
           </w:p>
         </w:tc>
@@ -2319,7 +2319,7 @@
                 <w:b/>
                 <w:sz w:val="25"/>
               </w:rPr>
-              <w:t>08  10  13  21  29  31</w:t>
+              <w:t>19  22  28  31  33  35</w:t>
             </w:r>
           </w:p>
         </w:tc>
@@ -2372,7 +2372,7 @@
                 <w:b/>
                 <w:sz w:val="25"/>
               </w:rPr>
-              <w:t>115000060</w:t>
+              <w:t>115000061</w:t>
             </w:r>
           </w:p>
         </w:tc>
@@ -2396,7 +2396,7 @@
                 <w:b/>
                 <w:sz w:val="25"/>
               </w:rPr>
-              <w:t>115.07.27</w:t>
+              <w:t>115.07.30</w:t>
             </w:r>
           </w:p>
         </w:tc>
@@ -2420,7 +2420,7 @@
                 <w:b/>
                 <w:sz w:val="25"/>
               </w:rPr>
-              <w:t>19  22  28  31  33  35</w:t>
+              <w:t>08  14  17  19  21  23</w:t>
             </w:r>
           </w:p>
         </w:tc>
@@ -2473,7 +2473,7 @@
                 <w:b/>
                 <w:sz w:val="25"/>
               </w:rPr>
-              <w:t>115000061</w:t>
+              <w:t>115000062</w:t>
             </w:r>
           </w:p>
         </w:tc>
@@ -2497,7 +2497,7 @@
                 <w:b/>
                 <w:sz w:val="25"/>
               </w:rPr>
-              <w:t>115.07.30</w:t>
+              <w:t>115.08.03</w:t>
             </w:r>
           </w:p>
         </w:tc>
@@ -2521,7 +2521,7 @@
                 <w:b/>
                 <w:sz w:val="25"/>
               </w:rPr>
-              <w:t>08  14  17  19  21  23</w:t>
+              <w:t>04  15  22  26  34  36</w:t>
             </w:r>
           </w:p>
         </w:tc>
@@ -2574,7 +2574,7 @@
                 <w:b/>
                 <w:sz w:val="25"/>
               </w:rPr>
-              <w:t>115000062</w:t>
+              <w:t>115000063</w:t>
             </w:r>
           </w:p>
         </w:tc>
@@ -2598,7 +2598,7 @@
                 <w:b/>
                 <w:sz w:val="25"/>
               </w:rPr>
-              <w:t>115.08.03</w:t>
+              <w:t>115.08.06</w:t>
             </w:r>
           </w:p>
         </w:tc>
@@ -2622,7 +2622,7 @@
                 <w:b/>
                 <w:sz w:val="25"/>
               </w:rPr>
-              <w:t>04  15  22  26  34  36</w:t>
+              <w:t>02  07  08  20  26  33</w:t>
             </w:r>
           </w:p>
         </w:tc>
@@ -2646,7 +2646,7 @@
                 <w:b/>
                 <w:sz w:val="25"/>
               </w:rPr>
-              <w:t>07</w:t>
+              <w:t>04</w:t>
             </w:r>
           </w:p>
         </w:tc>
@@ -2675,7 +2675,7 @@
                 <w:b/>
                 <w:sz w:val="25"/>
               </w:rPr>
-              <w:t>115000063</w:t>
+              <w:t>115000064</w:t>
             </w:r>
           </w:p>
         </w:tc>
@@ -2699,7 +2699,7 @@
                 <w:b/>
                 <w:sz w:val="25"/>
               </w:rPr>
-              <w:t>115.08.06</w:t>
+              <w:t>115.08.10</w:t>
             </w:r>
           </w:p>
         </w:tc>
@@ -2723,7 +2723,7 @@
                 <w:b/>
                 <w:sz w:val="25"/>
               </w:rPr>
-              <w:t>02  07  08  20  26  33</w:t>
+              <w:t>11  25  28  30  31  36</w:t>
             </w:r>
           </w:p>
         </w:tc>
@@ -2747,7 +2747,7 @@
                 <w:b/>
                 <w:sz w:val="25"/>
               </w:rPr>
-              <w:t>04</w:t>
+              <w:t>03</w:t>
             </w:r>
           </w:p>
         </w:tc>
@@ -2878,7 +2878,7 @@
                 <w:b/>
                 <w:sz w:val="25"/>
               </w:rPr>
-              <w:t>07/29(三)</w:t>
+              <w:t>07/30(四)</w:t>
             </w:r>
           </w:p>
         </w:tc>
@@ -2902,7 +2902,7 @@
                 <w:b/>
                 <w:sz w:val="25"/>
               </w:rPr>
-              <w:t>7  6  8  5</w:t>
+              <w:t>2  9  3  1</w:t>
             </w:r>
           </w:p>
         </w:tc>
@@ -2930,7 +2930,7 @@
                 <w:b/>
                 <w:sz w:val="25"/>
               </w:rPr>
-              <w:t>07/30(四)</w:t>
+              <w:t>07/31(五)</w:t>
             </w:r>
           </w:p>
         </w:tc>
@@ -2953,7 +2953,7 @@
                 <w:b/>
                 <w:sz w:val="25"/>
               </w:rPr>
-              <w:t>2  9  3  1</w:t>
+              <w:t>7  1  9  8</w:t>
             </w:r>
           </w:p>
         </w:tc>
@@ -2981,7 +2981,7 @@
                 <w:b/>
                 <w:sz w:val="25"/>
               </w:rPr>
-              <w:t>07/31(五)</w:t>
+              <w:t>08/01(六)</w:t>
             </w:r>
           </w:p>
         </w:tc>
@@ -3004,7 +3004,7 @@
                 <w:b/>
                 <w:sz w:val="25"/>
               </w:rPr>
-              <w:t>7  1  9  8</w:t>
+              <w:t>7  1  9  5</w:t>
             </w:r>
           </w:p>
         </w:tc>
@@ -3032,7 +3032,7 @@
                 <w:b/>
                 <w:sz w:val="25"/>
               </w:rPr>
-              <w:t>08/01(六)</w:t>
+              <w:t>08/03(一)</w:t>
             </w:r>
           </w:p>
         </w:tc>
@@ -3055,7 +3055,7 @@
                 <w:b/>
                 <w:sz w:val="25"/>
               </w:rPr>
-              <w:t>7  1  9  5</w:t>
+              <w:t>6  0  1  6</w:t>
             </w:r>
           </w:p>
         </w:tc>
@@ -3083,7 +3083,7 @@
                 <w:b/>
                 <w:sz w:val="25"/>
               </w:rPr>
-              <w:t>08/03(一)</w:t>
+              <w:t>08/04(二)</w:t>
             </w:r>
           </w:p>
         </w:tc>
@@ -3106,7 +3106,7 @@
                 <w:b/>
                 <w:sz w:val="25"/>
               </w:rPr>
-              <w:t>6  0  1  6</w:t>
+              <w:t>1  8  4  3</w:t>
             </w:r>
           </w:p>
         </w:tc>
@@ -3134,7 +3134,7 @@
                 <w:b/>
                 <w:sz w:val="25"/>
               </w:rPr>
-              <w:t>08/04(二)</w:t>
+              <w:t>08/05(三)</w:t>
             </w:r>
           </w:p>
         </w:tc>
@@ -3157,7 +3157,7 @@
                 <w:b/>
                 <w:sz w:val="25"/>
               </w:rPr>
-              <w:t>1  8  4  3</w:t>
+              <w:t>0  8  2  3</w:t>
             </w:r>
           </w:p>
         </w:tc>
@@ -3185,7 +3185,7 @@
                 <w:b/>
                 <w:sz w:val="25"/>
               </w:rPr>
-              <w:t>08/05(三)</w:t>
+              <w:t>08/06(四)</w:t>
             </w:r>
           </w:p>
         </w:tc>
@@ -3208,7 +3208,7 @@
                 <w:b/>
                 <w:sz w:val="25"/>
               </w:rPr>
-              <w:t>0  8  2  3</w:t>
+              <w:t>6  3  4  5</w:t>
             </w:r>
           </w:p>
         </w:tc>
@@ -3236,7 +3236,7 @@
                 <w:b/>
                 <w:sz w:val="25"/>
               </w:rPr>
-              <w:t>08/06(四)</w:t>
+              <w:t>08/07(五)</w:t>
             </w:r>
           </w:p>
         </w:tc>
@@ -3259,7 +3259,7 @@
                 <w:b/>
                 <w:sz w:val="25"/>
               </w:rPr>
-              <w:t>6  3  4  5</w:t>
+              <w:t>1  1  9  3</w:t>
             </w:r>
           </w:p>
         </w:tc>
@@ -3287,7 +3287,7 @@
                 <w:b/>
                 <w:sz w:val="25"/>
               </w:rPr>
-              <w:t>08/07(五)</w:t>
+              <w:t>08/08(六)</w:t>
             </w:r>
           </w:p>
         </w:tc>
@@ -3310,7 +3310,7 @@
                 <w:b/>
                 <w:sz w:val="25"/>
               </w:rPr>
-              <w:t>1  1  9  3</w:t>
+              <w:t>9  6  2  4</w:t>
             </w:r>
           </w:p>
         </w:tc>
@@ -3338,7 +3338,7 @@
                 <w:b/>
                 <w:sz w:val="25"/>
               </w:rPr>
-              <w:t>08/08(六)</w:t>
+              <w:t>08/10(一)</w:t>
             </w:r>
           </w:p>
         </w:tc>
@@ -3361,7 +3361,7 @@
                 <w:b/>
                 <w:sz w:val="25"/>
               </w:rPr>
-              <w:t>9  6  2  4</w:t>
+              <w:t>3  3  7  5</w:t>
             </w:r>
           </w:p>
         </w:tc>

--- a/最新開獎紀錄.docx
+++ b/最新開獎紀錄.docx
@@ -173,7 +173,7 @@
                 <w:b/>
                 <w:sz w:val="25"/>
               </w:rPr>
-              <w:t>115000184</w:t>
+              <w:t>115000185</w:t>
             </w:r>
           </w:p>
         </w:tc>
@@ -197,7 +197,7 @@
                 <w:b/>
                 <w:sz w:val="25"/>
               </w:rPr>
-              <w:t>115.07.30</w:t>
+              <w:t>115.07.31</w:t>
             </w:r>
           </w:p>
         </w:tc>
@@ -221,7 +221,7 @@
                 <w:b/>
                 <w:sz w:val="25"/>
               </w:rPr>
-              <w:t>04  07  08  16  38</w:t>
+              <w:t>01  09  12  25  26</w:t>
             </w:r>
           </w:p>
         </w:tc>
@@ -250,7 +250,7 @@
                 <w:b/>
                 <w:sz w:val="25"/>
               </w:rPr>
-              <w:t>115000185</w:t>
+              <w:t>115000186</w:t>
             </w:r>
           </w:p>
         </w:tc>
@@ -274,7 +274,7 @@
                 <w:b/>
                 <w:sz w:val="25"/>
               </w:rPr>
-              <w:t>115.07.31</w:t>
+              <w:t>115.08.01</w:t>
             </w:r>
           </w:p>
         </w:tc>
@@ -298,7 +298,7 @@
                 <w:b/>
                 <w:sz w:val="25"/>
               </w:rPr>
-              <w:t>01  09  12  25  26</w:t>
+              <w:t>06  11  18  22  29</w:t>
             </w:r>
           </w:p>
         </w:tc>
@@ -327,7 +327,7 @@
                 <w:b/>
                 <w:sz w:val="25"/>
               </w:rPr>
-              <w:t>115000186</w:t>
+              <w:t>115000187</w:t>
             </w:r>
           </w:p>
         </w:tc>
@@ -351,7 +351,7 @@
                 <w:b/>
                 <w:sz w:val="25"/>
               </w:rPr>
-              <w:t>115.08.01</w:t>
+              <w:t>115.08.03</w:t>
             </w:r>
           </w:p>
         </w:tc>
@@ -375,7 +375,7 @@
                 <w:b/>
                 <w:sz w:val="25"/>
               </w:rPr>
-              <w:t>06  11  18  22  29</w:t>
+              <w:t>07  21  23  28  35</w:t>
             </w:r>
           </w:p>
         </w:tc>
@@ -404,7 +404,7 @@
                 <w:b/>
                 <w:sz w:val="25"/>
               </w:rPr>
-              <w:t>115000187</w:t>
+              <w:t>115000188</w:t>
             </w:r>
           </w:p>
         </w:tc>
@@ -428,7 +428,7 @@
                 <w:b/>
                 <w:sz w:val="25"/>
               </w:rPr>
-              <w:t>115.08.03</w:t>
+              <w:t>115.08.04</w:t>
             </w:r>
           </w:p>
         </w:tc>
@@ -452,7 +452,7 @@
                 <w:b/>
                 <w:sz w:val="25"/>
               </w:rPr>
-              <w:t>07  21  23  28  35</w:t>
+              <w:t>09  32  35  37  39</w:t>
             </w:r>
           </w:p>
         </w:tc>
@@ -481,7 +481,7 @@
                 <w:b/>
                 <w:sz w:val="25"/>
               </w:rPr>
-              <w:t>115000188</w:t>
+              <w:t>115000189</w:t>
             </w:r>
           </w:p>
         </w:tc>
@@ -505,7 +505,7 @@
                 <w:b/>
                 <w:sz w:val="25"/>
               </w:rPr>
-              <w:t>115.08.04</w:t>
+              <w:t>115.08.05</w:t>
             </w:r>
           </w:p>
         </w:tc>
@@ -529,7 +529,7 @@
                 <w:b/>
                 <w:sz w:val="25"/>
               </w:rPr>
-              <w:t>09  32  35  37  39</w:t>
+              <w:t>02  04  22  25  29</w:t>
             </w:r>
           </w:p>
         </w:tc>
@@ -558,7 +558,7 @@
                 <w:b/>
                 <w:sz w:val="25"/>
               </w:rPr>
-              <w:t>115000189</w:t>
+              <w:t>115000190</w:t>
             </w:r>
           </w:p>
         </w:tc>
@@ -582,7 +582,7 @@
                 <w:b/>
                 <w:sz w:val="25"/>
               </w:rPr>
-              <w:t>115.08.05</w:t>
+              <w:t>115.08.06</w:t>
             </w:r>
           </w:p>
         </w:tc>
@@ -606,7 +606,7 @@
                 <w:b/>
                 <w:sz w:val="25"/>
               </w:rPr>
-              <w:t>02  04  22  25  29</w:t>
+              <w:t>03  09  16  24  35</w:t>
             </w:r>
           </w:p>
         </w:tc>
@@ -635,7 +635,7 @@
                 <w:b/>
                 <w:sz w:val="25"/>
               </w:rPr>
-              <w:t>115000190</w:t>
+              <w:t>115000191</w:t>
             </w:r>
           </w:p>
         </w:tc>
@@ -659,7 +659,7 @@
                 <w:b/>
                 <w:sz w:val="25"/>
               </w:rPr>
-              <w:t>115.08.06</w:t>
+              <w:t>115.08.07</w:t>
             </w:r>
           </w:p>
         </w:tc>
@@ -683,7 +683,7 @@
                 <w:b/>
                 <w:sz w:val="25"/>
               </w:rPr>
-              <w:t>03  09  16  24  35</w:t>
+              <w:t>06  11  12  13  19</w:t>
             </w:r>
           </w:p>
         </w:tc>
@@ -712,7 +712,7 @@
                 <w:b/>
                 <w:sz w:val="25"/>
               </w:rPr>
-              <w:t>115000191</w:t>
+              <w:t>115000192</w:t>
             </w:r>
           </w:p>
         </w:tc>
@@ -736,7 +736,7 @@
                 <w:b/>
                 <w:sz w:val="25"/>
               </w:rPr>
-              <w:t>115.08.07</w:t>
+              <w:t>115.08.08</w:t>
             </w:r>
           </w:p>
         </w:tc>
@@ -760,7 +760,7 @@
                 <w:b/>
                 <w:sz w:val="25"/>
               </w:rPr>
-              <w:t>06  11  12  13  19</w:t>
+              <w:t>05  11  24  31  32</w:t>
             </w:r>
           </w:p>
         </w:tc>
@@ -789,7 +789,7 @@
                 <w:b/>
                 <w:sz w:val="25"/>
               </w:rPr>
-              <w:t>115000192</w:t>
+              <w:t>115000193</w:t>
             </w:r>
           </w:p>
         </w:tc>
@@ -813,7 +813,7 @@
                 <w:b/>
                 <w:sz w:val="25"/>
               </w:rPr>
-              <w:t>115.08.08</w:t>
+              <w:t>115.08.10</w:t>
             </w:r>
           </w:p>
         </w:tc>
@@ -837,7 +837,7 @@
                 <w:b/>
                 <w:sz w:val="25"/>
               </w:rPr>
-              <w:t>05  11  24  31  32</w:t>
+              <w:t>01  07  16  23  35</w:t>
             </w:r>
           </w:p>
         </w:tc>
@@ -866,7 +866,7 @@
                 <w:b/>
                 <w:sz w:val="25"/>
               </w:rPr>
-              <w:t>115000193</w:t>
+              <w:t>115000194</w:t>
             </w:r>
           </w:p>
         </w:tc>
@@ -890,7 +890,7 @@
                 <w:b/>
                 <w:sz w:val="25"/>
               </w:rPr>
-              <w:t>115.08.10</w:t>
+              <w:t>115.08.11</w:t>
             </w:r>
           </w:p>
         </w:tc>
@@ -914,7 +914,7 @@
                 <w:b/>
                 <w:sz w:val="25"/>
               </w:rPr>
-              <w:t>01  07  16  23  35</w:t>
+              <w:t>07  17  19  23  30</w:t>
             </w:r>
           </w:p>
         </w:tc>
@@ -1045,7 +1045,7 @@
                 <w:b/>
                 <w:sz w:val="25"/>
               </w:rPr>
-              <w:t>07/30(四)</w:t>
+              <w:t>07/31(五)</w:t>
             </w:r>
           </w:p>
         </w:tc>
@@ -1069,7 +1069,7 @@
                 <w:b/>
                 <w:sz w:val="25"/>
               </w:rPr>
-              <w:t>2  8  5</w:t>
+              <w:t>1  3  9</w:t>
             </w:r>
           </w:p>
         </w:tc>
@@ -1097,7 +1097,7 @@
                 <w:b/>
                 <w:sz w:val="25"/>
               </w:rPr>
-              <w:t>07/31(五)</w:t>
+              <w:t>08/01(六)</w:t>
             </w:r>
           </w:p>
         </w:tc>
@@ -1120,7 +1120,7 @@
                 <w:b/>
                 <w:sz w:val="25"/>
               </w:rPr>
-              <w:t>1  3  9</w:t>
+              <w:t>5  6  6</w:t>
             </w:r>
           </w:p>
         </w:tc>
@@ -1148,7 +1148,7 @@
                 <w:b/>
                 <w:sz w:val="25"/>
               </w:rPr>
-              <w:t>08/01(六)</w:t>
+              <w:t>08/03(一)</w:t>
             </w:r>
           </w:p>
         </w:tc>
@@ -1171,7 +1171,7 @@
                 <w:b/>
                 <w:sz w:val="25"/>
               </w:rPr>
-              <w:t>5  6  6</w:t>
+              <w:t>4  9  1</w:t>
             </w:r>
           </w:p>
         </w:tc>
@@ -1199,7 +1199,7 @@
                 <w:b/>
                 <w:sz w:val="25"/>
               </w:rPr>
-              <w:t>08/03(一)</w:t>
+              <w:t>08/04(二)</w:t>
             </w:r>
           </w:p>
         </w:tc>
@@ -1222,7 +1222,7 @@
                 <w:b/>
                 <w:sz w:val="25"/>
               </w:rPr>
-              <w:t>4  9  1</w:t>
+              <w:t>9  9  1</w:t>
             </w:r>
           </w:p>
         </w:tc>
@@ -1250,7 +1250,7 @@
                 <w:b/>
                 <w:sz w:val="25"/>
               </w:rPr>
-              <w:t>08/04(二)</w:t>
+              <w:t>08/05(三)</w:t>
             </w:r>
           </w:p>
         </w:tc>
@@ -1273,7 +1273,7 @@
                 <w:b/>
                 <w:sz w:val="25"/>
               </w:rPr>
-              <w:t>9  9  1</w:t>
+              <w:t>3  1  5</w:t>
             </w:r>
           </w:p>
         </w:tc>
@@ -1301,7 +1301,7 @@
                 <w:b/>
                 <w:sz w:val="25"/>
               </w:rPr>
-              <w:t>08/05(三)</w:t>
+              <w:t>08/06(四)</w:t>
             </w:r>
           </w:p>
         </w:tc>
@@ -1324,7 +1324,7 @@
                 <w:b/>
                 <w:sz w:val="25"/>
               </w:rPr>
-              <w:t>3  1  5</w:t>
+              <w:t>1  0  7</w:t>
             </w:r>
           </w:p>
         </w:tc>
@@ -1352,7 +1352,7 @@
                 <w:b/>
                 <w:sz w:val="25"/>
               </w:rPr>
-              <w:t>08/06(四)</w:t>
+              <w:t>08/07(五)</w:t>
             </w:r>
           </w:p>
         </w:tc>
@@ -1375,7 +1375,7 @@
                 <w:b/>
                 <w:sz w:val="25"/>
               </w:rPr>
-              <w:t>1  0  7</w:t>
+              <w:t>9  6  9</w:t>
             </w:r>
           </w:p>
         </w:tc>
@@ -1403,7 +1403,7 @@
                 <w:b/>
                 <w:sz w:val="25"/>
               </w:rPr>
-              <w:t>08/07(五)</w:t>
+              <w:t>08/08(六)</w:t>
             </w:r>
           </w:p>
         </w:tc>
@@ -1426,7 +1426,7 @@
                 <w:b/>
                 <w:sz w:val="25"/>
               </w:rPr>
-              <w:t>9  6  9</w:t>
+              <w:t>2  1  9</w:t>
             </w:r>
           </w:p>
         </w:tc>
@@ -1454,7 +1454,7 @@
                 <w:b/>
                 <w:sz w:val="25"/>
               </w:rPr>
-              <w:t>08/08(六)</w:t>
+              <w:t>08/10(一)</w:t>
             </w:r>
           </w:p>
         </w:tc>
@@ -1477,7 +1477,7 @@
                 <w:b/>
                 <w:sz w:val="25"/>
               </w:rPr>
-              <w:t>2  1  9</w:t>
+              <w:t>1  2  4</w:t>
             </w:r>
           </w:p>
         </w:tc>
@@ -1505,7 +1505,7 @@
                 <w:b/>
                 <w:sz w:val="25"/>
               </w:rPr>
-              <w:t>08/10(一)</w:t>
+              <w:t>08/11(二)</w:t>
             </w:r>
           </w:p>
         </w:tc>
@@ -1528,7 +1528,7 @@
                 <w:b/>
                 <w:sz w:val="25"/>
               </w:rPr>
-              <w:t>1  2  4</w:t>
+              <w:t>6  2  3</w:t>
             </w:r>
           </w:p>
         </w:tc>
@@ -2878,7 +2878,7 @@
                 <w:b/>
                 <w:sz w:val="25"/>
               </w:rPr>
-              <w:t>07/30(四)</w:t>
+              <w:t>07/31(五)</w:t>
             </w:r>
           </w:p>
         </w:tc>
@@ -2902,7 +2902,7 @@
                 <w:b/>
                 <w:sz w:val="25"/>
               </w:rPr>
-              <w:t>2  9  3  1</w:t>
+              <w:t>7  1  9  8</w:t>
             </w:r>
           </w:p>
         </w:tc>
@@ -2930,7 +2930,7 @@
                 <w:b/>
                 <w:sz w:val="25"/>
               </w:rPr>
-              <w:t>07/31(五)</w:t>
+              <w:t>08/01(六)</w:t>
             </w:r>
           </w:p>
         </w:tc>
@@ -2953,7 +2953,7 @@
                 <w:b/>
                 <w:sz w:val="25"/>
               </w:rPr>
-              <w:t>7  1  9  8</w:t>
+              <w:t>7  1  9  5</w:t>
             </w:r>
           </w:p>
         </w:tc>
@@ -2981,7 +2981,7 @@
                 <w:b/>
                 <w:sz w:val="25"/>
               </w:rPr>
-              <w:t>08/01(六)</w:t>
+              <w:t>08/03(一)</w:t>
             </w:r>
           </w:p>
         </w:tc>
@@ -3004,7 +3004,7 @@
                 <w:b/>
                 <w:sz w:val="25"/>
               </w:rPr>
-              <w:t>7  1  9  5</w:t>
+              <w:t>6  0  1  6</w:t>
             </w:r>
           </w:p>
         </w:tc>
@@ -3032,7 +3032,7 @@
                 <w:b/>
                 <w:sz w:val="25"/>
               </w:rPr>
-              <w:t>08/03(一)</w:t>
+              <w:t>08/04(二)</w:t>
             </w:r>
           </w:p>
         </w:tc>
@@ -3055,7 +3055,7 @@
                 <w:b/>
                 <w:sz w:val="25"/>
               </w:rPr>
-              <w:t>6  0  1  6</w:t>
+              <w:t>1  8  4  3</w:t>
             </w:r>
           </w:p>
         </w:tc>
@@ -3083,7 +3083,7 @@
                 <w:b/>
                 <w:sz w:val="25"/>
               </w:rPr>
-              <w:t>08/04(二)</w:t>
+              <w:t>08/05(三)</w:t>
             </w:r>
           </w:p>
         </w:tc>
@@ -3106,7 +3106,7 @@
                 <w:b/>
                 <w:sz w:val="25"/>
               </w:rPr>
-              <w:t>1  8  4  3</w:t>
+              <w:t>0  8  2  3</w:t>
             </w:r>
           </w:p>
         </w:tc>
@@ -3134,7 +3134,7 @@
                 <w:b/>
                 <w:sz w:val="25"/>
               </w:rPr>
-              <w:t>08/05(三)</w:t>
+              <w:t>08/06(四)</w:t>
             </w:r>
           </w:p>
         </w:tc>
@@ -3157,7 +3157,7 @@
                 <w:b/>
                 <w:sz w:val="25"/>
               </w:rPr>
-              <w:t>0  8  2  3</w:t>
+              <w:t>6  3  4  5</w:t>
             </w:r>
           </w:p>
         </w:tc>
@@ -3185,7 +3185,7 @@
                 <w:b/>
                 <w:sz w:val="25"/>
               </w:rPr>
-              <w:t>08/06(四)</w:t>
+              <w:t>08/07(五)</w:t>
             </w:r>
           </w:p>
         </w:tc>
@@ -3208,7 +3208,7 @@
                 <w:b/>
                 <w:sz w:val="25"/>
               </w:rPr>
-              <w:t>6  3  4  5</w:t>
+              <w:t>1  1  9  3</w:t>
             </w:r>
           </w:p>
         </w:tc>
@@ -3236,7 +3236,7 @@
                 <w:b/>
                 <w:sz w:val="25"/>
               </w:rPr>
-              <w:t>08/07(五)</w:t>
+              <w:t>08/08(六)</w:t>
             </w:r>
           </w:p>
         </w:tc>
@@ -3259,7 +3259,7 @@
                 <w:b/>
                 <w:sz w:val="25"/>
               </w:rPr>
-              <w:t>1  1  9  3</w:t>
+              <w:t>9  6  2  4</w:t>
             </w:r>
           </w:p>
         </w:tc>
@@ -3287,7 +3287,7 @@
                 <w:b/>
                 <w:sz w:val="25"/>
               </w:rPr>
-              <w:t>08/08(六)</w:t>
+              <w:t>08/10(一)</w:t>
             </w:r>
           </w:p>
         </w:tc>
@@ -3310,7 +3310,7 @@
                 <w:b/>
                 <w:sz w:val="25"/>
               </w:rPr>
-              <w:t>9  6  2  4</w:t>
+              <w:t>3  3  7  5</w:t>
             </w:r>
           </w:p>
         </w:tc>
@@ -3338,7 +3338,7 @@
                 <w:b/>
                 <w:sz w:val="25"/>
               </w:rPr>
-              <w:t>08/10(一)</w:t>
+              <w:t>08/11(二)</w:t>
             </w:r>
           </w:p>
         </w:tc>
@@ -3361,7 +3361,7 @@
                 <w:b/>
                 <w:sz w:val="25"/>
               </w:rPr>
-              <w:t>3  3  7  5</w:t>
+              <w:t>0  2  3  4</w:t>
             </w:r>
           </w:p>
         </w:tc>
@@ -3586,7 +3586,7 @@
                 <w:b/>
                 <w:sz w:val="25"/>
               </w:rPr>
-              <w:t>115000068</w:t>
+              <w:t>115000069</w:t>
             </w:r>
           </w:p>
         </w:tc>
@@ -3610,7 +3610,7 @@
                 <w:b/>
                 <w:sz w:val="25"/>
               </w:rPr>
-              <w:t>115.07.07</w:t>
+              <w:t>115.07.10</w:t>
             </w:r>
           </w:p>
         </w:tc>
@@ -3634,7 +3634,7 @@
                 <w:b/>
                 <w:sz w:val="25"/>
               </w:rPr>
-              <w:t>08  13  15  18  19  42</w:t>
+              <w:t>03  04  15  18  29  49</w:t>
             </w:r>
           </w:p>
         </w:tc>
@@ -3658,7 +3658,7 @@
                 <w:b/>
                 <w:sz w:val="25"/>
               </w:rPr>
-              <w:t>37</w:t>
+              <w:t>13</w:t>
             </w:r>
           </w:p>
         </w:tc>
@@ -3687,7 +3687,7 @@
                 <w:b/>
                 <w:sz w:val="25"/>
               </w:rPr>
-              <w:t>115000069</w:t>
+              <w:t>115000070</w:t>
             </w:r>
           </w:p>
         </w:tc>
@@ -3711,7 +3711,7 @@
                 <w:b/>
                 <w:sz w:val="25"/>
               </w:rPr>
-              <w:t>115.07.10</w:t>
+              <w:t>115.07.14</w:t>
             </w:r>
           </w:p>
         </w:tc>
@@ -3735,7 +3735,7 @@
                 <w:b/>
                 <w:sz w:val="25"/>
               </w:rPr>
-              <w:t>03  04  15  18  29  49</w:t>
+              <w:t>10  25  34  36  45  46</w:t>
             </w:r>
           </w:p>
         </w:tc>
@@ -3759,7 +3759,7 @@
                 <w:b/>
                 <w:sz w:val="25"/>
               </w:rPr>
-              <w:t>13</w:t>
+              <w:t>07</w:t>
             </w:r>
           </w:p>
         </w:tc>
@@ -3788,7 +3788,7 @@
                 <w:b/>
                 <w:sz w:val="25"/>
               </w:rPr>
-              <w:t>115000070</w:t>
+              <w:t>115000071</w:t>
             </w:r>
           </w:p>
         </w:tc>
@@ -3812,7 +3812,7 @@
                 <w:b/>
                 <w:sz w:val="25"/>
               </w:rPr>
-              <w:t>115.07.14</w:t>
+              <w:t>115.07.17</w:t>
             </w:r>
           </w:p>
         </w:tc>
@@ -3836,7 +3836,7 @@
                 <w:b/>
                 <w:sz w:val="25"/>
               </w:rPr>
-              <w:t>10  25  34  36  45  46</w:t>
+              <w:t>01  06  12  14  17  26</w:t>
             </w:r>
           </w:p>
         </w:tc>
@@ -3860,7 +3860,7 @@
                 <w:b/>
                 <w:sz w:val="25"/>
               </w:rPr>
-              <w:t>07</w:t>
+              <w:t>24</w:t>
             </w:r>
           </w:p>
         </w:tc>
@@ -3889,7 +3889,7 @@
                 <w:b/>
                 <w:sz w:val="25"/>
               </w:rPr>
-              <w:t>115000071</w:t>
+              <w:t>115000072</w:t>
             </w:r>
           </w:p>
         </w:tc>
@@ -3913,7 +3913,7 @@
                 <w:b/>
                 <w:sz w:val="25"/>
               </w:rPr>
-              <w:t>115.07.17</w:t>
+              <w:t>115.07.21</w:t>
             </w:r>
           </w:p>
         </w:tc>
@@ -3937,7 +3937,7 @@
                 <w:b/>
                 <w:sz w:val="25"/>
               </w:rPr>
-              <w:t>01  06  12  14  17  26</w:t>
+              <w:t>02  08  15  26  35  46</w:t>
             </w:r>
           </w:p>
         </w:tc>
@@ -3961,7 +3961,7 @@
                 <w:b/>
                 <w:sz w:val="25"/>
               </w:rPr>
-              <w:t>24</w:t>
+              <w:t>11</w:t>
             </w:r>
           </w:p>
         </w:tc>
@@ -3990,7 +3990,7 @@
                 <w:b/>
                 <w:sz w:val="25"/>
               </w:rPr>
-              <w:t>115000072</w:t>
+              <w:t>115000073</w:t>
             </w:r>
           </w:p>
         </w:tc>
@@ -4014,7 +4014,7 @@
                 <w:b/>
                 <w:sz w:val="25"/>
               </w:rPr>
-              <w:t>115.07.21</w:t>
+              <w:t>115.07.24</w:t>
             </w:r>
           </w:p>
         </w:tc>
@@ -4038,7 +4038,7 @@
                 <w:b/>
                 <w:sz w:val="25"/>
               </w:rPr>
-              <w:t>02  08  15  26  35  46</w:t>
+              <w:t>03  15  27  34  35  44</w:t>
             </w:r>
           </w:p>
         </w:tc>
@@ -4062,7 +4062,7 @@
                 <w:b/>
                 <w:sz w:val="25"/>
               </w:rPr>
-              <w:t>11</w:t>
+              <w:t>40</w:t>
             </w:r>
           </w:p>
         </w:tc>
@@ -4091,7 +4091,7 @@
                 <w:b/>
                 <w:sz w:val="25"/>
               </w:rPr>
-              <w:t>115000073</w:t>
+              <w:t>115000074</w:t>
             </w:r>
           </w:p>
         </w:tc>
@@ -4115,7 +4115,7 @@
                 <w:b/>
                 <w:sz w:val="25"/>
               </w:rPr>
-              <w:t>115.07.24</w:t>
+              <w:t>115.07.28</w:t>
             </w:r>
           </w:p>
         </w:tc>
@@ -4139,7 +4139,7 @@
                 <w:b/>
                 <w:sz w:val="25"/>
               </w:rPr>
-              <w:t>03  15  27  34  35  44</w:t>
+              <w:t>08  19  24  26  32  43</w:t>
             </w:r>
           </w:p>
         </w:tc>
@@ -4163,7 +4163,7 @@
                 <w:b/>
                 <w:sz w:val="25"/>
               </w:rPr>
-              <w:t>40</w:t>
+              <w:t>47</w:t>
             </w:r>
           </w:p>
         </w:tc>
@@ -4192,7 +4192,7 @@
                 <w:b/>
                 <w:sz w:val="25"/>
               </w:rPr>
-              <w:t>115000074</w:t>
+              <w:t>115000075</w:t>
             </w:r>
           </w:p>
         </w:tc>
@@ -4216,7 +4216,7 @@
                 <w:b/>
                 <w:sz w:val="25"/>
               </w:rPr>
-              <w:t>115.07.28</w:t>
+              <w:t>115.07.31</w:t>
             </w:r>
           </w:p>
         </w:tc>
@@ -4240,7 +4240,7 @@
                 <w:b/>
                 <w:sz w:val="25"/>
               </w:rPr>
-              <w:t>08  19  24  26  32  43</w:t>
+              <w:t>11  20  23  33  34  44</w:t>
             </w:r>
           </w:p>
         </w:tc>
@@ -4264,7 +4264,7 @@
                 <w:b/>
                 <w:sz w:val="25"/>
               </w:rPr>
-              <w:t>47</w:t>
+              <w:t>10</w:t>
             </w:r>
           </w:p>
         </w:tc>
@@ -4293,7 +4293,7 @@
                 <w:b/>
                 <w:sz w:val="25"/>
               </w:rPr>
-              <w:t>115000075</w:t>
+              <w:t>115000076</w:t>
             </w:r>
           </w:p>
         </w:tc>
@@ -4317,7 +4317,7 @@
                 <w:b/>
                 <w:sz w:val="25"/>
               </w:rPr>
-              <w:t>115.07.31</w:t>
+              <w:t>115.08.04</w:t>
             </w:r>
           </w:p>
         </w:tc>
@@ -4341,7 +4341,7 @@
                 <w:b/>
                 <w:sz w:val="25"/>
               </w:rPr>
-              <w:t>11  20  23  33  34  44</w:t>
+              <w:t>04  09  15  30  36  49</w:t>
             </w:r>
           </w:p>
         </w:tc>
@@ -4365,7 +4365,7 @@
                 <w:b/>
                 <w:sz w:val="25"/>
               </w:rPr>
-              <w:t>10</w:t>
+              <w:t>40</w:t>
             </w:r>
           </w:p>
         </w:tc>
@@ -4394,7 +4394,7 @@
                 <w:b/>
                 <w:sz w:val="25"/>
               </w:rPr>
-              <w:t>115000076</w:t>
+              <w:t>115000077</w:t>
             </w:r>
           </w:p>
         </w:tc>
@@ -4418,7 +4418,7 @@
                 <w:b/>
                 <w:sz w:val="25"/>
               </w:rPr>
-              <w:t>115.08.04</w:t>
+              <w:t>115.08.07</w:t>
             </w:r>
           </w:p>
         </w:tc>
@@ -4442,7 +4442,7 @@
                 <w:b/>
                 <w:sz w:val="25"/>
               </w:rPr>
-              <w:t>04  09  15  30  36  49</w:t>
+              <w:t>02  12  19  21  25  41</w:t>
             </w:r>
           </w:p>
         </w:tc>
@@ -4466,7 +4466,7 @@
                 <w:b/>
                 <w:sz w:val="25"/>
               </w:rPr>
-              <w:t>40</w:t>
+              <w:t>31</w:t>
             </w:r>
           </w:p>
         </w:tc>
@@ -4495,7 +4495,7 @@
                 <w:b/>
                 <w:sz w:val="25"/>
               </w:rPr>
-              <w:t>115000077</w:t>
+              <w:t>115000078</w:t>
             </w:r>
           </w:p>
         </w:tc>
@@ -4519,7 +4519,7 @@
                 <w:b/>
                 <w:sz w:val="25"/>
               </w:rPr>
-              <w:t>115.08.07</w:t>
+              <w:t>115.08.11</w:t>
             </w:r>
           </w:p>
         </w:tc>
@@ -4543,7 +4543,7 @@
                 <w:b/>
                 <w:sz w:val="25"/>
               </w:rPr>
-              <w:t>02  12  19  21  25  41</w:t>
+              <w:t>08  12  16  24  29  46</w:t>
             </w:r>
           </w:p>
         </w:tc>
@@ -4567,7 +4567,7 @@
                 <w:b/>
                 <w:sz w:val="25"/>
               </w:rPr>
-              <w:t>31</w:t>
+              <w:t>10</w:t>
             </w:r>
           </w:p>
         </w:tc>

--- a/最新開獎紀錄.docx
+++ b/最新開獎紀錄.docx
@@ -173,7 +173,7 @@
                 <w:b/>
                 <w:sz w:val="25"/>
               </w:rPr>
-              <w:t>115000185</w:t>
+              <w:t>115000186</w:t>
             </w:r>
           </w:p>
         </w:tc>
@@ -197,7 +197,7 @@
                 <w:b/>
                 <w:sz w:val="25"/>
               </w:rPr>
-              <w:t>115.07.31</w:t>
+              <w:t>115.08.01</w:t>
             </w:r>
           </w:p>
         </w:tc>
@@ -221,7 +221,7 @@
                 <w:b/>
                 <w:sz w:val="25"/>
               </w:rPr>
-              <w:t>01  09  12  25  26</w:t>
+              <w:t>06  11  18  22  29</w:t>
             </w:r>
           </w:p>
         </w:tc>
@@ -250,7 +250,7 @@
                 <w:b/>
                 <w:sz w:val="25"/>
               </w:rPr>
-              <w:t>115000186</w:t>
+              <w:t>115000187</w:t>
             </w:r>
           </w:p>
         </w:tc>
@@ -274,7 +274,7 @@
                 <w:b/>
                 <w:sz w:val="25"/>
               </w:rPr>
-              <w:t>115.08.01</w:t>
+              <w:t>115.08.03</w:t>
             </w:r>
           </w:p>
         </w:tc>
@@ -298,7 +298,7 @@
                 <w:b/>
                 <w:sz w:val="25"/>
               </w:rPr>
-              <w:t>06  11  18  22  29</w:t>
+              <w:t>07  21  23  28  35</w:t>
             </w:r>
           </w:p>
         </w:tc>
@@ -327,7 +327,7 @@
                 <w:b/>
                 <w:sz w:val="25"/>
               </w:rPr>
-              <w:t>115000187</w:t>
+              <w:t>115000188</w:t>
             </w:r>
           </w:p>
         </w:tc>
@@ -351,7 +351,7 @@
                 <w:b/>
                 <w:sz w:val="25"/>
               </w:rPr>
-              <w:t>115.08.03</w:t>
+              <w:t>115.08.04</w:t>
             </w:r>
           </w:p>
         </w:tc>
@@ -375,7 +375,7 @@
                 <w:b/>
                 <w:sz w:val="25"/>
               </w:rPr>
-              <w:t>07  21  23  28  35</w:t>
+              <w:t>09  32  35  37  39</w:t>
             </w:r>
           </w:p>
         </w:tc>
@@ -404,7 +404,7 @@
                 <w:b/>
                 <w:sz w:val="25"/>
               </w:rPr>
-              <w:t>115000188</w:t>
+              <w:t>115000189</w:t>
             </w:r>
           </w:p>
         </w:tc>
@@ -428,7 +428,7 @@
                 <w:b/>
                 <w:sz w:val="25"/>
               </w:rPr>
-              <w:t>115.08.04</w:t>
+              <w:t>115.08.05</w:t>
             </w:r>
           </w:p>
         </w:tc>
@@ -452,7 +452,7 @@
                 <w:b/>
                 <w:sz w:val="25"/>
               </w:rPr>
-              <w:t>09  32  35  37  39</w:t>
+              <w:t>02  04  22  25  29</w:t>
             </w:r>
           </w:p>
         </w:tc>
@@ -481,7 +481,7 @@
                 <w:b/>
                 <w:sz w:val="25"/>
               </w:rPr>
-              <w:t>115000189</w:t>
+              <w:t>115000190</w:t>
             </w:r>
           </w:p>
         </w:tc>
@@ -505,7 +505,7 @@
                 <w:b/>
                 <w:sz w:val="25"/>
               </w:rPr>
-              <w:t>115.08.05</w:t>
+              <w:t>115.08.06</w:t>
             </w:r>
           </w:p>
         </w:tc>
@@ -529,7 +529,7 @@
                 <w:b/>
                 <w:sz w:val="25"/>
               </w:rPr>
-              <w:t>02  04  22  25  29</w:t>
+              <w:t>03  09  16  24  35</w:t>
             </w:r>
           </w:p>
         </w:tc>
@@ -558,7 +558,7 @@
                 <w:b/>
                 <w:sz w:val="25"/>
               </w:rPr>
-              <w:t>115000190</w:t>
+              <w:t>115000191</w:t>
             </w:r>
           </w:p>
         </w:tc>
@@ -582,7 +582,7 @@
                 <w:b/>
                 <w:sz w:val="25"/>
               </w:rPr>
-              <w:t>115.08.06</w:t>
+              <w:t>115.08.07</w:t>
             </w:r>
           </w:p>
         </w:tc>
@@ -606,7 +606,7 @@
                 <w:b/>
                 <w:sz w:val="25"/>
               </w:rPr>
-              <w:t>03  09  16  24  35</w:t>
+              <w:t>06  11  12  13  19</w:t>
             </w:r>
           </w:p>
         </w:tc>
@@ -635,7 +635,7 @@
                 <w:b/>
                 <w:sz w:val="25"/>
               </w:rPr>
-              <w:t>115000191</w:t>
+              <w:t>115000192</w:t>
             </w:r>
           </w:p>
         </w:tc>
@@ -659,7 +659,7 @@
                 <w:b/>
                 <w:sz w:val="25"/>
               </w:rPr>
-              <w:t>115.08.07</w:t>
+              <w:t>115.08.08</w:t>
             </w:r>
           </w:p>
         </w:tc>
@@ -683,7 +683,7 @@
                 <w:b/>
                 <w:sz w:val="25"/>
               </w:rPr>
-              <w:t>06  11  12  13  19</w:t>
+              <w:t>05  11  24  31  32</w:t>
             </w:r>
           </w:p>
         </w:tc>
@@ -712,7 +712,7 @@
                 <w:b/>
                 <w:sz w:val="25"/>
               </w:rPr>
-              <w:t>115000192</w:t>
+              <w:t>115000193</w:t>
             </w:r>
           </w:p>
         </w:tc>
@@ -736,7 +736,7 @@
                 <w:b/>
                 <w:sz w:val="25"/>
               </w:rPr>
-              <w:t>115.08.08</w:t>
+              <w:t>115.08.10</w:t>
             </w:r>
           </w:p>
         </w:tc>
@@ -760,7 +760,7 @@
                 <w:b/>
                 <w:sz w:val="25"/>
               </w:rPr>
-              <w:t>05  11  24  31  32</w:t>
+              <w:t>01  07  16  23  35</w:t>
             </w:r>
           </w:p>
         </w:tc>
@@ -789,7 +789,7 @@
                 <w:b/>
                 <w:sz w:val="25"/>
               </w:rPr>
-              <w:t>115000193</w:t>
+              <w:t>115000194</w:t>
             </w:r>
           </w:p>
         </w:tc>
@@ -813,7 +813,7 @@
                 <w:b/>
                 <w:sz w:val="25"/>
               </w:rPr>
-              <w:t>115.08.10</w:t>
+              <w:t>115.08.11</w:t>
             </w:r>
           </w:p>
         </w:tc>
@@ -837,7 +837,7 @@
                 <w:b/>
                 <w:sz w:val="25"/>
               </w:rPr>
-              <w:t>01  07  16  23  35</w:t>
+              <w:t>07  17  19  23  30</w:t>
             </w:r>
           </w:p>
         </w:tc>
@@ -866,7 +866,7 @@
                 <w:b/>
                 <w:sz w:val="25"/>
               </w:rPr>
-              <w:t>115000194</w:t>
+              <w:t>115000195</w:t>
             </w:r>
           </w:p>
         </w:tc>
@@ -890,7 +890,7 @@
                 <w:b/>
                 <w:sz w:val="25"/>
               </w:rPr>
-              <w:t>115.08.11</w:t>
+              <w:t>115.08.12</w:t>
             </w:r>
           </w:p>
         </w:tc>
@@ -914,7 +914,7 @@
                 <w:b/>
                 <w:sz w:val="25"/>
               </w:rPr>
-              <w:t>07  17  19  23  30</w:t>
+              <w:t>07  12  17  20  32</w:t>
             </w:r>
           </w:p>
         </w:tc>
@@ -1045,7 +1045,7 @@
                 <w:b/>
                 <w:sz w:val="25"/>
               </w:rPr>
-              <w:t>07/31(五)</w:t>
+              <w:t>08/01(六)</w:t>
             </w:r>
           </w:p>
         </w:tc>
@@ -1069,7 +1069,7 @@
                 <w:b/>
                 <w:sz w:val="25"/>
               </w:rPr>
-              <w:t>1  3  9</w:t>
+              <w:t>5  6  6</w:t>
             </w:r>
           </w:p>
         </w:tc>
@@ -1097,7 +1097,7 @@
                 <w:b/>
                 <w:sz w:val="25"/>
               </w:rPr>
-              <w:t>08/01(六)</w:t>
+              <w:t>08/03(一)</w:t>
             </w:r>
           </w:p>
         </w:tc>
@@ -1120,7 +1120,7 @@
                 <w:b/>
                 <w:sz w:val="25"/>
               </w:rPr>
-              <w:t>5  6  6</w:t>
+              <w:t>4  9  1</w:t>
             </w:r>
           </w:p>
         </w:tc>
@@ -1148,7 +1148,7 @@
                 <w:b/>
                 <w:sz w:val="25"/>
               </w:rPr>
-              <w:t>08/03(一)</w:t>
+              <w:t>08/04(二)</w:t>
             </w:r>
           </w:p>
         </w:tc>
@@ -1171,7 +1171,7 @@
                 <w:b/>
                 <w:sz w:val="25"/>
               </w:rPr>
-              <w:t>4  9  1</w:t>
+              <w:t>9  9  1</w:t>
             </w:r>
           </w:p>
         </w:tc>
@@ -1199,7 +1199,7 @@
                 <w:b/>
                 <w:sz w:val="25"/>
               </w:rPr>
-              <w:t>08/04(二)</w:t>
+              <w:t>08/05(三)</w:t>
             </w:r>
           </w:p>
         </w:tc>
@@ -1222,7 +1222,7 @@
                 <w:b/>
                 <w:sz w:val="25"/>
               </w:rPr>
-              <w:t>9  9  1</w:t>
+              <w:t>3  1  5</w:t>
             </w:r>
           </w:p>
         </w:tc>
@@ -1250,7 +1250,7 @@
                 <w:b/>
                 <w:sz w:val="25"/>
               </w:rPr>
-              <w:t>08/05(三)</w:t>
+              <w:t>08/06(四)</w:t>
             </w:r>
           </w:p>
         </w:tc>
@@ -1273,7 +1273,7 @@
                 <w:b/>
                 <w:sz w:val="25"/>
               </w:rPr>
-              <w:t>3  1  5</w:t>
+              <w:t>1  0  7</w:t>
             </w:r>
           </w:p>
         </w:tc>
@@ -1301,7 +1301,7 @@
                 <w:b/>
                 <w:sz w:val="25"/>
               </w:rPr>
-              <w:t>08/06(四)</w:t>
+              <w:t>08/07(五)</w:t>
             </w:r>
           </w:p>
         </w:tc>
@@ -1324,7 +1324,7 @@
                 <w:b/>
                 <w:sz w:val="25"/>
               </w:rPr>
-              <w:t>1  0  7</w:t>
+              <w:t>9  6  9</w:t>
             </w:r>
           </w:p>
         </w:tc>
@@ -1352,7 +1352,7 @@
                 <w:b/>
                 <w:sz w:val="25"/>
               </w:rPr>
-              <w:t>08/07(五)</w:t>
+              <w:t>08/08(六)</w:t>
             </w:r>
           </w:p>
         </w:tc>
@@ -1375,7 +1375,7 @@
                 <w:b/>
                 <w:sz w:val="25"/>
               </w:rPr>
-              <w:t>9  6  9</w:t>
+              <w:t>2  1  9</w:t>
             </w:r>
           </w:p>
         </w:tc>
@@ -1403,7 +1403,7 @@
                 <w:b/>
                 <w:sz w:val="25"/>
               </w:rPr>
-              <w:t>08/08(六)</w:t>
+              <w:t>08/10(一)</w:t>
             </w:r>
           </w:p>
         </w:tc>
@@ -1426,7 +1426,7 @@
                 <w:b/>
                 <w:sz w:val="25"/>
               </w:rPr>
-              <w:t>2  1  9</w:t>
+              <w:t>1  2  4</w:t>
             </w:r>
           </w:p>
         </w:tc>
@@ -1454,7 +1454,7 @@
                 <w:b/>
                 <w:sz w:val="25"/>
               </w:rPr>
-              <w:t>08/10(一)</w:t>
+              <w:t>08/11(二)</w:t>
             </w:r>
           </w:p>
         </w:tc>
@@ -1477,7 +1477,7 @@
                 <w:b/>
                 <w:sz w:val="25"/>
               </w:rPr>
-              <w:t>1  2  4</w:t>
+              <w:t>6  2  3</w:t>
             </w:r>
           </w:p>
         </w:tc>
@@ -1505,7 +1505,7 @@
                 <w:b/>
                 <w:sz w:val="25"/>
               </w:rPr>
-              <w:t>08/11(二)</w:t>
+              <w:t>08/12(三)</w:t>
             </w:r>
           </w:p>
         </w:tc>
@@ -1528,7 +1528,7 @@
                 <w:b/>
                 <w:sz w:val="25"/>
               </w:rPr>
-              <w:t>6  2  3</w:t>
+              <w:t>9  1  0</w:t>
             </w:r>
           </w:p>
         </w:tc>
@@ -2878,7 +2878,7 @@
                 <w:b/>
                 <w:sz w:val="25"/>
               </w:rPr>
-              <w:t>07/31(五)</w:t>
+              <w:t>08/01(六)</w:t>
             </w:r>
           </w:p>
         </w:tc>
@@ -2902,7 +2902,7 @@
                 <w:b/>
                 <w:sz w:val="25"/>
               </w:rPr>
-              <w:t>7  1  9  8</w:t>
+              <w:t>7  1  9  5</w:t>
             </w:r>
           </w:p>
         </w:tc>
@@ -2930,7 +2930,7 @@
                 <w:b/>
                 <w:sz w:val="25"/>
               </w:rPr>
-              <w:t>08/01(六)</w:t>
+              <w:t>08/03(一)</w:t>
             </w:r>
           </w:p>
         </w:tc>
@@ -2953,7 +2953,7 @@
                 <w:b/>
                 <w:sz w:val="25"/>
               </w:rPr>
-              <w:t>7  1  9  5</w:t>
+              <w:t>6  0  1  6</w:t>
             </w:r>
           </w:p>
         </w:tc>
@@ -2981,7 +2981,7 @@
                 <w:b/>
                 <w:sz w:val="25"/>
               </w:rPr>
-              <w:t>08/03(一)</w:t>
+              <w:t>08/04(二)</w:t>
             </w:r>
           </w:p>
         </w:tc>
@@ -3004,7 +3004,7 @@
                 <w:b/>
                 <w:sz w:val="25"/>
               </w:rPr>
-              <w:t>6  0  1  6</w:t>
+              <w:t>1  8  4  3</w:t>
             </w:r>
           </w:p>
         </w:tc>
@@ -3032,7 +3032,7 @@
                 <w:b/>
                 <w:sz w:val="25"/>
               </w:rPr>
-              <w:t>08/04(二)</w:t>
+              <w:t>08/05(三)</w:t>
             </w:r>
           </w:p>
         </w:tc>
@@ -3055,7 +3055,7 @@
                 <w:b/>
                 <w:sz w:val="25"/>
               </w:rPr>
-              <w:t>1  8  4  3</w:t>
+              <w:t>0  8  2  3</w:t>
             </w:r>
           </w:p>
         </w:tc>
@@ -3083,7 +3083,7 @@
                 <w:b/>
                 <w:sz w:val="25"/>
               </w:rPr>
-              <w:t>08/05(三)</w:t>
+              <w:t>08/06(四)</w:t>
             </w:r>
           </w:p>
         </w:tc>
@@ -3106,7 +3106,7 @@
                 <w:b/>
                 <w:sz w:val="25"/>
               </w:rPr>
-              <w:t>0  8  2  3</w:t>
+              <w:t>6  3  4  5</w:t>
             </w:r>
           </w:p>
         </w:tc>
@@ -3134,7 +3134,7 @@
                 <w:b/>
                 <w:sz w:val="25"/>
               </w:rPr>
-              <w:t>08/06(四)</w:t>
+              <w:t>08/07(五)</w:t>
             </w:r>
           </w:p>
         </w:tc>
@@ -3157,7 +3157,7 @@
                 <w:b/>
                 <w:sz w:val="25"/>
               </w:rPr>
-              <w:t>6  3  4  5</w:t>
+              <w:t>1  1  9  3</w:t>
             </w:r>
           </w:p>
         </w:tc>
@@ -3185,7 +3185,7 @@
                 <w:b/>
                 <w:sz w:val="25"/>
               </w:rPr>
-              <w:t>08/07(五)</w:t>
+              <w:t>08/08(六)</w:t>
             </w:r>
           </w:p>
         </w:tc>
@@ -3208,7 +3208,7 @@
                 <w:b/>
                 <w:sz w:val="25"/>
               </w:rPr>
-              <w:t>1  1  9  3</w:t>
+              <w:t>9  6  2  4</w:t>
             </w:r>
           </w:p>
         </w:tc>
@@ -3236,7 +3236,7 @@
                 <w:b/>
                 <w:sz w:val="25"/>
               </w:rPr>
-              <w:t>08/08(六)</w:t>
+              <w:t>08/10(一)</w:t>
             </w:r>
           </w:p>
         </w:tc>
@@ -3259,7 +3259,7 @@
                 <w:b/>
                 <w:sz w:val="25"/>
               </w:rPr>
-              <w:t>9  6  2  4</w:t>
+              <w:t>3  3  7  5</w:t>
             </w:r>
           </w:p>
         </w:tc>
@@ -3287,7 +3287,7 @@
                 <w:b/>
                 <w:sz w:val="25"/>
               </w:rPr>
-              <w:t>08/10(一)</w:t>
+              <w:t>08/11(二)</w:t>
             </w:r>
           </w:p>
         </w:tc>
@@ -3310,7 +3310,7 @@
                 <w:b/>
                 <w:sz w:val="25"/>
               </w:rPr>
-              <w:t>3  3  7  5</w:t>
+              <w:t>0  2  3  4</w:t>
             </w:r>
           </w:p>
         </w:tc>
@@ -3338,7 +3338,7 @@
                 <w:b/>
                 <w:sz w:val="25"/>
               </w:rPr>
-              <w:t>08/11(二)</w:t>
+              <w:t>08/12(三)</w:t>
             </w:r>
           </w:p>
         </w:tc>
@@ -3361,7 +3361,7 @@
                 <w:b/>
                 <w:sz w:val="25"/>
               </w:rPr>
-              <w:t>0  2  3  4</w:t>
+              <w:t>9  1  3  1</w:t>
             </w:r>
           </w:p>
         </w:tc>

--- a/最新開獎紀錄.docx
+++ b/最新開獎紀錄.docx
@@ -173,7 +173,7 @@
                 <w:b/>
                 <w:sz w:val="25"/>
               </w:rPr>
-              <w:t>115000186</w:t>
+              <w:t>115000187</w:t>
             </w:r>
           </w:p>
         </w:tc>
@@ -197,7 +197,7 @@
                 <w:b/>
                 <w:sz w:val="25"/>
               </w:rPr>
-              <w:t>115.08.01</w:t>
+              <w:t>115.08.03</w:t>
             </w:r>
           </w:p>
         </w:tc>
@@ -221,7 +221,7 @@
                 <w:b/>
                 <w:sz w:val="25"/>
               </w:rPr>
-              <w:t>06  11  18  22  29</w:t>
+              <w:t>07  21  23  28  35</w:t>
             </w:r>
           </w:p>
         </w:tc>
@@ -250,7 +250,7 @@
                 <w:b/>
                 <w:sz w:val="25"/>
               </w:rPr>
-              <w:t>115000187</w:t>
+              <w:t>115000188</w:t>
             </w:r>
           </w:p>
         </w:tc>
@@ -274,7 +274,7 @@
                 <w:b/>
                 <w:sz w:val="25"/>
               </w:rPr>
-              <w:t>115.08.03</w:t>
+              <w:t>115.08.04</w:t>
             </w:r>
           </w:p>
         </w:tc>
@@ -298,7 +298,7 @@
                 <w:b/>
                 <w:sz w:val="25"/>
               </w:rPr>
-              <w:t>07  21  23  28  35</w:t>
+              <w:t>09  32  35  37  39</w:t>
             </w:r>
           </w:p>
         </w:tc>
@@ -327,7 +327,7 @@
                 <w:b/>
                 <w:sz w:val="25"/>
               </w:rPr>
-              <w:t>115000188</w:t>
+              <w:t>115000189</w:t>
             </w:r>
           </w:p>
         </w:tc>
@@ -351,7 +351,7 @@
                 <w:b/>
                 <w:sz w:val="25"/>
               </w:rPr>
-              <w:t>115.08.04</w:t>
+              <w:t>115.08.05</w:t>
             </w:r>
           </w:p>
         </w:tc>
@@ -375,7 +375,7 @@
                 <w:b/>
                 <w:sz w:val="25"/>
               </w:rPr>
-              <w:t>09  32  35  37  39</w:t>
+              <w:t>02  04  22  25  29</w:t>
             </w:r>
           </w:p>
         </w:tc>
@@ -404,7 +404,7 @@
                 <w:b/>
                 <w:sz w:val="25"/>
               </w:rPr>
-              <w:t>115000189</w:t>
+              <w:t>115000190</w:t>
             </w:r>
           </w:p>
         </w:tc>
@@ -428,7 +428,7 @@
                 <w:b/>
                 <w:sz w:val="25"/>
               </w:rPr>
-              <w:t>115.08.05</w:t>
+              <w:t>115.08.06</w:t>
             </w:r>
           </w:p>
         </w:tc>
@@ -452,7 +452,7 @@
                 <w:b/>
                 <w:sz w:val="25"/>
               </w:rPr>
-              <w:t>02  04  22  25  29</w:t>
+              <w:t>03  09  16  24  35</w:t>
             </w:r>
           </w:p>
         </w:tc>
@@ -481,7 +481,7 @@
                 <w:b/>
                 <w:sz w:val="25"/>
               </w:rPr>
-              <w:t>115000190</w:t>
+              <w:t>115000191</w:t>
             </w:r>
           </w:p>
         </w:tc>
@@ -505,7 +505,7 @@
                 <w:b/>
                 <w:sz w:val="25"/>
               </w:rPr>
-              <w:t>115.08.06</w:t>
+              <w:t>115.08.07</w:t>
             </w:r>
           </w:p>
         </w:tc>
@@ -529,7 +529,7 @@
                 <w:b/>
                 <w:sz w:val="25"/>
               </w:rPr>
-              <w:t>03  09  16  24  35</w:t>
+              <w:t>06  11  12  13  19</w:t>
             </w:r>
           </w:p>
         </w:tc>
@@ -558,7 +558,7 @@
                 <w:b/>
                 <w:sz w:val="25"/>
               </w:rPr>
-              <w:t>115000191</w:t>
+              <w:t>115000192</w:t>
             </w:r>
           </w:p>
         </w:tc>
@@ -582,7 +582,7 @@
                 <w:b/>
                 <w:sz w:val="25"/>
               </w:rPr>
-              <w:t>115.08.07</w:t>
+              <w:t>115.08.08</w:t>
             </w:r>
           </w:p>
         </w:tc>
@@ -606,7 +606,7 @@
                 <w:b/>
                 <w:sz w:val="25"/>
               </w:rPr>
-              <w:t>06  11  12  13  19</w:t>
+              <w:t>05  11  24  31  32</w:t>
             </w:r>
           </w:p>
         </w:tc>
@@ -635,7 +635,7 @@
                 <w:b/>
                 <w:sz w:val="25"/>
               </w:rPr>
-              <w:t>115000192</w:t>
+              <w:t>115000193</w:t>
             </w:r>
           </w:p>
         </w:tc>
@@ -659,7 +659,7 @@
                 <w:b/>
                 <w:sz w:val="25"/>
               </w:rPr>
-              <w:t>115.08.08</w:t>
+              <w:t>115.08.10</w:t>
             </w:r>
           </w:p>
         </w:tc>
@@ -683,7 +683,7 @@
                 <w:b/>
                 <w:sz w:val="25"/>
               </w:rPr>
-              <w:t>05  11  24  31  32</w:t>
+              <w:t>01  07  16  23  35</w:t>
             </w:r>
           </w:p>
         </w:tc>
@@ -712,7 +712,7 @@
                 <w:b/>
                 <w:sz w:val="25"/>
               </w:rPr>
-              <w:t>115000193</w:t>
+              <w:t>115000194</w:t>
             </w:r>
           </w:p>
         </w:tc>
@@ -736,7 +736,7 @@
                 <w:b/>
                 <w:sz w:val="25"/>
               </w:rPr>
-              <w:t>115.08.10</w:t>
+              <w:t>115.08.11</w:t>
             </w:r>
           </w:p>
         </w:tc>
@@ -760,7 +760,7 @@
                 <w:b/>
                 <w:sz w:val="25"/>
               </w:rPr>
-              <w:t>01  07  16  23  35</w:t>
+              <w:t>07  17  19  23  30</w:t>
             </w:r>
           </w:p>
         </w:tc>
@@ -789,7 +789,7 @@
                 <w:b/>
                 <w:sz w:val="25"/>
               </w:rPr>
-              <w:t>115000194</w:t>
+              <w:t>115000195</w:t>
             </w:r>
           </w:p>
         </w:tc>
@@ -813,7 +813,7 @@
                 <w:b/>
                 <w:sz w:val="25"/>
               </w:rPr>
-              <w:t>115.08.11</w:t>
+              <w:t>115.08.12</w:t>
             </w:r>
           </w:p>
         </w:tc>
@@ -837,7 +837,7 @@
                 <w:b/>
                 <w:sz w:val="25"/>
               </w:rPr>
-              <w:t>07  17  19  23  30</w:t>
+              <w:t>07  12  17  20  32</w:t>
             </w:r>
           </w:p>
         </w:tc>
@@ -866,7 +866,7 @@
                 <w:b/>
                 <w:sz w:val="25"/>
               </w:rPr>
-              <w:t>115000195</w:t>
+              <w:t>115000196</w:t>
             </w:r>
           </w:p>
         </w:tc>
@@ -890,7 +890,7 @@
                 <w:b/>
                 <w:sz w:val="25"/>
               </w:rPr>
-              <w:t>115.08.12</w:t>
+              <w:t>115.08.13</w:t>
             </w:r>
           </w:p>
         </w:tc>
@@ -914,7 +914,7 @@
                 <w:b/>
                 <w:sz w:val="25"/>
               </w:rPr>
-              <w:t>07  12  17  20  32</w:t>
+              <w:t>05  11  12  17  18</w:t>
             </w:r>
           </w:p>
         </w:tc>
@@ -1045,7 +1045,7 @@
                 <w:b/>
                 <w:sz w:val="25"/>
               </w:rPr>
-              <w:t>08/01(六)</w:t>
+              <w:t>08/03(一)</w:t>
             </w:r>
           </w:p>
         </w:tc>
@@ -1069,7 +1069,7 @@
                 <w:b/>
                 <w:sz w:val="25"/>
               </w:rPr>
-              <w:t>5  6  6</w:t>
+              <w:t>4  9  1</w:t>
             </w:r>
           </w:p>
         </w:tc>
@@ -1097,7 +1097,7 @@
                 <w:b/>
                 <w:sz w:val="25"/>
               </w:rPr>
-              <w:t>08/03(一)</w:t>
+              <w:t>08/04(二)</w:t>
             </w:r>
           </w:p>
         </w:tc>
@@ -1120,7 +1120,7 @@
                 <w:b/>
                 <w:sz w:val="25"/>
               </w:rPr>
-              <w:t>4  9  1</w:t>
+              <w:t>9  9  1</w:t>
             </w:r>
           </w:p>
         </w:tc>
@@ -1148,7 +1148,7 @@
                 <w:b/>
                 <w:sz w:val="25"/>
               </w:rPr>
-              <w:t>08/04(二)</w:t>
+              <w:t>08/05(三)</w:t>
             </w:r>
           </w:p>
         </w:tc>
@@ -1171,7 +1171,7 @@
                 <w:b/>
                 <w:sz w:val="25"/>
               </w:rPr>
-              <w:t>9  9  1</w:t>
+              <w:t>3  1  5</w:t>
             </w:r>
           </w:p>
         </w:tc>
@@ -1199,7 +1199,7 @@
                 <w:b/>
                 <w:sz w:val="25"/>
               </w:rPr>
-              <w:t>08/05(三)</w:t>
+              <w:t>08/06(四)</w:t>
             </w:r>
           </w:p>
         </w:tc>
@@ -1222,7 +1222,7 @@
                 <w:b/>
                 <w:sz w:val="25"/>
               </w:rPr>
-              <w:t>3  1  5</w:t>
+              <w:t>1  0  7</w:t>
             </w:r>
           </w:p>
         </w:tc>
@@ -1250,7 +1250,7 @@
                 <w:b/>
                 <w:sz w:val="25"/>
               </w:rPr>
-              <w:t>08/06(四)</w:t>
+              <w:t>08/07(五)</w:t>
             </w:r>
           </w:p>
         </w:tc>
@@ -1273,7 +1273,7 @@
                 <w:b/>
                 <w:sz w:val="25"/>
               </w:rPr>
-              <w:t>1  0  7</w:t>
+              <w:t>9  6  9</w:t>
             </w:r>
           </w:p>
         </w:tc>
@@ -1301,7 +1301,7 @@
                 <w:b/>
                 <w:sz w:val="25"/>
               </w:rPr>
-              <w:t>08/07(五)</w:t>
+              <w:t>08/08(六)</w:t>
             </w:r>
           </w:p>
         </w:tc>
@@ -1324,7 +1324,7 @@
                 <w:b/>
                 <w:sz w:val="25"/>
               </w:rPr>
-              <w:t>9  6  9</w:t>
+              <w:t>2  1  9</w:t>
             </w:r>
           </w:p>
         </w:tc>
@@ -1352,7 +1352,7 @@
                 <w:b/>
                 <w:sz w:val="25"/>
               </w:rPr>
-              <w:t>08/08(六)</w:t>
+              <w:t>08/10(一)</w:t>
             </w:r>
           </w:p>
         </w:tc>
@@ -1375,7 +1375,7 @@
                 <w:b/>
                 <w:sz w:val="25"/>
               </w:rPr>
-              <w:t>2  1  9</w:t>
+              <w:t>1  2  4</w:t>
             </w:r>
           </w:p>
         </w:tc>
@@ -1403,7 +1403,7 @@
                 <w:b/>
                 <w:sz w:val="25"/>
               </w:rPr>
-              <w:t>08/10(一)</w:t>
+              <w:t>08/11(二)</w:t>
             </w:r>
           </w:p>
         </w:tc>
@@ -1426,7 +1426,7 @@
                 <w:b/>
                 <w:sz w:val="25"/>
               </w:rPr>
-              <w:t>1  2  4</w:t>
+              <w:t>6  2  3</w:t>
             </w:r>
           </w:p>
         </w:tc>
@@ -1454,7 +1454,7 @@
                 <w:b/>
                 <w:sz w:val="25"/>
               </w:rPr>
-              <w:t>08/11(二)</w:t>
+              <w:t>08/12(三)</w:t>
             </w:r>
           </w:p>
         </w:tc>
@@ -1477,7 +1477,7 @@
                 <w:b/>
                 <w:sz w:val="25"/>
               </w:rPr>
-              <w:t>6  2  3</w:t>
+              <w:t>9  1  0</w:t>
             </w:r>
           </w:p>
         </w:tc>
@@ -1505,7 +1505,7 @@
                 <w:b/>
                 <w:sz w:val="25"/>
               </w:rPr>
-              <w:t>08/12(三)</w:t>
+              <w:t>08/13(四)</w:t>
             </w:r>
           </w:p>
         </w:tc>
@@ -1528,7 +1528,7 @@
                 <w:b/>
                 <w:sz w:val="25"/>
               </w:rPr>
-              <w:t>9  1  0</w:t>
+              <w:t>2  5  7</w:t>
             </w:r>
           </w:p>
         </w:tc>
@@ -1766,7 +1766,7 @@
                 <w:b/>
                 <w:sz w:val="25"/>
               </w:rPr>
-              <w:t>115000055</w:t>
+              <w:t>115000056</w:t>
             </w:r>
           </w:p>
         </w:tc>
@@ -1790,7 +1790,7 @@
                 <w:b/>
                 <w:sz w:val="25"/>
               </w:rPr>
-              <w:t>115.07.09</w:t>
+              <w:t>115.07.13</w:t>
             </w:r>
           </w:p>
         </w:tc>
@@ -1814,7 +1814,7 @@
                 <w:b/>
                 <w:sz w:val="25"/>
               </w:rPr>
-              <w:t>10  22  24  29  35  37</w:t>
+              <w:t>11  24  29  32  35  38</w:t>
             </w:r>
           </w:p>
         </w:tc>
@@ -1867,7 +1867,7 @@
                 <w:b/>
                 <w:sz w:val="25"/>
               </w:rPr>
-              <w:t>115000056</w:t>
+              <w:t>115000057</w:t>
             </w:r>
           </w:p>
         </w:tc>
@@ -1891,7 +1891,7 @@
                 <w:b/>
                 <w:sz w:val="25"/>
               </w:rPr>
-              <w:t>115.07.13</w:t>
+              <w:t>115.07.16</w:t>
             </w:r>
           </w:p>
         </w:tc>
@@ -1915,7 +1915,7 @@
                 <w:b/>
                 <w:sz w:val="25"/>
               </w:rPr>
-              <w:t>11  24  29  32  35  38</w:t>
+              <w:t>17  23  25  29  34  36</w:t>
             </w:r>
           </w:p>
         </w:tc>
@@ -1939,7 +1939,7 @@
                 <w:b/>
                 <w:sz w:val="25"/>
               </w:rPr>
-              <w:t>06</w:t>
+              <w:t>07</w:t>
             </w:r>
           </w:p>
         </w:tc>
@@ -1968,7 +1968,7 @@
                 <w:b/>
                 <w:sz w:val="25"/>
               </w:rPr>
-              <w:t>115000057</w:t>
+              <w:t>115000058</w:t>
             </w:r>
           </w:p>
         </w:tc>
@@ -1992,7 +1992,7 @@
                 <w:b/>
                 <w:sz w:val="25"/>
               </w:rPr>
-              <w:t>115.07.16</w:t>
+              <w:t>115.07.20</w:t>
             </w:r>
           </w:p>
         </w:tc>
@@ -2016,7 +2016,7 @@
                 <w:b/>
                 <w:sz w:val="25"/>
               </w:rPr>
-              <w:t>17  23  25  29  34  36</w:t>
+              <w:t>06  12  13  23  29  31</w:t>
             </w:r>
           </w:p>
         </w:tc>
@@ -2040,7 +2040,7 @@
                 <w:b/>
                 <w:sz w:val="25"/>
               </w:rPr>
-              <w:t>07</w:t>
+              <w:t>02</w:t>
             </w:r>
           </w:p>
         </w:tc>
@@ -2069,7 +2069,7 @@
                 <w:b/>
                 <w:sz w:val="25"/>
               </w:rPr>
-              <w:t>115000058</w:t>
+              <w:t>115000059</w:t>
             </w:r>
           </w:p>
         </w:tc>
@@ -2093,7 +2093,7 @@
                 <w:b/>
                 <w:sz w:val="25"/>
               </w:rPr>
-              <w:t>115.07.20</w:t>
+              <w:t>115.07.23</w:t>
             </w:r>
           </w:p>
         </w:tc>
@@ -2117,7 +2117,7 @@
                 <w:b/>
                 <w:sz w:val="25"/>
               </w:rPr>
-              <w:t>06  12  13  23  29  31</w:t>
+              <w:t>08  10  13  21  29  31</w:t>
             </w:r>
           </w:p>
         </w:tc>
@@ -2141,7 +2141,7 @@
                 <w:b/>
                 <w:sz w:val="25"/>
               </w:rPr>
-              <w:t>02</w:t>
+              <w:t>07</w:t>
             </w:r>
           </w:p>
         </w:tc>
@@ -2170,7 +2170,7 @@
                 <w:b/>
                 <w:sz w:val="25"/>
               </w:rPr>
-              <w:t>115000059</w:t>
+              <w:t>115000060</w:t>
             </w:r>
           </w:p>
         </w:tc>
@@ -2194,7 +2194,7 @@
                 <w:b/>
                 <w:sz w:val="25"/>
               </w:rPr>
-              <w:t>115.07.23</w:t>
+              <w:t>115.07.27</w:t>
             </w:r>
           </w:p>
         </w:tc>
@@ -2218,7 +2218,7 @@
                 <w:b/>
                 <w:sz w:val="25"/>
               </w:rPr>
-              <w:t>08  10  13  21  29  31</w:t>
+              <w:t>19  22  28  31  33  35</w:t>
             </w:r>
           </w:p>
         </w:tc>
@@ -2271,7 +2271,7 @@
                 <w:b/>
                 <w:sz w:val="25"/>
               </w:rPr>
-              <w:t>115000060</w:t>
+              <w:t>115000061</w:t>
             </w:r>
           </w:p>
         </w:tc>
@@ -2295,7 +2295,7 @@
                 <w:b/>
                 <w:sz w:val="25"/>
               </w:rPr>
-              <w:t>115.07.27</w:t>
+              <w:t>115.07.30</w:t>
             </w:r>
           </w:p>
         </w:tc>
@@ -2319,7 +2319,7 @@
                 <w:b/>
                 <w:sz w:val="25"/>
               </w:rPr>
-              <w:t>19  22  28  31  33  35</w:t>
+              <w:t>08  14  17  19  21  23</w:t>
             </w:r>
           </w:p>
         </w:tc>
@@ -2372,7 +2372,7 @@
                 <w:b/>
                 <w:sz w:val="25"/>
               </w:rPr>
-              <w:t>115000061</w:t>
+              <w:t>115000062</w:t>
             </w:r>
           </w:p>
         </w:tc>
@@ -2396,7 +2396,7 @@
                 <w:b/>
                 <w:sz w:val="25"/>
               </w:rPr>
-              <w:t>115.07.30</w:t>
+              <w:t>115.08.03</w:t>
             </w:r>
           </w:p>
         </w:tc>
@@ -2420,7 +2420,7 @@
                 <w:b/>
                 <w:sz w:val="25"/>
               </w:rPr>
-              <w:t>08  14  17  19  21  23</w:t>
+              <w:t>04  15  22  26  34  36</w:t>
             </w:r>
           </w:p>
         </w:tc>
@@ -2473,7 +2473,7 @@
                 <w:b/>
                 <w:sz w:val="25"/>
               </w:rPr>
-              <w:t>115000062</w:t>
+              <w:t>115000063</w:t>
             </w:r>
           </w:p>
         </w:tc>
@@ -2497,7 +2497,7 @@
                 <w:b/>
                 <w:sz w:val="25"/>
               </w:rPr>
-              <w:t>115.08.03</w:t>
+              <w:t>115.08.06</w:t>
             </w:r>
           </w:p>
         </w:tc>
@@ -2521,7 +2521,7 @@
                 <w:b/>
                 <w:sz w:val="25"/>
               </w:rPr>
-              <w:t>04  15  22  26  34  36</w:t>
+              <w:t>02  07  08  20  26  33</w:t>
             </w:r>
           </w:p>
         </w:tc>
@@ -2545,7 +2545,7 @@
                 <w:b/>
                 <w:sz w:val="25"/>
               </w:rPr>
-              <w:t>07</w:t>
+              <w:t>04</w:t>
             </w:r>
           </w:p>
         </w:tc>
@@ -2574,7 +2574,7 @@
                 <w:b/>
                 <w:sz w:val="25"/>
               </w:rPr>
-              <w:t>115000063</w:t>
+              <w:t>115000064</w:t>
             </w:r>
           </w:p>
         </w:tc>
@@ -2598,7 +2598,7 @@
                 <w:b/>
                 <w:sz w:val="25"/>
               </w:rPr>
-              <w:t>115.08.06</w:t>
+              <w:t>115.08.10</w:t>
             </w:r>
           </w:p>
         </w:tc>
@@ -2622,7 +2622,7 @@
                 <w:b/>
                 <w:sz w:val="25"/>
               </w:rPr>
-              <w:t>02  07  08  20  26  33</w:t>
+              <w:t>11  25  28  30  31  36</w:t>
             </w:r>
           </w:p>
         </w:tc>
@@ -2646,7 +2646,7 @@
                 <w:b/>
                 <w:sz w:val="25"/>
               </w:rPr>
-              <w:t>04</w:t>
+              <w:t>03</w:t>
             </w:r>
           </w:p>
         </w:tc>
@@ -2675,7 +2675,7 @@
                 <w:b/>
                 <w:sz w:val="25"/>
               </w:rPr>
-              <w:t>115000064</w:t>
+              <w:t>115000065</w:t>
             </w:r>
           </w:p>
         </w:tc>
@@ -2699,7 +2699,7 @@
                 <w:b/>
                 <w:sz w:val="25"/>
               </w:rPr>
-              <w:t>115.08.10</w:t>
+              <w:t>115.08.13</w:t>
             </w:r>
           </w:p>
         </w:tc>
@@ -2723,7 +2723,7 @@
                 <w:b/>
                 <w:sz w:val="25"/>
               </w:rPr>
-              <w:t>11  25  28  30  31  36</w:t>
+              <w:t>01  03  04  07  10  19</w:t>
             </w:r>
           </w:p>
         </w:tc>
@@ -2747,7 +2747,7 @@
                 <w:b/>
                 <w:sz w:val="25"/>
               </w:rPr>
-              <w:t>03</w:t>
+              <w:t>06</w:t>
             </w:r>
           </w:p>
         </w:tc>
@@ -2878,7 +2878,7 @@
                 <w:b/>
                 <w:sz w:val="25"/>
               </w:rPr>
-              <w:t>08/01(六)</w:t>
+              <w:t>08/03(一)</w:t>
             </w:r>
           </w:p>
         </w:tc>
@@ -2902,7 +2902,7 @@
                 <w:b/>
                 <w:sz w:val="25"/>
               </w:rPr>
-              <w:t>7  1  9  5</w:t>
+              <w:t>6  0  1  6</w:t>
             </w:r>
           </w:p>
         </w:tc>
@@ -2930,7 +2930,7 @@
                 <w:b/>
                 <w:sz w:val="25"/>
               </w:rPr>
-              <w:t>08/03(一)</w:t>
+              <w:t>08/04(二)</w:t>
             </w:r>
           </w:p>
         </w:tc>
@@ -2953,7 +2953,7 @@
                 <w:b/>
                 <w:sz w:val="25"/>
               </w:rPr>
-              <w:t>6  0  1  6</w:t>
+              <w:t>1  8  4  3</w:t>
             </w:r>
           </w:p>
         </w:tc>
@@ -2981,7 +2981,7 @@
                 <w:b/>
                 <w:sz w:val="25"/>
               </w:rPr>
-              <w:t>08/04(二)</w:t>
+              <w:t>08/05(三)</w:t>
             </w:r>
           </w:p>
         </w:tc>
@@ -3004,7 +3004,7 @@
                 <w:b/>
                 <w:sz w:val="25"/>
               </w:rPr>
-              <w:t>1  8  4  3</w:t>
+              <w:t>0  8  2  3</w:t>
             </w:r>
           </w:p>
         </w:tc>
@@ -3032,7 +3032,7 @@
                 <w:b/>
                 <w:sz w:val="25"/>
               </w:rPr>
-              <w:t>08/05(三)</w:t>
+              <w:t>08/06(四)</w:t>
             </w:r>
           </w:p>
         </w:tc>
@@ -3055,7 +3055,7 @@
                 <w:b/>
                 <w:sz w:val="25"/>
               </w:rPr>
-              <w:t>0  8  2  3</w:t>
+              <w:t>6  3  4  5</w:t>
             </w:r>
           </w:p>
         </w:tc>
@@ -3083,7 +3083,7 @@
                 <w:b/>
                 <w:sz w:val="25"/>
               </w:rPr>
-              <w:t>08/06(四)</w:t>
+              <w:t>08/07(五)</w:t>
             </w:r>
           </w:p>
         </w:tc>
@@ -3106,7 +3106,7 @@
                 <w:b/>
                 <w:sz w:val="25"/>
               </w:rPr>
-              <w:t>6  3  4  5</w:t>
+              <w:t>1  1  9  3</w:t>
             </w:r>
           </w:p>
         </w:tc>
@@ -3134,7 +3134,7 @@
                 <w:b/>
                 <w:sz w:val="25"/>
               </w:rPr>
-              <w:t>08/07(五)</w:t>
+              <w:t>08/08(六)</w:t>
             </w:r>
           </w:p>
         </w:tc>
@@ -3157,7 +3157,7 @@
                 <w:b/>
                 <w:sz w:val="25"/>
               </w:rPr>
-              <w:t>1  1  9  3</w:t>
+              <w:t>9  6  2  4</w:t>
             </w:r>
           </w:p>
         </w:tc>
@@ -3185,7 +3185,7 @@
                 <w:b/>
                 <w:sz w:val="25"/>
               </w:rPr>
-              <w:t>08/08(六)</w:t>
+              <w:t>08/10(一)</w:t>
             </w:r>
           </w:p>
         </w:tc>
@@ -3208,7 +3208,7 @@
                 <w:b/>
                 <w:sz w:val="25"/>
               </w:rPr>
-              <w:t>9  6  2  4</w:t>
+              <w:t>3  3  7  5</w:t>
             </w:r>
           </w:p>
         </w:tc>
@@ -3236,7 +3236,7 @@
                 <w:b/>
                 <w:sz w:val="25"/>
               </w:rPr>
-              <w:t>08/10(一)</w:t>
+              <w:t>08/11(二)</w:t>
             </w:r>
           </w:p>
         </w:tc>
@@ -3259,7 +3259,7 @@
                 <w:b/>
                 <w:sz w:val="25"/>
               </w:rPr>
-              <w:t>3  3  7  5</w:t>
+              <w:t>0  2  3  4</w:t>
             </w:r>
           </w:p>
         </w:tc>
@@ -3287,7 +3287,7 @@
                 <w:b/>
                 <w:sz w:val="25"/>
               </w:rPr>
-              <w:t>08/11(二)</w:t>
+              <w:t>08/12(三)</w:t>
             </w:r>
           </w:p>
         </w:tc>
@@ -3310,7 +3310,7 @@
                 <w:b/>
                 <w:sz w:val="25"/>
               </w:rPr>
-              <w:t>0  2  3  4</w:t>
+              <w:t>9  1  3  1</w:t>
             </w:r>
           </w:p>
         </w:tc>
@@ -3338,7 +3338,7 @@
                 <w:b/>
                 <w:sz w:val="25"/>
               </w:rPr>
-              <w:t>08/12(三)</w:t>
+              <w:t>08/13(四)</w:t>
             </w:r>
           </w:p>
         </w:tc>
@@ -3361,7 +3361,7 @@
                 <w:b/>
                 <w:sz w:val="25"/>
               </w:rPr>
-              <w:t>9  1  3  1</w:t>
+              <w:t>5  7  7  0</w:t>
             </w:r>
           </w:p>
         </w:tc>

--- a/最新開獎紀錄.docx
+++ b/最新開獎紀錄.docx
@@ -173,7 +173,7 @@
                 <w:b/>
                 <w:sz w:val="25"/>
               </w:rPr>
-              <w:t>115000187</w:t>
+              <w:t>115000188</w:t>
             </w:r>
           </w:p>
         </w:tc>
@@ -197,7 +197,7 @@
                 <w:b/>
                 <w:sz w:val="25"/>
               </w:rPr>
-              <w:t>115.08.03</w:t>
+              <w:t>115.08.04</w:t>
             </w:r>
           </w:p>
         </w:tc>
@@ -221,7 +221,7 @@
                 <w:b/>
                 <w:sz w:val="25"/>
               </w:rPr>
-              <w:t>07  21  23  28  35</w:t>
+              <w:t>09  32  35  37  39</w:t>
             </w:r>
           </w:p>
         </w:tc>
@@ -250,7 +250,7 @@
                 <w:b/>
                 <w:sz w:val="25"/>
               </w:rPr>
-              <w:t>115000188</w:t>
+              <w:t>115000189</w:t>
             </w:r>
           </w:p>
         </w:tc>
@@ -274,7 +274,7 @@
                 <w:b/>
                 <w:sz w:val="25"/>
               </w:rPr>
-              <w:t>115.08.04</w:t>
+              <w:t>115.08.05</w:t>
             </w:r>
           </w:p>
         </w:tc>
@@ -298,7 +298,7 @@
                 <w:b/>
                 <w:sz w:val="25"/>
               </w:rPr>
-              <w:t>09  32  35  37  39</w:t>
+              <w:t>02  04  22  25  29</w:t>
             </w:r>
           </w:p>
         </w:tc>
@@ -327,7 +327,7 @@
                 <w:b/>
                 <w:sz w:val="25"/>
               </w:rPr>
-              <w:t>115000189</w:t>
+              <w:t>115000190</w:t>
             </w:r>
           </w:p>
         </w:tc>
@@ -351,7 +351,7 @@
                 <w:b/>
                 <w:sz w:val="25"/>
               </w:rPr>
-              <w:t>115.08.05</w:t>
+              <w:t>115.08.06</w:t>
             </w:r>
           </w:p>
         </w:tc>
@@ -375,7 +375,7 @@
                 <w:b/>
                 <w:sz w:val="25"/>
               </w:rPr>
-              <w:t>02  04  22  25  29</w:t>
+              <w:t>03  09  16  24  35</w:t>
             </w:r>
           </w:p>
         </w:tc>
@@ -404,7 +404,7 @@
                 <w:b/>
                 <w:sz w:val="25"/>
               </w:rPr>
-              <w:t>115000190</w:t>
+              <w:t>115000191</w:t>
             </w:r>
           </w:p>
         </w:tc>
@@ -428,7 +428,7 @@
                 <w:b/>
                 <w:sz w:val="25"/>
               </w:rPr>
-              <w:t>115.08.06</w:t>
+              <w:t>115.08.07</w:t>
             </w:r>
           </w:p>
         </w:tc>
@@ -452,7 +452,7 @@
                 <w:b/>
                 <w:sz w:val="25"/>
               </w:rPr>
-              <w:t>03  09  16  24  35</w:t>
+              <w:t>06  11  12  13  19</w:t>
             </w:r>
           </w:p>
         </w:tc>
@@ -481,7 +481,7 @@
                 <w:b/>
                 <w:sz w:val="25"/>
               </w:rPr>
-              <w:t>115000191</w:t>
+              <w:t>115000192</w:t>
             </w:r>
           </w:p>
         </w:tc>
@@ -505,7 +505,7 @@
                 <w:b/>
                 <w:sz w:val="25"/>
               </w:rPr>
-              <w:t>115.08.07</w:t>
+              <w:t>115.08.08</w:t>
             </w:r>
           </w:p>
         </w:tc>
@@ -529,7 +529,7 @@
                 <w:b/>
                 <w:sz w:val="25"/>
               </w:rPr>
-              <w:t>06  11  12  13  19</w:t>
+              <w:t>05  11  24  31  32</w:t>
             </w:r>
           </w:p>
         </w:tc>
@@ -558,7 +558,7 @@
                 <w:b/>
                 <w:sz w:val="25"/>
               </w:rPr>
-              <w:t>115000192</w:t>
+              <w:t>115000193</w:t>
             </w:r>
           </w:p>
         </w:tc>
@@ -582,7 +582,7 @@
                 <w:b/>
                 <w:sz w:val="25"/>
               </w:rPr>
-              <w:t>115.08.08</w:t>
+              <w:t>115.08.10</w:t>
             </w:r>
           </w:p>
         </w:tc>
@@ -606,7 +606,7 @@
                 <w:b/>
                 <w:sz w:val="25"/>
               </w:rPr>
-              <w:t>05  11  24  31  32</w:t>
+              <w:t>01  07  16  23  35</w:t>
             </w:r>
           </w:p>
         </w:tc>
@@ -635,7 +635,7 @@
                 <w:b/>
                 <w:sz w:val="25"/>
               </w:rPr>
-              <w:t>115000193</w:t>
+              <w:t>115000194</w:t>
             </w:r>
           </w:p>
         </w:tc>
@@ -659,7 +659,7 @@
                 <w:b/>
                 <w:sz w:val="25"/>
               </w:rPr>
-              <w:t>115.08.10</w:t>
+              <w:t>115.08.11</w:t>
             </w:r>
           </w:p>
         </w:tc>
@@ -683,7 +683,7 @@
                 <w:b/>
                 <w:sz w:val="25"/>
               </w:rPr>
-              <w:t>01  07  16  23  35</w:t>
+              <w:t>07  17  19  23  30</w:t>
             </w:r>
           </w:p>
         </w:tc>
@@ -712,7 +712,7 @@
                 <w:b/>
                 <w:sz w:val="25"/>
               </w:rPr>
-              <w:t>115000194</w:t>
+              <w:t>115000195</w:t>
             </w:r>
           </w:p>
         </w:tc>
@@ -736,7 +736,7 @@
                 <w:b/>
                 <w:sz w:val="25"/>
               </w:rPr>
-              <w:t>115.08.11</w:t>
+              <w:t>115.08.12</w:t>
             </w:r>
           </w:p>
         </w:tc>
@@ -760,7 +760,7 @@
                 <w:b/>
                 <w:sz w:val="25"/>
               </w:rPr>
-              <w:t>07  17  19  23  30</w:t>
+              <w:t>07  12  17  20  32</w:t>
             </w:r>
           </w:p>
         </w:tc>
@@ -789,7 +789,7 @@
                 <w:b/>
                 <w:sz w:val="25"/>
               </w:rPr>
-              <w:t>115000195</w:t>
+              <w:t>115000196</w:t>
             </w:r>
           </w:p>
         </w:tc>
@@ -813,7 +813,7 @@
                 <w:b/>
                 <w:sz w:val="25"/>
               </w:rPr>
-              <w:t>115.08.12</w:t>
+              <w:t>115.08.13</w:t>
             </w:r>
           </w:p>
         </w:tc>
@@ -837,7 +837,7 @@
                 <w:b/>
                 <w:sz w:val="25"/>
               </w:rPr>
-              <w:t>07  12  17  20  32</w:t>
+              <w:t>05  11  12  17  18</w:t>
             </w:r>
           </w:p>
         </w:tc>
@@ -866,7 +866,7 @@
                 <w:b/>
                 <w:sz w:val="25"/>
               </w:rPr>
-              <w:t>115000196</w:t>
+              <w:t>115000197</w:t>
             </w:r>
           </w:p>
         </w:tc>
@@ -890,7 +890,7 @@
                 <w:b/>
                 <w:sz w:val="25"/>
               </w:rPr>
-              <w:t>115.08.13</w:t>
+              <w:t>115.08.14</w:t>
             </w:r>
           </w:p>
         </w:tc>
@@ -914,7 +914,7 @@
                 <w:b/>
                 <w:sz w:val="25"/>
               </w:rPr>
-              <w:t>05  11  12  17  18</w:t>
+              <w:t>07  19  21  25  34</w:t>
             </w:r>
           </w:p>
         </w:tc>
@@ -1045,7 +1045,7 @@
                 <w:b/>
                 <w:sz w:val="25"/>
               </w:rPr>
-              <w:t>08/03(一)</w:t>
+              <w:t>08/04(二)</w:t>
             </w:r>
           </w:p>
         </w:tc>
@@ -1069,7 +1069,7 @@
                 <w:b/>
                 <w:sz w:val="25"/>
               </w:rPr>
-              <w:t>4  9  1</w:t>
+              <w:t>9  9  1</w:t>
             </w:r>
           </w:p>
         </w:tc>
@@ -1097,7 +1097,7 @@
                 <w:b/>
                 <w:sz w:val="25"/>
               </w:rPr>
-              <w:t>08/04(二)</w:t>
+              <w:t>08/05(三)</w:t>
             </w:r>
           </w:p>
         </w:tc>
@@ -1120,7 +1120,7 @@
                 <w:b/>
                 <w:sz w:val="25"/>
               </w:rPr>
-              <w:t>9  9  1</w:t>
+              <w:t>3  1  5</w:t>
             </w:r>
           </w:p>
         </w:tc>
@@ -1148,7 +1148,7 @@
                 <w:b/>
                 <w:sz w:val="25"/>
               </w:rPr>
-              <w:t>08/05(三)</w:t>
+              <w:t>08/06(四)</w:t>
             </w:r>
           </w:p>
         </w:tc>
@@ -1171,7 +1171,7 @@
                 <w:b/>
                 <w:sz w:val="25"/>
               </w:rPr>
-              <w:t>3  1  5</w:t>
+              <w:t>1  0  7</w:t>
             </w:r>
           </w:p>
         </w:tc>
@@ -1199,7 +1199,7 @@
                 <w:b/>
                 <w:sz w:val="25"/>
               </w:rPr>
-              <w:t>08/06(四)</w:t>
+              <w:t>08/07(五)</w:t>
             </w:r>
           </w:p>
         </w:tc>
@@ -1222,7 +1222,7 @@
                 <w:b/>
                 <w:sz w:val="25"/>
               </w:rPr>
-              <w:t>1  0  7</w:t>
+              <w:t>9  6  9</w:t>
             </w:r>
           </w:p>
         </w:tc>
@@ -1250,7 +1250,7 @@
                 <w:b/>
                 <w:sz w:val="25"/>
               </w:rPr>
-              <w:t>08/07(五)</w:t>
+              <w:t>08/08(六)</w:t>
             </w:r>
           </w:p>
         </w:tc>
@@ -1273,7 +1273,7 @@
                 <w:b/>
                 <w:sz w:val="25"/>
               </w:rPr>
-              <w:t>9  6  9</w:t>
+              <w:t>2  1  9</w:t>
             </w:r>
           </w:p>
         </w:tc>
@@ -1301,7 +1301,7 @@
                 <w:b/>
                 <w:sz w:val="25"/>
               </w:rPr>
-              <w:t>08/08(六)</w:t>
+              <w:t>08/10(一)</w:t>
             </w:r>
           </w:p>
         </w:tc>
@@ -1324,7 +1324,7 @@
                 <w:b/>
                 <w:sz w:val="25"/>
               </w:rPr>
-              <w:t>2  1  9</w:t>
+              <w:t>1  2  4</w:t>
             </w:r>
           </w:p>
         </w:tc>
@@ -1352,7 +1352,7 @@
                 <w:b/>
                 <w:sz w:val="25"/>
               </w:rPr>
-              <w:t>08/10(一)</w:t>
+              <w:t>08/11(二)</w:t>
             </w:r>
           </w:p>
         </w:tc>
@@ -1375,7 +1375,7 @@
                 <w:b/>
                 <w:sz w:val="25"/>
               </w:rPr>
-              <w:t>1  2  4</w:t>
+              <w:t>6  2  3</w:t>
             </w:r>
           </w:p>
         </w:tc>
@@ -1403,7 +1403,7 @@
                 <w:b/>
                 <w:sz w:val="25"/>
               </w:rPr>
-              <w:t>08/11(二)</w:t>
+              <w:t>08/12(三)</w:t>
             </w:r>
           </w:p>
         </w:tc>
@@ -1426,7 +1426,7 @@
                 <w:b/>
                 <w:sz w:val="25"/>
               </w:rPr>
-              <w:t>6  2  3</w:t>
+              <w:t>9  1  0</w:t>
             </w:r>
           </w:p>
         </w:tc>
@@ -1454,7 +1454,7 @@
                 <w:b/>
                 <w:sz w:val="25"/>
               </w:rPr>
-              <w:t>08/12(三)</w:t>
+              <w:t>08/13(四)</w:t>
             </w:r>
           </w:p>
         </w:tc>
@@ -1477,7 +1477,7 @@
                 <w:b/>
                 <w:sz w:val="25"/>
               </w:rPr>
-              <w:t>9  1  0</w:t>
+              <w:t>2  5  7</w:t>
             </w:r>
           </w:p>
         </w:tc>
@@ -1505,7 +1505,7 @@
                 <w:b/>
                 <w:sz w:val="25"/>
               </w:rPr>
-              <w:t>08/13(四)</w:t>
+              <w:t>08/14(五)</w:t>
             </w:r>
           </w:p>
         </w:tc>
@@ -1528,7 +1528,7 @@
                 <w:b/>
                 <w:sz w:val="25"/>
               </w:rPr>
-              <w:t>2  5  7</w:t>
+              <w:t>1  7  7</w:t>
             </w:r>
           </w:p>
         </w:tc>
@@ -2878,7 +2878,7 @@
                 <w:b/>
                 <w:sz w:val="25"/>
               </w:rPr>
-              <w:t>08/03(一)</w:t>
+              <w:t>08/04(二)</w:t>
             </w:r>
           </w:p>
         </w:tc>
@@ -2902,7 +2902,7 @@
                 <w:b/>
                 <w:sz w:val="25"/>
               </w:rPr>
-              <w:t>6  0  1  6</w:t>
+              <w:t>1  8  4  3</w:t>
             </w:r>
           </w:p>
         </w:tc>
@@ -2930,7 +2930,7 @@
                 <w:b/>
                 <w:sz w:val="25"/>
               </w:rPr>
-              <w:t>08/04(二)</w:t>
+              <w:t>08/05(三)</w:t>
             </w:r>
           </w:p>
         </w:tc>
@@ -2953,7 +2953,7 @@
                 <w:b/>
                 <w:sz w:val="25"/>
               </w:rPr>
-              <w:t>1  8  4  3</w:t>
+              <w:t>0  8  2  3</w:t>
             </w:r>
           </w:p>
         </w:tc>
@@ -2981,7 +2981,7 @@
                 <w:b/>
                 <w:sz w:val="25"/>
               </w:rPr>
-              <w:t>08/05(三)</w:t>
+              <w:t>08/06(四)</w:t>
             </w:r>
           </w:p>
         </w:tc>
@@ -3004,7 +3004,7 @@
                 <w:b/>
                 <w:sz w:val="25"/>
               </w:rPr>
-              <w:t>0  8  2  3</w:t>
+              <w:t>6  3  4  5</w:t>
             </w:r>
           </w:p>
         </w:tc>
@@ -3032,7 +3032,7 @@
                 <w:b/>
                 <w:sz w:val="25"/>
               </w:rPr>
-              <w:t>08/06(四)</w:t>
+              <w:t>08/07(五)</w:t>
             </w:r>
           </w:p>
         </w:tc>
@@ -3055,7 +3055,7 @@
                 <w:b/>
                 <w:sz w:val="25"/>
               </w:rPr>
-              <w:t>6  3  4  5</w:t>
+              <w:t>1  1  9  3</w:t>
             </w:r>
           </w:p>
         </w:tc>
@@ -3083,7 +3083,7 @@
                 <w:b/>
                 <w:sz w:val="25"/>
               </w:rPr>
-              <w:t>08/07(五)</w:t>
+              <w:t>08/08(六)</w:t>
             </w:r>
           </w:p>
         </w:tc>
@@ -3106,7 +3106,7 @@
                 <w:b/>
                 <w:sz w:val="25"/>
               </w:rPr>
-              <w:t>1  1  9  3</w:t>
+              <w:t>9  6  2  4</w:t>
             </w:r>
           </w:p>
         </w:tc>
@@ -3134,7 +3134,7 @@
                 <w:b/>
                 <w:sz w:val="25"/>
               </w:rPr>
-              <w:t>08/08(六)</w:t>
+              <w:t>08/10(一)</w:t>
             </w:r>
           </w:p>
         </w:tc>
@@ -3157,7 +3157,7 @@
                 <w:b/>
                 <w:sz w:val="25"/>
               </w:rPr>
-              <w:t>9  6  2  4</w:t>
+              <w:t>3  3  7  5</w:t>
             </w:r>
           </w:p>
         </w:tc>
@@ -3185,7 +3185,7 @@
                 <w:b/>
                 <w:sz w:val="25"/>
               </w:rPr>
-              <w:t>08/10(一)</w:t>
+              <w:t>08/11(二)</w:t>
             </w:r>
           </w:p>
         </w:tc>
@@ -3208,7 +3208,7 @@
                 <w:b/>
                 <w:sz w:val="25"/>
               </w:rPr>
-              <w:t>3  3  7  5</w:t>
+              <w:t>0  2  3  4</w:t>
             </w:r>
           </w:p>
         </w:tc>
@@ -3236,7 +3236,7 @@
                 <w:b/>
                 <w:sz w:val="25"/>
               </w:rPr>
-              <w:t>08/11(二)</w:t>
+              <w:t>08/12(三)</w:t>
             </w:r>
           </w:p>
         </w:tc>
@@ -3259,7 +3259,7 @@
                 <w:b/>
                 <w:sz w:val="25"/>
               </w:rPr>
-              <w:t>0  2  3  4</w:t>
+              <w:t>9  1  3  1</w:t>
             </w:r>
           </w:p>
         </w:tc>
@@ -3287,7 +3287,7 @@
                 <w:b/>
                 <w:sz w:val="25"/>
               </w:rPr>
-              <w:t>08/12(三)</w:t>
+              <w:t>08/13(四)</w:t>
             </w:r>
           </w:p>
         </w:tc>
@@ -3310,7 +3310,7 @@
                 <w:b/>
                 <w:sz w:val="25"/>
               </w:rPr>
-              <w:t>9  1  3  1</w:t>
+              <w:t>5  7  7  0</w:t>
             </w:r>
           </w:p>
         </w:tc>
@@ -3338,7 +3338,7 @@
                 <w:b/>
                 <w:sz w:val="25"/>
               </w:rPr>
-              <w:t>08/13(四)</w:t>
+              <w:t>08/14(五)</w:t>
             </w:r>
           </w:p>
         </w:tc>
@@ -3361,7 +3361,7 @@
                 <w:b/>
                 <w:sz w:val="25"/>
               </w:rPr>
-              <w:t>5  7  7  0</w:t>
+              <w:t>5  4  1  5</w:t>
             </w:r>
           </w:p>
         </w:tc>
@@ -3586,7 +3586,7 @@
                 <w:b/>
                 <w:sz w:val="25"/>
               </w:rPr>
-              <w:t>115000069</w:t>
+              <w:t>115000070</w:t>
             </w:r>
           </w:p>
         </w:tc>
@@ -3610,7 +3610,7 @@
                 <w:b/>
                 <w:sz w:val="25"/>
               </w:rPr>
-              <w:t>115.07.10</w:t>
+              <w:t>115.07.14</w:t>
             </w:r>
           </w:p>
         </w:tc>
@@ -3634,7 +3634,7 @@
                 <w:b/>
                 <w:sz w:val="25"/>
               </w:rPr>
-              <w:t>03  04  15  18  29  49</w:t>
+              <w:t>10  25  34  36  45  46</w:t>
             </w:r>
           </w:p>
         </w:tc>
@@ -3658,7 +3658,7 @@
                 <w:b/>
                 <w:sz w:val="25"/>
               </w:rPr>
-              <w:t>13</w:t>
+              <w:t>07</w:t>
             </w:r>
           </w:p>
         </w:tc>
@@ -3687,7 +3687,7 @@
                 <w:b/>
                 <w:sz w:val="25"/>
               </w:rPr>
-              <w:t>115000070</w:t>
+              <w:t>115000071</w:t>
             </w:r>
           </w:p>
         </w:tc>
@@ -3711,7 +3711,7 @@
                 <w:b/>
                 <w:sz w:val="25"/>
               </w:rPr>
-              <w:t>115.07.14</w:t>
+              <w:t>115.07.17</w:t>
             </w:r>
           </w:p>
         </w:tc>
@@ -3735,7 +3735,7 @@
                 <w:b/>
                 <w:sz w:val="25"/>
               </w:rPr>
-              <w:t>10  25  34  36  45  46</w:t>
+              <w:t>01  06  12  14  17  26</w:t>
             </w:r>
           </w:p>
         </w:tc>
@@ -3759,7 +3759,7 @@
                 <w:b/>
                 <w:sz w:val="25"/>
               </w:rPr>
-              <w:t>07</w:t>
+              <w:t>24</w:t>
             </w:r>
           </w:p>
         </w:tc>
@@ -3788,7 +3788,7 @@
                 <w:b/>
                 <w:sz w:val="25"/>
               </w:rPr>
-              <w:t>115000071</w:t>
+              <w:t>115000072</w:t>
             </w:r>
           </w:p>
         </w:tc>
@@ -3812,7 +3812,7 @@
                 <w:b/>
                 <w:sz w:val="25"/>
               </w:rPr>
-              <w:t>115.07.17</w:t>
+              <w:t>115.07.21</w:t>
             </w:r>
           </w:p>
         </w:tc>
@@ -3836,7 +3836,7 @@
                 <w:b/>
                 <w:sz w:val="25"/>
               </w:rPr>
-              <w:t>01  06  12  14  17  26</w:t>
+              <w:t>02  08  15  26  35  46</w:t>
             </w:r>
           </w:p>
         </w:tc>
@@ -3860,7 +3860,7 @@
                 <w:b/>
                 <w:sz w:val="25"/>
               </w:rPr>
-              <w:t>24</w:t>
+              <w:t>11</w:t>
             </w:r>
           </w:p>
         </w:tc>
@@ -3889,7 +3889,7 @@
                 <w:b/>
                 <w:sz w:val="25"/>
               </w:rPr>
-              <w:t>115000072</w:t>
+              <w:t>115000073</w:t>
             </w:r>
           </w:p>
         </w:tc>
@@ -3913,7 +3913,7 @@
                 <w:b/>
                 <w:sz w:val="25"/>
               </w:rPr>
-              <w:t>115.07.21</w:t>
+              <w:t>115.07.24</w:t>
             </w:r>
           </w:p>
         </w:tc>
@@ -3937,7 +3937,7 @@
                 <w:b/>
                 <w:sz w:val="25"/>
               </w:rPr>
-              <w:t>02  08  15  26  35  46</w:t>
+              <w:t>03  15  27  34  35  44</w:t>
             </w:r>
           </w:p>
         </w:tc>
@@ -3961,7 +3961,7 @@
                 <w:b/>
                 <w:sz w:val="25"/>
               </w:rPr>
-              <w:t>11</w:t>
+              <w:t>40</w:t>
             </w:r>
           </w:p>
         </w:tc>
@@ -3990,7 +3990,7 @@
                 <w:b/>
                 <w:sz w:val="25"/>
               </w:rPr>
-              <w:t>115000073</w:t>
+              <w:t>115000074</w:t>
             </w:r>
           </w:p>
         </w:tc>
@@ -4014,7 +4014,7 @@
                 <w:b/>
                 <w:sz w:val="25"/>
               </w:rPr>
-              <w:t>115.07.24</w:t>
+              <w:t>115.07.28</w:t>
             </w:r>
           </w:p>
         </w:tc>
@@ -4038,7 +4038,7 @@
                 <w:b/>
                 <w:sz w:val="25"/>
               </w:rPr>
-              <w:t>03  15  27  34  35  44</w:t>
+              <w:t>08  19  24  26  32  43</w:t>
             </w:r>
           </w:p>
         </w:tc>
@@ -4062,7 +4062,7 @@
                 <w:b/>
                 <w:sz w:val="25"/>
               </w:rPr>
-              <w:t>40</w:t>
+              <w:t>47</w:t>
             </w:r>
           </w:p>
         </w:tc>
@@ -4091,7 +4091,7 @@
                 <w:b/>
                 <w:sz w:val="25"/>
               </w:rPr>
-              <w:t>115000074</w:t>
+              <w:t>115000075</w:t>
             </w:r>
           </w:p>
         </w:tc>
@@ -4115,7 +4115,7 @@
                 <w:b/>
                 <w:sz w:val="25"/>
               </w:rPr>
-              <w:t>115.07.28</w:t>
+              <w:t>115.07.31</w:t>
             </w:r>
           </w:p>
         </w:tc>
@@ -4139,7 +4139,7 @@
                 <w:b/>
                 <w:sz w:val="25"/>
               </w:rPr>
-              <w:t>08  19  24  26  32  43</w:t>
+              <w:t>11  20  23  33  34  44</w:t>
             </w:r>
           </w:p>
         </w:tc>
@@ -4163,7 +4163,7 @@
                 <w:b/>
                 <w:sz w:val="25"/>
               </w:rPr>
-              <w:t>47</w:t>
+              <w:t>10</w:t>
             </w:r>
           </w:p>
         </w:tc>
@@ -4192,7 +4192,7 @@
                 <w:b/>
                 <w:sz w:val="25"/>
               </w:rPr>
-              <w:t>115000075</w:t>
+              <w:t>115000076</w:t>
             </w:r>
           </w:p>
         </w:tc>
@@ -4216,7 +4216,7 @@
                 <w:b/>
                 <w:sz w:val="25"/>
               </w:rPr>
-              <w:t>115.07.31</w:t>
+              <w:t>115.08.04</w:t>
             </w:r>
           </w:p>
         </w:tc>
@@ -4240,7 +4240,7 @@
                 <w:b/>
                 <w:sz w:val="25"/>
               </w:rPr>
-              <w:t>11  20  23  33  34  44</w:t>
+              <w:t>04  09  15  30  36  49</w:t>
             </w:r>
           </w:p>
         </w:tc>
@@ -4264,7 +4264,7 @@
                 <w:b/>
                 <w:sz w:val="25"/>
               </w:rPr>
-              <w:t>10</w:t>
+              <w:t>40</w:t>
             </w:r>
           </w:p>
         </w:tc>
@@ -4293,7 +4293,7 @@
                 <w:b/>
                 <w:sz w:val="25"/>
               </w:rPr>
-              <w:t>115000076</w:t>
+              <w:t>115000077</w:t>
             </w:r>
           </w:p>
         </w:tc>
@@ -4317,7 +4317,7 @@
                 <w:b/>
                 <w:sz w:val="25"/>
               </w:rPr>
-              <w:t>115.08.04</w:t>
+              <w:t>115.08.07</w:t>
             </w:r>
           </w:p>
         </w:tc>
@@ -4341,7 +4341,7 @@
                 <w:b/>
                 <w:sz w:val="25"/>
               </w:rPr>
-              <w:t>04  09  15  30  36  49</w:t>
+              <w:t>02  12  19  21  25  41</w:t>
             </w:r>
           </w:p>
         </w:tc>
@@ -4365,7 +4365,7 @@
                 <w:b/>
                 <w:sz w:val="25"/>
               </w:rPr>
-              <w:t>40</w:t>
+              <w:t>31</w:t>
             </w:r>
           </w:p>
         </w:tc>
@@ -4394,7 +4394,7 @@
                 <w:b/>
                 <w:sz w:val="25"/>
               </w:rPr>
-              <w:t>115000077</w:t>
+              <w:t>115000078</w:t>
             </w:r>
           </w:p>
         </w:tc>
@@ -4418,7 +4418,7 @@
                 <w:b/>
                 <w:sz w:val="25"/>
               </w:rPr>
-              <w:t>115.08.07</w:t>
+              <w:t>115.08.11</w:t>
             </w:r>
           </w:p>
         </w:tc>
@@ -4442,7 +4442,7 @@
                 <w:b/>
                 <w:sz w:val="25"/>
               </w:rPr>
-              <w:t>02  12  19  21  25  41</w:t>
+              <w:t>08  12  16  24  29  46</w:t>
             </w:r>
           </w:p>
         </w:tc>
@@ -4466,7 +4466,7 @@
                 <w:b/>
                 <w:sz w:val="25"/>
               </w:rPr>
-              <w:t>31</w:t>
+              <w:t>10</w:t>
             </w:r>
           </w:p>
         </w:tc>
@@ -4495,7 +4495,7 @@
                 <w:b/>
                 <w:sz w:val="25"/>
               </w:rPr>
-              <w:t>115000078</w:t>
+              <w:t>115000079</w:t>
             </w:r>
           </w:p>
         </w:tc>
@@ -4519,7 +4519,7 @@
                 <w:b/>
                 <w:sz w:val="25"/>
               </w:rPr>
-              <w:t>115.08.11</w:t>
+              <w:t>115.08.14</w:t>
             </w:r>
           </w:p>
         </w:tc>
@@ -4543,7 +4543,7 @@
                 <w:b/>
                 <w:sz w:val="25"/>
               </w:rPr>
-              <w:t>08  12  16  24  29  46</w:t>
+              <w:t>05  12  25  33  34  35</w:t>
             </w:r>
           </w:p>
         </w:tc>
@@ -4567,7 +4567,7 @@
                 <w:b/>
                 <w:sz w:val="25"/>
               </w:rPr>
-              <w:t>10</w:t>
+              <w:t>27</w:t>
             </w:r>
           </w:p>
         </w:tc>

--- a/最新開獎紀錄.docx
+++ b/最新開獎紀錄.docx
@@ -173,7 +173,7 @@
                 <w:b/>
                 <w:sz w:val="25"/>
               </w:rPr>
-              <w:t>115000188</w:t>
+              <w:t>115000189</w:t>
             </w:r>
           </w:p>
         </w:tc>
@@ -197,7 +197,7 @@
                 <w:b/>
                 <w:sz w:val="25"/>
               </w:rPr>
-              <w:t>115.08.04</w:t>
+              <w:t>115.08.05</w:t>
             </w:r>
           </w:p>
         </w:tc>
@@ -221,7 +221,7 @@
                 <w:b/>
                 <w:sz w:val="25"/>
               </w:rPr>
-              <w:t>09  32  35  37  39</w:t>
+              <w:t>02  04  22  25  29</w:t>
             </w:r>
           </w:p>
         </w:tc>
@@ -250,7 +250,7 @@
                 <w:b/>
                 <w:sz w:val="25"/>
               </w:rPr>
-              <w:t>115000189</w:t>
+              <w:t>115000190</w:t>
             </w:r>
           </w:p>
         </w:tc>
@@ -274,7 +274,7 @@
                 <w:b/>
                 <w:sz w:val="25"/>
               </w:rPr>
-              <w:t>115.08.05</w:t>
+              <w:t>115.08.06</w:t>
             </w:r>
           </w:p>
         </w:tc>
@@ -298,7 +298,7 @@
                 <w:b/>
                 <w:sz w:val="25"/>
               </w:rPr>
-              <w:t>02  04  22  25  29</w:t>
+              <w:t>03  09  16  24  35</w:t>
             </w:r>
           </w:p>
         </w:tc>
@@ -327,7 +327,7 @@
                 <w:b/>
                 <w:sz w:val="25"/>
               </w:rPr>
-              <w:t>115000190</w:t>
+              <w:t>115000191</w:t>
             </w:r>
           </w:p>
         </w:tc>
@@ -351,7 +351,7 @@
                 <w:b/>
                 <w:sz w:val="25"/>
               </w:rPr>
-              <w:t>115.08.06</w:t>
+              <w:t>115.08.07</w:t>
             </w:r>
           </w:p>
         </w:tc>
@@ -375,7 +375,7 @@
                 <w:b/>
                 <w:sz w:val="25"/>
               </w:rPr>
-              <w:t>03  09  16  24  35</w:t>
+              <w:t>06  11  12  13  19</w:t>
             </w:r>
           </w:p>
         </w:tc>
@@ -404,7 +404,7 @@
                 <w:b/>
                 <w:sz w:val="25"/>
               </w:rPr>
-              <w:t>115000191</w:t>
+              <w:t>115000192</w:t>
             </w:r>
           </w:p>
         </w:tc>
@@ -428,7 +428,7 @@
                 <w:b/>
                 <w:sz w:val="25"/>
               </w:rPr>
-              <w:t>115.08.07</w:t>
+              <w:t>115.08.08</w:t>
             </w:r>
           </w:p>
         </w:tc>
@@ -452,7 +452,7 @@
                 <w:b/>
                 <w:sz w:val="25"/>
               </w:rPr>
-              <w:t>06  11  12  13  19</w:t>
+              <w:t>05  11  24  31  32</w:t>
             </w:r>
           </w:p>
         </w:tc>
@@ -481,7 +481,7 @@
                 <w:b/>
                 <w:sz w:val="25"/>
               </w:rPr>
-              <w:t>115000192</w:t>
+              <w:t>115000193</w:t>
             </w:r>
           </w:p>
         </w:tc>
@@ -505,7 +505,7 @@
                 <w:b/>
                 <w:sz w:val="25"/>
               </w:rPr>
-              <w:t>115.08.08</w:t>
+              <w:t>115.08.10</w:t>
             </w:r>
           </w:p>
         </w:tc>
@@ -529,7 +529,7 @@
                 <w:b/>
                 <w:sz w:val="25"/>
               </w:rPr>
-              <w:t>05  11  24  31  32</w:t>
+              <w:t>01  07  16  23  35</w:t>
             </w:r>
           </w:p>
         </w:tc>
@@ -558,7 +558,7 @@
                 <w:b/>
                 <w:sz w:val="25"/>
               </w:rPr>
-              <w:t>115000193</w:t>
+              <w:t>115000194</w:t>
             </w:r>
           </w:p>
         </w:tc>
@@ -582,7 +582,7 @@
                 <w:b/>
                 <w:sz w:val="25"/>
               </w:rPr>
-              <w:t>115.08.10</w:t>
+              <w:t>115.08.11</w:t>
             </w:r>
           </w:p>
         </w:tc>
@@ -606,7 +606,7 @@
                 <w:b/>
                 <w:sz w:val="25"/>
               </w:rPr>
-              <w:t>01  07  16  23  35</w:t>
+              <w:t>07  17  19  23  30</w:t>
             </w:r>
           </w:p>
         </w:tc>
@@ -635,7 +635,7 @@
                 <w:b/>
                 <w:sz w:val="25"/>
               </w:rPr>
-              <w:t>115000194</w:t>
+              <w:t>115000195</w:t>
             </w:r>
           </w:p>
         </w:tc>
@@ -659,7 +659,7 @@
                 <w:b/>
                 <w:sz w:val="25"/>
               </w:rPr>
-              <w:t>115.08.11</w:t>
+              <w:t>115.08.12</w:t>
             </w:r>
           </w:p>
         </w:tc>
@@ -683,7 +683,7 @@
                 <w:b/>
                 <w:sz w:val="25"/>
               </w:rPr>
-              <w:t>07  17  19  23  30</w:t>
+              <w:t>07  12  17  20  32</w:t>
             </w:r>
           </w:p>
         </w:tc>
@@ -712,7 +712,7 @@
                 <w:b/>
                 <w:sz w:val="25"/>
               </w:rPr>
-              <w:t>115000195</w:t>
+              <w:t>115000196</w:t>
             </w:r>
           </w:p>
         </w:tc>
@@ -736,7 +736,7 @@
                 <w:b/>
                 <w:sz w:val="25"/>
               </w:rPr>
-              <w:t>115.08.12</w:t>
+              <w:t>115.08.13</w:t>
             </w:r>
           </w:p>
         </w:tc>
@@ -760,7 +760,7 @@
                 <w:b/>
                 <w:sz w:val="25"/>
               </w:rPr>
-              <w:t>07  12  17  20  32</w:t>
+              <w:t>05  11  12  17  18</w:t>
             </w:r>
           </w:p>
         </w:tc>
@@ -789,7 +789,7 @@
                 <w:b/>
                 <w:sz w:val="25"/>
               </w:rPr>
-              <w:t>115000196</w:t>
+              <w:t>115000197</w:t>
             </w:r>
           </w:p>
         </w:tc>
@@ -813,7 +813,7 @@
                 <w:b/>
                 <w:sz w:val="25"/>
               </w:rPr>
-              <w:t>115.08.13</w:t>
+              <w:t>115.08.14</w:t>
             </w:r>
           </w:p>
         </w:tc>
@@ -837,7 +837,7 @@
                 <w:b/>
                 <w:sz w:val="25"/>
               </w:rPr>
-              <w:t>05  11  12  17  18</w:t>
+              <w:t>07  19  21  25  34</w:t>
             </w:r>
           </w:p>
         </w:tc>
@@ -866,7 +866,7 @@
                 <w:b/>
                 <w:sz w:val="25"/>
               </w:rPr>
-              <w:t>115000197</w:t>
+              <w:t>115000198</w:t>
             </w:r>
           </w:p>
         </w:tc>
@@ -890,7 +890,7 @@
                 <w:b/>
                 <w:sz w:val="25"/>
               </w:rPr>
-              <w:t>115.08.14</w:t>
+              <w:t>115.08.15</w:t>
             </w:r>
           </w:p>
         </w:tc>
@@ -914,7 +914,7 @@
                 <w:b/>
                 <w:sz w:val="25"/>
               </w:rPr>
-              <w:t>07  19  21  25  34</w:t>
+              <w:t>12  14  21  35  37</w:t>
             </w:r>
           </w:p>
         </w:tc>
@@ -1045,7 +1045,7 @@
                 <w:b/>
                 <w:sz w:val="25"/>
               </w:rPr>
-              <w:t>08/04(二)</w:t>
+              <w:t>08/05(三)</w:t>
             </w:r>
           </w:p>
         </w:tc>
@@ -1069,7 +1069,7 @@
                 <w:b/>
                 <w:sz w:val="25"/>
               </w:rPr>
-              <w:t>9  9  1</w:t>
+              <w:t>3  1  5</w:t>
             </w:r>
           </w:p>
         </w:tc>
@@ -1097,7 +1097,7 @@
                 <w:b/>
                 <w:sz w:val="25"/>
               </w:rPr>
-              <w:t>08/05(三)</w:t>
+              <w:t>08/06(四)</w:t>
             </w:r>
           </w:p>
         </w:tc>
@@ -1120,7 +1120,7 @@
                 <w:b/>
                 <w:sz w:val="25"/>
               </w:rPr>
-              <w:t>3  1  5</w:t>
+              <w:t>1  0  7</w:t>
             </w:r>
           </w:p>
         </w:tc>
@@ -1148,7 +1148,7 @@
                 <w:b/>
                 <w:sz w:val="25"/>
               </w:rPr>
-              <w:t>08/06(四)</w:t>
+              <w:t>08/07(五)</w:t>
             </w:r>
           </w:p>
         </w:tc>
@@ -1171,7 +1171,7 @@
                 <w:b/>
                 <w:sz w:val="25"/>
               </w:rPr>
-              <w:t>1  0  7</w:t>
+              <w:t>9  6  9</w:t>
             </w:r>
           </w:p>
         </w:tc>
@@ -1199,7 +1199,7 @@
                 <w:b/>
                 <w:sz w:val="25"/>
               </w:rPr>
-              <w:t>08/07(五)</w:t>
+              <w:t>08/08(六)</w:t>
             </w:r>
           </w:p>
         </w:tc>
@@ -1222,7 +1222,7 @@
                 <w:b/>
                 <w:sz w:val="25"/>
               </w:rPr>
-              <w:t>9  6  9</w:t>
+              <w:t>2  1  9</w:t>
             </w:r>
           </w:p>
         </w:tc>
@@ -1250,7 +1250,7 @@
                 <w:b/>
                 <w:sz w:val="25"/>
               </w:rPr>
-              <w:t>08/08(六)</w:t>
+              <w:t>08/10(一)</w:t>
             </w:r>
           </w:p>
         </w:tc>
@@ -1273,7 +1273,7 @@
                 <w:b/>
                 <w:sz w:val="25"/>
               </w:rPr>
-              <w:t>2  1  9</w:t>
+              <w:t>1  2  4</w:t>
             </w:r>
           </w:p>
         </w:tc>
@@ -1301,7 +1301,7 @@
                 <w:b/>
                 <w:sz w:val="25"/>
               </w:rPr>
-              <w:t>08/10(一)</w:t>
+              <w:t>08/11(二)</w:t>
             </w:r>
           </w:p>
         </w:tc>
@@ -1324,7 +1324,7 @@
                 <w:b/>
                 <w:sz w:val="25"/>
               </w:rPr>
-              <w:t>1  2  4</w:t>
+              <w:t>6  2  3</w:t>
             </w:r>
           </w:p>
         </w:tc>
@@ -1352,7 +1352,7 @@
                 <w:b/>
                 <w:sz w:val="25"/>
               </w:rPr>
-              <w:t>08/11(二)</w:t>
+              <w:t>08/12(三)</w:t>
             </w:r>
           </w:p>
         </w:tc>
@@ -1375,7 +1375,7 @@
                 <w:b/>
                 <w:sz w:val="25"/>
               </w:rPr>
-              <w:t>6  2  3</w:t>
+              <w:t>9  1  0</w:t>
             </w:r>
           </w:p>
         </w:tc>
@@ -1403,7 +1403,7 @@
                 <w:b/>
                 <w:sz w:val="25"/>
               </w:rPr>
-              <w:t>08/12(三)</w:t>
+              <w:t>08/13(四)</w:t>
             </w:r>
           </w:p>
         </w:tc>
@@ -1426,7 +1426,7 @@
                 <w:b/>
                 <w:sz w:val="25"/>
               </w:rPr>
-              <w:t>9  1  0</w:t>
+              <w:t>2  5  7</w:t>
             </w:r>
           </w:p>
         </w:tc>
@@ -1454,7 +1454,7 @@
                 <w:b/>
                 <w:sz w:val="25"/>
               </w:rPr>
-              <w:t>08/13(四)</w:t>
+              <w:t>08/14(五)</w:t>
             </w:r>
           </w:p>
         </w:tc>
@@ -1477,7 +1477,7 @@
                 <w:b/>
                 <w:sz w:val="25"/>
               </w:rPr>
-              <w:t>2  5  7</w:t>
+              <w:t>1  7  7</w:t>
             </w:r>
           </w:p>
         </w:tc>
@@ -1505,7 +1505,7 @@
                 <w:b/>
                 <w:sz w:val="25"/>
               </w:rPr>
-              <w:t>08/14(五)</w:t>
+              <w:t>08/15(六)</w:t>
             </w:r>
           </w:p>
         </w:tc>
@@ -1528,7 +1528,7 @@
                 <w:b/>
                 <w:sz w:val="25"/>
               </w:rPr>
-              <w:t>1  7  7</w:t>
+              <w:t>1  9  5</w:t>
             </w:r>
           </w:p>
         </w:tc>
@@ -2878,7 +2878,7 @@
                 <w:b/>
                 <w:sz w:val="25"/>
               </w:rPr>
-              <w:t>08/04(二)</w:t>
+              <w:t>08/05(三)</w:t>
             </w:r>
           </w:p>
         </w:tc>
@@ -2902,7 +2902,7 @@
                 <w:b/>
                 <w:sz w:val="25"/>
               </w:rPr>
-              <w:t>1  8  4  3</w:t>
+              <w:t>0  8  2  3</w:t>
             </w:r>
           </w:p>
         </w:tc>
@@ -2930,7 +2930,7 @@
                 <w:b/>
                 <w:sz w:val="25"/>
               </w:rPr>
-              <w:t>08/05(三)</w:t>
+              <w:t>08/06(四)</w:t>
             </w:r>
           </w:p>
         </w:tc>
@@ -2953,7 +2953,7 @@
                 <w:b/>
                 <w:sz w:val="25"/>
               </w:rPr>
-              <w:t>0  8  2  3</w:t>
+              <w:t>6  3  4  5</w:t>
             </w:r>
           </w:p>
         </w:tc>
@@ -2981,7 +2981,7 @@
                 <w:b/>
                 <w:sz w:val="25"/>
               </w:rPr>
-              <w:t>08/06(四)</w:t>
+              <w:t>08/07(五)</w:t>
             </w:r>
           </w:p>
         </w:tc>
@@ -3004,7 +3004,7 @@
                 <w:b/>
                 <w:sz w:val="25"/>
               </w:rPr>
-              <w:t>6  3  4  5</w:t>
+              <w:t>1  1  9  3</w:t>
             </w:r>
           </w:p>
         </w:tc>
@@ -3032,7 +3032,7 @@
                 <w:b/>
                 <w:sz w:val="25"/>
               </w:rPr>
-              <w:t>08/07(五)</w:t>
+              <w:t>08/08(六)</w:t>
             </w:r>
           </w:p>
         </w:tc>
@@ -3055,7 +3055,7 @@
                 <w:b/>
                 <w:sz w:val="25"/>
               </w:rPr>
-              <w:t>1  1  9  3</w:t>
+              <w:t>9  6  2  4</w:t>
             </w:r>
           </w:p>
         </w:tc>
@@ -3083,7 +3083,7 @@
                 <w:b/>
                 <w:sz w:val="25"/>
               </w:rPr>
-              <w:t>08/08(六)</w:t>
+              <w:t>08/10(一)</w:t>
             </w:r>
           </w:p>
         </w:tc>
@@ -3106,7 +3106,7 @@
                 <w:b/>
                 <w:sz w:val="25"/>
               </w:rPr>
-              <w:t>9  6  2  4</w:t>
+              <w:t>3  3  7  5</w:t>
             </w:r>
           </w:p>
         </w:tc>
@@ -3134,7 +3134,7 @@
                 <w:b/>
                 <w:sz w:val="25"/>
               </w:rPr>
-              <w:t>08/10(一)</w:t>
+              <w:t>08/11(二)</w:t>
             </w:r>
           </w:p>
         </w:tc>
@@ -3157,7 +3157,7 @@
                 <w:b/>
                 <w:sz w:val="25"/>
               </w:rPr>
-              <w:t>3  3  7  5</w:t>
+              <w:t>0  2  3  4</w:t>
             </w:r>
           </w:p>
         </w:tc>
@@ -3185,7 +3185,7 @@
                 <w:b/>
                 <w:sz w:val="25"/>
               </w:rPr>
-              <w:t>08/11(二)</w:t>
+              <w:t>08/12(三)</w:t>
             </w:r>
           </w:p>
         </w:tc>
@@ -3208,7 +3208,7 @@
                 <w:b/>
                 <w:sz w:val="25"/>
               </w:rPr>
-              <w:t>0  2  3  4</w:t>
+              <w:t>9  1  3  1</w:t>
             </w:r>
           </w:p>
         </w:tc>
@@ -3236,7 +3236,7 @@
                 <w:b/>
                 <w:sz w:val="25"/>
               </w:rPr>
-              <w:t>08/12(三)</w:t>
+              <w:t>08/13(四)</w:t>
             </w:r>
           </w:p>
         </w:tc>
@@ -3259,7 +3259,7 @@
                 <w:b/>
                 <w:sz w:val="25"/>
               </w:rPr>
-              <w:t>9  1  3  1</w:t>
+              <w:t>5  7  7  0</w:t>
             </w:r>
           </w:p>
         </w:tc>
@@ -3287,7 +3287,7 @@
                 <w:b/>
                 <w:sz w:val="25"/>
               </w:rPr>
-              <w:t>08/13(四)</w:t>
+              <w:t>08/14(五)</w:t>
             </w:r>
           </w:p>
         </w:tc>
@@ -3310,7 +3310,7 @@
                 <w:b/>
                 <w:sz w:val="25"/>
               </w:rPr>
-              <w:t>5  7  7  0</w:t>
+              <w:t>5  4  1  5</w:t>
             </w:r>
           </w:p>
         </w:tc>
@@ -3338,7 +3338,7 @@
                 <w:b/>
                 <w:sz w:val="25"/>
               </w:rPr>
-              <w:t>08/14(五)</w:t>
+              <w:t>08/15(六)</w:t>
             </w:r>
           </w:p>
         </w:tc>
@@ -3361,7 +3361,7 @@
                 <w:b/>
                 <w:sz w:val="25"/>
               </w:rPr>
-              <w:t>5  4  1  5</w:t>
+              <w:t>2  3  9  5</w:t>
             </w:r>
           </w:p>
         </w:tc>

--- a/最新開獎紀錄.docx
+++ b/最新開獎紀錄.docx
@@ -173,7 +173,7 @@
                 <w:b/>
                 <w:sz w:val="25"/>
               </w:rPr>
-              <w:t>115000189</w:t>
+              <w:t>115000190</w:t>
             </w:r>
           </w:p>
         </w:tc>
@@ -197,7 +197,7 @@
                 <w:b/>
                 <w:sz w:val="25"/>
               </w:rPr>
-              <w:t>115.08.05</w:t>
+              <w:t>115.08.06</w:t>
             </w:r>
           </w:p>
         </w:tc>
@@ -221,7 +221,7 @@
                 <w:b/>
                 <w:sz w:val="25"/>
               </w:rPr>
-              <w:t>02  04  22  25  29</w:t>
+              <w:t>03  09  16  24  35</w:t>
             </w:r>
           </w:p>
         </w:tc>
@@ -250,7 +250,7 @@
                 <w:b/>
                 <w:sz w:val="25"/>
               </w:rPr>
-              <w:t>115000190</w:t>
+              <w:t>115000191</w:t>
             </w:r>
           </w:p>
         </w:tc>
@@ -274,7 +274,7 @@
                 <w:b/>
                 <w:sz w:val="25"/>
               </w:rPr>
-              <w:t>115.08.06</w:t>
+              <w:t>115.08.07</w:t>
             </w:r>
           </w:p>
         </w:tc>
@@ -298,7 +298,7 @@
                 <w:b/>
                 <w:sz w:val="25"/>
               </w:rPr>
-              <w:t>03  09  16  24  35</w:t>
+              <w:t>06  11  12  13  19</w:t>
             </w:r>
           </w:p>
         </w:tc>
@@ -327,7 +327,7 @@
                 <w:b/>
                 <w:sz w:val="25"/>
               </w:rPr>
-              <w:t>115000191</w:t>
+              <w:t>115000192</w:t>
             </w:r>
           </w:p>
         </w:tc>
@@ -351,7 +351,7 @@
                 <w:b/>
                 <w:sz w:val="25"/>
               </w:rPr>
-              <w:t>115.08.07</w:t>
+              <w:t>115.08.08</w:t>
             </w:r>
           </w:p>
         </w:tc>
@@ -375,7 +375,7 @@
                 <w:b/>
                 <w:sz w:val="25"/>
               </w:rPr>
-              <w:t>06  11  12  13  19</w:t>
+              <w:t>05  11  24  31  32</w:t>
             </w:r>
           </w:p>
         </w:tc>
@@ -404,7 +404,7 @@
                 <w:b/>
                 <w:sz w:val="25"/>
               </w:rPr>
-              <w:t>115000192</w:t>
+              <w:t>115000193</w:t>
             </w:r>
           </w:p>
         </w:tc>
@@ -428,7 +428,7 @@
                 <w:b/>
                 <w:sz w:val="25"/>
               </w:rPr>
-              <w:t>115.08.08</w:t>
+              <w:t>115.08.10</w:t>
             </w:r>
           </w:p>
         </w:tc>
@@ -452,7 +452,7 @@
                 <w:b/>
                 <w:sz w:val="25"/>
               </w:rPr>
-              <w:t>05  11  24  31  32</w:t>
+              <w:t>01  07  16  23  35</w:t>
             </w:r>
           </w:p>
         </w:tc>
@@ -481,7 +481,7 @@
                 <w:b/>
                 <w:sz w:val="25"/>
               </w:rPr>
-              <w:t>115000193</w:t>
+              <w:t>115000194</w:t>
             </w:r>
           </w:p>
         </w:tc>
@@ -505,7 +505,7 @@
                 <w:b/>
                 <w:sz w:val="25"/>
               </w:rPr>
-              <w:t>115.08.10</w:t>
+              <w:t>115.08.11</w:t>
             </w:r>
           </w:p>
         </w:tc>
@@ -529,7 +529,7 @@
                 <w:b/>
                 <w:sz w:val="25"/>
               </w:rPr>
-              <w:t>01  07  16  23  35</w:t>
+              <w:t>07  17  19  23  30</w:t>
             </w:r>
           </w:p>
         </w:tc>
@@ -558,7 +558,7 @@
                 <w:b/>
                 <w:sz w:val="25"/>
               </w:rPr>
-              <w:t>115000194</w:t>
+              <w:t>115000195</w:t>
             </w:r>
           </w:p>
         </w:tc>
@@ -582,7 +582,7 @@
                 <w:b/>
                 <w:sz w:val="25"/>
               </w:rPr>
-              <w:t>115.08.11</w:t>
+              <w:t>115.08.12</w:t>
             </w:r>
           </w:p>
         </w:tc>
@@ -606,7 +606,7 @@
                 <w:b/>
                 <w:sz w:val="25"/>
               </w:rPr>
-              <w:t>07  17  19  23  30</w:t>
+              <w:t>07  12  17  20  32</w:t>
             </w:r>
           </w:p>
         </w:tc>
@@ -635,7 +635,7 @@
                 <w:b/>
                 <w:sz w:val="25"/>
               </w:rPr>
-              <w:t>115000195</w:t>
+              <w:t>115000196</w:t>
             </w:r>
           </w:p>
         </w:tc>
@@ -659,7 +659,7 @@
                 <w:b/>
                 <w:sz w:val="25"/>
               </w:rPr>
-              <w:t>115.08.12</w:t>
+              <w:t>115.08.13</w:t>
             </w:r>
           </w:p>
         </w:tc>
@@ -683,7 +683,7 @@
                 <w:b/>
                 <w:sz w:val="25"/>
               </w:rPr>
-              <w:t>07  12  17  20  32</w:t>
+              <w:t>05  11  12  17  18</w:t>
             </w:r>
           </w:p>
         </w:tc>
@@ -712,7 +712,7 @@
                 <w:b/>
                 <w:sz w:val="25"/>
               </w:rPr>
-              <w:t>115000196</w:t>
+              <w:t>115000197</w:t>
             </w:r>
           </w:p>
         </w:tc>
@@ -736,7 +736,7 @@
                 <w:b/>
                 <w:sz w:val="25"/>
               </w:rPr>
-              <w:t>115.08.13</w:t>
+              <w:t>115.08.14</w:t>
             </w:r>
           </w:p>
         </w:tc>
@@ -760,7 +760,7 @@
                 <w:b/>
                 <w:sz w:val="25"/>
               </w:rPr>
-              <w:t>05  11  12  17  18</w:t>
+              <w:t>07  19  21  25  34</w:t>
             </w:r>
           </w:p>
         </w:tc>
@@ -789,7 +789,7 @@
                 <w:b/>
                 <w:sz w:val="25"/>
               </w:rPr>
-              <w:t>115000197</w:t>
+              <w:t>115000198</w:t>
             </w:r>
           </w:p>
         </w:tc>
@@ -813,7 +813,7 @@
                 <w:b/>
                 <w:sz w:val="25"/>
               </w:rPr>
-              <w:t>115.08.14</w:t>
+              <w:t>115.08.15</w:t>
             </w:r>
           </w:p>
         </w:tc>
@@ -837,7 +837,7 @@
                 <w:b/>
                 <w:sz w:val="25"/>
               </w:rPr>
-              <w:t>07  19  21  25  34</w:t>
+              <w:t>12  14  21  35  37</w:t>
             </w:r>
           </w:p>
         </w:tc>
@@ -866,7 +866,7 @@
                 <w:b/>
                 <w:sz w:val="25"/>
               </w:rPr>
-              <w:t>115000198</w:t>
+              <w:t>115000199</w:t>
             </w:r>
           </w:p>
         </w:tc>
@@ -890,7 +890,7 @@
                 <w:b/>
                 <w:sz w:val="25"/>
               </w:rPr>
-              <w:t>115.08.15</w:t>
+              <w:t>115.08.17</w:t>
             </w:r>
           </w:p>
         </w:tc>
@@ -914,7 +914,7 @@
                 <w:b/>
                 <w:sz w:val="25"/>
               </w:rPr>
-              <w:t>12  14  21  35  37</w:t>
+              <w:t>19  22  27  28  38</w:t>
             </w:r>
           </w:p>
         </w:tc>
@@ -1045,7 +1045,7 @@
                 <w:b/>
                 <w:sz w:val="25"/>
               </w:rPr>
-              <w:t>08/05(三)</w:t>
+              <w:t>08/06(四)</w:t>
             </w:r>
           </w:p>
         </w:tc>
@@ -1069,7 +1069,7 @@
                 <w:b/>
                 <w:sz w:val="25"/>
               </w:rPr>
-              <w:t>3  1  5</w:t>
+              <w:t>1  0  7</w:t>
             </w:r>
           </w:p>
         </w:tc>
@@ -1097,7 +1097,7 @@
                 <w:b/>
                 <w:sz w:val="25"/>
               </w:rPr>
-              <w:t>08/06(四)</w:t>
+              <w:t>08/07(五)</w:t>
             </w:r>
           </w:p>
         </w:tc>
@@ -1120,7 +1120,7 @@
                 <w:b/>
                 <w:sz w:val="25"/>
               </w:rPr>
-              <w:t>1  0  7</w:t>
+              <w:t>9  6  9</w:t>
             </w:r>
           </w:p>
         </w:tc>
@@ -1148,7 +1148,7 @@
                 <w:b/>
                 <w:sz w:val="25"/>
               </w:rPr>
-              <w:t>08/07(五)</w:t>
+              <w:t>08/08(六)</w:t>
             </w:r>
           </w:p>
         </w:tc>
@@ -1171,7 +1171,7 @@
                 <w:b/>
                 <w:sz w:val="25"/>
               </w:rPr>
-              <w:t>9  6  9</w:t>
+              <w:t>2  1  9</w:t>
             </w:r>
           </w:p>
         </w:tc>
@@ -1199,7 +1199,7 @@
                 <w:b/>
                 <w:sz w:val="25"/>
               </w:rPr>
-              <w:t>08/08(六)</w:t>
+              <w:t>08/10(一)</w:t>
             </w:r>
           </w:p>
         </w:tc>
@@ -1222,7 +1222,7 @@
                 <w:b/>
                 <w:sz w:val="25"/>
               </w:rPr>
-              <w:t>2  1  9</w:t>
+              <w:t>1  2  4</w:t>
             </w:r>
           </w:p>
         </w:tc>
@@ -1250,7 +1250,7 @@
                 <w:b/>
                 <w:sz w:val="25"/>
               </w:rPr>
-              <w:t>08/10(一)</w:t>
+              <w:t>08/11(二)</w:t>
             </w:r>
           </w:p>
         </w:tc>
@@ -1273,7 +1273,7 @@
                 <w:b/>
                 <w:sz w:val="25"/>
               </w:rPr>
-              <w:t>1  2  4</w:t>
+              <w:t>6  2  3</w:t>
             </w:r>
           </w:p>
         </w:tc>
@@ -1301,7 +1301,7 @@
                 <w:b/>
                 <w:sz w:val="25"/>
               </w:rPr>
-              <w:t>08/11(二)</w:t>
+              <w:t>08/12(三)</w:t>
             </w:r>
           </w:p>
         </w:tc>
@@ -1324,7 +1324,7 @@
                 <w:b/>
                 <w:sz w:val="25"/>
               </w:rPr>
-              <w:t>6  2  3</w:t>
+              <w:t>9  1  0</w:t>
             </w:r>
           </w:p>
         </w:tc>
@@ -1352,7 +1352,7 @@
                 <w:b/>
                 <w:sz w:val="25"/>
               </w:rPr>
-              <w:t>08/12(三)</w:t>
+              <w:t>08/13(四)</w:t>
             </w:r>
           </w:p>
         </w:tc>
@@ -1375,7 +1375,7 @@
                 <w:b/>
                 <w:sz w:val="25"/>
               </w:rPr>
-              <w:t>9  1  0</w:t>
+              <w:t>2  5  7</w:t>
             </w:r>
           </w:p>
         </w:tc>
@@ -1403,7 +1403,7 @@
                 <w:b/>
                 <w:sz w:val="25"/>
               </w:rPr>
-              <w:t>08/13(四)</w:t>
+              <w:t>08/14(五)</w:t>
             </w:r>
           </w:p>
         </w:tc>
@@ -1426,7 +1426,7 @@
                 <w:b/>
                 <w:sz w:val="25"/>
               </w:rPr>
-              <w:t>2  5  7</w:t>
+              <w:t>1  7  7</w:t>
             </w:r>
           </w:p>
         </w:tc>
@@ -1454,7 +1454,7 @@
                 <w:b/>
                 <w:sz w:val="25"/>
               </w:rPr>
-              <w:t>08/14(五)</w:t>
+              <w:t>08/15(六)</w:t>
             </w:r>
           </w:p>
         </w:tc>
@@ -1477,7 +1477,7 @@
                 <w:b/>
                 <w:sz w:val="25"/>
               </w:rPr>
-              <w:t>1  7  7</w:t>
+              <w:t>1  9  5</w:t>
             </w:r>
           </w:p>
         </w:tc>
@@ -1505,7 +1505,7 @@
                 <w:b/>
                 <w:sz w:val="25"/>
               </w:rPr>
-              <w:t>08/15(六)</w:t>
+              <w:t>08/17(一)</w:t>
             </w:r>
           </w:p>
         </w:tc>
@@ -1528,7 +1528,7 @@
                 <w:b/>
                 <w:sz w:val="25"/>
               </w:rPr>
-              <w:t>1  9  5</w:t>
+              <w:t>3  5  4</w:t>
             </w:r>
           </w:p>
         </w:tc>
@@ -1766,7 +1766,7 @@
                 <w:b/>
                 <w:sz w:val="25"/>
               </w:rPr>
-              <w:t>115000056</w:t>
+              <w:t>115000057</w:t>
             </w:r>
           </w:p>
         </w:tc>
@@ -1790,7 +1790,7 @@
                 <w:b/>
                 <w:sz w:val="25"/>
               </w:rPr>
-              <w:t>115.07.13</w:t>
+              <w:t>115.07.16</w:t>
             </w:r>
           </w:p>
         </w:tc>
@@ -1814,7 +1814,7 @@
                 <w:b/>
                 <w:sz w:val="25"/>
               </w:rPr>
-              <w:t>11  24  29  32  35  38</w:t>
+              <w:t>17  23  25  29  34  36</w:t>
             </w:r>
           </w:p>
         </w:tc>
@@ -1838,7 +1838,7 @@
                 <w:b/>
                 <w:sz w:val="25"/>
               </w:rPr>
-              <w:t>06</w:t>
+              <w:t>07</w:t>
             </w:r>
           </w:p>
         </w:tc>
@@ -1867,7 +1867,7 @@
                 <w:b/>
                 <w:sz w:val="25"/>
               </w:rPr>
-              <w:t>115000057</w:t>
+              <w:t>115000058</w:t>
             </w:r>
           </w:p>
         </w:tc>
@@ -1891,7 +1891,7 @@
                 <w:b/>
                 <w:sz w:val="25"/>
               </w:rPr>
-              <w:t>115.07.16</w:t>
+              <w:t>115.07.20</w:t>
             </w:r>
           </w:p>
         </w:tc>
@@ -1915,7 +1915,7 @@
                 <w:b/>
                 <w:sz w:val="25"/>
               </w:rPr>
-              <w:t>17  23  25  29  34  36</w:t>
+              <w:t>06  12  13  23  29  31</w:t>
             </w:r>
           </w:p>
         </w:tc>
@@ -1939,7 +1939,7 @@
                 <w:b/>
                 <w:sz w:val="25"/>
               </w:rPr>
-              <w:t>07</w:t>
+              <w:t>02</w:t>
             </w:r>
           </w:p>
         </w:tc>
@@ -1968,7 +1968,7 @@
                 <w:b/>
                 <w:sz w:val="25"/>
               </w:rPr>
-              <w:t>115000058</w:t>
+              <w:t>115000059</w:t>
             </w:r>
           </w:p>
         </w:tc>
@@ -1992,7 +1992,7 @@
                 <w:b/>
                 <w:sz w:val="25"/>
               </w:rPr>
-              <w:t>115.07.20</w:t>
+              <w:t>115.07.23</w:t>
             </w:r>
           </w:p>
         </w:tc>
@@ -2016,7 +2016,7 @@
                 <w:b/>
                 <w:sz w:val="25"/>
               </w:rPr>
-              <w:t>06  12  13  23  29  31</w:t>
+              <w:t>08  10  13  21  29  31</w:t>
             </w:r>
           </w:p>
         </w:tc>
@@ -2040,7 +2040,7 @@
                 <w:b/>
                 <w:sz w:val="25"/>
               </w:rPr>
-              <w:t>02</w:t>
+              <w:t>07</w:t>
             </w:r>
           </w:p>
         </w:tc>
@@ -2069,7 +2069,7 @@
                 <w:b/>
                 <w:sz w:val="25"/>
               </w:rPr>
-              <w:t>115000059</w:t>
+              <w:t>115000060</w:t>
             </w:r>
           </w:p>
         </w:tc>
@@ -2093,7 +2093,7 @@
                 <w:b/>
                 <w:sz w:val="25"/>
               </w:rPr>
-              <w:t>115.07.23</w:t>
+              <w:t>115.07.27</w:t>
             </w:r>
           </w:p>
         </w:tc>
@@ -2117,7 +2117,7 @@
                 <w:b/>
                 <w:sz w:val="25"/>
               </w:rPr>
-              <w:t>08  10  13  21  29  31</w:t>
+              <w:t>19  22  28  31  33  35</w:t>
             </w:r>
           </w:p>
         </w:tc>
@@ -2170,7 +2170,7 @@
                 <w:b/>
                 <w:sz w:val="25"/>
               </w:rPr>
-              <w:t>115000060</w:t>
+              <w:t>115000061</w:t>
             </w:r>
           </w:p>
         </w:tc>
@@ -2194,7 +2194,7 @@
                 <w:b/>
                 <w:sz w:val="25"/>
               </w:rPr>
-              <w:t>115.07.27</w:t>
+              <w:t>115.07.30</w:t>
             </w:r>
           </w:p>
         </w:tc>
@@ -2218,7 +2218,7 @@
                 <w:b/>
                 <w:sz w:val="25"/>
               </w:rPr>
-              <w:t>19  22  28  31  33  35</w:t>
+              <w:t>08  14  17  19  21  23</w:t>
             </w:r>
           </w:p>
         </w:tc>
@@ -2271,7 +2271,7 @@
                 <w:b/>
                 <w:sz w:val="25"/>
               </w:rPr>
-              <w:t>115000061</w:t>
+              <w:t>115000062</w:t>
             </w:r>
           </w:p>
         </w:tc>
@@ -2295,7 +2295,7 @@
                 <w:b/>
                 <w:sz w:val="25"/>
               </w:rPr>
-              <w:t>115.07.30</w:t>
+              <w:t>115.08.03</w:t>
             </w:r>
           </w:p>
         </w:tc>
@@ -2319,7 +2319,7 @@
                 <w:b/>
                 <w:sz w:val="25"/>
               </w:rPr>
-              <w:t>08  14  17  19  21  23</w:t>
+              <w:t>04  15  22  26  34  36</w:t>
             </w:r>
           </w:p>
         </w:tc>
@@ -2372,7 +2372,7 @@
                 <w:b/>
                 <w:sz w:val="25"/>
               </w:rPr>
-              <w:t>115000062</w:t>
+              <w:t>115000063</w:t>
             </w:r>
           </w:p>
         </w:tc>
@@ -2396,7 +2396,7 @@
                 <w:b/>
                 <w:sz w:val="25"/>
               </w:rPr>
-              <w:t>115.08.03</w:t>
+              <w:t>115.08.06</w:t>
             </w:r>
           </w:p>
         </w:tc>
@@ -2420,7 +2420,7 @@
                 <w:b/>
                 <w:sz w:val="25"/>
               </w:rPr>
-              <w:t>04  15  22  26  34  36</w:t>
+              <w:t>02  07  08  20  26  33</w:t>
             </w:r>
           </w:p>
         </w:tc>
@@ -2444,7 +2444,7 @@
                 <w:b/>
                 <w:sz w:val="25"/>
               </w:rPr>
-              <w:t>07</w:t>
+              <w:t>04</w:t>
             </w:r>
           </w:p>
         </w:tc>
@@ -2473,7 +2473,7 @@
                 <w:b/>
                 <w:sz w:val="25"/>
               </w:rPr>
-              <w:t>115000063</w:t>
+              <w:t>115000064</w:t>
             </w:r>
           </w:p>
         </w:tc>
@@ -2497,7 +2497,7 @@
                 <w:b/>
                 <w:sz w:val="25"/>
               </w:rPr>
-              <w:t>115.08.06</w:t>
+              <w:t>115.08.10</w:t>
             </w:r>
           </w:p>
         </w:tc>
@@ -2521,7 +2521,7 @@
                 <w:b/>
                 <w:sz w:val="25"/>
               </w:rPr>
-              <w:t>02  07  08  20  26  33</w:t>
+              <w:t>11  25  28  30  31  36</w:t>
             </w:r>
           </w:p>
         </w:tc>
@@ -2545,7 +2545,7 @@
                 <w:b/>
                 <w:sz w:val="25"/>
               </w:rPr>
-              <w:t>04</w:t>
+              <w:t>03</w:t>
             </w:r>
           </w:p>
         </w:tc>
@@ -2574,7 +2574,7 @@
                 <w:b/>
                 <w:sz w:val="25"/>
               </w:rPr>
-              <w:t>115000064</w:t>
+              <w:t>115000065</w:t>
             </w:r>
           </w:p>
         </w:tc>
@@ -2598,7 +2598,7 @@
                 <w:b/>
                 <w:sz w:val="25"/>
               </w:rPr>
-              <w:t>115.08.10</w:t>
+              <w:t>115.08.13</w:t>
             </w:r>
           </w:p>
         </w:tc>
@@ -2622,7 +2622,7 @@
                 <w:b/>
                 <w:sz w:val="25"/>
               </w:rPr>
-              <w:t>11  25  28  30  31  36</w:t>
+              <w:t>01  03  04  07  10  19</w:t>
             </w:r>
           </w:p>
         </w:tc>
@@ -2646,7 +2646,7 @@
                 <w:b/>
                 <w:sz w:val="25"/>
               </w:rPr>
-              <w:t>03</w:t>
+              <w:t>06</w:t>
             </w:r>
           </w:p>
         </w:tc>
@@ -2675,7 +2675,7 @@
                 <w:b/>
                 <w:sz w:val="25"/>
               </w:rPr>
-              <w:t>115000065</w:t>
+              <w:t>115000066</w:t>
             </w:r>
           </w:p>
         </w:tc>
@@ -2699,7 +2699,7 @@
                 <w:b/>
                 <w:sz w:val="25"/>
               </w:rPr>
-              <w:t>115.08.13</w:t>
+              <w:t>115.08.17</w:t>
             </w:r>
           </w:p>
         </w:tc>
@@ -2723,7 +2723,7 @@
                 <w:b/>
                 <w:sz w:val="25"/>
               </w:rPr>
-              <w:t>01  03  04  07  10  19</w:t>
+              <w:t>05  11  18  19  35  38</w:t>
             </w:r>
           </w:p>
         </w:tc>
@@ -2747,7 +2747,7 @@
                 <w:b/>
                 <w:sz w:val="25"/>
               </w:rPr>
-              <w:t>06</w:t>
+              <w:t>08</w:t>
             </w:r>
           </w:p>
         </w:tc>
@@ -2878,7 +2878,7 @@
                 <w:b/>
                 <w:sz w:val="25"/>
               </w:rPr>
-              <w:t>08/05(三)</w:t>
+              <w:t>08/06(四)</w:t>
             </w:r>
           </w:p>
         </w:tc>
@@ -2902,7 +2902,7 @@
                 <w:b/>
                 <w:sz w:val="25"/>
               </w:rPr>
-              <w:t>0  8  2  3</w:t>
+              <w:t>6  3  4  5</w:t>
             </w:r>
           </w:p>
         </w:tc>
@@ -2930,7 +2930,7 @@
                 <w:b/>
                 <w:sz w:val="25"/>
               </w:rPr>
-              <w:t>08/06(四)</w:t>
+              <w:t>08/07(五)</w:t>
             </w:r>
           </w:p>
         </w:tc>
@@ -2953,7 +2953,7 @@
                 <w:b/>
                 <w:sz w:val="25"/>
               </w:rPr>
-              <w:t>6  3  4  5</w:t>
+              <w:t>1  1  9  3</w:t>
             </w:r>
           </w:p>
         </w:tc>
@@ -2981,7 +2981,7 @@
                 <w:b/>
                 <w:sz w:val="25"/>
               </w:rPr>
-              <w:t>08/07(五)</w:t>
+              <w:t>08/08(六)</w:t>
             </w:r>
           </w:p>
         </w:tc>
@@ -3004,7 +3004,7 @@
                 <w:b/>
                 <w:sz w:val="25"/>
               </w:rPr>
-              <w:t>1  1  9  3</w:t>
+              <w:t>9  6  2  4</w:t>
             </w:r>
           </w:p>
         </w:tc>
@@ -3032,7 +3032,7 @@
                 <w:b/>
                 <w:sz w:val="25"/>
               </w:rPr>
-              <w:t>08/08(六)</w:t>
+              <w:t>08/10(一)</w:t>
             </w:r>
           </w:p>
         </w:tc>
@@ -3055,7 +3055,7 @@
                 <w:b/>
                 <w:sz w:val="25"/>
               </w:rPr>
-              <w:t>9  6  2  4</w:t>
+              <w:t>3  3  7  5</w:t>
             </w:r>
           </w:p>
         </w:tc>
@@ -3083,7 +3083,7 @@
                 <w:b/>
                 <w:sz w:val="25"/>
               </w:rPr>
-              <w:t>08/10(一)</w:t>
+              <w:t>08/11(二)</w:t>
             </w:r>
           </w:p>
         </w:tc>
@@ -3106,7 +3106,7 @@
                 <w:b/>
                 <w:sz w:val="25"/>
               </w:rPr>
-              <w:t>3  3  7  5</w:t>
+              <w:t>0  2  3  4</w:t>
             </w:r>
           </w:p>
         </w:tc>
@@ -3134,7 +3134,7 @@
                 <w:b/>
                 <w:sz w:val="25"/>
               </w:rPr>
-              <w:t>08/11(二)</w:t>
+              <w:t>08/12(三)</w:t>
             </w:r>
           </w:p>
         </w:tc>
@@ -3157,7 +3157,7 @@
                 <w:b/>
                 <w:sz w:val="25"/>
               </w:rPr>
-              <w:t>0  2  3  4</w:t>
+              <w:t>9  1  3  1</w:t>
             </w:r>
           </w:p>
         </w:tc>
@@ -3185,7 +3185,7 @@
                 <w:b/>
                 <w:sz w:val="25"/>
               </w:rPr>
-              <w:t>08/12(三)</w:t>
+              <w:t>08/13(四)</w:t>
             </w:r>
           </w:p>
         </w:tc>
@@ -3208,7 +3208,7 @@
                 <w:b/>
                 <w:sz w:val="25"/>
               </w:rPr>
-              <w:t>9  1  3  1</w:t>
+              <w:t>5  7  7  0</w:t>
             </w:r>
           </w:p>
         </w:tc>
@@ -3236,7 +3236,7 @@
                 <w:b/>
                 <w:sz w:val="25"/>
               </w:rPr>
-              <w:t>08/13(四)</w:t>
+              <w:t>08/14(五)</w:t>
             </w:r>
           </w:p>
         </w:tc>
@@ -3259,7 +3259,7 @@
                 <w:b/>
                 <w:sz w:val="25"/>
               </w:rPr>
-              <w:t>5  7  7  0</w:t>
+              <w:t>5  4  1  5</w:t>
             </w:r>
           </w:p>
         </w:tc>
@@ -3287,7 +3287,7 @@
                 <w:b/>
                 <w:sz w:val="25"/>
               </w:rPr>
-              <w:t>08/14(五)</w:t>
+              <w:t>08/15(六)</w:t>
             </w:r>
           </w:p>
         </w:tc>
@@ -3310,7 +3310,7 @@
                 <w:b/>
                 <w:sz w:val="25"/>
               </w:rPr>
-              <w:t>5  4  1  5</w:t>
+              <w:t>2  3  9  5</w:t>
             </w:r>
           </w:p>
         </w:tc>
@@ -3338,7 +3338,7 @@
                 <w:b/>
                 <w:sz w:val="25"/>
               </w:rPr>
-              <w:t>08/15(六)</w:t>
+              <w:t>08/17(一)</w:t>
             </w:r>
           </w:p>
         </w:tc>
@@ -3361,7 +3361,7 @@
                 <w:b/>
                 <w:sz w:val="25"/>
               </w:rPr>
-              <w:t>2  3  9  5</w:t>
+              <w:t>6  7  5  3</w:t>
             </w:r>
           </w:p>
         </w:tc>

--- a/最新開獎紀錄.docx
+++ b/最新開獎紀錄.docx
@@ -173,7 +173,7 @@
                 <w:b/>
                 <w:sz w:val="25"/>
               </w:rPr>
-              <w:t>115000190</w:t>
+              <w:t>115000191</w:t>
             </w:r>
           </w:p>
         </w:tc>
@@ -197,7 +197,7 @@
                 <w:b/>
                 <w:sz w:val="25"/>
               </w:rPr>
-              <w:t>115.08.06</w:t>
+              <w:t>115.08.07</w:t>
             </w:r>
           </w:p>
         </w:tc>
@@ -221,7 +221,7 @@
                 <w:b/>
                 <w:sz w:val="25"/>
               </w:rPr>
-              <w:t>03  09  16  24  35</w:t>
+              <w:t>06  11  12  13  19</w:t>
             </w:r>
           </w:p>
         </w:tc>
@@ -250,7 +250,7 @@
                 <w:b/>
                 <w:sz w:val="25"/>
               </w:rPr>
-              <w:t>115000191</w:t>
+              <w:t>115000192</w:t>
             </w:r>
           </w:p>
         </w:tc>
@@ -274,7 +274,7 @@
                 <w:b/>
                 <w:sz w:val="25"/>
               </w:rPr>
-              <w:t>115.08.07</w:t>
+              <w:t>115.08.08</w:t>
             </w:r>
           </w:p>
         </w:tc>
@@ -298,7 +298,7 @@
                 <w:b/>
                 <w:sz w:val="25"/>
               </w:rPr>
-              <w:t>06  11  12  13  19</w:t>
+              <w:t>05  11  24  31  32</w:t>
             </w:r>
           </w:p>
         </w:tc>
@@ -327,7 +327,7 @@
                 <w:b/>
                 <w:sz w:val="25"/>
               </w:rPr>
-              <w:t>115000192</w:t>
+              <w:t>115000193</w:t>
             </w:r>
           </w:p>
         </w:tc>
@@ -351,7 +351,7 @@
                 <w:b/>
                 <w:sz w:val="25"/>
               </w:rPr>
-              <w:t>115.08.08</w:t>
+              <w:t>115.08.10</w:t>
             </w:r>
           </w:p>
         </w:tc>
@@ -375,7 +375,7 @@
                 <w:b/>
                 <w:sz w:val="25"/>
               </w:rPr>
-              <w:t>05  11  24  31  32</w:t>
+              <w:t>01  07  16  23  35</w:t>
             </w:r>
           </w:p>
         </w:tc>
@@ -404,7 +404,7 @@
                 <w:b/>
                 <w:sz w:val="25"/>
               </w:rPr>
-              <w:t>115000193</w:t>
+              <w:t>115000194</w:t>
             </w:r>
           </w:p>
         </w:tc>
@@ -428,7 +428,7 @@
                 <w:b/>
                 <w:sz w:val="25"/>
               </w:rPr>
-              <w:t>115.08.10</w:t>
+              <w:t>115.08.11</w:t>
             </w:r>
           </w:p>
         </w:tc>
@@ -452,7 +452,7 @@
                 <w:b/>
                 <w:sz w:val="25"/>
               </w:rPr>
-              <w:t>01  07  16  23  35</w:t>
+              <w:t>07  17  19  23  30</w:t>
             </w:r>
           </w:p>
         </w:tc>
@@ -481,7 +481,7 @@
                 <w:b/>
                 <w:sz w:val="25"/>
               </w:rPr>
-              <w:t>115000194</w:t>
+              <w:t>115000195</w:t>
             </w:r>
           </w:p>
         </w:tc>
@@ -505,7 +505,7 @@
                 <w:b/>
                 <w:sz w:val="25"/>
               </w:rPr>
-              <w:t>115.08.11</w:t>
+              <w:t>115.08.12</w:t>
             </w:r>
           </w:p>
         </w:tc>
@@ -529,7 +529,7 @@
                 <w:b/>
                 <w:sz w:val="25"/>
               </w:rPr>
-              <w:t>07  17  19  23  30</w:t>
+              <w:t>07  12  17  20  32</w:t>
             </w:r>
           </w:p>
         </w:tc>
@@ -558,7 +558,7 @@
                 <w:b/>
                 <w:sz w:val="25"/>
               </w:rPr>
-              <w:t>115000195</w:t>
+              <w:t>115000196</w:t>
             </w:r>
           </w:p>
         </w:tc>
@@ -582,7 +582,7 @@
                 <w:b/>
                 <w:sz w:val="25"/>
               </w:rPr>
-              <w:t>115.08.12</w:t>
+              <w:t>115.08.13</w:t>
             </w:r>
           </w:p>
         </w:tc>
@@ -606,7 +606,7 @@
                 <w:b/>
                 <w:sz w:val="25"/>
               </w:rPr>
-              <w:t>07  12  17  20  32</w:t>
+              <w:t>05  11  12  17  18</w:t>
             </w:r>
           </w:p>
         </w:tc>
@@ -635,7 +635,7 @@
                 <w:b/>
                 <w:sz w:val="25"/>
               </w:rPr>
-              <w:t>115000196</w:t>
+              <w:t>115000197</w:t>
             </w:r>
           </w:p>
         </w:tc>
@@ -659,7 +659,7 @@
                 <w:b/>
                 <w:sz w:val="25"/>
               </w:rPr>
-              <w:t>115.08.13</w:t>
+              <w:t>115.08.14</w:t>
             </w:r>
           </w:p>
         </w:tc>
@@ -683,7 +683,7 @@
                 <w:b/>
                 <w:sz w:val="25"/>
               </w:rPr>
-              <w:t>05  11  12  17  18</w:t>
+              <w:t>07  19  21  25  34</w:t>
             </w:r>
           </w:p>
         </w:tc>
@@ -712,7 +712,7 @@
                 <w:b/>
                 <w:sz w:val="25"/>
               </w:rPr>
-              <w:t>115000197</w:t>
+              <w:t>115000198</w:t>
             </w:r>
           </w:p>
         </w:tc>
@@ -736,7 +736,7 @@
                 <w:b/>
                 <w:sz w:val="25"/>
               </w:rPr>
-              <w:t>115.08.14</w:t>
+              <w:t>115.08.15</w:t>
             </w:r>
           </w:p>
         </w:tc>
@@ -760,7 +760,7 @@
                 <w:b/>
                 <w:sz w:val="25"/>
               </w:rPr>
-              <w:t>07  19  21  25  34</w:t>
+              <w:t>12  14  21  35  37</w:t>
             </w:r>
           </w:p>
         </w:tc>
@@ -789,7 +789,7 @@
                 <w:b/>
                 <w:sz w:val="25"/>
               </w:rPr>
-              <w:t>115000198</w:t>
+              <w:t>115000199</w:t>
             </w:r>
           </w:p>
         </w:tc>
@@ -813,7 +813,7 @@
                 <w:b/>
                 <w:sz w:val="25"/>
               </w:rPr>
-              <w:t>115.08.15</w:t>
+              <w:t>115.08.17</w:t>
             </w:r>
           </w:p>
         </w:tc>
@@ -837,7 +837,7 @@
                 <w:b/>
                 <w:sz w:val="25"/>
               </w:rPr>
-              <w:t>12  14  21  35  37</w:t>
+              <w:t>19  22  27  28  38</w:t>
             </w:r>
           </w:p>
         </w:tc>
@@ -866,7 +866,7 @@
                 <w:b/>
                 <w:sz w:val="25"/>
               </w:rPr>
-              <w:t>115000199</w:t>
+              <w:t>115000200</w:t>
             </w:r>
           </w:p>
         </w:tc>
@@ -890,7 +890,7 @@
                 <w:b/>
                 <w:sz w:val="25"/>
               </w:rPr>
-              <w:t>115.08.17</w:t>
+              <w:t>115.08.18</w:t>
             </w:r>
           </w:p>
         </w:tc>
@@ -914,7 +914,7 @@
                 <w:b/>
                 <w:sz w:val="25"/>
               </w:rPr>
-              <w:t>19  22  27  28  38</w:t>
+              <w:t>05  06  10  28  39</w:t>
             </w:r>
           </w:p>
         </w:tc>
@@ -1045,7 +1045,7 @@
                 <w:b/>
                 <w:sz w:val="25"/>
               </w:rPr>
-              <w:t>08/06(四)</w:t>
+              <w:t>08/07(五)</w:t>
             </w:r>
           </w:p>
         </w:tc>
@@ -1069,7 +1069,7 @@
                 <w:b/>
                 <w:sz w:val="25"/>
               </w:rPr>
-              <w:t>1  0  7</w:t>
+              <w:t>9  6  9</w:t>
             </w:r>
           </w:p>
         </w:tc>
@@ -1097,7 +1097,7 @@
                 <w:b/>
                 <w:sz w:val="25"/>
               </w:rPr>
-              <w:t>08/07(五)</w:t>
+              <w:t>08/08(六)</w:t>
             </w:r>
           </w:p>
         </w:tc>
@@ -1120,7 +1120,7 @@
                 <w:b/>
                 <w:sz w:val="25"/>
               </w:rPr>
-              <w:t>9  6  9</w:t>
+              <w:t>2  1  9</w:t>
             </w:r>
           </w:p>
         </w:tc>
@@ -1148,7 +1148,7 @@
                 <w:b/>
                 <w:sz w:val="25"/>
               </w:rPr>
-              <w:t>08/08(六)</w:t>
+              <w:t>08/10(一)</w:t>
             </w:r>
           </w:p>
         </w:tc>
@@ -1171,7 +1171,7 @@
                 <w:b/>
                 <w:sz w:val="25"/>
               </w:rPr>
-              <w:t>2  1  9</w:t>
+              <w:t>1  2  4</w:t>
             </w:r>
           </w:p>
         </w:tc>
@@ -1199,7 +1199,7 @@
                 <w:b/>
                 <w:sz w:val="25"/>
               </w:rPr>
-              <w:t>08/10(一)</w:t>
+              <w:t>08/11(二)</w:t>
             </w:r>
           </w:p>
         </w:tc>
@@ -1222,7 +1222,7 @@
                 <w:b/>
                 <w:sz w:val="25"/>
               </w:rPr>
-              <w:t>1  2  4</w:t>
+              <w:t>6  2  3</w:t>
             </w:r>
           </w:p>
         </w:tc>
@@ -1250,7 +1250,7 @@
                 <w:b/>
                 <w:sz w:val="25"/>
               </w:rPr>
-              <w:t>08/11(二)</w:t>
+              <w:t>08/12(三)</w:t>
             </w:r>
           </w:p>
         </w:tc>
@@ -1273,7 +1273,7 @@
                 <w:b/>
                 <w:sz w:val="25"/>
               </w:rPr>
-              <w:t>6  2  3</w:t>
+              <w:t>9  1  0</w:t>
             </w:r>
           </w:p>
         </w:tc>
@@ -1301,7 +1301,7 @@
                 <w:b/>
                 <w:sz w:val="25"/>
               </w:rPr>
-              <w:t>08/12(三)</w:t>
+              <w:t>08/13(四)</w:t>
             </w:r>
           </w:p>
         </w:tc>
@@ -1324,7 +1324,7 @@
                 <w:b/>
                 <w:sz w:val="25"/>
               </w:rPr>
-              <w:t>9  1  0</w:t>
+              <w:t>2  5  7</w:t>
             </w:r>
           </w:p>
         </w:tc>
@@ -1352,7 +1352,7 @@
                 <w:b/>
                 <w:sz w:val="25"/>
               </w:rPr>
-              <w:t>08/13(四)</w:t>
+              <w:t>08/14(五)</w:t>
             </w:r>
           </w:p>
         </w:tc>
@@ -1375,7 +1375,7 @@
                 <w:b/>
                 <w:sz w:val="25"/>
               </w:rPr>
-              <w:t>2  5  7</w:t>
+              <w:t>1  7  7</w:t>
             </w:r>
           </w:p>
         </w:tc>
@@ -1403,7 +1403,7 @@
                 <w:b/>
                 <w:sz w:val="25"/>
               </w:rPr>
-              <w:t>08/14(五)</w:t>
+              <w:t>08/15(六)</w:t>
             </w:r>
           </w:p>
         </w:tc>
@@ -1426,7 +1426,7 @@
                 <w:b/>
                 <w:sz w:val="25"/>
               </w:rPr>
-              <w:t>1  7  7</w:t>
+              <w:t>1  9  5</w:t>
             </w:r>
           </w:p>
         </w:tc>
@@ -1454,7 +1454,7 @@
                 <w:b/>
                 <w:sz w:val="25"/>
               </w:rPr>
-              <w:t>08/15(六)</w:t>
+              <w:t>08/17(一)</w:t>
             </w:r>
           </w:p>
         </w:tc>
@@ -1477,7 +1477,7 @@
                 <w:b/>
                 <w:sz w:val="25"/>
               </w:rPr>
-              <w:t>1  9  5</w:t>
+              <w:t>3  5  4</w:t>
             </w:r>
           </w:p>
         </w:tc>
@@ -1505,7 +1505,7 @@
                 <w:b/>
                 <w:sz w:val="25"/>
               </w:rPr>
-              <w:t>08/17(一)</w:t>
+              <w:t>08/18(二)</w:t>
             </w:r>
           </w:p>
         </w:tc>
@@ -1528,7 +1528,7 @@
                 <w:b/>
                 <w:sz w:val="25"/>
               </w:rPr>
-              <w:t>3  5  4</w:t>
+              <w:t>8  6  8</w:t>
             </w:r>
           </w:p>
         </w:tc>
@@ -2878,7 +2878,7 @@
                 <w:b/>
                 <w:sz w:val="25"/>
               </w:rPr>
-              <w:t>08/06(四)</w:t>
+              <w:t>08/07(五)</w:t>
             </w:r>
           </w:p>
         </w:tc>
@@ -2902,7 +2902,7 @@
                 <w:b/>
                 <w:sz w:val="25"/>
               </w:rPr>
-              <w:t>6  3  4  5</w:t>
+              <w:t>1  1  9  3</w:t>
             </w:r>
           </w:p>
         </w:tc>
@@ -2930,7 +2930,7 @@
                 <w:b/>
                 <w:sz w:val="25"/>
               </w:rPr>
-              <w:t>08/07(五)</w:t>
+              <w:t>08/08(六)</w:t>
             </w:r>
           </w:p>
         </w:tc>
@@ -2953,7 +2953,7 @@
                 <w:b/>
                 <w:sz w:val="25"/>
               </w:rPr>
-              <w:t>1  1  9  3</w:t>
+              <w:t>9  6  2  4</w:t>
             </w:r>
           </w:p>
         </w:tc>
@@ -2981,7 +2981,7 @@
                 <w:b/>
                 <w:sz w:val="25"/>
               </w:rPr>
-              <w:t>08/08(六)</w:t>
+              <w:t>08/10(一)</w:t>
             </w:r>
           </w:p>
         </w:tc>
@@ -3004,7 +3004,7 @@
                 <w:b/>
                 <w:sz w:val="25"/>
               </w:rPr>
-              <w:t>9  6  2  4</w:t>
+              <w:t>3  3  7  5</w:t>
             </w:r>
           </w:p>
         </w:tc>
@@ -3032,7 +3032,7 @@
                 <w:b/>
                 <w:sz w:val="25"/>
               </w:rPr>
-              <w:t>08/10(一)</w:t>
+              <w:t>08/11(二)</w:t>
             </w:r>
           </w:p>
         </w:tc>
@@ -3055,7 +3055,7 @@
                 <w:b/>
                 <w:sz w:val="25"/>
               </w:rPr>
-              <w:t>3  3  7  5</w:t>
+              <w:t>0  2  3  4</w:t>
             </w:r>
           </w:p>
         </w:tc>
@@ -3083,7 +3083,7 @@
                 <w:b/>
                 <w:sz w:val="25"/>
               </w:rPr>
-              <w:t>08/11(二)</w:t>
+              <w:t>08/12(三)</w:t>
             </w:r>
           </w:p>
         </w:tc>
@@ -3106,7 +3106,7 @@
                 <w:b/>
                 <w:sz w:val="25"/>
               </w:rPr>
-              <w:t>0  2  3  4</w:t>
+              <w:t>9  1  3  1</w:t>
             </w:r>
           </w:p>
         </w:tc>
@@ -3134,7 +3134,7 @@
                 <w:b/>
                 <w:sz w:val="25"/>
               </w:rPr>
-              <w:t>08/12(三)</w:t>
+              <w:t>08/13(四)</w:t>
             </w:r>
           </w:p>
         </w:tc>
@@ -3157,7 +3157,7 @@
                 <w:b/>
                 <w:sz w:val="25"/>
               </w:rPr>
-              <w:t>9  1  3  1</w:t>
+              <w:t>5  7  7  0</w:t>
             </w:r>
           </w:p>
         </w:tc>
@@ -3185,7 +3185,7 @@
                 <w:b/>
                 <w:sz w:val="25"/>
               </w:rPr>
-              <w:t>08/13(四)</w:t>
+              <w:t>08/14(五)</w:t>
             </w:r>
           </w:p>
         </w:tc>
@@ -3208,7 +3208,7 @@
                 <w:b/>
                 <w:sz w:val="25"/>
               </w:rPr>
-              <w:t>5  7  7  0</w:t>
+              <w:t>5  4  1  5</w:t>
             </w:r>
           </w:p>
         </w:tc>
@@ -3236,7 +3236,7 @@
                 <w:b/>
                 <w:sz w:val="25"/>
               </w:rPr>
-              <w:t>08/14(五)</w:t>
+              <w:t>08/15(六)</w:t>
             </w:r>
           </w:p>
         </w:tc>
@@ -3259,7 +3259,7 @@
                 <w:b/>
                 <w:sz w:val="25"/>
               </w:rPr>
-              <w:t>5  4  1  5</w:t>
+              <w:t>2  3  9  5</w:t>
             </w:r>
           </w:p>
         </w:tc>
@@ -3287,7 +3287,7 @@
                 <w:b/>
                 <w:sz w:val="25"/>
               </w:rPr>
-              <w:t>08/15(六)</w:t>
+              <w:t>08/17(一)</w:t>
             </w:r>
           </w:p>
         </w:tc>
@@ -3310,7 +3310,7 @@
                 <w:b/>
                 <w:sz w:val="25"/>
               </w:rPr>
-              <w:t>2  3  9  5</w:t>
+              <w:t>6  7  5  3</w:t>
             </w:r>
           </w:p>
         </w:tc>
@@ -3338,7 +3338,7 @@
                 <w:b/>
                 <w:sz w:val="25"/>
               </w:rPr>
-              <w:t>08/17(一)</w:t>
+              <w:t>08/18(二)</w:t>
             </w:r>
           </w:p>
         </w:tc>
@@ -3361,7 +3361,7 @@
                 <w:b/>
                 <w:sz w:val="25"/>
               </w:rPr>
-              <w:t>6  7  5  3</w:t>
+              <w:t>9  7  8  6</w:t>
             </w:r>
           </w:p>
         </w:tc>
@@ -3586,7 +3586,7 @@
                 <w:b/>
                 <w:sz w:val="25"/>
               </w:rPr>
-              <w:t>115000070</w:t>
+              <w:t>115000071</w:t>
             </w:r>
           </w:p>
         </w:tc>
@@ -3610,7 +3610,7 @@
                 <w:b/>
                 <w:sz w:val="25"/>
               </w:rPr>
-              <w:t>115.07.14</w:t>
+              <w:t>115.07.17</w:t>
             </w:r>
           </w:p>
         </w:tc>
@@ -3634,7 +3634,7 @@
                 <w:b/>
                 <w:sz w:val="25"/>
               </w:rPr>
-              <w:t>10  25  34  36  45  46</w:t>
+              <w:t>01  06  12  14  17  26</w:t>
             </w:r>
           </w:p>
         </w:tc>
@@ -3658,7 +3658,7 @@
                 <w:b/>
                 <w:sz w:val="25"/>
               </w:rPr>
-              <w:t>07</w:t>
+              <w:t>24</w:t>
             </w:r>
           </w:p>
         </w:tc>
@@ -3687,7 +3687,7 @@
                 <w:b/>
                 <w:sz w:val="25"/>
               </w:rPr>
-              <w:t>115000071</w:t>
+              <w:t>115000072</w:t>
             </w:r>
           </w:p>
         </w:tc>
@@ -3711,7 +3711,7 @@
                 <w:b/>
                 <w:sz w:val="25"/>
               </w:rPr>
-              <w:t>115.07.17</w:t>
+              <w:t>115.07.21</w:t>
             </w:r>
           </w:p>
         </w:tc>
@@ -3735,7 +3735,7 @@
                 <w:b/>
                 <w:sz w:val="25"/>
               </w:rPr>
-              <w:t>01  06  12  14  17  26</w:t>
+              <w:t>02  08  15  26  35  46</w:t>
             </w:r>
           </w:p>
         </w:tc>
@@ -3759,7 +3759,7 @@
                 <w:b/>
                 <w:sz w:val="25"/>
               </w:rPr>
-              <w:t>24</w:t>
+              <w:t>11</w:t>
             </w:r>
           </w:p>
         </w:tc>
@@ -3788,7 +3788,7 @@
                 <w:b/>
                 <w:sz w:val="25"/>
               </w:rPr>
-              <w:t>115000072</w:t>
+              <w:t>115000073</w:t>
             </w:r>
           </w:p>
         </w:tc>
@@ -3812,7 +3812,7 @@
                 <w:b/>
                 <w:sz w:val="25"/>
               </w:rPr>
-              <w:t>115.07.21</w:t>
+              <w:t>115.07.24</w:t>
             </w:r>
           </w:p>
         </w:tc>
@@ -3836,7 +3836,7 @@
                 <w:b/>
                 <w:sz w:val="25"/>
               </w:rPr>
-              <w:t>02  08  15  26  35  46</w:t>
+              <w:t>03  15  27  34  35  44</w:t>
             </w:r>
           </w:p>
         </w:tc>
@@ -3860,7 +3860,7 @@
                 <w:b/>
                 <w:sz w:val="25"/>
               </w:rPr>
-              <w:t>11</w:t>
+              <w:t>40</w:t>
             </w:r>
           </w:p>
         </w:tc>
@@ -3889,7 +3889,7 @@
                 <w:b/>
                 <w:sz w:val="25"/>
               </w:rPr>
-              <w:t>115000073</w:t>
+              <w:t>115000074</w:t>
             </w:r>
           </w:p>
         </w:tc>
@@ -3913,7 +3913,7 @@
                 <w:b/>
                 <w:sz w:val="25"/>
               </w:rPr>
-              <w:t>115.07.24</w:t>
+              <w:t>115.07.28</w:t>
             </w:r>
           </w:p>
         </w:tc>
@@ -3937,7 +3937,7 @@
                 <w:b/>
                 <w:sz w:val="25"/>
               </w:rPr>
-              <w:t>03  15  27  34  35  44</w:t>
+              <w:t>08  19  24  26  32  43</w:t>
             </w:r>
           </w:p>
         </w:tc>
@@ -3961,7 +3961,7 @@
                 <w:b/>
                 <w:sz w:val="25"/>
               </w:rPr>
-              <w:t>40</w:t>
+              <w:t>47</w:t>
             </w:r>
           </w:p>
         </w:tc>
@@ -3990,7 +3990,7 @@
                 <w:b/>
                 <w:sz w:val="25"/>
               </w:rPr>
-              <w:t>115000074</w:t>
+              <w:t>115000075</w:t>
             </w:r>
           </w:p>
         </w:tc>
@@ -4014,7 +4014,7 @@
                 <w:b/>
                 <w:sz w:val="25"/>
               </w:rPr>
-              <w:t>115.07.28</w:t>
+              <w:t>115.07.31</w:t>
             </w:r>
           </w:p>
         </w:tc>
@@ -4038,7 +4038,7 @@
                 <w:b/>
                 <w:sz w:val="25"/>
               </w:rPr>
-              <w:t>08  19  24  26  32  43</w:t>
+              <w:t>11  20  23  33  34  44</w:t>
             </w:r>
           </w:p>
         </w:tc>
@@ -4062,7 +4062,7 @@
                 <w:b/>
                 <w:sz w:val="25"/>
               </w:rPr>
-              <w:t>47</w:t>
+              <w:t>10</w:t>
             </w:r>
           </w:p>
         </w:tc>
@@ -4091,7 +4091,7 @@
                 <w:b/>
                 <w:sz w:val="25"/>
               </w:rPr>
-              <w:t>115000075</w:t>
+              <w:t>115000076</w:t>
             </w:r>
           </w:p>
         </w:tc>
@@ -4115,7 +4115,7 @@
                 <w:b/>
                 <w:sz w:val="25"/>
               </w:rPr>
-              <w:t>115.07.31</w:t>
+              <w:t>115.08.04</w:t>
             </w:r>
           </w:p>
         </w:tc>
@@ -4139,7 +4139,7 @@
                 <w:b/>
                 <w:sz w:val="25"/>
               </w:rPr>
-              <w:t>11  20  23  33  34  44</w:t>
+              <w:t>04  09  15  30  36  49</w:t>
             </w:r>
           </w:p>
         </w:tc>
@@ -4163,7 +4163,7 @@
                 <w:b/>
                 <w:sz w:val="25"/>
               </w:rPr>
-              <w:t>10</w:t>
+              <w:t>40</w:t>
             </w:r>
           </w:p>
         </w:tc>
@@ -4192,7 +4192,7 @@
                 <w:b/>
                 <w:sz w:val="25"/>
               </w:rPr>
-              <w:t>115000076</w:t>
+              <w:t>115000077</w:t>
             </w:r>
           </w:p>
         </w:tc>
@@ -4216,7 +4216,7 @@
                 <w:b/>
                 <w:sz w:val="25"/>
               </w:rPr>
-              <w:t>115.08.04</w:t>
+              <w:t>115.08.07</w:t>
             </w:r>
           </w:p>
         </w:tc>
@@ -4240,7 +4240,7 @@
                 <w:b/>
                 <w:sz w:val="25"/>
               </w:rPr>
-              <w:t>04  09  15  30  36  49</w:t>
+              <w:t>02  12  19  21  25  41</w:t>
             </w:r>
           </w:p>
         </w:tc>
@@ -4264,7 +4264,7 @@
                 <w:b/>
                 <w:sz w:val="25"/>
               </w:rPr>
-              <w:t>40</w:t>
+              <w:t>31</w:t>
             </w:r>
           </w:p>
         </w:tc>
@@ -4293,7 +4293,7 @@
                 <w:b/>
                 <w:sz w:val="25"/>
               </w:rPr>
-              <w:t>115000077</w:t>
+              <w:t>115000078</w:t>
             </w:r>
           </w:p>
         </w:tc>
@@ -4317,7 +4317,7 @@
                 <w:b/>
                 <w:sz w:val="25"/>
               </w:rPr>
-              <w:t>115.08.07</w:t>
+              <w:t>115.08.11</w:t>
             </w:r>
           </w:p>
         </w:tc>
@@ -4341,7 +4341,7 @@
                 <w:b/>
                 <w:sz w:val="25"/>
               </w:rPr>
-              <w:t>02  12  19  21  25  41</w:t>
+              <w:t>08  12  16  24  29  46</w:t>
             </w:r>
           </w:p>
         </w:tc>
@@ -4365,7 +4365,7 @@
                 <w:b/>
                 <w:sz w:val="25"/>
               </w:rPr>
-              <w:t>31</w:t>
+              <w:t>10</w:t>
             </w:r>
           </w:p>
         </w:tc>
@@ -4394,7 +4394,7 @@
                 <w:b/>
                 <w:sz w:val="25"/>
               </w:rPr>
-              <w:t>115000078</w:t>
+              <w:t>115000079</w:t>
             </w:r>
           </w:p>
         </w:tc>
@@ -4418,7 +4418,7 @@
                 <w:b/>
                 <w:sz w:val="25"/>
               </w:rPr>
-              <w:t>115.08.11</w:t>
+              <w:t>115.08.14</w:t>
             </w:r>
           </w:p>
         </w:tc>
@@ -4442,7 +4442,7 @@
                 <w:b/>
                 <w:sz w:val="25"/>
               </w:rPr>
-              <w:t>08  12  16  24  29  46</w:t>
+              <w:t>05  12  25  33  34  35</w:t>
             </w:r>
           </w:p>
         </w:tc>
@@ -4466,7 +4466,7 @@
                 <w:b/>
                 <w:sz w:val="25"/>
               </w:rPr>
-              <w:t>10</w:t>
+              <w:t>27</w:t>
             </w:r>
           </w:p>
         </w:tc>
@@ -4495,7 +4495,7 @@
                 <w:b/>
                 <w:sz w:val="25"/>
               </w:rPr>
-              <w:t>115000079</w:t>
+              <w:t>115000080</w:t>
             </w:r>
           </w:p>
         </w:tc>
@@ -4519,7 +4519,7 @@
                 <w:b/>
                 <w:sz w:val="25"/>
               </w:rPr>
-              <w:t>115.08.14</w:t>
+              <w:t>115.08.18</w:t>
             </w:r>
           </w:p>
         </w:tc>
@@ -4543,7 +4543,7 @@
                 <w:b/>
                 <w:sz w:val="25"/>
               </w:rPr>
-              <w:t>05  12  25  33  34  35</w:t>
+              <w:t>01  14  25  27  29  43</w:t>
             </w:r>
           </w:p>
         </w:tc>
@@ -4567,7 +4567,7 @@
                 <w:b/>
                 <w:sz w:val="25"/>
               </w:rPr>
-              <w:t>27</w:t>
+              <w:t>02</w:t>
             </w:r>
           </w:p>
         </w:tc>

--- a/最新開獎紀錄.docx
+++ b/最新開獎紀錄.docx
@@ -173,7 +173,7 @@
                 <w:b/>
                 <w:sz w:val="25"/>
               </w:rPr>
-              <w:t>115000191</w:t>
+              <w:t>115000192</w:t>
             </w:r>
           </w:p>
         </w:tc>
@@ -197,7 +197,7 @@
                 <w:b/>
                 <w:sz w:val="25"/>
               </w:rPr>
-              <w:t>115.08.07</w:t>
+              <w:t>115.08.08</w:t>
             </w:r>
           </w:p>
         </w:tc>
@@ -221,7 +221,7 @@
                 <w:b/>
                 <w:sz w:val="25"/>
               </w:rPr>
-              <w:t>06  11  12  13  19</w:t>
+              <w:t>05  11  24  31  32</w:t>
             </w:r>
           </w:p>
         </w:tc>
@@ -250,7 +250,7 @@
                 <w:b/>
                 <w:sz w:val="25"/>
               </w:rPr>
-              <w:t>115000192</w:t>
+              <w:t>115000193</w:t>
             </w:r>
           </w:p>
         </w:tc>
@@ -274,7 +274,7 @@
                 <w:b/>
                 <w:sz w:val="25"/>
               </w:rPr>
-              <w:t>115.08.08</w:t>
+              <w:t>115.08.10</w:t>
             </w:r>
           </w:p>
         </w:tc>
@@ -298,7 +298,7 @@
                 <w:b/>
                 <w:sz w:val="25"/>
               </w:rPr>
-              <w:t>05  11  24  31  32</w:t>
+              <w:t>01  07  16  23  35</w:t>
             </w:r>
           </w:p>
         </w:tc>
@@ -327,7 +327,7 @@
                 <w:b/>
                 <w:sz w:val="25"/>
               </w:rPr>
-              <w:t>115000193</w:t>
+              <w:t>115000194</w:t>
             </w:r>
           </w:p>
         </w:tc>
@@ -351,7 +351,7 @@
                 <w:b/>
                 <w:sz w:val="25"/>
               </w:rPr>
-              <w:t>115.08.10</w:t>
+              <w:t>115.08.11</w:t>
             </w:r>
           </w:p>
         </w:tc>
@@ -375,7 +375,7 @@
                 <w:b/>
                 <w:sz w:val="25"/>
               </w:rPr>
-              <w:t>01  07  16  23  35</w:t>
+              <w:t>07  17  19  23  30</w:t>
             </w:r>
           </w:p>
         </w:tc>
@@ -404,7 +404,7 @@
                 <w:b/>
                 <w:sz w:val="25"/>
               </w:rPr>
-              <w:t>115000194</w:t>
+              <w:t>115000195</w:t>
             </w:r>
           </w:p>
         </w:tc>
@@ -428,7 +428,7 @@
                 <w:b/>
                 <w:sz w:val="25"/>
               </w:rPr>
-              <w:t>115.08.11</w:t>
+              <w:t>115.08.12</w:t>
             </w:r>
           </w:p>
         </w:tc>
@@ -452,7 +452,7 @@
                 <w:b/>
                 <w:sz w:val="25"/>
               </w:rPr>
-              <w:t>07  17  19  23  30</w:t>
+              <w:t>07  12  17  20  32</w:t>
             </w:r>
           </w:p>
         </w:tc>
@@ -481,7 +481,7 @@
                 <w:b/>
                 <w:sz w:val="25"/>
               </w:rPr>
-              <w:t>115000195</w:t>
+              <w:t>115000196</w:t>
             </w:r>
           </w:p>
         </w:tc>
@@ -505,7 +505,7 @@
                 <w:b/>
                 <w:sz w:val="25"/>
               </w:rPr>
-              <w:t>115.08.12</w:t>
+              <w:t>115.08.13</w:t>
             </w:r>
           </w:p>
         </w:tc>
@@ -529,7 +529,7 @@
                 <w:b/>
                 <w:sz w:val="25"/>
               </w:rPr>
-              <w:t>07  12  17  20  32</w:t>
+              <w:t>05  11  12  17  18</w:t>
             </w:r>
           </w:p>
         </w:tc>
@@ -558,7 +558,7 @@
                 <w:b/>
                 <w:sz w:val="25"/>
               </w:rPr>
-              <w:t>115000196</w:t>
+              <w:t>115000197</w:t>
             </w:r>
           </w:p>
         </w:tc>
@@ -582,7 +582,7 @@
                 <w:b/>
                 <w:sz w:val="25"/>
               </w:rPr>
-              <w:t>115.08.13</w:t>
+              <w:t>115.08.14</w:t>
             </w:r>
           </w:p>
         </w:tc>
@@ -606,7 +606,7 @@
                 <w:b/>
                 <w:sz w:val="25"/>
               </w:rPr>
-              <w:t>05  11  12  17  18</w:t>
+              <w:t>07  19  21  25  34</w:t>
             </w:r>
           </w:p>
         </w:tc>
@@ -635,7 +635,7 @@
                 <w:b/>
                 <w:sz w:val="25"/>
               </w:rPr>
-              <w:t>115000197</w:t>
+              <w:t>115000198</w:t>
             </w:r>
           </w:p>
         </w:tc>
@@ -659,7 +659,7 @@
                 <w:b/>
                 <w:sz w:val="25"/>
               </w:rPr>
-              <w:t>115.08.14</w:t>
+              <w:t>115.08.15</w:t>
             </w:r>
           </w:p>
         </w:tc>
@@ -683,7 +683,7 @@
                 <w:b/>
                 <w:sz w:val="25"/>
               </w:rPr>
-              <w:t>07  19  21  25  34</w:t>
+              <w:t>12  14  21  35  37</w:t>
             </w:r>
           </w:p>
         </w:tc>
@@ -712,7 +712,7 @@
                 <w:b/>
                 <w:sz w:val="25"/>
               </w:rPr>
-              <w:t>115000198</w:t>
+              <w:t>115000199</w:t>
             </w:r>
           </w:p>
         </w:tc>
@@ -736,7 +736,7 @@
                 <w:b/>
                 <w:sz w:val="25"/>
               </w:rPr>
-              <w:t>115.08.15</w:t>
+              <w:t>115.08.17</w:t>
             </w:r>
           </w:p>
         </w:tc>
@@ -760,7 +760,7 @@
                 <w:b/>
                 <w:sz w:val="25"/>
               </w:rPr>
-              <w:t>12  14  21  35  37</w:t>
+              <w:t>19  22  27  28  38</w:t>
             </w:r>
           </w:p>
         </w:tc>
@@ -789,7 +789,7 @@
                 <w:b/>
                 <w:sz w:val="25"/>
               </w:rPr>
-              <w:t>115000199</w:t>
+              <w:t>115000200</w:t>
             </w:r>
           </w:p>
         </w:tc>
@@ -813,7 +813,7 @@
                 <w:b/>
                 <w:sz w:val="25"/>
               </w:rPr>
-              <w:t>115.08.17</w:t>
+              <w:t>115.08.18</w:t>
             </w:r>
           </w:p>
         </w:tc>
@@ -837,7 +837,7 @@
                 <w:b/>
                 <w:sz w:val="25"/>
               </w:rPr>
-              <w:t>19  22  27  28  38</w:t>
+              <w:t>05  06  10  28  39</w:t>
             </w:r>
           </w:p>
         </w:tc>
@@ -866,7 +866,7 @@
                 <w:b/>
                 <w:sz w:val="25"/>
               </w:rPr>
-              <w:t>115000200</w:t>
+              <w:t>115000201</w:t>
             </w:r>
           </w:p>
         </w:tc>
@@ -890,7 +890,7 @@
                 <w:b/>
                 <w:sz w:val="25"/>
               </w:rPr>
-              <w:t>115.08.18</w:t>
+              <w:t>115.08.19</w:t>
             </w:r>
           </w:p>
         </w:tc>
@@ -914,7 +914,7 @@
                 <w:b/>
                 <w:sz w:val="25"/>
               </w:rPr>
-              <w:t>05  06  10  28  39</w:t>
+              <w:t>02  06  07  32  38</w:t>
             </w:r>
           </w:p>
         </w:tc>
@@ -1045,7 +1045,7 @@
                 <w:b/>
                 <w:sz w:val="25"/>
               </w:rPr>
-              <w:t>08/07(五)</w:t>
+              <w:t>08/08(六)</w:t>
             </w:r>
           </w:p>
         </w:tc>
@@ -1069,7 +1069,7 @@
                 <w:b/>
                 <w:sz w:val="25"/>
               </w:rPr>
-              <w:t>9  6  9</w:t>
+              <w:t>2  1  9</w:t>
             </w:r>
           </w:p>
         </w:tc>
@@ -1097,7 +1097,7 @@
                 <w:b/>
                 <w:sz w:val="25"/>
               </w:rPr>
-              <w:t>08/08(六)</w:t>
+              <w:t>08/10(一)</w:t>
             </w:r>
           </w:p>
         </w:tc>
@@ -1120,7 +1120,7 @@
                 <w:b/>
                 <w:sz w:val="25"/>
               </w:rPr>
-              <w:t>2  1  9</w:t>
+              <w:t>1  2  4</w:t>
             </w:r>
           </w:p>
         </w:tc>
@@ -1148,7 +1148,7 @@
                 <w:b/>
                 <w:sz w:val="25"/>
               </w:rPr>
-              <w:t>08/10(一)</w:t>
+              <w:t>08/11(二)</w:t>
             </w:r>
           </w:p>
         </w:tc>
@@ -1171,7 +1171,7 @@
                 <w:b/>
                 <w:sz w:val="25"/>
               </w:rPr>
-              <w:t>1  2  4</w:t>
+              <w:t>6  2  3</w:t>
             </w:r>
           </w:p>
         </w:tc>
@@ -1199,7 +1199,7 @@
                 <w:b/>
                 <w:sz w:val="25"/>
               </w:rPr>
-              <w:t>08/11(二)</w:t>
+              <w:t>08/12(三)</w:t>
             </w:r>
           </w:p>
         </w:tc>
@@ -1222,7 +1222,7 @@
                 <w:b/>
                 <w:sz w:val="25"/>
               </w:rPr>
-              <w:t>6  2  3</w:t>
+              <w:t>9  1  0</w:t>
             </w:r>
           </w:p>
         </w:tc>
@@ -1250,7 +1250,7 @@
                 <w:b/>
                 <w:sz w:val="25"/>
               </w:rPr>
-              <w:t>08/12(三)</w:t>
+              <w:t>08/13(四)</w:t>
             </w:r>
           </w:p>
         </w:tc>
@@ -1273,7 +1273,7 @@
                 <w:b/>
                 <w:sz w:val="25"/>
               </w:rPr>
-              <w:t>9  1  0</w:t>
+              <w:t>2  5  7</w:t>
             </w:r>
           </w:p>
         </w:tc>
@@ -1301,7 +1301,7 @@
                 <w:b/>
                 <w:sz w:val="25"/>
               </w:rPr>
-              <w:t>08/13(四)</w:t>
+              <w:t>08/14(五)</w:t>
             </w:r>
           </w:p>
         </w:tc>
@@ -1324,7 +1324,7 @@
                 <w:b/>
                 <w:sz w:val="25"/>
               </w:rPr>
-              <w:t>2  5  7</w:t>
+              <w:t>1  7  7</w:t>
             </w:r>
           </w:p>
         </w:tc>
@@ -1352,7 +1352,7 @@
                 <w:b/>
                 <w:sz w:val="25"/>
               </w:rPr>
-              <w:t>08/14(五)</w:t>
+              <w:t>08/15(六)</w:t>
             </w:r>
           </w:p>
         </w:tc>
@@ -1375,7 +1375,7 @@
                 <w:b/>
                 <w:sz w:val="25"/>
               </w:rPr>
-              <w:t>1  7  7</w:t>
+              <w:t>1  9  5</w:t>
             </w:r>
           </w:p>
         </w:tc>
@@ -1403,7 +1403,7 @@
                 <w:b/>
                 <w:sz w:val="25"/>
               </w:rPr>
-              <w:t>08/15(六)</w:t>
+              <w:t>08/17(一)</w:t>
             </w:r>
           </w:p>
         </w:tc>
@@ -1426,7 +1426,7 @@
                 <w:b/>
                 <w:sz w:val="25"/>
               </w:rPr>
-              <w:t>1  9  5</w:t>
+              <w:t>3  5  4</w:t>
             </w:r>
           </w:p>
         </w:tc>
@@ -1454,7 +1454,7 @@
                 <w:b/>
                 <w:sz w:val="25"/>
               </w:rPr>
-              <w:t>08/17(一)</w:t>
+              <w:t>08/18(二)</w:t>
             </w:r>
           </w:p>
         </w:tc>
@@ -1477,7 +1477,7 @@
                 <w:b/>
                 <w:sz w:val="25"/>
               </w:rPr>
-              <w:t>3  5  4</w:t>
+              <w:t>8  6  8</w:t>
             </w:r>
           </w:p>
         </w:tc>
@@ -1505,7 +1505,7 @@
                 <w:b/>
                 <w:sz w:val="25"/>
               </w:rPr>
-              <w:t>08/18(二)</w:t>
+              <w:t>08/19(三)</w:t>
             </w:r>
           </w:p>
         </w:tc>
@@ -1528,7 +1528,7 @@
                 <w:b/>
                 <w:sz w:val="25"/>
               </w:rPr>
-              <w:t>8  6  8</w:t>
+              <w:t>8  7  4</w:t>
             </w:r>
           </w:p>
         </w:tc>
@@ -2878,7 +2878,7 @@
                 <w:b/>
                 <w:sz w:val="25"/>
               </w:rPr>
-              <w:t>08/07(五)</w:t>
+              <w:t>08/08(六)</w:t>
             </w:r>
           </w:p>
         </w:tc>
@@ -2902,7 +2902,7 @@
                 <w:b/>
                 <w:sz w:val="25"/>
               </w:rPr>
-              <w:t>1  1  9  3</w:t>
+              <w:t>9  6  2  4</w:t>
             </w:r>
           </w:p>
         </w:tc>
@@ -2930,7 +2930,7 @@
                 <w:b/>
                 <w:sz w:val="25"/>
               </w:rPr>
-              <w:t>08/08(六)</w:t>
+              <w:t>08/10(一)</w:t>
             </w:r>
           </w:p>
         </w:tc>
@@ -2953,7 +2953,7 @@
                 <w:b/>
                 <w:sz w:val="25"/>
               </w:rPr>
-              <w:t>9  6  2  4</w:t>
+              <w:t>3  3  7  5</w:t>
             </w:r>
           </w:p>
         </w:tc>
@@ -2981,7 +2981,7 @@
                 <w:b/>
                 <w:sz w:val="25"/>
               </w:rPr>
-              <w:t>08/10(一)</w:t>
+              <w:t>08/11(二)</w:t>
             </w:r>
           </w:p>
         </w:tc>
@@ -3004,7 +3004,7 @@
                 <w:b/>
                 <w:sz w:val="25"/>
               </w:rPr>
-              <w:t>3  3  7  5</w:t>
+              <w:t>0  2  3  4</w:t>
             </w:r>
           </w:p>
         </w:tc>
@@ -3032,7 +3032,7 @@
                 <w:b/>
                 <w:sz w:val="25"/>
               </w:rPr>
-              <w:t>08/11(二)</w:t>
+              <w:t>08/12(三)</w:t>
             </w:r>
           </w:p>
         </w:tc>
@@ -3055,7 +3055,7 @@
                 <w:b/>
                 <w:sz w:val="25"/>
               </w:rPr>
-              <w:t>0  2  3  4</w:t>
+              <w:t>9  1  3  1</w:t>
             </w:r>
           </w:p>
         </w:tc>
@@ -3083,7 +3083,7 @@
                 <w:b/>
                 <w:sz w:val="25"/>
               </w:rPr>
-              <w:t>08/12(三)</w:t>
+              <w:t>08/13(四)</w:t>
             </w:r>
           </w:p>
         </w:tc>
@@ -3106,7 +3106,7 @@
                 <w:b/>
                 <w:sz w:val="25"/>
               </w:rPr>
-              <w:t>9  1  3  1</w:t>
+              <w:t>5  7  7  0</w:t>
             </w:r>
           </w:p>
         </w:tc>
@@ -3134,7 +3134,7 @@
                 <w:b/>
                 <w:sz w:val="25"/>
               </w:rPr>
-              <w:t>08/13(四)</w:t>
+              <w:t>08/14(五)</w:t>
             </w:r>
           </w:p>
         </w:tc>
@@ -3157,7 +3157,7 @@
                 <w:b/>
                 <w:sz w:val="25"/>
               </w:rPr>
-              <w:t>5  7  7  0</w:t>
+              <w:t>5  4  1  5</w:t>
             </w:r>
           </w:p>
         </w:tc>
@@ -3185,7 +3185,7 @@
                 <w:b/>
                 <w:sz w:val="25"/>
               </w:rPr>
-              <w:t>08/14(五)</w:t>
+              <w:t>08/15(六)</w:t>
             </w:r>
           </w:p>
         </w:tc>
@@ -3208,7 +3208,7 @@
                 <w:b/>
                 <w:sz w:val="25"/>
               </w:rPr>
-              <w:t>5  4  1  5</w:t>
+              <w:t>2  3  9  5</w:t>
             </w:r>
           </w:p>
         </w:tc>
@@ -3236,7 +3236,7 @@
                 <w:b/>
                 <w:sz w:val="25"/>
               </w:rPr>
-              <w:t>08/15(六)</w:t>
+              <w:t>08/17(一)</w:t>
             </w:r>
           </w:p>
         </w:tc>
@@ -3259,7 +3259,7 @@
                 <w:b/>
                 <w:sz w:val="25"/>
               </w:rPr>
-              <w:t>2  3  9  5</w:t>
+              <w:t>6  7  5  3</w:t>
             </w:r>
           </w:p>
         </w:tc>
@@ -3287,7 +3287,7 @@
                 <w:b/>
                 <w:sz w:val="25"/>
               </w:rPr>
-              <w:t>08/17(一)</w:t>
+              <w:t>08/18(二)</w:t>
             </w:r>
           </w:p>
         </w:tc>
@@ -3310,7 +3310,7 @@
                 <w:b/>
                 <w:sz w:val="25"/>
               </w:rPr>
-              <w:t>6  7  5  3</w:t>
+              <w:t>9  7  8  6</w:t>
             </w:r>
           </w:p>
         </w:tc>
@@ -3338,7 +3338,7 @@
                 <w:b/>
                 <w:sz w:val="25"/>
               </w:rPr>
-              <w:t>08/18(二)</w:t>
+              <w:t>08/19(三)</w:t>
             </w:r>
           </w:p>
         </w:tc>
@@ -3361,7 +3361,7 @@
                 <w:b/>
                 <w:sz w:val="25"/>
               </w:rPr>
-              <w:t>9  7  8  6</w:t>
+              <w:t>5  5  5  6</w:t>
             </w:r>
           </w:p>
         </w:tc>

--- a/最新開獎紀錄.docx
+++ b/最新開獎紀錄.docx
@@ -173,7 +173,7 @@
                 <w:b/>
                 <w:sz w:val="25"/>
               </w:rPr>
-              <w:t>115000192</w:t>
+              <w:t>115000193</w:t>
             </w:r>
           </w:p>
         </w:tc>
@@ -197,7 +197,7 @@
                 <w:b/>
                 <w:sz w:val="25"/>
               </w:rPr>
-              <w:t>115.08.08</w:t>
+              <w:t>115.08.10</w:t>
             </w:r>
           </w:p>
         </w:tc>
@@ -221,7 +221,7 @@
                 <w:b/>
                 <w:sz w:val="25"/>
               </w:rPr>
-              <w:t>05  11  24  31  32</w:t>
+              <w:t>01  07  16  23  35</w:t>
             </w:r>
           </w:p>
         </w:tc>
@@ -250,7 +250,7 @@
                 <w:b/>
                 <w:sz w:val="25"/>
               </w:rPr>
-              <w:t>115000193</w:t>
+              <w:t>115000194</w:t>
             </w:r>
           </w:p>
         </w:tc>
@@ -274,7 +274,7 @@
                 <w:b/>
                 <w:sz w:val="25"/>
               </w:rPr>
-              <w:t>115.08.10</w:t>
+              <w:t>115.08.11</w:t>
             </w:r>
           </w:p>
         </w:tc>
@@ -298,7 +298,7 @@
                 <w:b/>
                 <w:sz w:val="25"/>
               </w:rPr>
-              <w:t>01  07  16  23  35</w:t>
+              <w:t>07  17  19  23  30</w:t>
             </w:r>
           </w:p>
         </w:tc>
@@ -327,7 +327,7 @@
                 <w:b/>
                 <w:sz w:val="25"/>
               </w:rPr>
-              <w:t>115000194</w:t>
+              <w:t>115000195</w:t>
             </w:r>
           </w:p>
         </w:tc>
@@ -351,7 +351,7 @@
                 <w:b/>
                 <w:sz w:val="25"/>
               </w:rPr>
-              <w:t>115.08.11</w:t>
+              <w:t>115.08.12</w:t>
             </w:r>
           </w:p>
         </w:tc>
@@ -375,7 +375,7 @@
                 <w:b/>
                 <w:sz w:val="25"/>
               </w:rPr>
-              <w:t>07  17  19  23  30</w:t>
+              <w:t>07  12  17  20  32</w:t>
             </w:r>
           </w:p>
         </w:tc>
@@ -404,7 +404,7 @@
                 <w:b/>
                 <w:sz w:val="25"/>
               </w:rPr>
-              <w:t>115000195</w:t>
+              <w:t>115000196</w:t>
             </w:r>
           </w:p>
         </w:tc>
@@ -428,7 +428,7 @@
                 <w:b/>
                 <w:sz w:val="25"/>
               </w:rPr>
-              <w:t>115.08.12</w:t>
+              <w:t>115.08.13</w:t>
             </w:r>
           </w:p>
         </w:tc>
@@ -452,7 +452,7 @@
                 <w:b/>
                 <w:sz w:val="25"/>
               </w:rPr>
-              <w:t>07  12  17  20  32</w:t>
+              <w:t>05  11  12  17  18</w:t>
             </w:r>
           </w:p>
         </w:tc>
@@ -481,7 +481,7 @@
                 <w:b/>
                 <w:sz w:val="25"/>
               </w:rPr>
-              <w:t>115000196</w:t>
+              <w:t>115000197</w:t>
             </w:r>
           </w:p>
         </w:tc>
@@ -505,7 +505,7 @@
                 <w:b/>
                 <w:sz w:val="25"/>
               </w:rPr>
-              <w:t>115.08.13</w:t>
+              <w:t>115.08.14</w:t>
             </w:r>
           </w:p>
         </w:tc>
@@ -529,7 +529,7 @@
                 <w:b/>
                 <w:sz w:val="25"/>
               </w:rPr>
-              <w:t>05  11  12  17  18</w:t>
+              <w:t>07  19  21  25  34</w:t>
             </w:r>
           </w:p>
         </w:tc>
@@ -558,7 +558,7 @@
                 <w:b/>
                 <w:sz w:val="25"/>
               </w:rPr>
-              <w:t>115000197</w:t>
+              <w:t>115000198</w:t>
             </w:r>
           </w:p>
         </w:tc>
@@ -582,7 +582,7 @@
                 <w:b/>
                 <w:sz w:val="25"/>
               </w:rPr>
-              <w:t>115.08.14</w:t>
+              <w:t>115.08.15</w:t>
             </w:r>
           </w:p>
         </w:tc>
@@ -606,7 +606,7 @@
                 <w:b/>
                 <w:sz w:val="25"/>
               </w:rPr>
-              <w:t>07  19  21  25  34</w:t>
+              <w:t>12  14  21  35  37</w:t>
             </w:r>
           </w:p>
         </w:tc>
@@ -635,7 +635,7 @@
                 <w:b/>
                 <w:sz w:val="25"/>
               </w:rPr>
-              <w:t>115000198</w:t>
+              <w:t>115000199</w:t>
             </w:r>
           </w:p>
         </w:tc>
@@ -659,7 +659,7 @@
                 <w:b/>
                 <w:sz w:val="25"/>
               </w:rPr>
-              <w:t>115.08.15</w:t>
+              <w:t>115.08.17</w:t>
             </w:r>
           </w:p>
         </w:tc>
@@ -683,7 +683,7 @@
                 <w:b/>
                 <w:sz w:val="25"/>
               </w:rPr>
-              <w:t>12  14  21  35  37</w:t>
+              <w:t>19  22  27  28  38</w:t>
             </w:r>
           </w:p>
         </w:tc>
@@ -712,7 +712,7 @@
                 <w:b/>
                 <w:sz w:val="25"/>
               </w:rPr>
-              <w:t>115000199</w:t>
+              <w:t>115000200</w:t>
             </w:r>
           </w:p>
         </w:tc>
@@ -736,7 +736,7 @@
                 <w:b/>
                 <w:sz w:val="25"/>
               </w:rPr>
-              <w:t>115.08.17</w:t>
+              <w:t>115.08.18</w:t>
             </w:r>
           </w:p>
         </w:tc>
@@ -760,7 +760,7 @@
                 <w:b/>
                 <w:sz w:val="25"/>
               </w:rPr>
-              <w:t>19  22  27  28  38</w:t>
+              <w:t>05  06  10  28  39</w:t>
             </w:r>
           </w:p>
         </w:tc>
@@ -789,7 +789,7 @@
                 <w:b/>
                 <w:sz w:val="25"/>
               </w:rPr>
-              <w:t>115000200</w:t>
+              <w:t>115000201</w:t>
             </w:r>
           </w:p>
         </w:tc>
@@ -813,7 +813,7 @@
                 <w:b/>
                 <w:sz w:val="25"/>
               </w:rPr>
-              <w:t>115.08.18</w:t>
+              <w:t>115.08.19</w:t>
             </w:r>
           </w:p>
         </w:tc>
@@ -837,7 +837,7 @@
                 <w:b/>
                 <w:sz w:val="25"/>
               </w:rPr>
-              <w:t>05  06  10  28  39</w:t>
+              <w:t>02  06  07  32  38</w:t>
             </w:r>
           </w:p>
         </w:tc>
@@ -866,7 +866,7 @@
                 <w:b/>
                 <w:sz w:val="25"/>
               </w:rPr>
-              <w:t>115000201</w:t>
+              <w:t>115000202</w:t>
             </w:r>
           </w:p>
         </w:tc>
@@ -890,7 +890,7 @@
                 <w:b/>
                 <w:sz w:val="25"/>
               </w:rPr>
-              <w:t>115.08.19</w:t>
+              <w:t>115.08.20</w:t>
             </w:r>
           </w:p>
         </w:tc>
@@ -914,7 +914,7 @@
                 <w:b/>
                 <w:sz w:val="25"/>
               </w:rPr>
-              <w:t>02  06  07  32  38</w:t>
+              <w:t>04  14  27  32  34</w:t>
             </w:r>
           </w:p>
         </w:tc>
@@ -1045,7 +1045,7 @@
                 <w:b/>
                 <w:sz w:val="25"/>
               </w:rPr>
-              <w:t>08/08(六)</w:t>
+              <w:t>08/10(一)</w:t>
             </w:r>
           </w:p>
         </w:tc>
@@ -1069,7 +1069,7 @@
                 <w:b/>
                 <w:sz w:val="25"/>
               </w:rPr>
-              <w:t>2  1  9</w:t>
+              <w:t>1  2  4</w:t>
             </w:r>
           </w:p>
         </w:tc>
@@ -1097,7 +1097,7 @@
                 <w:b/>
                 <w:sz w:val="25"/>
               </w:rPr>
-              <w:t>08/10(一)</w:t>
+              <w:t>08/11(二)</w:t>
             </w:r>
           </w:p>
         </w:tc>
@@ -1120,7 +1120,7 @@
                 <w:b/>
                 <w:sz w:val="25"/>
               </w:rPr>
-              <w:t>1  2  4</w:t>
+              <w:t>6  2  3</w:t>
             </w:r>
           </w:p>
         </w:tc>
@@ -1148,7 +1148,7 @@
                 <w:b/>
                 <w:sz w:val="25"/>
               </w:rPr>
-              <w:t>08/11(二)</w:t>
+              <w:t>08/12(三)</w:t>
             </w:r>
           </w:p>
         </w:tc>
@@ -1171,7 +1171,7 @@
                 <w:b/>
                 <w:sz w:val="25"/>
               </w:rPr>
-              <w:t>6  2  3</w:t>
+              <w:t>9  1  0</w:t>
             </w:r>
           </w:p>
         </w:tc>
@@ -1199,7 +1199,7 @@
                 <w:b/>
                 <w:sz w:val="25"/>
               </w:rPr>
-              <w:t>08/12(三)</w:t>
+              <w:t>08/13(四)</w:t>
             </w:r>
           </w:p>
         </w:tc>
@@ -1222,7 +1222,7 @@
                 <w:b/>
                 <w:sz w:val="25"/>
               </w:rPr>
-              <w:t>9  1  0</w:t>
+              <w:t>2  5  7</w:t>
             </w:r>
           </w:p>
         </w:tc>
@@ -1250,7 +1250,7 @@
                 <w:b/>
                 <w:sz w:val="25"/>
               </w:rPr>
-              <w:t>08/13(四)</w:t>
+              <w:t>08/14(五)</w:t>
             </w:r>
           </w:p>
         </w:tc>
@@ -1273,7 +1273,7 @@
                 <w:b/>
                 <w:sz w:val="25"/>
               </w:rPr>
-              <w:t>2  5  7</w:t>
+              <w:t>1  7  7</w:t>
             </w:r>
           </w:p>
         </w:tc>
@@ -1301,7 +1301,7 @@
                 <w:b/>
                 <w:sz w:val="25"/>
               </w:rPr>
-              <w:t>08/14(五)</w:t>
+              <w:t>08/15(六)</w:t>
             </w:r>
           </w:p>
         </w:tc>
@@ -1324,7 +1324,7 @@
                 <w:b/>
                 <w:sz w:val="25"/>
               </w:rPr>
-              <w:t>1  7  7</w:t>
+              <w:t>1  9  5</w:t>
             </w:r>
           </w:p>
         </w:tc>
@@ -1352,7 +1352,7 @@
                 <w:b/>
                 <w:sz w:val="25"/>
               </w:rPr>
-              <w:t>08/15(六)</w:t>
+              <w:t>08/17(一)</w:t>
             </w:r>
           </w:p>
         </w:tc>
@@ -1375,7 +1375,7 @@
                 <w:b/>
                 <w:sz w:val="25"/>
               </w:rPr>
-              <w:t>1  9  5</w:t>
+              <w:t>3  5  4</w:t>
             </w:r>
           </w:p>
         </w:tc>
@@ -1403,7 +1403,7 @@
                 <w:b/>
                 <w:sz w:val="25"/>
               </w:rPr>
-              <w:t>08/17(一)</w:t>
+              <w:t>08/18(二)</w:t>
             </w:r>
           </w:p>
         </w:tc>
@@ -1426,7 +1426,7 @@
                 <w:b/>
                 <w:sz w:val="25"/>
               </w:rPr>
-              <w:t>3  5  4</w:t>
+              <w:t>8  6  8</w:t>
             </w:r>
           </w:p>
         </w:tc>
@@ -1454,7 +1454,7 @@
                 <w:b/>
                 <w:sz w:val="25"/>
               </w:rPr>
-              <w:t>08/18(二)</w:t>
+              <w:t>08/19(三)</w:t>
             </w:r>
           </w:p>
         </w:tc>
@@ -1477,7 +1477,7 @@
                 <w:b/>
                 <w:sz w:val="25"/>
               </w:rPr>
-              <w:t>8  6  8</w:t>
+              <w:t>8  7  4</w:t>
             </w:r>
           </w:p>
         </w:tc>
@@ -1505,7 +1505,7 @@
                 <w:b/>
                 <w:sz w:val="25"/>
               </w:rPr>
-              <w:t>08/19(三)</w:t>
+              <w:t>08/20(四)</w:t>
             </w:r>
           </w:p>
         </w:tc>
@@ -1528,7 +1528,7 @@
                 <w:b/>
                 <w:sz w:val="25"/>
               </w:rPr>
-              <w:t>8  7  4</w:t>
+              <w:t>3  4  4</w:t>
             </w:r>
           </w:p>
         </w:tc>
@@ -1766,7 +1766,7 @@
                 <w:b/>
                 <w:sz w:val="25"/>
               </w:rPr>
-              <w:t>115000057</w:t>
+              <w:t>115000058</w:t>
             </w:r>
           </w:p>
         </w:tc>
@@ -1790,7 +1790,7 @@
                 <w:b/>
                 <w:sz w:val="25"/>
               </w:rPr>
-              <w:t>115.07.16</w:t>
+              <w:t>115.07.20</w:t>
             </w:r>
           </w:p>
         </w:tc>
@@ -1814,7 +1814,7 @@
                 <w:b/>
                 <w:sz w:val="25"/>
               </w:rPr>
-              <w:t>17  23  25  29  34  36</w:t>
+              <w:t>06  12  13  23  29  31</w:t>
             </w:r>
           </w:p>
         </w:tc>
@@ -1838,7 +1838,7 @@
                 <w:b/>
                 <w:sz w:val="25"/>
               </w:rPr>
-              <w:t>07</w:t>
+              <w:t>02</w:t>
             </w:r>
           </w:p>
         </w:tc>
@@ -1867,7 +1867,7 @@
                 <w:b/>
                 <w:sz w:val="25"/>
               </w:rPr>
-              <w:t>115000058</w:t>
+              <w:t>115000059</w:t>
             </w:r>
           </w:p>
         </w:tc>
@@ -1891,7 +1891,7 @@
                 <w:b/>
                 <w:sz w:val="25"/>
               </w:rPr>
-              <w:t>115.07.20</w:t>
+              <w:t>115.07.23</w:t>
             </w:r>
           </w:p>
         </w:tc>
@@ -1915,7 +1915,7 @@
                 <w:b/>
                 <w:sz w:val="25"/>
               </w:rPr>
-              <w:t>06  12  13  23  29  31</w:t>
+              <w:t>08  10  13  21  29  31</w:t>
             </w:r>
           </w:p>
         </w:tc>
@@ -1939,7 +1939,7 @@
                 <w:b/>
                 <w:sz w:val="25"/>
               </w:rPr>
-              <w:t>02</w:t>
+              <w:t>07</w:t>
             </w:r>
           </w:p>
         </w:tc>
@@ -1968,7 +1968,7 @@
                 <w:b/>
                 <w:sz w:val="25"/>
               </w:rPr>
-              <w:t>115000059</w:t>
+              <w:t>115000060</w:t>
             </w:r>
           </w:p>
         </w:tc>
@@ -1992,7 +1992,7 @@
                 <w:b/>
                 <w:sz w:val="25"/>
               </w:rPr>
-              <w:t>115.07.23</w:t>
+              <w:t>115.07.27</w:t>
             </w:r>
           </w:p>
         </w:tc>
@@ -2016,7 +2016,7 @@
                 <w:b/>
                 <w:sz w:val="25"/>
               </w:rPr>
-              <w:t>08  10  13  21  29  31</w:t>
+              <w:t>19  22  28  31  33  35</w:t>
             </w:r>
           </w:p>
         </w:tc>
@@ -2069,7 +2069,7 @@
                 <w:b/>
                 <w:sz w:val="25"/>
               </w:rPr>
-              <w:t>115000060</w:t>
+              <w:t>115000061</w:t>
             </w:r>
           </w:p>
         </w:tc>
@@ -2093,7 +2093,7 @@
                 <w:b/>
                 <w:sz w:val="25"/>
               </w:rPr>
-              <w:t>115.07.27</w:t>
+              <w:t>115.07.30</w:t>
             </w:r>
           </w:p>
         </w:tc>
@@ -2117,7 +2117,7 @@
                 <w:b/>
                 <w:sz w:val="25"/>
               </w:rPr>
-              <w:t>19  22  28  31  33  35</w:t>
+              <w:t>08  14  17  19  21  23</w:t>
             </w:r>
           </w:p>
         </w:tc>
@@ -2170,7 +2170,7 @@
                 <w:b/>
                 <w:sz w:val="25"/>
               </w:rPr>
-              <w:t>115000061</w:t>
+              <w:t>115000062</w:t>
             </w:r>
           </w:p>
         </w:tc>
@@ -2194,7 +2194,7 @@
                 <w:b/>
                 <w:sz w:val="25"/>
               </w:rPr>
-              <w:t>115.07.30</w:t>
+              <w:t>115.08.03</w:t>
             </w:r>
           </w:p>
         </w:tc>
@@ -2218,7 +2218,7 @@
                 <w:b/>
                 <w:sz w:val="25"/>
               </w:rPr>
-              <w:t>08  14  17  19  21  23</w:t>
+              <w:t>04  15  22  26  34  36</w:t>
             </w:r>
           </w:p>
         </w:tc>
@@ -2271,7 +2271,7 @@
                 <w:b/>
                 <w:sz w:val="25"/>
               </w:rPr>
-              <w:t>115000062</w:t>
+              <w:t>115000063</w:t>
             </w:r>
           </w:p>
         </w:tc>
@@ -2295,7 +2295,7 @@
                 <w:b/>
                 <w:sz w:val="25"/>
               </w:rPr>
-              <w:t>115.08.03</w:t>
+              <w:t>115.08.06</w:t>
             </w:r>
           </w:p>
         </w:tc>
@@ -2319,7 +2319,7 @@
                 <w:b/>
                 <w:sz w:val="25"/>
               </w:rPr>
-              <w:t>04  15  22  26  34  36</w:t>
+              <w:t>02  07  08  20  26  33</w:t>
             </w:r>
           </w:p>
         </w:tc>
@@ -2343,7 +2343,7 @@
                 <w:b/>
                 <w:sz w:val="25"/>
               </w:rPr>
-              <w:t>07</w:t>
+              <w:t>04</w:t>
             </w:r>
           </w:p>
         </w:tc>
@@ -2372,7 +2372,7 @@
                 <w:b/>
                 <w:sz w:val="25"/>
               </w:rPr>
-              <w:t>115000063</w:t>
+              <w:t>115000064</w:t>
             </w:r>
           </w:p>
         </w:tc>
@@ -2396,7 +2396,7 @@
                 <w:b/>
                 <w:sz w:val="25"/>
               </w:rPr>
-              <w:t>115.08.06</w:t>
+              <w:t>115.08.10</w:t>
             </w:r>
           </w:p>
         </w:tc>
@@ -2420,7 +2420,7 @@
                 <w:b/>
                 <w:sz w:val="25"/>
               </w:rPr>
-              <w:t>02  07  08  20  26  33</w:t>
+              <w:t>11  25  28  30  31  36</w:t>
             </w:r>
           </w:p>
         </w:tc>
@@ -2444,7 +2444,7 @@
                 <w:b/>
                 <w:sz w:val="25"/>
               </w:rPr>
-              <w:t>04</w:t>
+              <w:t>03</w:t>
             </w:r>
           </w:p>
         </w:tc>
@@ -2473,7 +2473,7 @@
                 <w:b/>
                 <w:sz w:val="25"/>
               </w:rPr>
-              <w:t>115000064</w:t>
+              <w:t>115000065</w:t>
             </w:r>
           </w:p>
         </w:tc>
@@ -2497,7 +2497,7 @@
                 <w:b/>
                 <w:sz w:val="25"/>
               </w:rPr>
-              <w:t>115.08.10</w:t>
+              <w:t>115.08.13</w:t>
             </w:r>
           </w:p>
         </w:tc>
@@ -2521,7 +2521,7 @@
                 <w:b/>
                 <w:sz w:val="25"/>
               </w:rPr>
-              <w:t>11  25  28  30  31  36</w:t>
+              <w:t>01  03  04  07  10  19</w:t>
             </w:r>
           </w:p>
         </w:tc>
@@ -2545,7 +2545,7 @@
                 <w:b/>
                 <w:sz w:val="25"/>
               </w:rPr>
-              <w:t>03</w:t>
+              <w:t>06</w:t>
             </w:r>
           </w:p>
         </w:tc>
@@ -2574,7 +2574,7 @@
                 <w:b/>
                 <w:sz w:val="25"/>
               </w:rPr>
-              <w:t>115000065</w:t>
+              <w:t>115000066</w:t>
             </w:r>
           </w:p>
         </w:tc>
@@ -2598,7 +2598,7 @@
                 <w:b/>
                 <w:sz w:val="25"/>
               </w:rPr>
-              <w:t>115.08.13</w:t>
+              <w:t>115.08.17</w:t>
             </w:r>
           </w:p>
         </w:tc>
@@ -2622,7 +2622,7 @@
                 <w:b/>
                 <w:sz w:val="25"/>
               </w:rPr>
-              <w:t>01  03  04  07  10  19</w:t>
+              <w:t>05  11  18  19  35  38</w:t>
             </w:r>
           </w:p>
         </w:tc>
@@ -2646,7 +2646,7 @@
                 <w:b/>
                 <w:sz w:val="25"/>
               </w:rPr>
-              <w:t>06</w:t>
+              <w:t>08</w:t>
             </w:r>
           </w:p>
         </w:tc>
@@ -2675,7 +2675,7 @@
                 <w:b/>
                 <w:sz w:val="25"/>
               </w:rPr>
-              <w:t>115000066</w:t>
+              <w:t>115000067</w:t>
             </w:r>
           </w:p>
         </w:tc>
@@ -2699,7 +2699,7 @@
                 <w:b/>
                 <w:sz w:val="25"/>
               </w:rPr>
-              <w:t>115.08.17</w:t>
+              <w:t>115.08.20</w:t>
             </w:r>
           </w:p>
         </w:tc>
@@ -2723,7 +2723,7 @@
                 <w:b/>
                 <w:sz w:val="25"/>
               </w:rPr>
-              <w:t>05  11  18  19  35  38</w:t>
+              <w:t>01  02  09  11  29  35</w:t>
             </w:r>
           </w:p>
         </w:tc>
@@ -2747,7 +2747,7 @@
                 <w:b/>
                 <w:sz w:val="25"/>
               </w:rPr>
-              <w:t>08</w:t>
+              <w:t>02</w:t>
             </w:r>
           </w:p>
         </w:tc>
@@ -2878,7 +2878,7 @@
                 <w:b/>
                 <w:sz w:val="25"/>
               </w:rPr>
-              <w:t>08/08(六)</w:t>
+              <w:t>08/10(一)</w:t>
             </w:r>
           </w:p>
         </w:tc>
@@ -2902,7 +2902,7 @@
                 <w:b/>
                 <w:sz w:val="25"/>
               </w:rPr>
-              <w:t>9  6  2  4</w:t>
+              <w:t>3  3  7  5</w:t>
             </w:r>
           </w:p>
         </w:tc>
@@ -2930,7 +2930,7 @@
                 <w:b/>
                 <w:sz w:val="25"/>
               </w:rPr>
-              <w:t>08/10(一)</w:t>
+              <w:t>08/11(二)</w:t>
             </w:r>
           </w:p>
         </w:tc>
@@ -2953,7 +2953,7 @@
                 <w:b/>
                 <w:sz w:val="25"/>
               </w:rPr>
-              <w:t>3  3  7  5</w:t>
+              <w:t>0  2  3  4</w:t>
             </w:r>
           </w:p>
         </w:tc>
@@ -2981,7 +2981,7 @@
                 <w:b/>
                 <w:sz w:val="25"/>
               </w:rPr>
-              <w:t>08/11(二)</w:t>
+              <w:t>08/12(三)</w:t>
             </w:r>
           </w:p>
         </w:tc>
@@ -3004,7 +3004,7 @@
                 <w:b/>
                 <w:sz w:val="25"/>
               </w:rPr>
-              <w:t>0  2  3  4</w:t>
+              <w:t>9  1  3  1</w:t>
             </w:r>
           </w:p>
         </w:tc>
@@ -3032,7 +3032,7 @@
                 <w:b/>
                 <w:sz w:val="25"/>
               </w:rPr>
-              <w:t>08/12(三)</w:t>
+              <w:t>08/13(四)</w:t>
             </w:r>
           </w:p>
         </w:tc>
@@ -3055,7 +3055,7 @@
                 <w:b/>
                 <w:sz w:val="25"/>
               </w:rPr>
-              <w:t>9  1  3  1</w:t>
+              <w:t>5  7  7  0</w:t>
             </w:r>
           </w:p>
         </w:tc>
@@ -3083,7 +3083,7 @@
                 <w:b/>
                 <w:sz w:val="25"/>
               </w:rPr>
-              <w:t>08/13(四)</w:t>
+              <w:t>08/14(五)</w:t>
             </w:r>
           </w:p>
         </w:tc>
@@ -3106,7 +3106,7 @@
                 <w:b/>
                 <w:sz w:val="25"/>
               </w:rPr>
-              <w:t>5  7  7  0</w:t>
+              <w:t>5  4  1  5</w:t>
             </w:r>
           </w:p>
         </w:tc>
@@ -3134,7 +3134,7 @@
                 <w:b/>
                 <w:sz w:val="25"/>
               </w:rPr>
-              <w:t>08/14(五)</w:t>
+              <w:t>08/15(六)</w:t>
             </w:r>
           </w:p>
         </w:tc>
@@ -3157,7 +3157,7 @@
                 <w:b/>
                 <w:sz w:val="25"/>
               </w:rPr>
-              <w:t>5  4  1  5</w:t>
+              <w:t>2  3  9  5</w:t>
             </w:r>
           </w:p>
         </w:tc>
@@ -3185,7 +3185,7 @@
                 <w:b/>
                 <w:sz w:val="25"/>
               </w:rPr>
-              <w:t>08/15(六)</w:t>
+              <w:t>08/17(一)</w:t>
             </w:r>
           </w:p>
         </w:tc>
@@ -3208,7 +3208,7 @@
                 <w:b/>
                 <w:sz w:val="25"/>
               </w:rPr>
-              <w:t>2  3  9  5</w:t>
+              <w:t>6  7  5  3</w:t>
             </w:r>
           </w:p>
         </w:tc>
@@ -3236,7 +3236,7 @@
                 <w:b/>
                 <w:sz w:val="25"/>
               </w:rPr>
-              <w:t>08/17(一)</w:t>
+              <w:t>08/18(二)</w:t>
             </w:r>
           </w:p>
         </w:tc>
@@ -3259,7 +3259,7 @@
                 <w:b/>
                 <w:sz w:val="25"/>
               </w:rPr>
-              <w:t>6  7  5  3</w:t>
+              <w:t>9  7  8  6</w:t>
             </w:r>
           </w:p>
         </w:tc>
@@ -3287,7 +3287,7 @@
                 <w:b/>
                 <w:sz w:val="25"/>
               </w:rPr>
-              <w:t>08/18(二)</w:t>
+              <w:t>08/19(三)</w:t>
             </w:r>
           </w:p>
         </w:tc>
@@ -3310,7 +3310,7 @@
                 <w:b/>
                 <w:sz w:val="25"/>
               </w:rPr>
-              <w:t>9  7  8  6</w:t>
+              <w:t>5  5  5  6</w:t>
             </w:r>
           </w:p>
         </w:tc>
@@ -3338,7 +3338,7 @@
                 <w:b/>
                 <w:sz w:val="25"/>
               </w:rPr>
-              <w:t>08/19(三)</w:t>
+              <w:t>08/20(四)</w:t>
             </w:r>
           </w:p>
         </w:tc>
@@ -3361,7 +3361,7 @@
                 <w:b/>
                 <w:sz w:val="25"/>
               </w:rPr>
-              <w:t>5  5  5  6</w:t>
+              <w:t>6  8  3  5</w:t>
             </w:r>
           </w:p>
         </w:tc>

--- a/最新開獎紀錄.docx
+++ b/最新開獎紀錄.docx
@@ -173,7 +173,7 @@
                 <w:b/>
                 <w:sz w:val="25"/>
               </w:rPr>
-              <w:t>115000193</w:t>
+              <w:t>115000194</w:t>
             </w:r>
           </w:p>
         </w:tc>
@@ -197,7 +197,7 @@
                 <w:b/>
                 <w:sz w:val="25"/>
               </w:rPr>
-              <w:t>115.08.10</w:t>
+              <w:t>115.08.11</w:t>
             </w:r>
           </w:p>
         </w:tc>
@@ -221,7 +221,7 @@
                 <w:b/>
                 <w:sz w:val="25"/>
               </w:rPr>
-              <w:t>01  07  16  23  35</w:t>
+              <w:t>07  17  19  23  30</w:t>
             </w:r>
           </w:p>
         </w:tc>
@@ -250,7 +250,7 @@
                 <w:b/>
                 <w:sz w:val="25"/>
               </w:rPr>
-              <w:t>115000194</w:t>
+              <w:t>115000195</w:t>
             </w:r>
           </w:p>
         </w:tc>
@@ -274,7 +274,7 @@
                 <w:b/>
                 <w:sz w:val="25"/>
               </w:rPr>
-              <w:t>115.08.11</w:t>
+              <w:t>115.08.12</w:t>
             </w:r>
           </w:p>
         </w:tc>
@@ -298,7 +298,7 @@
                 <w:b/>
                 <w:sz w:val="25"/>
               </w:rPr>
-              <w:t>07  17  19  23  30</w:t>
+              <w:t>07  12  17  20  32</w:t>
             </w:r>
           </w:p>
         </w:tc>
@@ -327,7 +327,7 @@
                 <w:b/>
                 <w:sz w:val="25"/>
               </w:rPr>
-              <w:t>115000195</w:t>
+              <w:t>115000196</w:t>
             </w:r>
           </w:p>
         </w:tc>
@@ -351,7 +351,7 @@
                 <w:b/>
                 <w:sz w:val="25"/>
               </w:rPr>
-              <w:t>115.08.12</w:t>
+              <w:t>115.08.13</w:t>
             </w:r>
           </w:p>
         </w:tc>
@@ -375,7 +375,7 @@
                 <w:b/>
                 <w:sz w:val="25"/>
               </w:rPr>
-              <w:t>07  12  17  20  32</w:t>
+              <w:t>05  11  12  17  18</w:t>
             </w:r>
           </w:p>
         </w:tc>
@@ -404,7 +404,7 @@
                 <w:b/>
                 <w:sz w:val="25"/>
               </w:rPr>
-              <w:t>115000196</w:t>
+              <w:t>115000197</w:t>
             </w:r>
           </w:p>
         </w:tc>
@@ -428,7 +428,7 @@
                 <w:b/>
                 <w:sz w:val="25"/>
               </w:rPr>
-              <w:t>115.08.13</w:t>
+              <w:t>115.08.14</w:t>
             </w:r>
           </w:p>
         </w:tc>
@@ -452,7 +452,7 @@
                 <w:b/>
                 <w:sz w:val="25"/>
               </w:rPr>
-              <w:t>05  11  12  17  18</w:t>
+              <w:t>07  19  21  25  34</w:t>
             </w:r>
           </w:p>
         </w:tc>
@@ -481,7 +481,7 @@
                 <w:b/>
                 <w:sz w:val="25"/>
               </w:rPr>
-              <w:t>115000197</w:t>
+              <w:t>115000198</w:t>
             </w:r>
           </w:p>
         </w:tc>
@@ -505,7 +505,7 @@
                 <w:b/>
                 <w:sz w:val="25"/>
               </w:rPr>
-              <w:t>115.08.14</w:t>
+              <w:t>115.08.15</w:t>
             </w:r>
           </w:p>
         </w:tc>
@@ -529,7 +529,7 @@
                 <w:b/>
                 <w:sz w:val="25"/>
               </w:rPr>
-              <w:t>07  19  21  25  34</w:t>
+              <w:t>12  14  21  35  37</w:t>
             </w:r>
           </w:p>
         </w:tc>
@@ -558,7 +558,7 @@
                 <w:b/>
                 <w:sz w:val="25"/>
               </w:rPr>
-              <w:t>115000198</w:t>
+              <w:t>115000199</w:t>
             </w:r>
           </w:p>
         </w:tc>
@@ -582,7 +582,7 @@
                 <w:b/>
                 <w:sz w:val="25"/>
               </w:rPr>
-              <w:t>115.08.15</w:t>
+              <w:t>115.08.17</w:t>
             </w:r>
           </w:p>
         </w:tc>
@@ -606,7 +606,7 @@
                 <w:b/>
                 <w:sz w:val="25"/>
               </w:rPr>
-              <w:t>12  14  21  35  37</w:t>
+              <w:t>19  22  27  28  38</w:t>
             </w:r>
           </w:p>
         </w:tc>
@@ -635,7 +635,7 @@
                 <w:b/>
                 <w:sz w:val="25"/>
               </w:rPr>
-              <w:t>115000199</w:t>
+              <w:t>115000200</w:t>
             </w:r>
           </w:p>
         </w:tc>
@@ -659,7 +659,7 @@
                 <w:b/>
                 <w:sz w:val="25"/>
               </w:rPr>
-              <w:t>115.08.17</w:t>
+              <w:t>115.08.18</w:t>
             </w:r>
           </w:p>
         </w:tc>
@@ -683,7 +683,7 @@
                 <w:b/>
                 <w:sz w:val="25"/>
               </w:rPr>
-              <w:t>19  22  27  28  38</w:t>
+              <w:t>05  06  10  28  39</w:t>
             </w:r>
           </w:p>
         </w:tc>
@@ -712,7 +712,7 @@
                 <w:b/>
                 <w:sz w:val="25"/>
               </w:rPr>
-              <w:t>115000200</w:t>
+              <w:t>115000201</w:t>
             </w:r>
           </w:p>
         </w:tc>
@@ -736,7 +736,7 @@
                 <w:b/>
                 <w:sz w:val="25"/>
               </w:rPr>
-              <w:t>115.08.18</w:t>
+              <w:t>115.08.19</w:t>
             </w:r>
           </w:p>
         </w:tc>
@@ -760,7 +760,7 @@
                 <w:b/>
                 <w:sz w:val="25"/>
               </w:rPr>
-              <w:t>05  06  10  28  39</w:t>
+              <w:t>02  06  07  32  38</w:t>
             </w:r>
           </w:p>
         </w:tc>
@@ -789,7 +789,7 @@
                 <w:b/>
                 <w:sz w:val="25"/>
               </w:rPr>
-              <w:t>115000201</w:t>
+              <w:t>115000202</w:t>
             </w:r>
           </w:p>
         </w:tc>
@@ -813,7 +813,7 @@
                 <w:b/>
                 <w:sz w:val="25"/>
               </w:rPr>
-              <w:t>115.08.19</w:t>
+              <w:t>115.08.20</w:t>
             </w:r>
           </w:p>
         </w:tc>
@@ -837,7 +837,7 @@
                 <w:b/>
                 <w:sz w:val="25"/>
               </w:rPr>
-              <w:t>02  06  07  32  38</w:t>
+              <w:t>04  14  27  32  34</w:t>
             </w:r>
           </w:p>
         </w:tc>
@@ -866,7 +866,7 @@
                 <w:b/>
                 <w:sz w:val="25"/>
               </w:rPr>
-              <w:t>115000202</w:t>
+              <w:t>115000203</w:t>
             </w:r>
           </w:p>
         </w:tc>
@@ -890,7 +890,7 @@
                 <w:b/>
                 <w:sz w:val="25"/>
               </w:rPr>
-              <w:t>115.08.20</w:t>
+              <w:t>115.08.21</w:t>
             </w:r>
           </w:p>
         </w:tc>
@@ -914,7 +914,7 @@
                 <w:b/>
                 <w:sz w:val="25"/>
               </w:rPr>
-              <w:t>04  14  27  32  34</w:t>
+              <w:t>11  12  18  20  29</w:t>
             </w:r>
           </w:p>
         </w:tc>
@@ -1045,7 +1045,7 @@
                 <w:b/>
                 <w:sz w:val="25"/>
               </w:rPr>
-              <w:t>08/10(一)</w:t>
+              <w:t>08/11(二)</w:t>
             </w:r>
           </w:p>
         </w:tc>
@@ -1069,7 +1069,7 @@
                 <w:b/>
                 <w:sz w:val="25"/>
               </w:rPr>
-              <w:t>1  2  4</w:t>
+              <w:t>6  2  3</w:t>
             </w:r>
           </w:p>
         </w:tc>
@@ -1097,7 +1097,7 @@
                 <w:b/>
                 <w:sz w:val="25"/>
               </w:rPr>
-              <w:t>08/11(二)</w:t>
+              <w:t>08/12(三)</w:t>
             </w:r>
           </w:p>
         </w:tc>
@@ -1120,7 +1120,7 @@
                 <w:b/>
                 <w:sz w:val="25"/>
               </w:rPr>
-              <w:t>6  2  3</w:t>
+              <w:t>9  1  0</w:t>
             </w:r>
           </w:p>
         </w:tc>
@@ -1148,7 +1148,7 @@
                 <w:b/>
                 <w:sz w:val="25"/>
               </w:rPr>
-              <w:t>08/12(三)</w:t>
+              <w:t>08/13(四)</w:t>
             </w:r>
           </w:p>
         </w:tc>
@@ -1171,7 +1171,7 @@
                 <w:b/>
                 <w:sz w:val="25"/>
               </w:rPr>
-              <w:t>9  1  0</w:t>
+              <w:t>2  5  7</w:t>
             </w:r>
           </w:p>
         </w:tc>
@@ -1199,7 +1199,7 @@
                 <w:b/>
                 <w:sz w:val="25"/>
               </w:rPr>
-              <w:t>08/13(四)</w:t>
+              <w:t>08/14(五)</w:t>
             </w:r>
           </w:p>
         </w:tc>
@@ -1222,7 +1222,7 @@
                 <w:b/>
                 <w:sz w:val="25"/>
               </w:rPr>
-              <w:t>2  5  7</w:t>
+              <w:t>1  7  7</w:t>
             </w:r>
           </w:p>
         </w:tc>
@@ -1250,7 +1250,7 @@
                 <w:b/>
                 <w:sz w:val="25"/>
               </w:rPr>
-              <w:t>08/14(五)</w:t>
+              <w:t>08/15(六)</w:t>
             </w:r>
           </w:p>
         </w:tc>
@@ -1273,7 +1273,7 @@
                 <w:b/>
                 <w:sz w:val="25"/>
               </w:rPr>
-              <w:t>1  7  7</w:t>
+              <w:t>1  9  5</w:t>
             </w:r>
           </w:p>
         </w:tc>
@@ -1301,7 +1301,7 @@
                 <w:b/>
                 <w:sz w:val="25"/>
               </w:rPr>
-              <w:t>08/15(六)</w:t>
+              <w:t>08/17(一)</w:t>
             </w:r>
           </w:p>
         </w:tc>
@@ -1324,7 +1324,7 @@
                 <w:b/>
                 <w:sz w:val="25"/>
               </w:rPr>
-              <w:t>1  9  5</w:t>
+              <w:t>3  5  4</w:t>
             </w:r>
           </w:p>
         </w:tc>
@@ -1352,7 +1352,7 @@
                 <w:b/>
                 <w:sz w:val="25"/>
               </w:rPr>
-              <w:t>08/17(一)</w:t>
+              <w:t>08/18(二)</w:t>
             </w:r>
           </w:p>
         </w:tc>
@@ -1375,7 +1375,7 @@
                 <w:b/>
                 <w:sz w:val="25"/>
               </w:rPr>
-              <w:t>3  5  4</w:t>
+              <w:t>8  6  8</w:t>
             </w:r>
           </w:p>
         </w:tc>
@@ -1403,7 +1403,7 @@
                 <w:b/>
                 <w:sz w:val="25"/>
               </w:rPr>
-              <w:t>08/18(二)</w:t>
+              <w:t>08/19(三)</w:t>
             </w:r>
           </w:p>
         </w:tc>
@@ -1426,7 +1426,7 @@
                 <w:b/>
                 <w:sz w:val="25"/>
               </w:rPr>
-              <w:t>8  6  8</w:t>
+              <w:t>8  7  4</w:t>
             </w:r>
           </w:p>
         </w:tc>
@@ -1454,7 +1454,7 @@
                 <w:b/>
                 <w:sz w:val="25"/>
               </w:rPr>
-              <w:t>08/19(三)</w:t>
+              <w:t>08/20(四)</w:t>
             </w:r>
           </w:p>
         </w:tc>
@@ -1477,7 +1477,7 @@
                 <w:b/>
                 <w:sz w:val="25"/>
               </w:rPr>
-              <w:t>8  7  4</w:t>
+              <w:t>3  4  4</w:t>
             </w:r>
           </w:p>
         </w:tc>
@@ -1505,7 +1505,7 @@
                 <w:b/>
                 <w:sz w:val="25"/>
               </w:rPr>
-              <w:t>08/20(四)</w:t>
+              <w:t>08/21(五)</w:t>
             </w:r>
           </w:p>
         </w:tc>
@@ -1528,7 +1528,7 @@
                 <w:b/>
                 <w:sz w:val="25"/>
               </w:rPr>
-              <w:t>3  4  4</w:t>
+              <w:t>5  0  2</w:t>
             </w:r>
           </w:p>
         </w:tc>
@@ -2878,7 +2878,7 @@
                 <w:b/>
                 <w:sz w:val="25"/>
               </w:rPr>
-              <w:t>08/10(一)</w:t>
+              <w:t>08/11(二)</w:t>
             </w:r>
           </w:p>
         </w:tc>
@@ -2902,7 +2902,7 @@
                 <w:b/>
                 <w:sz w:val="25"/>
               </w:rPr>
-              <w:t>3  3  7  5</w:t>
+              <w:t>0  2  3  4</w:t>
             </w:r>
           </w:p>
         </w:tc>
@@ -2930,7 +2930,7 @@
                 <w:b/>
                 <w:sz w:val="25"/>
               </w:rPr>
-              <w:t>08/11(二)</w:t>
+              <w:t>08/12(三)</w:t>
             </w:r>
           </w:p>
         </w:tc>
@@ -2953,7 +2953,7 @@
                 <w:b/>
                 <w:sz w:val="25"/>
               </w:rPr>
-              <w:t>0  2  3  4</w:t>
+              <w:t>9  1  3  1</w:t>
             </w:r>
           </w:p>
         </w:tc>
@@ -2981,7 +2981,7 @@
                 <w:b/>
                 <w:sz w:val="25"/>
               </w:rPr>
-              <w:t>08/12(三)</w:t>
+              <w:t>08/13(四)</w:t>
             </w:r>
           </w:p>
         </w:tc>
@@ -3004,7 +3004,7 @@
                 <w:b/>
                 <w:sz w:val="25"/>
               </w:rPr>
-              <w:t>9  1  3  1</w:t>
+              <w:t>5  7  7  0</w:t>
             </w:r>
           </w:p>
         </w:tc>
@@ -3032,7 +3032,7 @@
                 <w:b/>
                 <w:sz w:val="25"/>
               </w:rPr>
-              <w:t>08/13(四)</w:t>
+              <w:t>08/14(五)</w:t>
             </w:r>
           </w:p>
         </w:tc>
@@ -3055,7 +3055,7 @@
                 <w:b/>
                 <w:sz w:val="25"/>
               </w:rPr>
-              <w:t>5  7  7  0</w:t>
+              <w:t>5  4  1  5</w:t>
             </w:r>
           </w:p>
         </w:tc>
@@ -3083,7 +3083,7 @@
                 <w:b/>
                 <w:sz w:val="25"/>
               </w:rPr>
-              <w:t>08/14(五)</w:t>
+              <w:t>08/15(六)</w:t>
             </w:r>
           </w:p>
         </w:tc>
@@ -3106,7 +3106,7 @@
                 <w:b/>
                 <w:sz w:val="25"/>
               </w:rPr>
-              <w:t>5  4  1  5</w:t>
+              <w:t>2  3  9  5</w:t>
             </w:r>
           </w:p>
         </w:tc>
@@ -3134,7 +3134,7 @@
                 <w:b/>
                 <w:sz w:val="25"/>
               </w:rPr>
-              <w:t>08/15(六)</w:t>
+              <w:t>08/17(一)</w:t>
             </w:r>
           </w:p>
         </w:tc>
@@ -3157,7 +3157,7 @@
                 <w:b/>
                 <w:sz w:val="25"/>
               </w:rPr>
-              <w:t>2  3  9  5</w:t>
+              <w:t>6  7  5  3</w:t>
             </w:r>
           </w:p>
         </w:tc>
@@ -3185,7 +3185,7 @@
                 <w:b/>
                 <w:sz w:val="25"/>
               </w:rPr>
-              <w:t>08/17(一)</w:t>
+              <w:t>08/18(二)</w:t>
             </w:r>
           </w:p>
         </w:tc>
@@ -3208,7 +3208,7 @@
                 <w:b/>
                 <w:sz w:val="25"/>
               </w:rPr>
-              <w:t>6  7  5  3</w:t>
+              <w:t>9  7  8  6</w:t>
             </w:r>
           </w:p>
         </w:tc>
@@ -3236,7 +3236,7 @@
                 <w:b/>
                 <w:sz w:val="25"/>
               </w:rPr>
-              <w:t>08/18(二)</w:t>
+              <w:t>08/19(三)</w:t>
             </w:r>
           </w:p>
         </w:tc>
@@ -3259,7 +3259,7 @@
                 <w:b/>
                 <w:sz w:val="25"/>
               </w:rPr>
-              <w:t>9  7  8  6</w:t>
+              <w:t>5  5  5  6</w:t>
             </w:r>
           </w:p>
         </w:tc>
@@ -3287,7 +3287,7 @@
                 <w:b/>
                 <w:sz w:val="25"/>
               </w:rPr>
-              <w:t>08/19(三)</w:t>
+              <w:t>08/20(四)</w:t>
             </w:r>
           </w:p>
         </w:tc>
@@ -3310,7 +3310,7 @@
                 <w:b/>
                 <w:sz w:val="25"/>
               </w:rPr>
-              <w:t>5  5  5  6</w:t>
+              <w:t>6  8  3  5</w:t>
             </w:r>
           </w:p>
         </w:tc>
@@ -3338,7 +3338,7 @@
                 <w:b/>
                 <w:sz w:val="25"/>
               </w:rPr>
-              <w:t>08/20(四)</w:t>
+              <w:t>08/21(五)</w:t>
             </w:r>
           </w:p>
         </w:tc>
@@ -3361,7 +3361,7 @@
                 <w:b/>
                 <w:sz w:val="25"/>
               </w:rPr>
-              <w:t>6  8  3  5</w:t>
+              <w:t>6  9  1  1</w:t>
             </w:r>
           </w:p>
         </w:tc>
@@ -3586,7 +3586,7 @@
                 <w:b/>
                 <w:sz w:val="25"/>
               </w:rPr>
-              <w:t>115000071</w:t>
+              <w:t>115000072</w:t>
             </w:r>
           </w:p>
         </w:tc>
@@ -3610,7 +3610,7 @@
                 <w:b/>
                 <w:sz w:val="25"/>
               </w:rPr>
-              <w:t>115.07.17</w:t>
+              <w:t>115.07.21</w:t>
             </w:r>
           </w:p>
         </w:tc>
@@ -3634,7 +3634,7 @@
                 <w:b/>
                 <w:sz w:val="25"/>
               </w:rPr>
-              <w:t>01  06  12  14  17  26</w:t>
+              <w:t>02  08  15  26  35  46</w:t>
             </w:r>
           </w:p>
         </w:tc>
@@ -3658,7 +3658,7 @@
                 <w:b/>
                 <w:sz w:val="25"/>
               </w:rPr>
-              <w:t>24</w:t>
+              <w:t>11</w:t>
             </w:r>
           </w:p>
         </w:tc>
@@ -3687,7 +3687,7 @@
                 <w:b/>
                 <w:sz w:val="25"/>
               </w:rPr>
-              <w:t>115000072</w:t>
+              <w:t>115000073</w:t>
             </w:r>
           </w:p>
         </w:tc>
@@ -3711,7 +3711,7 @@
                 <w:b/>
                 <w:sz w:val="25"/>
               </w:rPr>
-              <w:t>115.07.21</w:t>
+              <w:t>115.07.24</w:t>
             </w:r>
           </w:p>
         </w:tc>
@@ -3735,7 +3735,7 @@
                 <w:b/>
                 <w:sz w:val="25"/>
               </w:rPr>
-              <w:t>02  08  15  26  35  46</w:t>
+              <w:t>03  15  27  34  35  44</w:t>
             </w:r>
           </w:p>
         </w:tc>
@@ -3759,7 +3759,7 @@
                 <w:b/>
                 <w:sz w:val="25"/>
               </w:rPr>
-              <w:t>11</w:t>
+              <w:t>40</w:t>
             </w:r>
           </w:p>
         </w:tc>
@@ -3788,7 +3788,7 @@
                 <w:b/>
                 <w:sz w:val="25"/>
               </w:rPr>
-              <w:t>115000073</w:t>
+              <w:t>115000074</w:t>
             </w:r>
           </w:p>
         </w:tc>
@@ -3812,7 +3812,7 @@
                 <w:b/>
                 <w:sz w:val="25"/>
               </w:rPr>
-              <w:t>115.07.24</w:t>
+              <w:t>115.07.28</w:t>
             </w:r>
           </w:p>
         </w:tc>
@@ -3836,7 +3836,7 @@
                 <w:b/>
                 <w:sz w:val="25"/>
               </w:rPr>
-              <w:t>03  15  27  34  35  44</w:t>
+              <w:t>08  19  24  26  32  43</w:t>
             </w:r>
           </w:p>
         </w:tc>
@@ -3860,7 +3860,7 @@
                 <w:b/>
                 <w:sz w:val="25"/>
               </w:rPr>
-              <w:t>40</w:t>
+              <w:t>47</w:t>
             </w:r>
           </w:p>
         </w:tc>
@@ -3889,7 +3889,7 @@
                 <w:b/>
                 <w:sz w:val="25"/>
               </w:rPr>
-              <w:t>115000074</w:t>
+              <w:t>115000075</w:t>
             </w:r>
           </w:p>
         </w:tc>
@@ -3913,7 +3913,7 @@
                 <w:b/>
                 <w:sz w:val="25"/>
               </w:rPr>
-              <w:t>115.07.28</w:t>
+              <w:t>115.07.31</w:t>
             </w:r>
           </w:p>
         </w:tc>
@@ -3937,7 +3937,7 @@
                 <w:b/>
                 <w:sz w:val="25"/>
               </w:rPr>
-              <w:t>08  19  24  26  32  43</w:t>
+              <w:t>11  20  23  33  34  44</w:t>
             </w:r>
           </w:p>
         </w:tc>
@@ -3961,7 +3961,7 @@
                 <w:b/>
                 <w:sz w:val="25"/>
               </w:rPr>
-              <w:t>47</w:t>
+              <w:t>10</w:t>
             </w:r>
           </w:p>
         </w:tc>
@@ -3990,7 +3990,7 @@
                 <w:b/>
                 <w:sz w:val="25"/>
               </w:rPr>
-              <w:t>115000075</w:t>
+              <w:t>115000076</w:t>
             </w:r>
           </w:p>
         </w:tc>
@@ -4014,7 +4014,7 @@
                 <w:b/>
                 <w:sz w:val="25"/>
               </w:rPr>
-              <w:t>115.07.31</w:t>
+              <w:t>115.08.04</w:t>
             </w:r>
           </w:p>
         </w:tc>
@@ -4038,7 +4038,7 @@
                 <w:b/>
                 <w:sz w:val="25"/>
               </w:rPr>
-              <w:t>11  20  23  33  34  44</w:t>
+              <w:t>04  09  15  30  36  49</w:t>
             </w:r>
           </w:p>
         </w:tc>
@@ -4062,7 +4062,7 @@
                 <w:b/>
                 <w:sz w:val="25"/>
               </w:rPr>
-              <w:t>10</w:t>
+              <w:t>40</w:t>
             </w:r>
           </w:p>
         </w:tc>
@@ -4091,7 +4091,7 @@
                 <w:b/>
                 <w:sz w:val="25"/>
               </w:rPr>
-              <w:t>115000076</w:t>
+              <w:t>115000077</w:t>
             </w:r>
           </w:p>
         </w:tc>
@@ -4115,7 +4115,7 @@
                 <w:b/>
                 <w:sz w:val="25"/>
               </w:rPr>
-              <w:t>115.08.04</w:t>
+              <w:t>115.08.07</w:t>
             </w:r>
           </w:p>
         </w:tc>
@@ -4139,7 +4139,7 @@
                 <w:b/>
                 <w:sz w:val="25"/>
               </w:rPr>
-              <w:t>04  09  15  30  36  49</w:t>
+              <w:t>02  12  19  21  25  41</w:t>
             </w:r>
           </w:p>
         </w:tc>
@@ -4163,7 +4163,7 @@
                 <w:b/>
                 <w:sz w:val="25"/>
               </w:rPr>
-              <w:t>40</w:t>
+              <w:t>31</w:t>
             </w:r>
           </w:p>
         </w:tc>
@@ -4192,7 +4192,7 @@
                 <w:b/>
                 <w:sz w:val="25"/>
               </w:rPr>
-              <w:t>115000077</w:t>
+              <w:t>115000078</w:t>
             </w:r>
           </w:p>
         </w:tc>
@@ -4216,7 +4216,7 @@
                 <w:b/>
                 <w:sz w:val="25"/>
               </w:rPr>
-              <w:t>115.08.07</w:t>
+              <w:t>115.08.11</w:t>
             </w:r>
           </w:p>
         </w:tc>
@@ -4240,7 +4240,7 @@
                 <w:b/>
                 <w:sz w:val="25"/>
               </w:rPr>
-              <w:t>02  12  19  21  25  41</w:t>
+              <w:t>08  12  16  24  29  46</w:t>
             </w:r>
           </w:p>
         </w:tc>
@@ -4264,7 +4264,7 @@
                 <w:b/>
                 <w:sz w:val="25"/>
               </w:rPr>
-              <w:t>31</w:t>
+              <w:t>10</w:t>
             </w:r>
           </w:p>
         </w:tc>
@@ -4293,7 +4293,7 @@
                 <w:b/>
                 <w:sz w:val="25"/>
               </w:rPr>
-              <w:t>115000078</w:t>
+              <w:t>115000079</w:t>
             </w:r>
           </w:p>
         </w:tc>
@@ -4317,7 +4317,7 @@
                 <w:b/>
                 <w:sz w:val="25"/>
               </w:rPr>
-              <w:t>115.08.11</w:t>
+              <w:t>115.08.14</w:t>
             </w:r>
           </w:p>
         </w:tc>
@@ -4341,7 +4341,7 @@
                 <w:b/>
                 <w:sz w:val="25"/>
               </w:rPr>
-              <w:t>08  12  16  24  29  46</w:t>
+              <w:t>05  12  25  33  34  35</w:t>
             </w:r>
           </w:p>
         </w:tc>
@@ -4365,7 +4365,7 @@
                 <w:b/>
                 <w:sz w:val="25"/>
               </w:rPr>
-              <w:t>10</w:t>
+              <w:t>27</w:t>
             </w:r>
           </w:p>
         </w:tc>
@@ -4394,7 +4394,7 @@
                 <w:b/>
                 <w:sz w:val="25"/>
               </w:rPr>
-              <w:t>115000079</w:t>
+              <w:t>115000080</w:t>
             </w:r>
           </w:p>
         </w:tc>
@@ -4418,7 +4418,7 @@
                 <w:b/>
                 <w:sz w:val="25"/>
               </w:rPr>
-              <w:t>115.08.14</w:t>
+              <w:t>115.08.18</w:t>
             </w:r>
           </w:p>
         </w:tc>
@@ -4442,7 +4442,7 @@
                 <w:b/>
                 <w:sz w:val="25"/>
               </w:rPr>
-              <w:t>05  12  25  33  34  35</w:t>
+              <w:t>01  14  25  27  29  43</w:t>
             </w:r>
           </w:p>
         </w:tc>
@@ -4466,7 +4466,7 @@
                 <w:b/>
                 <w:sz w:val="25"/>
               </w:rPr>
-              <w:t>27</w:t>
+              <w:t>02</w:t>
             </w:r>
           </w:p>
         </w:tc>
@@ -4495,7 +4495,7 @@
                 <w:b/>
                 <w:sz w:val="25"/>
               </w:rPr>
-              <w:t>115000080</w:t>
+              <w:t>115000081</w:t>
             </w:r>
           </w:p>
         </w:tc>
@@ -4519,7 +4519,7 @@
                 <w:b/>
                 <w:sz w:val="25"/>
               </w:rPr>
-              <w:t>115.08.18</w:t>
+              <w:t>115.08.21</w:t>
             </w:r>
           </w:p>
         </w:tc>
@@ -4543,7 +4543,7 @@
                 <w:b/>
                 <w:sz w:val="25"/>
               </w:rPr>
-              <w:t>01  14  25  27  29  43</w:t>
+              <w:t>08  14  23  24  26  47</w:t>
             </w:r>
           </w:p>
         </w:tc>
@@ -4567,7 +4567,7 @@
                 <w:b/>
                 <w:sz w:val="25"/>
               </w:rPr>
-              <w:t>02</w:t>
+              <w:t>30</w:t>
             </w:r>
           </w:p>
         </w:tc>

--- a/最新開獎紀錄.docx
+++ b/最新開獎紀錄.docx
@@ -173,7 +173,7 @@
                 <w:b/>
                 <w:sz w:val="25"/>
               </w:rPr>
-              <w:t>115000194</w:t>
+              <w:t>115000195</w:t>
             </w:r>
           </w:p>
         </w:tc>
@@ -197,7 +197,7 @@
                 <w:b/>
                 <w:sz w:val="25"/>
               </w:rPr>
-              <w:t>115.08.11</w:t>
+              <w:t>115.08.12</w:t>
             </w:r>
           </w:p>
         </w:tc>
@@ -221,7 +221,7 @@
                 <w:b/>
                 <w:sz w:val="25"/>
               </w:rPr>
-              <w:t>07  17  19  23  30</w:t>
+              <w:t>07  12  17  20  32</w:t>
             </w:r>
           </w:p>
         </w:tc>
@@ -250,7 +250,7 @@
                 <w:b/>
                 <w:sz w:val="25"/>
               </w:rPr>
-              <w:t>115000195</w:t>
+              <w:t>115000196</w:t>
             </w:r>
           </w:p>
         </w:tc>
@@ -274,7 +274,7 @@
                 <w:b/>
                 <w:sz w:val="25"/>
               </w:rPr>
-              <w:t>115.08.12</w:t>
+              <w:t>115.08.13</w:t>
             </w:r>
           </w:p>
         </w:tc>
@@ -298,7 +298,7 @@
                 <w:b/>
                 <w:sz w:val="25"/>
               </w:rPr>
-              <w:t>07  12  17  20  32</w:t>
+              <w:t>05  11  12  17  18</w:t>
             </w:r>
           </w:p>
         </w:tc>
@@ -327,7 +327,7 @@
                 <w:b/>
                 <w:sz w:val="25"/>
               </w:rPr>
-              <w:t>115000196</w:t>
+              <w:t>115000197</w:t>
             </w:r>
           </w:p>
         </w:tc>
@@ -351,7 +351,7 @@
                 <w:b/>
                 <w:sz w:val="25"/>
               </w:rPr>
-              <w:t>115.08.13</w:t>
+              <w:t>115.08.14</w:t>
             </w:r>
           </w:p>
         </w:tc>
@@ -375,7 +375,7 @@
                 <w:b/>
                 <w:sz w:val="25"/>
               </w:rPr>
-              <w:t>05  11  12  17  18</w:t>
+              <w:t>07  19  21  25  34</w:t>
             </w:r>
           </w:p>
         </w:tc>
@@ -404,7 +404,7 @@
                 <w:b/>
                 <w:sz w:val="25"/>
               </w:rPr>
-              <w:t>115000197</w:t>
+              <w:t>115000198</w:t>
             </w:r>
           </w:p>
         </w:tc>
@@ -428,7 +428,7 @@
                 <w:b/>
                 <w:sz w:val="25"/>
               </w:rPr>
-              <w:t>115.08.14</w:t>
+              <w:t>115.08.15</w:t>
             </w:r>
           </w:p>
         </w:tc>
@@ -452,7 +452,7 @@
                 <w:b/>
                 <w:sz w:val="25"/>
               </w:rPr>
-              <w:t>07  19  21  25  34</w:t>
+              <w:t>12  14  21  35  37</w:t>
             </w:r>
           </w:p>
         </w:tc>
@@ -481,7 +481,7 @@
                 <w:b/>
                 <w:sz w:val="25"/>
               </w:rPr>
-              <w:t>115000198</w:t>
+              <w:t>115000199</w:t>
             </w:r>
           </w:p>
         </w:tc>
@@ -505,7 +505,7 @@
                 <w:b/>
                 <w:sz w:val="25"/>
               </w:rPr>
-              <w:t>115.08.15</w:t>
+              <w:t>115.08.17</w:t>
             </w:r>
           </w:p>
         </w:tc>
@@ -529,7 +529,7 @@
                 <w:b/>
                 <w:sz w:val="25"/>
               </w:rPr>
-              <w:t>12  14  21  35  37</w:t>
+              <w:t>19  22  27  28  38</w:t>
             </w:r>
           </w:p>
         </w:tc>
@@ -558,7 +558,7 @@
                 <w:b/>
                 <w:sz w:val="25"/>
               </w:rPr>
-              <w:t>115000199</w:t>
+              <w:t>115000200</w:t>
             </w:r>
           </w:p>
         </w:tc>
@@ -582,7 +582,7 @@
                 <w:b/>
                 <w:sz w:val="25"/>
               </w:rPr>
-              <w:t>115.08.17</w:t>
+              <w:t>115.08.18</w:t>
             </w:r>
           </w:p>
         </w:tc>
@@ -606,7 +606,7 @@
                 <w:b/>
                 <w:sz w:val="25"/>
               </w:rPr>
-              <w:t>19  22  27  28  38</w:t>
+              <w:t>05  06  10  28  39</w:t>
             </w:r>
           </w:p>
         </w:tc>
@@ -635,7 +635,7 @@
                 <w:b/>
                 <w:sz w:val="25"/>
               </w:rPr>
-              <w:t>115000200</w:t>
+              <w:t>115000201</w:t>
             </w:r>
           </w:p>
         </w:tc>
@@ -659,7 +659,7 @@
                 <w:b/>
                 <w:sz w:val="25"/>
               </w:rPr>
-              <w:t>115.08.18</w:t>
+              <w:t>115.08.19</w:t>
             </w:r>
           </w:p>
         </w:tc>
@@ -683,7 +683,7 @@
                 <w:b/>
                 <w:sz w:val="25"/>
               </w:rPr>
-              <w:t>05  06  10  28  39</w:t>
+              <w:t>02  06  07  32  38</w:t>
             </w:r>
           </w:p>
         </w:tc>
@@ -712,7 +712,7 @@
                 <w:b/>
                 <w:sz w:val="25"/>
               </w:rPr>
-              <w:t>115000201</w:t>
+              <w:t>115000202</w:t>
             </w:r>
           </w:p>
         </w:tc>
@@ -736,7 +736,7 @@
                 <w:b/>
                 <w:sz w:val="25"/>
               </w:rPr>
-              <w:t>115.08.19</w:t>
+              <w:t>115.08.20</w:t>
             </w:r>
           </w:p>
         </w:tc>
@@ -760,7 +760,7 @@
                 <w:b/>
                 <w:sz w:val="25"/>
               </w:rPr>
-              <w:t>02  06  07  32  38</w:t>
+              <w:t>04  14  27  32  34</w:t>
             </w:r>
           </w:p>
         </w:tc>
@@ -789,7 +789,7 @@
                 <w:b/>
                 <w:sz w:val="25"/>
               </w:rPr>
-              <w:t>115000202</w:t>
+              <w:t>115000203</w:t>
             </w:r>
           </w:p>
         </w:tc>
@@ -813,7 +813,7 @@
                 <w:b/>
                 <w:sz w:val="25"/>
               </w:rPr>
-              <w:t>115.08.20</w:t>
+              <w:t>115.08.21</w:t>
             </w:r>
           </w:p>
         </w:tc>
@@ -837,7 +837,7 @@
                 <w:b/>
                 <w:sz w:val="25"/>
               </w:rPr>
-              <w:t>04  14  27  32  34</w:t>
+              <w:t>11  12  18  20  29</w:t>
             </w:r>
           </w:p>
         </w:tc>
@@ -866,7 +866,7 @@
                 <w:b/>
                 <w:sz w:val="25"/>
               </w:rPr>
-              <w:t>115000203</w:t>
+              <w:t>115000204</w:t>
             </w:r>
           </w:p>
         </w:tc>
@@ -890,7 +890,7 @@
                 <w:b/>
                 <w:sz w:val="25"/>
               </w:rPr>
-              <w:t>115.08.21</w:t>
+              <w:t>115.08.22</w:t>
             </w:r>
           </w:p>
         </w:tc>
@@ -914,7 +914,7 @@
                 <w:b/>
                 <w:sz w:val="25"/>
               </w:rPr>
-              <w:t>11  12  18  20  29</w:t>
+              <w:t>09  10  29  30  34</w:t>
             </w:r>
           </w:p>
         </w:tc>
@@ -1045,7 +1045,7 @@
                 <w:b/>
                 <w:sz w:val="25"/>
               </w:rPr>
-              <w:t>08/11(二)</w:t>
+              <w:t>08/12(三)</w:t>
             </w:r>
           </w:p>
         </w:tc>
@@ -1069,7 +1069,7 @@
                 <w:b/>
                 <w:sz w:val="25"/>
               </w:rPr>
-              <w:t>6  2  3</w:t>
+              <w:t>9  1  0</w:t>
             </w:r>
           </w:p>
         </w:tc>
@@ -1097,7 +1097,7 @@
                 <w:b/>
                 <w:sz w:val="25"/>
               </w:rPr>
-              <w:t>08/12(三)</w:t>
+              <w:t>08/13(四)</w:t>
             </w:r>
           </w:p>
         </w:tc>
@@ -1120,7 +1120,7 @@
                 <w:b/>
                 <w:sz w:val="25"/>
               </w:rPr>
-              <w:t>9  1  0</w:t>
+              <w:t>2  5  7</w:t>
             </w:r>
           </w:p>
         </w:tc>
@@ -1148,7 +1148,7 @@
                 <w:b/>
                 <w:sz w:val="25"/>
               </w:rPr>
-              <w:t>08/13(四)</w:t>
+              <w:t>08/14(五)</w:t>
             </w:r>
           </w:p>
         </w:tc>
@@ -1171,7 +1171,7 @@
                 <w:b/>
                 <w:sz w:val="25"/>
               </w:rPr>
-              <w:t>2  5  7</w:t>
+              <w:t>1  7  7</w:t>
             </w:r>
           </w:p>
         </w:tc>
@@ -1199,7 +1199,7 @@
                 <w:b/>
                 <w:sz w:val="25"/>
               </w:rPr>
-              <w:t>08/14(五)</w:t>
+              <w:t>08/15(六)</w:t>
             </w:r>
           </w:p>
         </w:tc>
@@ -1222,7 +1222,7 @@
                 <w:b/>
                 <w:sz w:val="25"/>
               </w:rPr>
-              <w:t>1  7  7</w:t>
+              <w:t>1  9  5</w:t>
             </w:r>
           </w:p>
         </w:tc>
@@ -1250,7 +1250,7 @@
                 <w:b/>
                 <w:sz w:val="25"/>
               </w:rPr>
-              <w:t>08/15(六)</w:t>
+              <w:t>08/17(一)</w:t>
             </w:r>
           </w:p>
         </w:tc>
@@ -1273,7 +1273,7 @@
                 <w:b/>
                 <w:sz w:val="25"/>
               </w:rPr>
-              <w:t>1  9  5</w:t>
+              <w:t>3  5  4</w:t>
             </w:r>
           </w:p>
         </w:tc>
@@ -1301,7 +1301,7 @@
                 <w:b/>
                 <w:sz w:val="25"/>
               </w:rPr>
-              <w:t>08/17(一)</w:t>
+              <w:t>08/18(二)</w:t>
             </w:r>
           </w:p>
         </w:tc>
@@ -1324,7 +1324,7 @@
                 <w:b/>
                 <w:sz w:val="25"/>
               </w:rPr>
-              <w:t>3  5  4</w:t>
+              <w:t>8  6  8</w:t>
             </w:r>
           </w:p>
         </w:tc>
@@ -1352,7 +1352,7 @@
                 <w:b/>
                 <w:sz w:val="25"/>
               </w:rPr>
-              <w:t>08/18(二)</w:t>
+              <w:t>08/19(三)</w:t>
             </w:r>
           </w:p>
         </w:tc>
@@ -1375,7 +1375,7 @@
                 <w:b/>
                 <w:sz w:val="25"/>
               </w:rPr>
-              <w:t>8  6  8</w:t>
+              <w:t>8  7  4</w:t>
             </w:r>
           </w:p>
         </w:tc>
@@ -1403,7 +1403,7 @@
                 <w:b/>
                 <w:sz w:val="25"/>
               </w:rPr>
-              <w:t>08/19(三)</w:t>
+              <w:t>08/20(四)</w:t>
             </w:r>
           </w:p>
         </w:tc>
@@ -1426,7 +1426,7 @@
                 <w:b/>
                 <w:sz w:val="25"/>
               </w:rPr>
-              <w:t>8  7  4</w:t>
+              <w:t>3  4  4</w:t>
             </w:r>
           </w:p>
         </w:tc>
@@ -1454,7 +1454,7 @@
                 <w:b/>
                 <w:sz w:val="25"/>
               </w:rPr>
-              <w:t>08/20(四)</w:t>
+              <w:t>08/21(五)</w:t>
             </w:r>
           </w:p>
         </w:tc>
@@ -1477,7 +1477,7 @@
                 <w:b/>
                 <w:sz w:val="25"/>
               </w:rPr>
-              <w:t>3  4  4</w:t>
+              <w:t>5  0  2</w:t>
             </w:r>
           </w:p>
         </w:tc>
@@ -1505,7 +1505,7 @@
                 <w:b/>
                 <w:sz w:val="25"/>
               </w:rPr>
-              <w:t>08/21(五)</w:t>
+              <w:t>08/22(六)</w:t>
             </w:r>
           </w:p>
         </w:tc>
@@ -1528,7 +1528,7 @@
                 <w:b/>
                 <w:sz w:val="25"/>
               </w:rPr>
-              <w:t>5  0  2</w:t>
+              <w:t>3  3  1</w:t>
             </w:r>
           </w:p>
         </w:tc>
@@ -2878,7 +2878,7 @@
                 <w:b/>
                 <w:sz w:val="25"/>
               </w:rPr>
-              <w:t>08/11(二)</w:t>
+              <w:t>08/12(三)</w:t>
             </w:r>
           </w:p>
         </w:tc>
@@ -2902,7 +2902,7 @@
                 <w:b/>
                 <w:sz w:val="25"/>
               </w:rPr>
-              <w:t>0  2  3  4</w:t>
+              <w:t>9  1  3  1</w:t>
             </w:r>
           </w:p>
         </w:tc>
@@ -2930,7 +2930,7 @@
                 <w:b/>
                 <w:sz w:val="25"/>
               </w:rPr>
-              <w:t>08/12(三)</w:t>
+              <w:t>08/13(四)</w:t>
             </w:r>
           </w:p>
         </w:tc>
@@ -2953,7 +2953,7 @@
                 <w:b/>
                 <w:sz w:val="25"/>
               </w:rPr>
-              <w:t>9  1  3  1</w:t>
+              <w:t>5  7  7  0</w:t>
             </w:r>
           </w:p>
         </w:tc>
@@ -2981,7 +2981,7 @@
                 <w:b/>
                 <w:sz w:val="25"/>
               </w:rPr>
-              <w:t>08/13(四)</w:t>
+              <w:t>08/14(五)</w:t>
             </w:r>
           </w:p>
         </w:tc>
@@ -3004,7 +3004,7 @@
                 <w:b/>
                 <w:sz w:val="25"/>
               </w:rPr>
-              <w:t>5  7  7  0</w:t>
+              <w:t>5  4  1  5</w:t>
             </w:r>
           </w:p>
         </w:tc>
@@ -3032,7 +3032,7 @@
                 <w:b/>
                 <w:sz w:val="25"/>
               </w:rPr>
-              <w:t>08/14(五)</w:t>
+              <w:t>08/15(六)</w:t>
             </w:r>
           </w:p>
         </w:tc>
@@ -3055,7 +3055,7 @@
                 <w:b/>
                 <w:sz w:val="25"/>
               </w:rPr>
-              <w:t>5  4  1  5</w:t>
+              <w:t>2  3  9  5</w:t>
             </w:r>
           </w:p>
         </w:tc>
@@ -3083,7 +3083,7 @@
                 <w:b/>
                 <w:sz w:val="25"/>
               </w:rPr>
-              <w:t>08/15(六)</w:t>
+              <w:t>08/17(一)</w:t>
             </w:r>
           </w:p>
         </w:tc>
@@ -3106,7 +3106,7 @@
                 <w:b/>
                 <w:sz w:val="25"/>
               </w:rPr>
-              <w:t>2  3  9  5</w:t>
+              <w:t>6  7  5  3</w:t>
             </w:r>
           </w:p>
         </w:tc>
@@ -3134,7 +3134,7 @@
                 <w:b/>
                 <w:sz w:val="25"/>
               </w:rPr>
-              <w:t>08/17(一)</w:t>
+              <w:t>08/18(二)</w:t>
             </w:r>
           </w:p>
         </w:tc>
@@ -3157,7 +3157,7 @@
                 <w:b/>
                 <w:sz w:val="25"/>
               </w:rPr>
-              <w:t>6  7  5  3</w:t>
+              <w:t>9  7  8  6</w:t>
             </w:r>
           </w:p>
         </w:tc>
@@ -3185,7 +3185,7 @@
                 <w:b/>
                 <w:sz w:val="25"/>
               </w:rPr>
-              <w:t>08/18(二)</w:t>
+              <w:t>08/19(三)</w:t>
             </w:r>
           </w:p>
         </w:tc>
@@ -3208,7 +3208,7 @@
                 <w:b/>
                 <w:sz w:val="25"/>
               </w:rPr>
-              <w:t>9  7  8  6</w:t>
+              <w:t>5  5  5  6</w:t>
             </w:r>
           </w:p>
         </w:tc>
@@ -3236,7 +3236,7 @@
                 <w:b/>
                 <w:sz w:val="25"/>
               </w:rPr>
-              <w:t>08/19(三)</w:t>
+              <w:t>08/20(四)</w:t>
             </w:r>
           </w:p>
         </w:tc>
@@ -3259,7 +3259,7 @@
                 <w:b/>
                 <w:sz w:val="25"/>
               </w:rPr>
-              <w:t>5  5  5  6</w:t>
+              <w:t>6  8  3  5</w:t>
             </w:r>
           </w:p>
         </w:tc>
@@ -3287,7 +3287,7 @@
                 <w:b/>
                 <w:sz w:val="25"/>
               </w:rPr>
-              <w:t>08/20(四)</w:t>
+              <w:t>08/21(五)</w:t>
             </w:r>
           </w:p>
         </w:tc>
@@ -3310,7 +3310,7 @@
                 <w:b/>
                 <w:sz w:val="25"/>
               </w:rPr>
-              <w:t>6  8  3  5</w:t>
+              <w:t>6  9  1  1</w:t>
             </w:r>
           </w:p>
         </w:tc>
@@ -3338,7 +3338,7 @@
                 <w:b/>
                 <w:sz w:val="25"/>
               </w:rPr>
-              <w:t>08/21(五)</w:t>
+              <w:t>08/22(六)</w:t>
             </w:r>
           </w:p>
         </w:tc>
@@ -3361,7 +3361,7 @@
                 <w:b/>
                 <w:sz w:val="25"/>
               </w:rPr>
-              <w:t>6  9  1  1</w:t>
+              <w:t>5  9  6  2</w:t>
             </w:r>
           </w:p>
         </w:tc>

--- a/最新開獎紀錄.docx
+++ b/最新開獎紀錄.docx
@@ -173,7 +173,7 @@
                 <w:b/>
                 <w:sz w:val="25"/>
               </w:rPr>
-              <w:t>115000195</w:t>
+              <w:t>115000196</w:t>
             </w:r>
           </w:p>
         </w:tc>
@@ -197,7 +197,7 @@
                 <w:b/>
                 <w:sz w:val="25"/>
               </w:rPr>
-              <w:t>115.08.12</w:t>
+              <w:t>115.08.13</w:t>
             </w:r>
           </w:p>
         </w:tc>
@@ -221,7 +221,7 @@
                 <w:b/>
                 <w:sz w:val="25"/>
               </w:rPr>
-              <w:t>07  12  17  20  32</w:t>
+              <w:t>05  11  12  17  18</w:t>
             </w:r>
           </w:p>
         </w:tc>
@@ -250,7 +250,7 @@
                 <w:b/>
                 <w:sz w:val="25"/>
               </w:rPr>
-              <w:t>115000196</w:t>
+              <w:t>115000197</w:t>
             </w:r>
           </w:p>
         </w:tc>
@@ -274,7 +274,7 @@
                 <w:b/>
                 <w:sz w:val="25"/>
               </w:rPr>
-              <w:t>115.08.13</w:t>
+              <w:t>115.08.14</w:t>
             </w:r>
           </w:p>
         </w:tc>
@@ -298,7 +298,7 @@
                 <w:b/>
                 <w:sz w:val="25"/>
               </w:rPr>
-              <w:t>05  11  12  17  18</w:t>
+              <w:t>07  19  21  25  34</w:t>
             </w:r>
           </w:p>
         </w:tc>
@@ -327,7 +327,7 @@
                 <w:b/>
                 <w:sz w:val="25"/>
               </w:rPr>
-              <w:t>115000197</w:t>
+              <w:t>115000198</w:t>
             </w:r>
           </w:p>
         </w:tc>
@@ -351,7 +351,7 @@
                 <w:b/>
                 <w:sz w:val="25"/>
               </w:rPr>
-              <w:t>115.08.14</w:t>
+              <w:t>115.08.15</w:t>
             </w:r>
           </w:p>
         </w:tc>
@@ -375,7 +375,7 @@
                 <w:b/>
                 <w:sz w:val="25"/>
               </w:rPr>
-              <w:t>07  19  21  25  34</w:t>
+              <w:t>12  14  21  35  37</w:t>
             </w:r>
           </w:p>
         </w:tc>
@@ -404,7 +404,7 @@
                 <w:b/>
                 <w:sz w:val="25"/>
               </w:rPr>
-              <w:t>115000198</w:t>
+              <w:t>115000199</w:t>
             </w:r>
           </w:p>
         </w:tc>
@@ -428,7 +428,7 @@
                 <w:b/>
                 <w:sz w:val="25"/>
               </w:rPr>
-              <w:t>115.08.15</w:t>
+              <w:t>115.08.17</w:t>
             </w:r>
           </w:p>
         </w:tc>
@@ -452,7 +452,7 @@
                 <w:b/>
                 <w:sz w:val="25"/>
               </w:rPr>
-              <w:t>12  14  21  35  37</w:t>
+              <w:t>19  22  27  28  38</w:t>
             </w:r>
           </w:p>
         </w:tc>
@@ -481,7 +481,7 @@
                 <w:b/>
                 <w:sz w:val="25"/>
               </w:rPr>
-              <w:t>115000199</w:t>
+              <w:t>115000200</w:t>
             </w:r>
           </w:p>
         </w:tc>
@@ -505,7 +505,7 @@
                 <w:b/>
                 <w:sz w:val="25"/>
               </w:rPr>
-              <w:t>115.08.17</w:t>
+              <w:t>115.08.18</w:t>
             </w:r>
           </w:p>
         </w:tc>
@@ -529,7 +529,7 @@
                 <w:b/>
                 <w:sz w:val="25"/>
               </w:rPr>
-              <w:t>19  22  27  28  38</w:t>
+              <w:t>05  06  10  28  39</w:t>
             </w:r>
           </w:p>
         </w:tc>
@@ -558,7 +558,7 @@
                 <w:b/>
                 <w:sz w:val="25"/>
               </w:rPr>
-              <w:t>115000200</w:t>
+              <w:t>115000201</w:t>
             </w:r>
           </w:p>
         </w:tc>
@@ -582,7 +582,7 @@
                 <w:b/>
                 <w:sz w:val="25"/>
               </w:rPr>
-              <w:t>115.08.18</w:t>
+              <w:t>115.08.19</w:t>
             </w:r>
           </w:p>
         </w:tc>
@@ -606,7 +606,7 @@
                 <w:b/>
                 <w:sz w:val="25"/>
               </w:rPr>
-              <w:t>05  06  10  28  39</w:t>
+              <w:t>02  06  07  32  38</w:t>
             </w:r>
           </w:p>
         </w:tc>
@@ -635,7 +635,7 @@
                 <w:b/>
                 <w:sz w:val="25"/>
               </w:rPr>
-              <w:t>115000201</w:t>
+              <w:t>115000202</w:t>
             </w:r>
           </w:p>
         </w:tc>
@@ -659,7 +659,7 @@
                 <w:b/>
                 <w:sz w:val="25"/>
               </w:rPr>
-              <w:t>115.08.19</w:t>
+              <w:t>115.08.20</w:t>
             </w:r>
           </w:p>
         </w:tc>
@@ -683,7 +683,7 @@
                 <w:b/>
                 <w:sz w:val="25"/>
               </w:rPr>
-              <w:t>02  06  07  32  38</w:t>
+              <w:t>04  14  27  32  34</w:t>
             </w:r>
           </w:p>
         </w:tc>
@@ -712,7 +712,7 @@
                 <w:b/>
                 <w:sz w:val="25"/>
               </w:rPr>
-              <w:t>115000202</w:t>
+              <w:t>115000203</w:t>
             </w:r>
           </w:p>
         </w:tc>
@@ -736,7 +736,7 @@
                 <w:b/>
                 <w:sz w:val="25"/>
               </w:rPr>
-              <w:t>115.08.20</w:t>
+              <w:t>115.08.21</w:t>
             </w:r>
           </w:p>
         </w:tc>
@@ -760,7 +760,7 @@
                 <w:b/>
                 <w:sz w:val="25"/>
               </w:rPr>
-              <w:t>04  14  27  32  34</w:t>
+              <w:t>11  12  18  20  29</w:t>
             </w:r>
           </w:p>
         </w:tc>
@@ -789,7 +789,7 @@
                 <w:b/>
                 <w:sz w:val="25"/>
               </w:rPr>
-              <w:t>115000203</w:t>
+              <w:t>115000204</w:t>
             </w:r>
           </w:p>
         </w:tc>
@@ -813,7 +813,7 @@
                 <w:b/>
                 <w:sz w:val="25"/>
               </w:rPr>
-              <w:t>115.08.21</w:t>
+              <w:t>115.08.22</w:t>
             </w:r>
           </w:p>
         </w:tc>
@@ -837,7 +837,7 @@
                 <w:b/>
                 <w:sz w:val="25"/>
               </w:rPr>
-              <w:t>11  12  18  20  29</w:t>
+              <w:t>09  10  29  30  34</w:t>
             </w:r>
           </w:p>
         </w:tc>
@@ -866,7 +866,7 @@
                 <w:b/>
                 <w:sz w:val="25"/>
               </w:rPr>
-              <w:t>115000204</w:t>
+              <w:t>115000205</w:t>
             </w:r>
           </w:p>
         </w:tc>
@@ -890,7 +890,7 @@
                 <w:b/>
                 <w:sz w:val="25"/>
               </w:rPr>
-              <w:t>115.08.22</w:t>
+              <w:t>115.08.24</w:t>
             </w:r>
           </w:p>
         </w:tc>
@@ -914,7 +914,7 @@
                 <w:b/>
                 <w:sz w:val="25"/>
               </w:rPr>
-              <w:t>09  10  29  30  34</w:t>
+              <w:t>09  10  19  23  26</w:t>
             </w:r>
           </w:p>
         </w:tc>
@@ -1045,7 +1045,7 @@
                 <w:b/>
                 <w:sz w:val="25"/>
               </w:rPr>
-              <w:t>08/12(三)</w:t>
+              <w:t>08/13(四)</w:t>
             </w:r>
           </w:p>
         </w:tc>
@@ -1069,7 +1069,7 @@
                 <w:b/>
                 <w:sz w:val="25"/>
               </w:rPr>
-              <w:t>9  1  0</w:t>
+              <w:t>2  5  7</w:t>
             </w:r>
           </w:p>
         </w:tc>
@@ -1097,7 +1097,7 @@
                 <w:b/>
                 <w:sz w:val="25"/>
               </w:rPr>
-              <w:t>08/13(四)</w:t>
+              <w:t>08/14(五)</w:t>
             </w:r>
           </w:p>
         </w:tc>
@@ -1120,7 +1120,7 @@
                 <w:b/>
                 <w:sz w:val="25"/>
               </w:rPr>
-              <w:t>2  5  7</w:t>
+              <w:t>1  7  7</w:t>
             </w:r>
           </w:p>
         </w:tc>
@@ -1148,7 +1148,7 @@
                 <w:b/>
                 <w:sz w:val="25"/>
               </w:rPr>
-              <w:t>08/14(五)</w:t>
+              <w:t>08/15(六)</w:t>
             </w:r>
           </w:p>
         </w:tc>
@@ -1171,7 +1171,7 @@
                 <w:b/>
                 <w:sz w:val="25"/>
               </w:rPr>
-              <w:t>1  7  7</w:t>
+              <w:t>1  9  5</w:t>
             </w:r>
           </w:p>
         </w:tc>
@@ -1199,7 +1199,7 @@
                 <w:b/>
                 <w:sz w:val="25"/>
               </w:rPr>
-              <w:t>08/15(六)</w:t>
+              <w:t>08/17(一)</w:t>
             </w:r>
           </w:p>
         </w:tc>
@@ -1222,7 +1222,7 @@
                 <w:b/>
                 <w:sz w:val="25"/>
               </w:rPr>
-              <w:t>1  9  5</w:t>
+              <w:t>3  5  4</w:t>
             </w:r>
           </w:p>
         </w:tc>
@@ -1250,7 +1250,7 @@
                 <w:b/>
                 <w:sz w:val="25"/>
               </w:rPr>
-              <w:t>08/17(一)</w:t>
+              <w:t>08/18(二)</w:t>
             </w:r>
           </w:p>
         </w:tc>
@@ -1273,7 +1273,7 @@
                 <w:b/>
                 <w:sz w:val="25"/>
               </w:rPr>
-              <w:t>3  5  4</w:t>
+              <w:t>8  6  8</w:t>
             </w:r>
           </w:p>
         </w:tc>
@@ -1301,7 +1301,7 @@
                 <w:b/>
                 <w:sz w:val="25"/>
               </w:rPr>
-              <w:t>08/18(二)</w:t>
+              <w:t>08/19(三)</w:t>
             </w:r>
           </w:p>
         </w:tc>
@@ -1324,7 +1324,7 @@
                 <w:b/>
                 <w:sz w:val="25"/>
               </w:rPr>
-              <w:t>8  6  8</w:t>
+              <w:t>8  7  4</w:t>
             </w:r>
           </w:p>
         </w:tc>
@@ -1352,7 +1352,7 @@
                 <w:b/>
                 <w:sz w:val="25"/>
               </w:rPr>
-              <w:t>08/19(三)</w:t>
+              <w:t>08/20(四)</w:t>
             </w:r>
           </w:p>
         </w:tc>
@@ -1375,7 +1375,7 @@
                 <w:b/>
                 <w:sz w:val="25"/>
               </w:rPr>
-              <w:t>8  7  4</w:t>
+              <w:t>3  4  4</w:t>
             </w:r>
           </w:p>
         </w:tc>
@@ -1403,7 +1403,7 @@
                 <w:b/>
                 <w:sz w:val="25"/>
               </w:rPr>
-              <w:t>08/20(四)</w:t>
+              <w:t>08/21(五)</w:t>
             </w:r>
           </w:p>
         </w:tc>
@@ -1426,7 +1426,7 @@
                 <w:b/>
                 <w:sz w:val="25"/>
               </w:rPr>
-              <w:t>3  4  4</w:t>
+              <w:t>5  0  2</w:t>
             </w:r>
           </w:p>
         </w:tc>
@@ -1454,7 +1454,7 @@
                 <w:b/>
                 <w:sz w:val="25"/>
               </w:rPr>
-              <w:t>08/21(五)</w:t>
+              <w:t>08/22(六)</w:t>
             </w:r>
           </w:p>
         </w:tc>
@@ -1477,7 +1477,7 @@
                 <w:b/>
                 <w:sz w:val="25"/>
               </w:rPr>
-              <w:t>5  0  2</w:t>
+              <w:t>3  3  1</w:t>
             </w:r>
           </w:p>
         </w:tc>
@@ -1505,7 +1505,7 @@
                 <w:b/>
                 <w:sz w:val="25"/>
               </w:rPr>
-              <w:t>08/22(六)</w:t>
+              <w:t>08/24(一)</w:t>
             </w:r>
           </w:p>
         </w:tc>
@@ -1528,7 +1528,7 @@
                 <w:b/>
                 <w:sz w:val="25"/>
               </w:rPr>
-              <w:t>3  3  1</w:t>
+              <w:t>5  7  2</w:t>
             </w:r>
           </w:p>
         </w:tc>
@@ -1766,7 +1766,7 @@
                 <w:b/>
                 <w:sz w:val="25"/>
               </w:rPr>
-              <w:t>115000058</w:t>
+              <w:t>115000059</w:t>
             </w:r>
           </w:p>
         </w:tc>
@@ -1790,7 +1790,7 @@
                 <w:b/>
                 <w:sz w:val="25"/>
               </w:rPr>
-              <w:t>115.07.20</w:t>
+              <w:t>115.07.23</w:t>
             </w:r>
           </w:p>
         </w:tc>
@@ -1814,7 +1814,7 @@
                 <w:b/>
                 <w:sz w:val="25"/>
               </w:rPr>
-              <w:t>06  12  13  23  29  31</w:t>
+              <w:t>08  10  13  21  29  31</w:t>
             </w:r>
           </w:p>
         </w:tc>
@@ -1838,7 +1838,7 @@
                 <w:b/>
                 <w:sz w:val="25"/>
               </w:rPr>
-              <w:t>02</w:t>
+              <w:t>07</w:t>
             </w:r>
           </w:p>
         </w:tc>
@@ -1867,7 +1867,7 @@
                 <w:b/>
                 <w:sz w:val="25"/>
               </w:rPr>
-              <w:t>115000059</w:t>
+              <w:t>115000060</w:t>
             </w:r>
           </w:p>
         </w:tc>
@@ -1891,7 +1891,7 @@
                 <w:b/>
                 <w:sz w:val="25"/>
               </w:rPr>
-              <w:t>115.07.23</w:t>
+              <w:t>115.07.27</w:t>
             </w:r>
           </w:p>
         </w:tc>
@@ -1915,7 +1915,7 @@
                 <w:b/>
                 <w:sz w:val="25"/>
               </w:rPr>
-              <w:t>08  10  13  21  29  31</w:t>
+              <w:t>19  22  28  31  33  35</w:t>
             </w:r>
           </w:p>
         </w:tc>
@@ -1968,7 +1968,7 @@
                 <w:b/>
                 <w:sz w:val="25"/>
               </w:rPr>
-              <w:t>115000060</w:t>
+              <w:t>115000061</w:t>
             </w:r>
           </w:p>
         </w:tc>
@@ -1992,7 +1992,7 @@
                 <w:b/>
                 <w:sz w:val="25"/>
               </w:rPr>
-              <w:t>115.07.27</w:t>
+              <w:t>115.07.30</w:t>
             </w:r>
           </w:p>
         </w:tc>
@@ -2016,7 +2016,7 @@
                 <w:b/>
                 <w:sz w:val="25"/>
               </w:rPr>
-              <w:t>19  22  28  31  33  35</w:t>
+              <w:t>08  14  17  19  21  23</w:t>
             </w:r>
           </w:p>
         </w:tc>
@@ -2069,7 +2069,7 @@
                 <w:b/>
                 <w:sz w:val="25"/>
               </w:rPr>
-              <w:t>115000061</w:t>
+              <w:t>115000062</w:t>
             </w:r>
           </w:p>
         </w:tc>
@@ -2093,7 +2093,7 @@
                 <w:b/>
                 <w:sz w:val="25"/>
               </w:rPr>
-              <w:t>115.07.30</w:t>
+              <w:t>115.08.03</w:t>
             </w:r>
           </w:p>
         </w:tc>
@@ -2117,7 +2117,7 @@
                 <w:b/>
                 <w:sz w:val="25"/>
               </w:rPr>
-              <w:t>08  14  17  19  21  23</w:t>
+              <w:t>04  15  22  26  34  36</w:t>
             </w:r>
           </w:p>
         </w:tc>
@@ -2170,7 +2170,7 @@
                 <w:b/>
                 <w:sz w:val="25"/>
               </w:rPr>
-              <w:t>115000062</w:t>
+              <w:t>115000063</w:t>
             </w:r>
           </w:p>
         </w:tc>
@@ -2194,7 +2194,7 @@
                 <w:b/>
                 <w:sz w:val="25"/>
               </w:rPr>
-              <w:t>115.08.03</w:t>
+              <w:t>115.08.06</w:t>
             </w:r>
           </w:p>
         </w:tc>
@@ -2218,7 +2218,7 @@
                 <w:b/>
                 <w:sz w:val="25"/>
               </w:rPr>
-              <w:t>04  15  22  26  34  36</w:t>
+              <w:t>02  07  08  20  26  33</w:t>
             </w:r>
           </w:p>
         </w:tc>
@@ -2242,7 +2242,7 @@
                 <w:b/>
                 <w:sz w:val="25"/>
               </w:rPr>
-              <w:t>07</w:t>
+              <w:t>04</w:t>
             </w:r>
           </w:p>
         </w:tc>
@@ -2271,7 +2271,7 @@
                 <w:b/>
                 <w:sz w:val="25"/>
               </w:rPr>
-              <w:t>115000063</w:t>
+              <w:t>115000064</w:t>
             </w:r>
           </w:p>
         </w:tc>
@@ -2295,7 +2295,7 @@
                 <w:b/>
                 <w:sz w:val="25"/>
               </w:rPr>
-              <w:t>115.08.06</w:t>
+              <w:t>115.08.10</w:t>
             </w:r>
           </w:p>
         </w:tc>
@@ -2319,7 +2319,7 @@
                 <w:b/>
                 <w:sz w:val="25"/>
               </w:rPr>
-              <w:t>02  07  08  20  26  33</w:t>
+              <w:t>11  25  28  30  31  36</w:t>
             </w:r>
           </w:p>
         </w:tc>
@@ -2343,7 +2343,7 @@
                 <w:b/>
                 <w:sz w:val="25"/>
               </w:rPr>
-              <w:t>04</w:t>
+              <w:t>03</w:t>
             </w:r>
           </w:p>
         </w:tc>
@@ -2372,7 +2372,7 @@
                 <w:b/>
                 <w:sz w:val="25"/>
               </w:rPr>
-              <w:t>115000064</w:t>
+              <w:t>115000065</w:t>
             </w:r>
           </w:p>
         </w:tc>
@@ -2396,7 +2396,7 @@
                 <w:b/>
                 <w:sz w:val="25"/>
               </w:rPr>
-              <w:t>115.08.10</w:t>
+              <w:t>115.08.13</w:t>
             </w:r>
           </w:p>
         </w:tc>
@@ -2420,7 +2420,7 @@
                 <w:b/>
                 <w:sz w:val="25"/>
               </w:rPr>
-              <w:t>11  25  28  30  31  36</w:t>
+              <w:t>01  03  04  07  10  19</w:t>
             </w:r>
           </w:p>
         </w:tc>
@@ -2444,7 +2444,7 @@
                 <w:b/>
                 <w:sz w:val="25"/>
               </w:rPr>
-              <w:t>03</w:t>
+              <w:t>06</w:t>
             </w:r>
           </w:p>
         </w:tc>
@@ -2473,7 +2473,7 @@
                 <w:b/>
                 <w:sz w:val="25"/>
               </w:rPr>
-              <w:t>115000065</w:t>
+              <w:t>115000066</w:t>
             </w:r>
           </w:p>
         </w:tc>
@@ -2497,7 +2497,7 @@
                 <w:b/>
                 <w:sz w:val="25"/>
               </w:rPr>
-              <w:t>115.08.13</w:t>
+              <w:t>115.08.17</w:t>
             </w:r>
           </w:p>
         </w:tc>
@@ -2521,7 +2521,7 @@
                 <w:b/>
                 <w:sz w:val="25"/>
               </w:rPr>
-              <w:t>01  03  04  07  10  19</w:t>
+              <w:t>05  11  18  19  35  38</w:t>
             </w:r>
           </w:p>
         </w:tc>
@@ -2545,7 +2545,7 @@
                 <w:b/>
                 <w:sz w:val="25"/>
               </w:rPr>
-              <w:t>06</w:t>
+              <w:t>08</w:t>
             </w:r>
           </w:p>
         </w:tc>
@@ -2574,7 +2574,7 @@
                 <w:b/>
                 <w:sz w:val="25"/>
               </w:rPr>
-              <w:t>115000066</w:t>
+              <w:t>115000067</w:t>
             </w:r>
           </w:p>
         </w:tc>
@@ -2598,7 +2598,7 @@
                 <w:b/>
                 <w:sz w:val="25"/>
               </w:rPr>
-              <w:t>115.08.17</w:t>
+              <w:t>115.08.20</w:t>
             </w:r>
           </w:p>
         </w:tc>
@@ -2622,7 +2622,7 @@
                 <w:b/>
                 <w:sz w:val="25"/>
               </w:rPr>
-              <w:t>05  11  18  19  35  38</w:t>
+              <w:t>01  02  09  11  29  35</w:t>
             </w:r>
           </w:p>
         </w:tc>
@@ -2646,7 +2646,7 @@
                 <w:b/>
                 <w:sz w:val="25"/>
               </w:rPr>
-              <w:t>08</w:t>
+              <w:t>02</w:t>
             </w:r>
           </w:p>
         </w:tc>
@@ -2675,7 +2675,7 @@
                 <w:b/>
                 <w:sz w:val="25"/>
               </w:rPr>
-              <w:t>115000067</w:t>
+              <w:t>115000068</w:t>
             </w:r>
           </w:p>
         </w:tc>
@@ -2699,7 +2699,7 @@
                 <w:b/>
                 <w:sz w:val="25"/>
               </w:rPr>
-              <w:t>115.08.20</w:t>
+              <w:t>115.08.24</w:t>
             </w:r>
           </w:p>
         </w:tc>
@@ -2723,7 +2723,7 @@
                 <w:b/>
                 <w:sz w:val="25"/>
               </w:rPr>
-              <w:t>01  02  09  11  29  35</w:t>
+              <w:t>06  07  09  23  26  36</w:t>
             </w:r>
           </w:p>
         </w:tc>
@@ -2747,7 +2747,7 @@
                 <w:b/>
                 <w:sz w:val="25"/>
               </w:rPr>
-              <w:t>02</w:t>
+              <w:t>07</w:t>
             </w:r>
           </w:p>
         </w:tc>
@@ -2878,7 +2878,7 @@
                 <w:b/>
                 <w:sz w:val="25"/>
               </w:rPr>
-              <w:t>08/12(三)</w:t>
+              <w:t>08/13(四)</w:t>
             </w:r>
           </w:p>
         </w:tc>
@@ -2902,7 +2902,7 @@
                 <w:b/>
                 <w:sz w:val="25"/>
               </w:rPr>
-              <w:t>9  1  3  1</w:t>
+              <w:t>5  7  7  0</w:t>
             </w:r>
           </w:p>
         </w:tc>
@@ -2930,7 +2930,7 @@
                 <w:b/>
                 <w:sz w:val="25"/>
               </w:rPr>
-              <w:t>08/13(四)</w:t>
+              <w:t>08/14(五)</w:t>
             </w:r>
           </w:p>
         </w:tc>
@@ -2953,7 +2953,7 @@
                 <w:b/>
                 <w:sz w:val="25"/>
               </w:rPr>
-              <w:t>5  7  7  0</w:t>
+              <w:t>5  4  1  5</w:t>
             </w:r>
           </w:p>
         </w:tc>
@@ -2981,7 +2981,7 @@
                 <w:b/>
                 <w:sz w:val="25"/>
               </w:rPr>
-              <w:t>08/14(五)</w:t>
+              <w:t>08/15(六)</w:t>
             </w:r>
           </w:p>
         </w:tc>
@@ -3004,7 +3004,7 @@
                 <w:b/>
                 <w:sz w:val="25"/>
               </w:rPr>
-              <w:t>5  4  1  5</w:t>
+              <w:t>2  3  9  5</w:t>
             </w:r>
           </w:p>
         </w:tc>
@@ -3032,7 +3032,7 @@
                 <w:b/>
                 <w:sz w:val="25"/>
               </w:rPr>
-              <w:t>08/15(六)</w:t>
+              <w:t>08/17(一)</w:t>
             </w:r>
           </w:p>
         </w:tc>
@@ -3055,7 +3055,7 @@
                 <w:b/>
                 <w:sz w:val="25"/>
               </w:rPr>
-              <w:t>2  3  9  5</w:t>
+              <w:t>6  7  5  3</w:t>
             </w:r>
           </w:p>
         </w:tc>
@@ -3083,7 +3083,7 @@
                 <w:b/>
                 <w:sz w:val="25"/>
               </w:rPr>
-              <w:t>08/17(一)</w:t>
+              <w:t>08/18(二)</w:t>
             </w:r>
           </w:p>
         </w:tc>
@@ -3106,7 +3106,7 @@
                 <w:b/>
                 <w:sz w:val="25"/>
               </w:rPr>
-              <w:t>6  7  5  3</w:t>
+              <w:t>9  7  8  6</w:t>
             </w:r>
           </w:p>
         </w:tc>
@@ -3134,7 +3134,7 @@
                 <w:b/>
                 <w:sz w:val="25"/>
               </w:rPr>
-              <w:t>08/18(二)</w:t>
+              <w:t>08/19(三)</w:t>
             </w:r>
           </w:p>
         </w:tc>
@@ -3157,7 +3157,7 @@
                 <w:b/>
                 <w:sz w:val="25"/>
               </w:rPr>
-              <w:t>9  7  8  6</w:t>
+              <w:t>5  5  5  6</w:t>
             </w:r>
           </w:p>
         </w:tc>
@@ -3185,7 +3185,7 @@
                 <w:b/>
                 <w:sz w:val="25"/>
               </w:rPr>
-              <w:t>08/19(三)</w:t>
+              <w:t>08/20(四)</w:t>
             </w:r>
           </w:p>
         </w:tc>
@@ -3208,7 +3208,7 @@
                 <w:b/>
                 <w:sz w:val="25"/>
               </w:rPr>
-              <w:t>5  5  5  6</w:t>
+              <w:t>6  8  3  5</w:t>
             </w:r>
           </w:p>
         </w:tc>
@@ -3236,7 +3236,7 @@
                 <w:b/>
                 <w:sz w:val="25"/>
               </w:rPr>
-              <w:t>08/20(四)</w:t>
+              <w:t>08/21(五)</w:t>
             </w:r>
           </w:p>
         </w:tc>
@@ -3259,7 +3259,7 @@
                 <w:b/>
                 <w:sz w:val="25"/>
               </w:rPr>
-              <w:t>6  8  3  5</w:t>
+              <w:t>6  9  1  1</w:t>
             </w:r>
           </w:p>
         </w:tc>
@@ -3287,7 +3287,7 @@
                 <w:b/>
                 <w:sz w:val="25"/>
               </w:rPr>
-              <w:t>08/21(五)</w:t>
+              <w:t>08/22(六)</w:t>
             </w:r>
           </w:p>
         </w:tc>
@@ -3310,7 +3310,7 @@
                 <w:b/>
                 <w:sz w:val="25"/>
               </w:rPr>
-              <w:t>6  9  1  1</w:t>
+              <w:t>5  9  6  2</w:t>
             </w:r>
           </w:p>
         </w:tc>
@@ -3338,7 +3338,7 @@
                 <w:b/>
                 <w:sz w:val="25"/>
               </w:rPr>
-              <w:t>08/22(六)</w:t>
+              <w:t>08/24(一)</w:t>
             </w:r>
           </w:p>
         </w:tc>
@@ -3361,7 +3361,7 @@
                 <w:b/>
                 <w:sz w:val="25"/>
               </w:rPr>
-              <w:t>5  9  6  2</w:t>
+              <w:t>3  0  1  7</w:t>
             </w:r>
           </w:p>
         </w:tc>

--- a/最新開獎紀錄.docx
+++ b/最新開獎紀錄.docx
@@ -173,7 +173,7 @@
                 <w:b/>
                 <w:sz w:val="25"/>
               </w:rPr>
-              <w:t>115000196</w:t>
+              <w:t>115000197</w:t>
             </w:r>
           </w:p>
         </w:tc>
@@ -197,7 +197,7 @@
                 <w:b/>
                 <w:sz w:val="25"/>
               </w:rPr>
-              <w:t>115.08.13</w:t>
+              <w:t>115.08.14</w:t>
             </w:r>
           </w:p>
         </w:tc>
@@ -221,7 +221,7 @@
                 <w:b/>
                 <w:sz w:val="25"/>
               </w:rPr>
-              <w:t>05  11  12  17  18</w:t>
+              <w:t>07  19  21  25  34</w:t>
             </w:r>
           </w:p>
         </w:tc>
@@ -250,7 +250,7 @@
                 <w:b/>
                 <w:sz w:val="25"/>
               </w:rPr>
-              <w:t>115000197</w:t>
+              <w:t>115000198</w:t>
             </w:r>
           </w:p>
         </w:tc>
@@ -274,7 +274,7 @@
                 <w:b/>
                 <w:sz w:val="25"/>
               </w:rPr>
-              <w:t>115.08.14</w:t>
+              <w:t>115.08.15</w:t>
             </w:r>
           </w:p>
         </w:tc>
@@ -298,7 +298,7 @@
                 <w:b/>
                 <w:sz w:val="25"/>
               </w:rPr>
-              <w:t>07  19  21  25  34</w:t>
+              <w:t>12  14  21  35  37</w:t>
             </w:r>
           </w:p>
         </w:tc>
@@ -327,7 +327,7 @@
                 <w:b/>
                 <w:sz w:val="25"/>
               </w:rPr>
-              <w:t>115000198</w:t>
+              <w:t>115000199</w:t>
             </w:r>
           </w:p>
         </w:tc>
@@ -351,7 +351,7 @@
                 <w:b/>
                 <w:sz w:val="25"/>
               </w:rPr>
-              <w:t>115.08.15</w:t>
+              <w:t>115.08.17</w:t>
             </w:r>
           </w:p>
         </w:tc>
@@ -375,7 +375,7 @@
                 <w:b/>
                 <w:sz w:val="25"/>
               </w:rPr>
-              <w:t>12  14  21  35  37</w:t>
+              <w:t>19  22  27  28  38</w:t>
             </w:r>
           </w:p>
         </w:tc>
@@ -404,7 +404,7 @@
                 <w:b/>
                 <w:sz w:val="25"/>
               </w:rPr>
-              <w:t>115000199</w:t>
+              <w:t>115000200</w:t>
             </w:r>
           </w:p>
         </w:tc>
@@ -428,7 +428,7 @@
                 <w:b/>
                 <w:sz w:val="25"/>
               </w:rPr>
-              <w:t>115.08.17</w:t>
+              <w:t>115.08.18</w:t>
             </w:r>
           </w:p>
         </w:tc>
@@ -452,7 +452,7 @@
                 <w:b/>
                 <w:sz w:val="25"/>
               </w:rPr>
-              <w:t>19  22  27  28  38</w:t>
+              <w:t>05  06  10  28  39</w:t>
             </w:r>
           </w:p>
         </w:tc>
@@ -481,7 +481,7 @@
                 <w:b/>
                 <w:sz w:val="25"/>
               </w:rPr>
-              <w:t>115000200</w:t>
+              <w:t>115000201</w:t>
             </w:r>
           </w:p>
         </w:tc>
@@ -505,7 +505,7 @@
                 <w:b/>
                 <w:sz w:val="25"/>
               </w:rPr>
-              <w:t>115.08.18</w:t>
+              <w:t>115.08.19</w:t>
             </w:r>
           </w:p>
         </w:tc>
@@ -529,7 +529,7 @@
                 <w:b/>
                 <w:sz w:val="25"/>
               </w:rPr>
-              <w:t>05  06  10  28  39</w:t>
+              <w:t>02  06  07  32  38</w:t>
             </w:r>
           </w:p>
         </w:tc>
@@ -558,7 +558,7 @@
                 <w:b/>
                 <w:sz w:val="25"/>
               </w:rPr>
-              <w:t>115000201</w:t>
+              <w:t>115000202</w:t>
             </w:r>
           </w:p>
         </w:tc>
@@ -582,7 +582,7 @@
                 <w:b/>
                 <w:sz w:val="25"/>
               </w:rPr>
-              <w:t>115.08.19</w:t>
+              <w:t>115.08.20</w:t>
             </w:r>
           </w:p>
         </w:tc>
@@ -606,7 +606,7 @@
                 <w:b/>
                 <w:sz w:val="25"/>
               </w:rPr>
-              <w:t>02  06  07  32  38</w:t>
+              <w:t>04  14  27  32  34</w:t>
             </w:r>
           </w:p>
         </w:tc>
@@ -635,7 +635,7 @@
                 <w:b/>
                 <w:sz w:val="25"/>
               </w:rPr>
-              <w:t>115000202</w:t>
+              <w:t>115000203</w:t>
             </w:r>
           </w:p>
         </w:tc>
@@ -659,7 +659,7 @@
                 <w:b/>
                 <w:sz w:val="25"/>
               </w:rPr>
-              <w:t>115.08.20</w:t>
+              <w:t>115.08.21</w:t>
             </w:r>
           </w:p>
         </w:tc>
@@ -683,7 +683,7 @@
                 <w:b/>
                 <w:sz w:val="25"/>
               </w:rPr>
-              <w:t>04  14  27  32  34</w:t>
+              <w:t>11  12  18  20  29</w:t>
             </w:r>
           </w:p>
         </w:tc>
@@ -712,7 +712,7 @@
                 <w:b/>
                 <w:sz w:val="25"/>
               </w:rPr>
-              <w:t>115000203</w:t>
+              <w:t>115000204</w:t>
             </w:r>
           </w:p>
         </w:tc>
@@ -736,7 +736,7 @@
                 <w:b/>
                 <w:sz w:val="25"/>
               </w:rPr>
-              <w:t>115.08.21</w:t>
+              <w:t>115.08.22</w:t>
             </w:r>
           </w:p>
         </w:tc>
@@ -760,7 +760,7 @@
                 <w:b/>
                 <w:sz w:val="25"/>
               </w:rPr>
-              <w:t>11  12  18  20  29</w:t>
+              <w:t>09  10  29  30  34</w:t>
             </w:r>
           </w:p>
         </w:tc>
@@ -789,7 +789,7 @@
                 <w:b/>
                 <w:sz w:val="25"/>
               </w:rPr>
-              <w:t>115000204</w:t>
+              <w:t>115000205</w:t>
             </w:r>
           </w:p>
         </w:tc>
@@ -813,7 +813,7 @@
                 <w:b/>
                 <w:sz w:val="25"/>
               </w:rPr>
-              <w:t>115.08.22</w:t>
+              <w:t>115.08.24</w:t>
             </w:r>
           </w:p>
         </w:tc>
@@ -837,7 +837,7 @@
                 <w:b/>
                 <w:sz w:val="25"/>
               </w:rPr>
-              <w:t>09  10  29  30  34</w:t>
+              <w:t>09  10  19  23  26</w:t>
             </w:r>
           </w:p>
         </w:tc>
@@ -866,7 +866,7 @@
                 <w:b/>
                 <w:sz w:val="25"/>
               </w:rPr>
-              <w:t>115000205</w:t>
+              <w:t>115000206</w:t>
             </w:r>
           </w:p>
         </w:tc>
@@ -890,7 +890,7 @@
                 <w:b/>
                 <w:sz w:val="25"/>
               </w:rPr>
-              <w:t>115.08.24</w:t>
+              <w:t>115.08.25</w:t>
             </w:r>
           </w:p>
         </w:tc>
@@ -914,7 +914,7 @@
                 <w:b/>
                 <w:sz w:val="25"/>
               </w:rPr>
-              <w:t>09  10  19  23  26</w:t>
+              <w:t>08  21  23  30  35</w:t>
             </w:r>
           </w:p>
         </w:tc>
@@ -1045,7 +1045,7 @@
                 <w:b/>
                 <w:sz w:val="25"/>
               </w:rPr>
-              <w:t>08/13(四)</w:t>
+              <w:t>08/14(五)</w:t>
             </w:r>
           </w:p>
         </w:tc>
@@ -1069,7 +1069,7 @@
                 <w:b/>
                 <w:sz w:val="25"/>
               </w:rPr>
-              <w:t>2  5  7</w:t>
+              <w:t>1  7  7</w:t>
             </w:r>
           </w:p>
         </w:tc>
@@ -1097,7 +1097,7 @@
                 <w:b/>
                 <w:sz w:val="25"/>
               </w:rPr>
-              <w:t>08/14(五)</w:t>
+              <w:t>08/15(六)</w:t>
             </w:r>
           </w:p>
         </w:tc>
@@ -1120,7 +1120,7 @@
                 <w:b/>
                 <w:sz w:val="25"/>
               </w:rPr>
-              <w:t>1  7  7</w:t>
+              <w:t>1  9  5</w:t>
             </w:r>
           </w:p>
         </w:tc>
@@ -1148,7 +1148,7 @@
                 <w:b/>
                 <w:sz w:val="25"/>
               </w:rPr>
-              <w:t>08/15(六)</w:t>
+              <w:t>08/17(一)</w:t>
             </w:r>
           </w:p>
         </w:tc>
@@ -1171,7 +1171,7 @@
                 <w:b/>
                 <w:sz w:val="25"/>
               </w:rPr>
-              <w:t>1  9  5</w:t>
+              <w:t>3  5  4</w:t>
             </w:r>
           </w:p>
         </w:tc>
@@ -1199,7 +1199,7 @@
                 <w:b/>
                 <w:sz w:val="25"/>
               </w:rPr>
-              <w:t>08/17(一)</w:t>
+              <w:t>08/18(二)</w:t>
             </w:r>
           </w:p>
         </w:tc>
@@ -1222,7 +1222,7 @@
                 <w:b/>
                 <w:sz w:val="25"/>
               </w:rPr>
-              <w:t>3  5  4</w:t>
+              <w:t>8  6  8</w:t>
             </w:r>
           </w:p>
         </w:tc>
@@ -1250,7 +1250,7 @@
                 <w:b/>
                 <w:sz w:val="25"/>
               </w:rPr>
-              <w:t>08/18(二)</w:t>
+              <w:t>08/19(三)</w:t>
             </w:r>
           </w:p>
         </w:tc>
@@ -1273,7 +1273,7 @@
                 <w:b/>
                 <w:sz w:val="25"/>
               </w:rPr>
-              <w:t>8  6  8</w:t>
+              <w:t>8  7  4</w:t>
             </w:r>
           </w:p>
         </w:tc>
@@ -1301,7 +1301,7 @@
                 <w:b/>
                 <w:sz w:val="25"/>
               </w:rPr>
-              <w:t>08/19(三)</w:t>
+              <w:t>08/20(四)</w:t>
             </w:r>
           </w:p>
         </w:tc>
@@ -1324,7 +1324,7 @@
                 <w:b/>
                 <w:sz w:val="25"/>
               </w:rPr>
-              <w:t>8  7  4</w:t>
+              <w:t>3  4  4</w:t>
             </w:r>
           </w:p>
         </w:tc>
@@ -1352,7 +1352,7 @@
                 <w:b/>
                 <w:sz w:val="25"/>
               </w:rPr>
-              <w:t>08/20(四)</w:t>
+              <w:t>08/21(五)</w:t>
             </w:r>
           </w:p>
         </w:tc>
@@ -1375,7 +1375,7 @@
                 <w:b/>
                 <w:sz w:val="25"/>
               </w:rPr>
-              <w:t>3  4  4</w:t>
+              <w:t>5  0  2</w:t>
             </w:r>
           </w:p>
         </w:tc>
@@ -1403,7 +1403,7 @@
                 <w:b/>
                 <w:sz w:val="25"/>
               </w:rPr>
-              <w:t>08/21(五)</w:t>
+              <w:t>08/22(六)</w:t>
             </w:r>
           </w:p>
         </w:tc>
@@ -1426,7 +1426,7 @@
                 <w:b/>
                 <w:sz w:val="25"/>
               </w:rPr>
-              <w:t>5  0  2</w:t>
+              <w:t>3  3  1</w:t>
             </w:r>
           </w:p>
         </w:tc>
@@ -1454,7 +1454,7 @@
                 <w:b/>
                 <w:sz w:val="25"/>
               </w:rPr>
-              <w:t>08/22(六)</w:t>
+              <w:t>08/24(一)</w:t>
             </w:r>
           </w:p>
         </w:tc>
@@ -1477,7 +1477,7 @@
                 <w:b/>
                 <w:sz w:val="25"/>
               </w:rPr>
-              <w:t>3  3  1</w:t>
+              <w:t>5  7  2</w:t>
             </w:r>
           </w:p>
         </w:tc>
@@ -1505,7 +1505,7 @@
                 <w:b/>
                 <w:sz w:val="25"/>
               </w:rPr>
-              <w:t>08/24(一)</w:t>
+              <w:t>08/25(二)</w:t>
             </w:r>
           </w:p>
         </w:tc>
@@ -1528,7 +1528,7 @@
                 <w:b/>
                 <w:sz w:val="25"/>
               </w:rPr>
-              <w:t>5  7  2</w:t>
+              <w:t>8  7  2</w:t>
             </w:r>
           </w:p>
         </w:tc>
@@ -2878,7 +2878,7 @@
                 <w:b/>
                 <w:sz w:val="25"/>
               </w:rPr>
-              <w:t>08/13(四)</w:t>
+              <w:t>08/14(五)</w:t>
             </w:r>
           </w:p>
         </w:tc>
@@ -2902,7 +2902,7 @@
                 <w:b/>
                 <w:sz w:val="25"/>
               </w:rPr>
-              <w:t>5  7  7  0</w:t>
+              <w:t>5  4  1  5</w:t>
             </w:r>
           </w:p>
         </w:tc>
@@ -2930,7 +2930,7 @@
                 <w:b/>
                 <w:sz w:val="25"/>
               </w:rPr>
-              <w:t>08/14(五)</w:t>
+              <w:t>08/15(六)</w:t>
             </w:r>
           </w:p>
         </w:tc>
@@ -2953,7 +2953,7 @@
                 <w:b/>
                 <w:sz w:val="25"/>
               </w:rPr>
-              <w:t>5  4  1  5</w:t>
+              <w:t>2  3  9  5</w:t>
             </w:r>
           </w:p>
         </w:tc>
@@ -2981,7 +2981,7 @@
                 <w:b/>
                 <w:sz w:val="25"/>
               </w:rPr>
-              <w:t>08/15(六)</w:t>
+              <w:t>08/17(一)</w:t>
             </w:r>
           </w:p>
         </w:tc>
@@ -3004,7 +3004,7 @@
                 <w:b/>
                 <w:sz w:val="25"/>
               </w:rPr>
-              <w:t>2  3  9  5</w:t>
+              <w:t>6  7  5  3</w:t>
             </w:r>
           </w:p>
         </w:tc>
@@ -3032,7 +3032,7 @@
                 <w:b/>
                 <w:sz w:val="25"/>
               </w:rPr>
-              <w:t>08/17(一)</w:t>
+              <w:t>08/18(二)</w:t>
             </w:r>
           </w:p>
         </w:tc>
@@ -3055,7 +3055,7 @@
                 <w:b/>
                 <w:sz w:val="25"/>
               </w:rPr>
-              <w:t>6  7  5  3</w:t>
+              <w:t>9  7  8  6</w:t>
             </w:r>
           </w:p>
         </w:tc>
@@ -3083,7 +3083,7 @@
                 <w:b/>
                 <w:sz w:val="25"/>
               </w:rPr>
-              <w:t>08/18(二)</w:t>
+              <w:t>08/19(三)</w:t>
             </w:r>
           </w:p>
         </w:tc>
@@ -3106,7 +3106,7 @@
                 <w:b/>
                 <w:sz w:val="25"/>
               </w:rPr>
-              <w:t>9  7  8  6</w:t>
+              <w:t>5  5  5  6</w:t>
             </w:r>
           </w:p>
         </w:tc>
@@ -3134,7 +3134,7 @@
                 <w:b/>
                 <w:sz w:val="25"/>
               </w:rPr>
-              <w:t>08/19(三)</w:t>
+              <w:t>08/20(四)</w:t>
             </w:r>
           </w:p>
         </w:tc>
@@ -3157,7 +3157,7 @@
                 <w:b/>
                 <w:sz w:val="25"/>
               </w:rPr>
-              <w:t>5  5  5  6</w:t>
+              <w:t>6  8  3  5</w:t>
             </w:r>
           </w:p>
         </w:tc>
@@ -3185,7 +3185,7 @@
                 <w:b/>
                 <w:sz w:val="25"/>
               </w:rPr>
-              <w:t>08/20(四)</w:t>
+              <w:t>08/21(五)</w:t>
             </w:r>
           </w:p>
         </w:tc>
@@ -3208,7 +3208,7 @@
                 <w:b/>
                 <w:sz w:val="25"/>
               </w:rPr>
-              <w:t>6  8  3  5</w:t>
+              <w:t>6  9  1  1</w:t>
             </w:r>
           </w:p>
         </w:tc>
@@ -3236,7 +3236,7 @@
                 <w:b/>
                 <w:sz w:val="25"/>
               </w:rPr>
-              <w:t>08/21(五)</w:t>
+              <w:t>08/22(六)</w:t>
             </w:r>
           </w:p>
         </w:tc>
@@ -3259,7 +3259,7 @@
                 <w:b/>
                 <w:sz w:val="25"/>
               </w:rPr>
-              <w:t>6  9  1  1</w:t>
+              <w:t>5  9  6  2</w:t>
             </w:r>
           </w:p>
         </w:tc>
@@ -3287,7 +3287,7 @@
                 <w:b/>
                 <w:sz w:val="25"/>
               </w:rPr>
-              <w:t>08/22(六)</w:t>
+              <w:t>08/24(一)</w:t>
             </w:r>
           </w:p>
         </w:tc>
@@ -3310,7 +3310,7 @@
                 <w:b/>
                 <w:sz w:val="25"/>
               </w:rPr>
-              <w:t>5  9  6  2</w:t>
+              <w:t>3  0  1  7</w:t>
             </w:r>
           </w:p>
         </w:tc>
@@ -3338,7 +3338,7 @@
                 <w:b/>
                 <w:sz w:val="25"/>
               </w:rPr>
-              <w:t>08/24(一)</w:t>
+              <w:t>08/25(二)</w:t>
             </w:r>
           </w:p>
         </w:tc>
@@ -3361,7 +3361,7 @@
                 <w:b/>
                 <w:sz w:val="25"/>
               </w:rPr>
-              <w:t>3  0  1  7</w:t>
+              <w:t>7  0  6  7</w:t>
             </w:r>
           </w:p>
         </w:tc>
@@ -3586,7 +3586,7 @@
                 <w:b/>
                 <w:sz w:val="25"/>
               </w:rPr>
-              <w:t>115000072</w:t>
+              <w:t>115000073</w:t>
             </w:r>
           </w:p>
         </w:tc>
@@ -3610,7 +3610,7 @@
                 <w:b/>
                 <w:sz w:val="25"/>
               </w:rPr>
-              <w:t>115.07.21</w:t>
+              <w:t>115.07.24</w:t>
             </w:r>
           </w:p>
         </w:tc>
@@ -3634,7 +3634,7 @@
                 <w:b/>
                 <w:sz w:val="25"/>
               </w:rPr>
-              <w:t>02  08  15  26  35  46</w:t>
+              <w:t>03  15  27  34  35  44</w:t>
             </w:r>
           </w:p>
         </w:tc>
@@ -3658,7 +3658,7 @@
                 <w:b/>
                 <w:sz w:val="25"/>
               </w:rPr>
-              <w:t>11</w:t>
+              <w:t>40</w:t>
             </w:r>
           </w:p>
         </w:tc>
@@ -3687,7 +3687,7 @@
                 <w:b/>
                 <w:sz w:val="25"/>
               </w:rPr>
-              <w:t>115000073</w:t>
+              <w:t>115000074</w:t>
             </w:r>
           </w:p>
         </w:tc>
@@ -3711,7 +3711,7 @@
                 <w:b/>
                 <w:sz w:val="25"/>
               </w:rPr>
-              <w:t>115.07.24</w:t>
+              <w:t>115.07.28</w:t>
             </w:r>
           </w:p>
         </w:tc>
@@ -3735,7 +3735,7 @@
                 <w:b/>
                 <w:sz w:val="25"/>
               </w:rPr>
-              <w:t>03  15  27  34  35  44</w:t>
+              <w:t>08  19  24  26  32  43</w:t>
             </w:r>
           </w:p>
         </w:tc>
@@ -3759,7 +3759,7 @@
                 <w:b/>
                 <w:sz w:val="25"/>
               </w:rPr>
-              <w:t>40</w:t>
+              <w:t>47</w:t>
             </w:r>
           </w:p>
         </w:tc>
@@ -3788,7 +3788,7 @@
                 <w:b/>
                 <w:sz w:val="25"/>
               </w:rPr>
-              <w:t>115000074</w:t>
+              <w:t>115000075</w:t>
             </w:r>
           </w:p>
         </w:tc>
@@ -3812,7 +3812,7 @@
                 <w:b/>
                 <w:sz w:val="25"/>
               </w:rPr>
-              <w:t>115.07.28</w:t>
+              <w:t>115.07.31</w:t>
             </w:r>
           </w:p>
         </w:tc>
@@ -3836,7 +3836,7 @@
                 <w:b/>
                 <w:sz w:val="25"/>
               </w:rPr>
-              <w:t>08  19  24  26  32  43</w:t>
+              <w:t>11  20  23  33  34  44</w:t>
             </w:r>
           </w:p>
         </w:tc>
@@ -3860,7 +3860,7 @@
                 <w:b/>
                 <w:sz w:val="25"/>
               </w:rPr>
-              <w:t>47</w:t>
+              <w:t>10</w:t>
             </w:r>
           </w:p>
         </w:tc>
@@ -3889,7 +3889,7 @@
                 <w:b/>
                 <w:sz w:val="25"/>
               </w:rPr>
-              <w:t>115000075</w:t>
+              <w:t>115000076</w:t>
             </w:r>
           </w:p>
         </w:tc>
@@ -3913,7 +3913,7 @@
                 <w:b/>
                 <w:sz w:val="25"/>
               </w:rPr>
-              <w:t>115.07.31</w:t>
+              <w:t>115.08.04</w:t>
             </w:r>
           </w:p>
         </w:tc>
@@ -3937,7 +3937,7 @@
                 <w:b/>
                 <w:sz w:val="25"/>
               </w:rPr>
-              <w:t>11  20  23  33  34  44</w:t>
+              <w:t>04  09  15  30  36  49</w:t>
             </w:r>
           </w:p>
         </w:tc>
@@ -3961,7 +3961,7 @@
                 <w:b/>
                 <w:sz w:val="25"/>
               </w:rPr>
-              <w:t>10</w:t>
+              <w:t>40</w:t>
             </w:r>
           </w:p>
         </w:tc>
@@ -3990,7 +3990,7 @@
                 <w:b/>
                 <w:sz w:val="25"/>
               </w:rPr>
-              <w:t>115000076</w:t>
+              <w:t>115000077</w:t>
             </w:r>
           </w:p>
         </w:tc>
@@ -4014,7 +4014,7 @@
                 <w:b/>
                 <w:sz w:val="25"/>
               </w:rPr>
-              <w:t>115.08.04</w:t>
+              <w:t>115.08.07</w:t>
             </w:r>
           </w:p>
         </w:tc>
@@ -4038,7 +4038,7 @@
                 <w:b/>
                 <w:sz w:val="25"/>
               </w:rPr>
-              <w:t>04  09  15  30  36  49</w:t>
+              <w:t>02  12  19  21  25  41</w:t>
             </w:r>
           </w:p>
         </w:tc>
@@ -4062,7 +4062,7 @@
                 <w:b/>
                 <w:sz w:val="25"/>
               </w:rPr>
-              <w:t>40</w:t>
+              <w:t>31</w:t>
             </w:r>
           </w:p>
         </w:tc>
@@ -4091,7 +4091,7 @@
                 <w:b/>
                 <w:sz w:val="25"/>
               </w:rPr>
-              <w:t>115000077</w:t>
+              <w:t>115000078</w:t>
             </w:r>
           </w:p>
         </w:tc>
@@ -4115,7 +4115,7 @@
                 <w:b/>
                 <w:sz w:val="25"/>
               </w:rPr>
-              <w:t>115.08.07</w:t>
+              <w:t>115.08.11</w:t>
             </w:r>
           </w:p>
         </w:tc>
@@ -4139,7 +4139,7 @@
                 <w:b/>
                 <w:sz w:val="25"/>
               </w:rPr>
-              <w:t>02  12  19  21  25  41</w:t>
+              <w:t>08  12  16  24  29  46</w:t>
             </w:r>
           </w:p>
         </w:tc>
@@ -4163,7 +4163,7 @@
                 <w:b/>
                 <w:sz w:val="25"/>
               </w:rPr>
-              <w:t>31</w:t>
+              <w:t>10</w:t>
             </w:r>
           </w:p>
         </w:tc>
@@ -4192,7 +4192,7 @@
                 <w:b/>
                 <w:sz w:val="25"/>
               </w:rPr>
-              <w:t>115000078</w:t>
+              <w:t>115000079</w:t>
             </w:r>
           </w:p>
         </w:tc>
@@ -4216,7 +4216,7 @@
                 <w:b/>
                 <w:sz w:val="25"/>
               </w:rPr>
-              <w:t>115.08.11</w:t>
+              <w:t>115.08.14</w:t>
             </w:r>
           </w:p>
         </w:tc>
@@ -4240,7 +4240,7 @@
                 <w:b/>
                 <w:sz w:val="25"/>
               </w:rPr>
-              <w:t>08  12  16  24  29  46</w:t>
+              <w:t>05  12  25  33  34  35</w:t>
             </w:r>
           </w:p>
         </w:tc>
@@ -4264,7 +4264,7 @@
                 <w:b/>
                 <w:sz w:val="25"/>
               </w:rPr>
-              <w:t>10</w:t>
+              <w:t>27</w:t>
             </w:r>
           </w:p>
         </w:tc>
@@ -4293,7 +4293,7 @@
                 <w:b/>
                 <w:sz w:val="25"/>
               </w:rPr>
-              <w:t>115000079</w:t>
+              <w:t>115000080</w:t>
             </w:r>
           </w:p>
         </w:tc>
@@ -4317,7 +4317,7 @@
                 <w:b/>
                 <w:sz w:val="25"/>
               </w:rPr>
-              <w:t>115.08.14</w:t>
+              <w:t>115.08.18</w:t>
             </w:r>
           </w:p>
         </w:tc>
@@ -4341,7 +4341,7 @@
                 <w:b/>
                 <w:sz w:val="25"/>
               </w:rPr>
-              <w:t>05  12  25  33  34  35</w:t>
+              <w:t>01  14  25  27  29  43</w:t>
             </w:r>
           </w:p>
         </w:tc>
@@ -4365,7 +4365,7 @@
                 <w:b/>
                 <w:sz w:val="25"/>
               </w:rPr>
-              <w:t>27</w:t>
+              <w:t>02</w:t>
             </w:r>
           </w:p>
         </w:tc>
@@ -4394,7 +4394,7 @@
                 <w:b/>
                 <w:sz w:val="25"/>
               </w:rPr>
-              <w:t>115000080</w:t>
+              <w:t>115000081</w:t>
             </w:r>
           </w:p>
         </w:tc>
@@ -4418,7 +4418,7 @@
                 <w:b/>
                 <w:sz w:val="25"/>
               </w:rPr>
-              <w:t>115.08.18</w:t>
+              <w:t>115.08.21</w:t>
             </w:r>
           </w:p>
         </w:tc>
@@ -4442,7 +4442,7 @@
                 <w:b/>
                 <w:sz w:val="25"/>
               </w:rPr>
-              <w:t>01  14  25  27  29  43</w:t>
+              <w:t>08  14  23  24  26  47</w:t>
             </w:r>
           </w:p>
         </w:tc>
@@ -4466,7 +4466,7 @@
                 <w:b/>
                 <w:sz w:val="25"/>
               </w:rPr>
-              <w:t>02</w:t>
+              <w:t>30</w:t>
             </w:r>
           </w:p>
         </w:tc>
@@ -4495,7 +4495,7 @@
                 <w:b/>
                 <w:sz w:val="25"/>
               </w:rPr>
-              <w:t>115000081</w:t>
+              <w:t>115000082</w:t>
             </w:r>
           </w:p>
         </w:tc>
@@ -4519,7 +4519,7 @@
                 <w:b/>
                 <w:sz w:val="25"/>
               </w:rPr>
-              <w:t>115.08.21</w:t>
+              <w:t>115.08.25</w:t>
             </w:r>
           </w:p>
         </w:tc>
@@ -4543,7 +4543,7 @@
                 <w:b/>
                 <w:sz w:val="25"/>
               </w:rPr>
-              <w:t>08  14  23  24  26  47</w:t>
+              <w:t>12  24  26  32  35  40</w:t>
             </w:r>
           </w:p>
         </w:tc>
@@ -4567,7 +4567,7 @@
                 <w:b/>
                 <w:sz w:val="25"/>
               </w:rPr>
-              <w:t>30</w:t>
+              <w:t>06</w:t>
             </w:r>
           </w:p>
         </w:tc>

--- a/最新開獎紀錄.docx
+++ b/最新開獎紀錄.docx
@@ -173,7 +173,7 @@
                 <w:b/>
                 <w:sz w:val="25"/>
               </w:rPr>
-              <w:t>115000197</w:t>
+              <w:t>115000198</w:t>
             </w:r>
           </w:p>
         </w:tc>
@@ -197,7 +197,7 @@
                 <w:b/>
                 <w:sz w:val="25"/>
               </w:rPr>
-              <w:t>115.08.14</w:t>
+              <w:t>115.08.15</w:t>
             </w:r>
           </w:p>
         </w:tc>
@@ -221,7 +221,7 @@
                 <w:b/>
                 <w:sz w:val="25"/>
               </w:rPr>
-              <w:t>07  19  21  25  34</w:t>
+              <w:t>12  14  21  35  37</w:t>
             </w:r>
           </w:p>
         </w:tc>
@@ -250,7 +250,7 @@
                 <w:b/>
                 <w:sz w:val="25"/>
               </w:rPr>
-              <w:t>115000198</w:t>
+              <w:t>115000199</w:t>
             </w:r>
           </w:p>
         </w:tc>
@@ -274,7 +274,7 @@
                 <w:b/>
                 <w:sz w:val="25"/>
               </w:rPr>
-              <w:t>115.08.15</w:t>
+              <w:t>115.08.17</w:t>
             </w:r>
           </w:p>
         </w:tc>
@@ -298,7 +298,7 @@
                 <w:b/>
                 <w:sz w:val="25"/>
               </w:rPr>
-              <w:t>12  14  21  35  37</w:t>
+              <w:t>19  22  27  28  38</w:t>
             </w:r>
           </w:p>
         </w:tc>
@@ -327,7 +327,7 @@
                 <w:b/>
                 <w:sz w:val="25"/>
               </w:rPr>
-              <w:t>115000199</w:t>
+              <w:t>115000200</w:t>
             </w:r>
           </w:p>
         </w:tc>
@@ -351,7 +351,7 @@
                 <w:b/>
                 <w:sz w:val="25"/>
               </w:rPr>
-              <w:t>115.08.17</w:t>
+              <w:t>115.08.18</w:t>
             </w:r>
           </w:p>
         </w:tc>
@@ -375,7 +375,7 @@
                 <w:b/>
                 <w:sz w:val="25"/>
               </w:rPr>
-              <w:t>19  22  27  28  38</w:t>
+              <w:t>05  06  10  28  39</w:t>
             </w:r>
           </w:p>
         </w:tc>
@@ -404,7 +404,7 @@
                 <w:b/>
                 <w:sz w:val="25"/>
               </w:rPr>
-              <w:t>115000200</w:t>
+              <w:t>115000201</w:t>
             </w:r>
           </w:p>
         </w:tc>
@@ -428,7 +428,7 @@
                 <w:b/>
                 <w:sz w:val="25"/>
               </w:rPr>
-              <w:t>115.08.18</w:t>
+              <w:t>115.08.19</w:t>
             </w:r>
           </w:p>
         </w:tc>
@@ -452,7 +452,7 @@
                 <w:b/>
                 <w:sz w:val="25"/>
               </w:rPr>
-              <w:t>05  06  10  28  39</w:t>
+              <w:t>02  06  07  32  38</w:t>
             </w:r>
           </w:p>
         </w:tc>
@@ -481,7 +481,7 @@
                 <w:b/>
                 <w:sz w:val="25"/>
               </w:rPr>
-              <w:t>115000201</w:t>
+              <w:t>115000202</w:t>
             </w:r>
           </w:p>
         </w:tc>
@@ -505,7 +505,7 @@
                 <w:b/>
                 <w:sz w:val="25"/>
               </w:rPr>
-              <w:t>115.08.19</w:t>
+              <w:t>115.08.20</w:t>
             </w:r>
           </w:p>
         </w:tc>
@@ -529,7 +529,7 @@
                 <w:b/>
                 <w:sz w:val="25"/>
               </w:rPr>
-              <w:t>02  06  07  32  38</w:t>
+              <w:t>04  14  27  32  34</w:t>
             </w:r>
           </w:p>
         </w:tc>
@@ -558,7 +558,7 @@
                 <w:b/>
                 <w:sz w:val="25"/>
               </w:rPr>
-              <w:t>115000202</w:t>
+              <w:t>115000203</w:t>
             </w:r>
           </w:p>
         </w:tc>
@@ -582,7 +582,7 @@
                 <w:b/>
                 <w:sz w:val="25"/>
               </w:rPr>
-              <w:t>115.08.20</w:t>
+              <w:t>115.08.21</w:t>
             </w:r>
           </w:p>
         </w:tc>
@@ -606,7 +606,7 @@
                 <w:b/>
                 <w:sz w:val="25"/>
               </w:rPr>
-              <w:t>04  14  27  32  34</w:t>
+              <w:t>11  12  18  20  29</w:t>
             </w:r>
           </w:p>
         </w:tc>
@@ -635,7 +635,7 @@
                 <w:b/>
                 <w:sz w:val="25"/>
               </w:rPr>
-              <w:t>115000203</w:t>
+              <w:t>115000204</w:t>
             </w:r>
           </w:p>
         </w:tc>
@@ -659,7 +659,7 @@
                 <w:b/>
                 <w:sz w:val="25"/>
               </w:rPr>
-              <w:t>115.08.21</w:t>
+              <w:t>115.08.22</w:t>
             </w:r>
           </w:p>
         </w:tc>
@@ -683,7 +683,7 @@
                 <w:b/>
                 <w:sz w:val="25"/>
               </w:rPr>
-              <w:t>11  12  18  20  29</w:t>
+              <w:t>09  10  29  30  34</w:t>
             </w:r>
           </w:p>
         </w:tc>
@@ -712,7 +712,7 @@
                 <w:b/>
                 <w:sz w:val="25"/>
               </w:rPr>
-              <w:t>115000204</w:t>
+              <w:t>115000205</w:t>
             </w:r>
           </w:p>
         </w:tc>
@@ -736,7 +736,7 @@
                 <w:b/>
                 <w:sz w:val="25"/>
               </w:rPr>
-              <w:t>115.08.22</w:t>
+              <w:t>115.08.24</w:t>
             </w:r>
           </w:p>
         </w:tc>
@@ -760,7 +760,7 @@
                 <w:b/>
                 <w:sz w:val="25"/>
               </w:rPr>
-              <w:t>09  10  29  30  34</w:t>
+              <w:t>09  10  19  23  26</w:t>
             </w:r>
           </w:p>
         </w:tc>
@@ -789,7 +789,7 @@
                 <w:b/>
                 <w:sz w:val="25"/>
               </w:rPr>
-              <w:t>115000205</w:t>
+              <w:t>115000206</w:t>
             </w:r>
           </w:p>
         </w:tc>
@@ -813,7 +813,7 @@
                 <w:b/>
                 <w:sz w:val="25"/>
               </w:rPr>
-              <w:t>115.08.24</w:t>
+              <w:t>115.08.25</w:t>
             </w:r>
           </w:p>
         </w:tc>
@@ -837,7 +837,7 @@
                 <w:b/>
                 <w:sz w:val="25"/>
               </w:rPr>
-              <w:t>09  10  19  23  26</w:t>
+              <w:t>08  21  23  30  35</w:t>
             </w:r>
           </w:p>
         </w:tc>
@@ -866,7 +866,7 @@
                 <w:b/>
                 <w:sz w:val="25"/>
               </w:rPr>
-              <w:t>115000206</w:t>
+              <w:t>115000207</w:t>
             </w:r>
           </w:p>
         </w:tc>
@@ -890,7 +890,7 @@
                 <w:b/>
                 <w:sz w:val="25"/>
               </w:rPr>
-              <w:t>115.08.25</w:t>
+              <w:t>115.08.26</w:t>
             </w:r>
           </w:p>
         </w:tc>
@@ -914,7 +914,7 @@
                 <w:b/>
                 <w:sz w:val="25"/>
               </w:rPr>
-              <w:t>08  21  23  30  35</w:t>
+              <w:t>13  19  23  35  38</w:t>
             </w:r>
           </w:p>
         </w:tc>
@@ -1045,7 +1045,7 @@
                 <w:b/>
                 <w:sz w:val="25"/>
               </w:rPr>
-              <w:t>08/14(五)</w:t>
+              <w:t>08/15(六)</w:t>
             </w:r>
           </w:p>
         </w:tc>
@@ -1069,7 +1069,7 @@
                 <w:b/>
                 <w:sz w:val="25"/>
               </w:rPr>
-              <w:t>1  7  7</w:t>
+              <w:t>1  9  5</w:t>
             </w:r>
           </w:p>
         </w:tc>
@@ -1097,7 +1097,7 @@
                 <w:b/>
                 <w:sz w:val="25"/>
               </w:rPr>
-              <w:t>08/15(六)</w:t>
+              <w:t>08/17(一)</w:t>
             </w:r>
           </w:p>
         </w:tc>
@@ -1120,7 +1120,7 @@
                 <w:b/>
                 <w:sz w:val="25"/>
               </w:rPr>
-              <w:t>1  9  5</w:t>
+              <w:t>3  5  4</w:t>
             </w:r>
           </w:p>
         </w:tc>
@@ -1148,7 +1148,7 @@
                 <w:b/>
                 <w:sz w:val="25"/>
               </w:rPr>
-              <w:t>08/17(一)</w:t>
+              <w:t>08/18(二)</w:t>
             </w:r>
           </w:p>
         </w:tc>
@@ -1171,7 +1171,7 @@
                 <w:b/>
                 <w:sz w:val="25"/>
               </w:rPr>
-              <w:t>3  5  4</w:t>
+              <w:t>8  6  8</w:t>
             </w:r>
           </w:p>
         </w:tc>
@@ -1199,7 +1199,7 @@
                 <w:b/>
                 <w:sz w:val="25"/>
               </w:rPr>
-              <w:t>08/18(二)</w:t>
+              <w:t>08/19(三)</w:t>
             </w:r>
           </w:p>
         </w:tc>
@@ -1222,7 +1222,7 @@
                 <w:b/>
                 <w:sz w:val="25"/>
               </w:rPr>
-              <w:t>8  6  8</w:t>
+              <w:t>8  7  4</w:t>
             </w:r>
           </w:p>
         </w:tc>
@@ -1250,7 +1250,7 @@
                 <w:b/>
                 <w:sz w:val="25"/>
               </w:rPr>
-              <w:t>08/19(三)</w:t>
+              <w:t>08/20(四)</w:t>
             </w:r>
           </w:p>
         </w:tc>
@@ -1273,7 +1273,7 @@
                 <w:b/>
                 <w:sz w:val="25"/>
               </w:rPr>
-              <w:t>8  7  4</w:t>
+              <w:t>3  4  4</w:t>
             </w:r>
           </w:p>
         </w:tc>
@@ -1301,7 +1301,7 @@
                 <w:b/>
                 <w:sz w:val="25"/>
               </w:rPr>
-              <w:t>08/20(四)</w:t>
+              <w:t>08/21(五)</w:t>
             </w:r>
           </w:p>
         </w:tc>
@@ -1324,7 +1324,7 @@
                 <w:b/>
                 <w:sz w:val="25"/>
               </w:rPr>
-              <w:t>3  4  4</w:t>
+              <w:t>5  0  2</w:t>
             </w:r>
           </w:p>
         </w:tc>
@@ -1352,7 +1352,7 @@
                 <w:b/>
                 <w:sz w:val="25"/>
               </w:rPr>
-              <w:t>08/21(五)</w:t>
+              <w:t>08/22(六)</w:t>
             </w:r>
           </w:p>
         </w:tc>
@@ -1375,7 +1375,7 @@
                 <w:b/>
                 <w:sz w:val="25"/>
               </w:rPr>
-              <w:t>5  0  2</w:t>
+              <w:t>3  3  1</w:t>
             </w:r>
           </w:p>
         </w:tc>
@@ -1403,7 +1403,7 @@
                 <w:b/>
                 <w:sz w:val="25"/>
               </w:rPr>
-              <w:t>08/22(六)</w:t>
+              <w:t>08/24(一)</w:t>
             </w:r>
           </w:p>
         </w:tc>
@@ -1426,7 +1426,7 @@
                 <w:b/>
                 <w:sz w:val="25"/>
               </w:rPr>
-              <w:t>3  3  1</w:t>
+              <w:t>5  7  2</w:t>
             </w:r>
           </w:p>
         </w:tc>
@@ -1454,7 +1454,7 @@
                 <w:b/>
                 <w:sz w:val="25"/>
               </w:rPr>
-              <w:t>08/24(一)</w:t>
+              <w:t>08/25(二)</w:t>
             </w:r>
           </w:p>
         </w:tc>
@@ -1477,7 +1477,7 @@
                 <w:b/>
                 <w:sz w:val="25"/>
               </w:rPr>
-              <w:t>5  7  2</w:t>
+              <w:t>8  7  2</w:t>
             </w:r>
           </w:p>
         </w:tc>
@@ -1505,7 +1505,7 @@
                 <w:b/>
                 <w:sz w:val="25"/>
               </w:rPr>
-              <w:t>08/25(二)</w:t>
+              <w:t>08/26(三)</w:t>
             </w:r>
           </w:p>
         </w:tc>
@@ -1528,7 +1528,7 @@
                 <w:b/>
                 <w:sz w:val="25"/>
               </w:rPr>
-              <w:t>8  7  2</w:t>
+              <w:t>4  3  2</w:t>
             </w:r>
           </w:p>
         </w:tc>
@@ -2878,7 +2878,7 @@
                 <w:b/>
                 <w:sz w:val="25"/>
               </w:rPr>
-              <w:t>08/14(五)</w:t>
+              <w:t>08/15(六)</w:t>
             </w:r>
           </w:p>
         </w:tc>
@@ -2902,7 +2902,7 @@
                 <w:b/>
                 <w:sz w:val="25"/>
               </w:rPr>
-              <w:t>5  4  1  5</w:t>
+              <w:t>2  3  9  5</w:t>
             </w:r>
           </w:p>
         </w:tc>
@@ -2930,7 +2930,7 @@
                 <w:b/>
                 <w:sz w:val="25"/>
               </w:rPr>
-              <w:t>08/15(六)</w:t>
+              <w:t>08/17(一)</w:t>
             </w:r>
           </w:p>
         </w:tc>
@@ -2953,7 +2953,7 @@
                 <w:b/>
                 <w:sz w:val="25"/>
               </w:rPr>
-              <w:t>2  3  9  5</w:t>
+              <w:t>6  7  5  3</w:t>
             </w:r>
           </w:p>
         </w:tc>
@@ -2981,7 +2981,7 @@
                 <w:b/>
                 <w:sz w:val="25"/>
               </w:rPr>
-              <w:t>08/17(一)</w:t>
+              <w:t>08/18(二)</w:t>
             </w:r>
           </w:p>
         </w:tc>
@@ -3004,7 +3004,7 @@
                 <w:b/>
                 <w:sz w:val="25"/>
               </w:rPr>
-              <w:t>6  7  5  3</w:t>
+              <w:t>9  7  8  6</w:t>
             </w:r>
           </w:p>
         </w:tc>
@@ -3032,7 +3032,7 @@
                 <w:b/>
                 <w:sz w:val="25"/>
               </w:rPr>
-              <w:t>08/18(二)</w:t>
+              <w:t>08/19(三)</w:t>
             </w:r>
           </w:p>
         </w:tc>
@@ -3055,7 +3055,7 @@
                 <w:b/>
                 <w:sz w:val="25"/>
               </w:rPr>
-              <w:t>9  7  8  6</w:t>
+              <w:t>5  5  5  6</w:t>
             </w:r>
           </w:p>
         </w:tc>
@@ -3083,7 +3083,7 @@
                 <w:b/>
                 <w:sz w:val="25"/>
               </w:rPr>
-              <w:t>08/19(三)</w:t>
+              <w:t>08/20(四)</w:t>
             </w:r>
           </w:p>
         </w:tc>
@@ -3106,7 +3106,7 @@
                 <w:b/>
                 <w:sz w:val="25"/>
               </w:rPr>
-              <w:t>5  5  5  6</w:t>
+              <w:t>6  8  3  5</w:t>
             </w:r>
           </w:p>
         </w:tc>
@@ -3134,7 +3134,7 @@
                 <w:b/>
                 <w:sz w:val="25"/>
               </w:rPr>
-              <w:t>08/20(四)</w:t>
+              <w:t>08/21(五)</w:t>
             </w:r>
           </w:p>
         </w:tc>
@@ -3157,7 +3157,7 @@
                 <w:b/>
                 <w:sz w:val="25"/>
               </w:rPr>
-              <w:t>6  8  3  5</w:t>
+              <w:t>6  9  1  1</w:t>
             </w:r>
           </w:p>
         </w:tc>
@@ -3185,7 +3185,7 @@
                 <w:b/>
                 <w:sz w:val="25"/>
               </w:rPr>
-              <w:t>08/21(五)</w:t>
+              <w:t>08/22(六)</w:t>
             </w:r>
           </w:p>
         </w:tc>
@@ -3208,7 +3208,7 @@
                 <w:b/>
                 <w:sz w:val="25"/>
               </w:rPr>
-              <w:t>6  9  1  1</w:t>
+              <w:t>5  9  6  2</w:t>
             </w:r>
           </w:p>
         </w:tc>
@@ -3236,7 +3236,7 @@
                 <w:b/>
                 <w:sz w:val="25"/>
               </w:rPr>
-              <w:t>08/22(六)</w:t>
+              <w:t>08/24(一)</w:t>
             </w:r>
           </w:p>
         </w:tc>
@@ -3259,7 +3259,7 @@
                 <w:b/>
                 <w:sz w:val="25"/>
               </w:rPr>
-              <w:t>5  9  6  2</w:t>
+              <w:t>3  0  1  7</w:t>
             </w:r>
           </w:p>
         </w:tc>
@@ -3287,7 +3287,7 @@
                 <w:b/>
                 <w:sz w:val="25"/>
               </w:rPr>
-              <w:t>08/24(一)</w:t>
+              <w:t>08/25(二)</w:t>
             </w:r>
           </w:p>
         </w:tc>
@@ -3310,7 +3310,7 @@
                 <w:b/>
                 <w:sz w:val="25"/>
               </w:rPr>
-              <w:t>3  0  1  7</w:t>
+              <w:t>7  0  6  7</w:t>
             </w:r>
           </w:p>
         </w:tc>
@@ -3338,7 +3338,7 @@
                 <w:b/>
                 <w:sz w:val="25"/>
               </w:rPr>
-              <w:t>08/25(二)</w:t>
+              <w:t>08/26(三)</w:t>
             </w:r>
           </w:p>
         </w:tc>
@@ -3361,7 +3361,7 @@
                 <w:b/>
                 <w:sz w:val="25"/>
               </w:rPr>
-              <w:t>7  0  6  7</w:t>
+              <w:t>6  3  3  9</w:t>
             </w:r>
           </w:p>
         </w:tc>

--- a/最新開獎紀錄.docx
+++ b/最新開獎紀錄.docx
@@ -173,7 +173,7 @@
                 <w:b/>
                 <w:sz w:val="25"/>
               </w:rPr>
-              <w:t>115000198</w:t>
+              <w:t>115000199</w:t>
             </w:r>
           </w:p>
         </w:tc>
@@ -197,7 +197,7 @@
                 <w:b/>
                 <w:sz w:val="25"/>
               </w:rPr>
-              <w:t>115.08.15</w:t>
+              <w:t>115.08.17</w:t>
             </w:r>
           </w:p>
         </w:tc>
@@ -221,7 +221,7 @@
                 <w:b/>
                 <w:sz w:val="25"/>
               </w:rPr>
-              <w:t>12  14  21  35  37</w:t>
+              <w:t>19  22  27  28  38</w:t>
             </w:r>
           </w:p>
         </w:tc>
@@ -250,7 +250,7 @@
                 <w:b/>
                 <w:sz w:val="25"/>
               </w:rPr>
-              <w:t>115000199</w:t>
+              <w:t>115000200</w:t>
             </w:r>
           </w:p>
         </w:tc>
@@ -274,7 +274,7 @@
                 <w:b/>
                 <w:sz w:val="25"/>
               </w:rPr>
-              <w:t>115.08.17</w:t>
+              <w:t>115.08.18</w:t>
             </w:r>
           </w:p>
         </w:tc>
@@ -298,7 +298,7 @@
                 <w:b/>
                 <w:sz w:val="25"/>
               </w:rPr>
-              <w:t>19  22  27  28  38</w:t>
+              <w:t>05  06  10  28  39</w:t>
             </w:r>
           </w:p>
         </w:tc>
@@ -327,7 +327,7 @@
                 <w:b/>
                 <w:sz w:val="25"/>
               </w:rPr>
-              <w:t>115000200</w:t>
+              <w:t>115000201</w:t>
             </w:r>
           </w:p>
         </w:tc>
@@ -351,7 +351,7 @@
                 <w:b/>
                 <w:sz w:val="25"/>
               </w:rPr>
-              <w:t>115.08.18</w:t>
+              <w:t>115.08.19</w:t>
             </w:r>
           </w:p>
         </w:tc>
@@ -375,7 +375,7 @@
                 <w:b/>
                 <w:sz w:val="25"/>
               </w:rPr>
-              <w:t>05  06  10  28  39</w:t>
+              <w:t>02  06  07  32  38</w:t>
             </w:r>
           </w:p>
         </w:tc>
@@ -404,7 +404,7 @@
                 <w:b/>
                 <w:sz w:val="25"/>
               </w:rPr>
-              <w:t>115000201</w:t>
+              <w:t>115000202</w:t>
             </w:r>
           </w:p>
         </w:tc>
@@ -428,7 +428,7 @@
                 <w:b/>
                 <w:sz w:val="25"/>
               </w:rPr>
-              <w:t>115.08.19</w:t>
+              <w:t>115.08.20</w:t>
             </w:r>
           </w:p>
         </w:tc>
@@ -452,7 +452,7 @@
                 <w:b/>
                 <w:sz w:val="25"/>
               </w:rPr>
-              <w:t>02  06  07  32  38</w:t>
+              <w:t>04  14  27  32  34</w:t>
             </w:r>
           </w:p>
         </w:tc>
@@ -481,7 +481,7 @@
                 <w:b/>
                 <w:sz w:val="25"/>
               </w:rPr>
-              <w:t>115000202</w:t>
+              <w:t>115000203</w:t>
             </w:r>
           </w:p>
         </w:tc>
@@ -505,7 +505,7 @@
                 <w:b/>
                 <w:sz w:val="25"/>
               </w:rPr>
-              <w:t>115.08.20</w:t>
+              <w:t>115.08.21</w:t>
             </w:r>
           </w:p>
         </w:tc>
@@ -529,7 +529,7 @@
                 <w:b/>
                 <w:sz w:val="25"/>
               </w:rPr>
-              <w:t>04  14  27  32  34</w:t>
+              <w:t>11  12  18  20  29</w:t>
             </w:r>
           </w:p>
         </w:tc>
@@ -558,7 +558,7 @@
                 <w:b/>
                 <w:sz w:val="25"/>
               </w:rPr>
-              <w:t>115000203</w:t>
+              <w:t>115000204</w:t>
             </w:r>
           </w:p>
         </w:tc>
@@ -582,7 +582,7 @@
                 <w:b/>
                 <w:sz w:val="25"/>
               </w:rPr>
-              <w:t>115.08.21</w:t>
+              <w:t>115.08.22</w:t>
             </w:r>
           </w:p>
         </w:tc>
@@ -606,7 +606,7 @@
                 <w:b/>
                 <w:sz w:val="25"/>
               </w:rPr>
-              <w:t>11  12  18  20  29</w:t>
+              <w:t>09  10  29  30  34</w:t>
             </w:r>
           </w:p>
         </w:tc>
@@ -635,7 +635,7 @@
                 <w:b/>
                 <w:sz w:val="25"/>
               </w:rPr>
-              <w:t>115000204</w:t>
+              <w:t>115000205</w:t>
             </w:r>
           </w:p>
         </w:tc>
@@ -659,7 +659,7 @@
                 <w:b/>
                 <w:sz w:val="25"/>
               </w:rPr>
-              <w:t>115.08.22</w:t>
+              <w:t>115.08.24</w:t>
             </w:r>
           </w:p>
         </w:tc>
@@ -683,7 +683,7 @@
                 <w:b/>
                 <w:sz w:val="25"/>
               </w:rPr>
-              <w:t>09  10  29  30  34</w:t>
+              <w:t>09  10  19  23  26</w:t>
             </w:r>
           </w:p>
         </w:tc>
@@ -712,7 +712,7 @@
                 <w:b/>
                 <w:sz w:val="25"/>
               </w:rPr>
-              <w:t>115000205</w:t>
+              <w:t>115000206</w:t>
             </w:r>
           </w:p>
         </w:tc>
@@ -736,7 +736,7 @@
                 <w:b/>
                 <w:sz w:val="25"/>
               </w:rPr>
-              <w:t>115.08.24</w:t>
+              <w:t>115.08.25</w:t>
             </w:r>
           </w:p>
         </w:tc>
@@ -760,7 +760,7 @@
                 <w:b/>
                 <w:sz w:val="25"/>
               </w:rPr>
-              <w:t>09  10  19  23  26</w:t>
+              <w:t>08  21  23  30  35</w:t>
             </w:r>
           </w:p>
         </w:tc>
@@ -789,7 +789,7 @@
                 <w:b/>
                 <w:sz w:val="25"/>
               </w:rPr>
-              <w:t>115000206</w:t>
+              <w:t>115000207</w:t>
             </w:r>
           </w:p>
         </w:tc>
@@ -813,7 +813,7 @@
                 <w:b/>
                 <w:sz w:val="25"/>
               </w:rPr>
-              <w:t>115.08.25</w:t>
+              <w:t>115.08.26</w:t>
             </w:r>
           </w:p>
         </w:tc>
@@ -837,7 +837,7 @@
                 <w:b/>
                 <w:sz w:val="25"/>
               </w:rPr>
-              <w:t>08  21  23  30  35</w:t>
+              <w:t>13  19  23  35  38</w:t>
             </w:r>
           </w:p>
         </w:tc>
@@ -866,7 +866,7 @@
                 <w:b/>
                 <w:sz w:val="25"/>
               </w:rPr>
-              <w:t>115000207</w:t>
+              <w:t>115000208</w:t>
             </w:r>
           </w:p>
         </w:tc>
@@ -890,7 +890,7 @@
                 <w:b/>
                 <w:sz w:val="25"/>
               </w:rPr>
-              <w:t>115.08.26</w:t>
+              <w:t>115.08.27</w:t>
             </w:r>
           </w:p>
         </w:tc>
@@ -914,7 +914,7 @@
                 <w:b/>
                 <w:sz w:val="25"/>
               </w:rPr>
-              <w:t>13  19  23  35  38</w:t>
+              <w:t>02  03  07  25  33</w:t>
             </w:r>
           </w:p>
         </w:tc>
@@ -1045,7 +1045,7 @@
                 <w:b/>
                 <w:sz w:val="25"/>
               </w:rPr>
-              <w:t>08/15(六)</w:t>
+              <w:t>08/17(一)</w:t>
             </w:r>
           </w:p>
         </w:tc>
@@ -1069,7 +1069,7 @@
                 <w:b/>
                 <w:sz w:val="25"/>
               </w:rPr>
-              <w:t>1  9  5</w:t>
+              <w:t>3  5  4</w:t>
             </w:r>
           </w:p>
         </w:tc>
@@ -1097,7 +1097,7 @@
                 <w:b/>
                 <w:sz w:val="25"/>
               </w:rPr>
-              <w:t>08/17(一)</w:t>
+              <w:t>08/18(二)</w:t>
             </w:r>
           </w:p>
         </w:tc>
@@ -1120,7 +1120,7 @@
                 <w:b/>
                 <w:sz w:val="25"/>
               </w:rPr>
-              <w:t>3  5  4</w:t>
+              <w:t>8  6  8</w:t>
             </w:r>
           </w:p>
         </w:tc>
@@ -1148,7 +1148,7 @@
                 <w:b/>
                 <w:sz w:val="25"/>
               </w:rPr>
-              <w:t>08/18(二)</w:t>
+              <w:t>08/19(三)</w:t>
             </w:r>
           </w:p>
         </w:tc>
@@ -1171,7 +1171,7 @@
                 <w:b/>
                 <w:sz w:val="25"/>
               </w:rPr>
-              <w:t>8  6  8</w:t>
+              <w:t>8  7  4</w:t>
             </w:r>
           </w:p>
         </w:tc>
@@ -1199,7 +1199,7 @@
                 <w:b/>
                 <w:sz w:val="25"/>
               </w:rPr>
-              <w:t>08/19(三)</w:t>
+              <w:t>08/20(四)</w:t>
             </w:r>
           </w:p>
         </w:tc>
@@ -1222,7 +1222,7 @@
                 <w:b/>
                 <w:sz w:val="25"/>
               </w:rPr>
-              <w:t>8  7  4</w:t>
+              <w:t>3  4  4</w:t>
             </w:r>
           </w:p>
         </w:tc>
@@ -1250,7 +1250,7 @@
                 <w:b/>
                 <w:sz w:val="25"/>
               </w:rPr>
-              <w:t>08/20(四)</w:t>
+              <w:t>08/21(五)</w:t>
             </w:r>
           </w:p>
         </w:tc>
@@ -1273,7 +1273,7 @@
                 <w:b/>
                 <w:sz w:val="25"/>
               </w:rPr>
-              <w:t>3  4  4</w:t>
+              <w:t>5  0  2</w:t>
             </w:r>
           </w:p>
         </w:tc>
@@ -1301,7 +1301,7 @@
                 <w:b/>
                 <w:sz w:val="25"/>
               </w:rPr>
-              <w:t>08/21(五)</w:t>
+              <w:t>08/22(六)</w:t>
             </w:r>
           </w:p>
         </w:tc>
@@ -1324,7 +1324,7 @@
                 <w:b/>
                 <w:sz w:val="25"/>
               </w:rPr>
-              <w:t>5  0  2</w:t>
+              <w:t>3  3  1</w:t>
             </w:r>
           </w:p>
         </w:tc>
@@ -1352,7 +1352,7 @@
                 <w:b/>
                 <w:sz w:val="25"/>
               </w:rPr>
-              <w:t>08/22(六)</w:t>
+              <w:t>08/24(一)</w:t>
             </w:r>
           </w:p>
         </w:tc>
@@ -1375,7 +1375,7 @@
                 <w:b/>
                 <w:sz w:val="25"/>
               </w:rPr>
-              <w:t>3  3  1</w:t>
+              <w:t>5  7  2</w:t>
             </w:r>
           </w:p>
         </w:tc>
@@ -1403,7 +1403,7 @@
                 <w:b/>
                 <w:sz w:val="25"/>
               </w:rPr>
-              <w:t>08/24(一)</w:t>
+              <w:t>08/25(二)</w:t>
             </w:r>
           </w:p>
         </w:tc>
@@ -1426,7 +1426,7 @@
                 <w:b/>
                 <w:sz w:val="25"/>
               </w:rPr>
-              <w:t>5  7  2</w:t>
+              <w:t>8  7  2</w:t>
             </w:r>
           </w:p>
         </w:tc>
@@ -1454,7 +1454,7 @@
                 <w:b/>
                 <w:sz w:val="25"/>
               </w:rPr>
-              <w:t>08/25(二)</w:t>
+              <w:t>08/26(三)</w:t>
             </w:r>
           </w:p>
         </w:tc>
@@ -1477,7 +1477,7 @@
                 <w:b/>
                 <w:sz w:val="25"/>
               </w:rPr>
-              <w:t>8  7  2</w:t>
+              <w:t>4  3  2</w:t>
             </w:r>
           </w:p>
         </w:tc>
@@ -1505,7 +1505,7 @@
                 <w:b/>
                 <w:sz w:val="25"/>
               </w:rPr>
-              <w:t>08/26(三)</w:t>
+              <w:t>08/27(四)</w:t>
             </w:r>
           </w:p>
         </w:tc>
@@ -1528,7 +1528,7 @@
                 <w:b/>
                 <w:sz w:val="25"/>
               </w:rPr>
-              <w:t>4  3  2</w:t>
+              <w:t>8  9  1</w:t>
             </w:r>
           </w:p>
         </w:tc>
@@ -1766,7 +1766,7 @@
                 <w:b/>
                 <w:sz w:val="25"/>
               </w:rPr>
-              <w:t>115000059</w:t>
+              <w:t>115000060</w:t>
             </w:r>
           </w:p>
         </w:tc>
@@ -1790,7 +1790,7 @@
                 <w:b/>
                 <w:sz w:val="25"/>
               </w:rPr>
-              <w:t>115.07.23</w:t>
+              <w:t>115.07.27</w:t>
             </w:r>
           </w:p>
         </w:tc>
@@ -1814,7 +1814,7 @@
                 <w:b/>
                 <w:sz w:val="25"/>
               </w:rPr>
-              <w:t>08  10  13  21  29  31</w:t>
+              <w:t>19  22  28  31  33  35</w:t>
             </w:r>
           </w:p>
         </w:tc>
@@ -1867,7 +1867,7 @@
                 <w:b/>
                 <w:sz w:val="25"/>
               </w:rPr>
-              <w:t>115000060</w:t>
+              <w:t>115000061</w:t>
             </w:r>
           </w:p>
         </w:tc>
@@ -1891,7 +1891,7 @@
                 <w:b/>
                 <w:sz w:val="25"/>
               </w:rPr>
-              <w:t>115.07.27</w:t>
+              <w:t>115.07.30</w:t>
             </w:r>
           </w:p>
         </w:tc>
@@ -1915,7 +1915,7 @@
                 <w:b/>
                 <w:sz w:val="25"/>
               </w:rPr>
-              <w:t>19  22  28  31  33  35</w:t>
+              <w:t>08  14  17  19  21  23</w:t>
             </w:r>
           </w:p>
         </w:tc>
@@ -1968,7 +1968,7 @@
                 <w:b/>
                 <w:sz w:val="25"/>
               </w:rPr>
-              <w:t>115000061</w:t>
+              <w:t>115000062</w:t>
             </w:r>
           </w:p>
         </w:tc>
@@ -1992,7 +1992,7 @@
                 <w:b/>
                 <w:sz w:val="25"/>
               </w:rPr>
-              <w:t>115.07.30</w:t>
+              <w:t>115.08.03</w:t>
             </w:r>
           </w:p>
         </w:tc>
@@ -2016,7 +2016,7 @@
                 <w:b/>
                 <w:sz w:val="25"/>
               </w:rPr>
-              <w:t>08  14  17  19  21  23</w:t>
+              <w:t>04  15  22  26  34  36</w:t>
             </w:r>
           </w:p>
         </w:tc>
@@ -2069,7 +2069,7 @@
                 <w:b/>
                 <w:sz w:val="25"/>
               </w:rPr>
-              <w:t>115000062</w:t>
+              <w:t>115000063</w:t>
             </w:r>
           </w:p>
         </w:tc>
@@ -2093,7 +2093,7 @@
                 <w:b/>
                 <w:sz w:val="25"/>
               </w:rPr>
-              <w:t>115.08.03</w:t>
+              <w:t>115.08.06</w:t>
             </w:r>
           </w:p>
         </w:tc>
@@ -2117,7 +2117,7 @@
                 <w:b/>
                 <w:sz w:val="25"/>
               </w:rPr>
-              <w:t>04  15  22  26  34  36</w:t>
+              <w:t>02  07  08  20  26  33</w:t>
             </w:r>
           </w:p>
         </w:tc>
@@ -2141,7 +2141,7 @@
                 <w:b/>
                 <w:sz w:val="25"/>
               </w:rPr>
-              <w:t>07</w:t>
+              <w:t>04</w:t>
             </w:r>
           </w:p>
         </w:tc>
@@ -2170,7 +2170,7 @@
                 <w:b/>
                 <w:sz w:val="25"/>
               </w:rPr>
-              <w:t>115000063</w:t>
+              <w:t>115000064</w:t>
             </w:r>
           </w:p>
         </w:tc>
@@ -2194,7 +2194,7 @@
                 <w:b/>
                 <w:sz w:val="25"/>
               </w:rPr>
-              <w:t>115.08.06</w:t>
+              <w:t>115.08.10</w:t>
             </w:r>
           </w:p>
         </w:tc>
@@ -2218,7 +2218,7 @@
                 <w:b/>
                 <w:sz w:val="25"/>
               </w:rPr>
-              <w:t>02  07  08  20  26  33</w:t>
+              <w:t>11  25  28  30  31  36</w:t>
             </w:r>
           </w:p>
         </w:tc>
@@ -2242,7 +2242,7 @@
                 <w:b/>
                 <w:sz w:val="25"/>
               </w:rPr>
-              <w:t>04</w:t>
+              <w:t>03</w:t>
             </w:r>
           </w:p>
         </w:tc>
@@ -2271,7 +2271,7 @@
                 <w:b/>
                 <w:sz w:val="25"/>
               </w:rPr>
-              <w:t>115000064</w:t>
+              <w:t>115000065</w:t>
             </w:r>
           </w:p>
         </w:tc>
@@ -2295,7 +2295,7 @@
                 <w:b/>
                 <w:sz w:val="25"/>
               </w:rPr>
-              <w:t>115.08.10</w:t>
+              <w:t>115.08.13</w:t>
             </w:r>
           </w:p>
         </w:tc>
@@ -2319,7 +2319,7 @@
                 <w:b/>
                 <w:sz w:val="25"/>
               </w:rPr>
-              <w:t>11  25  28  30  31  36</w:t>
+              <w:t>01  03  04  07  10  19</w:t>
             </w:r>
           </w:p>
         </w:tc>
@@ -2343,7 +2343,7 @@
                 <w:b/>
                 <w:sz w:val="25"/>
               </w:rPr>
-              <w:t>03</w:t>
+              <w:t>06</w:t>
             </w:r>
           </w:p>
         </w:tc>
@@ -2372,7 +2372,7 @@
                 <w:b/>
                 <w:sz w:val="25"/>
               </w:rPr>
-              <w:t>115000065</w:t>
+              <w:t>115000066</w:t>
             </w:r>
           </w:p>
         </w:tc>
@@ -2396,7 +2396,7 @@
                 <w:b/>
                 <w:sz w:val="25"/>
               </w:rPr>
-              <w:t>115.08.13</w:t>
+              <w:t>115.08.17</w:t>
             </w:r>
           </w:p>
         </w:tc>
@@ -2420,7 +2420,7 @@
                 <w:b/>
                 <w:sz w:val="25"/>
               </w:rPr>
-              <w:t>01  03  04  07  10  19</w:t>
+              <w:t>05  11  18  19  35  38</w:t>
             </w:r>
           </w:p>
         </w:tc>
@@ -2444,7 +2444,7 @@
                 <w:b/>
                 <w:sz w:val="25"/>
               </w:rPr>
-              <w:t>06</w:t>
+              <w:t>08</w:t>
             </w:r>
           </w:p>
         </w:tc>
@@ -2473,7 +2473,7 @@
                 <w:b/>
                 <w:sz w:val="25"/>
               </w:rPr>
-              <w:t>115000066</w:t>
+              <w:t>115000067</w:t>
             </w:r>
           </w:p>
         </w:tc>
@@ -2497,7 +2497,7 @@
                 <w:b/>
                 <w:sz w:val="25"/>
               </w:rPr>
-              <w:t>115.08.17</w:t>
+              <w:t>115.08.20</w:t>
             </w:r>
           </w:p>
         </w:tc>
@@ -2521,7 +2521,7 @@
                 <w:b/>
                 <w:sz w:val="25"/>
               </w:rPr>
-              <w:t>05  11  18  19  35  38</w:t>
+              <w:t>01  02  09  11  29  35</w:t>
             </w:r>
           </w:p>
         </w:tc>
@@ -2545,7 +2545,7 @@
                 <w:b/>
                 <w:sz w:val="25"/>
               </w:rPr>
-              <w:t>08</w:t>
+              <w:t>02</w:t>
             </w:r>
           </w:p>
         </w:tc>
@@ -2574,7 +2574,7 @@
                 <w:b/>
                 <w:sz w:val="25"/>
               </w:rPr>
-              <w:t>115000067</w:t>
+              <w:t>115000068</w:t>
             </w:r>
           </w:p>
         </w:tc>
@@ -2598,7 +2598,7 @@
                 <w:b/>
                 <w:sz w:val="25"/>
               </w:rPr>
-              <w:t>115.08.20</w:t>
+              <w:t>115.08.24</w:t>
             </w:r>
           </w:p>
         </w:tc>
@@ -2622,7 +2622,7 @@
                 <w:b/>
                 <w:sz w:val="25"/>
               </w:rPr>
-              <w:t>01  02  09  11  29  35</w:t>
+              <w:t>06  07  09  23  26  36</w:t>
             </w:r>
           </w:p>
         </w:tc>
@@ -2646,7 +2646,7 @@
                 <w:b/>
                 <w:sz w:val="25"/>
               </w:rPr>
-              <w:t>02</w:t>
+              <w:t>07</w:t>
             </w:r>
           </w:p>
         </w:tc>
@@ -2675,7 +2675,7 @@
                 <w:b/>
                 <w:sz w:val="25"/>
               </w:rPr>
-              <w:t>115000068</w:t>
+              <w:t>115000069</w:t>
             </w:r>
           </w:p>
         </w:tc>
@@ -2699,7 +2699,7 @@
                 <w:b/>
                 <w:sz w:val="25"/>
               </w:rPr>
-              <w:t>115.08.24</w:t>
+              <w:t>115.08.27</w:t>
             </w:r>
           </w:p>
         </w:tc>
@@ -2723,7 +2723,7 @@
                 <w:b/>
                 <w:sz w:val="25"/>
               </w:rPr>
-              <w:t>06  07  09  23  26  36</w:t>
+              <w:t>02  07  09  11  24  36</w:t>
             </w:r>
           </w:p>
         </w:tc>
@@ -2747,7 +2747,7 @@
                 <w:b/>
                 <w:sz w:val="25"/>
               </w:rPr>
-              <w:t>07</w:t>
+              <w:t>01</w:t>
             </w:r>
           </w:p>
         </w:tc>
@@ -2878,7 +2878,7 @@
                 <w:b/>
                 <w:sz w:val="25"/>
               </w:rPr>
-              <w:t>08/15(六)</w:t>
+              <w:t>08/17(一)</w:t>
             </w:r>
           </w:p>
         </w:tc>
@@ -2902,7 +2902,7 @@
                 <w:b/>
                 <w:sz w:val="25"/>
               </w:rPr>
-              <w:t>2  3  9  5</w:t>
+              <w:t>6  7  5  3</w:t>
             </w:r>
           </w:p>
         </w:tc>
@@ -2930,7 +2930,7 @@
                 <w:b/>
                 <w:sz w:val="25"/>
               </w:rPr>
-              <w:t>08/17(一)</w:t>
+              <w:t>08/18(二)</w:t>
             </w:r>
           </w:p>
         </w:tc>
@@ -2953,7 +2953,7 @@
                 <w:b/>
                 <w:sz w:val="25"/>
               </w:rPr>
-              <w:t>6  7  5  3</w:t>
+              <w:t>9  7  8  6</w:t>
             </w:r>
           </w:p>
         </w:tc>
@@ -2981,7 +2981,7 @@
                 <w:b/>
                 <w:sz w:val="25"/>
               </w:rPr>
-              <w:t>08/18(二)</w:t>
+              <w:t>08/19(三)</w:t>
             </w:r>
           </w:p>
         </w:tc>
@@ -3004,7 +3004,7 @@
                 <w:b/>
                 <w:sz w:val="25"/>
               </w:rPr>
-              <w:t>9  7  8  6</w:t>
+              <w:t>5  5  5  6</w:t>
             </w:r>
           </w:p>
         </w:tc>
@@ -3032,7 +3032,7 @@
                 <w:b/>
                 <w:sz w:val="25"/>
               </w:rPr>
-              <w:t>08/19(三)</w:t>
+              <w:t>08/20(四)</w:t>
             </w:r>
           </w:p>
         </w:tc>
@@ -3055,7 +3055,7 @@
                 <w:b/>
                 <w:sz w:val="25"/>
               </w:rPr>
-              <w:t>5  5  5  6</w:t>
+              <w:t>6  8  3  5</w:t>
             </w:r>
           </w:p>
         </w:tc>
@@ -3083,7 +3083,7 @@
                 <w:b/>
                 <w:sz w:val="25"/>
               </w:rPr>
-              <w:t>08/20(四)</w:t>
+              <w:t>08/21(五)</w:t>
             </w:r>
           </w:p>
         </w:tc>
@@ -3106,7 +3106,7 @@
                 <w:b/>
                 <w:sz w:val="25"/>
               </w:rPr>
-              <w:t>6  8  3  5</w:t>
+              <w:t>6  9  1  1</w:t>
             </w:r>
           </w:p>
         </w:tc>
@@ -3134,7 +3134,7 @@
                 <w:b/>
                 <w:sz w:val="25"/>
               </w:rPr>
-              <w:t>08/21(五)</w:t>
+              <w:t>08/22(六)</w:t>
             </w:r>
           </w:p>
         </w:tc>
@@ -3157,7 +3157,7 @@
                 <w:b/>
                 <w:sz w:val="25"/>
               </w:rPr>
-              <w:t>6  9  1  1</w:t>
+              <w:t>5  9  6  2</w:t>
             </w:r>
           </w:p>
         </w:tc>
@@ -3185,7 +3185,7 @@
                 <w:b/>
                 <w:sz w:val="25"/>
               </w:rPr>
-              <w:t>08/22(六)</w:t>
+              <w:t>08/24(一)</w:t>
             </w:r>
           </w:p>
         </w:tc>
@@ -3208,7 +3208,7 @@
                 <w:b/>
                 <w:sz w:val="25"/>
               </w:rPr>
-              <w:t>5  9  6  2</w:t>
+              <w:t>3  0  1  7</w:t>
             </w:r>
           </w:p>
         </w:tc>
@@ -3236,7 +3236,7 @@
                 <w:b/>
                 <w:sz w:val="25"/>
               </w:rPr>
-              <w:t>08/24(一)</w:t>
+              <w:t>08/25(二)</w:t>
             </w:r>
           </w:p>
         </w:tc>
@@ -3259,7 +3259,7 @@
                 <w:b/>
                 <w:sz w:val="25"/>
               </w:rPr>
-              <w:t>3  0  1  7</w:t>
+              <w:t>7  0  6  7</w:t>
             </w:r>
           </w:p>
         </w:tc>
@@ -3287,7 +3287,7 @@
                 <w:b/>
                 <w:sz w:val="25"/>
               </w:rPr>
-              <w:t>08/25(二)</w:t>
+              <w:t>08/26(三)</w:t>
             </w:r>
           </w:p>
         </w:tc>
@@ -3310,7 +3310,7 @@
                 <w:b/>
                 <w:sz w:val="25"/>
               </w:rPr>
-              <w:t>7  0  6  7</w:t>
+              <w:t>6  3  3  9</w:t>
             </w:r>
           </w:p>
         </w:tc>
@@ -3338,7 +3338,7 @@
                 <w:b/>
                 <w:sz w:val="25"/>
               </w:rPr>
-              <w:t>08/26(三)</w:t>
+              <w:t>08/27(四)</w:t>
             </w:r>
           </w:p>
         </w:tc>
@@ -3361,7 +3361,7 @@
                 <w:b/>
                 <w:sz w:val="25"/>
               </w:rPr>
-              <w:t>6  3  3  9</w:t>
+              <w:t>6  2  1  7</w:t>
             </w:r>
           </w:p>
         </w:tc>

--- a/最新開獎紀錄.docx
+++ b/最新開獎紀錄.docx
@@ -173,7 +173,7 @@
                 <w:b/>
                 <w:sz w:val="25"/>
               </w:rPr>
-              <w:t>115000199</w:t>
+              <w:t>115000200</w:t>
             </w:r>
           </w:p>
         </w:tc>
@@ -197,7 +197,7 @@
                 <w:b/>
                 <w:sz w:val="25"/>
               </w:rPr>
-              <w:t>115.08.17</w:t>
+              <w:t>115.08.18</w:t>
             </w:r>
           </w:p>
         </w:tc>
@@ -221,7 +221,7 @@
                 <w:b/>
                 <w:sz w:val="25"/>
               </w:rPr>
-              <w:t>19  22  27  28  38</w:t>
+              <w:t>05  06  10  28  39</w:t>
             </w:r>
           </w:p>
         </w:tc>
@@ -250,7 +250,7 @@
                 <w:b/>
                 <w:sz w:val="25"/>
               </w:rPr>
-              <w:t>115000200</w:t>
+              <w:t>115000201</w:t>
             </w:r>
           </w:p>
         </w:tc>
@@ -274,7 +274,7 @@
                 <w:b/>
                 <w:sz w:val="25"/>
               </w:rPr>
-              <w:t>115.08.18</w:t>
+              <w:t>115.08.19</w:t>
             </w:r>
           </w:p>
         </w:tc>
@@ -298,7 +298,7 @@
                 <w:b/>
                 <w:sz w:val="25"/>
               </w:rPr>
-              <w:t>05  06  10  28  39</w:t>
+              <w:t>02  06  07  32  38</w:t>
             </w:r>
           </w:p>
         </w:tc>
@@ -327,7 +327,7 @@
                 <w:b/>
                 <w:sz w:val="25"/>
               </w:rPr>
-              <w:t>115000201</w:t>
+              <w:t>115000202</w:t>
             </w:r>
           </w:p>
         </w:tc>
@@ -351,7 +351,7 @@
                 <w:b/>
                 <w:sz w:val="25"/>
               </w:rPr>
-              <w:t>115.08.19</w:t>
+              <w:t>115.08.20</w:t>
             </w:r>
           </w:p>
         </w:tc>
@@ -375,7 +375,7 @@
                 <w:b/>
                 <w:sz w:val="25"/>
               </w:rPr>
-              <w:t>02  06  07  32  38</w:t>
+              <w:t>04  14  27  32  34</w:t>
             </w:r>
           </w:p>
         </w:tc>
@@ -404,7 +404,7 @@
                 <w:b/>
                 <w:sz w:val="25"/>
               </w:rPr>
-              <w:t>115000202</w:t>
+              <w:t>115000203</w:t>
             </w:r>
           </w:p>
         </w:tc>
@@ -428,7 +428,7 @@
                 <w:b/>
                 <w:sz w:val="25"/>
               </w:rPr>
-              <w:t>115.08.20</w:t>
+              <w:t>115.08.21</w:t>
             </w:r>
           </w:p>
         </w:tc>
@@ -452,7 +452,7 @@
                 <w:b/>
                 <w:sz w:val="25"/>
               </w:rPr>
-              <w:t>04  14  27  32  34</w:t>
+              <w:t>11  12  18  20  29</w:t>
             </w:r>
           </w:p>
         </w:tc>
@@ -481,7 +481,7 @@
                 <w:b/>
                 <w:sz w:val="25"/>
               </w:rPr>
-              <w:t>115000203</w:t>
+              <w:t>115000204</w:t>
             </w:r>
           </w:p>
         </w:tc>
@@ -505,7 +505,7 @@
                 <w:b/>
                 <w:sz w:val="25"/>
               </w:rPr>
-              <w:t>115.08.21</w:t>
+              <w:t>115.08.22</w:t>
             </w:r>
           </w:p>
         </w:tc>
@@ -529,7 +529,7 @@
                 <w:b/>
                 <w:sz w:val="25"/>
               </w:rPr>
-              <w:t>11  12  18  20  29</w:t>
+              <w:t>09  10  29  30  34</w:t>
             </w:r>
           </w:p>
         </w:tc>
@@ -558,7 +558,7 @@
                 <w:b/>
                 <w:sz w:val="25"/>
               </w:rPr>
-              <w:t>115000204</w:t>
+              <w:t>115000205</w:t>
             </w:r>
           </w:p>
         </w:tc>
@@ -582,7 +582,7 @@
                 <w:b/>
                 <w:sz w:val="25"/>
               </w:rPr>
-              <w:t>115.08.22</w:t>
+              <w:t>115.08.24</w:t>
             </w:r>
           </w:p>
         </w:tc>
@@ -606,7 +606,7 @@
                 <w:b/>
                 <w:sz w:val="25"/>
               </w:rPr>
-              <w:t>09  10  29  30  34</w:t>
+              <w:t>09  10  19  23  26</w:t>
             </w:r>
           </w:p>
         </w:tc>
@@ -635,7 +635,7 @@
                 <w:b/>
                 <w:sz w:val="25"/>
               </w:rPr>
-              <w:t>115000205</w:t>
+              <w:t>115000206</w:t>
             </w:r>
           </w:p>
         </w:tc>
@@ -659,7 +659,7 @@
                 <w:b/>
                 <w:sz w:val="25"/>
               </w:rPr>
-              <w:t>115.08.24</w:t>
+              <w:t>115.08.25</w:t>
             </w:r>
           </w:p>
         </w:tc>
@@ -683,7 +683,7 @@
                 <w:b/>
                 <w:sz w:val="25"/>
               </w:rPr>
-              <w:t>09  10  19  23  26</w:t>
+              <w:t>08  21  23  30  35</w:t>
             </w:r>
           </w:p>
         </w:tc>
@@ -712,7 +712,7 @@
                 <w:b/>
                 <w:sz w:val="25"/>
               </w:rPr>
-              <w:t>115000206</w:t>
+              <w:t>115000207</w:t>
             </w:r>
           </w:p>
         </w:tc>
@@ -736,7 +736,7 @@
                 <w:b/>
                 <w:sz w:val="25"/>
               </w:rPr>
-              <w:t>115.08.25</w:t>
+              <w:t>115.08.26</w:t>
             </w:r>
           </w:p>
         </w:tc>
@@ -760,7 +760,7 @@
                 <w:b/>
                 <w:sz w:val="25"/>
               </w:rPr>
-              <w:t>08  21  23  30  35</w:t>
+              <w:t>13  19  23  35  38</w:t>
             </w:r>
           </w:p>
         </w:tc>
@@ -789,7 +789,7 @@
                 <w:b/>
                 <w:sz w:val="25"/>
               </w:rPr>
-              <w:t>115000207</w:t>
+              <w:t>115000208</w:t>
             </w:r>
           </w:p>
         </w:tc>
@@ -813,7 +813,7 @@
                 <w:b/>
                 <w:sz w:val="25"/>
               </w:rPr>
-              <w:t>115.08.26</w:t>
+              <w:t>115.08.27</w:t>
             </w:r>
           </w:p>
         </w:tc>
@@ -837,7 +837,7 @@
                 <w:b/>
                 <w:sz w:val="25"/>
               </w:rPr>
-              <w:t>13  19  23  35  38</w:t>
+              <w:t>02  03  07  25  33</w:t>
             </w:r>
           </w:p>
         </w:tc>
@@ -866,7 +866,7 @@
                 <w:b/>
                 <w:sz w:val="25"/>
               </w:rPr>
-              <w:t>115000208</w:t>
+              <w:t>115000209</w:t>
             </w:r>
           </w:p>
         </w:tc>
@@ -890,7 +890,7 @@
                 <w:b/>
                 <w:sz w:val="25"/>
               </w:rPr>
-              <w:t>115.08.27</w:t>
+              <w:t>115.08.28</w:t>
             </w:r>
           </w:p>
         </w:tc>
@@ -914,7 +914,7 @@
                 <w:b/>
                 <w:sz w:val="25"/>
               </w:rPr>
-              <w:t>02  03  07  25  33</w:t>
+              <w:t>02  04  09  12  36</w:t>
             </w:r>
           </w:p>
         </w:tc>
@@ -1045,7 +1045,7 @@
                 <w:b/>
                 <w:sz w:val="25"/>
               </w:rPr>
-              <w:t>08/17(一)</w:t>
+              <w:t>08/18(二)</w:t>
             </w:r>
           </w:p>
         </w:tc>
@@ -1069,7 +1069,7 @@
                 <w:b/>
                 <w:sz w:val="25"/>
               </w:rPr>
-              <w:t>3  5  4</w:t>
+              <w:t>8  6  8</w:t>
             </w:r>
           </w:p>
         </w:tc>
@@ -1097,7 +1097,7 @@
                 <w:b/>
                 <w:sz w:val="25"/>
               </w:rPr>
-              <w:t>08/18(二)</w:t>
+              <w:t>08/19(三)</w:t>
             </w:r>
           </w:p>
         </w:tc>
@@ -1120,7 +1120,7 @@
                 <w:b/>
                 <w:sz w:val="25"/>
               </w:rPr>
-              <w:t>8  6  8</w:t>
+              <w:t>8  7  4</w:t>
             </w:r>
           </w:p>
         </w:tc>
@@ -1148,7 +1148,7 @@
                 <w:b/>
                 <w:sz w:val="25"/>
               </w:rPr>
-              <w:t>08/19(三)</w:t>
+              <w:t>08/20(四)</w:t>
             </w:r>
           </w:p>
         </w:tc>
@@ -1171,7 +1171,7 @@
                 <w:b/>
                 <w:sz w:val="25"/>
               </w:rPr>
-              <w:t>8  7  4</w:t>
+              <w:t>3  4  4</w:t>
             </w:r>
           </w:p>
         </w:tc>
@@ -1199,7 +1199,7 @@
                 <w:b/>
                 <w:sz w:val="25"/>
               </w:rPr>
-              <w:t>08/20(四)</w:t>
+              <w:t>08/21(五)</w:t>
             </w:r>
           </w:p>
         </w:tc>
@@ -1222,7 +1222,7 @@
                 <w:b/>
                 <w:sz w:val="25"/>
               </w:rPr>
-              <w:t>3  4  4</w:t>
+              <w:t>5  0  2</w:t>
             </w:r>
           </w:p>
         </w:tc>
@@ -1250,7 +1250,7 @@
                 <w:b/>
                 <w:sz w:val="25"/>
               </w:rPr>
-              <w:t>08/21(五)</w:t>
+              <w:t>08/22(六)</w:t>
             </w:r>
           </w:p>
         </w:tc>
@@ -1273,7 +1273,7 @@
                 <w:b/>
                 <w:sz w:val="25"/>
               </w:rPr>
-              <w:t>5  0  2</w:t>
+              <w:t>3  3  1</w:t>
             </w:r>
           </w:p>
         </w:tc>
@@ -1301,7 +1301,7 @@
                 <w:b/>
                 <w:sz w:val="25"/>
               </w:rPr>
-              <w:t>08/22(六)</w:t>
+              <w:t>08/24(一)</w:t>
             </w:r>
           </w:p>
         </w:tc>
@@ -1324,7 +1324,7 @@
                 <w:b/>
                 <w:sz w:val="25"/>
               </w:rPr>
-              <w:t>3  3  1</w:t>
+              <w:t>5  7  2</w:t>
             </w:r>
           </w:p>
         </w:tc>
@@ -1352,7 +1352,7 @@
                 <w:b/>
                 <w:sz w:val="25"/>
               </w:rPr>
-              <w:t>08/24(一)</w:t>
+              <w:t>08/25(二)</w:t>
             </w:r>
           </w:p>
         </w:tc>
@@ -1375,7 +1375,7 @@
                 <w:b/>
                 <w:sz w:val="25"/>
               </w:rPr>
-              <w:t>5  7  2</w:t>
+              <w:t>8  7  2</w:t>
             </w:r>
           </w:p>
         </w:tc>
@@ -1403,7 +1403,7 @@
                 <w:b/>
                 <w:sz w:val="25"/>
               </w:rPr>
-              <w:t>08/25(二)</w:t>
+              <w:t>08/26(三)</w:t>
             </w:r>
           </w:p>
         </w:tc>
@@ -1426,7 +1426,7 @@
                 <w:b/>
                 <w:sz w:val="25"/>
               </w:rPr>
-              <w:t>8  7  2</w:t>
+              <w:t>4  3  2</w:t>
             </w:r>
           </w:p>
         </w:tc>
@@ -1454,7 +1454,7 @@
                 <w:b/>
                 <w:sz w:val="25"/>
               </w:rPr>
-              <w:t>08/26(三)</w:t>
+              <w:t>08/27(四)</w:t>
             </w:r>
           </w:p>
         </w:tc>
@@ -1477,7 +1477,7 @@
                 <w:b/>
                 <w:sz w:val="25"/>
               </w:rPr>
-              <w:t>4  3  2</w:t>
+              <w:t>8  9  1</w:t>
             </w:r>
           </w:p>
         </w:tc>
@@ -1505,7 +1505,7 @@
                 <w:b/>
                 <w:sz w:val="25"/>
               </w:rPr>
-              <w:t>08/27(四)</w:t>
+              <w:t>08/28(五)</w:t>
             </w:r>
           </w:p>
         </w:tc>
@@ -1528,7 +1528,7 @@
                 <w:b/>
                 <w:sz w:val="25"/>
               </w:rPr>
-              <w:t>8  9  1</w:t>
+              <w:t>8  2  9</w:t>
             </w:r>
           </w:p>
         </w:tc>
@@ -2878,7 +2878,7 @@
                 <w:b/>
                 <w:sz w:val="25"/>
               </w:rPr>
-              <w:t>08/17(一)</w:t>
+              <w:t>08/18(二)</w:t>
             </w:r>
           </w:p>
         </w:tc>
@@ -2902,7 +2902,7 @@
                 <w:b/>
                 <w:sz w:val="25"/>
               </w:rPr>
-              <w:t>6  7  5  3</w:t>
+              <w:t>9  7  8  6</w:t>
             </w:r>
           </w:p>
         </w:tc>
@@ -2930,7 +2930,7 @@
                 <w:b/>
                 <w:sz w:val="25"/>
               </w:rPr>
-              <w:t>08/18(二)</w:t>
+              <w:t>08/19(三)</w:t>
             </w:r>
           </w:p>
         </w:tc>
@@ -2953,7 +2953,7 @@
                 <w:b/>
                 <w:sz w:val="25"/>
               </w:rPr>
-              <w:t>9  7  8  6</w:t>
+              <w:t>5  5  5  6</w:t>
             </w:r>
           </w:p>
         </w:tc>
@@ -2981,7 +2981,7 @@
                 <w:b/>
                 <w:sz w:val="25"/>
               </w:rPr>
-              <w:t>08/19(三)</w:t>
+              <w:t>08/20(四)</w:t>
             </w:r>
           </w:p>
         </w:tc>
@@ -3004,7 +3004,7 @@
                 <w:b/>
                 <w:sz w:val="25"/>
               </w:rPr>
-              <w:t>5  5  5  6</w:t>
+              <w:t>6  8  3  5</w:t>
             </w:r>
           </w:p>
         </w:tc>
@@ -3032,7 +3032,7 @@
                 <w:b/>
                 <w:sz w:val="25"/>
               </w:rPr>
-              <w:t>08/20(四)</w:t>
+              <w:t>08/21(五)</w:t>
             </w:r>
           </w:p>
         </w:tc>
@@ -3055,7 +3055,7 @@
                 <w:b/>
                 <w:sz w:val="25"/>
               </w:rPr>
-              <w:t>6  8  3  5</w:t>
+              <w:t>6  9  1  1</w:t>
             </w:r>
           </w:p>
         </w:tc>
@@ -3083,7 +3083,7 @@
                 <w:b/>
                 <w:sz w:val="25"/>
               </w:rPr>
-              <w:t>08/21(五)</w:t>
+              <w:t>08/22(六)</w:t>
             </w:r>
           </w:p>
         </w:tc>
@@ -3106,7 +3106,7 @@
                 <w:b/>
                 <w:sz w:val="25"/>
               </w:rPr>
-              <w:t>6  9  1  1</w:t>
+              <w:t>5  9  6  2</w:t>
             </w:r>
           </w:p>
         </w:tc>
@@ -3134,7 +3134,7 @@
                 <w:b/>
                 <w:sz w:val="25"/>
               </w:rPr>
-              <w:t>08/22(六)</w:t>
+              <w:t>08/24(一)</w:t>
             </w:r>
           </w:p>
         </w:tc>
@@ -3157,7 +3157,7 @@
                 <w:b/>
                 <w:sz w:val="25"/>
               </w:rPr>
-              <w:t>5  9  6  2</w:t>
+              <w:t>3  0  1  7</w:t>
             </w:r>
           </w:p>
         </w:tc>
@@ -3185,7 +3185,7 @@
                 <w:b/>
                 <w:sz w:val="25"/>
               </w:rPr>
-              <w:t>08/24(一)</w:t>
+              <w:t>08/25(二)</w:t>
             </w:r>
           </w:p>
         </w:tc>
@@ -3208,7 +3208,7 @@
                 <w:b/>
                 <w:sz w:val="25"/>
               </w:rPr>
-              <w:t>3  0  1  7</w:t>
+              <w:t>7  0  6  7</w:t>
             </w:r>
           </w:p>
         </w:tc>
@@ -3236,7 +3236,7 @@
                 <w:b/>
                 <w:sz w:val="25"/>
               </w:rPr>
-              <w:t>08/25(二)</w:t>
+              <w:t>08/26(三)</w:t>
             </w:r>
           </w:p>
         </w:tc>
@@ -3259,7 +3259,7 @@
                 <w:b/>
                 <w:sz w:val="25"/>
               </w:rPr>
-              <w:t>7  0  6  7</w:t>
+              <w:t>6  3  3  9</w:t>
             </w:r>
           </w:p>
         </w:tc>
@@ -3287,7 +3287,7 @@
                 <w:b/>
                 <w:sz w:val="25"/>
               </w:rPr>
-              <w:t>08/26(三)</w:t>
+              <w:t>08/27(四)</w:t>
             </w:r>
           </w:p>
         </w:tc>
@@ -3310,7 +3310,7 @@
                 <w:b/>
                 <w:sz w:val="25"/>
               </w:rPr>
-              <w:t>6  3  3  9</w:t>
+              <w:t>6  2  1  7</w:t>
             </w:r>
           </w:p>
         </w:tc>
@@ -3338,7 +3338,7 @@
                 <w:b/>
                 <w:sz w:val="25"/>
               </w:rPr>
-              <w:t>08/27(四)</w:t>
+              <w:t>08/28(五)</w:t>
             </w:r>
           </w:p>
         </w:tc>
@@ -3361,7 +3361,7 @@
                 <w:b/>
                 <w:sz w:val="25"/>
               </w:rPr>
-              <w:t>6  2  1  7</w:t>
+              <w:t>1  1  1  9</w:t>
             </w:r>
           </w:p>
         </w:tc>
@@ -3586,7 +3586,7 @@
                 <w:b/>
                 <w:sz w:val="25"/>
               </w:rPr>
-              <w:t>115000073</w:t>
+              <w:t>115000074</w:t>
             </w:r>
           </w:p>
         </w:tc>
@@ -3610,7 +3610,7 @@
                 <w:b/>
                 <w:sz w:val="25"/>
               </w:rPr>
-              <w:t>115.07.24</w:t>
+              <w:t>115.07.28</w:t>
             </w:r>
           </w:p>
         </w:tc>
@@ -3634,7 +3634,7 @@
                 <w:b/>
                 <w:sz w:val="25"/>
               </w:rPr>
-              <w:t>03  15  27  34  35  44</w:t>
+              <w:t>08  19  24  26  32  43</w:t>
             </w:r>
           </w:p>
         </w:tc>
@@ -3658,7 +3658,7 @@
                 <w:b/>
                 <w:sz w:val="25"/>
               </w:rPr>
-              <w:t>40</w:t>
+              <w:t>47</w:t>
             </w:r>
           </w:p>
         </w:tc>
@@ -3687,7 +3687,7 @@
                 <w:b/>
                 <w:sz w:val="25"/>
               </w:rPr>
-              <w:t>115000074</w:t>
+              <w:t>115000075</w:t>
             </w:r>
           </w:p>
         </w:tc>
@@ -3711,7 +3711,7 @@
                 <w:b/>
                 <w:sz w:val="25"/>
               </w:rPr>
-              <w:t>115.07.28</w:t>
+              <w:t>115.07.31</w:t>
             </w:r>
           </w:p>
         </w:tc>
@@ -3735,7 +3735,7 @@
                 <w:b/>
                 <w:sz w:val="25"/>
               </w:rPr>
-              <w:t>08  19  24  26  32  43</w:t>
+              <w:t>11  20  23  33  34  44</w:t>
             </w:r>
           </w:p>
         </w:tc>
@@ -3759,7 +3759,7 @@
                 <w:b/>
                 <w:sz w:val="25"/>
               </w:rPr>
-              <w:t>47</w:t>
+              <w:t>10</w:t>
             </w:r>
           </w:p>
         </w:tc>
@@ -3788,7 +3788,7 @@
                 <w:b/>
                 <w:sz w:val="25"/>
               </w:rPr>
-              <w:t>115000075</w:t>
+              <w:t>115000076</w:t>
             </w:r>
           </w:p>
         </w:tc>
@@ -3812,7 +3812,7 @@
                 <w:b/>
                 <w:sz w:val="25"/>
               </w:rPr>
-              <w:t>115.07.31</w:t>
+              <w:t>115.08.04</w:t>
             </w:r>
           </w:p>
         </w:tc>
@@ -3836,7 +3836,7 @@
                 <w:b/>
                 <w:sz w:val="25"/>
               </w:rPr>
-              <w:t>11  20  23  33  34  44</w:t>
+              <w:t>04  09  15  30  36  49</w:t>
             </w:r>
           </w:p>
         </w:tc>
@@ -3860,7 +3860,7 @@
                 <w:b/>
                 <w:sz w:val="25"/>
               </w:rPr>
-              <w:t>10</w:t>
+              <w:t>40</w:t>
             </w:r>
           </w:p>
         </w:tc>
@@ -3889,7 +3889,7 @@
                 <w:b/>
                 <w:sz w:val="25"/>
               </w:rPr>
-              <w:t>115000076</w:t>
+              <w:t>115000077</w:t>
             </w:r>
           </w:p>
         </w:tc>
@@ -3913,7 +3913,7 @@
                 <w:b/>
                 <w:sz w:val="25"/>
               </w:rPr>
-              <w:t>115.08.04</w:t>
+              <w:t>115.08.07</w:t>
             </w:r>
           </w:p>
         </w:tc>
@@ -3937,7 +3937,7 @@
                 <w:b/>
                 <w:sz w:val="25"/>
               </w:rPr>
-              <w:t>04  09  15  30  36  49</w:t>
+              <w:t>02  12  19  21  25  41</w:t>
             </w:r>
           </w:p>
         </w:tc>
@@ -3961,7 +3961,7 @@
                 <w:b/>
                 <w:sz w:val="25"/>
               </w:rPr>
-              <w:t>40</w:t>
+              <w:t>31</w:t>
             </w:r>
           </w:p>
         </w:tc>
@@ -3990,7 +3990,7 @@
                 <w:b/>
                 <w:sz w:val="25"/>
               </w:rPr>
-              <w:t>115000077</w:t>
+              <w:t>115000078</w:t>
             </w:r>
           </w:p>
         </w:tc>
@@ -4014,7 +4014,7 @@
                 <w:b/>
                 <w:sz w:val="25"/>
               </w:rPr>
-              <w:t>115.08.07</w:t>
+              <w:t>115.08.11</w:t>
             </w:r>
           </w:p>
         </w:tc>
@@ -4038,7 +4038,7 @@
                 <w:b/>
                 <w:sz w:val="25"/>
               </w:rPr>
-              <w:t>02  12  19  21  25  41</w:t>
+              <w:t>08  12  16  24  29  46</w:t>
             </w:r>
           </w:p>
         </w:tc>
@@ -4062,7 +4062,7 @@
                 <w:b/>
                 <w:sz w:val="25"/>
               </w:rPr>
-              <w:t>31</w:t>
+              <w:t>10</w:t>
             </w:r>
           </w:p>
         </w:tc>
@@ -4091,7 +4091,7 @@
                 <w:b/>
                 <w:sz w:val="25"/>
               </w:rPr>
-              <w:t>115000078</w:t>
+              <w:t>115000079</w:t>
             </w:r>
           </w:p>
         </w:tc>
@@ -4115,7 +4115,7 @@
                 <w:b/>
                 <w:sz w:val="25"/>
               </w:rPr>
-              <w:t>115.08.11</w:t>
+              <w:t>115.08.14</w:t>
             </w:r>
           </w:p>
         </w:tc>
@@ -4139,7 +4139,7 @@
                 <w:b/>
                 <w:sz w:val="25"/>
               </w:rPr>
-              <w:t>08  12  16  24  29  46</w:t>
+              <w:t>05  12  25  33  34  35</w:t>
             </w:r>
           </w:p>
         </w:tc>
@@ -4163,7 +4163,7 @@
                 <w:b/>
                 <w:sz w:val="25"/>
               </w:rPr>
-              <w:t>10</w:t>
+              <w:t>27</w:t>
             </w:r>
           </w:p>
         </w:tc>
@@ -4192,7 +4192,7 @@
                 <w:b/>
                 <w:sz w:val="25"/>
               </w:rPr>
-              <w:t>115000079</w:t>
+              <w:t>115000080</w:t>
             </w:r>
           </w:p>
         </w:tc>
@@ -4216,7 +4216,7 @@
                 <w:b/>
                 <w:sz w:val="25"/>
               </w:rPr>
-              <w:t>115.08.14</w:t>
+              <w:t>115.08.18</w:t>
             </w:r>
           </w:p>
         </w:tc>
@@ -4240,7 +4240,7 @@
                 <w:b/>
                 <w:sz w:val="25"/>
               </w:rPr>
-              <w:t>05  12  25  33  34  35</w:t>
+              <w:t>01  14  25  27  29  43</w:t>
             </w:r>
           </w:p>
         </w:tc>
@@ -4264,7 +4264,7 @@
                 <w:b/>
                 <w:sz w:val="25"/>
               </w:rPr>
-              <w:t>27</w:t>
+              <w:t>02</w:t>
             </w:r>
           </w:p>
         </w:tc>
@@ -4293,7 +4293,7 @@
                 <w:b/>
                 <w:sz w:val="25"/>
               </w:rPr>
-              <w:t>115000080</w:t>
+              <w:t>115000081</w:t>
             </w:r>
           </w:p>
         </w:tc>
@@ -4317,7 +4317,7 @@
                 <w:b/>
                 <w:sz w:val="25"/>
               </w:rPr>
-              <w:t>115.08.18</w:t>
+              <w:t>115.08.21</w:t>
             </w:r>
           </w:p>
         </w:tc>
@@ -4341,7 +4341,7 @@
                 <w:b/>
                 <w:sz w:val="25"/>
               </w:rPr>
-              <w:t>01  14  25  27  29  43</w:t>
+              <w:t>08  14  23  24  26  47</w:t>
             </w:r>
           </w:p>
         </w:tc>
@@ -4365,7 +4365,7 @@
                 <w:b/>
                 <w:sz w:val="25"/>
               </w:rPr>
-              <w:t>02</w:t>
+              <w:t>30</w:t>
             </w:r>
           </w:p>
         </w:tc>
@@ -4394,7 +4394,7 @@
                 <w:b/>
                 <w:sz w:val="25"/>
               </w:rPr>
-              <w:t>115000081</w:t>
+              <w:t>115000082</w:t>
             </w:r>
           </w:p>
         </w:tc>
@@ -4418,7 +4418,7 @@
                 <w:b/>
                 <w:sz w:val="25"/>
               </w:rPr>
-              <w:t>115.08.21</w:t>
+              <w:t>115.08.25</w:t>
             </w:r>
           </w:p>
         </w:tc>
@@ -4442,7 +4442,7 @@
                 <w:b/>
                 <w:sz w:val="25"/>
               </w:rPr>
-              <w:t>08  14  23  24  26  47</w:t>
+              <w:t>12  24  26  32  35  40</w:t>
             </w:r>
           </w:p>
         </w:tc>
@@ -4466,7 +4466,7 @@
                 <w:b/>
                 <w:sz w:val="25"/>
               </w:rPr>
-              <w:t>30</w:t>
+              <w:t>06</w:t>
             </w:r>
           </w:p>
         </w:tc>
@@ -4495,7 +4495,7 @@
                 <w:b/>
                 <w:sz w:val="25"/>
               </w:rPr>
-              <w:t>115000082</w:t>
+              <w:t>115000083</w:t>
             </w:r>
           </w:p>
         </w:tc>
@@ -4519,7 +4519,7 @@
                 <w:b/>
                 <w:sz w:val="25"/>
               </w:rPr>
-              <w:t>115.08.25</w:t>
+              <w:t>115.08.28</w:t>
             </w:r>
           </w:p>
         </w:tc>
@@ -4543,7 +4543,7 @@
                 <w:b/>
                 <w:sz w:val="25"/>
               </w:rPr>
-              <w:t>12  24  26  32  35  40</w:t>
+              <w:t>09  20  23  26  36  44</w:t>
             </w:r>
           </w:p>
         </w:tc>
@@ -4567,7 +4567,7 @@
                 <w:b/>
                 <w:sz w:val="25"/>
               </w:rPr>
-              <w:t>06</w:t>
+              <w:t>04</w:t>
             </w:r>
           </w:p>
         </w:tc>

--- a/最新開獎紀錄.docx
+++ b/最新開獎紀錄.docx
@@ -173,7 +173,7 @@
                 <w:b/>
                 <w:sz w:val="25"/>
               </w:rPr>
-              <w:t>115000200</w:t>
+              <w:t>115000201</w:t>
             </w:r>
           </w:p>
         </w:tc>
@@ -197,7 +197,7 @@
                 <w:b/>
                 <w:sz w:val="25"/>
               </w:rPr>
-              <w:t>115.08.18</w:t>
+              <w:t>115.08.19</w:t>
             </w:r>
           </w:p>
         </w:tc>
@@ -221,7 +221,7 @@
                 <w:b/>
                 <w:sz w:val="25"/>
               </w:rPr>
-              <w:t>05  06  10  28  39</w:t>
+              <w:t>02  06  07  32  38</w:t>
             </w:r>
           </w:p>
         </w:tc>
@@ -250,7 +250,7 @@
                 <w:b/>
                 <w:sz w:val="25"/>
               </w:rPr>
-              <w:t>115000201</w:t>
+              <w:t>115000202</w:t>
             </w:r>
           </w:p>
         </w:tc>
@@ -274,7 +274,7 @@
                 <w:b/>
                 <w:sz w:val="25"/>
               </w:rPr>
-              <w:t>115.08.19</w:t>
+              <w:t>115.08.20</w:t>
             </w:r>
           </w:p>
         </w:tc>
@@ -298,7 +298,7 @@
                 <w:b/>
                 <w:sz w:val="25"/>
               </w:rPr>
-              <w:t>02  06  07  32  38</w:t>
+              <w:t>04  14  27  32  34</w:t>
             </w:r>
           </w:p>
         </w:tc>
@@ -327,7 +327,7 @@
                 <w:b/>
                 <w:sz w:val="25"/>
               </w:rPr>
-              <w:t>115000202</w:t>
+              <w:t>115000203</w:t>
             </w:r>
           </w:p>
         </w:tc>
@@ -351,7 +351,7 @@
                 <w:b/>
                 <w:sz w:val="25"/>
               </w:rPr>
-              <w:t>115.08.20</w:t>
+              <w:t>115.08.21</w:t>
             </w:r>
           </w:p>
         </w:tc>
@@ -375,7 +375,7 @@
                 <w:b/>
                 <w:sz w:val="25"/>
               </w:rPr>
-              <w:t>04  14  27  32  34</w:t>
+              <w:t>11  12  18  20  29</w:t>
             </w:r>
           </w:p>
         </w:tc>
@@ -404,7 +404,7 @@
                 <w:b/>
                 <w:sz w:val="25"/>
               </w:rPr>
-              <w:t>115000203</w:t>
+              <w:t>115000204</w:t>
             </w:r>
           </w:p>
         </w:tc>
@@ -428,7 +428,7 @@
                 <w:b/>
                 <w:sz w:val="25"/>
               </w:rPr>
-              <w:t>115.08.21</w:t>
+              <w:t>115.08.22</w:t>
             </w:r>
           </w:p>
         </w:tc>
@@ -452,7 +452,7 @@
                 <w:b/>
                 <w:sz w:val="25"/>
               </w:rPr>
-              <w:t>11  12  18  20  29</w:t>
+              <w:t>09  10  29  30  34</w:t>
             </w:r>
           </w:p>
         </w:tc>
@@ -481,7 +481,7 @@
                 <w:b/>
                 <w:sz w:val="25"/>
               </w:rPr>
-              <w:t>115000204</w:t>
+              <w:t>115000205</w:t>
             </w:r>
           </w:p>
         </w:tc>
@@ -505,7 +505,7 @@
                 <w:b/>
                 <w:sz w:val="25"/>
               </w:rPr>
-              <w:t>115.08.22</w:t>
+              <w:t>115.08.24</w:t>
             </w:r>
           </w:p>
         </w:tc>
@@ -529,7 +529,7 @@
                 <w:b/>
                 <w:sz w:val="25"/>
               </w:rPr>
-              <w:t>09  10  29  30  34</w:t>
+              <w:t>09  10  19  23  26</w:t>
             </w:r>
           </w:p>
         </w:tc>
@@ -558,7 +558,7 @@
                 <w:b/>
                 <w:sz w:val="25"/>
               </w:rPr>
-              <w:t>115000205</w:t>
+              <w:t>115000206</w:t>
             </w:r>
           </w:p>
         </w:tc>
@@ -582,7 +582,7 @@
                 <w:b/>
                 <w:sz w:val="25"/>
               </w:rPr>
-              <w:t>115.08.24</w:t>
+              <w:t>115.08.25</w:t>
             </w:r>
           </w:p>
         </w:tc>
@@ -606,7 +606,7 @@
                 <w:b/>
                 <w:sz w:val="25"/>
               </w:rPr>
-              <w:t>09  10  19  23  26</w:t>
+              <w:t>08  21  23  30  35</w:t>
             </w:r>
           </w:p>
         </w:tc>
@@ -635,7 +635,7 @@
                 <w:b/>
                 <w:sz w:val="25"/>
               </w:rPr>
-              <w:t>115000206</w:t>
+              <w:t>115000207</w:t>
             </w:r>
           </w:p>
         </w:tc>
@@ -659,7 +659,7 @@
                 <w:b/>
                 <w:sz w:val="25"/>
               </w:rPr>
-              <w:t>115.08.25</w:t>
+              <w:t>115.08.26</w:t>
             </w:r>
           </w:p>
         </w:tc>
@@ -683,7 +683,7 @@
                 <w:b/>
                 <w:sz w:val="25"/>
               </w:rPr>
-              <w:t>08  21  23  30  35</w:t>
+              <w:t>13  19  23  35  38</w:t>
             </w:r>
           </w:p>
         </w:tc>
@@ -712,7 +712,7 @@
                 <w:b/>
                 <w:sz w:val="25"/>
               </w:rPr>
-              <w:t>115000207</w:t>
+              <w:t>115000208</w:t>
             </w:r>
           </w:p>
         </w:tc>
@@ -736,7 +736,7 @@
                 <w:b/>
                 <w:sz w:val="25"/>
               </w:rPr>
-              <w:t>115.08.26</w:t>
+              <w:t>115.08.27</w:t>
             </w:r>
           </w:p>
         </w:tc>
@@ -760,7 +760,7 @@
                 <w:b/>
                 <w:sz w:val="25"/>
               </w:rPr>
-              <w:t>13  19  23  35  38</w:t>
+              <w:t>02  03  07  25  33</w:t>
             </w:r>
           </w:p>
         </w:tc>
@@ -789,7 +789,7 @@
                 <w:b/>
                 <w:sz w:val="25"/>
               </w:rPr>
-              <w:t>115000208</w:t>
+              <w:t>115000209</w:t>
             </w:r>
           </w:p>
         </w:tc>
@@ -813,7 +813,7 @@
                 <w:b/>
                 <w:sz w:val="25"/>
               </w:rPr>
-              <w:t>115.08.27</w:t>
+              <w:t>115.08.28</w:t>
             </w:r>
           </w:p>
         </w:tc>
@@ -837,7 +837,7 @@
                 <w:b/>
                 <w:sz w:val="25"/>
               </w:rPr>
-              <w:t>02  03  07  25  33</w:t>
+              <w:t>02  04  09  12  36</w:t>
             </w:r>
           </w:p>
         </w:tc>
@@ -866,7 +866,7 @@
                 <w:b/>
                 <w:sz w:val="25"/>
               </w:rPr>
-              <w:t>115000209</w:t>
+              <w:t>115000210</w:t>
             </w:r>
           </w:p>
         </w:tc>
@@ -890,7 +890,7 @@
                 <w:b/>
                 <w:sz w:val="25"/>
               </w:rPr>
-              <w:t>115.08.28</w:t>
+              <w:t>115.08.29</w:t>
             </w:r>
           </w:p>
         </w:tc>
@@ -914,7 +914,7 @@
                 <w:b/>
                 <w:sz w:val="25"/>
               </w:rPr>
-              <w:t>02  04  09  12  36</w:t>
+              <w:t>03  06  17  23  33</w:t>
             </w:r>
           </w:p>
         </w:tc>
@@ -1045,7 +1045,7 @@
                 <w:b/>
                 <w:sz w:val="25"/>
               </w:rPr>
-              <w:t>08/18(二)</w:t>
+              <w:t>08/19(三)</w:t>
             </w:r>
           </w:p>
         </w:tc>
@@ -1069,7 +1069,7 @@
                 <w:b/>
                 <w:sz w:val="25"/>
               </w:rPr>
-              <w:t>8  6  8</w:t>
+              <w:t>8  7  4</w:t>
             </w:r>
           </w:p>
         </w:tc>
@@ -1097,7 +1097,7 @@
                 <w:b/>
                 <w:sz w:val="25"/>
               </w:rPr>
-              <w:t>08/19(三)</w:t>
+              <w:t>08/20(四)</w:t>
             </w:r>
           </w:p>
         </w:tc>
@@ -1120,7 +1120,7 @@
                 <w:b/>
                 <w:sz w:val="25"/>
               </w:rPr>
-              <w:t>8  7  4</w:t>
+              <w:t>3  4  4</w:t>
             </w:r>
           </w:p>
         </w:tc>
@@ -1148,7 +1148,7 @@
                 <w:b/>
                 <w:sz w:val="25"/>
               </w:rPr>
-              <w:t>08/20(四)</w:t>
+              <w:t>08/21(五)</w:t>
             </w:r>
           </w:p>
         </w:tc>
@@ -1171,7 +1171,7 @@
                 <w:b/>
                 <w:sz w:val="25"/>
               </w:rPr>
-              <w:t>3  4  4</w:t>
+              <w:t>5  0  2</w:t>
             </w:r>
           </w:p>
         </w:tc>
@@ -1199,7 +1199,7 @@
                 <w:b/>
                 <w:sz w:val="25"/>
               </w:rPr>
-              <w:t>08/21(五)</w:t>
+              <w:t>08/22(六)</w:t>
             </w:r>
           </w:p>
         </w:tc>
@@ -1222,7 +1222,7 @@
                 <w:b/>
                 <w:sz w:val="25"/>
               </w:rPr>
-              <w:t>5  0  2</w:t>
+              <w:t>3  3  1</w:t>
             </w:r>
           </w:p>
         </w:tc>
@@ -1250,7 +1250,7 @@
                 <w:b/>
                 <w:sz w:val="25"/>
               </w:rPr>
-              <w:t>08/22(六)</w:t>
+              <w:t>08/24(一)</w:t>
             </w:r>
           </w:p>
         </w:tc>
@@ -1273,7 +1273,7 @@
                 <w:b/>
                 <w:sz w:val="25"/>
               </w:rPr>
-              <w:t>3  3  1</w:t>
+              <w:t>5  7  2</w:t>
             </w:r>
           </w:p>
         </w:tc>
@@ -1301,7 +1301,7 @@
                 <w:b/>
                 <w:sz w:val="25"/>
               </w:rPr>
-              <w:t>08/24(一)</w:t>
+              <w:t>08/25(二)</w:t>
             </w:r>
           </w:p>
         </w:tc>
@@ -1324,7 +1324,7 @@
                 <w:b/>
                 <w:sz w:val="25"/>
               </w:rPr>
-              <w:t>5  7  2</w:t>
+              <w:t>8  7  2</w:t>
             </w:r>
           </w:p>
         </w:tc>
@@ -1352,7 +1352,7 @@
                 <w:b/>
                 <w:sz w:val="25"/>
               </w:rPr>
-              <w:t>08/25(二)</w:t>
+              <w:t>08/26(三)</w:t>
             </w:r>
           </w:p>
         </w:tc>
@@ -1375,7 +1375,7 @@
                 <w:b/>
                 <w:sz w:val="25"/>
               </w:rPr>
-              <w:t>8  7  2</w:t>
+              <w:t>4  3  2</w:t>
             </w:r>
           </w:p>
         </w:tc>
@@ -1403,7 +1403,7 @@
                 <w:b/>
                 <w:sz w:val="25"/>
               </w:rPr>
-              <w:t>08/26(三)</w:t>
+              <w:t>08/27(四)</w:t>
             </w:r>
           </w:p>
         </w:tc>
@@ -1426,7 +1426,7 @@
                 <w:b/>
                 <w:sz w:val="25"/>
               </w:rPr>
-              <w:t>4  3  2</w:t>
+              <w:t>8  9  1</w:t>
             </w:r>
           </w:p>
         </w:tc>
@@ -1454,7 +1454,7 @@
                 <w:b/>
                 <w:sz w:val="25"/>
               </w:rPr>
-              <w:t>08/27(四)</w:t>
+              <w:t>08/28(五)</w:t>
             </w:r>
           </w:p>
         </w:tc>
@@ -1477,7 +1477,7 @@
                 <w:b/>
                 <w:sz w:val="25"/>
               </w:rPr>
-              <w:t>8  9  1</w:t>
+              <w:t>8  2  9</w:t>
             </w:r>
           </w:p>
         </w:tc>
@@ -1505,7 +1505,7 @@
                 <w:b/>
                 <w:sz w:val="25"/>
               </w:rPr>
-              <w:t>08/28(五)</w:t>
+              <w:t>08/29(六)</w:t>
             </w:r>
           </w:p>
         </w:tc>
@@ -1528,7 +1528,7 @@
                 <w:b/>
                 <w:sz w:val="25"/>
               </w:rPr>
-              <w:t>8  2  9</w:t>
+              <w:t>8  7  0</w:t>
             </w:r>
           </w:p>
         </w:tc>
@@ -2878,7 +2878,7 @@
                 <w:b/>
                 <w:sz w:val="25"/>
               </w:rPr>
-              <w:t>08/18(二)</w:t>
+              <w:t>08/19(三)</w:t>
             </w:r>
           </w:p>
         </w:tc>
@@ -2902,7 +2902,7 @@
                 <w:b/>
                 <w:sz w:val="25"/>
               </w:rPr>
-              <w:t>9  7  8  6</w:t>
+              <w:t>5  5  5  6</w:t>
             </w:r>
           </w:p>
         </w:tc>
@@ -2930,7 +2930,7 @@
                 <w:b/>
                 <w:sz w:val="25"/>
               </w:rPr>
-              <w:t>08/19(三)</w:t>
+              <w:t>08/20(四)</w:t>
             </w:r>
           </w:p>
         </w:tc>
@@ -2953,7 +2953,7 @@
                 <w:b/>
                 <w:sz w:val="25"/>
               </w:rPr>
-              <w:t>5  5  5  6</w:t>
+              <w:t>6  8  3  5</w:t>
             </w:r>
           </w:p>
         </w:tc>
@@ -2981,7 +2981,7 @@
                 <w:b/>
                 <w:sz w:val="25"/>
               </w:rPr>
-              <w:t>08/20(四)</w:t>
+              <w:t>08/21(五)</w:t>
             </w:r>
           </w:p>
         </w:tc>
@@ -3004,7 +3004,7 @@
                 <w:b/>
                 <w:sz w:val="25"/>
               </w:rPr>
-              <w:t>6  8  3  5</w:t>
+              <w:t>6  9  1  1</w:t>
             </w:r>
           </w:p>
         </w:tc>
@@ -3032,7 +3032,7 @@
                 <w:b/>
                 <w:sz w:val="25"/>
               </w:rPr>
-              <w:t>08/21(五)</w:t>
+              <w:t>08/22(六)</w:t>
             </w:r>
           </w:p>
         </w:tc>
@@ -3055,7 +3055,7 @@
                 <w:b/>
                 <w:sz w:val="25"/>
               </w:rPr>
-              <w:t>6  9  1  1</w:t>
+              <w:t>5  9  6  2</w:t>
             </w:r>
           </w:p>
         </w:tc>
@@ -3083,7 +3083,7 @@
                 <w:b/>
                 <w:sz w:val="25"/>
               </w:rPr>
-              <w:t>08/22(六)</w:t>
+              <w:t>08/24(一)</w:t>
             </w:r>
           </w:p>
         </w:tc>
@@ -3106,7 +3106,7 @@
                 <w:b/>
                 <w:sz w:val="25"/>
               </w:rPr>
-              <w:t>5  9  6  2</w:t>
+              <w:t>3  0  1  7</w:t>
             </w:r>
           </w:p>
         </w:tc>
@@ -3134,7 +3134,7 @@
                 <w:b/>
                 <w:sz w:val="25"/>
               </w:rPr>
-              <w:t>08/24(一)</w:t>
+              <w:t>08/25(二)</w:t>
             </w:r>
           </w:p>
         </w:tc>
@@ -3157,7 +3157,7 @@
                 <w:b/>
                 <w:sz w:val="25"/>
               </w:rPr>
-              <w:t>3  0  1  7</w:t>
+              <w:t>7  0  6  7</w:t>
             </w:r>
           </w:p>
         </w:tc>
@@ -3185,7 +3185,7 @@
                 <w:b/>
                 <w:sz w:val="25"/>
               </w:rPr>
-              <w:t>08/25(二)</w:t>
+              <w:t>08/26(三)</w:t>
             </w:r>
           </w:p>
         </w:tc>
@@ -3208,7 +3208,7 @@
                 <w:b/>
                 <w:sz w:val="25"/>
               </w:rPr>
-              <w:t>7  0  6  7</w:t>
+              <w:t>6  3  3  9</w:t>
             </w:r>
           </w:p>
         </w:tc>
@@ -3236,7 +3236,7 @@
                 <w:b/>
                 <w:sz w:val="25"/>
               </w:rPr>
-              <w:t>08/26(三)</w:t>
+              <w:t>08/27(四)</w:t>
             </w:r>
           </w:p>
         </w:tc>
@@ -3259,7 +3259,7 @@
                 <w:b/>
                 <w:sz w:val="25"/>
               </w:rPr>
-              <w:t>6  3  3  9</w:t>
+              <w:t>6  2  1  7</w:t>
             </w:r>
           </w:p>
         </w:tc>
@@ -3287,7 +3287,7 @@
                 <w:b/>
                 <w:sz w:val="25"/>
               </w:rPr>
-              <w:t>08/27(四)</w:t>
+              <w:t>08/28(五)</w:t>
             </w:r>
           </w:p>
         </w:tc>
@@ -3310,7 +3310,7 @@
                 <w:b/>
                 <w:sz w:val="25"/>
               </w:rPr>
-              <w:t>6  2  1  7</w:t>
+              <w:t>1  1  1  9</w:t>
             </w:r>
           </w:p>
         </w:tc>
@@ -3338,7 +3338,7 @@
                 <w:b/>
                 <w:sz w:val="25"/>
               </w:rPr>
-              <w:t>08/28(五)</w:t>
+              <w:t>08/29(六)</w:t>
             </w:r>
           </w:p>
         </w:tc>
@@ -3361,7 +3361,7 @@
                 <w:b/>
                 <w:sz w:val="25"/>
               </w:rPr>
-              <w:t>1  1  1  9</w:t>
+              <w:t>1  2  8  0</w:t>
             </w:r>
           </w:p>
         </w:tc>

--- a/最新開獎紀錄.docx
+++ b/最新開獎紀錄.docx
@@ -173,7 +173,7 @@
                 <w:b/>
                 <w:sz w:val="25"/>
               </w:rPr>
-              <w:t>115000201</w:t>
+              <w:t>115000202</w:t>
             </w:r>
           </w:p>
         </w:tc>
@@ -197,7 +197,7 @@
                 <w:b/>
                 <w:sz w:val="25"/>
               </w:rPr>
-              <w:t>115.08.19</w:t>
+              <w:t>115.08.20</w:t>
             </w:r>
           </w:p>
         </w:tc>
@@ -221,7 +221,7 @@
                 <w:b/>
                 <w:sz w:val="25"/>
               </w:rPr>
-              <w:t>02  06  07  32  38</w:t>
+              <w:t>04  14  27  32  34</w:t>
             </w:r>
           </w:p>
         </w:tc>
@@ -250,7 +250,7 @@
                 <w:b/>
                 <w:sz w:val="25"/>
               </w:rPr>
-              <w:t>115000202</w:t>
+              <w:t>115000203</w:t>
             </w:r>
           </w:p>
         </w:tc>
@@ -274,7 +274,7 @@
                 <w:b/>
                 <w:sz w:val="25"/>
               </w:rPr>
-              <w:t>115.08.20</w:t>
+              <w:t>115.08.21</w:t>
             </w:r>
           </w:p>
         </w:tc>
@@ -298,7 +298,7 @@
                 <w:b/>
                 <w:sz w:val="25"/>
               </w:rPr>
-              <w:t>04  14  27  32  34</w:t>
+              <w:t>11  12  18  20  29</w:t>
             </w:r>
           </w:p>
         </w:tc>
@@ -327,7 +327,7 @@
                 <w:b/>
                 <w:sz w:val="25"/>
               </w:rPr>
-              <w:t>115000203</w:t>
+              <w:t>115000204</w:t>
             </w:r>
           </w:p>
         </w:tc>
@@ -351,7 +351,7 @@
                 <w:b/>
                 <w:sz w:val="25"/>
               </w:rPr>
-              <w:t>115.08.21</w:t>
+              <w:t>115.08.22</w:t>
             </w:r>
           </w:p>
         </w:tc>
@@ -375,7 +375,7 @@
                 <w:b/>
                 <w:sz w:val="25"/>
               </w:rPr>
-              <w:t>11  12  18  20  29</w:t>
+              <w:t>09  10  29  30  34</w:t>
             </w:r>
           </w:p>
         </w:tc>
@@ -404,7 +404,7 @@
                 <w:b/>
                 <w:sz w:val="25"/>
               </w:rPr>
-              <w:t>115000204</w:t>
+              <w:t>115000205</w:t>
             </w:r>
           </w:p>
         </w:tc>
@@ -428,7 +428,7 @@
                 <w:b/>
                 <w:sz w:val="25"/>
               </w:rPr>
-              <w:t>115.08.22</w:t>
+              <w:t>115.08.24</w:t>
             </w:r>
           </w:p>
         </w:tc>
@@ -452,7 +452,7 @@
                 <w:b/>
                 <w:sz w:val="25"/>
               </w:rPr>
-              <w:t>09  10  29  30  34</w:t>
+              <w:t>09  10  19  23  26</w:t>
             </w:r>
           </w:p>
         </w:tc>
@@ -481,7 +481,7 @@
                 <w:b/>
                 <w:sz w:val="25"/>
               </w:rPr>
-              <w:t>115000205</w:t>
+              <w:t>115000206</w:t>
             </w:r>
           </w:p>
         </w:tc>
@@ -505,7 +505,7 @@
                 <w:b/>
                 <w:sz w:val="25"/>
               </w:rPr>
-              <w:t>115.08.24</w:t>
+              <w:t>115.08.25</w:t>
             </w:r>
           </w:p>
         </w:tc>
@@ -529,7 +529,7 @@
                 <w:b/>
                 <w:sz w:val="25"/>
               </w:rPr>
-              <w:t>09  10  19  23  26</w:t>
+              <w:t>08  21  23  30  35</w:t>
             </w:r>
           </w:p>
         </w:tc>
@@ -558,7 +558,7 @@
                 <w:b/>
                 <w:sz w:val="25"/>
               </w:rPr>
-              <w:t>115000206</w:t>
+              <w:t>115000207</w:t>
             </w:r>
           </w:p>
         </w:tc>
@@ -582,7 +582,7 @@
                 <w:b/>
                 <w:sz w:val="25"/>
               </w:rPr>
-              <w:t>115.08.25</w:t>
+              <w:t>115.08.26</w:t>
             </w:r>
           </w:p>
         </w:tc>
@@ -606,7 +606,7 @@
                 <w:b/>
                 <w:sz w:val="25"/>
               </w:rPr>
-              <w:t>08  21  23  30  35</w:t>
+              <w:t>13  19  23  35  38</w:t>
             </w:r>
           </w:p>
         </w:tc>
@@ -635,7 +635,7 @@
                 <w:b/>
                 <w:sz w:val="25"/>
               </w:rPr>
-              <w:t>115000207</w:t>
+              <w:t>115000208</w:t>
             </w:r>
           </w:p>
         </w:tc>
@@ -659,7 +659,7 @@
                 <w:b/>
                 <w:sz w:val="25"/>
               </w:rPr>
-              <w:t>115.08.26</w:t>
+              <w:t>115.08.27</w:t>
             </w:r>
           </w:p>
         </w:tc>
@@ -683,7 +683,7 @@
                 <w:b/>
                 <w:sz w:val="25"/>
               </w:rPr>
-              <w:t>13  19  23  35  38</w:t>
+              <w:t>02  03  07  25  33</w:t>
             </w:r>
           </w:p>
         </w:tc>
@@ -712,7 +712,7 @@
                 <w:b/>
                 <w:sz w:val="25"/>
               </w:rPr>
-              <w:t>115000208</w:t>
+              <w:t>115000209</w:t>
             </w:r>
           </w:p>
         </w:tc>
@@ -736,7 +736,7 @@
                 <w:b/>
                 <w:sz w:val="25"/>
               </w:rPr>
-              <w:t>115.08.27</w:t>
+              <w:t>115.08.28</w:t>
             </w:r>
           </w:p>
         </w:tc>
@@ -760,7 +760,7 @@
                 <w:b/>
                 <w:sz w:val="25"/>
               </w:rPr>
-              <w:t>02  03  07  25  33</w:t>
+              <w:t>02  04  09  12  36</w:t>
             </w:r>
           </w:p>
         </w:tc>
@@ -789,7 +789,7 @@
                 <w:b/>
                 <w:sz w:val="25"/>
               </w:rPr>
-              <w:t>115000209</w:t>
+              <w:t>115000210</w:t>
             </w:r>
           </w:p>
         </w:tc>
@@ -813,7 +813,7 @@
                 <w:b/>
                 <w:sz w:val="25"/>
               </w:rPr>
-              <w:t>115.08.28</w:t>
+              <w:t>115.08.29</w:t>
             </w:r>
           </w:p>
         </w:tc>
@@ -837,7 +837,7 @@
                 <w:b/>
                 <w:sz w:val="25"/>
               </w:rPr>
-              <w:t>02  04  09  12  36</w:t>
+              <w:t>03  06  17  23  33</w:t>
             </w:r>
           </w:p>
         </w:tc>
@@ -866,7 +866,7 @@
                 <w:b/>
                 <w:sz w:val="25"/>
               </w:rPr>
-              <w:t>115000210</w:t>
+              <w:t>115000211</w:t>
             </w:r>
           </w:p>
         </w:tc>
@@ -890,7 +890,7 @@
                 <w:b/>
                 <w:sz w:val="25"/>
               </w:rPr>
-              <w:t>115.08.29</w:t>
+              <w:t>115.08.31</w:t>
             </w:r>
           </w:p>
         </w:tc>
@@ -914,7 +914,7 @@
                 <w:b/>
                 <w:sz w:val="25"/>
               </w:rPr>
-              <w:t>03  06  17  23  33</w:t>
+              <w:t>05  10  12  33  39</w:t>
             </w:r>
           </w:p>
         </w:tc>
@@ -1045,7 +1045,7 @@
                 <w:b/>
                 <w:sz w:val="25"/>
               </w:rPr>
-              <w:t>08/19(三)</w:t>
+              <w:t>08/20(四)</w:t>
             </w:r>
           </w:p>
         </w:tc>
@@ -1069,7 +1069,7 @@
                 <w:b/>
                 <w:sz w:val="25"/>
               </w:rPr>
-              <w:t>8  7  4</w:t>
+              <w:t>3  4  4</w:t>
             </w:r>
           </w:p>
         </w:tc>
@@ -1097,7 +1097,7 @@
                 <w:b/>
                 <w:sz w:val="25"/>
               </w:rPr>
-              <w:t>08/20(四)</w:t>
+              <w:t>08/21(五)</w:t>
             </w:r>
           </w:p>
         </w:tc>
@@ -1120,7 +1120,7 @@
                 <w:b/>
                 <w:sz w:val="25"/>
               </w:rPr>
-              <w:t>3  4  4</w:t>
+              <w:t>5  0  2</w:t>
             </w:r>
           </w:p>
         </w:tc>
@@ -1148,7 +1148,7 @@
                 <w:b/>
                 <w:sz w:val="25"/>
               </w:rPr>
-              <w:t>08/21(五)</w:t>
+              <w:t>08/22(六)</w:t>
             </w:r>
           </w:p>
         </w:tc>
@@ -1171,7 +1171,7 @@
                 <w:b/>
                 <w:sz w:val="25"/>
               </w:rPr>
-              <w:t>5  0  2</w:t>
+              <w:t>3  3  1</w:t>
             </w:r>
           </w:p>
         </w:tc>
@@ -1199,7 +1199,7 @@
                 <w:b/>
                 <w:sz w:val="25"/>
               </w:rPr>
-              <w:t>08/22(六)</w:t>
+              <w:t>08/24(一)</w:t>
             </w:r>
           </w:p>
         </w:tc>
@@ -1222,7 +1222,7 @@
                 <w:b/>
                 <w:sz w:val="25"/>
               </w:rPr>
-              <w:t>3  3  1</w:t>
+              <w:t>5  7  2</w:t>
             </w:r>
           </w:p>
         </w:tc>
@@ -1250,7 +1250,7 @@
                 <w:b/>
                 <w:sz w:val="25"/>
               </w:rPr>
-              <w:t>08/24(一)</w:t>
+              <w:t>08/25(二)</w:t>
             </w:r>
           </w:p>
         </w:tc>
@@ -1273,7 +1273,7 @@
                 <w:b/>
                 <w:sz w:val="25"/>
               </w:rPr>
-              <w:t>5  7  2</w:t>
+              <w:t>8  7  2</w:t>
             </w:r>
           </w:p>
         </w:tc>
@@ -1301,7 +1301,7 @@
                 <w:b/>
                 <w:sz w:val="25"/>
               </w:rPr>
-              <w:t>08/25(二)</w:t>
+              <w:t>08/26(三)</w:t>
             </w:r>
           </w:p>
         </w:tc>
@@ -1324,7 +1324,7 @@
                 <w:b/>
                 <w:sz w:val="25"/>
               </w:rPr>
-              <w:t>8  7  2</w:t>
+              <w:t>4  3  2</w:t>
             </w:r>
           </w:p>
         </w:tc>
@@ -1352,7 +1352,7 @@
                 <w:b/>
                 <w:sz w:val="25"/>
               </w:rPr>
-              <w:t>08/26(三)</w:t>
+              <w:t>08/27(四)</w:t>
             </w:r>
           </w:p>
         </w:tc>
@@ -1375,7 +1375,7 @@
                 <w:b/>
                 <w:sz w:val="25"/>
               </w:rPr>
-              <w:t>4  3  2</w:t>
+              <w:t>8  9  1</w:t>
             </w:r>
           </w:p>
         </w:tc>
@@ -1403,7 +1403,7 @@
                 <w:b/>
                 <w:sz w:val="25"/>
               </w:rPr>
-              <w:t>08/27(四)</w:t>
+              <w:t>08/28(五)</w:t>
             </w:r>
           </w:p>
         </w:tc>
@@ -1426,7 +1426,7 @@
                 <w:b/>
                 <w:sz w:val="25"/>
               </w:rPr>
-              <w:t>8  9  1</w:t>
+              <w:t>8  2  9</w:t>
             </w:r>
           </w:p>
         </w:tc>
@@ -1454,7 +1454,7 @@
                 <w:b/>
                 <w:sz w:val="25"/>
               </w:rPr>
-              <w:t>08/28(五)</w:t>
+              <w:t>08/29(六)</w:t>
             </w:r>
           </w:p>
         </w:tc>
@@ -1477,7 +1477,7 @@
                 <w:b/>
                 <w:sz w:val="25"/>
               </w:rPr>
-              <w:t>8  2  9</w:t>
+              <w:t>8  7  0</w:t>
             </w:r>
           </w:p>
         </w:tc>
@@ -1505,7 +1505,7 @@
                 <w:b/>
                 <w:sz w:val="25"/>
               </w:rPr>
-              <w:t>08/29(六)</w:t>
+              <w:t>08/31(一)</w:t>
             </w:r>
           </w:p>
         </w:tc>
@@ -1528,7 +1528,7 @@
                 <w:b/>
                 <w:sz w:val="25"/>
               </w:rPr>
-              <w:t>8  7  0</w:t>
+              <w:t>8  5  7</w:t>
             </w:r>
           </w:p>
         </w:tc>
@@ -1766,7 +1766,7 @@
                 <w:b/>
                 <w:sz w:val="25"/>
               </w:rPr>
-              <w:t>115000060</w:t>
+              <w:t>115000061</w:t>
             </w:r>
           </w:p>
         </w:tc>
@@ -1790,7 +1790,7 @@
                 <w:b/>
                 <w:sz w:val="25"/>
               </w:rPr>
-              <w:t>115.07.27</w:t>
+              <w:t>115.07.30</w:t>
             </w:r>
           </w:p>
         </w:tc>
@@ -1814,7 +1814,7 @@
                 <w:b/>
                 <w:sz w:val="25"/>
               </w:rPr>
-              <w:t>19  22  28  31  33  35</w:t>
+              <w:t>08  14  17  19  21  23</w:t>
             </w:r>
           </w:p>
         </w:tc>
@@ -1867,7 +1867,7 @@
                 <w:b/>
                 <w:sz w:val="25"/>
               </w:rPr>
-              <w:t>115000061</w:t>
+              <w:t>115000062</w:t>
             </w:r>
           </w:p>
         </w:tc>
@@ -1891,7 +1891,7 @@
                 <w:b/>
                 <w:sz w:val="25"/>
               </w:rPr>
-              <w:t>115.07.30</w:t>
+              <w:t>115.08.03</w:t>
             </w:r>
           </w:p>
         </w:tc>
@@ -1915,7 +1915,7 @@
                 <w:b/>
                 <w:sz w:val="25"/>
               </w:rPr>
-              <w:t>08  14  17  19  21  23</w:t>
+              <w:t>04  15  22  26  34  36</w:t>
             </w:r>
           </w:p>
         </w:tc>
@@ -1968,7 +1968,7 @@
                 <w:b/>
                 <w:sz w:val="25"/>
               </w:rPr>
-              <w:t>115000062</w:t>
+              <w:t>115000063</w:t>
             </w:r>
           </w:p>
         </w:tc>
@@ -1992,7 +1992,7 @@
                 <w:b/>
                 <w:sz w:val="25"/>
               </w:rPr>
-              <w:t>115.08.03</w:t>
+              <w:t>115.08.06</w:t>
             </w:r>
           </w:p>
         </w:tc>
@@ -2016,7 +2016,7 @@
                 <w:b/>
                 <w:sz w:val="25"/>
               </w:rPr>
-              <w:t>04  15  22  26  34  36</w:t>
+              <w:t>02  07  08  20  26  33</w:t>
             </w:r>
           </w:p>
         </w:tc>
@@ -2040,7 +2040,7 @@
                 <w:b/>
                 <w:sz w:val="25"/>
               </w:rPr>
-              <w:t>07</w:t>
+              <w:t>04</w:t>
             </w:r>
           </w:p>
         </w:tc>
@@ -2069,7 +2069,7 @@
                 <w:b/>
                 <w:sz w:val="25"/>
               </w:rPr>
-              <w:t>115000063</w:t>
+              <w:t>115000064</w:t>
             </w:r>
           </w:p>
         </w:tc>
@@ -2093,7 +2093,7 @@
                 <w:b/>
                 <w:sz w:val="25"/>
               </w:rPr>
-              <w:t>115.08.06</w:t>
+              <w:t>115.08.10</w:t>
             </w:r>
           </w:p>
         </w:tc>
@@ -2117,7 +2117,7 @@
                 <w:b/>
                 <w:sz w:val="25"/>
               </w:rPr>
-              <w:t>02  07  08  20  26  33</w:t>
+              <w:t>11  25  28  30  31  36</w:t>
             </w:r>
           </w:p>
         </w:tc>
@@ -2141,7 +2141,7 @@
                 <w:b/>
                 <w:sz w:val="25"/>
               </w:rPr>
-              <w:t>04</w:t>
+              <w:t>03</w:t>
             </w:r>
           </w:p>
         </w:tc>
@@ -2170,7 +2170,7 @@
                 <w:b/>
                 <w:sz w:val="25"/>
               </w:rPr>
-              <w:t>115000064</w:t>
+              <w:t>115000065</w:t>
             </w:r>
           </w:p>
         </w:tc>
@@ -2194,7 +2194,7 @@
                 <w:b/>
                 <w:sz w:val="25"/>
               </w:rPr>
-              <w:t>115.08.10</w:t>
+              <w:t>115.08.13</w:t>
             </w:r>
           </w:p>
         </w:tc>
@@ -2218,7 +2218,7 @@
                 <w:b/>
                 <w:sz w:val="25"/>
               </w:rPr>
-              <w:t>11  25  28  30  31  36</w:t>
+              <w:t>01  03  04  07  10  19</w:t>
             </w:r>
           </w:p>
         </w:tc>
@@ -2242,7 +2242,7 @@
                 <w:b/>
                 <w:sz w:val="25"/>
               </w:rPr>
-              <w:t>03</w:t>
+              <w:t>06</w:t>
             </w:r>
           </w:p>
         </w:tc>
@@ -2271,7 +2271,7 @@
                 <w:b/>
                 <w:sz w:val="25"/>
               </w:rPr>
-              <w:t>115000065</w:t>
+              <w:t>115000066</w:t>
             </w:r>
           </w:p>
         </w:tc>
@@ -2295,7 +2295,7 @@
                 <w:b/>
                 <w:sz w:val="25"/>
               </w:rPr>
-              <w:t>115.08.13</w:t>
+              <w:t>115.08.17</w:t>
             </w:r>
           </w:p>
         </w:tc>
@@ -2319,7 +2319,7 @@
                 <w:b/>
                 <w:sz w:val="25"/>
               </w:rPr>
-              <w:t>01  03  04  07  10  19</w:t>
+              <w:t>05  11  18  19  35  38</w:t>
             </w:r>
           </w:p>
         </w:tc>
@@ -2343,7 +2343,7 @@
                 <w:b/>
                 <w:sz w:val="25"/>
               </w:rPr>
-              <w:t>06</w:t>
+              <w:t>08</w:t>
             </w:r>
           </w:p>
         </w:tc>
@@ -2372,7 +2372,7 @@
                 <w:b/>
                 <w:sz w:val="25"/>
               </w:rPr>
-              <w:t>115000066</w:t>
+              <w:t>115000067</w:t>
             </w:r>
           </w:p>
         </w:tc>
@@ -2396,7 +2396,7 @@
                 <w:b/>
                 <w:sz w:val="25"/>
               </w:rPr>
-              <w:t>115.08.17</w:t>
+              <w:t>115.08.20</w:t>
             </w:r>
           </w:p>
         </w:tc>
@@ -2420,7 +2420,7 @@
                 <w:b/>
                 <w:sz w:val="25"/>
               </w:rPr>
-              <w:t>05  11  18  19  35  38</w:t>
+              <w:t>01  02  09  11  29  35</w:t>
             </w:r>
           </w:p>
         </w:tc>
@@ -2444,7 +2444,7 @@
                 <w:b/>
                 <w:sz w:val="25"/>
               </w:rPr>
-              <w:t>08</w:t>
+              <w:t>02</w:t>
             </w:r>
           </w:p>
         </w:tc>
@@ -2473,7 +2473,7 @@
                 <w:b/>
                 <w:sz w:val="25"/>
               </w:rPr>
-              <w:t>115000067</w:t>
+              <w:t>115000068</w:t>
             </w:r>
           </w:p>
         </w:tc>
@@ -2497,7 +2497,7 @@
                 <w:b/>
                 <w:sz w:val="25"/>
               </w:rPr>
-              <w:t>115.08.20</w:t>
+              <w:t>115.08.24</w:t>
             </w:r>
           </w:p>
         </w:tc>
@@ -2521,7 +2521,7 @@
                 <w:b/>
                 <w:sz w:val="25"/>
               </w:rPr>
-              <w:t>01  02  09  11  29  35</w:t>
+              <w:t>06  07  09  23  26  36</w:t>
             </w:r>
           </w:p>
         </w:tc>
@@ -2545,7 +2545,7 @@
                 <w:b/>
                 <w:sz w:val="25"/>
               </w:rPr>
-              <w:t>02</w:t>
+              <w:t>07</w:t>
             </w:r>
           </w:p>
         </w:tc>
@@ -2574,7 +2574,7 @@
                 <w:b/>
                 <w:sz w:val="25"/>
               </w:rPr>
-              <w:t>115000068</w:t>
+              <w:t>115000069</w:t>
             </w:r>
           </w:p>
         </w:tc>
@@ -2598,7 +2598,7 @@
                 <w:b/>
                 <w:sz w:val="25"/>
               </w:rPr>
-              <w:t>115.08.24</w:t>
+              <w:t>115.08.27</w:t>
             </w:r>
           </w:p>
         </w:tc>
@@ -2622,7 +2622,7 @@
                 <w:b/>
                 <w:sz w:val="25"/>
               </w:rPr>
-              <w:t>06  07  09  23  26  36</w:t>
+              <w:t>02  07  09  11  24  36</w:t>
             </w:r>
           </w:p>
         </w:tc>
@@ -2646,7 +2646,7 @@
                 <w:b/>
                 <w:sz w:val="25"/>
               </w:rPr>
-              <w:t>07</w:t>
+              <w:t>01</w:t>
             </w:r>
           </w:p>
         </w:tc>
@@ -2675,7 +2675,7 @@
                 <w:b/>
                 <w:sz w:val="25"/>
               </w:rPr>
-              <w:t>115000069</w:t>
+              <w:t>115000070</w:t>
             </w:r>
           </w:p>
         </w:tc>
@@ -2699,7 +2699,7 @@
                 <w:b/>
                 <w:sz w:val="25"/>
               </w:rPr>
-              <w:t>115.08.27</w:t>
+              <w:t>115.08.31</w:t>
             </w:r>
           </w:p>
         </w:tc>
@@ -2723,7 +2723,7 @@
                 <w:b/>
                 <w:sz w:val="25"/>
               </w:rPr>
-              <w:t>02  07  09  11  24  36</w:t>
+              <w:t>04  08  12  19  32  37</w:t>
             </w:r>
           </w:p>
         </w:tc>
@@ -2747,7 +2747,7 @@
                 <w:b/>
                 <w:sz w:val="25"/>
               </w:rPr>
-              <w:t>01</w:t>
+              <w:t>02</w:t>
             </w:r>
           </w:p>
         </w:tc>
@@ -2878,7 +2878,7 @@
                 <w:b/>
                 <w:sz w:val="25"/>
               </w:rPr>
-              <w:t>08/19(三)</w:t>
+              <w:t>08/20(四)</w:t>
             </w:r>
           </w:p>
         </w:tc>
@@ -2902,7 +2902,7 @@
                 <w:b/>
                 <w:sz w:val="25"/>
               </w:rPr>
-              <w:t>5  5  5  6</w:t>
+              <w:t>6  8  3  5</w:t>
             </w:r>
           </w:p>
         </w:tc>
@@ -2930,7 +2930,7 @@
                 <w:b/>
                 <w:sz w:val="25"/>
               </w:rPr>
-              <w:t>08/20(四)</w:t>
+              <w:t>08/21(五)</w:t>
             </w:r>
           </w:p>
         </w:tc>
@@ -2953,7 +2953,7 @@
                 <w:b/>
                 <w:sz w:val="25"/>
               </w:rPr>
-              <w:t>6  8  3  5</w:t>
+              <w:t>6  9  1  1</w:t>
             </w:r>
           </w:p>
         </w:tc>
@@ -2981,7 +2981,7 @@
                 <w:b/>
                 <w:sz w:val="25"/>
               </w:rPr>
-              <w:t>08/21(五)</w:t>
+              <w:t>08/22(六)</w:t>
             </w:r>
           </w:p>
         </w:tc>
@@ -3004,7 +3004,7 @@
                 <w:b/>
                 <w:sz w:val="25"/>
               </w:rPr>
-              <w:t>6  9  1  1</w:t>
+              <w:t>5  9  6  2</w:t>
             </w:r>
           </w:p>
         </w:tc>
@@ -3032,7 +3032,7 @@
                 <w:b/>
                 <w:sz w:val="25"/>
               </w:rPr>
-              <w:t>08/22(六)</w:t>
+              <w:t>08/24(一)</w:t>
             </w:r>
           </w:p>
         </w:tc>
@@ -3055,7 +3055,7 @@
                 <w:b/>
                 <w:sz w:val="25"/>
               </w:rPr>
-              <w:t>5  9  6  2</w:t>
+              <w:t>3  0  1  7</w:t>
             </w:r>
           </w:p>
         </w:tc>
@@ -3083,7 +3083,7 @@
                 <w:b/>
                 <w:sz w:val="25"/>
               </w:rPr>
-              <w:t>08/24(一)</w:t>
+              <w:t>08/25(二)</w:t>
             </w:r>
           </w:p>
         </w:tc>
@@ -3106,7 +3106,7 @@
                 <w:b/>
                 <w:sz w:val="25"/>
               </w:rPr>
-              <w:t>3  0  1  7</w:t>
+              <w:t>7  0  6  7</w:t>
             </w:r>
           </w:p>
         </w:tc>
@@ -3134,7 +3134,7 @@
                 <w:b/>
                 <w:sz w:val="25"/>
               </w:rPr>
-              <w:t>08/25(二)</w:t>
+              <w:t>08/26(三)</w:t>
             </w:r>
           </w:p>
         </w:tc>
@@ -3157,7 +3157,7 @@
                 <w:b/>
                 <w:sz w:val="25"/>
               </w:rPr>
-              <w:t>7  0  6  7</w:t>
+              <w:t>6  3  3  9</w:t>
             </w:r>
           </w:p>
         </w:tc>
@@ -3185,7 +3185,7 @@
                 <w:b/>
                 <w:sz w:val="25"/>
               </w:rPr>
-              <w:t>08/26(三)</w:t>
+              <w:t>08/27(四)</w:t>
             </w:r>
           </w:p>
         </w:tc>
@@ -3208,7 +3208,7 @@
                 <w:b/>
                 <w:sz w:val="25"/>
               </w:rPr>
-              <w:t>6  3  3  9</w:t>
+              <w:t>6  2  1  7</w:t>
             </w:r>
           </w:p>
         </w:tc>
@@ -3236,7 +3236,7 @@
                 <w:b/>
                 <w:sz w:val="25"/>
               </w:rPr>
-              <w:t>08/27(四)</w:t>
+              <w:t>08/28(五)</w:t>
             </w:r>
           </w:p>
         </w:tc>
@@ -3259,7 +3259,7 @@
                 <w:b/>
                 <w:sz w:val="25"/>
               </w:rPr>
-              <w:t>6  2  1  7</w:t>
+              <w:t>1  1  1  9</w:t>
             </w:r>
           </w:p>
         </w:tc>
@@ -3287,7 +3287,7 @@
                 <w:b/>
                 <w:sz w:val="25"/>
               </w:rPr>
-              <w:t>08/28(五)</w:t>
+              <w:t>08/29(六)</w:t>
             </w:r>
           </w:p>
         </w:tc>
@@ -3310,7 +3310,7 @@
                 <w:b/>
                 <w:sz w:val="25"/>
               </w:rPr>
-              <w:t>1  1  1  9</w:t>
+              <w:t>1  2  8  0</w:t>
             </w:r>
           </w:p>
         </w:tc>
@@ -3338,7 +3338,7 @@
                 <w:b/>
                 <w:sz w:val="25"/>
               </w:rPr>
-              <w:t>08/29(六)</w:t>
+              <w:t>08/31(一)</w:t>
             </w:r>
           </w:p>
         </w:tc>
@@ -3361,7 +3361,7 @@
                 <w:b/>
                 <w:sz w:val="25"/>
               </w:rPr>
-              <w:t>1  2  8  0</w:t>
+              <w:t>0  4  2  7</w:t>
             </w:r>
           </w:p>
         </w:tc>

--- a/最新開獎紀錄.docx
+++ b/最新開獎紀錄.docx
@@ -173,7 +173,7 @@
                 <w:b/>
                 <w:sz w:val="25"/>
               </w:rPr>
-              <w:t>115000202</w:t>
+              <w:t>115000203</w:t>
             </w:r>
           </w:p>
         </w:tc>
@@ -197,7 +197,7 @@
                 <w:b/>
                 <w:sz w:val="25"/>
               </w:rPr>
-              <w:t>115.08.20</w:t>
+              <w:t>115.08.21</w:t>
             </w:r>
           </w:p>
         </w:tc>
@@ -221,7 +221,7 @@
                 <w:b/>
                 <w:sz w:val="25"/>
               </w:rPr>
-              <w:t>04  14  27  32  34</w:t>
+              <w:t>11  12  18  20  29</w:t>
             </w:r>
           </w:p>
         </w:tc>
@@ -250,7 +250,7 @@
                 <w:b/>
                 <w:sz w:val="25"/>
               </w:rPr>
-              <w:t>115000203</w:t>
+              <w:t>115000204</w:t>
             </w:r>
           </w:p>
         </w:tc>
@@ -274,7 +274,7 @@
                 <w:b/>
                 <w:sz w:val="25"/>
               </w:rPr>
-              <w:t>115.08.21</w:t>
+              <w:t>115.08.22</w:t>
             </w:r>
           </w:p>
         </w:tc>
@@ -298,7 +298,7 @@
                 <w:b/>
                 <w:sz w:val="25"/>
               </w:rPr>
-              <w:t>11  12  18  20  29</w:t>
+              <w:t>09  10  29  30  34</w:t>
             </w:r>
           </w:p>
         </w:tc>
@@ -327,7 +327,7 @@
                 <w:b/>
                 <w:sz w:val="25"/>
               </w:rPr>
-              <w:t>115000204</w:t>
+              <w:t>115000205</w:t>
             </w:r>
           </w:p>
         </w:tc>
@@ -351,7 +351,7 @@
                 <w:b/>
                 <w:sz w:val="25"/>
               </w:rPr>
-              <w:t>115.08.22</w:t>
+              <w:t>115.08.24</w:t>
             </w:r>
           </w:p>
         </w:tc>
@@ -375,7 +375,7 @@
                 <w:b/>
                 <w:sz w:val="25"/>
               </w:rPr>
-              <w:t>09  10  29  30  34</w:t>
+              <w:t>09  10  19  23  26</w:t>
             </w:r>
           </w:p>
         </w:tc>
@@ -404,7 +404,7 @@
                 <w:b/>
                 <w:sz w:val="25"/>
               </w:rPr>
-              <w:t>115000205</w:t>
+              <w:t>115000206</w:t>
             </w:r>
           </w:p>
         </w:tc>
@@ -428,7 +428,7 @@
                 <w:b/>
                 <w:sz w:val="25"/>
               </w:rPr>
-              <w:t>115.08.24</w:t>
+              <w:t>115.08.25</w:t>
             </w:r>
           </w:p>
         </w:tc>
@@ -452,7 +452,7 @@
                 <w:b/>
                 <w:sz w:val="25"/>
               </w:rPr>
-              <w:t>09  10  19  23  26</w:t>
+              <w:t>08  21  23  30  35</w:t>
             </w:r>
           </w:p>
         </w:tc>
@@ -481,7 +481,7 @@
                 <w:b/>
                 <w:sz w:val="25"/>
               </w:rPr>
-              <w:t>115000206</w:t>
+              <w:t>115000207</w:t>
             </w:r>
           </w:p>
         </w:tc>
@@ -505,7 +505,7 @@
                 <w:b/>
                 <w:sz w:val="25"/>
               </w:rPr>
-              <w:t>115.08.25</w:t>
+              <w:t>115.08.26</w:t>
             </w:r>
           </w:p>
         </w:tc>
@@ -529,7 +529,7 @@
                 <w:b/>
                 <w:sz w:val="25"/>
               </w:rPr>
-              <w:t>08  21  23  30  35</w:t>
+              <w:t>13  19  23  35  38</w:t>
             </w:r>
           </w:p>
         </w:tc>
@@ -558,7 +558,7 @@
                 <w:b/>
                 <w:sz w:val="25"/>
               </w:rPr>
-              <w:t>115000207</w:t>
+              <w:t>115000208</w:t>
             </w:r>
           </w:p>
         </w:tc>
@@ -582,7 +582,7 @@
                 <w:b/>
                 <w:sz w:val="25"/>
               </w:rPr>
-              <w:t>115.08.26</w:t>
+              <w:t>115.08.27</w:t>
             </w:r>
           </w:p>
         </w:tc>
@@ -606,7 +606,7 @@
                 <w:b/>
                 <w:sz w:val="25"/>
               </w:rPr>
-              <w:t>13  19  23  35  38</w:t>
+              <w:t>02  03  07  25  33</w:t>
             </w:r>
           </w:p>
         </w:tc>
@@ -635,7 +635,7 @@
                 <w:b/>
                 <w:sz w:val="25"/>
               </w:rPr>
-              <w:t>115000208</w:t>
+              <w:t>115000209</w:t>
             </w:r>
           </w:p>
         </w:tc>
@@ -659,7 +659,7 @@
                 <w:b/>
                 <w:sz w:val="25"/>
               </w:rPr>
-              <w:t>115.08.27</w:t>
+              <w:t>115.08.28</w:t>
             </w:r>
           </w:p>
         </w:tc>
@@ -683,7 +683,7 @@
                 <w:b/>
                 <w:sz w:val="25"/>
               </w:rPr>
-              <w:t>02  03  07  25  33</w:t>
+              <w:t>02  04  09  12  36</w:t>
             </w:r>
           </w:p>
         </w:tc>
@@ -712,7 +712,7 @@
                 <w:b/>
                 <w:sz w:val="25"/>
               </w:rPr>
-              <w:t>115000209</w:t>
+              <w:t>115000210</w:t>
             </w:r>
           </w:p>
         </w:tc>
@@ -736,7 +736,7 @@
                 <w:b/>
                 <w:sz w:val="25"/>
               </w:rPr>
-              <w:t>115.08.28</w:t>
+              <w:t>115.08.29</w:t>
             </w:r>
           </w:p>
         </w:tc>
@@ -760,7 +760,7 @@
                 <w:b/>
                 <w:sz w:val="25"/>
               </w:rPr>
-              <w:t>02  04  09  12  36</w:t>
+              <w:t>03  06  17  23  33</w:t>
             </w:r>
           </w:p>
         </w:tc>
@@ -789,7 +789,7 @@
                 <w:b/>
                 <w:sz w:val="25"/>
               </w:rPr>
-              <w:t>115000210</w:t>
+              <w:t>115000211</w:t>
             </w:r>
           </w:p>
         </w:tc>
@@ -813,7 +813,7 @@
                 <w:b/>
                 <w:sz w:val="25"/>
               </w:rPr>
-              <w:t>115.08.29</w:t>
+              <w:t>115.08.31</w:t>
             </w:r>
           </w:p>
         </w:tc>
@@ -837,7 +837,7 @@
                 <w:b/>
                 <w:sz w:val="25"/>
               </w:rPr>
-              <w:t>03  06  17  23  33</w:t>
+              <w:t>05  10  12  33  39</w:t>
             </w:r>
           </w:p>
         </w:tc>
@@ -866,7 +866,7 @@
                 <w:b/>
                 <w:sz w:val="25"/>
               </w:rPr>
-              <w:t>115000211</w:t>
+              <w:t>115000212</w:t>
             </w:r>
           </w:p>
         </w:tc>
@@ -890,7 +890,7 @@
                 <w:b/>
                 <w:sz w:val="25"/>
               </w:rPr>
-              <w:t>115.08.31</w:t>
+              <w:t>115.09.01</w:t>
             </w:r>
           </w:p>
         </w:tc>
@@ -914,7 +914,7 @@
                 <w:b/>
                 <w:sz w:val="25"/>
               </w:rPr>
-              <w:t>05  10  12  33  39</w:t>
+              <w:t>02  04  22  30  38</w:t>
             </w:r>
           </w:p>
         </w:tc>
@@ -1766,7 +1766,7 @@
                 <w:b/>
                 <w:sz w:val="25"/>
               </w:rPr>
-              <w:t>115000061</w:t>
+              <w:t>115000062</w:t>
             </w:r>
           </w:p>
         </w:tc>
@@ -1790,7 +1790,7 @@
                 <w:b/>
                 <w:sz w:val="25"/>
               </w:rPr>
-              <w:t>115.07.30</w:t>
+              <w:t>115.08.03</w:t>
             </w:r>
           </w:p>
         </w:tc>
@@ -1814,7 +1814,7 @@
                 <w:b/>
                 <w:sz w:val="25"/>
               </w:rPr>
-              <w:t>08  14  17  19  21  23</w:t>
+              <w:t>04  15  22  26  34  36</w:t>
             </w:r>
           </w:p>
         </w:tc>
@@ -1867,7 +1867,7 @@
                 <w:b/>
                 <w:sz w:val="25"/>
               </w:rPr>
-              <w:t>115000062</w:t>
+              <w:t>115000063</w:t>
             </w:r>
           </w:p>
         </w:tc>
@@ -1891,7 +1891,7 @@
                 <w:b/>
                 <w:sz w:val="25"/>
               </w:rPr>
-              <w:t>115.08.03</w:t>
+              <w:t>115.08.06</w:t>
             </w:r>
           </w:p>
         </w:tc>
@@ -1915,7 +1915,7 @@
                 <w:b/>
                 <w:sz w:val="25"/>
               </w:rPr>
-              <w:t>04  15  22  26  34  36</w:t>
+              <w:t>02  07  08  20  26  33</w:t>
             </w:r>
           </w:p>
         </w:tc>
@@ -1939,7 +1939,7 @@
                 <w:b/>
                 <w:sz w:val="25"/>
               </w:rPr>
-              <w:t>07</w:t>
+              <w:t>04</w:t>
             </w:r>
           </w:p>
         </w:tc>
@@ -1968,7 +1968,7 @@
                 <w:b/>
                 <w:sz w:val="25"/>
               </w:rPr>
-              <w:t>115000063</w:t>
+              <w:t>115000064</w:t>
             </w:r>
           </w:p>
         </w:tc>
@@ -1992,7 +1992,7 @@
                 <w:b/>
                 <w:sz w:val="25"/>
               </w:rPr>
-              <w:t>115.08.06</w:t>
+              <w:t>115.08.10</w:t>
             </w:r>
           </w:p>
         </w:tc>
@@ -2016,7 +2016,7 @@
                 <w:b/>
                 <w:sz w:val="25"/>
               </w:rPr>
-              <w:t>02  07  08  20  26  33</w:t>
+              <w:t>11  25  28  30  31  36</w:t>
             </w:r>
           </w:p>
         </w:tc>
@@ -2040,7 +2040,7 @@
                 <w:b/>
                 <w:sz w:val="25"/>
               </w:rPr>
-              <w:t>04</w:t>
+              <w:t>03</w:t>
             </w:r>
           </w:p>
         </w:tc>
@@ -2069,7 +2069,7 @@
                 <w:b/>
                 <w:sz w:val="25"/>
               </w:rPr>
-              <w:t>115000064</w:t>
+              <w:t>115000065</w:t>
             </w:r>
           </w:p>
         </w:tc>
@@ -2093,7 +2093,7 @@
                 <w:b/>
                 <w:sz w:val="25"/>
               </w:rPr>
-              <w:t>115.08.10</w:t>
+              <w:t>115.08.13</w:t>
             </w:r>
           </w:p>
         </w:tc>
@@ -2117,7 +2117,7 @@
                 <w:b/>
                 <w:sz w:val="25"/>
               </w:rPr>
-              <w:t>11  25  28  30  31  36</w:t>
+              <w:t>01  03  04  07  10  19</w:t>
             </w:r>
           </w:p>
         </w:tc>
@@ -2141,7 +2141,7 @@
                 <w:b/>
                 <w:sz w:val="25"/>
               </w:rPr>
-              <w:t>03</w:t>
+              <w:t>06</w:t>
             </w:r>
           </w:p>
         </w:tc>
@@ -2170,7 +2170,7 @@
                 <w:b/>
                 <w:sz w:val="25"/>
               </w:rPr>
-              <w:t>115000065</w:t>
+              <w:t>115000066</w:t>
             </w:r>
           </w:p>
         </w:tc>
@@ -2194,7 +2194,7 @@
                 <w:b/>
                 <w:sz w:val="25"/>
               </w:rPr>
-              <w:t>115.08.13</w:t>
+              <w:t>115.08.17</w:t>
             </w:r>
           </w:p>
         </w:tc>
@@ -2218,7 +2218,7 @@
                 <w:b/>
                 <w:sz w:val="25"/>
               </w:rPr>
-              <w:t>01  03  04  07  10  19</w:t>
+              <w:t>05  11  18  19  35  38</w:t>
             </w:r>
           </w:p>
         </w:tc>
@@ -2242,7 +2242,7 @@
                 <w:b/>
                 <w:sz w:val="25"/>
               </w:rPr>
-              <w:t>06</w:t>
+              <w:t>08</w:t>
             </w:r>
           </w:p>
         </w:tc>
@@ -2271,7 +2271,7 @@
                 <w:b/>
                 <w:sz w:val="25"/>
               </w:rPr>
-              <w:t>115000066</w:t>
+              <w:t>115000067</w:t>
             </w:r>
           </w:p>
         </w:tc>
@@ -2295,7 +2295,7 @@
                 <w:b/>
                 <w:sz w:val="25"/>
               </w:rPr>
-              <w:t>115.08.17</w:t>
+              <w:t>115.08.20</w:t>
             </w:r>
           </w:p>
         </w:tc>
@@ -2319,7 +2319,7 @@
                 <w:b/>
                 <w:sz w:val="25"/>
               </w:rPr>
-              <w:t>05  11  18  19  35  38</w:t>
+              <w:t>01  02  09  11  29  35</w:t>
             </w:r>
           </w:p>
         </w:tc>
@@ -2343,7 +2343,7 @@
                 <w:b/>
                 <w:sz w:val="25"/>
               </w:rPr>
-              <w:t>08</w:t>
+              <w:t>02</w:t>
             </w:r>
           </w:p>
         </w:tc>
@@ -2372,7 +2372,7 @@
                 <w:b/>
                 <w:sz w:val="25"/>
               </w:rPr>
-              <w:t>115000067</w:t>
+              <w:t>115000068</w:t>
             </w:r>
           </w:p>
         </w:tc>
@@ -2396,7 +2396,7 @@
                 <w:b/>
                 <w:sz w:val="25"/>
               </w:rPr>
-              <w:t>115.08.20</w:t>
+              <w:t>115.08.24</w:t>
             </w:r>
           </w:p>
         </w:tc>
@@ -2420,7 +2420,7 @@
                 <w:b/>
                 <w:sz w:val="25"/>
               </w:rPr>
-              <w:t>01  02  09  11  29  35</w:t>
+              <w:t>06  07  09  23  26  36</w:t>
             </w:r>
           </w:p>
         </w:tc>
@@ -2444,7 +2444,7 @@
                 <w:b/>
                 <w:sz w:val="25"/>
               </w:rPr>
-              <w:t>02</w:t>
+              <w:t>07</w:t>
             </w:r>
           </w:p>
         </w:tc>
@@ -2473,7 +2473,7 @@
                 <w:b/>
                 <w:sz w:val="25"/>
               </w:rPr>
-              <w:t>115000068</w:t>
+              <w:t>115000069</w:t>
             </w:r>
           </w:p>
         </w:tc>
@@ -2497,7 +2497,7 @@
                 <w:b/>
                 <w:sz w:val="25"/>
               </w:rPr>
-              <w:t>115.08.24</w:t>
+              <w:t>115.08.27</w:t>
             </w:r>
           </w:p>
         </w:tc>
@@ -2521,7 +2521,7 @@
                 <w:b/>
                 <w:sz w:val="25"/>
               </w:rPr>
-              <w:t>06  07  09  23  26  36</w:t>
+              <w:t>02  07  09  11  24  36</w:t>
             </w:r>
           </w:p>
         </w:tc>
@@ -2545,7 +2545,7 @@
                 <w:b/>
                 <w:sz w:val="25"/>
               </w:rPr>
-              <w:t>07</w:t>
+              <w:t>01</w:t>
             </w:r>
           </w:p>
         </w:tc>
@@ -2574,7 +2574,7 @@
                 <w:b/>
                 <w:sz w:val="25"/>
               </w:rPr>
-              <w:t>115000069</w:t>
+              <w:t>115000070</w:t>
             </w:r>
           </w:p>
         </w:tc>
@@ -2598,7 +2598,7 @@
                 <w:b/>
                 <w:sz w:val="25"/>
               </w:rPr>
-              <w:t>115.08.27</w:t>
+              <w:t>115.08.31</w:t>
             </w:r>
           </w:p>
         </w:tc>
@@ -2622,7 +2622,7 @@
                 <w:b/>
                 <w:sz w:val="25"/>
               </w:rPr>
-              <w:t>02  07  09  11  24  36</w:t>
+              <w:t>04  08  12  19  32  37</w:t>
             </w:r>
           </w:p>
         </w:tc>
@@ -2646,7 +2646,7 @@
                 <w:b/>
                 <w:sz w:val="25"/>
               </w:rPr>
-              <w:t>01</w:t>
+              <w:t>02</w:t>
             </w:r>
           </w:p>
         </w:tc>
@@ -2675,7 +2675,6 @@
                 <w:b/>
                 <w:sz w:val="25"/>
               </w:rPr>
-              <w:t>115000070</w:t>
             </w:r>
           </w:p>
         </w:tc>
@@ -2699,7 +2698,6 @@
                 <w:b/>
                 <w:sz w:val="25"/>
               </w:rPr>
-              <w:t>115.08.31</w:t>
             </w:r>
           </w:p>
         </w:tc>
@@ -2723,7 +2721,6 @@
                 <w:b/>
                 <w:sz w:val="25"/>
               </w:rPr>
-              <w:t>04  08  12  19  32  37</w:t>
             </w:r>
           </w:p>
         </w:tc>
@@ -2747,7 +2744,6 @@
                 <w:b/>
                 <w:sz w:val="25"/>
               </w:rPr>
-              <w:t>02</w:t>
             </w:r>
           </w:p>
         </w:tc>
@@ -3586,7 +3582,7 @@
                 <w:b/>
                 <w:sz w:val="25"/>
               </w:rPr>
-              <w:t>115000074</w:t>
+              <w:t>115000076</w:t>
             </w:r>
           </w:p>
         </w:tc>
@@ -3610,7 +3606,7 @@
                 <w:b/>
                 <w:sz w:val="25"/>
               </w:rPr>
-              <w:t>115.07.28</w:t>
+              <w:t>115.08.04</w:t>
             </w:r>
           </w:p>
         </w:tc>
@@ -3634,7 +3630,7 @@
                 <w:b/>
                 <w:sz w:val="25"/>
               </w:rPr>
-              <w:t>08  19  24  26  32  43</w:t>
+              <w:t>04  09  15  30  36  49</w:t>
             </w:r>
           </w:p>
         </w:tc>
@@ -3658,7 +3654,7 @@
                 <w:b/>
                 <w:sz w:val="25"/>
               </w:rPr>
-              <w:t>47</w:t>
+              <w:t>40</w:t>
             </w:r>
           </w:p>
         </w:tc>
@@ -3687,7 +3683,7 @@
                 <w:b/>
                 <w:sz w:val="25"/>
               </w:rPr>
-              <w:t>115000075</w:t>
+              <w:t>115000077</w:t>
             </w:r>
           </w:p>
         </w:tc>
@@ -3711,7 +3707,7 @@
                 <w:b/>
                 <w:sz w:val="25"/>
               </w:rPr>
-              <w:t>115.07.31</w:t>
+              <w:t>115.08.07</w:t>
             </w:r>
           </w:p>
         </w:tc>
@@ -3735,7 +3731,7 @@
                 <w:b/>
                 <w:sz w:val="25"/>
               </w:rPr>
-              <w:t>11  20  23  33  34  44</w:t>
+              <w:t>02  12  19  21  25  41</w:t>
             </w:r>
           </w:p>
         </w:tc>
@@ -3759,7 +3755,7 @@
                 <w:b/>
                 <w:sz w:val="25"/>
               </w:rPr>
-              <w:t>10</w:t>
+              <w:t>31</w:t>
             </w:r>
           </w:p>
         </w:tc>
@@ -3788,7 +3784,7 @@
                 <w:b/>
                 <w:sz w:val="25"/>
               </w:rPr>
-              <w:t>115000076</w:t>
+              <w:t>115000078</w:t>
             </w:r>
           </w:p>
         </w:tc>
@@ -3812,7 +3808,7 @@
                 <w:b/>
                 <w:sz w:val="25"/>
               </w:rPr>
-              <w:t>115.08.04</w:t>
+              <w:t>115.08.11</w:t>
             </w:r>
           </w:p>
         </w:tc>
@@ -3836,7 +3832,7 @@
                 <w:b/>
                 <w:sz w:val="25"/>
               </w:rPr>
-              <w:t>04  09  15  30  36  49</w:t>
+              <w:t>08  12  16  24  29  46</w:t>
             </w:r>
           </w:p>
         </w:tc>
@@ -3860,7 +3856,7 @@
                 <w:b/>
                 <w:sz w:val="25"/>
               </w:rPr>
-              <w:t>40</w:t>
+              <w:t>10</w:t>
             </w:r>
           </w:p>
         </w:tc>
@@ -3889,7 +3885,7 @@
                 <w:b/>
                 <w:sz w:val="25"/>
               </w:rPr>
-              <w:t>115000077</w:t>
+              <w:t>115000079</w:t>
             </w:r>
           </w:p>
         </w:tc>
@@ -3913,7 +3909,7 @@
                 <w:b/>
                 <w:sz w:val="25"/>
               </w:rPr>
-              <w:t>115.08.07</w:t>
+              <w:t>115.08.14</w:t>
             </w:r>
           </w:p>
         </w:tc>
@@ -3937,7 +3933,7 @@
                 <w:b/>
                 <w:sz w:val="25"/>
               </w:rPr>
-              <w:t>02  12  19  21  25  41</w:t>
+              <w:t>05  12  25  33  34  35</w:t>
             </w:r>
           </w:p>
         </w:tc>
@@ -3961,7 +3957,7 @@
                 <w:b/>
                 <w:sz w:val="25"/>
               </w:rPr>
-              <w:t>31</w:t>
+              <w:t>27</w:t>
             </w:r>
           </w:p>
         </w:tc>
@@ -3990,7 +3986,7 @@
                 <w:b/>
                 <w:sz w:val="25"/>
               </w:rPr>
-              <w:t>115000078</w:t>
+              <w:t>115000080</w:t>
             </w:r>
           </w:p>
         </w:tc>
@@ -4014,7 +4010,7 @@
                 <w:b/>
                 <w:sz w:val="25"/>
               </w:rPr>
-              <w:t>115.08.11</w:t>
+              <w:t>115.08.18</w:t>
             </w:r>
           </w:p>
         </w:tc>
@@ -4038,7 +4034,7 @@
                 <w:b/>
                 <w:sz w:val="25"/>
               </w:rPr>
-              <w:t>08  12  16  24  29  46</w:t>
+              <w:t>01  14  25  27  29  43</w:t>
             </w:r>
           </w:p>
         </w:tc>
@@ -4062,7 +4058,7 @@
                 <w:b/>
                 <w:sz w:val="25"/>
               </w:rPr>
-              <w:t>10</w:t>
+              <w:t>02</w:t>
             </w:r>
           </w:p>
         </w:tc>
@@ -4091,7 +4087,7 @@
                 <w:b/>
                 <w:sz w:val="25"/>
               </w:rPr>
-              <w:t>115000079</w:t>
+              <w:t>115000081</w:t>
             </w:r>
           </w:p>
         </w:tc>
@@ -4115,7 +4111,7 @@
                 <w:b/>
                 <w:sz w:val="25"/>
               </w:rPr>
-              <w:t>115.08.14</w:t>
+              <w:t>115.08.21</w:t>
             </w:r>
           </w:p>
         </w:tc>
@@ -4139,7 +4135,7 @@
                 <w:b/>
                 <w:sz w:val="25"/>
               </w:rPr>
-              <w:t>05  12  25  33  34  35</w:t>
+              <w:t>08  14  23  24  26  47</w:t>
             </w:r>
           </w:p>
         </w:tc>
@@ -4163,7 +4159,7 @@
                 <w:b/>
                 <w:sz w:val="25"/>
               </w:rPr>
-              <w:t>27</w:t>
+              <w:t>30</w:t>
             </w:r>
           </w:p>
         </w:tc>
@@ -4192,7 +4188,7 @@
                 <w:b/>
                 <w:sz w:val="25"/>
               </w:rPr>
-              <w:t>115000080</w:t>
+              <w:t>115000082</w:t>
             </w:r>
           </w:p>
         </w:tc>
@@ -4216,7 +4212,7 @@
                 <w:b/>
                 <w:sz w:val="25"/>
               </w:rPr>
-              <w:t>115.08.18</w:t>
+              <w:t>115.08.25</w:t>
             </w:r>
           </w:p>
         </w:tc>
@@ -4240,7 +4236,7 @@
                 <w:b/>
                 <w:sz w:val="25"/>
               </w:rPr>
-              <w:t>01  14  25  27  29  43</w:t>
+              <w:t>12  24  26  32  35  40</w:t>
             </w:r>
           </w:p>
         </w:tc>
@@ -4264,7 +4260,7 @@
                 <w:b/>
                 <w:sz w:val="25"/>
               </w:rPr>
-              <w:t>02</w:t>
+              <w:t>06</w:t>
             </w:r>
           </w:p>
         </w:tc>
@@ -4293,7 +4289,7 @@
                 <w:b/>
                 <w:sz w:val="25"/>
               </w:rPr>
-              <w:t>115000081</w:t>
+              <w:t>115000083</w:t>
             </w:r>
           </w:p>
         </w:tc>
@@ -4317,7 +4313,7 @@
                 <w:b/>
                 <w:sz w:val="25"/>
               </w:rPr>
-              <w:t>115.08.21</w:t>
+              <w:t>115.08.28</w:t>
             </w:r>
           </w:p>
         </w:tc>
@@ -4341,7 +4337,7 @@
                 <w:b/>
                 <w:sz w:val="25"/>
               </w:rPr>
-              <w:t>08  14  23  24  26  47</w:t>
+              <w:t>09  20  23  26  36  44</w:t>
             </w:r>
           </w:p>
         </w:tc>
@@ -4365,7 +4361,7 @@
                 <w:b/>
                 <w:sz w:val="25"/>
               </w:rPr>
-              <w:t>30</w:t>
+              <w:t>04</w:t>
             </w:r>
           </w:p>
         </w:tc>
@@ -4394,7 +4390,7 @@
                 <w:b/>
                 <w:sz w:val="25"/>
               </w:rPr>
-              <w:t>115000082</w:t>
+              <w:t>115000084</w:t>
             </w:r>
           </w:p>
         </w:tc>
@@ -4418,7 +4414,7 @@
                 <w:b/>
                 <w:sz w:val="25"/>
               </w:rPr>
-              <w:t>115.08.25</w:t>
+              <w:t>115.09.01</w:t>
             </w:r>
           </w:p>
         </w:tc>
@@ -4442,7 +4438,7 @@
                 <w:b/>
                 <w:sz w:val="25"/>
               </w:rPr>
-              <w:t>12  24  26  32  35  40</w:t>
+              <w:t>10  16  19  26  29  48</w:t>
             </w:r>
           </w:p>
         </w:tc>
@@ -4466,7 +4462,7 @@
                 <w:b/>
                 <w:sz w:val="25"/>
               </w:rPr>
-              <w:t>06</w:t>
+              <w:t>30</w:t>
             </w:r>
           </w:p>
         </w:tc>
@@ -4495,7 +4491,6 @@
                 <w:b/>
                 <w:sz w:val="25"/>
               </w:rPr>
-              <w:t>115000083</w:t>
             </w:r>
           </w:p>
         </w:tc>
@@ -4519,7 +4514,6 @@
                 <w:b/>
                 <w:sz w:val="25"/>
               </w:rPr>
-              <w:t>115.08.28</w:t>
             </w:r>
           </w:p>
         </w:tc>
@@ -4543,7 +4537,6 @@
                 <w:b/>
                 <w:sz w:val="25"/>
               </w:rPr>
-              <w:t>09  20  23  26  36  44</w:t>
             </w:r>
           </w:p>
         </w:tc>
@@ -4567,7 +4560,6 @@
                 <w:b/>
                 <w:sz w:val="25"/>
               </w:rPr>
-              <w:t>04</w:t>
             </w:r>
           </w:p>
         </w:tc>

--- a/最新開獎紀錄.docx
+++ b/最新開獎紀錄.docx
@@ -173,7 +173,7 @@
                 <w:b/>
                 <w:sz w:val="25"/>
               </w:rPr>
-              <w:t>115000203</w:t>
+              <w:t>115000204</w:t>
             </w:r>
           </w:p>
         </w:tc>
@@ -197,7 +197,7 @@
                 <w:b/>
                 <w:sz w:val="25"/>
               </w:rPr>
-              <w:t>115.08.21</w:t>
+              <w:t>115.08.22</w:t>
             </w:r>
           </w:p>
         </w:tc>
@@ -221,7 +221,7 @@
                 <w:b/>
                 <w:sz w:val="25"/>
               </w:rPr>
-              <w:t>11  12  18  20  29</w:t>
+              <w:t>09  10  29  30  34</w:t>
             </w:r>
           </w:p>
         </w:tc>
@@ -250,7 +250,7 @@
                 <w:b/>
                 <w:sz w:val="25"/>
               </w:rPr>
-              <w:t>115000204</w:t>
+              <w:t>115000205</w:t>
             </w:r>
           </w:p>
         </w:tc>
@@ -274,7 +274,7 @@
                 <w:b/>
                 <w:sz w:val="25"/>
               </w:rPr>
-              <w:t>115.08.22</w:t>
+              <w:t>115.08.24</w:t>
             </w:r>
           </w:p>
         </w:tc>
@@ -298,7 +298,7 @@
                 <w:b/>
                 <w:sz w:val="25"/>
               </w:rPr>
-              <w:t>09  10  29  30  34</w:t>
+              <w:t>09  10  19  23  26</w:t>
             </w:r>
           </w:p>
         </w:tc>
@@ -327,7 +327,7 @@
                 <w:b/>
                 <w:sz w:val="25"/>
               </w:rPr>
-              <w:t>115000205</w:t>
+              <w:t>115000206</w:t>
             </w:r>
           </w:p>
         </w:tc>
@@ -351,7 +351,7 @@
                 <w:b/>
                 <w:sz w:val="25"/>
               </w:rPr>
-              <w:t>115.08.24</w:t>
+              <w:t>115.08.25</w:t>
             </w:r>
           </w:p>
         </w:tc>
@@ -375,7 +375,7 @@
                 <w:b/>
                 <w:sz w:val="25"/>
               </w:rPr>
-              <w:t>09  10  19  23  26</w:t>
+              <w:t>08  21  23  30  35</w:t>
             </w:r>
           </w:p>
         </w:tc>
@@ -404,7 +404,7 @@
                 <w:b/>
                 <w:sz w:val="25"/>
               </w:rPr>
-              <w:t>115000206</w:t>
+              <w:t>115000207</w:t>
             </w:r>
           </w:p>
         </w:tc>
@@ -428,7 +428,7 @@
                 <w:b/>
                 <w:sz w:val="25"/>
               </w:rPr>
-              <w:t>115.08.25</w:t>
+              <w:t>115.08.26</w:t>
             </w:r>
           </w:p>
         </w:tc>
@@ -452,7 +452,7 @@
                 <w:b/>
                 <w:sz w:val="25"/>
               </w:rPr>
-              <w:t>08  21  23  30  35</w:t>
+              <w:t>13  19  23  35  38</w:t>
             </w:r>
           </w:p>
         </w:tc>
@@ -481,7 +481,7 @@
                 <w:b/>
                 <w:sz w:val="25"/>
               </w:rPr>
-              <w:t>115000207</w:t>
+              <w:t>115000208</w:t>
             </w:r>
           </w:p>
         </w:tc>
@@ -505,7 +505,7 @@
                 <w:b/>
                 <w:sz w:val="25"/>
               </w:rPr>
-              <w:t>115.08.26</w:t>
+              <w:t>115.08.27</w:t>
             </w:r>
           </w:p>
         </w:tc>
@@ -529,7 +529,7 @@
                 <w:b/>
                 <w:sz w:val="25"/>
               </w:rPr>
-              <w:t>13  19  23  35  38</w:t>
+              <w:t>02  03  07  25  33</w:t>
             </w:r>
           </w:p>
         </w:tc>
@@ -558,7 +558,7 @@
                 <w:b/>
                 <w:sz w:val="25"/>
               </w:rPr>
-              <w:t>115000208</w:t>
+              <w:t>115000209</w:t>
             </w:r>
           </w:p>
         </w:tc>
@@ -582,7 +582,7 @@
                 <w:b/>
                 <w:sz w:val="25"/>
               </w:rPr>
-              <w:t>115.08.27</w:t>
+              <w:t>115.08.28</w:t>
             </w:r>
           </w:p>
         </w:tc>
@@ -606,7 +606,7 @@
                 <w:b/>
                 <w:sz w:val="25"/>
               </w:rPr>
-              <w:t>02  03  07  25  33</w:t>
+              <w:t>02  04  09  12  36</w:t>
             </w:r>
           </w:p>
         </w:tc>
@@ -635,7 +635,7 @@
                 <w:b/>
                 <w:sz w:val="25"/>
               </w:rPr>
-              <w:t>115000209</w:t>
+              <w:t>115000210</w:t>
             </w:r>
           </w:p>
         </w:tc>
@@ -659,7 +659,7 @@
                 <w:b/>
                 <w:sz w:val="25"/>
               </w:rPr>
-              <w:t>115.08.28</w:t>
+              <w:t>115.08.29</w:t>
             </w:r>
           </w:p>
         </w:tc>
@@ -683,7 +683,7 @@
                 <w:b/>
                 <w:sz w:val="25"/>
               </w:rPr>
-              <w:t>02  04  09  12  36</w:t>
+              <w:t>03  06  17  23  33</w:t>
             </w:r>
           </w:p>
         </w:tc>
@@ -712,7 +712,7 @@
                 <w:b/>
                 <w:sz w:val="25"/>
               </w:rPr>
-              <w:t>115000210</w:t>
+              <w:t>115000211</w:t>
             </w:r>
           </w:p>
         </w:tc>
@@ -736,7 +736,7 @@
                 <w:b/>
                 <w:sz w:val="25"/>
               </w:rPr>
-              <w:t>115.08.29</w:t>
+              <w:t>115.08.31</w:t>
             </w:r>
           </w:p>
         </w:tc>
@@ -760,7 +760,7 @@
                 <w:b/>
                 <w:sz w:val="25"/>
               </w:rPr>
-              <w:t>03  06  17  23  33</w:t>
+              <w:t>05  10  12  33  39</w:t>
             </w:r>
           </w:p>
         </w:tc>
@@ -789,7 +789,7 @@
                 <w:b/>
                 <w:sz w:val="25"/>
               </w:rPr>
-              <w:t>115000211</w:t>
+              <w:t>115000212</w:t>
             </w:r>
           </w:p>
         </w:tc>
@@ -813,7 +813,7 @@
                 <w:b/>
                 <w:sz w:val="25"/>
               </w:rPr>
-              <w:t>115.08.31</w:t>
+              <w:t>115.09.01</w:t>
             </w:r>
           </w:p>
         </w:tc>
@@ -837,7 +837,7 @@
                 <w:b/>
                 <w:sz w:val="25"/>
               </w:rPr>
-              <w:t>05  10  12  33  39</w:t>
+              <w:t>02  04  22  30  38</w:t>
             </w:r>
           </w:p>
         </w:tc>
@@ -866,7 +866,7 @@
                 <w:b/>
                 <w:sz w:val="25"/>
               </w:rPr>
-              <w:t>115000212</w:t>
+              <w:t>115000213</w:t>
             </w:r>
           </w:p>
         </w:tc>
@@ -890,7 +890,7 @@
                 <w:b/>
                 <w:sz w:val="25"/>
               </w:rPr>
-              <w:t>115.09.01</w:t>
+              <w:t>115.09.02</w:t>
             </w:r>
           </w:p>
         </w:tc>
@@ -914,7 +914,7 @@
                 <w:b/>
                 <w:sz w:val="25"/>
               </w:rPr>
-              <w:t>02  04  22  30  38</w:t>
+              <w:t>07  08  13  16  18</w:t>
             </w:r>
           </w:p>
         </w:tc>

--- a/最新開獎紀錄.docx
+++ b/最新開獎紀錄.docx
@@ -173,7 +173,7 @@
                 <w:b/>
                 <w:sz w:val="25"/>
               </w:rPr>
-              <w:t>115000204</w:t>
+              <w:t>115000205</w:t>
             </w:r>
           </w:p>
         </w:tc>
@@ -197,7 +197,7 @@
                 <w:b/>
                 <w:sz w:val="25"/>
               </w:rPr>
-              <w:t>115.08.22</w:t>
+              <w:t>115.08.24</w:t>
             </w:r>
           </w:p>
         </w:tc>
@@ -221,7 +221,7 @@
                 <w:b/>
                 <w:sz w:val="25"/>
               </w:rPr>
-              <w:t>09  10  29  30  34</w:t>
+              <w:t>09  10  19  23  26</w:t>
             </w:r>
           </w:p>
         </w:tc>
@@ -250,7 +250,7 @@
                 <w:b/>
                 <w:sz w:val="25"/>
               </w:rPr>
-              <w:t>115000205</w:t>
+              <w:t>115000206</w:t>
             </w:r>
           </w:p>
         </w:tc>
@@ -274,7 +274,7 @@
                 <w:b/>
                 <w:sz w:val="25"/>
               </w:rPr>
-              <w:t>115.08.24</w:t>
+              <w:t>115.08.25</w:t>
             </w:r>
           </w:p>
         </w:tc>
@@ -298,7 +298,7 @@
                 <w:b/>
                 <w:sz w:val="25"/>
               </w:rPr>
-              <w:t>09  10  19  23  26</w:t>
+              <w:t>08  21  23  30  35</w:t>
             </w:r>
           </w:p>
         </w:tc>
@@ -327,7 +327,7 @@
                 <w:b/>
                 <w:sz w:val="25"/>
               </w:rPr>
-              <w:t>115000206</w:t>
+              <w:t>115000207</w:t>
             </w:r>
           </w:p>
         </w:tc>
@@ -351,7 +351,7 @@
                 <w:b/>
                 <w:sz w:val="25"/>
               </w:rPr>
-              <w:t>115.08.25</w:t>
+              <w:t>115.08.26</w:t>
             </w:r>
           </w:p>
         </w:tc>
@@ -375,7 +375,7 @@
                 <w:b/>
                 <w:sz w:val="25"/>
               </w:rPr>
-              <w:t>08  21  23  30  35</w:t>
+              <w:t>13  19  23  35  38</w:t>
             </w:r>
           </w:p>
         </w:tc>
@@ -404,7 +404,7 @@
                 <w:b/>
                 <w:sz w:val="25"/>
               </w:rPr>
-              <w:t>115000207</w:t>
+              <w:t>115000208</w:t>
             </w:r>
           </w:p>
         </w:tc>
@@ -428,7 +428,7 @@
                 <w:b/>
                 <w:sz w:val="25"/>
               </w:rPr>
-              <w:t>115.08.26</w:t>
+              <w:t>115.08.27</w:t>
             </w:r>
           </w:p>
         </w:tc>
@@ -452,7 +452,7 @@
                 <w:b/>
                 <w:sz w:val="25"/>
               </w:rPr>
-              <w:t>13  19  23  35  38</w:t>
+              <w:t>02  03  07  25  33</w:t>
             </w:r>
           </w:p>
         </w:tc>
@@ -481,7 +481,7 @@
                 <w:b/>
                 <w:sz w:val="25"/>
               </w:rPr>
-              <w:t>115000208</w:t>
+              <w:t>115000209</w:t>
             </w:r>
           </w:p>
         </w:tc>
@@ -505,7 +505,7 @@
                 <w:b/>
                 <w:sz w:val="25"/>
               </w:rPr>
-              <w:t>115.08.27</w:t>
+              <w:t>115.08.28</w:t>
             </w:r>
           </w:p>
         </w:tc>
@@ -529,7 +529,7 @@
                 <w:b/>
                 <w:sz w:val="25"/>
               </w:rPr>
-              <w:t>02  03  07  25  33</w:t>
+              <w:t>02  04  09  12  36</w:t>
             </w:r>
           </w:p>
         </w:tc>
@@ -558,7 +558,7 @@
                 <w:b/>
                 <w:sz w:val="25"/>
               </w:rPr>
-              <w:t>115000209</w:t>
+              <w:t>115000210</w:t>
             </w:r>
           </w:p>
         </w:tc>
@@ -582,7 +582,7 @@
                 <w:b/>
                 <w:sz w:val="25"/>
               </w:rPr>
-              <w:t>115.08.28</w:t>
+              <w:t>115.08.29</w:t>
             </w:r>
           </w:p>
         </w:tc>
@@ -606,7 +606,7 @@
                 <w:b/>
                 <w:sz w:val="25"/>
               </w:rPr>
-              <w:t>02  04  09  12  36</w:t>
+              <w:t>03  06  17  23  33</w:t>
             </w:r>
           </w:p>
         </w:tc>
@@ -635,7 +635,7 @@
                 <w:b/>
                 <w:sz w:val="25"/>
               </w:rPr>
-              <w:t>115000210</w:t>
+              <w:t>115000211</w:t>
             </w:r>
           </w:p>
         </w:tc>
@@ -659,7 +659,7 @@
                 <w:b/>
                 <w:sz w:val="25"/>
               </w:rPr>
-              <w:t>115.08.29</w:t>
+              <w:t>115.08.31</w:t>
             </w:r>
           </w:p>
         </w:tc>
@@ -683,7 +683,7 @@
                 <w:b/>
                 <w:sz w:val="25"/>
               </w:rPr>
-              <w:t>03  06  17  23  33</w:t>
+              <w:t>05  10  12  33  39</w:t>
             </w:r>
           </w:p>
         </w:tc>
@@ -712,7 +712,7 @@
                 <w:b/>
                 <w:sz w:val="25"/>
               </w:rPr>
-              <w:t>115000211</w:t>
+              <w:t>115000212</w:t>
             </w:r>
           </w:p>
         </w:tc>
@@ -736,7 +736,7 @@
                 <w:b/>
                 <w:sz w:val="25"/>
               </w:rPr>
-              <w:t>115.08.31</w:t>
+              <w:t>115.09.01</w:t>
             </w:r>
           </w:p>
         </w:tc>
@@ -760,7 +760,7 @@
                 <w:b/>
                 <w:sz w:val="25"/>
               </w:rPr>
-              <w:t>05  10  12  33  39</w:t>
+              <w:t>02  04  22  30  38</w:t>
             </w:r>
           </w:p>
         </w:tc>
@@ -789,7 +789,7 @@
                 <w:b/>
                 <w:sz w:val="25"/>
               </w:rPr>
-              <w:t>115000212</w:t>
+              <w:t>115000213</w:t>
             </w:r>
           </w:p>
         </w:tc>
@@ -813,7 +813,7 @@
                 <w:b/>
                 <w:sz w:val="25"/>
               </w:rPr>
-              <w:t>115.09.01</w:t>
+              <w:t>115.09.02</w:t>
             </w:r>
           </w:p>
         </w:tc>
@@ -837,7 +837,7 @@
                 <w:b/>
                 <w:sz w:val="25"/>
               </w:rPr>
-              <w:t>02  04  22  30  38</w:t>
+              <w:t>07  08  13  16  18</w:t>
             </w:r>
           </w:p>
         </w:tc>
@@ -866,7 +866,7 @@
                 <w:b/>
                 <w:sz w:val="25"/>
               </w:rPr>
-              <w:t>115000213</w:t>
+              <w:t>115000214</w:t>
             </w:r>
           </w:p>
         </w:tc>
@@ -890,7 +890,7 @@
                 <w:b/>
                 <w:sz w:val="25"/>
               </w:rPr>
-              <w:t>115.09.02</w:t>
+              <w:t>115.09.03</w:t>
             </w:r>
           </w:p>
         </w:tc>
@@ -914,7 +914,7 @@
                 <w:b/>
                 <w:sz w:val="25"/>
               </w:rPr>
-              <w:t>07  08  13  16  18</w:t>
+              <w:t>18  19  22  23  34</w:t>
             </w:r>
           </w:p>
         </w:tc>
@@ -2675,6 +2675,7 @@
                 <w:b/>
                 <w:sz w:val="25"/>
               </w:rPr>
+              <w:t>115000071</w:t>
             </w:r>
           </w:p>
         </w:tc>
@@ -2698,6 +2699,7 @@
                 <w:b/>
                 <w:sz w:val="25"/>
               </w:rPr>
+              <w:t>115.09.03</w:t>
             </w:r>
           </w:p>
         </w:tc>
@@ -2721,6 +2723,7 @@
                 <w:b/>
                 <w:sz w:val="25"/>
               </w:rPr>
+              <w:t>01  06  07  19  30  33</w:t>
             </w:r>
           </w:p>
         </w:tc>
@@ -2744,6 +2747,7 @@
                 <w:b/>
                 <w:sz w:val="25"/>
               </w:rPr>
+              <w:t>08</w:t>
             </w:r>
           </w:p>
         </w:tc>

--- a/最新開獎紀錄.docx
+++ b/最新開獎紀錄.docx
@@ -173,7 +173,7 @@
                 <w:b/>
                 <w:sz w:val="25"/>
               </w:rPr>
-              <w:t>115000205</w:t>
+              <w:t>115000206</w:t>
             </w:r>
           </w:p>
         </w:tc>
@@ -197,7 +197,7 @@
                 <w:b/>
                 <w:sz w:val="25"/>
               </w:rPr>
-              <w:t>115.08.24</w:t>
+              <w:t>115.08.25</w:t>
             </w:r>
           </w:p>
         </w:tc>
@@ -221,7 +221,7 @@
                 <w:b/>
                 <w:sz w:val="25"/>
               </w:rPr>
-              <w:t>09  10  19  23  26</w:t>
+              <w:t>08  21  23  30  35</w:t>
             </w:r>
           </w:p>
         </w:tc>
@@ -250,7 +250,7 @@
                 <w:b/>
                 <w:sz w:val="25"/>
               </w:rPr>
-              <w:t>115000206</w:t>
+              <w:t>115000207</w:t>
             </w:r>
           </w:p>
         </w:tc>
@@ -274,7 +274,7 @@
                 <w:b/>
                 <w:sz w:val="25"/>
               </w:rPr>
-              <w:t>115.08.25</w:t>
+              <w:t>115.08.26</w:t>
             </w:r>
           </w:p>
         </w:tc>
@@ -298,7 +298,7 @@
                 <w:b/>
                 <w:sz w:val="25"/>
               </w:rPr>
-              <w:t>08  21  23  30  35</w:t>
+              <w:t>13  19  23  35  38</w:t>
             </w:r>
           </w:p>
         </w:tc>
@@ -327,7 +327,7 @@
                 <w:b/>
                 <w:sz w:val="25"/>
               </w:rPr>
-              <w:t>115000207</w:t>
+              <w:t>115000208</w:t>
             </w:r>
           </w:p>
         </w:tc>
@@ -351,7 +351,7 @@
                 <w:b/>
                 <w:sz w:val="25"/>
               </w:rPr>
-              <w:t>115.08.26</w:t>
+              <w:t>115.08.27</w:t>
             </w:r>
           </w:p>
         </w:tc>
@@ -375,7 +375,7 @@
                 <w:b/>
                 <w:sz w:val="25"/>
               </w:rPr>
-              <w:t>13  19  23  35  38</w:t>
+              <w:t>02  03  07  25  33</w:t>
             </w:r>
           </w:p>
         </w:tc>
@@ -404,7 +404,7 @@
                 <w:b/>
                 <w:sz w:val="25"/>
               </w:rPr>
-              <w:t>115000208</w:t>
+              <w:t>115000209</w:t>
             </w:r>
           </w:p>
         </w:tc>
@@ -428,7 +428,7 @@
                 <w:b/>
                 <w:sz w:val="25"/>
               </w:rPr>
-              <w:t>115.08.27</w:t>
+              <w:t>115.08.28</w:t>
             </w:r>
           </w:p>
         </w:tc>
@@ -452,7 +452,7 @@
                 <w:b/>
                 <w:sz w:val="25"/>
               </w:rPr>
-              <w:t>02  03  07  25  33</w:t>
+              <w:t>02  04  09  12  36</w:t>
             </w:r>
           </w:p>
         </w:tc>
@@ -481,7 +481,7 @@
                 <w:b/>
                 <w:sz w:val="25"/>
               </w:rPr>
-              <w:t>115000209</w:t>
+              <w:t>115000210</w:t>
             </w:r>
           </w:p>
         </w:tc>
@@ -505,7 +505,7 @@
                 <w:b/>
                 <w:sz w:val="25"/>
               </w:rPr>
-              <w:t>115.08.28</w:t>
+              <w:t>115.08.29</w:t>
             </w:r>
           </w:p>
         </w:tc>
@@ -529,7 +529,7 @@
                 <w:b/>
                 <w:sz w:val="25"/>
               </w:rPr>
-              <w:t>02  04  09  12  36</w:t>
+              <w:t>03  06  17  23  33</w:t>
             </w:r>
           </w:p>
         </w:tc>
@@ -558,7 +558,7 @@
                 <w:b/>
                 <w:sz w:val="25"/>
               </w:rPr>
-              <w:t>115000210</w:t>
+              <w:t>115000211</w:t>
             </w:r>
           </w:p>
         </w:tc>
@@ -582,7 +582,7 @@
                 <w:b/>
                 <w:sz w:val="25"/>
               </w:rPr>
-              <w:t>115.08.29</w:t>
+              <w:t>115.08.31</w:t>
             </w:r>
           </w:p>
         </w:tc>
@@ -606,7 +606,7 @@
                 <w:b/>
                 <w:sz w:val="25"/>
               </w:rPr>
-              <w:t>03  06  17  23  33</w:t>
+              <w:t>05  10  12  33  39</w:t>
             </w:r>
           </w:p>
         </w:tc>
@@ -635,7 +635,7 @@
                 <w:b/>
                 <w:sz w:val="25"/>
               </w:rPr>
-              <w:t>115000211</w:t>
+              <w:t>115000212</w:t>
             </w:r>
           </w:p>
         </w:tc>
@@ -659,7 +659,7 @@
                 <w:b/>
                 <w:sz w:val="25"/>
               </w:rPr>
-              <w:t>115.08.31</w:t>
+              <w:t>115.09.01</w:t>
             </w:r>
           </w:p>
         </w:tc>
@@ -683,7 +683,7 @@
                 <w:b/>
                 <w:sz w:val="25"/>
               </w:rPr>
-              <w:t>05  10  12  33  39</w:t>
+              <w:t>02  04  22  30  38</w:t>
             </w:r>
           </w:p>
         </w:tc>
@@ -712,7 +712,7 @@
                 <w:b/>
                 <w:sz w:val="25"/>
               </w:rPr>
-              <w:t>115000212</w:t>
+              <w:t>115000213</w:t>
             </w:r>
           </w:p>
         </w:tc>
@@ -736,7 +736,7 @@
                 <w:b/>
                 <w:sz w:val="25"/>
               </w:rPr>
-              <w:t>115.09.01</w:t>
+              <w:t>115.09.02</w:t>
             </w:r>
           </w:p>
         </w:tc>
@@ -760,7 +760,7 @@
                 <w:b/>
                 <w:sz w:val="25"/>
               </w:rPr>
-              <w:t>02  04  22  30  38</w:t>
+              <w:t>07  08  13  16  18</w:t>
             </w:r>
           </w:p>
         </w:tc>
@@ -789,7 +789,7 @@
                 <w:b/>
                 <w:sz w:val="25"/>
               </w:rPr>
-              <w:t>115000213</w:t>
+              <w:t>115000214</w:t>
             </w:r>
           </w:p>
         </w:tc>
@@ -813,7 +813,7 @@
                 <w:b/>
                 <w:sz w:val="25"/>
               </w:rPr>
-              <w:t>115.09.02</w:t>
+              <w:t>115.09.03</w:t>
             </w:r>
           </w:p>
         </w:tc>
@@ -837,7 +837,7 @@
                 <w:b/>
                 <w:sz w:val="25"/>
               </w:rPr>
-              <w:t>07  08  13  16  18</w:t>
+              <w:t>18  19  22  23  34</w:t>
             </w:r>
           </w:p>
         </w:tc>
@@ -866,7 +866,7 @@
                 <w:b/>
                 <w:sz w:val="25"/>
               </w:rPr>
-              <w:t>115000214</w:t>
+              <w:t>115000215</w:t>
             </w:r>
           </w:p>
         </w:tc>
@@ -890,7 +890,7 @@
                 <w:b/>
                 <w:sz w:val="25"/>
               </w:rPr>
-              <w:t>115.09.03</w:t>
+              <w:t>115.09.04</w:t>
             </w:r>
           </w:p>
         </w:tc>
@@ -914,7 +914,7 @@
                 <w:b/>
                 <w:sz w:val="25"/>
               </w:rPr>
-              <w:t>18  19  22  23  34</w:t>
+              <w:t>02  04  15  17  24</w:t>
             </w:r>
           </w:p>
         </w:tc>
@@ -4495,6 +4495,7 @@
                 <w:b/>
                 <w:sz w:val="25"/>
               </w:rPr>
+              <w:t>115000085</w:t>
             </w:r>
           </w:p>
         </w:tc>
@@ -4518,6 +4519,7 @@
                 <w:b/>
                 <w:sz w:val="25"/>
               </w:rPr>
+              <w:t>115.09.04</w:t>
             </w:r>
           </w:p>
         </w:tc>
@@ -4541,6 +4543,7 @@
                 <w:b/>
                 <w:sz w:val="25"/>
               </w:rPr>
+              <w:t>03  13  17  18  27  37</w:t>
             </w:r>
           </w:p>
         </w:tc>
@@ -4564,6 +4567,7 @@
                 <w:b/>
                 <w:sz w:val="25"/>
               </w:rPr>
+              <w:t>19</w:t>
             </w:r>
           </w:p>
         </w:tc>

--- a/最新開獎紀錄.docx
+++ b/最新開獎紀錄.docx
@@ -173,7 +173,7 @@
                 <w:b/>
                 <w:sz w:val="25"/>
               </w:rPr>
-              <w:t>115000206</w:t>
+              <w:t>115000207</w:t>
             </w:r>
           </w:p>
         </w:tc>
@@ -197,7 +197,7 @@
                 <w:b/>
                 <w:sz w:val="25"/>
               </w:rPr>
-              <w:t>115.08.25</w:t>
+              <w:t>115.08.26</w:t>
             </w:r>
           </w:p>
         </w:tc>
@@ -221,7 +221,7 @@
                 <w:b/>
                 <w:sz w:val="25"/>
               </w:rPr>
-              <w:t>08  21  23  30  35</w:t>
+              <w:t>13  19  23  35  38</w:t>
             </w:r>
           </w:p>
         </w:tc>
@@ -250,7 +250,7 @@
                 <w:b/>
                 <w:sz w:val="25"/>
               </w:rPr>
-              <w:t>115000207</w:t>
+              <w:t>115000208</w:t>
             </w:r>
           </w:p>
         </w:tc>
@@ -274,7 +274,7 @@
                 <w:b/>
                 <w:sz w:val="25"/>
               </w:rPr>
-              <w:t>115.08.26</w:t>
+              <w:t>115.08.27</w:t>
             </w:r>
           </w:p>
         </w:tc>
@@ -298,7 +298,7 @@
                 <w:b/>
                 <w:sz w:val="25"/>
               </w:rPr>
-              <w:t>13  19  23  35  38</w:t>
+              <w:t>02  03  07  25  33</w:t>
             </w:r>
           </w:p>
         </w:tc>
@@ -327,7 +327,7 @@
                 <w:b/>
                 <w:sz w:val="25"/>
               </w:rPr>
-              <w:t>115000208</w:t>
+              <w:t>115000209</w:t>
             </w:r>
           </w:p>
         </w:tc>
@@ -351,7 +351,7 @@
                 <w:b/>
                 <w:sz w:val="25"/>
               </w:rPr>
-              <w:t>115.08.27</w:t>
+              <w:t>115.08.28</w:t>
             </w:r>
           </w:p>
         </w:tc>
@@ -375,7 +375,7 @@
                 <w:b/>
                 <w:sz w:val="25"/>
               </w:rPr>
-              <w:t>02  03  07  25  33</w:t>
+              <w:t>02  04  09  12  36</w:t>
             </w:r>
           </w:p>
         </w:tc>
@@ -404,7 +404,7 @@
                 <w:b/>
                 <w:sz w:val="25"/>
               </w:rPr>
-              <w:t>115000209</w:t>
+              <w:t>115000210</w:t>
             </w:r>
           </w:p>
         </w:tc>
@@ -428,7 +428,7 @@
                 <w:b/>
                 <w:sz w:val="25"/>
               </w:rPr>
-              <w:t>115.08.28</w:t>
+              <w:t>115.08.29</w:t>
             </w:r>
           </w:p>
         </w:tc>
@@ -452,7 +452,7 @@
                 <w:b/>
                 <w:sz w:val="25"/>
               </w:rPr>
-              <w:t>02  04  09  12  36</w:t>
+              <w:t>03  06  17  23  33</w:t>
             </w:r>
           </w:p>
         </w:tc>
@@ -481,7 +481,7 @@
                 <w:b/>
                 <w:sz w:val="25"/>
               </w:rPr>
-              <w:t>115000210</w:t>
+              <w:t>115000211</w:t>
             </w:r>
           </w:p>
         </w:tc>
@@ -505,7 +505,7 @@
                 <w:b/>
                 <w:sz w:val="25"/>
               </w:rPr>
-              <w:t>115.08.29</w:t>
+              <w:t>115.08.31</w:t>
             </w:r>
           </w:p>
         </w:tc>
@@ -529,7 +529,7 @@
                 <w:b/>
                 <w:sz w:val="25"/>
               </w:rPr>
-              <w:t>03  06  17  23  33</w:t>
+              <w:t>05  10  12  33  39</w:t>
             </w:r>
           </w:p>
         </w:tc>
@@ -558,7 +558,7 @@
                 <w:b/>
                 <w:sz w:val="25"/>
               </w:rPr>
-              <w:t>115000211</w:t>
+              <w:t>115000212</w:t>
             </w:r>
           </w:p>
         </w:tc>
@@ -582,7 +582,7 @@
                 <w:b/>
                 <w:sz w:val="25"/>
               </w:rPr>
-              <w:t>115.08.31</w:t>
+              <w:t>115.09.01</w:t>
             </w:r>
           </w:p>
         </w:tc>
@@ -606,7 +606,7 @@
                 <w:b/>
                 <w:sz w:val="25"/>
               </w:rPr>
-              <w:t>05  10  12  33  39</w:t>
+              <w:t>02  04  22  30  38</w:t>
             </w:r>
           </w:p>
         </w:tc>
@@ -635,7 +635,7 @@
                 <w:b/>
                 <w:sz w:val="25"/>
               </w:rPr>
-              <w:t>115000212</w:t>
+              <w:t>115000213</w:t>
             </w:r>
           </w:p>
         </w:tc>
@@ -659,7 +659,7 @@
                 <w:b/>
                 <w:sz w:val="25"/>
               </w:rPr>
-              <w:t>115.09.01</w:t>
+              <w:t>115.09.02</w:t>
             </w:r>
           </w:p>
         </w:tc>
@@ -683,7 +683,7 @@
                 <w:b/>
                 <w:sz w:val="25"/>
               </w:rPr>
-              <w:t>02  04  22  30  38</w:t>
+              <w:t>07  08  13  16  18</w:t>
             </w:r>
           </w:p>
         </w:tc>
@@ -712,7 +712,7 @@
                 <w:b/>
                 <w:sz w:val="25"/>
               </w:rPr>
-              <w:t>115000213</w:t>
+              <w:t>115000214</w:t>
             </w:r>
           </w:p>
         </w:tc>
@@ -736,7 +736,7 @@
                 <w:b/>
                 <w:sz w:val="25"/>
               </w:rPr>
-              <w:t>115.09.02</w:t>
+              <w:t>115.09.03</w:t>
             </w:r>
           </w:p>
         </w:tc>
@@ -760,7 +760,7 @@
                 <w:b/>
                 <w:sz w:val="25"/>
               </w:rPr>
-              <w:t>07  08  13  16  18</w:t>
+              <w:t>18  19  22  23  34</w:t>
             </w:r>
           </w:p>
         </w:tc>
@@ -789,7 +789,7 @@
                 <w:b/>
                 <w:sz w:val="25"/>
               </w:rPr>
-              <w:t>115000214</w:t>
+              <w:t>115000215</w:t>
             </w:r>
           </w:p>
         </w:tc>
@@ -813,7 +813,7 @@
                 <w:b/>
                 <w:sz w:val="25"/>
               </w:rPr>
-              <w:t>115.09.03</w:t>
+              <w:t>115.09.04</w:t>
             </w:r>
           </w:p>
         </w:tc>
@@ -837,7 +837,7 @@
                 <w:b/>
                 <w:sz w:val="25"/>
               </w:rPr>
-              <w:t>18  19  22  23  34</w:t>
+              <w:t>02  04  15  17  24</w:t>
             </w:r>
           </w:p>
         </w:tc>
@@ -866,7 +866,7 @@
                 <w:b/>
                 <w:sz w:val="25"/>
               </w:rPr>
-              <w:t>115000215</w:t>
+              <w:t>115000216</w:t>
             </w:r>
           </w:p>
         </w:tc>
@@ -890,7 +890,7 @@
                 <w:b/>
                 <w:sz w:val="25"/>
               </w:rPr>
-              <w:t>115.09.04</w:t>
+              <w:t>115.09.05</w:t>
             </w:r>
           </w:p>
         </w:tc>
@@ -914,7 +914,7 @@
                 <w:b/>
                 <w:sz w:val="25"/>
               </w:rPr>
-              <w:t>02  04  15  17  24</w:t>
+              <w:t>03  08  10  28  38</w:t>
             </w:r>
           </w:p>
         </w:tc>
